--- a/zht/docx/157.content.docx
+++ b/zht/docx/157.content.docx
@@ -15932,6 +15932,593 @@
           <w:lang w:val="zh_TW" w:bidi="zh_TW"/>
         </w:rPr>
         <w:t>晝</w:t>
+      </w:r>
+      <w:r>
+        <w:rPr>
+          <w:lang w:val="zh_TW" w:bidi="zh_TW"/>
+        </w:rPr>
+        <w:t>。</w:t>
+      </w:r>
+      <w:r>
+        <w:rPr>
+          <w:lang w:val="zh_TW" w:bidi="zh_TW"/>
+        </w:rPr>
+      </w:r>
+      <w:r>
+        <w:rPr>
+          <w:lang w:val="zh_TW" w:bidi="zh_TW"/>
+        </w:rPr>
+      </w:r>
+    </w:p>
+    <w:p>
+      <w:pPr/>
+      <w:r>
+        <w:rPr>
+          <w:lang w:val="zh_TW" w:bidi="zh_TW"/>
+        </w:rPr>
+      </w:r>
+    </w:p>
+    <w:p>
+      <w:pPr>
+        <w:pStyle w:val="Heading2"/>
+      </w:pPr>
+      <w:r>
+        <w:rPr>
+          <w:lang w:val="zh_TW" w:bidi="zh_TW"/>
+        </w:rPr>
+        <w:t>葉忒羅</w:t>
+      </w:r>
+      <w:r>
+        <w:rPr>
+          <w:lang w:val="zh_TW" w:bidi="zh_TW"/>
+        </w:rPr>
+      </w:r>
+    </w:p>
+    <w:p>
+      <w:pPr/>
+      <w:r>
+        <w:rPr>
+          <w:lang w:val="zh_TW" w:bidi="zh_TW"/>
+        </w:rPr>
+      </w:r>
+      <w:r>
+        <w:rPr>
+          <w:lang w:val="zh_TW" w:bidi="zh_TW"/>
+        </w:rPr>
+        <w:t>葉忒羅是摩西的岳父。葉忒羅的女兒西坡拉在摩西逃亡和寄居曠野的期間成為摩西的妻子（</w:t>
+      </w:r>
+      <w:hyperlink r:id="rId535">
+        <w:r>
+          <w:rPr>
+            <w:lang w:val="zh_TW" w:bidi="zh_TW"/>
+          </w:rPr>
+          <w:rPr>
+            <w:color w:val="0000EE"/>
+            <w:u w:val="single"/>
+          </w:rPr>
+          <w:t>出2:21</w:t>
+        </w:r>
+      </w:hyperlink>
+      <w:r>
+        <w:rPr>
+          <w:lang w:val="zh_TW" w:bidi="zh_TW"/>
+        </w:rPr>
+        <w:t>）。後來摩西奉命前往埃及時，曾帶著西坡拉和他的兒子們同行，但隨後又將他們送回葉忒羅那裡（</w:t>
+      </w:r>
+      <w:hyperlink r:id="rId536">
+        <w:r>
+          <w:rPr>
+            <w:lang w:val="zh_TW" w:bidi="zh_TW"/>
+          </w:rPr>
+          <w:rPr>
+            <w:color w:val="0000EE"/>
+            <w:u w:val="single"/>
+          </w:rPr>
+          <w:t>4:20</w:t>
+        </w:r>
+      </w:hyperlink>
+      <w:r>
+        <w:rPr>
+          <w:lang w:val="zh_TW" w:bidi="zh_TW"/>
+        </w:rPr>
+        <w:t>）。等到以色列人抵達西奈山之後，葉忒羅便帶著他們前來與摩西相會（</w:t>
+      </w:r>
+      <w:hyperlink r:id="rId537">
+        <w:r>
+          <w:rPr>
+            <w:lang w:val="zh_TW" w:bidi="zh_TW"/>
+          </w:rPr>
+          <w:rPr>
+            <w:color w:val="0000EE"/>
+            <w:u w:val="single"/>
+          </w:rPr>
+          <w:t>出18:1–7</w:t>
+        </w:r>
+      </w:hyperlink>
+      <w:r>
+        <w:rPr>
+          <w:lang w:val="zh_TW" w:bidi="zh_TW"/>
+        </w:rPr>
+        <w:t>）。透過這層家庭關係，葉忒羅與以色列人的群體產生聯繫。</w:t>
+      </w:r>
+    </w:p>
+    <w:p>
+      <w:pPr>
+        <w:pStyle w:val="Heading3"/>
+      </w:pPr>
+      <w:r>
+        <w:rPr>
+          <w:lang w:val="zh_TW" w:bidi="zh_TW"/>
+        </w:rPr>
+        <w:t>葉忒羅與以色列的關係是什麼？</w:t>
+      </w:r>
+    </w:p>
+    <w:p>
+      <w:pPr/>
+      <w:r>
+        <w:rPr>
+          <w:lang w:val="zh_TW" w:bidi="zh_TW"/>
+        </w:rPr>
+      </w:r>
+      <w:r>
+        <w:rPr>
+          <w:lang w:val="zh_TW" w:bidi="zh_TW"/>
+        </w:rPr>
+        <w:t>學者們對於葉忒羅與以色列的關係有不同的理解。葉忒羅是米甸的祭司（</w:t>
+      </w:r>
+      <w:hyperlink r:id="rId538">
+        <w:r>
+          <w:rPr>
+            <w:lang w:val="zh_TW" w:bidi="zh_TW"/>
+          </w:rPr>
+          <w:rPr>
+            <w:color w:val="0000EE"/>
+            <w:u w:val="single"/>
+          </w:rPr>
+          <w:t>出2:16</w:t>
+        </w:r>
+      </w:hyperlink>
+      <w:r>
+        <w:rPr>
+          <w:lang w:val="zh_TW" w:bidi="zh_TW"/>
+        </w:rPr>
+        <w:t>，</w:t>
+      </w:r>
+      <w:hyperlink r:id="rId539">
+        <w:r>
+          <w:rPr>
+            <w:lang w:val="zh_TW" w:bidi="zh_TW"/>
+          </w:rPr>
+          <w:rPr>
+            <w:color w:val="0000EE"/>
+            <w:u w:val="single"/>
+          </w:rPr>
+          <w:t>3:1</w:t>
+        </w:r>
+      </w:hyperlink>
+      <w:r>
+        <w:rPr>
+          <w:lang w:val="zh_TW" w:bidi="zh_TW"/>
+        </w:rPr>
+        <w:t>）。然而，我們無法確定米甸人當時所信奉的宗教為何。基尼人是米甸族中的一支（</w:t>
+      </w:r>
+      <w:hyperlink r:id="rId540">
+        <w:r>
+          <w:rPr>
+            <w:lang w:val="zh_TW" w:bidi="zh_TW"/>
+          </w:rPr>
+          <w:rPr>
+            <w:color w:val="0000EE"/>
+            <w:u w:val="single"/>
+          </w:rPr>
+          <w:t>士1:16</w:t>
+        </w:r>
+      </w:hyperlink>
+      <w:r>
+        <w:rPr>
+          <w:lang w:val="zh_TW" w:bidi="zh_TW"/>
+        </w:rPr>
+        <w:t>）。有些學者推測，基尼人可能有一位名叫雅巍（Yahweh，和合本譯為：耶和華）的部族的神，而葉忒羅正是這位神的祭司。也有學者提出，是摩西將葉忒羅所敬奉的部族神耶和華引介給以色列人。不過，聖經中的記載並不支持這種看法。</w:t>
+      </w:r>
+    </w:p>
+    <w:p>
+      <w:pPr/>
+      <w:r>
+        <w:rPr>
+          <w:lang w:val="zh_TW" w:bidi="zh_TW"/>
+        </w:rPr>
+      </w:r>
+      <w:r>
+        <w:rPr>
+          <w:lang w:val="zh_TW" w:bidi="zh_TW"/>
+        </w:rPr>
+        <w:t>很明顯，葉忒羅是一位敬畏並事奉神的人。聖經的記載可以理解為：葉忒羅因為是亞伯拉罕的後裔，所以認識以色列的神（</w:t>
+      </w:r>
+      <w:hyperlink r:id="rId541">
+        <w:r>
+          <w:rPr>
+            <w:lang w:val="zh_TW" w:bidi="zh_TW"/>
+          </w:rPr>
+          <w:rPr>
+            <w:color w:val="0000EE"/>
+            <w:u w:val="single"/>
+          </w:rPr>
+          <w:t>創25:2</w:t>
+        </w:r>
+      </w:hyperlink>
+      <w:r>
+        <w:rPr>
+          <w:lang w:val="zh_TW" w:bidi="zh_TW"/>
+        </w:rPr>
+        <w:t>）。葉忒羅在聽見神如何拯救以色列人脫離埃及之後，承認耶和華是神，是諸神中最大的。他獻上燔祭和祭物敬拜耶和華，並與以色列人一同認同神的作為（</w:t>
+      </w:r>
+      <w:hyperlink r:id="rId542">
+        <w:r>
+          <w:rPr>
+            <w:lang w:val="zh_TW" w:bidi="zh_TW"/>
+          </w:rPr>
+          <w:rPr>
+            <w:color w:val="0000EE"/>
+            <w:u w:val="single"/>
+          </w:rPr>
+          <w:t>出18:11</w:t>
+        </w:r>
+      </w:hyperlink>
+      <w:r>
+        <w:rPr>
+          <w:lang w:val="zh_TW" w:bidi="zh_TW"/>
+        </w:rPr>
+        <w:t>）。有些學者認為這表示葉忒羅接受了與以色列所立的約。不過，這種解釋誤解了葉忒羅的實際行動，也不了解當時獻祭和之後共享筵席的真正意義。</w:t>
+      </w:r>
+    </w:p>
+    <w:p>
+      <w:pPr/>
+      <w:r>
+        <w:rPr>
+          <w:lang w:val="zh_TW" w:bidi="zh_TW"/>
+        </w:rPr>
+      </w:r>
+      <w:r>
+        <w:rPr>
+          <w:lang w:val="zh_TW" w:bidi="zh_TW"/>
+        </w:rPr>
+        <w:t>摩西聽到葉忒羅處理百姓爭訟的好建議後，從百姓中選出有才能的人，立他們作領袖和士師（</w:t>
+      </w:r>
+      <w:hyperlink r:id="rId543">
+        <w:r>
+          <w:rPr>
+            <w:lang w:val="zh_TW" w:bidi="zh_TW"/>
+          </w:rPr>
+          <w:rPr>
+            <w:color w:val="0000EE"/>
+            <w:u w:val="single"/>
+          </w:rPr>
+          <w:t>出18:13–27</w:t>
+        </w:r>
+      </w:hyperlink>
+      <w:r>
+        <w:rPr>
+          <w:lang w:val="zh_TW" w:bidi="zh_TW"/>
+        </w:rPr>
+        <w:t>）。之後，葉忒羅回到自己的本地，似乎沒有再與以色列人有進一步來往。不過，他的兒子和其他後裔後來加入了以色列人的群體（</w:t>
+      </w:r>
+      <w:hyperlink r:id="rId544">
+        <w:r>
+          <w:rPr>
+            <w:lang w:val="zh_TW" w:bidi="zh_TW"/>
+          </w:rPr>
+          <w:rPr>
+            <w:color w:val="0000EE"/>
+            <w:u w:val="single"/>
+          </w:rPr>
+          <w:t>民10:29–33</w:t>
+        </w:r>
+      </w:hyperlink>
+      <w:r>
+        <w:rPr>
+          <w:lang w:val="zh_TW" w:bidi="zh_TW"/>
+        </w:rPr>
+        <w:t>；</w:t>
+      </w:r>
+      <w:hyperlink r:id="rId540">
+        <w:r>
+          <w:rPr>
+            <w:lang w:val="zh_TW" w:bidi="zh_TW"/>
+          </w:rPr>
+          <w:rPr>
+            <w:color w:val="0000EE"/>
+            <w:u w:val="single"/>
+          </w:rPr>
+          <w:t>士1:16</w:t>
+        </w:r>
+      </w:hyperlink>
+      <w:r>
+        <w:rPr>
+          <w:lang w:val="zh_TW" w:bidi="zh_TW"/>
+        </w:rPr>
+        <w:t>，</w:t>
+      </w:r>
+      <w:hyperlink r:id="rId545">
+        <w:r>
+          <w:rPr>
+            <w:lang w:val="zh_TW" w:bidi="zh_TW"/>
+          </w:rPr>
+          <w:rPr>
+            <w:color w:val="0000EE"/>
+            <w:u w:val="single"/>
+          </w:rPr>
+          <w:t>4:11</w:t>
+        </w:r>
+      </w:hyperlink>
+      <w:r>
+        <w:rPr>
+          <w:lang w:val="zh_TW" w:bidi="zh_TW"/>
+        </w:rPr>
+        <w:t>）。</w:t>
+      </w:r>
+    </w:p>
+    <w:p>
+      <w:pPr>
+        <w:pStyle w:val="Heading3"/>
+      </w:pPr>
+      <w:r>
+        <w:rPr>
+          <w:lang w:val="zh_TW" w:bidi="zh_TW"/>
+        </w:rPr>
+        <w:t>葉忒羅的其它名字</w:t>
+      </w:r>
+    </w:p>
+    <w:p>
+      <w:pPr/>
+      <w:r>
+        <w:rPr>
+          <w:lang w:val="zh_TW" w:bidi="zh_TW"/>
+        </w:rPr>
+      </w:r>
+      <w:r>
+        <w:rPr>
+          <w:lang w:val="zh_TW" w:bidi="zh_TW"/>
+        </w:rPr>
+        <w:t>聖經和後期猶太文獻中提及幾個與葉忒羅有關的名字。塔木德（Talmud，.猶太教對妥拉的解釋與傳統法律、教訓和拉比討論的彙編）記錄，他原名為益帖，但在歸信真神之後改名為葉忒羅（這種說法並無明確的證據支持）。他也稱為流珥，就是那七個在井邊遇見摩西的女兒的父親（</w:t>
+      </w:r>
+      <w:hyperlink r:id="rId546">
+        <w:r>
+          <w:rPr>
+            <w:lang w:val="zh_TW" w:bidi="zh_TW"/>
+          </w:rPr>
+          <w:rPr>
+            <w:color w:val="0000EE"/>
+            <w:u w:val="single"/>
+          </w:rPr>
+          <w:t>出2:16–18</w:t>
+        </w:r>
+      </w:hyperlink>
+      <w:r>
+        <w:rPr>
+          <w:lang w:val="zh_TW" w:bidi="zh_TW"/>
+        </w:rPr>
+        <w:t>；</w:t>
+      </w:r>
+      <w:hyperlink r:id="rId547">
+        <w:r>
+          <w:rPr>
+            <w:lang w:val="zh_TW" w:bidi="zh_TW"/>
+          </w:rPr>
+          <w:rPr>
+            <w:color w:val="0000EE"/>
+            <w:u w:val="single"/>
+          </w:rPr>
+          <w:t>民10:29</w:t>
+        </w:r>
+      </w:hyperlink>
+      <w:r>
+        <w:rPr>
+          <w:lang w:val="zh_TW" w:bidi="zh_TW"/>
+        </w:rPr>
+        <w:t>）。此外，他還稱為何巴（</w:t>
+      </w:r>
+      <w:hyperlink r:id="rId545">
+        <w:r>
+          <w:rPr>
+            <w:lang w:val="zh_TW" w:bidi="zh_TW"/>
+          </w:rPr>
+          <w:rPr>
+            <w:color w:val="0000EE"/>
+            <w:u w:val="single"/>
+          </w:rPr>
+          <w:t>士4:11</w:t>
+        </w:r>
+      </w:hyperlink>
+      <w:r>
+        <w:rPr>
+          <w:lang w:val="zh_TW" w:bidi="zh_TW"/>
+        </w:rPr>
+        <w:t>），而經文又說何巴是流珥的兒子（</w:t>
+      </w:r>
+      <w:hyperlink r:id="rId547">
+        <w:r>
+          <w:rPr>
+            <w:lang w:val="zh_TW" w:bidi="zh_TW"/>
+          </w:rPr>
+          <w:rPr>
+            <w:color w:val="0000EE"/>
+            <w:u w:val="single"/>
+          </w:rPr>
+          <w:t>民10:29</w:t>
+        </w:r>
+      </w:hyperlink>
+      <w:r>
+        <w:rPr>
+          <w:lang w:val="zh_TW" w:bidi="zh_TW"/>
+        </w:rPr>
+        <w:t>）。</w:t>
+      </w:r>
+    </w:p>
+    <w:p>
+      <w:pPr/>
+      <w:r>
+        <w:rPr>
+          <w:lang w:val="zh_TW" w:bidi="zh_TW"/>
+        </w:rPr>
+      </w:r>
+      <w:r>
+        <w:rPr>
+          <w:lang w:val="zh_TW" w:bidi="zh_TW"/>
+        </w:rPr>
+        <w:t>聖經並沒有解釋為何在不同經文中出現了不同的名字。不過，學者提出幾個可能的解釋：</w:t>
+      </w:r>
+    </w:p>
+    <w:p>
+      <w:pPr>
+        <w:pStyle w:val="ListNumber"/>
+        <w:numPr>
+          <w:ilvl w:val="0"/>
+          <w:numId w:val="14"/>
+        </w:numPr>
+        <w:spacing w:line="240" w:lineRule="auto"/>
+        <w:ind w:left="720"/>
+      </w:pPr>
+      <w:r>
+        <w:rPr>
+          <w:lang w:val="zh_TW" w:bidi="zh_TW"/>
+        </w:rPr>
+      </w:r>
+      <w:r>
+        <w:rPr>
+          <w:lang w:val="zh_TW" w:bidi="zh_TW"/>
+        </w:rPr>
+        <w:t>他在不同的米甸部族中擔任祭司，因此各部族可能各自以不同的名字稱呼他。</w:t>
+      </w:r>
+    </w:p>
+    <w:p>
+      <w:pPr>
+        <w:pStyle w:val="ListNumber"/>
+        <w:spacing w:line="240" w:lineRule="auto"/>
+        <w:ind w:left="720"/>
+      </w:pPr>
+      <w:r>
+        <w:rPr>
+          <w:lang w:val="zh_TW" w:bidi="zh_TW"/>
+        </w:rPr>
+      </w:r>
+      <w:r>
+        <w:rPr>
+          <w:lang w:val="zh_TW" w:bidi="zh_TW"/>
+        </w:rPr>
+        <w:t>流珥可能是部族名號，而非他的個人名字。</w:t>
+      </w:r>
+    </w:p>
+    <w:p>
+      <w:pPr>
+        <w:pStyle w:val="ListNumber"/>
+        <w:spacing w:line="240" w:lineRule="auto"/>
+        <w:ind w:left="720"/>
+      </w:pPr>
+      <w:r>
+        <w:rPr>
+          <w:lang w:val="zh_TW" w:bidi="zh_TW"/>
+        </w:rPr>
+      </w:r>
+      <w:r>
+        <w:rPr>
+          <w:lang w:val="zh_TW" w:bidi="zh_TW"/>
+        </w:rPr>
+        <w:t>何巴本是他兒子的名字，但有時也用來指父親。</w:t>
+      </w:r>
+    </w:p>
+    <w:p>
+      <w:pPr>
+        <w:pStyle w:val="ListNumber"/>
+        <w:spacing w:line="240" w:lineRule="auto"/>
+        <w:ind w:left="720"/>
+      </w:pPr>
+      <w:r>
+        <w:rPr>
+          <w:lang w:val="zh_TW" w:bidi="zh_TW"/>
+        </w:rPr>
+      </w:r>
+      <w:hyperlink r:id="rId548">
+        <w:r>
+          <w:rPr>
+            <w:lang w:val="zh_TW" w:bidi="zh_TW"/>
+          </w:rPr>
+          <w:rPr>
+            <w:color w:val="0000EE"/>
+            <w:u w:val="single"/>
+          </w:rPr>
+          <w:t>出埃及記二章18節</w:t>
+        </w:r>
+      </w:hyperlink>
+      <w:r>
+        <w:rPr>
+          <w:lang w:val="zh_TW" w:bidi="zh_TW"/>
+        </w:rPr>
+        <w:t>和</w:t>
+      </w:r>
+      <w:hyperlink r:id="rId545">
+        <w:r>
+          <w:rPr>
+            <w:lang w:val="zh_TW" w:bidi="zh_TW"/>
+          </w:rPr>
+          <w:rPr>
+            <w:color w:val="0000EE"/>
+            <w:u w:val="single"/>
+          </w:rPr>
+          <w:t>士師記四章11節</w:t>
+        </w:r>
+      </w:hyperlink>
+      <w:r>
+        <w:rPr>
+          <w:lang w:val="zh_TW" w:bidi="zh_TW"/>
+        </w:rPr>
+        <w:t>可能包含了後來加上的註解，導致名稱混亂。</w:t>
+      </w:r>
+    </w:p>
+    <w:p>
+      <w:pPr/>
+      <w:r>
+        <w:rPr>
+          <w:lang w:val="zh_TW" w:bidi="zh_TW"/>
+        </w:rPr>
+      </w:r>
+      <w:r>
+        <w:rPr>
+          <w:lang w:val="zh_TW" w:bidi="zh_TW"/>
+        </w:rPr>
+        <w:t>儘管這些名字引起了混淆，但可以明確地確認葉忒羅有一個名叫何巴的兒子。</w:t>
+      </w:r>
+    </w:p>
+    <w:p>
+      <w:pPr/>
+      <w:r>
+        <w:rPr>
+          <w:lang w:val="zh_TW" w:bidi="zh_TW"/>
+        </w:rPr>
+      </w:r>
+      <w:r>
+        <w:rPr>
+          <w:i/>
+          <w:lang w:val="zh_TW" w:bidi="zh_TW"/>
+        </w:rPr>
+        <w:t>另見</w:t>
+      </w:r>
+      <w:r>
+        <w:rPr>
+          <w:lang w:val="zh_TW" w:bidi="zh_TW"/>
+        </w:rPr>
+        <w:t>米甸，米甸人</w:t>
+      </w:r>
+      <w:r>
+        <w:rPr>
+          <w:lang w:val="zh_TW" w:bidi="zh_TW"/>
+        </w:rPr>
+        <w:t>；</w:t>
+      </w:r>
+      <w:r>
+        <w:rPr>
+          <w:lang w:val="zh_TW" w:bidi="zh_TW"/>
+        </w:rPr>
+        <w:t>摩西</w:t>
       </w:r>
       <w:r>
         <w:rPr>
@@ -17839,6 +18426,12 @@
   </w:num>
   <w:num w:numId="13" w16cid:durableId="592781308">
     <w:abstractNumId w:val="11"/>
+  </w:num>
+  <w:num w:numId="14">
+    <w:abstractNumId w:val="3"/>
+    <w:lvlOverride w:ilvl="0">
+      <w:startOverride w:val="1"/>
+    </w:lvlOverride>
   </w:num>
   <w:numIdMacAtCleanup w:val="10"/>
 </w:numbering>

--- a/zht/docx/157.content.docx
+++ b/zht/docx/157.content.docx
@@ -149,7 +149,7 @@
         <w:rPr>
           <w:lang w:val="zh_TW" w:bidi="zh_TW"/>
         </w:rPr>
-        <w:t>xia</w:t>
+        <w:t>tie</w:t>
       </w:r>
       <w:r>
         <w:rPr>
@@ -212,7 +212,7 @@
         <w:rPr>
           <w:lang w:val="zh_TW" w:bidi="zh_TW"/>
         </w:rPr>
-        <w:t>瞎眼</w:t>
+        <w:t>帖撒羅尼迦後書</w:t>
       </w:r>
       <w:r>
         <w:rPr>
@@ -231,18 +231,7 @@
         <w:rPr>
           <w:lang w:val="zh_TW" w:bidi="zh_TW"/>
         </w:rPr>
-        <w:t>無法看見的態狀。瞎眼在古代近東地區十分普遍，至今仍在許多貧困和部落社區中常見，特別是在缺乏現代醫療資源的地方。</w:t>
-      </w:r>
-    </w:p>
-    <w:p>
-      <w:pPr>
-        <w:pStyle w:val="Heading3"/>
-      </w:pPr>
-      <w:r>
-        <w:rPr>
-          <w:lang w:val="zh_TW" w:bidi="zh_TW"/>
-        </w:rPr>
-        <w:t>什麼原因導致失明？</w:t>
+        <w:t>保羅寫給帖撒羅尼迦教會的第二封信。</w:t>
       </w:r>
     </w:p>
     <w:p>
@@ -256,43 +245,90 @@
         <w:rPr>
           <w:lang w:val="zh_TW" w:bidi="zh_TW"/>
         </w:rPr>
-        <w:t>聖經沒有討論瞎眼的醫學原因，但可能與個人衛生欠佳和不衛生（不清潔或骯髒）的生活環境有關。新生嬰兒最容易受影響。大多數天生瞎眼（</w:t>
-      </w:r>
-      <w:hyperlink r:id="rId13">
-        <w:r>
-          <w:rPr>
-            <w:lang w:val="zh_TW" w:bidi="zh_TW"/>
-          </w:rPr>
-          <w:rPr>
-            <w:color w:val="0000EE"/>
-            <w:u w:val="single"/>
-          </w:rPr>
-          <w:t>約9:1</w:t>
-        </w:r>
-      </w:hyperlink>
-      <w:r>
-        <w:rPr>
-          <w:lang w:val="zh_TW" w:bidi="zh_TW"/>
-        </w:rPr>
-        <w:t>–</w:t>
-      </w:r>
-      <w:hyperlink r:id="rId13">
-        <w:r>
-          <w:rPr>
-            <w:lang w:val="zh_TW" w:bidi="zh_TW"/>
-          </w:rPr>
-          <w:rPr>
-            <w:color w:val="0000EE"/>
-            <w:u w:val="single"/>
-          </w:rPr>
-          <w:t>3</w:t>
-        </w:r>
-      </w:hyperlink>
-      <w:r>
-        <w:rPr>
-          <w:lang w:val="zh_TW" w:bidi="zh_TW"/>
-        </w:rPr>
-        <w:t>）可能是母親將細菌（如淋病菌）傳給嬰兒眼睛所致。感染後，眼睛會在三天內出現炎症、膿液和腫脹。當時的基本醫療無法防止眼睛的受害。</w:t>
+        <w:t>概述</w:t>
+      </w:r>
+    </w:p>
+    <w:p>
+      <w:pPr>
+        <w:pStyle w:val="ListBullet"/>
+        <w:spacing w:line="240" w:lineRule="auto"/>
+        <w:ind w:left="720"/>
+      </w:pPr>
+      <w:r>
+        <w:rPr>
+          <w:lang w:val="zh_TW" w:bidi="zh_TW"/>
+        </w:rPr>
+      </w:r>
+      <w:r>
+        <w:rPr>
+          <w:lang w:val="zh_TW" w:bidi="zh_TW"/>
+        </w:rPr>
+        <w:t>作者</w:t>
+      </w:r>
+    </w:p>
+    <w:p>
+      <w:pPr>
+        <w:pStyle w:val="ListBullet"/>
+        <w:spacing w:line="240" w:lineRule="auto"/>
+        <w:ind w:left="720"/>
+      </w:pPr>
+      <w:r>
+        <w:rPr>
+          <w:lang w:val="zh_TW" w:bidi="zh_TW"/>
+        </w:rPr>
+      </w:r>
+      <w:r>
+        <w:rPr>
+          <w:lang w:val="zh_TW" w:bidi="zh_TW"/>
+        </w:rPr>
+        <w:t>日期、起源與寫作對象</w:t>
+      </w:r>
+    </w:p>
+    <w:p>
+      <w:pPr>
+        <w:pStyle w:val="ListBullet"/>
+        <w:spacing w:line="240" w:lineRule="auto"/>
+        <w:ind w:left="720"/>
+      </w:pPr>
+      <w:r>
+        <w:rPr>
+          <w:lang w:val="zh_TW" w:bidi="zh_TW"/>
+        </w:rPr>
+      </w:r>
+      <w:r>
+        <w:rPr>
+          <w:lang w:val="zh_TW" w:bidi="zh_TW"/>
+        </w:rPr>
+        <w:t>目的</w:t>
+      </w:r>
+    </w:p>
+    <w:p>
+      <w:pPr>
+        <w:pStyle w:val="ListBullet"/>
+        <w:spacing w:line="240" w:lineRule="auto"/>
+        <w:ind w:left="720"/>
+      </w:pPr>
+      <w:r>
+        <w:rPr>
+          <w:lang w:val="zh_TW" w:bidi="zh_TW"/>
+        </w:rPr>
+      </w:r>
+      <w:r>
+        <w:rPr>
+          <w:lang w:val="zh_TW" w:bidi="zh_TW"/>
+        </w:rPr>
+        <w:t>內容</w:t>
+      </w:r>
+    </w:p>
+    <w:p>
+      <w:pPr>
+        <w:pStyle w:val="Heading3"/>
+      </w:pPr>
+      <w:r>
+        <w:rPr>
+          <w:lang w:val="zh_TW" w:bidi="zh_TW"/>
+        </w:rPr>
+        <w:t>作者簡介</w:t>
       </w:r>
     </w:p>
     <w:p>
@@ -306,7 +342,55 @@
         <w:rPr>
           <w:lang w:val="zh_TW" w:bidi="zh_TW"/>
         </w:rPr>
-        <w:t>現代醫學可以用眼藥水醫治嬰兒的眼疾，但對於貧困的人來說，並不總是可以獲得這些藥物，今天在中東的某些地區甚至拒絕使用藥物。嬰兒和幼兒還面臨其它由害蟲傳播的眼疾的威脅。這些疾病會導致嚴重的結痂、眼瞼下垂、睫毛脫落，最終完全瞎眼。在世界的某些地方，有民間迷信仍然容許蒼蠅在嬰兒身上飛來飛去。</w:t>
+        <w:t>與帖撒羅尼迦前書一樣，這封信以保羅、西拉和提摩太的名字開始；並且像前書一樣，這封信經常使用複數代名詞「我們」和「我們的」，但也有使用單數代名詞「我」（例如</w:t>
+      </w:r>
+      <w:hyperlink r:id="rId13">
+        <w:r>
+          <w:rPr>
+            <w:lang w:val="zh_TW" w:bidi="zh_TW"/>
+          </w:rPr>
+          <w:rPr>
+            <w:color w:val="0000EE"/>
+            <w:u w:val="single"/>
+          </w:rPr>
+          <w:t>帖後2:5</w:t>
+        </w:r>
+      </w:hyperlink>
+      <w:r>
+        <w:rPr>
+          <w:lang w:val="zh_TW" w:bidi="zh_TW"/>
+        </w:rPr>
+        <w:t>）。信的結尾寫道：「</w:t>
+      </w:r>
+      <w:r>
+        <w:rPr>
+          <w:lang w:val="zh_TW" w:bidi="zh_TW"/>
+        </w:rPr>
+        <w:t>我－ 保羅親筆問你們安。凡我的信都以此為記，我的筆跡就是這樣</w:t>
+      </w:r>
+      <w:r>
+        <w:rPr>
+          <w:lang w:val="zh_TW" w:bidi="zh_TW"/>
+        </w:rPr>
+        <w:t>」（</w:t>
+      </w:r>
+      <w:hyperlink r:id="rId14">
+        <w:r>
+          <w:rPr>
+            <w:lang w:val="zh_TW" w:bidi="zh_TW"/>
+          </w:rPr>
+          <w:rPr>
+            <w:color w:val="0000EE"/>
+            <w:u w:val="single"/>
+          </w:rPr>
+          <w:t>3:17</w:t>
+        </w:r>
+      </w:hyperlink>
+      <w:r>
+        <w:rPr>
+          <w:lang w:val="zh_TW" w:bidi="zh_TW"/>
+        </w:rPr>
+        <w:t>）。</w:t>
       </w:r>
     </w:p>
     <w:p>
@@ -320,198 +404,36 @@
         <w:rPr>
           <w:lang w:val="zh_TW" w:bidi="zh_TW"/>
         </w:rPr>
-        <w:t>成年人瞎眼的原因可能包括：</w:t>
+        <w:t>有些學者質疑這封書信是否出自保羅之手，主要原因在於這書關於未來的教導，與帖撒羅尼迦前書的教導有所不同。根據</w:t>
+      </w:r>
+      <w:hyperlink r:id="rId14">
+        <w:r>
+          <w:rPr>
+            <w:lang w:val="zh_TW" w:bidi="zh_TW"/>
+          </w:rPr>
+          <w:rPr>
+            <w:color w:val="0000EE"/>
+            <w:u w:val="single"/>
+          </w:rPr>
+          <w:t>帖撒羅尼迦後書三章17節</w:t>
+        </w:r>
+      </w:hyperlink>
+      <w:r>
+        <w:rPr>
+          <w:lang w:val="zh_TW" w:bidi="zh_TW"/>
+        </w:rPr>
+        <w:t>的說法，第一封信必須被視為偽造。然而，事實並非如此，早期教會從未質疑這兩封信是否出由保羅所寫。</w:t>
       </w:r>
     </w:p>
     <w:p>
       <w:pPr>
-        <w:pStyle w:val="ListBullet"/>
-        <w:spacing w:line="240" w:lineRule="auto"/>
-        <w:ind w:left="720"/>
-      </w:pPr>
-      <w:r>
-        <w:rPr>
-          <w:lang w:val="zh_TW" w:bidi="zh_TW"/>
-        </w:rPr>
-      </w:r>
-      <w:r>
-        <w:rPr>
-          <w:lang w:val="zh_TW" w:bidi="zh_TW"/>
-        </w:rPr>
-        <w:t>瘧疾</w:t>
-      </w:r>
-    </w:p>
-    <w:p>
-      <w:pPr>
-        <w:pStyle w:val="ListBullet"/>
-        <w:spacing w:line="240" w:lineRule="auto"/>
-        <w:ind w:left="720"/>
-      </w:pPr>
-      <w:r>
-        <w:rPr>
-          <w:lang w:val="zh_TW" w:bidi="zh_TW"/>
-        </w:rPr>
-      </w:r>
-      <w:r>
-        <w:rPr>
-          <w:lang w:val="zh_TW" w:bidi="zh_TW"/>
-        </w:rPr>
-        <w:t>長時間暴露在沙塵暴中</w:t>
-      </w:r>
-    </w:p>
-    <w:p>
-      <w:pPr>
-        <w:pStyle w:val="ListBullet"/>
-        <w:spacing w:line="240" w:lineRule="auto"/>
-        <w:ind w:left="720"/>
-      </w:pPr>
-      <w:r>
-        <w:rPr>
-          <w:lang w:val="zh_TW" w:bidi="zh_TW"/>
-        </w:rPr>
-      </w:r>
-      <w:r>
-        <w:rPr>
-          <w:lang w:val="zh_TW" w:bidi="zh_TW"/>
-        </w:rPr>
-        <w:t>曠野中的陽光刺眼</w:t>
-      </w:r>
-    </w:p>
-    <w:p>
-      <w:pPr>
-        <w:pStyle w:val="ListBullet"/>
-        <w:spacing w:line="240" w:lineRule="auto"/>
-        <w:ind w:left="720"/>
-      </w:pPr>
-      <w:r>
-        <w:rPr>
-          <w:lang w:val="zh_TW" w:bidi="zh_TW"/>
-        </w:rPr>
-      </w:r>
-      <w:r>
-        <w:rPr>
-          <w:lang w:val="zh_TW" w:bidi="zh_TW"/>
-        </w:rPr>
-        <w:t>意外受傷</w:t>
-      </w:r>
-    </w:p>
-    <w:p>
-      <w:pPr>
-        <w:pStyle w:val="ListBullet"/>
-        <w:spacing w:line="240" w:lineRule="auto"/>
-        <w:ind w:left="720"/>
-      </w:pPr>
-      <w:r>
-        <w:rPr>
-          <w:lang w:val="zh_TW" w:bidi="zh_TW"/>
-        </w:rPr>
-      </w:r>
-      <w:r>
-        <w:rPr>
-          <w:lang w:val="zh_TW" w:bidi="zh_TW"/>
-        </w:rPr>
-        <w:t>懲罰（如參孫，</w:t>
-      </w:r>
-      <w:hyperlink r:id="rId14">
-        <w:r>
-          <w:rPr>
-            <w:lang w:val="zh_TW" w:bidi="zh_TW"/>
-          </w:rPr>
-          <w:rPr>
-            <w:color w:val="0000EE"/>
-            <w:u w:val="single"/>
-          </w:rPr>
-          <w:t>士16:21</w:t>
-        </w:r>
-      </w:hyperlink>
-      <w:r>
-        <w:rPr>
-          <w:lang w:val="zh_TW" w:bidi="zh_TW"/>
-        </w:rPr>
-        <w:t>）</w:t>
-      </w:r>
-    </w:p>
-    <w:p>
-      <w:pPr>
-        <w:pStyle w:val="ListBullet"/>
-        <w:spacing w:line="240" w:lineRule="auto"/>
-        <w:ind w:left="720"/>
-      </w:pPr>
-      <w:r>
-        <w:rPr>
-          <w:lang w:val="zh_TW" w:bidi="zh_TW"/>
-        </w:rPr>
-      </w:r>
-      <w:r>
-        <w:rPr>
-          <w:lang w:val="zh_TW" w:bidi="zh_TW"/>
-        </w:rPr>
-        <w:t>年老（</w:t>
-      </w:r>
-      <w:hyperlink r:id="rId15">
-        <w:r>
-          <w:rPr>
-            <w:lang w:val="zh_TW" w:bidi="zh_TW"/>
-          </w:rPr>
-          <w:rPr>
-            <w:color w:val="0000EE"/>
-            <w:u w:val="single"/>
-          </w:rPr>
-          <w:t>創27:1</w:t>
-        </w:r>
-      </w:hyperlink>
-      <w:r>
-        <w:rPr>
-          <w:lang w:val="zh_TW" w:bidi="zh_TW"/>
-        </w:rPr>
-        <w:t>；</w:t>
-      </w:r>
-      <w:hyperlink r:id="rId16">
-        <w:r>
-          <w:rPr>
-            <w:lang w:val="zh_TW" w:bidi="zh_TW"/>
-          </w:rPr>
-          <w:rPr>
-            <w:color w:val="0000EE"/>
-            <w:u w:val="single"/>
-          </w:rPr>
-          <w:t>撒上4:15</w:t>
-        </w:r>
-      </w:hyperlink>
-      <w:r>
-        <w:rPr>
-          <w:lang w:val="zh_TW" w:bidi="zh_TW"/>
-        </w:rPr>
-        <w:t>；</w:t>
-      </w:r>
-      <w:hyperlink r:id="rId17">
-        <w:r>
-          <w:rPr>
-            <w:lang w:val="zh_TW" w:bidi="zh_TW"/>
-          </w:rPr>
-          <w:rPr>
-            <w:color w:val="0000EE"/>
-            <w:u w:val="single"/>
-          </w:rPr>
-          <w:t>王上14:4</w:t>
-        </w:r>
-      </w:hyperlink>
-      <w:r>
-        <w:rPr>
-          <w:lang w:val="zh_TW" w:bidi="zh_TW"/>
-        </w:rPr>
-        <w:t>）</w:t>
-      </w:r>
-    </w:p>
-    <w:p>
-      <w:pPr>
         <w:pStyle w:val="Heading3"/>
       </w:pPr>
       <w:r>
         <w:rPr>
           <w:lang w:val="zh_TW" w:bidi="zh_TW"/>
         </w:rPr>
-        <w:t>舊約中的瞎眼</w:t>
+        <w:t>日期、起源與寫作對象</w:t>
       </w:r>
     </w:p>
     <w:p>
@@ -525,72 +447,7 @@
         <w:rPr>
           <w:lang w:val="zh_TW" w:bidi="zh_TW"/>
         </w:rPr>
-        <w:t>舊約聖經要求特別關心瞎子（</w:t>
-      </w:r>
-      <w:hyperlink r:id="rId18">
-        <w:r>
-          <w:rPr>
-            <w:lang w:val="zh_TW" w:bidi="zh_TW"/>
-          </w:rPr>
-          <w:rPr>
-            <w:color w:val="0000EE"/>
-            <w:u w:val="single"/>
-          </w:rPr>
-          <w:t>利19:14</w:t>
-        </w:r>
-      </w:hyperlink>
-      <w:r>
-        <w:rPr>
-          <w:lang w:val="zh_TW" w:bidi="zh_TW"/>
-        </w:rPr>
-        <w:t>）。誤導瞎子的人會受到懲罰（</w:t>
-      </w:r>
-      <w:hyperlink r:id="rId19">
-        <w:r>
-          <w:rPr>
-            <w:lang w:val="zh_TW" w:bidi="zh_TW"/>
-          </w:rPr>
-          <w:rPr>
-            <w:color w:val="0000EE"/>
-            <w:u w:val="single"/>
-          </w:rPr>
-          <w:t>申27:18</w:t>
-        </w:r>
-      </w:hyperlink>
-      <w:r>
-        <w:rPr>
-          <w:lang w:val="zh_TW" w:bidi="zh_TW"/>
-        </w:rPr>
-        <w:t>）。不允許瞎子擔任祭司（</w:t>
-      </w:r>
-      <w:hyperlink r:id="rId20">
-        <w:r>
-          <w:rPr>
-            <w:lang w:val="zh_TW" w:bidi="zh_TW"/>
-          </w:rPr>
-          <w:rPr>
-            <w:color w:val="0000EE"/>
-            <w:u w:val="single"/>
-          </w:rPr>
-          <w:t>利21:18</w:t>
-        </w:r>
-      </w:hyperlink>
-      <w:r>
-        <w:rPr>
-          <w:lang w:val="zh_TW" w:bidi="zh_TW"/>
-        </w:rPr>
-        <w:t>）。</w:t>
-      </w:r>
-    </w:p>
-    <w:p>
-      <w:pPr>
-        <w:pStyle w:val="Heading3"/>
-      </w:pPr>
-      <w:r>
-        <w:rPr>
-          <w:lang w:val="zh_TW" w:bidi="zh_TW"/>
-        </w:rPr>
-        <w:t>新約中的瞎眼</w:t>
+        <w:t>與帖撒羅尼迦前書相同，這封信的第一節便說這是寫給「帖撒羅尼迦的教會」。與前書不同的是，這封信沒有提供關於保羅和他同工行蹤的個人細節。因此，沒有直接證據確定這封信的成書日期和地點。</w:t>
       </w:r>
     </w:p>
     <w:p>
@@ -604,9 +461,49 @@
         <w:rPr>
           <w:lang w:val="zh_TW" w:bidi="zh_TW"/>
         </w:rPr>
-        <w:t>耶穌的醫治事工應驗了預言，讓瞎子得看見（</w:t>
-      </w:r>
-      <w:hyperlink r:id="rId21">
+        <w:t>由於這封書的教導與帖撒羅尼迦前書不同，因此有人質疑此信是否為保羅所寫，並且提出了幾種有關日期和寫作對象的推測：</w:t>
+      </w:r>
+    </w:p>
+    <w:p>
+      <w:pPr>
+        <w:pStyle w:val="ListNumber"/>
+        <w:numPr>
+          <w:ilvl w:val="0"/>
+          <w:numId w:val="14"/>
+        </w:numPr>
+        <w:spacing w:line="240" w:lineRule="auto"/>
+        <w:ind w:left="720"/>
+      </w:pPr>
+      <w:r>
+        <w:rPr>
+          <w:lang w:val="zh_TW" w:bidi="zh_TW"/>
+        </w:rPr>
+      </w:r>
+      <w:r>
+        <w:rPr>
+          <w:lang w:val="zh_TW" w:bidi="zh_TW"/>
+        </w:rPr>
+        <w:t>這封信是在帖撒羅尼迦前書寫成許久之後才寫的。然而，這種可能性不大，因為西拉和提摩太仍然與保羅同在。</w:t>
+      </w:r>
+    </w:p>
+    <w:p>
+      <w:pPr>
+        <w:pStyle w:val="ListNumber"/>
+        <w:spacing w:line="240" w:lineRule="auto"/>
+        <w:ind w:left="720"/>
+      </w:pPr>
+      <w:r>
+        <w:rPr>
+          <w:lang w:val="zh_TW" w:bidi="zh_TW"/>
+        </w:rPr>
+      </w:r>
+      <w:r>
+        <w:rPr>
+          <w:lang w:val="zh_TW" w:bidi="zh_TW"/>
+        </w:rPr>
+        <w:t>這封信的寫作時間早於帖撒羅尼迦前書。然而，</w:t>
+      </w:r>
+      <w:hyperlink r:id="rId15">
         <w:r>
           <w:rPr>
             <w:lang w:val="zh_TW" w:bidi="zh_TW"/>
@@ -615,16 +512,34 @@
             <w:color w:val="0000EE"/>
             <w:u w:val="single"/>
           </w:rPr>
-          <w:t>路4:18</w:t>
+          <w:t>二章15節</w:t>
         </w:r>
       </w:hyperlink>
       <w:r>
         <w:rPr>
           <w:lang w:val="zh_TW" w:bidi="zh_TW"/>
         </w:rPr>
-        <w:t>）。耶穌恢復視力的能力證明給施洗約翰看，祂就是彌賽亞（</w:t>
-      </w:r>
-      <w:hyperlink r:id="rId22">
+        <w:t>提到一封先前寫給帖撒羅尼迦的信。而且，從第二世紀開始，早期教會確實稱這封信為帖撒羅尼迦後書。</w:t>
+      </w:r>
+    </w:p>
+    <w:p>
+      <w:pPr>
+        <w:pStyle w:val="ListNumber"/>
+        <w:spacing w:line="240" w:lineRule="auto"/>
+        <w:ind w:left="720"/>
+      </w:pPr>
+      <w:r>
+        <w:rPr>
+          <w:lang w:val="zh_TW" w:bidi="zh_TW"/>
+        </w:rPr>
+      </w:r>
+      <w:r>
+        <w:rPr>
+          <w:lang w:val="zh_TW" w:bidi="zh_TW"/>
+        </w:rPr>
+        <w:t>這封信的寫作對象是帖撒羅尼迦的猶太基督徒，而帖撒羅尼迦前書則是寫給外邦基督徒的。然而，這種說法極不可能，因為這位使徒一向十分重視基督徒在同一地區應當合一（例如</w:t>
+      </w:r>
+      <w:hyperlink r:id="rId16">
         <w:r>
           <w:rPr>
             <w:lang w:val="zh_TW" w:bidi="zh_TW"/>
@@ -633,19 +548,37 @@
             <w:color w:val="0000EE"/>
             <w:u w:val="single"/>
           </w:rPr>
-          <w:t>太11:5</w:t>
+          <w:t>林前1–3</w:t>
         </w:r>
       </w:hyperlink>
       <w:r>
         <w:rPr>
           <w:lang w:val="zh_TW" w:bidi="zh_TW"/>
         </w:rPr>
-        <w:t>）。耶穌曾醫治：</w:t>
+        <w:t>），並特別重視猶太信徒與外邦信徒的合一（見</w:t>
+      </w:r>
+      <w:hyperlink r:id="rId17">
+        <w:r>
+          <w:rPr>
+            <w:lang w:val="zh_TW" w:bidi="zh_TW"/>
+          </w:rPr>
+          <w:rPr>
+            <w:color w:val="0000EE"/>
+            <w:u w:val="single"/>
+          </w:rPr>
+          <w:t>弗2:11–22</w:t>
+        </w:r>
+      </w:hyperlink>
+      <w:r>
+        <w:rPr>
+          <w:lang w:val="zh_TW" w:bidi="zh_TW"/>
+        </w:rPr>
+        <w:t>），所以他不可能這樣做。</w:t>
       </w:r>
     </w:p>
     <w:p>
       <w:pPr>
-        <w:pStyle w:val="ListBullet"/>
+        <w:pStyle w:val="ListNumber"/>
         <w:spacing w:line="240" w:lineRule="auto"/>
         <w:ind w:left="720"/>
       </w:pPr>
@@ -658,259 +591,7 @@
         <w:rPr>
           <w:lang w:val="zh_TW" w:bidi="zh_TW"/>
         </w:rPr>
-        <w:t>加利利的兩個瞎子（</w:t>
-      </w:r>
-      <w:hyperlink r:id="rId23">
-        <w:r>
-          <w:rPr>
-            <w:lang w:val="zh_TW" w:bidi="zh_TW"/>
-          </w:rPr>
-          <w:rPr>
-            <w:color w:val="0000EE"/>
-            <w:u w:val="single"/>
-          </w:rPr>
-          <w:t>太9:27</w:t>
-        </w:r>
-      </w:hyperlink>
-      <w:r>
-        <w:rPr>
-          <w:lang w:val="zh_TW" w:bidi="zh_TW"/>
-        </w:rPr>
-        <w:t>–</w:t>
-      </w:r>
-      <w:hyperlink r:id="rId23">
-        <w:r>
-          <w:rPr>
-            <w:lang w:val="zh_TW" w:bidi="zh_TW"/>
-          </w:rPr>
-          <w:rPr>
-            <w:color w:val="0000EE"/>
-            <w:u w:val="single"/>
-          </w:rPr>
-          <w:t>30</w:t>
-        </w:r>
-      </w:hyperlink>
-      <w:r>
-        <w:rPr>
-          <w:lang w:val="zh_TW" w:bidi="zh_TW"/>
-        </w:rPr>
-        <w:t>）</w:t>
-      </w:r>
-    </w:p>
-    <w:p>
-      <w:pPr>
-        <w:pStyle w:val="ListBullet"/>
-        <w:spacing w:line="240" w:lineRule="auto"/>
-        <w:ind w:left="720"/>
-      </w:pPr>
-      <w:r>
-        <w:rPr>
-          <w:lang w:val="zh_TW" w:bidi="zh_TW"/>
-        </w:rPr>
-      </w:r>
-      <w:r>
-        <w:rPr>
-          <w:lang w:val="zh_TW" w:bidi="zh_TW"/>
-        </w:rPr>
-        <w:t>伯賽大的一個瞎子（</w:t>
-      </w:r>
-      <w:hyperlink r:id="rId24">
-        <w:r>
-          <w:rPr>
-            <w:lang w:val="zh_TW" w:bidi="zh_TW"/>
-          </w:rPr>
-          <w:rPr>
-            <w:color w:val="0000EE"/>
-            <w:u w:val="single"/>
-          </w:rPr>
-          <w:t>可8:22</w:t>
-        </w:r>
-      </w:hyperlink>
-      <w:r>
-        <w:rPr>
-          <w:lang w:val="zh_TW" w:bidi="zh_TW"/>
-        </w:rPr>
-        <w:t>–</w:t>
-      </w:r>
-      <w:hyperlink r:id="rId24">
-        <w:r>
-          <w:rPr>
-            <w:lang w:val="zh_TW" w:bidi="zh_TW"/>
-          </w:rPr>
-          <w:rPr>
-            <w:color w:val="0000EE"/>
-            <w:u w:val="single"/>
-          </w:rPr>
-          <w:t>26</w:t>
-        </w:r>
-      </w:hyperlink>
-      <w:r>
-        <w:rPr>
-          <w:lang w:val="zh_TW" w:bidi="zh_TW"/>
-        </w:rPr>
-        <w:t>）</w:t>
-      </w:r>
-    </w:p>
-    <w:p>
-      <w:pPr>
-        <w:pStyle w:val="ListBullet"/>
-        <w:spacing w:line="240" w:lineRule="auto"/>
-        <w:ind w:left="720"/>
-      </w:pPr>
-      <w:r>
-        <w:rPr>
-          <w:lang w:val="zh_TW" w:bidi="zh_TW"/>
-        </w:rPr>
-      </w:r>
-      <w:r>
-        <w:rPr>
-          <w:lang w:val="zh_TW" w:bidi="zh_TW"/>
-        </w:rPr>
-        <w:t>耶路撒冷一個生來瞎眼的人（</w:t>
-      </w:r>
-      <w:hyperlink r:id="rId25">
-        <w:r>
-          <w:rPr>
-            <w:lang w:val="zh_TW" w:bidi="zh_TW"/>
-          </w:rPr>
-          <w:rPr>
-            <w:color w:val="0000EE"/>
-            <w:u w:val="single"/>
-          </w:rPr>
-          <w:t>約9章</w:t>
-        </w:r>
-      </w:hyperlink>
-      <w:r>
-        <w:rPr>
-          <w:lang w:val="zh_TW" w:bidi="zh_TW"/>
-        </w:rPr>
-        <w:t>）</w:t>
-      </w:r>
-    </w:p>
-    <w:p>
-      <w:pPr>
-        <w:pStyle w:val="ListBullet"/>
-        <w:spacing w:line="240" w:lineRule="auto"/>
-        <w:ind w:left="720"/>
-      </w:pPr>
-      <w:r>
-        <w:rPr>
-          <w:lang w:val="zh_TW" w:bidi="zh_TW"/>
-        </w:rPr>
-      </w:r>
-      <w:r>
-        <w:rPr>
-          <w:lang w:val="zh_TW" w:bidi="zh_TW"/>
-        </w:rPr>
-        <w:t>在耶利哥，名叫巴底買的乞丐及其朋友（</w:t>
-      </w:r>
-      <w:hyperlink r:id="rId26">
-        <w:r>
-          <w:rPr>
-            <w:lang w:val="zh_TW" w:bidi="zh_TW"/>
-          </w:rPr>
-          <w:rPr>
-            <w:color w:val="0000EE"/>
-            <w:u w:val="single"/>
-          </w:rPr>
-          <w:t>可10:46</w:t>
-        </w:r>
-      </w:hyperlink>
-      <w:r>
-        <w:rPr>
-          <w:lang w:val="zh_TW" w:bidi="zh_TW"/>
-        </w:rPr>
-        <w:t>–</w:t>
-      </w:r>
-      <w:hyperlink r:id="rId26">
-        <w:r>
-          <w:rPr>
-            <w:lang w:val="zh_TW" w:bidi="zh_TW"/>
-          </w:rPr>
-          <w:rPr>
-            <w:color w:val="0000EE"/>
-            <w:u w:val="single"/>
-          </w:rPr>
-          <w:t>52</w:t>
-        </w:r>
-      </w:hyperlink>
-      <w:r>
-        <w:rPr>
-          <w:lang w:val="zh_TW" w:bidi="zh_TW"/>
-        </w:rPr>
-        <w:t>；參</w:t>
-      </w:r>
-      <w:hyperlink r:id="rId27">
-        <w:r>
-          <w:rPr>
-            <w:lang w:val="zh_TW" w:bidi="zh_TW"/>
-          </w:rPr>
-          <w:rPr>
-            <w:color w:val="0000EE"/>
-            <w:u w:val="single"/>
-          </w:rPr>
-          <w:t>太20:30</w:t>
-        </w:r>
-      </w:hyperlink>
-      <w:r>
-        <w:rPr>
-          <w:lang w:val="zh_TW" w:bidi="zh_TW"/>
-        </w:rPr>
-        <w:t>–</w:t>
-      </w:r>
-      <w:hyperlink r:id="rId27">
-        <w:r>
-          <w:rPr>
-            <w:lang w:val="zh_TW" w:bidi="zh_TW"/>
-          </w:rPr>
-          <w:rPr>
-            <w:color w:val="0000EE"/>
-            <w:u w:val="single"/>
-          </w:rPr>
-          <w:t>34</w:t>
-        </w:r>
-      </w:hyperlink>
-      <w:r>
-        <w:rPr>
-          <w:lang w:val="zh_TW" w:bidi="zh_TW"/>
-        </w:rPr>
-        <w:t>；</w:t>
-      </w:r>
-      <w:hyperlink r:id="rId28">
-        <w:r>
-          <w:rPr>
-            <w:lang w:val="zh_TW" w:bidi="zh_TW"/>
-          </w:rPr>
-          <w:rPr>
-            <w:color w:val="0000EE"/>
-            <w:u w:val="single"/>
-          </w:rPr>
-          <w:t>路18:35</w:t>
-        </w:r>
-      </w:hyperlink>
-      <w:r>
-        <w:rPr>
-          <w:lang w:val="zh_TW" w:bidi="zh_TW"/>
-        </w:rPr>
-        <w:t>–</w:t>
-      </w:r>
-      <w:hyperlink r:id="rId28">
-        <w:r>
-          <w:rPr>
-            <w:lang w:val="zh_TW" w:bidi="zh_TW"/>
-          </w:rPr>
-          <w:rPr>
-            <w:color w:val="0000EE"/>
-            <w:u w:val="single"/>
-          </w:rPr>
-          <w:t>43</w:t>
-        </w:r>
-      </w:hyperlink>
-      <w:r>
-        <w:rPr>
-          <w:lang w:val="zh_TW" w:bidi="zh_TW"/>
-        </w:rPr>
-        <w:t>）</w:t>
+        <w:t>這封信是寫給別處的基督徒（庇哩亞和腓立比），後來傳到帖撒羅尼迦的基督徒手中。然而，沒有任何證據顯示這封信最初是寫給其它地方的基督徒，而非帖撒羅尼迦的信徒。</w:t>
       </w:r>
     </w:p>
     <w:p>
@@ -924,9 +605,21 @@
         <w:rPr>
           <w:lang w:val="zh_TW" w:bidi="zh_TW"/>
         </w:rPr>
-        <w:t>有時，耶穌即時醫治瞎子（</w:t>
-      </w:r>
-      <w:hyperlink r:id="rId29">
+        <w:t>寫這封信時，</w:t>
+      </w:r>
+      <w:r>
+        <w:rPr>
+          <w:lang w:val="zh_TW" w:bidi="zh_TW"/>
+        </w:rPr>
+        <w:t>保羅身邊的同工與寫帖撒羅尼迦前書時相同</w:t>
+      </w:r>
+      <w:r>
+        <w:rPr>
+          <w:lang w:val="zh_TW" w:bidi="zh_TW"/>
+        </w:rPr>
+        <w:t>（</w:t>
+      </w:r>
+      <w:hyperlink r:id="rId18">
         <w:r>
           <w:rPr>
             <w:lang w:val="zh_TW" w:bidi="zh_TW"/>
@@ -935,68 +628,31 @@
             <w:color w:val="0000EE"/>
             <w:u w:val="single"/>
           </w:rPr>
-          <w:t>可10:52</w:t>
+          <w:t>帖後1:1</w:t>
         </w:r>
       </w:hyperlink>
       <w:r>
         <w:rPr>
           <w:lang w:val="zh_TW" w:bidi="zh_TW"/>
         </w:rPr>
-        <w:t>）。有時，祂藉由行動進行醫治，例如用泥和水（</w:t>
-      </w:r>
-      <w:hyperlink r:id="rId30">
-        <w:r>
-          <w:rPr>
-            <w:lang w:val="zh_TW" w:bidi="zh_TW"/>
-          </w:rPr>
-          <w:rPr>
-            <w:color w:val="0000EE"/>
-            <w:u w:val="single"/>
-          </w:rPr>
-          <w:t>約9:6</w:t>
-        </w:r>
-      </w:hyperlink>
-      <w:r>
-        <w:rPr>
-          <w:lang w:val="zh_TW" w:bidi="zh_TW"/>
-        </w:rPr>
-        <w:t>–</w:t>
-      </w:r>
-      <w:hyperlink r:id="rId30">
-        <w:r>
-          <w:rPr>
-            <w:lang w:val="zh_TW" w:bidi="zh_TW"/>
-          </w:rPr>
-          <w:rPr>
-            <w:color w:val="0000EE"/>
-            <w:u w:val="single"/>
-          </w:rPr>
-          <w:t>11</w:t>
-        </w:r>
-      </w:hyperlink>
-      <w:r>
-        <w:rPr>
-          <w:lang w:val="zh_TW" w:bidi="zh_TW"/>
-        </w:rPr>
-        <w:t>）或唾沫（</w:t>
-      </w:r>
-      <w:hyperlink r:id="rId31">
-        <w:r>
-          <w:rPr>
-            <w:lang w:val="zh_TW" w:bidi="zh_TW"/>
-          </w:rPr>
-          <w:rPr>
-            <w:color w:val="0000EE"/>
-            <w:u w:val="single"/>
-          </w:rPr>
-          <w:t>可8:23</w:t>
-        </w:r>
-      </w:hyperlink>
-      <w:r>
-        <w:rPr>
-          <w:lang w:val="zh_TW" w:bidi="zh_TW"/>
-        </w:rPr>
         <w:t>）。</w:t>
+      </w:r>
+      <w:r>
+        <w:rPr>
+          <w:lang w:val="zh_TW" w:bidi="zh_TW"/>
+        </w:rPr>
+        <w:t>這表明，保羅在寫完前書後不久，聽到了帖撒羅尼迦基督徒面臨的新問題，出於對他們的關心，就寫了這第二封信。</w:t>
+      </w:r>
+    </w:p>
+    <w:p>
+      <w:pPr>
+        <w:pStyle w:val="Heading3"/>
+      </w:pPr>
+      <w:r>
+        <w:rPr>
+          <w:lang w:val="zh_TW" w:bidi="zh_TW"/>
+        </w:rPr>
+        <w:t>目的</w:t>
       </w:r>
     </w:p>
     <w:p>
@@ -1010,61 +666,7 @@
         <w:rPr>
           <w:lang w:val="zh_TW" w:bidi="zh_TW"/>
         </w:rPr>
-        <w:t>使徒保羅在歸信時一度失明，並在亞拿尼亞面前得醫治（</w:t>
-      </w:r>
-      <w:hyperlink r:id="rId32">
-        <w:r>
-          <w:rPr>
-            <w:lang w:val="zh_TW" w:bidi="zh_TW"/>
-          </w:rPr>
-          <w:rPr>
-            <w:color w:val="0000EE"/>
-            <w:u w:val="single"/>
-          </w:rPr>
-          <w:t>徒9:1</w:t>
-        </w:r>
-      </w:hyperlink>
-      <w:r>
-        <w:rPr>
-          <w:lang w:val="zh_TW" w:bidi="zh_TW"/>
-        </w:rPr>
-        <w:t>–</w:t>
-      </w:r>
-      <w:hyperlink r:id="rId32">
-        <w:r>
-          <w:rPr>
-            <w:lang w:val="zh_TW" w:bidi="zh_TW"/>
-          </w:rPr>
-          <w:rPr>
-            <w:color w:val="0000EE"/>
-            <w:u w:val="single"/>
-          </w:rPr>
-          <w:t>9、18</w:t>
-        </w:r>
-      </w:hyperlink>
-      <w:r>
-        <w:rPr>
-          <w:lang w:val="zh_TW" w:bidi="zh_TW"/>
-        </w:rPr>
-        <w:t>）。後來，保羅因為行法術的以呂馬在塞浦路斯反對他的事工，而使他暫時瞎眼（</w:t>
-      </w:r>
-      <w:hyperlink r:id="rId33">
-        <w:r>
-          <w:rPr>
-            <w:lang w:val="zh_TW" w:bidi="zh_TW"/>
-          </w:rPr>
-          <w:rPr>
-            <w:color w:val="0000EE"/>
-            <w:u w:val="single"/>
-          </w:rPr>
-          <w:t>徒13:11</w:t>
-        </w:r>
-      </w:hyperlink>
-      <w:r>
-        <w:rPr>
-          <w:lang w:val="zh_TW" w:bidi="zh_TW"/>
-        </w:rPr>
-        <w:t>）。</w:t>
+        <w:t>使徒保羅寫這封信時，心中有三個主要的關注。</w:t>
       </w:r>
     </w:p>
     <w:p>
@@ -1076,50 +678,93 @@
       </w:r>
       <w:r>
         <w:rPr>
-          <w:i/>
-          <w:lang w:val="zh_TW" w:bidi="zh_TW"/>
-        </w:rPr>
-        <w:t>另見</w:t>
-      </w:r>
-      <w:r>
-        <w:rPr>
-          <w:lang w:val="zh_TW" w:bidi="zh_TW"/>
-        </w:rPr>
-        <w:t xml:space="preserve"> </w:t>
-      </w:r>
-      <w:r>
-        <w:rPr>
-          <w:lang w:val="zh_TW" w:bidi="zh_TW"/>
-        </w:rPr>
-        <w:t>藥物與醫療實踐</w:t>
-      </w:r>
-      <w:r>
-        <w:rPr>
-          <w:lang w:val="zh_TW" w:bidi="zh_TW"/>
-        </w:rPr>
-        <w:t>；</w:t>
-      </w:r>
-      <w:r>
-        <w:rPr>
-          <w:lang w:val="zh_TW" w:bidi="zh_TW"/>
-        </w:rPr>
-        <w:t>災病</w:t>
-      </w:r>
-      <w:r>
-        <w:rPr>
-          <w:lang w:val="zh_TW" w:bidi="zh_TW"/>
-        </w:rPr>
-        <w:t>。</w:t>
-      </w:r>
-      <w:r>
-        <w:rPr>
-          <w:lang w:val="zh_TW" w:bidi="zh_TW"/>
-        </w:rPr>
-      </w:r>
-      <w:r>
-        <w:rPr>
-          <w:lang w:val="zh_TW" w:bidi="zh_TW"/>
-        </w:rPr>
+          <w:lang w:val="zh_TW" w:bidi="zh_TW"/>
+        </w:rPr>
+        <w:t>首先，與他所有書信一樣，他希望鼓勵讀者在信仰上站立得穩（</w:t>
+      </w:r>
+      <w:hyperlink r:id="rId15">
+        <w:r>
+          <w:rPr>
+            <w:lang w:val="zh_TW" w:bidi="zh_TW"/>
+          </w:rPr>
+          <w:rPr>
+            <w:color w:val="0000EE"/>
+            <w:u w:val="single"/>
+          </w:rPr>
+          <w:t>2:15）</w:t>
+        </w:r>
+      </w:hyperlink>
+      <w:r>
+        <w:rPr>
+          <w:lang w:val="zh_TW" w:bidi="zh_TW"/>
+        </w:rPr>
+        <w:t>。他感謝神在他們生命中的工作（</w:t>
+      </w:r>
+      <w:hyperlink r:id="rId19">
+        <w:r>
+          <w:rPr>
+            <w:lang w:val="zh_TW" w:bidi="zh_TW"/>
+          </w:rPr>
+          <w:rPr>
+            <w:color w:val="0000EE"/>
+            <w:u w:val="single"/>
+          </w:rPr>
+          <w:t>1:3，</w:t>
+        </w:r>
+      </w:hyperlink>
+      <w:hyperlink r:id="rId20">
+        <w:r>
+          <w:rPr>
+            <w:lang w:val="zh_TW" w:bidi="zh_TW"/>
+          </w:rPr>
+          <w:rPr>
+            <w:color w:val="0000EE"/>
+            <w:u w:val="single"/>
+          </w:rPr>
+          <w:t>2:13</w:t>
+        </w:r>
+      </w:hyperlink>
+      <w:r>
+        <w:rPr>
+          <w:lang w:val="zh_TW" w:bidi="zh_TW"/>
+        </w:rPr>
+        <w:t>），這工作表現在他們的信心、愛心，以及在逼迫中堅忍的態度（</w:t>
+      </w:r>
+      <w:hyperlink r:id="rId21">
+        <w:r>
+          <w:rPr>
+            <w:lang w:val="zh_TW" w:bidi="zh_TW"/>
+          </w:rPr>
+          <w:rPr>
+            <w:color w:val="0000EE"/>
+            <w:u w:val="single"/>
+          </w:rPr>
+          <w:t>1:4</w:t>
+        </w:r>
+      </w:hyperlink>
+      <w:r>
+        <w:rPr>
+          <w:lang w:val="zh_TW" w:bidi="zh_TW"/>
+        </w:rPr>
+        <w:t>）。保羅向他們保證，神終將施行公義審判。信徒的責任是以生命榮耀耶穌的名；當主再來時，衪將在忠心的子民中得榮耀（</w:t>
+      </w:r>
+      <w:hyperlink r:id="rId22">
+        <w:r>
+          <w:rPr>
+            <w:lang w:val="zh_TW" w:bidi="zh_TW"/>
+          </w:rPr>
+          <w:rPr>
+            <w:color w:val="0000EE"/>
+            <w:u w:val="single"/>
+          </w:rPr>
+          <w:t>5–12</w:t>
+        </w:r>
+      </w:hyperlink>
+      <w:r>
+        <w:rPr>
+          <w:lang w:val="zh_TW" w:bidi="zh_TW"/>
+        </w:rPr>
+        <w:t>節）。</w:t>
       </w:r>
     </w:p>
     <w:p>
@@ -1129,21 +774,173 @@
           <w:lang w:val="zh_TW" w:bidi="zh_TW"/>
         </w:rPr>
       </w:r>
-    </w:p>
-    <w:p>
-      <w:pPr>
-        <w:pStyle w:val="Heading2"/>
-      </w:pPr>
-      <w:r>
-        <w:rPr>
-          <w:lang w:val="zh_TW" w:bidi="zh_TW"/>
-        </w:rPr>
-        <w:t>夏甲</w:t>
-      </w:r>
-      <w:r>
-        <w:rPr>
-          <w:lang w:val="zh_TW" w:bidi="zh_TW"/>
-        </w:rPr>
+      <w:r>
+        <w:rPr>
+          <w:lang w:val="zh_TW" w:bidi="zh_TW"/>
+        </w:rPr>
+        <w:t>其次，教會中流傳著錯誤的教導，甚至有人假冒保羅的名義，宣稱</w:t>
+      </w:r>
+      <w:r>
+        <w:rPr>
+          <w:lang w:val="zh_TW" w:bidi="zh_TW"/>
+        </w:rPr>
+        <w:t>主的日子現在到了</w:t>
+      </w:r>
+      <w:r>
+        <w:rPr>
+          <w:lang w:val="zh_TW" w:bidi="zh_TW"/>
+        </w:rPr>
+        <w:t>（</w:t>
+      </w:r>
+      <w:hyperlink r:id="rId23">
+        <w:r>
+          <w:rPr>
+            <w:lang w:val="zh_TW" w:bidi="zh_TW"/>
+          </w:rPr>
+          <w:rPr>
+            <w:color w:val="0000EE"/>
+            <w:u w:val="single"/>
+          </w:rPr>
+          <w:t>2:2</w:t>
+        </w:r>
+      </w:hyperlink>
+      <w:r>
+        <w:rPr>
+          <w:lang w:val="zh_TW" w:bidi="zh_TW"/>
+        </w:rPr>
+        <w:t>）。這位使徒駁斥這種教導，並指出在基督再來之前必須發生一些特定的事情。他提到，一個被稱為「</w:t>
+      </w:r>
+      <w:r>
+        <w:rPr>
+          <w:lang w:val="zh_TW" w:bidi="zh_TW"/>
+        </w:rPr>
+        <w:t>大罪人</w:t>
+      </w:r>
+      <w:r>
+        <w:rPr>
+          <w:lang w:val="zh_TW" w:bidi="zh_TW"/>
+        </w:rPr>
+        <w:t>」或「</w:t>
+      </w:r>
+      <w:r>
+        <w:rPr>
+          <w:lang w:val="zh_TW" w:bidi="zh_TW"/>
+        </w:rPr>
+        <w:t>沉淪之子</w:t>
+      </w:r>
+      <w:r>
+        <w:rPr>
+          <w:lang w:val="zh_TW" w:bidi="zh_TW"/>
+        </w:rPr>
+        <w:t>」的人將會顯現，這個人將否定一切真正的敬拜，行神蹟奇事，甚至自稱為神。目前，仍有一種力量在抑制牠。然而，到了適當的時候，「大罪人」將被揭露。然後，當主再來時，「大罪人」將被征服和摧毀。這（</w:t>
+      </w:r>
+      <w:hyperlink r:id="rId24">
+        <w:r>
+          <w:rPr>
+            <w:lang w:val="zh_TW" w:bidi="zh_TW"/>
+          </w:rPr>
+          <w:rPr>
+            <w:color w:val="0000EE"/>
+            <w:u w:val="single"/>
+          </w:rPr>
+          <w:t>1–12</w:t>
+        </w:r>
+      </w:hyperlink>
+      <w:r>
+        <w:rPr>
+          <w:lang w:val="zh_TW" w:bidi="zh_TW"/>
+        </w:rPr>
+        <w:t>節）與福音書中關於敵基督的描述類似，牠將假冒基督，以神蹟奇事欺騙人（</w:t>
+      </w:r>
+      <w:hyperlink r:id="rId25">
+        <w:r>
+          <w:rPr>
+            <w:lang w:val="zh_TW" w:bidi="zh_TW"/>
+          </w:rPr>
+          <w:rPr>
+            <w:color w:val="0000EE"/>
+            <w:u w:val="single"/>
+          </w:rPr>
+          <w:t>太24:5、23–26</w:t>
+        </w:r>
+      </w:hyperlink>
+      <w:r>
+        <w:rPr>
+          <w:lang w:val="zh_TW" w:bidi="zh_TW"/>
+        </w:rPr>
+        <w:t>；</w:t>
+      </w:r>
+      <w:hyperlink r:id="rId26">
+        <w:r>
+          <w:rPr>
+            <w:lang w:val="zh_TW" w:bidi="zh_TW"/>
+          </w:rPr>
+          <w:rPr>
+            <w:color w:val="0000EE"/>
+            <w:u w:val="single"/>
+          </w:rPr>
+          <w:t>可13:5–6、20–23</w:t>
+        </w:r>
+      </w:hyperlink>
+      <w:r>
+        <w:rPr>
+          <w:lang w:val="zh_TW" w:bidi="zh_TW"/>
+        </w:rPr>
+        <w:t>）。在帖撒羅尼迦前書中，保羅強調主再來的時間是沒有人知道的，因此信徒必須隨時準備好迎接衪。在這裡，為了反駁主已經再來的觀念，保羅強調基督再來前必然發生的事件。耶穌在講論未來時，也同時強調這兩個方面（</w:t>
+      </w:r>
+      <w:hyperlink r:id="rId27">
+        <w:r>
+          <w:rPr>
+            <w:lang w:val="zh_TW" w:bidi="zh_TW"/>
+          </w:rPr>
+          <w:rPr>
+            <w:color w:val="0000EE"/>
+            <w:u w:val="single"/>
+          </w:rPr>
+          <w:t>太24</w:t>
+        </w:r>
+      </w:hyperlink>
+      <w:r>
+        <w:rPr>
+          <w:lang w:val="zh_TW" w:bidi="zh_TW"/>
+        </w:rPr>
+        <w:t>；</w:t>
+      </w:r>
+      <w:hyperlink r:id="rId28">
+        <w:r>
+          <w:rPr>
+            <w:lang w:val="zh_TW" w:bidi="zh_TW"/>
+          </w:rPr>
+          <w:rPr>
+            <w:color w:val="0000EE"/>
+            <w:u w:val="single"/>
+          </w:rPr>
+          <w:t>可13</w:t>
+        </w:r>
+      </w:hyperlink>
+      <w:r>
+        <w:rPr>
+          <w:lang w:val="zh_TW" w:bidi="zh_TW"/>
+        </w:rPr>
+        <w:t>；</w:t>
+      </w:r>
+      <w:hyperlink r:id="rId29">
+        <w:r>
+          <w:rPr>
+            <w:lang w:val="zh_TW" w:bidi="zh_TW"/>
+          </w:rPr>
+          <w:rPr>
+            <w:color w:val="0000EE"/>
+            <w:u w:val="single"/>
+          </w:rPr>
+          <w:t>路21</w:t>
+        </w:r>
+      </w:hyperlink>
+      <w:r>
+        <w:rPr>
+          <w:lang w:val="zh_TW" w:bidi="zh_TW"/>
+        </w:rPr>
+        <w:t>）。</w:t>
       </w:r>
     </w:p>
     <w:p>
@@ -1157,9 +954,9 @@
         <w:rPr>
           <w:lang w:val="zh_TW" w:bidi="zh_TW"/>
         </w:rPr>
-        <w:t>來自埃及的使女，她的主母是撒萊（後來稱為撒拉），撒萊是亞伯蘭（後來稱為亞伯拉罕）的妻子。由於撒萊執意如此，所以亞伯蘭將夏甲納為妾（地位較低的第二位妻子）。夏甲是亞伯蘭的第一個兒子以實瑪利的母親（</w:t>
-      </w:r>
-      <w:hyperlink r:id="rId34">
+        <w:t>最後，基督徒群體中的懶惰問題仍然存在，甚至可能有所加劇（參</w:t>
+      </w:r>
+      <w:hyperlink r:id="rId30">
         <w:r>
           <w:rPr>
             <w:lang w:val="zh_TW" w:bidi="zh_TW"/>
@@ -1168,7 +965,7 @@
             <w:color w:val="0000EE"/>
             <w:u w:val="single"/>
           </w:rPr>
-          <w:t>創16:1–16</w:t>
+          <w:t>帖前4:11</w:t>
         </w:r>
       </w:hyperlink>
       <w:r>
@@ -1177,7 +974,7 @@
         </w:rPr>
         <w:t>，</w:t>
       </w:r>
-      <w:hyperlink r:id="rId35">
+      <w:hyperlink r:id="rId31">
         <w:r>
           <w:rPr>
             <w:lang w:val="zh_TW" w:bidi="zh_TW"/>
@@ -1186,10 +983,28 @@
             <w:color w:val="0000EE"/>
             <w:u w:val="single"/>
           </w:rPr>
-          <w:t>21:9</w:t>
+          <w:t>5:14</w:t>
         </w:r>
       </w:hyperlink>
-      <w:hyperlink r:id="rId34">
+      <w:r>
+        <w:rPr>
+          <w:lang w:val="zh_TW" w:bidi="zh_TW"/>
+        </w:rPr>
+        <w:t>）。保羅再次提醒他們，他與同工們的榜樣——他們親自工作賺取生活費，而不是依賴他們的福音對象。保羅提出了一個簡單的原則：「</w:t>
+      </w:r>
+      <w:r>
+        <w:rPr>
+          <w:lang w:val="zh_TW" w:bidi="zh_TW"/>
+        </w:rPr>
+        <w:t>若有人不肯做工，就不可吃飯</w:t>
+      </w:r>
+      <w:r>
+        <w:rPr>
+          <w:lang w:val="zh_TW" w:bidi="zh_TW"/>
+        </w:rPr>
+        <w:t>」（</w:t>
+      </w:r>
+      <w:hyperlink r:id="rId32">
         <w:r>
           <w:rPr>
             <w:lang w:val="zh_TW" w:bidi="zh_TW"/>
@@ -1198,10 +1013,38 @@
             <w:color w:val="0000EE"/>
             <w:u w:val="single"/>
           </w:rPr>
-          <w:t>–</w:t>
+          <w:t>帖後3:10</w:t>
         </w:r>
       </w:hyperlink>
-      <w:hyperlink r:id="rId35">
+      <w:r>
+        <w:rPr>
+          <w:lang w:val="zh_TW" w:bidi="zh_TW"/>
+        </w:rPr>
+        <w:t>）。</w:t>
+      </w:r>
+    </w:p>
+    <w:p>
+      <w:pPr>
+        <w:pStyle w:val="Heading3"/>
+      </w:pPr>
+      <w:r>
+        <w:rPr>
+          <w:lang w:val="zh_TW" w:bidi="zh_TW"/>
+        </w:rPr>
+        <w:t>內容</w:t>
+      </w:r>
+    </w:p>
+    <w:p>
+      <w:pPr>
+        <w:pStyle w:val="Heading4"/>
+      </w:pPr>
+      <w:r>
+        <w:rPr>
+          <w:lang w:val="zh_TW" w:bidi="zh_TW"/>
+        </w:rPr>
+        <w:t>為他們的基督徒生活感恩（</w:t>
+      </w:r>
+      <w:hyperlink r:id="rId33">
         <w:r>
           <w:rPr>
             <w:lang w:val="zh_TW" w:bidi="zh_TW"/>
@@ -1210,25 +1053,14 @@
             <w:color w:val="0000EE"/>
             <w:u w:val="single"/>
           </w:rPr>
-          <w:t>21</w:t>
+          <w:t>1:3–4</w:t>
         </w:r>
       </w:hyperlink>
       <w:r>
         <w:rPr>
           <w:lang w:val="zh_TW" w:bidi="zh_TW"/>
         </w:rPr>
-        <w:t>）。</w:t>
-      </w:r>
-    </w:p>
-    <w:p>
-      <w:pPr>
-        <w:pStyle w:val="Heading3"/>
-      </w:pPr>
-      <w:r>
-        <w:rPr>
-          <w:lang w:val="zh_TW" w:bidi="zh_TW"/>
-        </w:rPr>
-        <w:t>夏甲的故事</w:t>
+        <w:t>）</w:t>
       </w:r>
     </w:p>
     <w:p>
@@ -1242,9 +1074,20 @@
         <w:rPr>
           <w:lang w:val="zh_TW" w:bidi="zh_TW"/>
         </w:rPr>
-        <w:t>當神命令亞伯蘭離開美索不達米亞時，祂應許要使亞伯蘭的後裔成為大國，並賜給他的後裔一片新的土地（</w:t>
-      </w:r>
-      <w:hyperlink r:id="rId36">
+        <w:t>因為帖撒羅尼迦人的信心增長，彼此之間的愛心加增，並且在逼迫中展現忍耐，所以保羅讚美神。</w:t>
+      </w:r>
+    </w:p>
+    <w:p>
+      <w:pPr>
+        <w:pStyle w:val="Heading4"/>
+      </w:pPr>
+      <w:r>
+        <w:rPr>
+          <w:lang w:val="zh_TW" w:bidi="zh_TW"/>
+        </w:rPr>
+        <w:t>逼迫者與被逼迫者的角色逆轉（</w:t>
+      </w:r>
+      <w:hyperlink r:id="rId34">
         <w:r>
           <w:rPr>
             <w:lang w:val="zh_TW" w:bidi="zh_TW"/>
@@ -1253,56 +1096,14 @@
             <w:color w:val="0000EE"/>
             <w:u w:val="single"/>
           </w:rPr>
-          <w:t>創12:2、7</w:t>
+          <w:t>1:5–10</w:t>
         </w:r>
       </w:hyperlink>
       <w:r>
         <w:rPr>
           <w:lang w:val="zh_TW" w:bidi="zh_TW"/>
         </w:rPr>
-        <w:t>）。在迦南待了十年後，撒萊和亞伯蘭仍然沒有孩子。撒萊建議亞伯蘭娶夏甲為妾，並通過她得孩子。在美索不達米亞東北部的習俗中，如果妻子不能生育，她可以給丈夫一個使女來達成這個目的。妾所生的任何兒子，都被視為是妻子的孩子（參</w:t>
-      </w:r>
-      <w:hyperlink r:id="rId37">
-        <w:r>
-          <w:rPr>
-            <w:lang w:val="zh_TW" w:bidi="zh_TW"/>
-          </w:rPr>
-          <w:rPr>
-            <w:color w:val="0000EE"/>
-            <w:u w:val="single"/>
-          </w:rPr>
-          <w:t>30:1</w:t>
-        </w:r>
-      </w:hyperlink>
-      <w:hyperlink r:id="rId34">
-        <w:r>
-          <w:rPr>
-            <w:lang w:val="zh_TW" w:bidi="zh_TW"/>
-          </w:rPr>
-          <w:rPr>
-            <w:color w:val="0000EE"/>
-            <w:u w:val="single"/>
-          </w:rPr>
-          <w:t>–</w:t>
-        </w:r>
-      </w:hyperlink>
-      <w:hyperlink r:id="rId37">
-        <w:r>
-          <w:rPr>
-            <w:lang w:val="zh_TW" w:bidi="zh_TW"/>
-          </w:rPr>
-          <w:rPr>
-            <w:color w:val="0000EE"/>
-            <w:u w:val="single"/>
-          </w:rPr>
-          <w:t>6</w:t>
-        </w:r>
-      </w:hyperlink>
-      <w:r>
-        <w:rPr>
-          <w:lang w:val="zh_TW" w:bidi="zh_TW"/>
-        </w:rPr>
-        <w:t>）。</w:t>
+        <w:t>）</w:t>
       </w:r>
     </w:p>
     <w:p>
@@ -1316,7 +1117,96 @@
         <w:rPr>
           <w:lang w:val="zh_TW" w:bidi="zh_TW"/>
         </w:rPr>
-        <w:t>當夏甲懷孕後，就開始小看撒萊。撒萊苦待夏甲，致使她逃到曠野。神的使者在曠野的一口井旁向她顯現，並告訴夏甲要回到亞伯蘭家中。使者應許說她將生一個兒子，以實瑪利（意思是「神聽見」）；這個兒子意志堅定，經常與他人發生衝突。夏甲稱那地方為庇耳拉海萊，意思是「在這裡看見那看顧我的」。</w:t>
+        <w:t>當時，帖撒羅尼迦的基督徒正遭受苦難，但逼迫他們的人將在主耶穌帶著「</w:t>
+      </w:r>
+      <w:r>
+        <w:rPr>
+          <w:lang w:val="zh_TW" w:bidi="zh_TW"/>
+        </w:rPr>
+        <w:t>同他有能力的天使</w:t>
+      </w:r>
+      <w:r>
+        <w:rPr>
+          <w:lang w:val="zh_TW" w:bidi="zh_TW"/>
+        </w:rPr>
+        <w:t>」降臨時，面對神公義的審判。</w:t>
+      </w:r>
+      <w:r>
+        <w:rPr>
+          <w:lang w:val="zh_TW" w:bidi="zh_TW"/>
+        </w:rPr>
+        <w:t>那些拒絕神和福音救恩的人，將</w:t>
+      </w:r>
+      <w:r>
+        <w:rPr>
+          <w:lang w:val="zh_TW" w:bidi="zh_TW"/>
+        </w:rPr>
+        <w:t>「</w:t>
+      </w:r>
+      <w:r>
+        <w:rPr>
+          <w:lang w:val="zh_TW" w:bidi="zh_TW"/>
+        </w:rPr>
+        <w:t>要受刑罰，就是永遠沉淪</w:t>
+      </w:r>
+      <w:r>
+        <w:rPr>
+          <w:lang w:val="zh_TW" w:bidi="zh_TW"/>
+        </w:rPr>
+        <w:t>」。祂的子民將</w:t>
+      </w:r>
+      <w:r>
+        <w:rPr>
+          <w:lang w:val="zh_TW" w:bidi="zh_TW"/>
+        </w:rPr>
+        <w:t>經歷</w:t>
+      </w:r>
+      <w:r>
+        <w:rPr>
+          <w:lang w:val="zh_TW" w:bidi="zh_TW"/>
+        </w:rPr>
+        <w:t>祂再來的榮耀，並意識到他們的堅持所信和受苦並非徒</w:t>
+      </w:r>
+      <w:r>
+        <w:rPr>
+          <w:lang w:val="zh_TW" w:bidi="zh_TW"/>
+        </w:rPr>
+        <w:t>然</w:t>
+      </w:r>
+      <w:r>
+        <w:rPr>
+          <w:lang w:val="zh_TW" w:bidi="zh_TW"/>
+        </w:rPr>
+        <w:t>。</w:t>
+      </w:r>
+    </w:p>
+    <w:p>
+      <w:pPr>
+        <w:pStyle w:val="Heading4"/>
+      </w:pPr>
+      <w:r>
+        <w:rPr>
+          <w:lang w:val="zh_TW" w:bidi="zh_TW"/>
+        </w:rPr>
+        <w:t>禱告主耶穌得榮耀（</w:t>
+      </w:r>
+      <w:hyperlink r:id="rId35">
+        <w:r>
+          <w:rPr>
+            <w:lang w:val="zh_TW" w:bidi="zh_TW"/>
+          </w:rPr>
+          <w:rPr>
+            <w:color w:val="0000EE"/>
+            <w:u w:val="single"/>
+          </w:rPr>
+          <w:t>1:11–12</w:t>
+        </w:r>
+      </w:hyperlink>
+      <w:r>
+        <w:rPr>
+          <w:lang w:val="zh_TW" w:bidi="zh_TW"/>
+        </w:rPr>
+        <w:t>）</w:t>
       </w:r>
     </w:p>
     <w:p>
@@ -1330,9 +1220,20 @@
         <w:rPr>
           <w:lang w:val="zh_TW" w:bidi="zh_TW"/>
         </w:rPr>
-        <w:t>以實瑪利出生時，亞伯蘭已經86歲。十四年後，神賜給亞伯拉罕和撒拉應許中的兒子以撒。在以撒斷奶時（大約三歲），舉行了一場筵席。在筵席上，以實瑪利戲笑以撒（</w:t>
-      </w:r>
-      <w:hyperlink r:id="rId38">
+        <w:t>這是保羅為帖撒羅尼迦基督徒的禱告——願他們過著配得上呼召的生活，實現他們的決心，並藉著神的恩典，使基督的名字在他們身上得榮耀。</w:t>
+      </w:r>
+    </w:p>
+    <w:p>
+      <w:pPr>
+        <w:pStyle w:val="Heading4"/>
+      </w:pPr>
+      <w:r>
+        <w:rPr>
+          <w:lang w:val="zh_TW" w:bidi="zh_TW"/>
+        </w:rPr>
+        <w:t>在基督再來之前必須發生的事（</w:t>
+      </w:r>
+      <w:hyperlink r:id="rId24">
         <w:r>
           <w:rPr>
             <w:lang w:val="zh_TW" w:bidi="zh_TW"/>
@@ -1341,32 +1242,14 @@
             <w:color w:val="0000EE"/>
             <w:u w:val="single"/>
           </w:rPr>
-          <w:t>創21:9</w:t>
+          <w:t>2:1–12</w:t>
         </w:r>
       </w:hyperlink>
       <w:r>
         <w:rPr>
           <w:lang w:val="zh_TW" w:bidi="zh_TW"/>
         </w:rPr>
-        <w:t>），使撒拉很生氣。因此，她要求亞伯拉罕趕走夏甲和以實瑪利。亞伯拉罕起初不願意這樣做，但神對他說，讓他聽從撒拉的要求（</w:t>
-      </w:r>
-      <w:hyperlink r:id="rId39">
-        <w:r>
-          <w:rPr>
-            <w:lang w:val="zh_TW" w:bidi="zh_TW"/>
-          </w:rPr>
-          <w:rPr>
-            <w:color w:val="0000EE"/>
-            <w:u w:val="single"/>
-          </w:rPr>
-          <w:t>12</w:t>
-        </w:r>
-      </w:hyperlink>
-      <w:r>
-        <w:rPr>
-          <w:lang w:val="zh_TW" w:bidi="zh_TW"/>
-        </w:rPr>
-        <w:t>節）。</w:t>
+        <w:t>）</w:t>
       </w:r>
     </w:p>
     <w:p>
@@ -1380,9 +1263,57 @@
         <w:rPr>
           <w:lang w:val="zh_TW" w:bidi="zh_TW"/>
         </w:rPr>
-        <w:t>夏甲和以實瑪利離開後，在別是巴的曠野中徘徊。當他們沒有水的時候，神拯救夏甲和以實瑪利免於死亡。神應許夏甲說，以實瑪利的後裔將成為大國（</w:t>
-      </w:r>
-      <w:hyperlink r:id="rId40">
+        <w:t>在這個段落，保羅駁斥那錯誤教導說</w:t>
+      </w:r>
+      <w:r>
+        <w:rPr>
+          <w:lang w:val="zh_TW" w:bidi="zh_TW"/>
+        </w:rPr>
+        <w:t>主的日子現在到了</w:t>
+      </w:r>
+      <w:r>
+        <w:rPr>
+          <w:lang w:val="zh_TW" w:bidi="zh_TW"/>
+        </w:rPr>
+        <w:t>，強調在此之前，「</w:t>
+      </w:r>
+      <w:r>
+        <w:rPr>
+          <w:lang w:val="zh_TW" w:bidi="zh_TW"/>
+        </w:rPr>
+        <w:t>那大罪人</w:t>
+      </w:r>
+      <w:r>
+        <w:rPr>
+          <w:lang w:val="zh_TW" w:bidi="zh_TW"/>
+        </w:rPr>
+        <w:t>」必須被揭示，也就是所謂的敵基督（不過需要注意的是，新約中也提到「</w:t>
+      </w:r>
+      <w:r>
+        <w:rPr>
+          <w:lang w:val="zh_TW" w:bidi="zh_TW"/>
+        </w:rPr>
+        <w:t>好些敵基督</w:t>
+      </w:r>
+      <w:r>
+        <w:rPr>
+          <w:lang w:val="zh_TW" w:bidi="zh_TW"/>
+        </w:rPr>
+        <w:t>」和「</w:t>
+      </w:r>
+      <w:r>
+        <w:rPr>
+          <w:lang w:val="zh_TW" w:bidi="zh_TW"/>
+        </w:rPr>
+        <w:t>那</w:t>
+      </w:r>
+      <w:r>
+        <w:rPr>
+          <w:lang w:val="zh_TW" w:bidi="zh_TW"/>
+        </w:rPr>
+        <w:t>敵基督者的靈」——</w:t>
+      </w:r>
+      <w:hyperlink r:id="rId36">
         <w:r>
           <w:rPr>
             <w:lang w:val="zh_TW" w:bidi="zh_TW"/>
@@ -1391,10 +1322,16 @@
             <w:color w:val="0000EE"/>
             <w:u w:val="single"/>
           </w:rPr>
-          <w:t>創21:17</w:t>
+          <w:t>約一2:18</w:t>
         </w:r>
       </w:hyperlink>
-      <w:hyperlink r:id="rId34">
+      <w:r>
+        <w:rPr>
+          <w:lang w:val="zh_TW" w:bidi="zh_TW"/>
+        </w:rPr>
+        <w:t>，</w:t>
+      </w:r>
+      <w:hyperlink r:id="rId37">
         <w:r>
           <w:rPr>
             <w:lang w:val="zh_TW" w:bidi="zh_TW"/>
@@ -1403,10 +1340,28 @@
             <w:color w:val="0000EE"/>
             <w:u w:val="single"/>
           </w:rPr>
-          <w:t>–</w:t>
+          <w:t>4:3</w:t>
         </w:r>
       </w:hyperlink>
-      <w:hyperlink r:id="rId40">
+      <w:r>
+        <w:rPr>
+          <w:lang w:val="zh_TW" w:bidi="zh_TW"/>
+        </w:rPr>
+        <w:t>）。保羅說：「</w:t>
+      </w:r>
+      <w:r>
+        <w:rPr>
+          <w:lang w:val="zh_TW" w:bidi="zh_TW"/>
+        </w:rPr>
+        <w:t>因為那日子以前，必有離道反教的事，並有那大罪人，就是沉淪之子，顯露出來</w:t>
+      </w:r>
+      <w:r>
+        <w:rPr>
+          <w:lang w:val="zh_TW" w:bidi="zh_TW"/>
+        </w:rPr>
+        <w:t>」（</w:t>
+      </w:r>
+      <w:hyperlink r:id="rId38">
         <w:r>
           <w:rPr>
             <w:lang w:val="zh_TW" w:bidi="zh_TW"/>
@@ -1415,25 +1370,14 @@
             <w:color w:val="0000EE"/>
             <w:u w:val="single"/>
           </w:rPr>
-          <w:t>19</w:t>
+          <w:t>帖後2:3</w:t>
         </w:r>
       </w:hyperlink>
       <w:r>
         <w:rPr>
           <w:lang w:val="zh_TW" w:bidi="zh_TW"/>
         </w:rPr>
-        <w:t>）。以實瑪利住在巴蘭的曠野，成為獵人。他娶了一位埃及女子，並成為以實瑪利人的先祖。</w:t>
-      </w:r>
-    </w:p>
-    <w:p>
-      <w:pPr>
-        <w:pStyle w:val="Heading3"/>
-      </w:pPr>
-      <w:r>
-        <w:rPr>
-          <w:lang w:val="zh_TW" w:bidi="zh_TW"/>
-        </w:rPr>
-        <w:t>保羅關於夏甲的教導</w:t>
+        <w:t>）。</w:t>
       </w:r>
     </w:p>
     <w:p>
@@ -1447,7 +1391,102 @@
         <w:rPr>
           <w:lang w:val="zh_TW" w:bidi="zh_TW"/>
         </w:rPr>
-        <w:t>在新約聖經中，保羅使用夏甲的故事解釋一個重要的屬靈真理（</w:t>
+        <w:t>目前，不法的</w:t>
+      </w:r>
+      <w:r>
+        <w:rPr>
+          <w:lang w:val="zh_TW" w:bidi="zh_TW"/>
+        </w:rPr>
+        <w:t>隱意正</w:t>
+      </w:r>
+      <w:r>
+        <w:rPr>
+          <w:lang w:val="zh_TW" w:bidi="zh_TW"/>
+        </w:rPr>
+        <w:t>被</w:t>
+      </w:r>
+      <w:r>
+        <w:rPr>
+          <w:lang w:val="zh_TW" w:bidi="zh_TW"/>
+        </w:rPr>
+        <w:t>攔阻</w:t>
+      </w:r>
+      <w:r>
+        <w:rPr>
+          <w:lang w:val="zh_TW" w:bidi="zh_TW"/>
+        </w:rPr>
+        <w:t>（</w:t>
+      </w:r>
+      <w:hyperlink r:id="rId39">
+        <w:r>
+          <w:rPr>
+            <w:lang w:val="zh_TW" w:bidi="zh_TW"/>
+          </w:rPr>
+          <w:rPr>
+            <w:color w:val="0000EE"/>
+            <w:u w:val="single"/>
+          </w:rPr>
+          <w:t>6–7</w:t>
+        </w:r>
+      </w:hyperlink>
+      <w:r>
+        <w:rPr>
+          <w:lang w:val="zh_TW" w:bidi="zh_TW"/>
+        </w:rPr>
+        <w:t>節）；但在未來——就是在主再來之前，這種</w:t>
+      </w:r>
+      <w:r>
+        <w:rPr>
+          <w:lang w:val="zh_TW" w:bidi="zh_TW"/>
+        </w:rPr>
+        <w:t>攔阻</w:t>
+      </w:r>
+      <w:r>
+        <w:rPr>
+          <w:lang w:val="zh_TW" w:bidi="zh_TW"/>
+        </w:rPr>
+        <w:t>將被解除。換句話說，邪惡將徹底爆發。基督徒必須預備好面對極端邪惡的顯現，這種顯現會伴隨著「</w:t>
+      </w:r>
+      <w:r>
+        <w:rPr>
+          <w:lang w:val="zh_TW" w:bidi="zh_TW"/>
+        </w:rPr>
+        <w:t>一切虛假的奇事</w:t>
+      </w:r>
+      <w:r>
+        <w:rPr>
+          <w:lang w:val="zh_TW" w:bidi="zh_TW"/>
+        </w:rPr>
+        <w:t>」（</w:t>
+      </w:r>
+      <w:hyperlink r:id="rId40">
+        <w:r>
+          <w:rPr>
+            <w:lang w:val="zh_TW" w:bidi="zh_TW"/>
+          </w:rPr>
+          <w:rPr>
+            <w:color w:val="0000EE"/>
+            <w:u w:val="single"/>
+          </w:rPr>
+          <w:t>9</w:t>
+        </w:r>
+      </w:hyperlink>
+      <w:r>
+        <w:rPr>
+          <w:lang w:val="zh_TW" w:bidi="zh_TW"/>
+        </w:rPr>
+        <w:t>節），許多人將因此被欺騙。基督的再來將帶來邪惡的終結，並審判那些敵擋真理、樂於不義之人。</w:t>
+      </w:r>
+    </w:p>
+    <w:p>
+      <w:pPr>
+        <w:pStyle w:val="Heading4"/>
+      </w:pPr>
+      <w:r>
+        <w:rPr>
+          <w:lang w:val="zh_TW" w:bidi="zh_TW"/>
+        </w:rPr>
+        <w:t>更新的感恩、鼓勵和禱告（</w:t>
       </w:r>
       <w:hyperlink r:id="rId41">
         <w:r>
@@ -1458,38 +1497,14 @@
             <w:color w:val="0000EE"/>
             <w:u w:val="single"/>
           </w:rPr>
-          <w:t>加4:22</w:t>
+          <w:t>2:13–3:5</w:t>
         </w:r>
       </w:hyperlink>
-      <w:hyperlink r:id="rId34">
-        <w:r>
-          <w:rPr>
-            <w:lang w:val="zh_TW" w:bidi="zh_TW"/>
-          </w:rPr>
-          <w:rPr>
-            <w:color w:val="0000EE"/>
-            <w:u w:val="single"/>
-          </w:rPr>
-          <w:t>–</w:t>
-        </w:r>
-      </w:hyperlink>
-      <w:hyperlink r:id="rId41">
-        <w:r>
-          <w:rPr>
-            <w:lang w:val="zh_TW" w:bidi="zh_TW"/>
-          </w:rPr>
-          <w:rPr>
-            <w:color w:val="0000EE"/>
-            <w:u w:val="single"/>
-          </w:rPr>
-          <w:t>31</w:t>
-        </w:r>
-      </w:hyperlink>
-      <w:r>
-        <w:rPr>
-          <w:lang w:val="zh_TW" w:bidi="zh_TW"/>
-        </w:rPr>
-        <w:t>）：夏甲代表神在西奈山與摩西立的舊約。由於以實瑪利是透過人的計劃而生，猶太化的基督徒就像夏甲的兒子，是為奴的。他們教導所有信徒都必須遵守摩西律法，並且必須做到律法所說的一切。撒拉是自主的婦人，代表耶穌基督的新約。由於以撒是亞伯拉罕憑著對神應許的信心所生的兒子，那些不受律法捆綁的基督徒是撒拉屬靈的兒女。最大的不同在於是被律法束縛，要靠行為得救，還是有自由，靠恩典和信心得救。</w:t>
+      <w:r>
+        <w:rPr>
+          <w:lang w:val="zh_TW" w:bidi="zh_TW"/>
+        </w:rPr>
+        <w:t>）</w:t>
       </w:r>
     </w:p>
     <w:p>
@@ -1501,44 +1516,69 @@
       </w:r>
       <w:r>
         <w:rPr>
-          <w:i/>
-          <w:lang w:val="zh_TW" w:bidi="zh_TW"/>
-        </w:rPr>
-        <w:t>另見</w:t>
-      </w:r>
-      <w:r>
-        <w:rPr>
-          <w:lang w:val="zh_TW" w:bidi="zh_TW"/>
-        </w:rPr>
-        <w:t>亞伯拉罕</w:t>
-      </w:r>
-      <w:r>
-        <w:rPr>
-          <w:lang w:val="zh_TW" w:bidi="zh_TW"/>
-        </w:rPr>
-        <w:t>；</w:t>
-      </w:r>
-      <w:r>
-        <w:rPr>
-          <w:lang w:val="zh_TW" w:bidi="zh_TW"/>
-        </w:rPr>
-        <w:t>撒拉#1</w:t>
-      </w:r>
-      <w:r>
-        <w:rPr>
-          <w:lang w:val="zh_TW" w:bidi="zh_TW"/>
-        </w:rPr>
-        <w:t>。</w:t>
-      </w:r>
-      <w:r>
-        <w:rPr>
-          <w:lang w:val="zh_TW" w:bidi="zh_TW"/>
-        </w:rPr>
-      </w:r>
-      <w:r>
-        <w:rPr>
-          <w:lang w:val="zh_TW" w:bidi="zh_TW"/>
-        </w:rPr>
+          <w:lang w:val="zh_TW" w:bidi="zh_TW"/>
+        </w:rPr>
+        <w:t>保羅討論邪惡力量對人們生活的影響之後，他感謝神的靈在帖撒羅尼迦基督徒生活中工作。他勉勵他們持守自己所教導的一切，無論是親身教導還是以書信傳遞的信息。保羅的禱告是求這位賜安慰與盼望的神，使他們在一切善行與</w:t>
+      </w:r>
+      <w:r>
+        <w:rPr>
+          <w:lang w:val="zh_TW" w:bidi="zh_TW"/>
+        </w:rPr>
+        <w:t>善言</w:t>
+      </w:r>
+      <w:r>
+        <w:rPr>
+          <w:lang w:val="zh_TW" w:bidi="zh_TW"/>
+        </w:rPr>
+        <w:t>上</w:t>
+      </w:r>
+      <w:r>
+        <w:rPr>
+          <w:lang w:val="zh_TW" w:bidi="zh_TW"/>
+        </w:rPr>
+        <w:t>堅固</w:t>
+      </w:r>
+      <w:r>
+        <w:rPr>
+          <w:lang w:val="zh_TW" w:bidi="zh_TW"/>
+        </w:rPr>
+        <w:t>他們。他也表達自己需要他們的禱告，希望神能繼續使他所傳講的道興旺，並保守他脫離惡人的手。又求神保守帖撒羅尼迦的基督徒，讓他們可以確信神的信實。保羅為他們禱告，願他們在所學之道上堅定不移，被引導進入神的愛與基督所賜的忍耐之中。</w:t>
+      </w:r>
+    </w:p>
+    <w:p>
+      <w:pPr>
+        <w:pStyle w:val="Heading4"/>
+      </w:pPr>
+      <w:r>
+        <w:rPr>
+          <w:b/>
+          <w:lang w:val="zh_TW" w:bidi="zh_TW"/>
+        </w:rPr>
+        <w:t>警告不守規矩與懶惰的人</w:t>
+      </w:r>
+      <w:r>
+        <w:rPr>
+          <w:lang w:val="zh_TW" w:bidi="zh_TW"/>
+        </w:rPr>
+        <w:t>（</w:t>
+      </w:r>
+      <w:hyperlink r:id="rId42">
+        <w:r>
+          <w:rPr>
+            <w:lang w:val="zh_TW" w:bidi="zh_TW"/>
+          </w:rPr>
+          <w:rPr>
+            <w:color w:val="0000EE"/>
+            <w:u w:val="single"/>
+          </w:rPr>
+          <w:t>3:6–15</w:t>
+        </w:r>
+      </w:hyperlink>
+      <w:r>
+        <w:rPr>
+          <w:lang w:val="zh_TW" w:bidi="zh_TW"/>
+        </w:rPr>
+        <w:t>）</w:t>
       </w:r>
     </w:p>
     <w:p>
@@ -1548,21 +1588,82 @@
           <w:lang w:val="zh_TW" w:bidi="zh_TW"/>
         </w:rPr>
       </w:r>
+      <w:r>
+        <w:rPr>
+          <w:lang w:val="zh_TW" w:bidi="zh_TW"/>
+        </w:rPr>
+        <w:t>保羅寫作的另一個特別目的，是強調基督徒的生活不應懶惰。他不僅這樣教導，也以自己的生活作為榜樣。基督徒應該「</w:t>
+      </w:r>
+      <w:r>
+        <w:rPr>
+          <w:lang w:val="zh_TW" w:bidi="zh_TW"/>
+        </w:rPr>
+        <w:t>安靜做工，吃自己的飯」</w:t>
+      </w:r>
+      <w:r>
+        <w:rPr>
+          <w:lang w:val="zh_TW" w:bidi="zh_TW"/>
+        </w:rPr>
+        <w:t>，並且「</w:t>
+      </w:r>
+      <w:r>
+        <w:rPr>
+          <w:lang w:val="zh_TW" w:bidi="zh_TW"/>
+        </w:rPr>
+        <w:t>行善不可喪志</w:t>
+      </w:r>
+      <w:r>
+        <w:rPr>
+          <w:lang w:val="zh_TW" w:bidi="zh_TW"/>
+        </w:rPr>
+        <w:t>」（</w:t>
+      </w:r>
+      <w:hyperlink r:id="rId43">
+        <w:r>
+          <w:rPr>
+            <w:lang w:val="zh_TW" w:bidi="zh_TW"/>
+          </w:rPr>
+          <w:rPr>
+            <w:color w:val="0000EE"/>
+            <w:u w:val="single"/>
+          </w:rPr>
+          <w:t>12–13</w:t>
+        </w:r>
+      </w:hyperlink>
+      <w:r>
+        <w:rPr>
+          <w:lang w:val="zh_TW" w:bidi="zh_TW"/>
+        </w:rPr>
+        <w:t>節）。基督徒不應與拒絕這教導的人來往，但應當以弟兄的身份勸戒，而不是將他們視為敵人。</w:t>
+      </w:r>
     </w:p>
     <w:p>
       <w:pPr>
-        <w:pStyle w:val="Heading2"/>
-      </w:pPr>
-      <w:r>
-        <w:rPr>
-          <w:lang w:val="zh_TW" w:bidi="zh_TW"/>
-        </w:rPr>
-        <w:t>夏娃</w:t>
-      </w:r>
-      <w:r>
-        <w:rPr>
-          <w:lang w:val="zh_TW" w:bidi="zh_TW"/>
-        </w:rPr>
+        <w:pStyle w:val="Heading4"/>
+      </w:pPr>
+      <w:r>
+        <w:rPr>
+          <w:lang w:val="zh_TW" w:bidi="zh_TW"/>
+        </w:rPr>
+        <w:t>結論（</w:t>
+      </w:r>
+      <w:hyperlink r:id="rId44">
+        <w:r>
+          <w:rPr>
+            <w:lang w:val="zh_TW" w:bidi="zh_TW"/>
+          </w:rPr>
+          <w:rPr>
+            <w:color w:val="0000EE"/>
+            <w:u w:val="single"/>
+          </w:rPr>
+          <w:t>3:16–18</w:t>
+        </w:r>
+      </w:hyperlink>
+      <w:r>
+        <w:rPr>
+          <w:lang w:val="zh_TW" w:bidi="zh_TW"/>
+        </w:rPr>
+        <w:t>）</w:t>
       </w:r>
     </w:p>
     <w:p>
@@ -1576,9 +1677,9 @@
         <w:rPr>
           <w:lang w:val="zh_TW" w:bidi="zh_TW"/>
         </w:rPr>
-        <w:t>第一位女子，被稱為「眾生之母」（</w:t>
-      </w:r>
-      <w:hyperlink r:id="rId42">
+        <w:t>保羅以禱告求恩典與平安，並親筆署名，為書信畫下句點。他在第</w:t>
+      </w:r>
+      <w:hyperlink r:id="rId14">
         <w:r>
           <w:rPr>
             <w:lang w:val="zh_TW" w:bidi="zh_TW"/>
@@ -1587,16 +1688,16 @@
             <w:color w:val="0000EE"/>
             <w:u w:val="single"/>
           </w:rPr>
-          <w:t>創3:20</w:t>
+          <w:t>17</w:t>
         </w:r>
       </w:hyperlink>
       <w:r>
         <w:rPr>
           <w:lang w:val="zh_TW" w:bidi="zh_TW"/>
         </w:rPr>
-        <w:t>）。創世記記載，神造亞當之後，看見亞當獨居不好，便決定為他造一個「配偶幫助他」（</w:t>
-      </w:r>
-      <w:hyperlink r:id="rId43">
+        <w:t>節提到親筆寫信，這很可能是指在此之前，他一直由他人代筆，而這最後的部分則由他親自寫下（參</w:t>
+      </w:r>
+      <w:hyperlink r:id="rId45">
         <w:r>
           <w:rPr>
             <w:lang w:val="zh_TW" w:bidi="zh_TW"/>
@@ -1605,29 +1706,16 @@
             <w:color w:val="0000EE"/>
             <w:u w:val="single"/>
           </w:rPr>
-          <w:t>2:18</w:t>
+          <w:t>林前16:21</w:t>
         </w:r>
       </w:hyperlink>
       <w:r>
         <w:rPr>
           <w:lang w:val="zh_TW" w:bidi="zh_TW"/>
         </w:rPr>
-        <w:t>）。「幫助」一詞的希伯來文是</w:t>
-      </w:r>
-      <w:r>
-        <w:rPr>
-          <w:i/>
-          <w:lang w:val="zh_TW" w:bidi="zh_TW"/>
-        </w:rPr>
-        <w:t>ezer</w:t>
-      </w:r>
-      <w:r>
-        <w:rPr>
-          <w:lang w:val="zh_TW" w:bidi="zh_TW"/>
-        </w:rPr>
-        <w:t>，舊約聖經其它地方也用此字詞來描述神如何幫助以色列。神使亞當沉睡，取下他的一根肋骨，用那肋骨造了夏娃（</w:t>
-      </w:r>
-      <w:hyperlink r:id="rId44">
+        <w:t>；</w:t>
+      </w:r>
+      <w:hyperlink r:id="rId46">
         <w:r>
           <w:rPr>
             <w:lang w:val="zh_TW" w:bidi="zh_TW"/>
@@ -1636,25 +1724,14 @@
             <w:color w:val="0000EE"/>
             <w:u w:val="single"/>
           </w:rPr>
-          <w:t>21–25</w:t>
+          <w:t>西4:18</w:t>
         </w:r>
       </w:hyperlink>
       <w:r>
         <w:rPr>
           <w:lang w:val="zh_TW" w:bidi="zh_TW"/>
         </w:rPr>
-        <w:t>節）。</w:t>
-      </w:r>
-    </w:p>
-    <w:p>
-      <w:pPr>
-        <w:pStyle w:val="Heading3"/>
-      </w:pPr>
-      <w:r>
-        <w:rPr>
-          <w:lang w:val="zh_TW" w:bidi="zh_TW"/>
-        </w:rPr>
-        <w:t>她的名字</w:t>
+        <w:t>）。</w:t>
       </w:r>
     </w:p>
     <w:p>
@@ -1666,56 +1743,86 @@
       </w:r>
       <w:r>
         <w:rPr>
-          <w:lang w:val="zh_TW" w:bidi="zh_TW"/>
-        </w:rPr>
-        <w:t>亞當給妻子夏娃起了兩個名字。起初，他稱她為「女人」，表明了她與男人之間的關聯（</w:t>
-      </w:r>
-      <w:hyperlink r:id="rId45">
-        <w:r>
-          <w:rPr>
-            <w:lang w:val="zh_TW" w:bidi="zh_TW"/>
-          </w:rPr>
-          <w:rPr>
-            <w:color w:val="0000EE"/>
-            <w:u w:val="single"/>
-          </w:rPr>
-          <w:t>創2:23</w:t>
-        </w:r>
-      </w:hyperlink>
-      <w:r>
-        <w:rPr>
-          <w:lang w:val="zh_TW" w:bidi="zh_TW"/>
-        </w:rPr>
-        <w:t>）。後來，在他們違背神之後，他給她起名為夏娃，意思是「生命」，指她作為人類始祖之母的身分（</w:t>
-      </w:r>
-      <w:hyperlink r:id="rId42">
-        <w:r>
-          <w:rPr>
-            <w:lang w:val="zh_TW" w:bidi="zh_TW"/>
-          </w:rPr>
-          <w:rPr>
-            <w:color w:val="0000EE"/>
-            <w:u w:val="single"/>
-          </w:rPr>
-          <w:t>3:20</w:t>
-        </w:r>
-      </w:hyperlink>
-      <w:r>
-        <w:rPr>
-          <w:lang w:val="zh_TW" w:bidi="zh_TW"/>
-        </w:rPr>
-        <w:t>）。</w:t>
-      </w:r>
-    </w:p>
-    <w:p>
-      <w:pPr>
-        <w:pStyle w:val="Heading3"/>
-      </w:pPr>
-      <w:r>
-        <w:rPr>
-          <w:lang w:val="zh_TW" w:bidi="zh_TW"/>
-        </w:rPr>
-        <w:t>她的故事</w:t>
+          <w:i/>
+          <w:lang w:val="zh_TW" w:bidi="zh_TW"/>
+        </w:rPr>
+        <w:t>另見</w:t>
+      </w:r>
+      <w:r>
+        <w:rPr>
+          <w:lang w:val="zh_TW" w:bidi="zh_TW"/>
+        </w:rPr>
+        <w:t xml:space="preserve"> </w:t>
+      </w:r>
+      <w:r>
+        <w:rPr>
+          <w:lang w:val="zh_TW" w:bidi="zh_TW"/>
+        </w:rPr>
+        <w:t>末世論</w:t>
+      </w:r>
+      <w:r>
+        <w:rPr>
+          <w:lang w:val="zh_TW" w:bidi="zh_TW"/>
+        </w:rPr>
+        <w:t>，</w:t>
+      </w:r>
+      <w:r>
+        <w:rPr>
+          <w:lang w:val="zh_TW" w:bidi="zh_TW"/>
+        </w:rPr>
+        <w:t>使徒保羅</w:t>
+      </w:r>
+      <w:r>
+        <w:rPr>
+          <w:lang w:val="zh_TW" w:bidi="zh_TW"/>
+        </w:rPr>
+        <w:t>，</w:t>
+      </w:r>
+      <w:r>
+        <w:rPr>
+          <w:lang w:val="zh_TW" w:bidi="zh_TW"/>
+        </w:rPr>
+        <w:t>基督的再來</w:t>
+      </w:r>
+      <w:r>
+        <w:rPr>
+          <w:lang w:val="zh_TW" w:bidi="zh_TW"/>
+        </w:rPr>
+        <w:t>，</w:t>
+      </w:r>
+      <w:r>
+        <w:rPr>
+          <w:lang w:val="zh_TW" w:bidi="zh_TW"/>
+        </w:rPr>
+        <w:t>帖撒羅尼迦前書</w:t>
+      </w:r>
+      <w:r>
+        <w:rPr>
+          <w:lang w:val="zh_TW" w:bidi="zh_TW"/>
+        </w:rPr>
+        <w:t>，</w:t>
+      </w:r>
+      <w:r>
+        <w:rPr>
+          <w:lang w:val="zh_TW" w:bidi="zh_TW"/>
+        </w:rPr>
+        <w:t>帖撒羅尼迦</w:t>
+      </w:r>
+      <w:r>
+        <w:rPr>
+          <w:lang w:val="zh_TW" w:bidi="zh_TW"/>
+        </w:rPr>
+        <w:t>。</w:t>
+      </w:r>
+      <w:r>
+        <w:rPr>
+          <w:lang w:val="zh_TW" w:bidi="zh_TW"/>
+        </w:rPr>
+      </w:r>
+      <w:r>
+        <w:rPr>
+          <w:lang w:val="zh_TW" w:bidi="zh_TW"/>
+        </w:rPr>
       </w:r>
     </w:p>
     <w:p>
@@ -1725,47 +1832,21 @@
           <w:lang w:val="zh_TW" w:bidi="zh_TW"/>
         </w:rPr>
       </w:r>
-      <w:r>
-        <w:rPr>
-          <w:lang w:val="zh_TW" w:bidi="zh_TW"/>
-        </w:rPr>
-        <w:t>亞當與夏娃最初住在伊甸園中，他們順服神，事奉祂，並彼此照顧。後來，邪惡進入世界，蛇引誘夏娃違背神的命令。神曾吩咐他們不可吃分別善惡樹上的果子（</w:t>
-      </w:r>
-      <w:hyperlink r:id="rId46">
-        <w:r>
-          <w:rPr>
-            <w:lang w:val="zh_TW" w:bidi="zh_TW"/>
-          </w:rPr>
-          <w:rPr>
-            <w:color w:val="0000EE"/>
-            <w:u w:val="single"/>
-          </w:rPr>
-          <w:t>創2:17</w:t>
-        </w:r>
-      </w:hyperlink>
-      <w:r>
-        <w:rPr>
-          <w:lang w:val="zh_TW" w:bidi="zh_TW"/>
-        </w:rPr>
-        <w:t>，</w:t>
-      </w:r>
-      <w:hyperlink r:id="rId47">
-        <w:r>
-          <w:rPr>
-            <w:lang w:val="zh_TW" w:bidi="zh_TW"/>
-          </w:rPr>
-          <w:rPr>
-            <w:color w:val="0000EE"/>
-            <w:u w:val="single"/>
-          </w:rPr>
-          <w:t>3:3</w:t>
-        </w:r>
-      </w:hyperlink>
-      <w:r>
-        <w:rPr>
-          <w:lang w:val="zh_TW" w:bidi="zh_TW"/>
-        </w:rPr>
-        <w:t>）。蛇用巧言欺騙夏娃，她便吃了果子，又給亞當一些，亞當雖不像她那樣被欺騙，卻也吃了。吃了果子之後，他們意識到自己赤身露體，便用無花果樹的葉子為自己編作衣服。</w:t>
+    </w:p>
+    <w:p>
+      <w:pPr>
+        <w:pStyle w:val="Heading2"/>
+      </w:pPr>
+      <w:r>
+        <w:rPr>
+          <w:lang w:val="zh_TW" w:bidi="zh_TW"/>
+        </w:rPr>
+        <w:t>鐵匠</w:t>
+      </w:r>
+      <w:r>
+        <w:rPr>
+          <w:lang w:val="zh_TW" w:bidi="zh_TW"/>
+        </w:rPr>
       </w:r>
     </w:p>
     <w:p>
@@ -1779,7 +1860,25 @@
         <w:rPr>
           <w:lang w:val="zh_TW" w:bidi="zh_TW"/>
         </w:rPr>
-        <w:t>當神來與他們說話時，他們躲避祂。神問他們發生了甚麼事，亞當怪罪夏娃，夏娃則怪罪那蛇。神對夏娃說，因他們違命，她生產時必多受痛苦，丈夫也必管轄她（</w:t>
+        <w:t>一般從事鐵製品加工的工匠（</w:t>
+      </w:r>
+      <w:hyperlink r:id="rId47">
+        <w:r>
+          <w:rPr>
+            <w:lang w:val="zh_TW" w:bidi="zh_TW"/>
+          </w:rPr>
+          <w:rPr>
+            <w:color w:val="0000EE"/>
+            <w:u w:val="single"/>
+          </w:rPr>
+          <w:t>賽44:12</w:t>
+        </w:r>
+      </w:hyperlink>
+      <w:r>
+        <w:rPr>
+          <w:lang w:val="zh_TW" w:bidi="zh_TW"/>
+        </w:rPr>
+        <w:t>），也就是打鐵的匠人。土八‧該隱（</w:t>
       </w:r>
       <w:hyperlink r:id="rId48">
         <w:r>
@@ -1790,14 +1889,14 @@
             <w:color w:val="0000EE"/>
             <w:u w:val="single"/>
           </w:rPr>
-          <w:t>創3:16</w:t>
+          <w:t>創4:22</w:t>
         </w:r>
       </w:hyperlink>
       <w:r>
         <w:rPr>
           <w:lang w:val="zh_TW" w:bidi="zh_TW"/>
         </w:rPr>
-        <w:t>）。後來，夏娃生了該隱、亞伯、塞特，以及其他兒女（</w:t>
+        <w:t>）是聖經裡第一位從事鐵匠的人。在以色列，人們大約在公元前11世紀開始廣泛認識和使用鐵（</w:t>
       </w:r>
       <w:hyperlink r:id="rId49">
         <w:r>
@@ -1808,16 +1907,16 @@
             <w:color w:val="0000EE"/>
             <w:u w:val="single"/>
           </w:rPr>
-          <w:t>4:1–2</w:t>
+          <w:t>申3:11</w:t>
         </w:r>
       </w:hyperlink>
       <w:r>
         <w:rPr>
           <w:lang w:val="zh_TW" w:bidi="zh_TW"/>
         </w:rPr>
-        <w:t>、</w:t>
-      </w:r>
-      <w:hyperlink r:id="rId49">
+        <w:t>；</w:t>
+      </w:r>
+      <w:hyperlink r:id="rId50">
         <w:r>
           <w:rPr>
             <w:lang w:val="zh_TW" w:bidi="zh_TW"/>
@@ -1826,16 +1925,10 @@
             <w:color w:val="0000EE"/>
             <w:u w:val="single"/>
           </w:rPr>
-          <w:t>25</w:t>
+          <w:t>書6:19、24，</w:t>
         </w:r>
       </w:hyperlink>
-      <w:r>
-        <w:rPr>
-          <w:lang w:val="zh_TW" w:bidi="zh_TW"/>
-        </w:rPr>
-        <w:t>，</w:t>
-      </w:r>
-      <w:hyperlink r:id="rId50">
+      <w:hyperlink r:id="rId51">
         <w:r>
           <w:rPr>
             <w:lang w:val="zh_TW" w:bidi="zh_TW"/>
@@ -1844,41 +1937,16 @@
             <w:color w:val="0000EE"/>
             <w:u w:val="single"/>
           </w:rPr>
-          <w:t>5:4</w:t>
+          <w:t>17:16</w:t>
         </w:r>
       </w:hyperlink>
       <w:r>
         <w:rPr>
           <w:lang w:val="zh_TW" w:bidi="zh_TW"/>
         </w:rPr>
-        <w:t>）。</w:t>
-      </w:r>
-    </w:p>
-    <w:p>
-      <w:pPr>
-        <w:pStyle w:val="Heading3"/>
-      </w:pPr>
-      <w:r>
-        <w:rPr>
-          <w:lang w:val="zh_TW" w:bidi="zh_TW"/>
-        </w:rPr>
-        <w:t>新約聖經中的夏娃</w:t>
-      </w:r>
-    </w:p>
-    <w:p>
-      <w:pPr/>
-      <w:r>
-        <w:rPr>
-          <w:lang w:val="zh_TW" w:bidi="zh_TW"/>
-        </w:rPr>
-      </w:r>
-      <w:r>
-        <w:rPr>
-          <w:lang w:val="zh_TW" w:bidi="zh_TW"/>
-        </w:rPr>
-        <w:t>新約聖經中有兩次提到夏娃。使徒保羅在談論婦女是否可以在教會中教導時引用了夏娃的例子。他寫道：「我不許女人講道，也不許她轄管男人」（</w:t>
-      </w:r>
-      <w:hyperlink r:id="rId51">
+        <w:t>；</w:t>
+      </w:r>
+      <w:hyperlink r:id="rId52">
         <w:r>
           <w:rPr>
             <w:lang w:val="zh_TW" w:bidi="zh_TW"/>
@@ -1887,16 +1955,10 @@
             <w:color w:val="0000EE"/>
             <w:u w:val="single"/>
           </w:rPr>
-          <w:t>提前2:12</w:t>
+          <w:t>士1:19，</w:t>
         </w:r>
       </w:hyperlink>
-      <w:r>
-        <w:rPr>
-          <w:lang w:val="zh_TW" w:bidi="zh_TW"/>
-        </w:rPr>
-        <w:t>）。希臘文中「男人」一詞與「丈夫」同字，因此有些學者認為，保羅在此可能特別是指婦女與丈夫之間的關係，而非泛指所有男人。保羅的推論是：男人先被造，而女人被引誘，成為第一個犯罪的人（</w:t>
-      </w:r>
-      <w:hyperlink r:id="rId52">
+      <w:hyperlink r:id="rId53">
         <w:r>
           <w:rPr>
             <w:lang w:val="zh_TW" w:bidi="zh_TW"/>
@@ -1905,85 +1967,27 @@
             <w:color w:val="0000EE"/>
             <w:u w:val="single"/>
           </w:rPr>
-          <w:t>提前2:12–15</w:t>
+          <w:t>4:3、13</w:t>
         </w:r>
       </w:hyperlink>
       <w:r>
         <w:rPr>
           <w:lang w:val="zh_TW" w:bidi="zh_TW"/>
         </w:rPr>
-        <w:t>；</w:t>
-      </w:r>
-      <w:hyperlink r:id="rId53">
-        <w:r>
-          <w:rPr>
-            <w:lang w:val="zh_TW" w:bidi="zh_TW"/>
-          </w:rPr>
-          <w:rPr>
-            <w:color w:val="0000EE"/>
-            <w:u w:val="single"/>
-          </w:rPr>
-          <w:t>林後11:3</w:t>
-        </w:r>
-      </w:hyperlink>
-      <w:r>
-        <w:rPr>
-          <w:lang w:val="zh_TW" w:bidi="zh_TW"/>
-        </w:rPr>
         <w:t>）。</w:t>
       </w:r>
-    </w:p>
-    <w:p>
-      <w:pPr/>
-      <w:r>
-        <w:rPr>
-          <w:lang w:val="zh_TW" w:bidi="zh_TW"/>
-        </w:rPr>
-      </w:r>
-      <w:r>
-        <w:rPr>
-          <w:lang w:val="zh_TW" w:bidi="zh_TW"/>
-        </w:rPr>
-        <w:t>有些人認為，保羅在這裡強調的是創造的次序與人類墮落（亞當與夏娃犯罪）這兩個事實，並以此作為限制婦女在教會中行使權柄的理由。另一些人則認為保羅的指示是針對當時以弗所教會的具體情況（那裡出現錯誤教導的問題），因此保羅的話應理解為處理當時特定的情境，而非在所有教會中普遍禁止婦女教導的永久規條。</w:t>
-      </w:r>
-    </w:p>
-    <w:p>
-      <w:pPr/>
-      <w:r>
-        <w:rPr>
-          <w:lang w:val="zh_TW" w:bidi="zh_TW"/>
-        </w:rPr>
-      </w:r>
       <w:r>
         <w:rPr>
           <w:i/>
           <w:lang w:val="zh_TW" w:bidi="zh_TW"/>
         </w:rPr>
-        <w:t>另見</w:t>
-      </w:r>
-      <w:r>
-        <w:rPr>
-          <w:lang w:val="zh_TW" w:bidi="zh_TW"/>
-        </w:rPr>
-        <w:t xml:space="preserve"> </w:t>
-      </w:r>
-      <w:r>
-        <w:rPr>
-          <w:lang w:val="zh_TW" w:bidi="zh_TW"/>
-        </w:rPr>
-        <w:t>亞當（人物）</w:t>
-      </w:r>
-      <w:r>
-        <w:rPr>
-          <w:lang w:val="zh_TW" w:bidi="zh_TW"/>
-        </w:rPr>
-        <w:t>；</w:t>
-      </w:r>
-      <w:r>
-        <w:rPr>
-          <w:lang w:val="zh_TW" w:bidi="zh_TW"/>
-        </w:rPr>
-        <w:t>伊甸園</w:t>
+        <w:t>見</w:t>
+      </w:r>
+      <w:r>
+        <w:rPr>
+          <w:lang w:val="zh_TW" w:bidi="zh_TW"/>
+        </w:rPr>
+        <w:t>礦物和金屬</w:t>
       </w:r>
       <w:r>
         <w:rPr>
@@ -3891,6 +3895,12 @@
   </w:num>
   <w:num w:numId="13" w16cid:durableId="592781308">
     <w:abstractNumId w:val="11"/>
+  </w:num>
+  <w:num w:numId="14">
+    <w:abstractNumId w:val="3"/>
+    <w:lvlOverride w:ilvl="0">
+      <w:startOverride w:val="1"/>
+    </w:lvlOverride>
   </w:num>
   <w:numIdMacAtCleanup w:val="10"/>
 </w:numbering>

--- a/zht/docx/157.content.docx
+++ b/zht/docx/157.content.docx
@@ -19,7 +19,7 @@
         <w:rPr>
           <w:lang w:val="zh_TW" w:bidi="zh_TW"/>
         </w:rPr>
-        <w:t>Resource: Tyndale Open Bible Dictionary</w:t>
+        <w:t>Resource: Aquifer Open Bible Dictionary</w:t>
       </w:r>
       <w:r>
         <w:rPr>
@@ -112,7 +112,7 @@
         <w:rPr>
           <w:lang w:val="zh_TW" w:bidi="zh_TW"/>
         </w:rPr>
-        <w:t>Tyndale Open Bible Dictionary</w:t>
+        <w:t>Aquifer Open Bible Dictionary</w:t>
       </w:r>
     </w:p>
     <w:p>
@@ -149,7 +149,7 @@
         <w:rPr>
           <w:lang w:val="zh_TW" w:bidi="zh_TW"/>
         </w:rPr>
-        <w:t>tie</w:t>
+        <w:t>tian</w:t>
       </w:r>
       <w:r>
         <w:rPr>
@@ -212,7 +212,7 @@
         <w:rPr>
           <w:lang w:val="zh_TW" w:bidi="zh_TW"/>
         </w:rPr>
-        <w:t>帖撒羅尼迦後書</w:t>
+        <w:t>天</w:t>
       </w:r>
       <w:r>
         <w:rPr>
@@ -231,7 +231,7 @@
         <w:rPr>
           <w:lang w:val="zh_TW" w:bidi="zh_TW"/>
         </w:rPr>
-        <w:t>保羅寫給帖撒羅尼迦教會的第二封信。</w:t>
+        <w:t>在聖經中，天可以有兩種不同的意思。第一，它可以指我們頭上的天空，那裡有雲彩、飛鳥和星辰。第二，它可以指神特別的居所（神所居住的屬靈之處）。</w:t>
       </w:r>
     </w:p>
     <w:p>
@@ -245,7 +245,123 @@
         <w:rPr>
           <w:lang w:val="zh_TW" w:bidi="zh_TW"/>
         </w:rPr>
-        <w:t>概述</w:t>
+        <w:t>原本用來描述「天」的希伯來文詞語頗有意思，因為它是雙數形式，似乎暗示有兩個天的存在。有些學者認為，這正好對應我們剛提到的兩種不同意思，就是物質的天（天空）和屬靈的天（神所在之處）。然而，也有學者認為，這種雙數形式只是古老的表達方式，用來表示不止一樣東西而已。</w:t>
+      </w:r>
+    </w:p>
+    <w:p>
+      <w:pPr>
+        <w:pStyle w:val="Heading3"/>
+      </w:pPr>
+      <w:r>
+        <w:rPr>
+          <w:lang w:val="zh_TW" w:bidi="zh_TW"/>
+        </w:rPr>
+        <w:t>舊約聖經中的天</w:t>
+      </w:r>
+    </w:p>
+    <w:p>
+      <w:pPr>
+        <w:pStyle w:val="Heading4"/>
+      </w:pPr>
+      <w:r>
+        <w:rPr>
+          <w:lang w:val="zh_TW" w:bidi="zh_TW"/>
+        </w:rPr>
+        <w:t>天空與天氣</w:t>
+      </w:r>
+    </w:p>
+    <w:p>
+      <w:pPr/>
+      <w:r>
+        <w:rPr>
+          <w:lang w:val="zh_TW" w:bidi="zh_TW"/>
+        </w:rPr>
+      </w:r>
+      <w:r>
+        <w:rPr>
+          <w:lang w:val="zh_TW" w:bidi="zh_TW"/>
+        </w:rPr>
+        <w:t>舊約聖經的作者將物理上的天（天空）視為「穹蒼」，像拱形般覆蓋在地之上，由根基和柱子支撐（</w:t>
+      </w:r>
+      <w:hyperlink r:id="rId13">
+        <w:r>
+          <w:rPr>
+            <w:lang w:val="zh_TW" w:bidi="zh_TW"/>
+          </w:rPr>
+          <w:rPr>
+            <w:color w:val="0000EE"/>
+            <w:u w:val="single"/>
+          </w:rPr>
+          <w:t>撒下22:8</w:t>
+        </w:r>
+      </w:hyperlink>
+      <w:r>
+        <w:rPr>
+          <w:lang w:val="zh_TW" w:bidi="zh_TW"/>
+        </w:rPr>
+        <w:t>）。雨水是從天上的門降下來的（</w:t>
+      </w:r>
+      <w:hyperlink r:id="rId14">
+        <w:r>
+          <w:rPr>
+            <w:lang w:val="zh_TW" w:bidi="zh_TW"/>
+          </w:rPr>
+          <w:rPr>
+            <w:color w:val="0000EE"/>
+            <w:u w:val="single"/>
+          </w:rPr>
+          <w:t>詩78:23</w:t>
+        </w:r>
+      </w:hyperlink>
+      <w:r>
+        <w:rPr>
+          <w:lang w:val="zh_TW" w:bidi="zh_TW"/>
+        </w:rPr>
+        <w:t>）。</w:t>
+      </w:r>
+    </w:p>
+    <w:p>
+      <w:pPr/>
+      <w:r>
+        <w:rPr>
+          <w:lang w:val="zh_TW" w:bidi="zh_TW"/>
+        </w:rPr>
+      </w:r>
+      <w:hyperlink r:id="rId15">
+        <w:r>
+          <w:rPr>
+            <w:lang w:val="zh_TW" w:bidi="zh_TW"/>
+          </w:rPr>
+          <w:rPr>
+            <w:color w:val="0000EE"/>
+            <w:u w:val="single"/>
+          </w:rPr>
+          <w:t>詩篇八篇</w:t>
+        </w:r>
+      </w:hyperlink>
+      <w:r>
+        <w:rPr>
+          <w:lang w:val="zh_TW" w:bidi="zh_TW"/>
+        </w:rPr>
+        <w:t>和</w:t>
+      </w:r>
+      <w:hyperlink r:id="rId16">
+        <w:r>
+          <w:rPr>
+            <w:lang w:val="zh_TW" w:bidi="zh_TW"/>
+          </w:rPr>
+          <w:rPr>
+            <w:color w:val="0000EE"/>
+            <w:u w:val="single"/>
+          </w:rPr>
+          <w:t>十九篇1至6節</w:t>
+        </w:r>
+      </w:hyperlink>
+      <w:r>
+        <w:rPr>
+          <w:lang w:val="zh_TW" w:bidi="zh_TW"/>
+        </w:rPr>
+        <w:t>都有描述天。舊約聖經將天描述為以下自然現象的所在：</w:t>
       </w:r>
     </w:p>
     <w:p>
@@ -263,7 +379,25 @@
         <w:rPr>
           <w:lang w:val="zh_TW" w:bidi="zh_TW"/>
         </w:rPr>
-        <w:t>作者</w:t>
+        <w:t>雲（</w:t>
+      </w:r>
+      <w:hyperlink r:id="rId17">
+        <w:r>
+          <w:rPr>
+            <w:lang w:val="zh_TW" w:bidi="zh_TW"/>
+          </w:rPr>
+          <w:rPr>
+            <w:color w:val="0000EE"/>
+            <w:u w:val="single"/>
+          </w:rPr>
+          <w:t>詩147:8</w:t>
+        </w:r>
+      </w:hyperlink>
+      <w:r>
+        <w:rPr>
+          <w:lang w:val="zh_TW" w:bidi="zh_TW"/>
+        </w:rPr>
+        <w:t>）</w:t>
       </w:r>
     </w:p>
     <w:p>
@@ -281,7 +415,25 @@
         <w:rPr>
           <w:lang w:val="zh_TW" w:bidi="zh_TW"/>
         </w:rPr>
-        <w:t>日期、起源與寫作對象</w:t>
+        <w:t>風（</w:t>
+      </w:r>
+      <w:hyperlink r:id="rId18">
+        <w:r>
+          <w:rPr>
+            <w:lang w:val="zh_TW" w:bidi="zh_TW"/>
+          </w:rPr>
+          <w:rPr>
+            <w:color w:val="0000EE"/>
+            <w:u w:val="single"/>
+          </w:rPr>
+          <w:t>亞2:6</w:t>
+        </w:r>
+      </w:hyperlink>
+      <w:r>
+        <w:rPr>
+          <w:lang w:val="zh_TW" w:bidi="zh_TW"/>
+        </w:rPr>
+        <w:t>，譯註：和合本譯為四方）</w:t>
       </w:r>
     </w:p>
     <w:p>
@@ -299,7 +451,25 @@
         <w:rPr>
           <w:lang w:val="zh_TW" w:bidi="zh_TW"/>
         </w:rPr>
-        <w:t>目的</w:t>
+        <w:t>雨水（</w:t>
+      </w:r>
+      <w:hyperlink r:id="rId19">
+        <w:r>
+          <w:rPr>
+            <w:lang w:val="zh_TW" w:bidi="zh_TW"/>
+          </w:rPr>
+          <w:rPr>
+            <w:color w:val="0000EE"/>
+            <w:u w:val="single"/>
+          </w:rPr>
+          <w:t>申11:11</w:t>
+        </w:r>
+      </w:hyperlink>
+      <w:r>
+        <w:rPr>
+          <w:lang w:val="zh_TW" w:bidi="zh_TW"/>
+        </w:rPr>
+        <w:t>）</w:t>
       </w:r>
     </w:p>
     <w:p>
@@ -317,18 +487,133 @@
         <w:rPr>
           <w:lang w:val="zh_TW" w:bidi="zh_TW"/>
         </w:rPr>
-        <w:t>內容</w:t>
-      </w:r>
-    </w:p>
-    <w:p>
-      <w:pPr>
-        <w:pStyle w:val="Heading3"/>
-      </w:pPr>
-      <w:r>
-        <w:rPr>
-          <w:lang w:val="zh_TW" w:bidi="zh_TW"/>
-        </w:rPr>
-        <w:t>作者簡介</w:t>
+        <w:t>雷（</w:t>
+      </w:r>
+      <w:hyperlink r:id="rId20">
+        <w:r>
+          <w:rPr>
+            <w:lang w:val="zh_TW" w:bidi="zh_TW"/>
+          </w:rPr>
+          <w:rPr>
+            <w:color w:val="0000EE"/>
+            <w:u w:val="single"/>
+          </w:rPr>
+          <w:t>撒上2:10</w:t>
+        </w:r>
+      </w:hyperlink>
+      <w:r>
+        <w:rPr>
+          <w:lang w:val="zh_TW" w:bidi="zh_TW"/>
+        </w:rPr>
+        <w:t>）</w:t>
+      </w:r>
+    </w:p>
+    <w:p>
+      <w:pPr>
+        <w:pStyle w:val="ListBullet"/>
+        <w:spacing w:line="240" w:lineRule="auto"/>
+        <w:ind w:left="720"/>
+      </w:pPr>
+      <w:r>
+        <w:rPr>
+          <w:lang w:val="zh_TW" w:bidi="zh_TW"/>
+        </w:rPr>
+      </w:r>
+      <w:r>
+        <w:rPr>
+          <w:lang w:val="zh_TW" w:bidi="zh_TW"/>
+        </w:rPr>
+        <w:t>甘露（</w:t>
+      </w:r>
+      <w:hyperlink r:id="rId21">
+        <w:r>
+          <w:rPr>
+            <w:lang w:val="zh_TW" w:bidi="zh_TW"/>
+          </w:rPr>
+          <w:rPr>
+            <w:color w:val="0000EE"/>
+            <w:u w:val="single"/>
+          </w:rPr>
+          <w:t>申33:13</w:t>
+        </w:r>
+      </w:hyperlink>
+      <w:r>
+        <w:rPr>
+          <w:lang w:val="zh_TW" w:bidi="zh_TW"/>
+        </w:rPr>
+        <w:t>）</w:t>
+      </w:r>
+    </w:p>
+    <w:p>
+      <w:pPr>
+        <w:pStyle w:val="ListBullet"/>
+        <w:spacing w:line="240" w:lineRule="auto"/>
+        <w:ind w:left="720"/>
+      </w:pPr>
+      <w:r>
+        <w:rPr>
+          <w:lang w:val="zh_TW" w:bidi="zh_TW"/>
+        </w:rPr>
+      </w:r>
+      <w:r>
+        <w:rPr>
+          <w:lang w:val="zh_TW" w:bidi="zh_TW"/>
+        </w:rPr>
+        <w:t>霜（</w:t>
+      </w:r>
+      <w:hyperlink r:id="rId22">
+        <w:r>
+          <w:rPr>
+            <w:lang w:val="zh_TW" w:bidi="zh_TW"/>
+          </w:rPr>
+          <w:rPr>
+            <w:color w:val="0000EE"/>
+            <w:u w:val="single"/>
+          </w:rPr>
+          <w:t>伯38:29</w:t>
+        </w:r>
+      </w:hyperlink>
+      <w:r>
+        <w:rPr>
+          <w:lang w:val="zh_TW" w:bidi="zh_TW"/>
+        </w:rPr>
+        <w:t>）</w:t>
+      </w:r>
+    </w:p>
+    <w:p>
+      <w:pPr>
+        <w:pStyle w:val="ListBullet"/>
+        <w:spacing w:line="240" w:lineRule="auto"/>
+        <w:ind w:left="720"/>
+      </w:pPr>
+      <w:r>
+        <w:rPr>
+          <w:lang w:val="zh_TW" w:bidi="zh_TW"/>
+        </w:rPr>
+      </w:r>
+      <w:r>
+        <w:rPr>
+          <w:lang w:val="zh_TW" w:bidi="zh_TW"/>
+        </w:rPr>
+        <w:t>飛鳥（</w:t>
+      </w:r>
+      <w:hyperlink r:id="rId23">
+        <w:r>
+          <w:rPr>
+            <w:lang w:val="zh_TW" w:bidi="zh_TW"/>
+          </w:rPr>
+          <w:rPr>
+            <w:color w:val="0000EE"/>
+            <w:u w:val="single"/>
+          </w:rPr>
+          <w:t>創1:26、30</w:t>
+        </w:r>
+      </w:hyperlink>
+      <w:r>
+        <w:rPr>
+          <w:lang w:val="zh_TW" w:bidi="zh_TW"/>
+        </w:rPr>
+        <w:t>）</w:t>
       </w:r>
     </w:p>
     <w:p>
@@ -342,48 +627,72 @@
         <w:rPr>
           <w:lang w:val="zh_TW" w:bidi="zh_TW"/>
         </w:rPr>
-        <w:t>與帖撒羅尼迦前書一樣，這封信以保羅、西拉和提摩太的名字開始；並且像前書一樣，這封信經常使用複數代名詞「我們」和「我們的」，但也有使用單數代名詞「我」（例如</w:t>
-      </w:r>
-      <w:hyperlink r:id="rId13">
-        <w:r>
-          <w:rPr>
-            <w:lang w:val="zh_TW" w:bidi="zh_TW"/>
-          </w:rPr>
-          <w:rPr>
-            <w:color w:val="0000EE"/>
-            <w:u w:val="single"/>
-          </w:rPr>
-          <w:t>帖後2:5</w:t>
-        </w:r>
-      </w:hyperlink>
-      <w:r>
-        <w:rPr>
-          <w:lang w:val="zh_TW" w:bidi="zh_TW"/>
-        </w:rPr>
-        <w:t>）。信的結尾寫道：「</w:t>
-      </w:r>
-      <w:r>
-        <w:rPr>
-          <w:lang w:val="zh_TW" w:bidi="zh_TW"/>
-        </w:rPr>
-        <w:t>我－ 保羅親筆問你們安。凡我的信都以此為記，我的筆跡就是這樣</w:t>
-      </w:r>
-      <w:r>
-        <w:rPr>
-          <w:lang w:val="zh_TW" w:bidi="zh_TW"/>
-        </w:rPr>
-        <w:t>」（</w:t>
-      </w:r>
-      <w:hyperlink r:id="rId14">
-        <w:r>
-          <w:rPr>
-            <w:lang w:val="zh_TW" w:bidi="zh_TW"/>
-          </w:rPr>
-          <w:rPr>
-            <w:color w:val="0000EE"/>
-            <w:u w:val="single"/>
-          </w:rPr>
-          <w:t>3:17</w:t>
+        <w:t>天也是毀滅性力量的來源：</w:t>
+      </w:r>
+    </w:p>
+    <w:p>
+      <w:pPr>
+        <w:pStyle w:val="ListBullet"/>
+        <w:spacing w:line="240" w:lineRule="auto"/>
+        <w:ind w:left="720"/>
+      </w:pPr>
+      <w:r>
+        <w:rPr>
+          <w:lang w:val="zh_TW" w:bidi="zh_TW"/>
+        </w:rPr>
+      </w:r>
+      <w:r>
+        <w:rPr>
+          <w:lang w:val="zh_TW" w:bidi="zh_TW"/>
+        </w:rPr>
+        <w:t>冰雹（</w:t>
+      </w:r>
+      <w:hyperlink r:id="rId24">
+        <w:r>
+          <w:rPr>
+            <w:lang w:val="zh_TW" w:bidi="zh_TW"/>
+          </w:rPr>
+          <w:rPr>
+            <w:color w:val="0000EE"/>
+            <w:u w:val="single"/>
+          </w:rPr>
+          <w:t>書10:11</w:t>
+        </w:r>
+      </w:hyperlink>
+      <w:r>
+        <w:rPr>
+          <w:lang w:val="zh_TW" w:bidi="zh_TW"/>
+        </w:rPr>
+        <w:t>）</w:t>
+      </w:r>
+    </w:p>
+    <w:p>
+      <w:pPr>
+        <w:pStyle w:val="ListBullet"/>
+        <w:spacing w:line="240" w:lineRule="auto"/>
+        <w:ind w:left="720"/>
+      </w:pPr>
+      <w:r>
+        <w:rPr>
+          <w:lang w:val="zh_TW" w:bidi="zh_TW"/>
+        </w:rPr>
+      </w:r>
+      <w:r>
+        <w:rPr>
+          <w:lang w:val="zh_TW" w:bidi="zh_TW"/>
+        </w:rPr>
+        <w:t>火與硫磺（</w:t>
+      </w:r>
+      <w:hyperlink r:id="rId25">
+        <w:r>
+          <w:rPr>
+            <w:lang w:val="zh_TW" w:bidi="zh_TW"/>
+          </w:rPr>
+          <w:rPr>
+            <w:color w:val="0000EE"/>
+            <w:u w:val="single"/>
+          </w:rPr>
+          <w:t>創19:24</w:t>
         </w:r>
       </w:hyperlink>
       <w:r>
@@ -404,36 +713,72 @@
         <w:rPr>
           <w:lang w:val="zh_TW" w:bidi="zh_TW"/>
         </w:rPr>
-        <w:t>有些學者質疑這封書信是否出自保羅之手，主要原因在於這書關於未來的教導，與帖撒羅尼迦前書的教導有所不同。根據</w:t>
-      </w:r>
-      <w:hyperlink r:id="rId14">
-        <w:r>
-          <w:rPr>
-            <w:lang w:val="zh_TW" w:bidi="zh_TW"/>
-          </w:rPr>
-          <w:rPr>
-            <w:color w:val="0000EE"/>
-            <w:u w:val="single"/>
-          </w:rPr>
-          <w:t>帖撒羅尼迦後書三章17節</w:t>
-        </w:r>
-      </w:hyperlink>
-      <w:r>
-        <w:rPr>
-          <w:lang w:val="zh_TW" w:bidi="zh_TW"/>
-        </w:rPr>
-        <w:t>的說法，第一封信必須被視為偽造。然而，事實並非如此，早期教會從未質疑這兩封信是否出由保羅所寫。</w:t>
-      </w:r>
-    </w:p>
-    <w:p>
-      <w:pPr>
-        <w:pStyle w:val="Heading3"/>
-      </w:pPr>
-      <w:r>
-        <w:rPr>
-          <w:lang w:val="zh_TW" w:bidi="zh_TW"/>
-        </w:rPr>
-        <w:t>日期、起源與寫作對象</w:t>
+        <w:t>新約聖經延續了這種描寫，把天空看作天氣發生之處，有雲彩與風暴（</w:t>
+      </w:r>
+      <w:hyperlink r:id="rId26">
+        <w:r>
+          <w:rPr>
+            <w:lang w:val="zh_TW" w:bidi="zh_TW"/>
+          </w:rPr>
+          <w:rPr>
+            <w:color w:val="0000EE"/>
+            <w:u w:val="single"/>
+          </w:rPr>
+          <w:t>太16:2</w:t>
+        </w:r>
+      </w:hyperlink>
+      <w:r>
+        <w:rPr>
+          <w:lang w:val="zh_TW" w:bidi="zh_TW"/>
+        </w:rPr>
+        <w:t>；</w:t>
+      </w:r>
+      <w:hyperlink r:id="rId27">
+        <w:r>
+          <w:rPr>
+            <w:lang w:val="zh_TW" w:bidi="zh_TW"/>
+          </w:rPr>
+          <w:rPr>
+            <w:color w:val="0000EE"/>
+            <w:u w:val="single"/>
+          </w:rPr>
+          <w:t>路4:25</w:t>
+        </w:r>
+      </w:hyperlink>
+      <w:r>
+        <w:rPr>
+          <w:lang w:val="zh_TW" w:bidi="zh_TW"/>
+        </w:rPr>
+        <w:t>）。天空同時也是飛鳥飛翔的地方（</w:t>
+      </w:r>
+      <w:hyperlink r:id="rId28">
+        <w:r>
+          <w:rPr>
+            <w:lang w:val="zh_TW" w:bidi="zh_TW"/>
+          </w:rPr>
+          <w:rPr>
+            <w:color w:val="0000EE"/>
+            <w:u w:val="single"/>
+          </w:rPr>
+          <w:t>路9:58</w:t>
+        </w:r>
+      </w:hyperlink>
+      <w:r>
+        <w:rPr>
+          <w:lang w:val="zh_TW" w:bidi="zh_TW"/>
+        </w:rPr>
+        <w:t>）。</w:t>
+      </w:r>
+    </w:p>
+    <w:p>
+      <w:pPr>
+        <w:pStyle w:val="Heading4"/>
+      </w:pPr>
+      <w:r>
+        <w:rPr>
+          <w:lang w:val="zh_TW" w:bidi="zh_TW"/>
+        </w:rPr>
+        <w:t>太空與天體</w:t>
       </w:r>
     </w:p>
     <w:p>
@@ -447,7 +792,109 @@
         <w:rPr>
           <w:lang w:val="zh_TW" w:bidi="zh_TW"/>
         </w:rPr>
-        <w:t>與帖撒羅尼迦前書相同，這封信的第一節便說這是寫給「帖撒羅尼迦的教會」。與前書不同的是，這封信沒有提供關於保羅和他同工行蹤的個人細節。因此，沒有直接證據確定這封信的成書日期和地點。</w:t>
+        <w:t>以色列人對天的理解還包括太空，即整個宇宙。天上的星體被看作神的創造物，並不具有自主的能力。這些星體包括：</w:t>
+      </w:r>
+    </w:p>
+    <w:p>
+      <w:pPr>
+        <w:pStyle w:val="ListBullet"/>
+        <w:spacing w:line="240" w:lineRule="auto"/>
+        <w:ind w:left="720"/>
+      </w:pPr>
+      <w:r>
+        <w:rPr>
+          <w:lang w:val="zh_TW" w:bidi="zh_TW"/>
+        </w:rPr>
+      </w:r>
+      <w:r>
+        <w:rPr>
+          <w:lang w:val="zh_TW" w:bidi="zh_TW"/>
+        </w:rPr>
+        <w:t>太陽</w:t>
+      </w:r>
+    </w:p>
+    <w:p>
+      <w:pPr>
+        <w:pStyle w:val="ListBullet"/>
+        <w:spacing w:line="240" w:lineRule="auto"/>
+        <w:ind w:left="720"/>
+      </w:pPr>
+      <w:r>
+        <w:rPr>
+          <w:lang w:val="zh_TW" w:bidi="zh_TW"/>
+        </w:rPr>
+      </w:r>
+      <w:r>
+        <w:rPr>
+          <w:lang w:val="zh_TW" w:bidi="zh_TW"/>
+        </w:rPr>
+        <w:t>月亮</w:t>
+      </w:r>
+    </w:p>
+    <w:p>
+      <w:pPr>
+        <w:pStyle w:val="ListBullet"/>
+        <w:spacing w:line="240" w:lineRule="auto"/>
+        <w:ind w:left="720"/>
+      </w:pPr>
+      <w:r>
+        <w:rPr>
+          <w:lang w:val="zh_TW" w:bidi="zh_TW"/>
+        </w:rPr>
+      </w:r>
+      <w:r>
+        <w:rPr>
+          <w:lang w:val="zh_TW" w:bidi="zh_TW"/>
+        </w:rPr>
+        <w:t>行星</w:t>
+      </w:r>
+    </w:p>
+    <w:p>
+      <w:pPr>
+        <w:pStyle w:val="ListBullet"/>
+        <w:spacing w:line="240" w:lineRule="auto"/>
+        <w:ind w:left="720"/>
+      </w:pPr>
+      <w:r>
+        <w:rPr>
+          <w:lang w:val="zh_TW" w:bidi="zh_TW"/>
+        </w:rPr>
+      </w:r>
+      <w:r>
+        <w:rPr>
+          <w:lang w:val="zh_TW" w:bidi="zh_TW"/>
+        </w:rPr>
+        <w:t>星星（被視為天空穹蒼中的光體；</w:t>
+      </w:r>
+      <w:hyperlink r:id="rId29">
+        <w:r>
+          <w:rPr>
+            <w:lang w:val="zh_TW" w:bidi="zh_TW"/>
+          </w:rPr>
+          <w:rPr>
+            <w:color w:val="0000EE"/>
+            <w:u w:val="single"/>
+          </w:rPr>
+          <w:t>創1:14，</w:t>
+        </w:r>
+      </w:hyperlink>
+      <w:hyperlink r:id="rId30">
+        <w:r>
+          <w:rPr>
+            <w:lang w:val="zh_TW" w:bidi="zh_TW"/>
+          </w:rPr>
+          <w:rPr>
+            <w:color w:val="0000EE"/>
+            <w:u w:val="single"/>
+          </w:rPr>
+          <w:t>15:5</w:t>
+        </w:r>
+      </w:hyperlink>
+      <w:r>
+        <w:rPr>
+          <w:lang w:val="zh_TW" w:bidi="zh_TW"/>
+        </w:rPr>
+        <w:t>）</w:t>
       </w:r>
     </w:p>
     <w:p>
@@ -461,7 +908,184 @@
         <w:rPr>
           <w:lang w:val="zh_TW" w:bidi="zh_TW"/>
         </w:rPr>
-        <w:t>由於這封書的教導與帖撒羅尼迦前書不同，因此有人質疑此信是否為保羅所寫，並且提出了幾種有關日期和寫作對象的推測：</w:t>
+        <w:t>它們不配受敬拜，因為神使人的地位超過它們。以色列人不可敬拜這些天體（</w:t>
+      </w:r>
+      <w:hyperlink r:id="rId31">
+        <w:r>
+          <w:rPr>
+            <w:lang w:val="zh_TW" w:bidi="zh_TW"/>
+          </w:rPr>
+          <w:rPr>
+            <w:color w:val="0000EE"/>
+            <w:u w:val="single"/>
+          </w:rPr>
+          <w:t>出20:4</w:t>
+        </w:r>
+      </w:hyperlink>
+      <w:r>
+        <w:rPr>
+          <w:lang w:val="zh_TW" w:bidi="zh_TW"/>
+        </w:rPr>
+        <w:t>），也不可敬拜代表這些天體的神（</w:t>
+      </w:r>
+      <w:hyperlink r:id="rId32">
+        <w:r>
+          <w:rPr>
+            <w:lang w:val="zh_TW" w:bidi="zh_TW"/>
+          </w:rPr>
+          <w:rPr>
+            <w:color w:val="0000EE"/>
+            <w:u w:val="single"/>
+          </w:rPr>
+          <w:t>耶44:17–25</w:t>
+        </w:r>
+      </w:hyperlink>
+      <w:r>
+        <w:rPr>
+          <w:lang w:val="zh_TW" w:bidi="zh_TW"/>
+        </w:rPr>
+        <w:t>）。他們也不可藉星宿來占卜未來（</w:t>
+      </w:r>
+      <w:hyperlink r:id="rId33">
+        <w:r>
+          <w:rPr>
+            <w:lang w:val="zh_TW" w:bidi="zh_TW"/>
+          </w:rPr>
+          <w:rPr>
+            <w:color w:val="0000EE"/>
+            <w:u w:val="single"/>
+          </w:rPr>
+          <w:t>賽47:13</w:t>
+        </w:r>
+      </w:hyperlink>
+      <w:r>
+        <w:rPr>
+          <w:lang w:val="zh_TW" w:bidi="zh_TW"/>
+        </w:rPr>
+        <w:t>）。這種不信奉星體的態度，使以色列人有別於其它民族。以色列人相信天體是神所造的，其它民族卻把它們當作神來敬拜。</w:t>
+      </w:r>
+    </w:p>
+    <w:p>
+      <w:pPr>
+        <w:pStyle w:val="Heading4"/>
+      </w:pPr>
+      <w:r>
+        <w:rPr>
+          <w:lang w:val="zh_TW" w:bidi="zh_TW"/>
+        </w:rPr>
+        <w:t>三層天</w:t>
+      </w:r>
+    </w:p>
+    <w:p>
+      <w:pPr/>
+      <w:r>
+        <w:rPr>
+          <w:lang w:val="zh_TW" w:bidi="zh_TW"/>
+        </w:rPr>
+      </w:r>
+      <w:r>
+        <w:rPr>
+          <w:lang w:val="zh_TW" w:bidi="zh_TW"/>
+        </w:rPr>
+        <w:t>聖經提到「天上的天」（</w:t>
+      </w:r>
+      <w:hyperlink r:id="rId34">
+        <w:r>
+          <w:rPr>
+            <w:lang w:val="zh_TW" w:bidi="zh_TW"/>
+          </w:rPr>
+          <w:rPr>
+            <w:color w:val="0000EE"/>
+            <w:u w:val="single"/>
+          </w:rPr>
+          <w:t>申10:14</w:t>
+        </w:r>
+      </w:hyperlink>
+      <w:r>
+        <w:rPr>
+          <w:lang w:val="zh_TW" w:bidi="zh_TW"/>
+        </w:rPr>
+        <w:t>；另見</w:t>
+      </w:r>
+      <w:hyperlink r:id="rId35">
+        <w:r>
+          <w:rPr>
+            <w:lang w:val="zh_TW" w:bidi="zh_TW"/>
+          </w:rPr>
+          <w:rPr>
+            <w:color w:val="0000EE"/>
+            <w:u w:val="single"/>
+          </w:rPr>
+          <w:t>王上8:27；</w:t>
+        </w:r>
+      </w:hyperlink>
+      <w:hyperlink r:id="rId36">
+        <w:r>
+          <w:rPr>
+            <w:lang w:val="zh_TW" w:bidi="zh_TW"/>
+          </w:rPr>
+          <w:rPr>
+            <w:color w:val="0000EE"/>
+            <w:u w:val="single"/>
+          </w:rPr>
+          <w:t>詩68:33</w:t>
+        </w:r>
+      </w:hyperlink>
+      <w:r>
+        <w:rPr>
+          <w:lang w:val="zh_TW" w:bidi="zh_TW"/>
+        </w:rPr>
+        <w:t>，</w:t>
+      </w:r>
+      <w:hyperlink r:id="rId37">
+        <w:r>
+          <w:rPr>
+            <w:lang w:val="zh_TW" w:bidi="zh_TW"/>
+          </w:rPr>
+          <w:rPr>
+            <w:color w:val="0000EE"/>
+            <w:u w:val="single"/>
+          </w:rPr>
+          <w:t>148:4</w:t>
+        </w:r>
+      </w:hyperlink>
+      <w:r>
+        <w:rPr>
+          <w:lang w:val="zh_TW" w:bidi="zh_TW"/>
+        </w:rPr>
+        <w:t>）。一些較早期的英文譯本譯作「諸天之天」這個片語，這是翻譯古希伯來文的一種方式，用來強調那最重要的天，即神的居所。</w:t>
+      </w:r>
+    </w:p>
+    <w:p>
+      <w:pPr/>
+      <w:r>
+        <w:rPr>
+          <w:lang w:val="zh_TW" w:bidi="zh_TW"/>
+        </w:rPr>
+      </w:r>
+      <w:r>
+        <w:rPr>
+          <w:lang w:val="zh_TW" w:bidi="zh_TW"/>
+        </w:rPr>
+        <w:t>保羅在一封書信中提到自己被提到「第三層天」（</w:t>
+      </w:r>
+      <w:hyperlink r:id="rId38">
+        <w:r>
+          <w:rPr>
+            <w:lang w:val="zh_TW" w:bidi="zh_TW"/>
+          </w:rPr>
+          <w:rPr>
+            <w:color w:val="0000EE"/>
+            <w:u w:val="single"/>
+          </w:rPr>
+          <w:t>林後12:2</w:t>
+        </w:r>
+      </w:hyperlink>
+      <w:r>
+        <w:rPr>
+          <w:lang w:val="zh_TW" w:bidi="zh_TW"/>
+        </w:rPr>
+        <w:t>）。有人將此聯繫到古希臘的思想，認為天分為三層。中世紀的羅馬天主教也教導過「三層天」的觀念：</w:t>
       </w:r>
     </w:p>
     <w:p>
@@ -483,7 +1107,20 @@
         <w:rPr>
           <w:lang w:val="zh_TW" w:bidi="zh_TW"/>
         </w:rPr>
-        <w:t>這封信是在帖撒羅尼迦前書寫成許久之後才寫的。然而，這種可能性不大，因為西拉和提摩太仍然與保羅同在。</w:t>
+        <w:t>水與空氣的天（拉丁文稱為</w:t>
+      </w:r>
+      <w:r>
+        <w:rPr>
+          <w:i/>
+          <w:lang w:val="zh_TW" w:bidi="zh_TW"/>
+        </w:rPr>
+        <w:t>Coelum Aqueum</w:t>
+      </w:r>
+      <w:r>
+        <w:rPr>
+          <w:lang w:val="zh_TW" w:bidi="zh_TW"/>
+        </w:rPr>
+        <w:t>）</w:t>
       </w:r>
     </w:p>
     <w:p>
@@ -501,25 +1138,20 @@
         <w:rPr>
           <w:lang w:val="zh_TW" w:bidi="zh_TW"/>
         </w:rPr>
-        <w:t>這封信的寫作時間早於帖撒羅尼迦前書。然而，</w:t>
-      </w:r>
-      <w:hyperlink r:id="rId15">
-        <w:r>
-          <w:rPr>
-            <w:lang w:val="zh_TW" w:bidi="zh_TW"/>
-          </w:rPr>
-          <w:rPr>
-            <w:color w:val="0000EE"/>
-            <w:u w:val="single"/>
-          </w:rPr>
-          <w:t>二章15節</w:t>
-        </w:r>
-      </w:hyperlink>
-      <w:r>
-        <w:rPr>
-          <w:lang w:val="zh_TW" w:bidi="zh_TW"/>
-        </w:rPr>
-        <w:t>提到一封先前寫給帖撒羅尼迦的信。而且，從第二世紀開始，早期教會確實稱這封信為帖撒羅尼迦後書。</w:t>
+        <w:t>星辰的天（拉丁文稱為</w:t>
+      </w:r>
+      <w:r>
+        <w:rPr>
+          <w:i/>
+          <w:lang w:val="zh_TW" w:bidi="zh_TW"/>
+        </w:rPr>
+        <w:t>Coelum Sidereum</w:t>
+      </w:r>
+      <w:r>
+        <w:rPr>
+          <w:lang w:val="zh_TW" w:bidi="zh_TW"/>
+        </w:rPr>
+        <w:t>）</w:t>
       </w:r>
     </w:p>
     <w:p>
@@ -537,43 +1169,56 @@
         <w:rPr>
           <w:lang w:val="zh_TW" w:bidi="zh_TW"/>
         </w:rPr>
-        <w:t>這封信的寫作對象是帖撒羅尼迦的猶太基督徒，而帖撒羅尼迦前書則是寫給外邦基督徒的。然而，這種說法極不可能，因為這位使徒一向十分重視基督徒在同一地區應當合一（例如</w:t>
-      </w:r>
-      <w:hyperlink r:id="rId16">
-        <w:r>
-          <w:rPr>
-            <w:lang w:val="zh_TW" w:bidi="zh_TW"/>
-          </w:rPr>
-          <w:rPr>
-            <w:color w:val="0000EE"/>
-            <w:u w:val="single"/>
-          </w:rPr>
-          <w:t>林前1–3</w:t>
-        </w:r>
-      </w:hyperlink>
-      <w:r>
-        <w:rPr>
-          <w:lang w:val="zh_TW" w:bidi="zh_TW"/>
-        </w:rPr>
-        <w:t>），並特別重視猶太信徒與外邦信徒的合一（見</w:t>
-      </w:r>
-      <w:hyperlink r:id="rId17">
-        <w:r>
-          <w:rPr>
-            <w:lang w:val="zh_TW" w:bidi="zh_TW"/>
-          </w:rPr>
-          <w:rPr>
-            <w:color w:val="0000EE"/>
-            <w:u w:val="single"/>
-          </w:rPr>
-          <w:t>弗2:11–22</w:t>
-        </w:r>
-      </w:hyperlink>
-      <w:r>
-        <w:rPr>
-          <w:lang w:val="zh_TW" w:bidi="zh_TW"/>
-        </w:rPr>
-        <w:t>），所以他不可能這樣做。</w:t>
+        <w:t>神寶座的天（拉丁文稱為</w:t>
+      </w:r>
+      <w:r>
+        <w:rPr>
+          <w:i/>
+          <w:lang w:val="zh_TW" w:bidi="zh_TW"/>
+        </w:rPr>
+        <w:t>Coelum Empyreum</w:t>
+      </w:r>
+      <w:r>
+        <w:rPr>
+          <w:lang w:val="zh_TW" w:bidi="zh_TW"/>
+        </w:rPr>
+        <w:t>）</w:t>
+      </w:r>
+    </w:p>
+    <w:p>
+      <w:pPr/>
+      <w:r>
+        <w:rPr>
+          <w:lang w:val="zh_TW" w:bidi="zh_TW"/>
+        </w:rPr>
+      </w:r>
+      <w:r>
+        <w:rPr>
+          <w:lang w:val="zh_TW" w:bidi="zh_TW"/>
+        </w:rPr>
+        <w:t>持這種看法的人一般理解「三層天」為：</w:t>
+      </w:r>
+    </w:p>
+    <w:p>
+      <w:pPr>
+        <w:pStyle w:val="ListNumber"/>
+        <w:numPr>
+          <w:ilvl w:val="0"/>
+          <w:numId w:val="15"/>
+        </w:numPr>
+        <w:spacing w:line="240" w:lineRule="auto"/>
+        <w:ind w:left="720"/>
+      </w:pPr>
+      <w:r>
+        <w:rPr>
+          <w:lang w:val="zh_TW" w:bidi="zh_TW"/>
+        </w:rPr>
+      </w:r>
+      <w:r>
+        <w:rPr>
+          <w:lang w:val="zh_TW" w:bidi="zh_TW"/>
+        </w:rPr>
+        <w:t>天空——飛鳥飛翔、雲彩聚集之處</w:t>
       </w:r>
     </w:p>
     <w:p>
@@ -591,7 +1236,47 @@
         <w:rPr>
           <w:lang w:val="zh_TW" w:bidi="zh_TW"/>
         </w:rPr>
-        <w:t>這封信是寫給別處的基督徒（庇哩亞和腓立比），後來傳到帖撒羅尼迦的基督徒手中。然而，沒有任何證據顯示這封信最初是寫給其它地方的基督徒，而非帖撒羅尼迦的信徒。</w:t>
+        <w:t>太空——太陽、月亮與星辰所在之處</w:t>
+      </w:r>
+    </w:p>
+    <w:p>
+      <w:pPr>
+        <w:pStyle w:val="ListNumber"/>
+        <w:spacing w:line="240" w:lineRule="auto"/>
+        <w:ind w:left="720"/>
+      </w:pPr>
+      <w:r>
+        <w:rPr>
+          <w:lang w:val="zh_TW" w:bidi="zh_TW"/>
+        </w:rPr>
+      </w:r>
+      <w:r>
+        <w:rPr>
+          <w:lang w:val="zh_TW" w:bidi="zh_TW"/>
+        </w:rPr>
+        <w:t>至高的天——神的居所，並且是信徒死後歸去之處</w:t>
+      </w:r>
+    </w:p>
+    <w:p>
+      <w:pPr>
+        <w:pStyle w:val="Heading3"/>
+      </w:pPr>
+      <w:r>
+        <w:rPr>
+          <w:lang w:val="zh_TW" w:bidi="zh_TW"/>
+        </w:rPr>
+        <w:t>新約聖經中的天</w:t>
+      </w:r>
+    </w:p>
+    <w:p>
+      <w:pPr>
+        <w:pStyle w:val="Heading4"/>
+      </w:pPr>
+      <w:r>
+        <w:rPr>
+          <w:lang w:val="zh_TW" w:bidi="zh_TW"/>
+        </w:rPr>
+        <w:t>耶穌與天</w:t>
       </w:r>
     </w:p>
     <w:p>
@@ -605,30 +1290,96 @@
         <w:rPr>
           <w:lang w:val="zh_TW" w:bidi="zh_TW"/>
         </w:rPr>
-        <w:t>寫這封信時，</w:t>
-      </w:r>
-      <w:r>
-        <w:rPr>
-          <w:lang w:val="zh_TW" w:bidi="zh_TW"/>
-        </w:rPr>
-        <w:t>保羅身邊的同工與寫帖撒羅尼迦前書時相同</w:t>
-      </w:r>
-      <w:r>
-        <w:rPr>
-          <w:lang w:val="zh_TW" w:bidi="zh_TW"/>
-        </w:rPr>
-        <w:t>（</w:t>
-      </w:r>
-      <w:hyperlink r:id="rId18">
-        <w:r>
-          <w:rPr>
-            <w:lang w:val="zh_TW" w:bidi="zh_TW"/>
-          </w:rPr>
-          <w:rPr>
-            <w:color w:val="0000EE"/>
-            <w:u w:val="single"/>
-          </w:rPr>
-          <w:t>帖後1:1</w:t>
+        <w:t>耶穌教導說，天是神的居所（</w:t>
+      </w:r>
+      <w:hyperlink r:id="rId39">
+        <w:r>
+          <w:rPr>
+            <w:lang w:val="zh_TW" w:bidi="zh_TW"/>
+          </w:rPr>
+          <w:rPr>
+            <w:color w:val="0000EE"/>
+            <w:u w:val="single"/>
+          </w:rPr>
+          <w:t>太6:9</w:t>
+        </w:r>
+      </w:hyperlink>
+      <w:r>
+        <w:rPr>
+          <w:lang w:val="zh_TW" w:bidi="zh_TW"/>
+        </w:rPr>
+        <w:t>）。當耶穌在地上的時候，祂常說自己是從天降下來的（</w:t>
+      </w:r>
+      <w:hyperlink r:id="rId40">
+        <w:r>
+          <w:rPr>
+            <w:lang w:val="zh_TW" w:bidi="zh_TW"/>
+          </w:rPr>
+          <w:rPr>
+            <w:color w:val="0000EE"/>
+            <w:u w:val="single"/>
+          </w:rPr>
+          <w:t>約3:13，</w:t>
+        </w:r>
+      </w:hyperlink>
+      <w:hyperlink r:id="rId41">
+        <w:r>
+          <w:rPr>
+            <w:lang w:val="zh_TW" w:bidi="zh_TW"/>
+          </w:rPr>
+          <w:rPr>
+            <w:color w:val="0000EE"/>
+            <w:u w:val="single"/>
+          </w:rPr>
+          <w:t>6:33–51</w:t>
+        </w:r>
+      </w:hyperlink>
+      <w:r>
+        <w:rPr>
+          <w:lang w:val="zh_TW" w:bidi="zh_TW"/>
+        </w:rPr>
+        <w:t>）。神曾三次從天上發出聲音，確認耶穌所說的話（</w:t>
+      </w:r>
+      <w:hyperlink r:id="rId42">
+        <w:r>
+          <w:rPr>
+            <w:lang w:val="zh_TW" w:bidi="zh_TW"/>
+          </w:rPr>
+          <w:rPr>
+            <w:color w:val="0000EE"/>
+            <w:u w:val="single"/>
+          </w:rPr>
+          <w:t>太3:16–17，</w:t>
+        </w:r>
+      </w:hyperlink>
+      <w:hyperlink r:id="rId43">
+        <w:r>
+          <w:rPr>
+            <w:lang w:val="zh_TW" w:bidi="zh_TW"/>
+          </w:rPr>
+          <w:rPr>
+            <w:color w:val="0000EE"/>
+            <w:u w:val="single"/>
+          </w:rPr>
+          <w:t>17:5</w:t>
+        </w:r>
+      </w:hyperlink>
+      <w:r>
+        <w:rPr>
+          <w:lang w:val="zh_TW" w:bidi="zh_TW"/>
+        </w:rPr>
+        <w:t>；</w:t>
+      </w:r>
+      <w:hyperlink r:id="rId44">
+        <w:r>
+          <w:rPr>
+            <w:lang w:val="zh_TW" w:bidi="zh_TW"/>
+          </w:rPr>
+          <w:rPr>
+            <w:color w:val="0000EE"/>
+            <w:u w:val="single"/>
+          </w:rPr>
+          <w:t>約12:28</w:t>
         </w:r>
       </w:hyperlink>
       <w:r>
@@ -637,11 +1388,975 @@
         </w:rPr>
         <w:t>）。</w:t>
       </w:r>
-      <w:r>
-        <w:rPr>
-          <w:lang w:val="zh_TW" w:bidi="zh_TW"/>
-        </w:rPr>
-        <w:t>這表明，保羅在寫完前書後不久，聽到了帖撒羅尼迦基督徒面臨的新問題，出於對他們的關心，就寫了這第二封信。</w:t>
+    </w:p>
+    <w:p>
+      <w:pPr>
+        <w:pStyle w:val="Heading4"/>
+      </w:pPr>
+      <w:r>
+        <w:rPr>
+          <w:lang w:val="zh_TW" w:bidi="zh_TW"/>
+        </w:rPr>
+        <w:t>天上的敬拜</w:t>
+      </w:r>
+    </w:p>
+    <w:p>
+      <w:pPr/>
+      <w:r>
+        <w:rPr>
+          <w:lang w:val="zh_TW" w:bidi="zh_TW"/>
+        </w:rPr>
+      </w:r>
+      <w:r>
+        <w:rPr>
+          <w:lang w:val="zh_TW" w:bidi="zh_TW"/>
+        </w:rPr>
+        <w:t>天堂是真正聖所的所在。地上的會幕只是那屬天聖所的影子（</w:t>
+      </w:r>
+      <w:hyperlink r:id="rId45">
+        <w:r>
+          <w:rPr>
+            <w:lang w:val="zh_TW" w:bidi="zh_TW"/>
+          </w:rPr>
+          <w:rPr>
+            <w:color w:val="0000EE"/>
+            <w:u w:val="single"/>
+          </w:rPr>
+          <w:t>來8:1–5</w:t>
+        </w:r>
+      </w:hyperlink>
+      <w:r>
+        <w:rPr>
+          <w:lang w:val="zh_TW" w:bidi="zh_TW"/>
+        </w:rPr>
+        <w:t>）。這正是保羅所提到的「第三層天」（</w:t>
+      </w:r>
+      <w:hyperlink r:id="rId38">
+        <w:r>
+          <w:rPr>
+            <w:lang w:val="zh_TW" w:bidi="zh_TW"/>
+          </w:rPr>
+          <w:rPr>
+            <w:color w:val="0000EE"/>
+            <w:u w:val="single"/>
+          </w:rPr>
+          <w:t>林後12:2</w:t>
+        </w:r>
+      </w:hyperlink>
+      <w:r>
+        <w:rPr>
+          <w:lang w:val="zh_TW" w:bidi="zh_TW"/>
+        </w:rPr>
+        <w:t>）。有時聖經使用「天」一詞，其實是指神自己（參</w:t>
+      </w:r>
+      <w:hyperlink r:id="rId46">
+        <w:r>
+          <w:rPr>
+            <w:lang w:val="zh_TW" w:bidi="zh_TW"/>
+          </w:rPr>
+          <w:rPr>
+            <w:color w:val="0000EE"/>
+            <w:u w:val="single"/>
+          </w:rPr>
+          <w:t>太23:22</w:t>
+        </w:r>
+      </w:hyperlink>
+      <w:r>
+        <w:rPr>
+          <w:lang w:val="zh_TW" w:bidi="zh_TW"/>
+        </w:rPr>
+        <w:t>；</w:t>
+      </w:r>
+      <w:hyperlink r:id="rId47">
+        <w:r>
+          <w:rPr>
+            <w:lang w:val="zh_TW" w:bidi="zh_TW"/>
+          </w:rPr>
+          <w:rPr>
+            <w:color w:val="0000EE"/>
+            <w:u w:val="single"/>
+          </w:rPr>
+          <w:t>路15:18</w:t>
+        </w:r>
+      </w:hyperlink>
+      <w:r>
+        <w:rPr>
+          <w:lang w:val="zh_TW" w:bidi="zh_TW"/>
+        </w:rPr>
+        <w:t>）。</w:t>
+      </w:r>
+    </w:p>
+    <w:p>
+      <w:pPr>
+        <w:pStyle w:val="Heading4"/>
+      </w:pPr>
+      <w:r>
+        <w:rPr>
+          <w:lang w:val="zh_TW" w:bidi="zh_TW"/>
+        </w:rPr>
+        <w:t>耶穌從天上再來</w:t>
+      </w:r>
+    </w:p>
+    <w:p>
+      <w:pPr/>
+      <w:r>
+        <w:rPr>
+          <w:lang w:val="zh_TW" w:bidi="zh_TW"/>
+        </w:rPr>
+      </w:r>
+      <w:r>
+        <w:rPr>
+          <w:lang w:val="zh_TW" w:bidi="zh_TW"/>
+        </w:rPr>
+        <w:t>耶穌升天之後，天使告訴祂的門徒，祂有一天要從天上再來（</w:t>
+      </w:r>
+      <w:hyperlink r:id="rId48">
+        <w:r>
+          <w:rPr>
+            <w:lang w:val="zh_TW" w:bidi="zh_TW"/>
+          </w:rPr>
+          <w:rPr>
+            <w:color w:val="0000EE"/>
+            <w:u w:val="single"/>
+          </w:rPr>
+          <w:t>徒1:6–11</w:t>
+        </w:r>
+      </w:hyperlink>
+      <w:r>
+        <w:rPr>
+          <w:lang w:val="zh_TW" w:bidi="zh_TW"/>
+        </w:rPr>
+        <w:t>）。後來使徒保羅在書信中也寫到這件事（</w:t>
+      </w:r>
+      <w:hyperlink r:id="rId49">
+        <w:r>
+          <w:rPr>
+            <w:lang w:val="zh_TW" w:bidi="zh_TW"/>
+          </w:rPr>
+          <w:rPr>
+            <w:color w:val="0000EE"/>
+            <w:u w:val="single"/>
+          </w:rPr>
+          <w:t>林前15:1–11</w:t>
+        </w:r>
+      </w:hyperlink>
+      <w:r>
+        <w:rPr>
+          <w:lang w:val="zh_TW" w:bidi="zh_TW"/>
+        </w:rPr>
+        <w:t>；</w:t>
+      </w:r>
+      <w:hyperlink r:id="rId50">
+        <w:r>
+          <w:rPr>
+            <w:lang w:val="zh_TW" w:bidi="zh_TW"/>
+          </w:rPr>
+          <w:rPr>
+            <w:color w:val="0000EE"/>
+            <w:u w:val="single"/>
+          </w:rPr>
+          <w:t>弗4:7–16</w:t>
+        </w:r>
+      </w:hyperlink>
+      <w:r>
+        <w:rPr>
+          <w:lang w:val="zh_TW" w:bidi="zh_TW"/>
+        </w:rPr>
+        <w:t>；</w:t>
+      </w:r>
+      <w:hyperlink r:id="rId51">
+        <w:r>
+          <w:rPr>
+            <w:lang w:val="zh_TW" w:bidi="zh_TW"/>
+          </w:rPr>
+          <w:rPr>
+            <w:color w:val="0000EE"/>
+            <w:u w:val="single"/>
+          </w:rPr>
+          <w:t>提前3:16</w:t>
+        </w:r>
+      </w:hyperlink>
+      <w:r>
+        <w:rPr>
+          <w:lang w:val="zh_TW" w:bidi="zh_TW"/>
+        </w:rPr>
+        <w:t>）。這教導成為基督徒信仰中的重要部分，如使徒信經所述（Apostles' Creed，早期的基督教認信）。</w:t>
+      </w:r>
+    </w:p>
+    <w:p>
+      <w:pPr/>
+      <w:r>
+        <w:rPr>
+          <w:lang w:val="zh_TW" w:bidi="zh_TW"/>
+        </w:rPr>
+      </w:r>
+      <w:r>
+        <w:rPr>
+          <w:lang w:val="zh_TW" w:bidi="zh_TW"/>
+        </w:rPr>
+        <w:t>新約聖經常提到耶穌與神同在天上。這是有關耶穌福音的核心之一。聖經教導說，耶穌如今坐在神的右邊（至高榮耀之處），為信靠祂的人代求（</w:t>
+      </w:r>
+      <w:hyperlink r:id="rId52">
+        <w:r>
+          <w:rPr>
+            <w:lang w:val="zh_TW" w:bidi="zh_TW"/>
+          </w:rPr>
+          <w:rPr>
+            <w:color w:val="0000EE"/>
+            <w:u w:val="single"/>
+          </w:rPr>
+          <w:t>來7:25</w:t>
+        </w:r>
+      </w:hyperlink>
+      <w:r>
+        <w:rPr>
+          <w:lang w:val="zh_TW" w:bidi="zh_TW"/>
+        </w:rPr>
+        <w:t>；參</w:t>
+      </w:r>
+      <w:hyperlink r:id="rId53">
+        <w:r>
+          <w:rPr>
+            <w:lang w:val="zh_TW" w:bidi="zh_TW"/>
+          </w:rPr>
+          <w:rPr>
+            <w:color w:val="0000EE"/>
+            <w:u w:val="single"/>
+          </w:rPr>
+          <w:t>可14:62</w:t>
+        </w:r>
+      </w:hyperlink>
+      <w:r>
+        <w:rPr>
+          <w:lang w:val="zh_TW" w:bidi="zh_TW"/>
+        </w:rPr>
+        <w:t>）。</w:t>
+      </w:r>
+    </w:p>
+    <w:p>
+      <w:pPr>
+        <w:pStyle w:val="Heading4"/>
+      </w:pPr>
+      <w:r>
+        <w:rPr>
+          <w:lang w:val="zh_TW" w:bidi="zh_TW"/>
+        </w:rPr>
+        <w:t>天上的國民</w:t>
+      </w:r>
+    </w:p>
+    <w:p>
+      <w:pPr/>
+      <w:r>
+        <w:rPr>
+          <w:lang w:val="zh_TW" w:bidi="zh_TW"/>
+        </w:rPr>
+      </w:r>
+      <w:r>
+        <w:rPr>
+          <w:lang w:val="zh_TW" w:bidi="zh_TW"/>
+        </w:rPr>
+        <w:t>保羅教導說，當耶穌從天上再來時，祂要將信徒的身體改變，與祂榮耀的身體相似（</w:t>
+      </w:r>
+      <w:hyperlink r:id="rId54">
+        <w:r>
+          <w:rPr>
+            <w:lang w:val="zh_TW" w:bidi="zh_TW"/>
+          </w:rPr>
+          <w:rPr>
+            <w:color w:val="0000EE"/>
+            <w:u w:val="single"/>
+          </w:rPr>
+          <w:t>腓3:20–21</w:t>
+        </w:r>
+      </w:hyperlink>
+      <w:r>
+        <w:rPr>
+          <w:lang w:val="zh_TW" w:bidi="zh_TW"/>
+        </w:rPr>
+        <w:t>）。信徒需要這樣屬天的身體，因為他們是天上的國民。</w:t>
+      </w:r>
+    </w:p>
+    <w:p>
+      <w:pPr/>
+      <w:r>
+        <w:rPr>
+          <w:lang w:val="zh_TW" w:bidi="zh_TW"/>
+        </w:rPr>
+      </w:r>
+      <w:r>
+        <w:rPr>
+          <w:lang w:val="zh_TW" w:bidi="zh_TW"/>
+        </w:rPr>
+        <w:t>聖經所說的「天上的國民」，意思就像一個人雖然生活在某個國度，卻遵行自己本國的律例（</w:t>
+      </w:r>
+      <w:hyperlink r:id="rId55">
+        <w:r>
+          <w:rPr>
+            <w:lang w:val="zh_TW" w:bidi="zh_TW"/>
+          </w:rPr>
+          <w:rPr>
+            <w:color w:val="0000EE"/>
+            <w:u w:val="single"/>
+          </w:rPr>
+          <w:t>徒22:28</w:t>
+        </w:r>
+      </w:hyperlink>
+      <w:r>
+        <w:rPr>
+          <w:lang w:val="zh_TW" w:bidi="zh_TW"/>
+        </w:rPr>
+        <w:t>）。這表示基督徒即使活在世上，也當遵行聖經中神的道路，不隨從世界的標準。</w:t>
+      </w:r>
+    </w:p>
+    <w:p>
+      <w:pPr>
+        <w:pStyle w:val="Heading4"/>
+      </w:pPr>
+      <w:r>
+        <w:rPr>
+          <w:lang w:val="zh_TW" w:bidi="zh_TW"/>
+        </w:rPr>
+        <w:t>屬天的福分</w:t>
+      </w:r>
+    </w:p>
+    <w:p>
+      <w:pPr/>
+      <w:r>
+        <w:rPr>
+          <w:lang w:val="zh_TW" w:bidi="zh_TW"/>
+        </w:rPr>
+      </w:r>
+      <w:r>
+        <w:rPr>
+          <w:lang w:val="zh_TW" w:bidi="zh_TW"/>
+        </w:rPr>
+        <w:t>神已經使信徒與基督聯合，並吩咐他們「就當求在上面的事；那裡有基督坐在神的右邊」（</w:t>
+      </w:r>
+      <w:hyperlink r:id="rId56">
+        <w:r>
+          <w:rPr>
+            <w:lang w:val="zh_TW" w:bidi="zh_TW"/>
+          </w:rPr>
+          <w:rPr>
+            <w:color w:val="0000EE"/>
+            <w:u w:val="single"/>
+          </w:rPr>
+          <w:t>西3:1</w:t>
+        </w:r>
+      </w:hyperlink>
+      <w:r>
+        <w:rPr>
+          <w:lang w:val="zh_TW" w:bidi="zh_TW"/>
+        </w:rPr>
+        <w:t>）。基督從天上賜給跟隨祂的人「天上各樣屬靈的福氣」（</w:t>
+      </w:r>
+      <w:hyperlink r:id="rId57">
+        <w:r>
+          <w:rPr>
+            <w:lang w:val="zh_TW" w:bidi="zh_TW"/>
+          </w:rPr>
+          <w:rPr>
+            <w:color w:val="0000EE"/>
+            <w:u w:val="single"/>
+          </w:rPr>
+          <w:t>弗1:3</w:t>
+        </w:r>
+      </w:hyperlink>
+      <w:r>
+        <w:rPr>
+          <w:lang w:val="zh_TW" w:bidi="zh_TW"/>
+        </w:rPr>
+        <w:t>）。「天上」這個表達只出現在以弗所書（</w:t>
+      </w:r>
+      <w:hyperlink r:id="rId58">
+        <w:r>
+          <w:rPr>
+            <w:lang w:val="zh_TW" w:bidi="zh_TW"/>
+          </w:rPr>
+          <w:rPr>
+            <w:color w:val="0000EE"/>
+            <w:u w:val="single"/>
+          </w:rPr>
+          <w:t>弗1:3、20，</w:t>
+        </w:r>
+      </w:hyperlink>
+      <w:hyperlink r:id="rId59">
+        <w:r>
+          <w:rPr>
+            <w:lang w:val="zh_TW" w:bidi="zh_TW"/>
+          </w:rPr>
+          <w:rPr>
+            <w:color w:val="0000EE"/>
+            <w:u w:val="single"/>
+          </w:rPr>
+          <w:t>2:6，</w:t>
+        </w:r>
+      </w:hyperlink>
+      <w:hyperlink r:id="rId60">
+        <w:r>
+          <w:rPr>
+            <w:lang w:val="zh_TW" w:bidi="zh_TW"/>
+          </w:rPr>
+          <w:rPr>
+            <w:color w:val="0000EE"/>
+            <w:u w:val="single"/>
+          </w:rPr>
+          <w:t>3:10，</w:t>
+        </w:r>
+      </w:hyperlink>
+      <w:hyperlink r:id="rId61">
+        <w:r>
+          <w:rPr>
+            <w:lang w:val="zh_TW" w:bidi="zh_TW"/>
+          </w:rPr>
+          <w:rPr>
+            <w:color w:val="0000EE"/>
+            <w:u w:val="single"/>
+          </w:rPr>
+          <w:t>6:12</w:t>
+        </w:r>
+      </w:hyperlink>
+      <w:r>
+        <w:rPr>
+          <w:lang w:val="zh_TW" w:bidi="zh_TW"/>
+        </w:rPr>
+        <w:t>）。這教導我們，屬靈的福分不僅僅屬於將來，信徒如今也能憑信心經歷。因此，聖經說信徒已經有分於「天召」（</w:t>
+      </w:r>
+      <w:hyperlink r:id="rId62">
+        <w:r>
+          <w:rPr>
+            <w:lang w:val="zh_TW" w:bidi="zh_TW"/>
+          </w:rPr>
+          <w:rPr>
+            <w:color w:val="0000EE"/>
+            <w:u w:val="single"/>
+          </w:rPr>
+          <w:t>來3:1，</w:t>
+        </w:r>
+      </w:hyperlink>
+      <w:hyperlink r:id="rId63">
+        <w:r>
+          <w:rPr>
+            <w:lang w:val="zh_TW" w:bidi="zh_TW"/>
+          </w:rPr>
+          <w:rPr>
+            <w:color w:val="0000EE"/>
+            <w:u w:val="single"/>
+          </w:rPr>
+          <w:t>6:4</w:t>
+        </w:r>
+      </w:hyperlink>
+      <w:r>
+        <w:rPr>
+          <w:lang w:val="zh_TW" w:bidi="zh_TW"/>
+        </w:rPr>
+        <w:t>）。</w:t>
+      </w:r>
+    </w:p>
+    <w:p>
+      <w:pPr>
+        <w:pStyle w:val="Heading4"/>
+      </w:pPr>
+      <w:r>
+        <w:rPr>
+          <w:lang w:val="zh_TW" w:bidi="zh_TW"/>
+        </w:rPr>
+        <w:t>天國的未來</w:t>
+      </w:r>
+    </w:p>
+    <w:p>
+      <w:pPr/>
+      <w:r>
+        <w:rPr>
+          <w:lang w:val="zh_TW" w:bidi="zh_TW"/>
+        </w:rPr>
+      </w:r>
+      <w:r>
+        <w:rPr>
+          <w:lang w:val="zh_TW" w:bidi="zh_TW"/>
+        </w:rPr>
+        <w:t>信徒等候耶穌再來的時候，會盼望有新天新地，並有新耶路撒冷。聖經說，那將是一個奇妙的地方，不再有眼淚、憂傷、痛苦、死亡或黑暗，因為神的兒子耶穌就在那裡（</w:t>
+      </w:r>
+      <w:hyperlink r:id="rId64">
+        <w:r>
+          <w:rPr>
+            <w:lang w:val="zh_TW" w:bidi="zh_TW"/>
+          </w:rPr>
+          <w:rPr>
+            <w:color w:val="0000EE"/>
+            <w:u w:val="single"/>
+          </w:rPr>
+          <w:t>啟21:1–4、27，</w:t>
+        </w:r>
+      </w:hyperlink>
+      <w:hyperlink r:id="rId65">
+        <w:r>
+          <w:rPr>
+            <w:lang w:val="zh_TW" w:bidi="zh_TW"/>
+          </w:rPr>
+          <w:rPr>
+            <w:color w:val="0000EE"/>
+            <w:u w:val="single"/>
+          </w:rPr>
+          <w:t>22:1–5</w:t>
+        </w:r>
+      </w:hyperlink>
+      <w:r>
+        <w:rPr>
+          <w:lang w:val="zh_TW" w:bidi="zh_TW"/>
+        </w:rPr>
+        <w:t>）。在那死後的新生命中，也不再有婚姻（</w:t>
+      </w:r>
+      <w:hyperlink r:id="rId66">
+        <w:r>
+          <w:rPr>
+            <w:lang w:val="zh_TW" w:bidi="zh_TW"/>
+          </w:rPr>
+          <w:rPr>
+            <w:color w:val="0000EE"/>
+            <w:u w:val="single"/>
+          </w:rPr>
+          <w:t>路20:27–38</w:t>
+        </w:r>
+      </w:hyperlink>
+      <w:r>
+        <w:rPr>
+          <w:lang w:val="zh_TW" w:bidi="zh_TW"/>
+        </w:rPr>
+        <w:t>）。</w:t>
+      </w:r>
+    </w:p>
+    <w:p>
+      <w:pPr/>
+      <w:r>
+        <w:rPr>
+          <w:lang w:val="zh_TW" w:bidi="zh_TW"/>
+        </w:rPr>
+      </w:r>
+      <w:r>
+        <w:rPr>
+          <w:lang w:val="zh_TW" w:bidi="zh_TW"/>
+        </w:rPr>
+        <w:t>在舊約聖經裡，有兩個人未經死亡便直接被接到天上：</w:t>
+      </w:r>
+    </w:p>
+    <w:p>
+      <w:pPr>
+        <w:pStyle w:val="ListBullet"/>
+        <w:spacing w:line="240" w:lineRule="auto"/>
+        <w:ind w:left="720"/>
+      </w:pPr>
+      <w:r>
+        <w:rPr>
+          <w:lang w:val="zh_TW" w:bidi="zh_TW"/>
+        </w:rPr>
+      </w:r>
+      <w:r>
+        <w:rPr>
+          <w:lang w:val="zh_TW" w:bidi="zh_TW"/>
+        </w:rPr>
+        <w:t>以諾（</w:t>
+      </w:r>
+      <w:hyperlink r:id="rId67">
+        <w:r>
+          <w:rPr>
+            <w:lang w:val="zh_TW" w:bidi="zh_TW"/>
+          </w:rPr>
+          <w:rPr>
+            <w:color w:val="0000EE"/>
+            <w:u w:val="single"/>
+          </w:rPr>
+          <w:t>創5:22–24</w:t>
+        </w:r>
+      </w:hyperlink>
+      <w:r>
+        <w:rPr>
+          <w:lang w:val="zh_TW" w:bidi="zh_TW"/>
+        </w:rPr>
+        <w:t>；</w:t>
+      </w:r>
+      <w:hyperlink r:id="rId68">
+        <w:r>
+          <w:rPr>
+            <w:lang w:val="zh_TW" w:bidi="zh_TW"/>
+          </w:rPr>
+          <w:rPr>
+            <w:color w:val="0000EE"/>
+            <w:u w:val="single"/>
+          </w:rPr>
+          <w:t>來11:5</w:t>
+        </w:r>
+      </w:hyperlink>
+      <w:r>
+        <w:rPr>
+          <w:lang w:val="zh_TW" w:bidi="zh_TW"/>
+        </w:rPr>
+        <w:t>）和</w:t>
+      </w:r>
+    </w:p>
+    <w:p>
+      <w:pPr>
+        <w:pStyle w:val="ListBullet"/>
+        <w:spacing w:line="240" w:lineRule="auto"/>
+        <w:ind w:left="720"/>
+      </w:pPr>
+      <w:r>
+        <w:rPr>
+          <w:lang w:val="zh_TW" w:bidi="zh_TW"/>
+        </w:rPr>
+      </w:r>
+      <w:r>
+        <w:rPr>
+          <w:lang w:val="zh_TW" w:bidi="zh_TW"/>
+        </w:rPr>
+        <w:t>以利亞（</w:t>
+      </w:r>
+      <w:hyperlink r:id="rId69">
+        <w:r>
+          <w:rPr>
+            <w:lang w:val="zh_TW" w:bidi="zh_TW"/>
+          </w:rPr>
+          <w:rPr>
+            <w:color w:val="0000EE"/>
+            <w:u w:val="single"/>
+          </w:rPr>
+          <w:t>王下2:11</w:t>
+        </w:r>
+      </w:hyperlink>
+      <w:r>
+        <w:rPr>
+          <w:lang w:val="zh_TW" w:bidi="zh_TW"/>
+        </w:rPr>
+        <w:t>）</w:t>
+      </w:r>
+    </w:p>
+    <w:p>
+      <w:pPr/>
+      <w:r>
+        <w:rPr>
+          <w:lang w:val="zh_TW" w:bidi="zh_TW"/>
+        </w:rPr>
+      </w:r>
+      <w:r>
+        <w:rPr>
+          <w:lang w:val="zh_TW" w:bidi="zh_TW"/>
+        </w:rPr>
+        <w:t>後來，保羅也曾提到自己被提到第三層天，約翰也曾被召上天上（</w:t>
+      </w:r>
+      <w:hyperlink r:id="rId70">
+        <w:r>
+          <w:rPr>
+            <w:lang w:val="zh_TW" w:bidi="zh_TW"/>
+          </w:rPr>
+          <w:rPr>
+            <w:color w:val="0000EE"/>
+            <w:u w:val="single"/>
+          </w:rPr>
+          <w:t>啟4:1</w:t>
+        </w:r>
+      </w:hyperlink>
+      <w:r>
+        <w:rPr>
+          <w:lang w:val="zh_TW" w:bidi="zh_TW"/>
+        </w:rPr>
+        <w:t>），而神計劃要使天上充滿祂的百姓（參</w:t>
+      </w:r>
+      <w:hyperlink r:id="rId71">
+        <w:r>
+          <w:rPr>
+            <w:lang w:val="zh_TW" w:bidi="zh_TW"/>
+          </w:rPr>
+          <w:rPr>
+            <w:color w:val="0000EE"/>
+            <w:u w:val="single"/>
+          </w:rPr>
+          <w:t>啟19:1</w:t>
+        </w:r>
+      </w:hyperlink>
+      <w:r>
+        <w:rPr>
+          <w:lang w:val="zh_TW" w:bidi="zh_TW"/>
+        </w:rPr>
+        <w:t>）。最終，所有信徒都要在天上與神同住，並且得著新的復活身體。當耶穌再來接祂的百姓時，他們就要得著這些身體（</w:t>
+      </w:r>
+      <w:hyperlink r:id="rId72">
+        <w:r>
+          <w:rPr>
+            <w:lang w:val="zh_TW" w:bidi="zh_TW"/>
+          </w:rPr>
+          <w:rPr>
+            <w:color w:val="0000EE"/>
+            <w:u w:val="single"/>
+          </w:rPr>
+          <w:t>帖前4:16–17</w:t>
+        </w:r>
+      </w:hyperlink>
+      <w:r>
+        <w:rPr>
+          <w:lang w:val="zh_TW" w:bidi="zh_TW"/>
+        </w:rPr>
+        <w:t>；</w:t>
+      </w:r>
+      <w:hyperlink r:id="rId73">
+        <w:r>
+          <w:rPr>
+            <w:lang w:val="zh_TW" w:bidi="zh_TW"/>
+          </w:rPr>
+          <w:rPr>
+            <w:color w:val="0000EE"/>
+            <w:u w:val="single"/>
+          </w:rPr>
+          <w:t>啟19:1–4</w:t>
+        </w:r>
+      </w:hyperlink>
+      <w:r>
+        <w:rPr>
+          <w:lang w:val="zh_TW" w:bidi="zh_TW"/>
+        </w:rPr>
+        <w:t>）。那時，耶穌還要賜下特別的獎賞給祂的跟隨者（</w:t>
+      </w:r>
+      <w:hyperlink r:id="rId74">
+        <w:r>
+          <w:rPr>
+            <w:lang w:val="zh_TW" w:bidi="zh_TW"/>
+          </w:rPr>
+          <w:rPr>
+            <w:color w:val="0000EE"/>
+            <w:u w:val="single"/>
+          </w:rPr>
+          <w:t>太5:12</w:t>
+        </w:r>
+      </w:hyperlink>
+      <w:r>
+        <w:rPr>
+          <w:lang w:val="zh_TW" w:bidi="zh_TW"/>
+        </w:rPr>
+        <w:t>；</w:t>
+      </w:r>
+      <w:hyperlink r:id="rId75">
+        <w:r>
+          <w:rPr>
+            <w:lang w:val="zh_TW" w:bidi="zh_TW"/>
+          </w:rPr>
+          <w:rPr>
+            <w:color w:val="0000EE"/>
+            <w:u w:val="single"/>
+          </w:rPr>
+          <w:t>林前9:25</w:t>
+        </w:r>
+      </w:hyperlink>
+      <w:r>
+        <w:rPr>
+          <w:lang w:val="zh_TW" w:bidi="zh_TW"/>
+        </w:rPr>
+        <w:t>；</w:t>
+      </w:r>
+      <w:hyperlink r:id="rId76">
+        <w:r>
+          <w:rPr>
+            <w:lang w:val="zh_TW" w:bidi="zh_TW"/>
+          </w:rPr>
+          <w:rPr>
+            <w:color w:val="0000EE"/>
+            <w:u w:val="single"/>
+          </w:rPr>
+          <w:t>林後5:1</w:t>
+        </w:r>
+      </w:hyperlink>
+      <w:r>
+        <w:rPr>
+          <w:lang w:val="zh_TW" w:bidi="zh_TW"/>
+        </w:rPr>
+        <w:t>；</w:t>
+      </w:r>
+      <w:hyperlink r:id="rId77">
+        <w:r>
+          <w:rPr>
+            <w:lang w:val="zh_TW" w:bidi="zh_TW"/>
+          </w:rPr>
+          <w:rPr>
+            <w:color w:val="0000EE"/>
+            <w:u w:val="single"/>
+          </w:rPr>
+          <w:t>提後4:8</w:t>
+        </w:r>
+      </w:hyperlink>
+      <w:r>
+        <w:rPr>
+          <w:lang w:val="zh_TW" w:bidi="zh_TW"/>
+        </w:rPr>
+        <w:t>；</w:t>
+      </w:r>
+      <w:hyperlink r:id="rId78">
+        <w:r>
+          <w:rPr>
+            <w:lang w:val="zh_TW" w:bidi="zh_TW"/>
+          </w:rPr>
+          <w:rPr>
+            <w:color w:val="0000EE"/>
+            <w:u w:val="single"/>
+          </w:rPr>
+          <w:t>雅1:12</w:t>
+        </w:r>
+      </w:hyperlink>
+      <w:r>
+        <w:rPr>
+          <w:lang w:val="zh_TW" w:bidi="zh_TW"/>
+        </w:rPr>
+        <w:t>；</w:t>
+      </w:r>
+      <w:hyperlink r:id="rId79">
+        <w:r>
+          <w:rPr>
+            <w:lang w:val="zh_TW" w:bidi="zh_TW"/>
+          </w:rPr>
+          <w:rPr>
+            <w:color w:val="0000EE"/>
+            <w:u w:val="single"/>
+          </w:rPr>
+          <w:t>彼前1:4，</w:t>
+        </w:r>
+      </w:hyperlink>
+      <w:hyperlink r:id="rId80">
+        <w:r>
+          <w:rPr>
+            <w:lang w:val="zh_TW" w:bidi="zh_TW"/>
+          </w:rPr>
+          <w:rPr>
+            <w:color w:val="0000EE"/>
+            <w:u w:val="single"/>
+          </w:rPr>
+          <w:t>5:4</w:t>
+        </w:r>
+      </w:hyperlink>
+      <w:r>
+        <w:rPr>
+          <w:lang w:val="zh_TW" w:bidi="zh_TW"/>
+        </w:rPr>
+        <w:t>；</w:t>
+      </w:r>
+      <w:hyperlink r:id="rId81">
+        <w:r>
+          <w:rPr>
+            <w:lang w:val="zh_TW" w:bidi="zh_TW"/>
+          </w:rPr>
+          <w:rPr>
+            <w:color w:val="0000EE"/>
+            <w:u w:val="single"/>
+          </w:rPr>
+          <w:t>啟2:10，</w:t>
+        </w:r>
+      </w:hyperlink>
+      <w:hyperlink r:id="rId82">
+        <w:r>
+          <w:rPr>
+            <w:lang w:val="zh_TW" w:bidi="zh_TW"/>
+          </w:rPr>
+          <w:rPr>
+            <w:color w:val="0000EE"/>
+            <w:u w:val="single"/>
+          </w:rPr>
+          <w:t>4:10</w:t>
+        </w:r>
+      </w:hyperlink>
+      <w:r>
+        <w:rPr>
+          <w:lang w:val="zh_TW" w:bidi="zh_TW"/>
+        </w:rPr>
+        <w:t>）。</w:t>
+      </w:r>
+    </w:p>
+    <w:p>
+      <w:pPr/>
+      <w:r>
+        <w:rPr>
+          <w:lang w:val="zh_TW" w:bidi="zh_TW"/>
+        </w:rPr>
+      </w:r>
+      <w:r>
+        <w:rPr>
+          <w:i/>
+          <w:lang w:val="zh_TW" w:bidi="zh_TW"/>
+        </w:rPr>
+        <w:t>另見</w:t>
+      </w:r>
+      <w:r>
+        <w:rPr>
+          <w:lang w:val="zh_TW" w:bidi="zh_TW"/>
+        </w:rPr>
+        <w:t xml:space="preserve"> </w:t>
+      </w:r>
+      <w:r>
+        <w:rPr>
+          <w:lang w:val="zh_TW" w:bidi="zh_TW"/>
+        </w:rPr>
+        <w:t>亞伯拉罕的懷抱；</w:t>
+      </w:r>
+      <w:r>
+        <w:rPr>
+          <w:lang w:val="zh_TW" w:bidi="zh_TW"/>
+        </w:rPr>
+        <w:t>新天新地；</w:t>
+      </w:r>
+      <w:r>
+        <w:rPr>
+          <w:lang w:val="zh_TW" w:bidi="zh_TW"/>
+        </w:rPr>
+        <w:t>樂園</w:t>
+      </w:r>
+      <w:r>
+        <w:rPr>
+          <w:lang w:val="zh_TW" w:bidi="zh_TW"/>
+        </w:rPr>
+        <w:t>。</w:t>
+      </w:r>
+      <w:r>
+        <w:rPr>
+          <w:lang w:val="zh_TW" w:bidi="zh_TW"/>
+        </w:rPr>
+      </w:r>
+      <w:r>
+        <w:rPr>
+          <w:lang w:val="zh_TW" w:bidi="zh_TW"/>
+        </w:rPr>
+      </w:r>
+    </w:p>
+    <w:p>
+      <w:pPr/>
+      <w:r>
+        <w:rPr>
+          <w:lang w:val="zh_TW" w:bidi="zh_TW"/>
+        </w:rPr>
+      </w:r>
+    </w:p>
+    <w:p>
+      <w:pPr>
+        <w:pStyle w:val="Heading2"/>
+      </w:pPr>
+      <w:r>
+        <w:rPr>
+          <w:lang w:val="zh_TW" w:bidi="zh_TW"/>
+        </w:rPr>
+        <w:t>天啟</w:t>
+      </w:r>
+      <w:r>
+        <w:rPr>
+          <w:lang w:val="zh_TW" w:bidi="zh_TW"/>
+        </w:rPr>
+      </w:r>
+    </w:p>
+    <w:p>
+      <w:pPr/>
+      <w:r>
+        <w:rPr>
+          <w:lang w:val="zh_TW" w:bidi="zh_TW"/>
+        </w:rPr>
+      </w:r>
+      <w:r>
+        <w:rPr>
+          <w:lang w:val="zh_TW" w:bidi="zh_TW"/>
+        </w:rPr>
+        <w:t>這個詞源自希臘文，意思是「啟示」（揭示先前隱藏的事物）。它既指一種思維方式，也指一種文學類型。這兩者都涉及未來的事情，特別是有關審判的內容（這在神學上稱為「末世論」，即對末世的研究）。</w:t>
       </w:r>
     </w:p>
     <w:p>
@@ -652,7 +2367,7 @@
         <w:rPr>
           <w:lang w:val="zh_TW" w:bidi="zh_TW"/>
         </w:rPr>
-        <w:t>目的</w:t>
+        <w:t>什麼是天啟文學？</w:t>
       </w:r>
     </w:p>
     <w:p>
@@ -666,7 +2381,47 @@
         <w:rPr>
           <w:lang w:val="zh_TW" w:bidi="zh_TW"/>
         </w:rPr>
-        <w:t>使徒保羅寫這封信時，心中有三個主要的關注。</w:t>
+        <w:t>「天啟」文學作品是自稱是來自神的訊息的故事。作者表示這些信息是通常是透過異象所得到的。這類文學通常有兩部分：</w:t>
+      </w:r>
+    </w:p>
+    <w:p>
+      <w:pPr>
+        <w:pStyle w:val="ListNumber"/>
+        <w:numPr>
+          <w:ilvl w:val="0"/>
+          <w:numId w:val="16"/>
+        </w:numPr>
+        <w:spacing w:line="240" w:lineRule="auto"/>
+        <w:ind w:left="720"/>
+      </w:pPr>
+      <w:r>
+        <w:rPr>
+          <w:lang w:val="zh_TW" w:bidi="zh_TW"/>
+        </w:rPr>
+      </w:r>
+      <w:r>
+        <w:rPr>
+          <w:lang w:val="zh_TW" w:bidi="zh_TW"/>
+        </w:rPr>
+        <w:t>對異象的詳細描述</w:t>
+      </w:r>
+    </w:p>
+    <w:p>
+      <w:pPr>
+        <w:pStyle w:val="ListNumber"/>
+        <w:spacing w:line="240" w:lineRule="auto"/>
+        <w:ind w:left="720"/>
+      </w:pPr>
+      <w:r>
+        <w:rPr>
+          <w:lang w:val="zh_TW" w:bidi="zh_TW"/>
+        </w:rPr>
+      </w:r>
+      <w:r>
+        <w:rPr>
+          <w:lang w:val="zh_TW" w:bidi="zh_TW"/>
+        </w:rPr>
+        <w:t>有關異象意義的解釋</w:t>
       </w:r>
     </w:p>
     <w:p>
@@ -680,91 +2435,79 @@
         <w:rPr>
           <w:lang w:val="zh_TW" w:bidi="zh_TW"/>
         </w:rPr>
-        <w:t>首先，與他所有書信一樣，他希望鼓勵讀者在信仰上站立得穩（</w:t>
-      </w:r>
-      <w:hyperlink r:id="rId15">
-        <w:r>
-          <w:rPr>
-            <w:lang w:val="zh_TW" w:bidi="zh_TW"/>
-          </w:rPr>
-          <w:rPr>
-            <w:color w:val="0000EE"/>
-            <w:u w:val="single"/>
-          </w:rPr>
-          <w:t>2:15）</w:t>
-        </w:r>
-      </w:hyperlink>
-      <w:r>
-        <w:rPr>
-          <w:lang w:val="zh_TW" w:bidi="zh_TW"/>
-        </w:rPr>
-        <w:t>。他感謝神在他們生命中的工作（</w:t>
-      </w:r>
-      <w:hyperlink r:id="rId19">
-        <w:r>
-          <w:rPr>
-            <w:lang w:val="zh_TW" w:bidi="zh_TW"/>
-          </w:rPr>
-          <w:rPr>
-            <w:color w:val="0000EE"/>
-            <w:u w:val="single"/>
-          </w:rPr>
-          <w:t>1:3，</w:t>
-        </w:r>
-      </w:hyperlink>
-      <w:hyperlink r:id="rId20">
-        <w:r>
-          <w:rPr>
-            <w:lang w:val="zh_TW" w:bidi="zh_TW"/>
-          </w:rPr>
-          <w:rPr>
-            <w:color w:val="0000EE"/>
-            <w:u w:val="single"/>
-          </w:rPr>
-          <w:t>2:13</w:t>
-        </w:r>
-      </w:hyperlink>
-      <w:r>
-        <w:rPr>
-          <w:lang w:val="zh_TW" w:bidi="zh_TW"/>
-        </w:rPr>
-        <w:t>），這工作表現在他們的信心、愛心，以及在逼迫中堅忍的態度（</w:t>
-      </w:r>
-      <w:hyperlink r:id="rId21">
-        <w:r>
-          <w:rPr>
-            <w:lang w:val="zh_TW" w:bidi="zh_TW"/>
-          </w:rPr>
-          <w:rPr>
-            <w:color w:val="0000EE"/>
-            <w:u w:val="single"/>
-          </w:rPr>
-          <w:t>1:4</w:t>
-        </w:r>
-      </w:hyperlink>
-      <w:r>
-        <w:rPr>
-          <w:lang w:val="zh_TW" w:bidi="zh_TW"/>
-        </w:rPr>
-        <w:t>）。保羅向他們保證，神終將施行公義審判。信徒的責任是以生命榮耀耶穌的名；當主再來時，衪將在忠心的子民中得榮耀（</w:t>
-      </w:r>
-      <w:hyperlink r:id="rId22">
-        <w:r>
-          <w:rPr>
-            <w:lang w:val="zh_TW" w:bidi="zh_TW"/>
-          </w:rPr>
-          <w:rPr>
-            <w:color w:val="0000EE"/>
-            <w:u w:val="single"/>
-          </w:rPr>
-          <w:t>5–12</w:t>
-        </w:r>
-      </w:hyperlink>
-      <w:r>
-        <w:rPr>
-          <w:lang w:val="zh_TW" w:bidi="zh_TW"/>
-        </w:rPr>
-        <w:t>節）。</w:t>
+        <w:t>但以理書後半部分記述了許多這類異象（</w:t>
+      </w:r>
+      <w:hyperlink r:id="rId83">
+        <w:r>
+          <w:rPr>
+            <w:lang w:val="zh_TW" w:bidi="zh_TW"/>
+          </w:rPr>
+          <w:rPr>
+            <w:color w:val="0000EE"/>
+            <w:u w:val="single"/>
+          </w:rPr>
+          <w:t>但7–12章</w:t>
+        </w:r>
+      </w:hyperlink>
+      <w:r>
+        <w:rPr>
+          <w:lang w:val="zh_TW" w:bidi="zh_TW"/>
+        </w:rPr>
+        <w:t>）。整卷啟示錄也是如此。此外，舊約先知書中也經常出現啟示性的異象（例如，</w:t>
+      </w:r>
+      <w:hyperlink r:id="rId84">
+        <w:r>
+          <w:rPr>
+            <w:lang w:val="zh_TW" w:bidi="zh_TW"/>
+          </w:rPr>
+          <w:rPr>
+            <w:color w:val="0000EE"/>
+            <w:u w:val="single"/>
+          </w:rPr>
+          <w:t>賽6章</w:t>
+        </w:r>
+      </w:hyperlink>
+      <w:r>
+        <w:rPr>
+          <w:lang w:val="zh_TW" w:bidi="zh_TW"/>
+        </w:rPr>
+        <w:t>；</w:t>
+      </w:r>
+      <w:hyperlink r:id="rId85">
+        <w:r>
+          <w:rPr>
+            <w:lang w:val="zh_TW" w:bidi="zh_TW"/>
+          </w:rPr>
+          <w:rPr>
+            <w:color w:val="0000EE"/>
+            <w:u w:val="single"/>
+          </w:rPr>
+          <w:t>摩7–9章</w:t>
+        </w:r>
+      </w:hyperlink>
+      <w:r>
+        <w:rPr>
+          <w:lang w:val="zh_TW" w:bidi="zh_TW"/>
+        </w:rPr>
+        <w:t>；</w:t>
+      </w:r>
+      <w:hyperlink r:id="rId86">
+        <w:r>
+          <w:rPr>
+            <w:lang w:val="zh_TW" w:bidi="zh_TW"/>
+          </w:rPr>
+          <w:rPr>
+            <w:color w:val="0000EE"/>
+            <w:u w:val="single"/>
+          </w:rPr>
+          <w:t>亞1–6章</w:t>
+        </w:r>
+      </w:hyperlink>
+      <w:r>
+        <w:rPr>
+          <w:lang w:val="zh_TW" w:bidi="zh_TW"/>
+        </w:rPr>
+        <w:t>）。這些異象在天啟文學中特別突出，並決定了這類文學的基本文學形式和結構。有時候，如在但以理書中記載，天啟的先知（apocalyptic seer）通過異夢領受啟示信息。</w:t>
       </w:r>
     </w:p>
     <w:p>
@@ -778,90 +2521,60 @@
         <w:rPr>
           <w:lang w:val="zh_TW" w:bidi="zh_TW"/>
         </w:rPr>
-        <w:t>其次，教會中流傳著錯誤的教導，甚至有人假冒保羅的名義，宣稱</w:t>
-      </w:r>
-      <w:r>
-        <w:rPr>
-          <w:lang w:val="zh_TW" w:bidi="zh_TW"/>
-        </w:rPr>
-        <w:t>主的日子現在到了</w:t>
-      </w:r>
-      <w:r>
-        <w:rPr>
-          <w:lang w:val="zh_TW" w:bidi="zh_TW"/>
-        </w:rPr>
-        <w:t>（</w:t>
-      </w:r>
-      <w:hyperlink r:id="rId23">
-        <w:r>
-          <w:rPr>
-            <w:lang w:val="zh_TW" w:bidi="zh_TW"/>
-          </w:rPr>
-          <w:rPr>
-            <w:color w:val="0000EE"/>
-            <w:u w:val="single"/>
-          </w:rPr>
-          <w:t>2:2</w:t>
-        </w:r>
-      </w:hyperlink>
-      <w:r>
-        <w:rPr>
-          <w:lang w:val="zh_TW" w:bidi="zh_TW"/>
-        </w:rPr>
-        <w:t>）。這位使徒駁斥這種教導，並指出在基督再來之前必須發生一些特定的事情。他提到，一個被稱為「</w:t>
-      </w:r>
-      <w:r>
-        <w:rPr>
-          <w:lang w:val="zh_TW" w:bidi="zh_TW"/>
-        </w:rPr>
-        <w:t>大罪人</w:t>
-      </w:r>
-      <w:r>
-        <w:rPr>
-          <w:lang w:val="zh_TW" w:bidi="zh_TW"/>
-        </w:rPr>
-        <w:t>」或「</w:t>
-      </w:r>
-      <w:r>
-        <w:rPr>
-          <w:lang w:val="zh_TW" w:bidi="zh_TW"/>
-        </w:rPr>
-        <w:t>沉淪之子</w:t>
-      </w:r>
-      <w:r>
-        <w:rPr>
-          <w:lang w:val="zh_TW" w:bidi="zh_TW"/>
-        </w:rPr>
-        <w:t>」的人將會顯現，這個人將否定一切真正的敬拜，行神蹟奇事，甚至自稱為神。目前，仍有一種力量在抑制牠。然而，到了適當的時候，「大罪人」將被揭露。然後，當主再來時，「大罪人」將被征服和摧毀。這（</w:t>
-      </w:r>
-      <w:hyperlink r:id="rId24">
-        <w:r>
-          <w:rPr>
-            <w:lang w:val="zh_TW" w:bidi="zh_TW"/>
-          </w:rPr>
-          <w:rPr>
-            <w:color w:val="0000EE"/>
-            <w:u w:val="single"/>
-          </w:rPr>
-          <w:t>1–12</w:t>
-        </w:r>
-      </w:hyperlink>
-      <w:r>
-        <w:rPr>
-          <w:lang w:val="zh_TW" w:bidi="zh_TW"/>
-        </w:rPr>
-        <w:t>節）與福音書中關於敵基督的描述類似，牠將假冒基督，以神蹟奇事欺騙人（</w:t>
-      </w:r>
-      <w:hyperlink r:id="rId25">
-        <w:r>
-          <w:rPr>
-            <w:lang w:val="zh_TW" w:bidi="zh_TW"/>
-          </w:rPr>
-          <w:rPr>
-            <w:color w:val="0000EE"/>
-            <w:u w:val="single"/>
-          </w:rPr>
-          <w:t>太24:5、23–26</w:t>
+        <w:t>而在另一類異象中，如啟示錄，天啟的先知被提到天上。在天上，作者看到並聽到了要傳達給世人的信息（參保羅在</w:t>
+      </w:r>
+      <w:hyperlink r:id="rId87">
+        <w:r>
+          <w:rPr>
+            <w:lang w:val="zh_TW" w:bidi="zh_TW"/>
+          </w:rPr>
+          <w:rPr>
+            <w:color w:val="0000EE"/>
+            <w:u w:val="single"/>
+          </w:rPr>
+          <w:t>林後12:1–4</w:t>
+        </w:r>
+      </w:hyperlink>
+      <w:r>
+        <w:rPr>
+          <w:lang w:val="zh_TW" w:bidi="zh_TW"/>
+        </w:rPr>
+        <w:t>中的經歷）。天啟先知往往無法理解所領受的異象的含義。在這種情況下，一位「解釋的天使」會闡明異象的意義（</w:t>
+      </w:r>
+      <w:hyperlink r:id="rId88">
+        <w:r>
+          <w:rPr>
+            <w:lang w:val="zh_TW" w:bidi="zh_TW"/>
+          </w:rPr>
+          <w:rPr>
+            <w:color w:val="0000EE"/>
+            <w:u w:val="single"/>
+          </w:rPr>
+          <w:t>但8:15–26，</w:t>
+        </w:r>
+      </w:hyperlink>
+      <w:hyperlink r:id="rId89">
+        <w:r>
+          <w:rPr>
+            <w:lang w:val="zh_TW" w:bidi="zh_TW"/>
+          </w:rPr>
+          <w:rPr>
+            <w:color w:val="0000EE"/>
+            <w:u w:val="single"/>
+          </w:rPr>
+          <w:t>9:20–27，</w:t>
+        </w:r>
+      </w:hyperlink>
+      <w:hyperlink r:id="rId90">
+        <w:r>
+          <w:rPr>
+            <w:lang w:val="zh_TW" w:bidi="zh_TW"/>
+          </w:rPr>
+          <w:rPr>
+            <w:color w:val="0000EE"/>
+            <w:u w:val="single"/>
+          </w:rPr>
+          <w:t>10:18–12:4</w:t>
         </w:r>
       </w:hyperlink>
       <w:r>
@@ -870,34 +2583,973 @@
         </w:rPr>
         <w:t>；</w:t>
       </w:r>
-      <w:hyperlink r:id="rId26">
-        <w:r>
-          <w:rPr>
-            <w:lang w:val="zh_TW" w:bidi="zh_TW"/>
-          </w:rPr>
-          <w:rPr>
-            <w:color w:val="0000EE"/>
-            <w:u w:val="single"/>
-          </w:rPr>
-          <w:t>可13:5–6、20–23</w:t>
-        </w:r>
-      </w:hyperlink>
-      <w:r>
-        <w:rPr>
-          <w:lang w:val="zh_TW" w:bidi="zh_TW"/>
-        </w:rPr>
-        <w:t>）。在帖撒羅尼迦前書中，保羅強調主再來的時間是沒有人知道的，因此信徒必須隨時準備好迎接衪。在這裡，為了反駁主已經再來的觀念，保羅強調基督再來前必然發生的事件。耶穌在講論未來時，也同時強調這兩個方面（</w:t>
-      </w:r>
-      <w:hyperlink r:id="rId27">
-        <w:r>
-          <w:rPr>
-            <w:lang w:val="zh_TW" w:bidi="zh_TW"/>
-          </w:rPr>
-          <w:rPr>
-            <w:color w:val="0000EE"/>
-            <w:u w:val="single"/>
-          </w:rPr>
-          <w:t>太24</w:t>
+      <w:hyperlink r:id="rId91">
+        <w:r>
+          <w:rPr>
+            <w:lang w:val="zh_TW" w:bidi="zh_TW"/>
+          </w:rPr>
+          <w:rPr>
+            <w:color w:val="0000EE"/>
+            <w:u w:val="single"/>
+          </w:rPr>
+          <w:t>啟7:13–17，</w:t>
+        </w:r>
+      </w:hyperlink>
+      <w:hyperlink r:id="rId92">
+        <w:r>
+          <w:rPr>
+            <w:lang w:val="zh_TW" w:bidi="zh_TW"/>
+          </w:rPr>
+          <w:rPr>
+            <w:color w:val="0000EE"/>
+            <w:u w:val="single"/>
+          </w:rPr>
+          <w:t>17:7–18</w:t>
+        </w:r>
+      </w:hyperlink>
+      <w:r>
+        <w:rPr>
+          <w:lang w:val="zh_TW" w:bidi="zh_TW"/>
+        </w:rPr>
+        <w:t>）。</w:t>
+      </w:r>
+    </w:p>
+    <w:p>
+      <w:pPr>
+        <w:pStyle w:val="Heading3"/>
+      </w:pPr>
+      <w:r>
+        <w:rPr>
+          <w:lang w:val="zh_TW" w:bidi="zh_TW"/>
+        </w:rPr>
+        <w:t>聖經中關於末世的兩種思維方式</w:t>
+      </w:r>
+    </w:p>
+    <w:p>
+      <w:pPr/>
+      <w:r>
+        <w:rPr>
+          <w:lang w:val="zh_TW" w:bidi="zh_TW"/>
+        </w:rPr>
+      </w:r>
+      <w:r>
+        <w:rPr>
+          <w:lang w:val="zh_TW" w:bidi="zh_TW"/>
+        </w:rPr>
+        <w:t>聖經中有兩種主要的末世（末世論）思維</w:t>
+      </w:r>
+      <w:r>
+        <w:rPr>
+          <w:lang w:val="zh_TW" w:bidi="zh_TW"/>
+        </w:rPr>
+        <w:t>方式</w:t>
+      </w:r>
+      <w:r>
+        <w:rPr>
+          <w:lang w:val="zh_TW" w:bidi="zh_TW"/>
+        </w:rPr>
+        <w:t>：</w:t>
+      </w:r>
+    </w:p>
+    <w:p>
+      <w:pPr>
+        <w:pStyle w:val="ListNumber"/>
+        <w:numPr>
+          <w:ilvl w:val="0"/>
+          <w:numId w:val="17"/>
+        </w:numPr>
+        <w:spacing w:line="240" w:lineRule="auto"/>
+        <w:ind w:left="720"/>
+      </w:pPr>
+      <w:r>
+        <w:rPr>
+          <w:lang w:val="zh_TW" w:bidi="zh_TW"/>
+        </w:rPr>
+      </w:r>
+      <w:r>
+        <w:rPr>
+          <w:lang w:val="zh_TW" w:bidi="zh_TW"/>
+        </w:rPr>
+        <w:t>預言性末世論（舊約中的主要類型）認為：</w:t>
+      </w:r>
+    </w:p>
+    <w:p>
+      <w:pPr>
+        <w:pStyle w:val="ListBullet"/>
+        <w:spacing w:line="240" w:lineRule="auto"/>
+        <w:ind w:left="1440"/>
+      </w:pPr>
+      <w:r>
+        <w:rPr>
+          <w:lang w:val="zh_TW" w:bidi="zh_TW"/>
+        </w:rPr>
+      </w:r>
+      <w:r>
+        <w:rPr>
+          <w:lang w:val="zh_TW" w:bidi="zh_TW"/>
+        </w:rPr>
+        <w:t>神會在</w:t>
+      </w:r>
+      <w:r>
+        <w:rPr>
+          <w:lang w:val="zh_TW" w:bidi="zh_TW"/>
+        </w:rPr>
+        <w:t>人類</w:t>
+      </w:r>
+      <w:r>
+        <w:rPr>
+          <w:lang w:val="zh_TW" w:bidi="zh_TW"/>
+        </w:rPr>
+        <w:t>歷史中介入行動。</w:t>
+      </w:r>
+    </w:p>
+    <w:p>
+      <w:pPr>
+        <w:pStyle w:val="ListBullet"/>
+        <w:spacing w:line="240" w:lineRule="auto"/>
+        <w:ind w:left="1440"/>
+      </w:pPr>
+      <w:r>
+        <w:rPr>
+          <w:lang w:val="zh_TW" w:bidi="zh_TW"/>
+        </w:rPr>
+      </w:r>
+      <w:r>
+        <w:rPr>
+          <w:lang w:val="zh_TW" w:bidi="zh_TW"/>
+        </w:rPr>
+        <w:t>神會將人類和大自然恢復到人類首次違背神之前的完美狀態</w:t>
+      </w:r>
+      <w:r>
+        <w:rPr>
+          <w:lang w:val="zh_TW" w:bidi="zh_TW"/>
+        </w:rPr>
+        <w:t>。</w:t>
+      </w:r>
+    </w:p>
+    <w:p>
+      <w:pPr>
+        <w:pStyle w:val="ListNumber"/>
+        <w:numPr>
+          <w:ilvl w:val="0"/>
+          <w:numId w:val="18"/>
+        </w:numPr>
+        <w:spacing w:line="240" w:lineRule="auto"/>
+        <w:ind w:left="720"/>
+      </w:pPr>
+      <w:r>
+        <w:rPr>
+          <w:lang w:val="zh_TW" w:bidi="zh_TW"/>
+        </w:rPr>
+      </w:r>
+      <w:r>
+        <w:rPr>
+          <w:lang w:val="zh_TW" w:bidi="zh_TW"/>
+        </w:rPr>
+        <w:t>天啟末世論認為：</w:t>
+      </w:r>
+    </w:p>
+    <w:p>
+      <w:pPr>
+        <w:pStyle w:val="ListBullet"/>
+        <w:spacing w:line="240" w:lineRule="auto"/>
+        <w:ind w:left="1440"/>
+      </w:pPr>
+      <w:r>
+        <w:rPr>
+          <w:lang w:val="zh_TW" w:bidi="zh_TW"/>
+        </w:rPr>
+      </w:r>
+      <w:r>
+        <w:rPr>
+          <w:lang w:val="zh_TW" w:bidi="zh_TW"/>
+        </w:rPr>
+        <w:t>神將摧毀當前這個不完美的世界。</w:t>
+      </w:r>
+    </w:p>
+    <w:p>
+      <w:pPr>
+        <w:pStyle w:val="ListBullet"/>
+        <w:spacing w:line="240" w:lineRule="auto"/>
+        <w:ind w:left="1440"/>
+      </w:pPr>
+      <w:r>
+        <w:rPr>
+          <w:lang w:val="zh_TW" w:bidi="zh_TW"/>
+        </w:rPr>
+      </w:r>
+      <w:r>
+        <w:rPr>
+          <w:lang w:val="zh_TW" w:bidi="zh_TW"/>
+        </w:rPr>
+        <w:t>神將會創造一個全新的完美世界（通常稱為</w:t>
+      </w:r>
+      <w:r>
+        <w:rPr>
+          <w:lang w:val="zh_TW" w:bidi="zh_TW"/>
+        </w:rPr>
+        <w:t>樂園</w:t>
+      </w:r>
+      <w:r>
+        <w:rPr>
+          <w:lang w:val="zh_TW" w:bidi="zh_TW"/>
+        </w:rPr>
+        <w:t>）。</w:t>
+      </w:r>
+    </w:p>
+    <w:p>
+      <w:pPr/>
+      <w:r>
+        <w:rPr>
+          <w:lang w:val="zh_TW" w:bidi="zh_TW"/>
+        </w:rPr>
+      </w:r>
+      <w:r>
+        <w:rPr>
+          <w:lang w:val="zh_TW" w:bidi="zh_TW"/>
+        </w:rPr>
+        <w:t>這兩種觀點都有一個核心信念：神將很快行動，拯救祂的百姓，並懲罰那些傷害他們的人。</w:t>
+      </w:r>
+    </w:p>
+    <w:p>
+      <w:pPr/>
+      <w:r>
+        <w:rPr>
+          <w:lang w:val="zh_TW" w:bidi="zh_TW"/>
+        </w:rPr>
+      </w:r>
+      <w:r>
+        <w:rPr>
+          <w:lang w:val="zh_TW" w:bidi="zh_TW"/>
+        </w:rPr>
+        <w:t>在以色列，天啟末世思想</w:t>
+      </w:r>
+      <w:r>
+        <w:rPr>
+          <w:lang w:val="zh_TW" w:bidi="zh_TW"/>
+        </w:rPr>
+        <w:t>在外邦統治時期</w:t>
+      </w:r>
+      <w:r>
+        <w:rPr>
+          <w:lang w:val="zh_TW" w:bidi="zh_TW"/>
+        </w:rPr>
+        <w:t>變得流行。這一變化始於公元前6世紀初。在此期間，預言性的末世思想開始衰退，而天啟末世思想變得逐漸盛行。</w:t>
+      </w:r>
+    </w:p>
+    <w:p>
+      <w:pPr/>
+      <w:r>
+        <w:rPr>
+          <w:lang w:val="zh_TW" w:bidi="zh_TW"/>
+        </w:rPr>
+      </w:r>
+      <w:r>
+        <w:rPr>
+          <w:lang w:val="zh_TW" w:bidi="zh_TW"/>
+        </w:rPr>
+        <w:t>但以理書是已知最古老的天啟文學範例，寫於公元前6世紀。後來，在公元前5世紀，瑪拉基書</w:t>
+      </w:r>
+      <w:r>
+        <w:rPr>
+          <w:lang w:val="zh_TW" w:bidi="zh_TW"/>
+        </w:rPr>
+        <w:t>被寫成</w:t>
+      </w:r>
+      <w:r>
+        <w:rPr>
+          <w:lang w:val="zh_TW" w:bidi="zh_TW"/>
+        </w:rPr>
+        <w:t>，</w:t>
+      </w:r>
+      <w:r>
+        <w:rPr>
+          <w:lang w:val="zh_TW" w:bidi="zh_TW"/>
+        </w:rPr>
+        <w:t>這</w:t>
+      </w:r>
+      <w:r>
+        <w:rPr>
+          <w:lang w:val="zh_TW" w:bidi="zh_TW"/>
+        </w:rPr>
+        <w:t>是古代以色列最後一卷先知書。在瑪拉基書之後，直到基督教興起，以色列再沒有新的預言書寫成。大多數猶太天啟文學</w:t>
+      </w:r>
+      <w:r>
+        <w:rPr>
+          <w:lang w:val="zh_TW" w:bidi="zh_TW"/>
+        </w:rPr>
+        <w:t>都在但以理書之後寫成</w:t>
+      </w:r>
+      <w:r>
+        <w:rPr>
+          <w:lang w:val="zh_TW" w:bidi="zh_TW"/>
+        </w:rPr>
+        <w:t>，即公元前3世紀至公元2世紀初之間。</w:t>
+      </w:r>
+    </w:p>
+    <w:p>
+      <w:pPr>
+        <w:pStyle w:val="Heading3"/>
+      </w:pPr>
+      <w:r>
+        <w:rPr>
+          <w:lang w:val="zh_TW" w:bidi="zh_TW"/>
+        </w:rPr>
+        <w:t>天啟思維的主要特點</w:t>
+      </w:r>
+    </w:p>
+    <w:p>
+      <w:pPr/>
+      <w:r>
+        <w:rPr>
+          <w:lang w:val="zh_TW" w:bidi="zh_TW"/>
+        </w:rPr>
+      </w:r>
+      <w:r>
+        <w:rPr>
+          <w:lang w:val="zh_TW" w:bidi="zh_TW"/>
+        </w:rPr>
+        <w:t>天啟文學強調神與撒但之間的衝突，將所有人和事分為兩組：站在神這邊的和站在撒但那邊的。這包括：</w:t>
+      </w:r>
+    </w:p>
+    <w:p>
+      <w:pPr>
+        <w:pStyle w:val="ListBullet"/>
+        <w:spacing w:line="240" w:lineRule="auto"/>
+        <w:ind w:left="720"/>
+      </w:pPr>
+      <w:r>
+        <w:rPr>
+          <w:lang w:val="zh_TW" w:bidi="zh_TW"/>
+        </w:rPr>
+      </w:r>
+      <w:r>
+        <w:rPr>
+          <w:lang w:val="zh_TW" w:bidi="zh_TW"/>
+        </w:rPr>
+        <w:t>人</w:t>
+      </w:r>
+    </w:p>
+    <w:p>
+      <w:pPr>
+        <w:pStyle w:val="ListBullet"/>
+        <w:spacing w:line="240" w:lineRule="auto"/>
+        <w:ind w:left="720"/>
+      </w:pPr>
+      <w:r>
+        <w:rPr>
+          <w:lang w:val="zh_TW" w:bidi="zh_TW"/>
+        </w:rPr>
+      </w:r>
+      <w:r>
+        <w:rPr>
+          <w:lang w:val="zh_TW" w:bidi="zh_TW"/>
+        </w:rPr>
+        <w:t>民族</w:t>
+      </w:r>
+    </w:p>
+    <w:p>
+      <w:pPr>
+        <w:pStyle w:val="ListBullet"/>
+        <w:spacing w:line="240" w:lineRule="auto"/>
+        <w:ind w:left="720"/>
+      </w:pPr>
+      <w:r>
+        <w:rPr>
+          <w:lang w:val="zh_TW" w:bidi="zh_TW"/>
+        </w:rPr>
+      </w:r>
+      <w:r>
+        <w:rPr>
+          <w:lang w:val="zh_TW" w:bidi="zh_TW"/>
+        </w:rPr>
+        <w:t>超自然存在（如天使和鬼魔）</w:t>
+      </w:r>
+    </w:p>
+    <w:p>
+      <w:pPr/>
+      <w:r>
+        <w:rPr>
+          <w:lang w:val="zh_TW" w:bidi="zh_TW"/>
+        </w:rPr>
+      </w:r>
+      <w:r>
+        <w:rPr>
+          <w:lang w:val="zh_TW" w:bidi="zh_TW"/>
+        </w:rPr>
+        <w:t>聖經一直將撒但描述為神和人類的敵人。我們可以在以下故事中看到這一點：</w:t>
+      </w:r>
+    </w:p>
+    <w:p>
+      <w:pPr>
+        <w:pStyle w:val="ListBullet"/>
+        <w:spacing w:line="240" w:lineRule="auto"/>
+        <w:ind w:left="720"/>
+      </w:pPr>
+      <w:r>
+        <w:rPr>
+          <w:lang w:val="zh_TW" w:bidi="zh_TW"/>
+        </w:rPr>
+      </w:r>
+      <w:r>
+        <w:rPr>
+          <w:lang w:val="zh_TW" w:bidi="zh_TW"/>
+        </w:rPr>
+        <w:t>在園中的亞當和夏娃（</w:t>
+      </w:r>
+      <w:hyperlink r:id="rId93">
+        <w:r>
+          <w:rPr>
+            <w:lang w:val="zh_TW" w:bidi="zh_TW"/>
+          </w:rPr>
+          <w:rPr>
+            <w:color w:val="0000EE"/>
+            <w:u w:val="single"/>
+          </w:rPr>
+          <w:t>創3:1–19</w:t>
+        </w:r>
+      </w:hyperlink>
+      <w:r>
+        <w:rPr>
+          <w:lang w:val="zh_TW" w:bidi="zh_TW"/>
+        </w:rPr>
+        <w:t>）</w:t>
+      </w:r>
+    </w:p>
+    <w:p>
+      <w:pPr>
+        <w:pStyle w:val="ListBullet"/>
+        <w:spacing w:line="240" w:lineRule="auto"/>
+        <w:ind w:left="720"/>
+      </w:pPr>
+      <w:r>
+        <w:rPr>
+          <w:lang w:val="zh_TW" w:bidi="zh_TW"/>
+        </w:rPr>
+      </w:r>
+      <w:r>
+        <w:rPr>
+          <w:lang w:val="zh_TW" w:bidi="zh_TW"/>
+        </w:rPr>
+        <w:t>撒但挑戰神關於約伯的事（</w:t>
+      </w:r>
+      <w:hyperlink r:id="rId94">
+        <w:r>
+          <w:rPr>
+            <w:lang w:val="zh_TW" w:bidi="zh_TW"/>
+          </w:rPr>
+          <w:rPr>
+            <w:color w:val="0000EE"/>
+            <w:u w:val="single"/>
+          </w:rPr>
+          <w:t>伯1:6–12，</w:t>
+        </w:r>
+      </w:hyperlink>
+      <w:hyperlink r:id="rId95">
+        <w:r>
+          <w:rPr>
+            <w:lang w:val="zh_TW" w:bidi="zh_TW"/>
+          </w:rPr>
+          <w:rPr>
+            <w:color w:val="0000EE"/>
+            <w:u w:val="single"/>
+          </w:rPr>
+          <w:t>2:1–8</w:t>
+        </w:r>
+      </w:hyperlink>
+      <w:r>
+        <w:rPr>
+          <w:lang w:val="zh_TW" w:bidi="zh_TW"/>
+        </w:rPr>
+        <w:t>）</w:t>
+      </w:r>
+    </w:p>
+    <w:p>
+      <w:pPr/>
+      <w:r>
+        <w:rPr>
+          <w:lang w:val="zh_TW" w:bidi="zh_TW"/>
+        </w:rPr>
+      </w:r>
+      <w:r>
+        <w:rPr>
+          <w:lang w:val="zh_TW" w:bidi="zh_TW"/>
+        </w:rPr>
+        <w:t>然而，天啟文學的作者相信，只要以色列百姓忠實遵循神的律法，撒但的力量就會受到限制。</w:t>
+      </w:r>
+    </w:p>
+    <w:p>
+      <w:pPr/>
+      <w:r>
+        <w:rPr>
+          <w:lang w:val="zh_TW" w:bidi="zh_TW"/>
+        </w:rPr>
+      </w:r>
+      <w:r>
+        <w:rPr>
+          <w:lang w:val="zh_TW" w:bidi="zh_TW"/>
+        </w:rPr>
+        <w:t>以色列長期被外邦統治，這讓猶太人覺得撒但暫時掌控世界的想法非常真實。天啟文學的作者提到歷史上不同時期統治以色列的外邦民族。他們認為這些民族是為撒但效力，是與神和祂的百姓作對的。這些作者相信，因為這些民族敵對神，所以他們最終會被神擊敗。</w:t>
+      </w:r>
+    </w:p>
+    <w:p>
+      <w:pPr/>
+      <w:r>
+        <w:rPr>
+          <w:lang w:val="zh_TW" w:bidi="zh_TW"/>
+        </w:rPr>
+      </w:r>
+      <w:r>
+        <w:rPr>
+          <w:lang w:val="zh_TW" w:bidi="zh_TW"/>
+        </w:rPr>
+        <w:t>天啟文學中最重要的信念是：即使情況看似非常糟糕，神的百姓仍相信他們最終會得勝。這並不等於相信任何事情都無法改變。相反，他們堅信神掌管一切，並會幫助祂的百姓戰勝所有敵人，無論是地上的或是屬靈世界中的敵人。</w:t>
+      </w:r>
+    </w:p>
+    <w:p>
+      <w:pPr/>
+      <w:r>
+        <w:rPr>
+          <w:lang w:val="zh_TW" w:bidi="zh_TW"/>
+        </w:rPr>
+      </w:r>
+      <w:r>
+        <w:rPr>
+          <w:lang w:val="zh_TW" w:bidi="zh_TW"/>
+        </w:rPr>
+        <w:t>許多天啟文學描述了以色列（或基督教會）未來將發生的事情。這些故事總是以神和祂的百姓最終的偉大得勝作結。例如，在但以理書中，神向尼布甲尼撒王展示了一個夢，並由但以理解釋這個夢的含義。</w:t>
+      </w:r>
+      <w:r>
+        <w:rPr>
+          <w:lang w:val="zh_TW" w:bidi="zh_TW"/>
+        </w:rPr>
+        <w:t>夢中有一座</w:t>
+      </w:r>
+      <w:r>
+        <w:rPr>
+          <w:lang w:val="zh_TW" w:bidi="zh_TW"/>
+        </w:rPr>
+        <w:t>由不同材料組成的巨大雕像，每個部分代表不同的王國，這些王國將先後統治其它民族。最後，一塊不是人手鑿出的石頭</w:t>
+      </w:r>
+      <w:r>
+        <w:rPr>
+          <w:lang w:val="zh_TW" w:bidi="zh_TW"/>
+        </w:rPr>
+        <w:t>從山而出</w:t>
+      </w:r>
+      <w:r>
+        <w:rPr>
+          <w:lang w:val="zh_TW" w:bidi="zh_TW"/>
+        </w:rPr>
+        <w:t>，摧毀了整座雕像。這塊石頭象徵神的國度（</w:t>
+      </w:r>
+      <w:hyperlink r:id="rId96">
+        <w:r>
+          <w:rPr>
+            <w:lang w:val="zh_TW" w:bidi="zh_TW"/>
+          </w:rPr>
+          <w:rPr>
+            <w:color w:val="0000EE"/>
+            <w:u w:val="single"/>
+          </w:rPr>
+          <w:t>但2:31–45）</w:t>
+        </w:r>
+      </w:hyperlink>
+      <w:r>
+        <w:rPr>
+          <w:lang w:val="zh_TW" w:bidi="zh_TW"/>
+        </w:rPr>
+        <w:t>。</w:t>
+      </w:r>
+    </w:p>
+    <w:p>
+      <w:pPr>
+        <w:pStyle w:val="Heading3"/>
+      </w:pPr>
+      <w:r>
+        <w:rPr>
+          <w:lang w:val="zh_TW" w:bidi="zh_TW"/>
+        </w:rPr>
+        <w:t>預言性與天啟性思維之間的差異</w:t>
+      </w:r>
+    </w:p>
+    <w:p>
+      <w:pPr/>
+      <w:r>
+        <w:rPr>
+          <w:lang w:val="zh_TW" w:bidi="zh_TW"/>
+        </w:rPr>
+      </w:r>
+      <w:r>
+        <w:rPr>
+          <w:lang w:val="zh_TW" w:bidi="zh_TW"/>
+        </w:rPr>
+        <w:t>關於末日的兩種思維方式（預言性和天啟性）在</w:t>
+      </w:r>
+      <w:r>
+        <w:rPr>
+          <w:lang w:val="zh_TW" w:bidi="zh_TW"/>
+        </w:rPr>
+        <w:t>幾個方面有所不同。</w:t>
+      </w:r>
+      <w:r>
+        <w:rPr>
+          <w:lang w:val="zh_TW" w:bidi="zh_TW"/>
+        </w:rPr>
+        <w:t>其中一個主要區別是神如何實現祂最終的勝利。</w:t>
+      </w:r>
+    </w:p>
+    <w:p>
+      <w:pPr/>
+      <w:r>
+        <w:rPr>
+          <w:lang w:val="zh_TW" w:bidi="zh_TW"/>
+        </w:rPr>
+      </w:r>
+      <w:r>
+        <w:rPr>
+          <w:lang w:val="zh_TW" w:bidi="zh_TW"/>
+        </w:rPr>
+        <w:t>在天啟文學中，大多數作者認為，神會在最終得勝之前引發一場影響全世界的大災難。不同的書卷對此有不同的描述：</w:t>
+      </w:r>
+    </w:p>
+    <w:p>
+      <w:pPr>
+        <w:pStyle w:val="ListBullet"/>
+        <w:spacing w:line="240" w:lineRule="auto"/>
+        <w:ind w:left="720"/>
+      </w:pPr>
+      <w:r>
+        <w:rPr>
+          <w:lang w:val="zh_TW" w:bidi="zh_TW"/>
+        </w:rPr>
+      </w:r>
+      <w:r>
+        <w:rPr>
+          <w:lang w:val="zh_TW" w:bidi="zh_TW"/>
+        </w:rPr>
+        <w:t>在但以理書中，神將介入人類歷史，擊敗邪惡，並建立祂的國度。</w:t>
+      </w:r>
+    </w:p>
+    <w:p>
+      <w:pPr>
+        <w:pStyle w:val="ListBullet"/>
+        <w:spacing w:line="240" w:lineRule="auto"/>
+        <w:ind w:left="720"/>
+      </w:pPr>
+      <w:r>
+        <w:rPr>
+          <w:lang w:val="zh_TW" w:bidi="zh_TW"/>
+        </w:rPr>
+      </w:r>
+      <w:r>
+        <w:rPr>
+          <w:lang w:val="zh_TW" w:bidi="zh_TW"/>
+        </w:rPr>
+        <w:t>在啟示錄中，神會先徹底毀滅舊世界，然後創造一個全新的世界（</w:t>
+      </w:r>
+      <w:hyperlink r:id="rId97">
+        <w:r>
+          <w:rPr>
+            <w:lang w:val="zh_TW" w:bidi="zh_TW"/>
+          </w:rPr>
+          <w:rPr>
+            <w:color w:val="0000EE"/>
+            <w:u w:val="single"/>
+          </w:rPr>
+          <w:t>啟21:1</w:t>
+        </w:r>
+      </w:hyperlink>
+      <w:r>
+        <w:rPr>
+          <w:lang w:val="zh_TW" w:bidi="zh_TW"/>
+        </w:rPr>
+        <w:t>；參</w:t>
+      </w:r>
+      <w:hyperlink r:id="rId98">
+        <w:r>
+          <w:rPr>
+            <w:lang w:val="zh_TW" w:bidi="zh_TW"/>
+          </w:rPr>
+          <w:rPr>
+            <w:color w:val="0000EE"/>
+            <w:u w:val="single"/>
+          </w:rPr>
+          <w:t>彼後3:10</w:t>
+        </w:r>
+      </w:hyperlink>
+      <w:r>
+        <w:rPr>
+          <w:lang w:val="zh_TW" w:bidi="zh_TW"/>
+        </w:rPr>
+        <w:t>）。</w:t>
+      </w:r>
+    </w:p>
+    <w:p>
+      <w:pPr/>
+      <w:r>
+        <w:rPr>
+          <w:lang w:val="zh_TW" w:bidi="zh_TW"/>
+        </w:rPr>
+      </w:r>
+      <w:r>
+        <w:rPr>
+          <w:lang w:val="zh_TW" w:bidi="zh_TW"/>
+        </w:rPr>
+        <w:t>天啟文學的普遍觀點是：情況</w:t>
+      </w:r>
+      <w:r>
+        <w:rPr>
+          <w:lang w:val="zh_TW" w:bidi="zh_TW"/>
+        </w:rPr>
+        <w:t>在好轉</w:t>
+      </w:r>
+      <w:r>
+        <w:rPr>
+          <w:lang w:val="zh_TW" w:bidi="zh_TW"/>
+        </w:rPr>
+        <w:t>之前會變得更糟。從大約公元前1000年到600年，以色列國力強盛而獨立。在這段和平時期，百姓不太擔心未來的災難。但在公元前586年，巴比倫軍隊摧毀耶路撒冷後，</w:t>
+      </w:r>
+      <w:r>
+        <w:rPr>
+          <w:lang w:val="zh_TW" w:bidi="zh_TW"/>
+        </w:rPr>
+        <w:t>一切都改變了</w:t>
+      </w:r>
+      <w:r>
+        <w:rPr>
+          <w:lang w:val="zh_TW" w:bidi="zh_TW"/>
+        </w:rPr>
+        <w:t>。</w:t>
+      </w:r>
+    </w:p>
+    <w:p>
+      <w:pPr/>
+      <w:r>
+        <w:rPr>
+          <w:lang w:val="zh_TW" w:bidi="zh_TW"/>
+        </w:rPr>
+      </w:r>
+      <w:r>
+        <w:rPr>
+          <w:lang w:val="zh_TW" w:bidi="zh_TW"/>
+        </w:rPr>
+        <w:t>在此之後，許多猶太作家</w:t>
+      </w:r>
+      <w:r>
+        <w:rPr>
+          <w:lang w:val="zh_TW" w:bidi="zh_TW"/>
+        </w:rPr>
+        <w:t>相信</w:t>
+      </w:r>
+      <w:r>
+        <w:rPr>
+          <w:lang w:val="zh_TW" w:bidi="zh_TW"/>
+        </w:rPr>
+        <w:t>只有神才能解決他們的問題。他們</w:t>
+      </w:r>
+      <w:r>
+        <w:rPr>
+          <w:lang w:val="zh_TW" w:bidi="zh_TW"/>
+        </w:rPr>
+        <w:t>認為</w:t>
+      </w:r>
+      <w:r>
+        <w:rPr>
+          <w:lang w:val="zh_TW" w:bidi="zh_TW"/>
+        </w:rPr>
+        <w:t>神必須親自介入，並直接掌管世界，以幫助祂的百姓。</w:t>
+      </w:r>
+    </w:p>
+    <w:p>
+      <w:pPr/>
+      <w:r>
+        <w:rPr>
+          <w:lang w:val="zh_TW" w:bidi="zh_TW"/>
+        </w:rPr>
+      </w:r>
+      <w:r>
+        <w:rPr>
+          <w:lang w:val="zh_TW" w:bidi="zh_TW"/>
+        </w:rPr>
+        <w:t>預言將來的作者持有一個重要信念：</w:t>
+      </w:r>
+      <w:r>
+        <w:rPr>
+          <w:lang w:val="zh_TW" w:bidi="zh_TW"/>
+        </w:rPr>
+        <w:t>他們將世界的時間分為兩個不同的時期</w:t>
+      </w:r>
+      <w:r>
+        <w:rPr>
+          <w:lang w:val="zh_TW" w:bidi="zh_TW"/>
+        </w:rPr>
+        <w:t>。他們相信</w:t>
+      </w:r>
+      <w:r>
+        <w:rPr>
+          <w:lang w:val="zh_TW" w:bidi="zh_TW"/>
+        </w:rPr>
+        <w:t>當前</w:t>
+      </w:r>
+      <w:r>
+        <w:rPr>
+          <w:lang w:val="zh_TW" w:bidi="zh_TW"/>
+        </w:rPr>
+        <w:t>的時代是邪惡的，</w:t>
+      </w:r>
+      <w:r>
+        <w:rPr>
+          <w:lang w:val="zh_TW" w:bidi="zh_TW"/>
+        </w:rPr>
+        <w:t>但更好的時代即將到來</w:t>
+      </w:r>
+      <w:r>
+        <w:rPr>
+          <w:lang w:val="zh_TW" w:bidi="zh_TW"/>
+        </w:rPr>
+        <w:t>。「</w:t>
+      </w:r>
+      <w:r>
+        <w:rPr>
+          <w:lang w:val="zh_TW" w:bidi="zh_TW"/>
+        </w:rPr>
+        <w:t>這世代</w:t>
+      </w:r>
+      <w:r>
+        <w:rPr>
+          <w:lang w:val="zh_TW" w:bidi="zh_TW"/>
+        </w:rPr>
+        <w:t>」是</w:t>
+      </w:r>
+      <w:r>
+        <w:rPr>
+          <w:lang w:val="zh_TW" w:bidi="zh_TW"/>
+        </w:rPr>
+        <w:t>當前邪惡</w:t>
+      </w:r>
+      <w:r>
+        <w:rPr>
+          <w:lang w:val="zh_TW" w:bidi="zh_TW"/>
+        </w:rPr>
+        <w:t>的</w:t>
+      </w:r>
+      <w:r>
+        <w:rPr>
+          <w:lang w:val="zh_TW" w:bidi="zh_TW"/>
+        </w:rPr>
+        <w:t>時代</w:t>
+      </w:r>
+      <w:r>
+        <w:rPr>
+          <w:lang w:val="zh_TW" w:bidi="zh_TW"/>
+        </w:rPr>
+        <w:t>，由撒但及其爪牙所支配。「</w:t>
+      </w:r>
+      <w:r>
+        <w:rPr>
+          <w:lang w:val="zh_TW" w:bidi="zh_TW"/>
+        </w:rPr>
+        <w:t>將來的世代</w:t>
+      </w:r>
+      <w:r>
+        <w:rPr>
+          <w:lang w:val="zh_TW" w:bidi="zh_TW"/>
+        </w:rPr>
+        <w:t>」將帶來神國的祝福。</w:t>
+      </w:r>
+    </w:p>
+    <w:p>
+      <w:pPr/>
+      <w:r>
+        <w:rPr>
+          <w:lang w:val="zh_TW" w:bidi="zh_TW"/>
+        </w:rPr>
+      </w:r>
+      <w:r>
+        <w:rPr>
+          <w:lang w:val="zh_TW" w:bidi="zh_TW"/>
+        </w:rPr>
+        <w:t>在新時代開始之前，許多重要事件將會發生。這些事件將結束當前的邪惡時代，並開始神的良善新時代。當保羅在</w:t>
+      </w:r>
+      <w:hyperlink r:id="rId99">
+        <w:r>
+          <w:rPr>
+            <w:lang w:val="zh_TW" w:bidi="zh_TW"/>
+          </w:rPr>
+          <w:rPr>
+            <w:color w:val="0000EE"/>
+            <w:u w:val="single"/>
+          </w:rPr>
+          <w:t>哥林多後書四章4節</w:t>
+        </w:r>
+      </w:hyperlink>
+      <w:r>
+        <w:rPr>
+          <w:lang w:val="zh_TW" w:bidi="zh_TW"/>
+        </w:rPr>
+        <w:t>中提到「這世界的神」時，他指的是撒但對「這世界」的統治。</w:t>
+      </w:r>
+    </w:p>
+    <w:p>
+      <w:pPr/>
+      <w:r>
+        <w:rPr>
+          <w:lang w:val="zh_TW" w:bidi="zh_TW"/>
+        </w:rPr>
+      </w:r>
+      <w:r>
+        <w:rPr>
+          <w:lang w:val="zh_TW" w:bidi="zh_TW"/>
+        </w:rPr>
+        <w:t>天啟主義的另一個特徵是渴望神縮短當前的邪惡日子。撰寫天啟文學的人希望神能迅速帶來神的國。正如但以理會問：「這奇異的事到幾時才應驗呢？」（</w:t>
+      </w:r>
+      <w:hyperlink r:id="rId100">
+        <w:r>
+          <w:rPr>
+            <w:lang w:val="zh_TW" w:bidi="zh_TW"/>
+          </w:rPr>
+          <w:rPr>
+            <w:color w:val="0000EE"/>
+            <w:u w:val="single"/>
+          </w:rPr>
+          <w:t>但12:6</w:t>
+        </w:r>
+      </w:hyperlink>
+      <w:r>
+        <w:rPr>
+          <w:lang w:val="zh_TW" w:bidi="zh_TW"/>
+        </w:rPr>
+        <w:t>），約翰也會呼喊：「主耶穌啊，我願你來！」（</w:t>
+      </w:r>
+      <w:hyperlink r:id="rId101">
+        <w:r>
+          <w:rPr>
+            <w:lang w:val="zh_TW" w:bidi="zh_TW"/>
+          </w:rPr>
+          <w:rPr>
+            <w:color w:val="0000EE"/>
+            <w:u w:val="single"/>
+          </w:rPr>
+          <w:t>啟22:20</w:t>
+        </w:r>
+      </w:hyperlink>
+      <w:r>
+        <w:rPr>
+          <w:lang w:val="zh_TW" w:bidi="zh_TW"/>
+        </w:rPr>
+        <w:t>）。渴慕神的迅速介入並帶來得勝，使人在困境中仍能持守盼望，並鼓勵神的百姓以與將來國度相稱的方式生活（</w:t>
+      </w:r>
+      <w:hyperlink r:id="rId102">
+        <w:r>
+          <w:rPr>
+            <w:lang w:val="zh_TW" w:bidi="zh_TW"/>
+          </w:rPr>
+          <w:rPr>
+            <w:color w:val="0000EE"/>
+            <w:u w:val="single"/>
+          </w:rPr>
+          <w:t>彼後3:11–13</w:t>
         </w:r>
       </w:hyperlink>
       <w:r>
@@ -906,16 +3558,688 @@
         </w:rPr>
         <w:t>；</w:t>
       </w:r>
-      <w:hyperlink r:id="rId28">
-        <w:r>
-          <w:rPr>
-            <w:lang w:val="zh_TW" w:bidi="zh_TW"/>
-          </w:rPr>
-          <w:rPr>
-            <w:color w:val="0000EE"/>
-            <w:u w:val="single"/>
-          </w:rPr>
-          <w:t>可13</w:t>
+      <w:hyperlink r:id="rId103">
+        <w:r>
+          <w:rPr>
+            <w:lang w:val="zh_TW" w:bidi="zh_TW"/>
+          </w:rPr>
+          <w:rPr>
+            <w:color w:val="0000EE"/>
+            <w:u w:val="single"/>
+          </w:rPr>
+          <w:t>啟21:5–8</w:t>
+        </w:r>
+      </w:hyperlink>
+      <w:r>
+        <w:rPr>
+          <w:lang w:val="zh_TW" w:bidi="zh_TW"/>
+        </w:rPr>
+        <w:t>）。</w:t>
+      </w:r>
+    </w:p>
+    <w:p>
+      <w:pPr>
+        <w:pStyle w:val="Heading3"/>
+      </w:pPr>
+      <w:r>
+        <w:rPr>
+          <w:lang w:val="zh_TW" w:bidi="zh_TW"/>
+        </w:rPr>
+        <w:t>重要的天啟文學</w:t>
+      </w:r>
+    </w:p>
+    <w:p>
+      <w:pPr/>
+      <w:r>
+        <w:rPr>
+          <w:lang w:val="zh_TW" w:bidi="zh_TW"/>
+        </w:rPr>
+      </w:r>
+      <w:r>
+        <w:rPr>
+          <w:lang w:val="zh_TW" w:bidi="zh_TW"/>
+        </w:rPr>
+        <w:t>但以理書是舊約聖經正典中唯一的天啟文學，而啟示錄是新約聖經正典中唯一的天啟文學。猶太教和基督教還有其它關於末世異象的書卷未被納入聖經正典中。</w:t>
+        <w:br/>
+      </w:r>
+      <w:r>
+        <w:rPr>
+          <w:lang w:val="zh_TW" w:bidi="zh_TW"/>
+        </w:rPr>
+        <w:t>這些其它書卷是在不同時期寫成的：</w:t>
+      </w:r>
+    </w:p>
+    <w:p>
+      <w:pPr>
+        <w:pStyle w:val="ListBullet"/>
+        <w:spacing w:line="240" w:lineRule="auto"/>
+        <w:ind w:left="720"/>
+      </w:pPr>
+      <w:r>
+        <w:rPr>
+          <w:lang w:val="zh_TW" w:bidi="zh_TW"/>
+        </w:rPr>
+      </w:r>
+      <w:r>
+        <w:rPr>
+          <w:lang w:val="zh_TW" w:bidi="zh_TW"/>
+        </w:rPr>
+        <w:t>猶太天啟書卷寫於大約公元前300年至公元150年間。</w:t>
+      </w:r>
+    </w:p>
+    <w:p>
+      <w:pPr>
+        <w:pStyle w:val="ListBullet"/>
+        <w:spacing w:line="240" w:lineRule="auto"/>
+        <w:ind w:left="720"/>
+      </w:pPr>
+      <w:r>
+        <w:rPr>
+          <w:lang w:val="zh_TW" w:bidi="zh_TW"/>
+        </w:rPr>
+      </w:r>
+      <w:r>
+        <w:rPr>
+          <w:lang w:val="zh_TW" w:bidi="zh_TW"/>
+        </w:rPr>
+        <w:t>基督教的天啟書卷寫於大約公元100年至公元400年之間。</w:t>
+      </w:r>
+    </w:p>
+    <w:p>
+      <w:pPr/>
+      <w:r>
+        <w:rPr>
+          <w:lang w:val="zh_TW" w:bidi="zh_TW"/>
+        </w:rPr>
+      </w:r>
+      <w:r>
+        <w:rPr>
+          <w:lang w:val="zh_TW" w:bidi="zh_TW"/>
+        </w:rPr>
+        <w:t>末世文學的風格也可以在聖經的其它部分找到，而不僅限於完全關於末世的書卷。例如，耶穌在橄欖山上講述了關於未來的重要教訓。這段教訓記錄在</w:t>
+      </w:r>
+      <w:hyperlink r:id="rId104">
+        <w:r>
+          <w:rPr>
+            <w:lang w:val="zh_TW" w:bidi="zh_TW"/>
+          </w:rPr>
+          <w:rPr>
+            <w:color w:val="0000EE"/>
+            <w:u w:val="single"/>
+          </w:rPr>
+          <w:t>馬可福音第十三章</w:t>
+        </w:r>
+      </w:hyperlink>
+      <w:r>
+        <w:rPr>
+          <w:lang w:val="zh_TW" w:bidi="zh_TW"/>
+        </w:rPr>
+        <w:t>、</w:t>
+      </w:r>
+      <w:hyperlink r:id="rId105">
+        <w:r>
+          <w:rPr>
+            <w:lang w:val="zh_TW" w:bidi="zh_TW"/>
+          </w:rPr>
+          <w:rPr>
+            <w:color w:val="0000EE"/>
+            <w:u w:val="single"/>
+          </w:rPr>
+          <w:t>馬太福音第二十四章</w:t>
+        </w:r>
+      </w:hyperlink>
+      <w:r>
+        <w:rPr>
+          <w:lang w:val="zh_TW" w:bidi="zh_TW"/>
+        </w:rPr>
+        <w:t>和</w:t>
+      </w:r>
+      <w:hyperlink r:id="rId106">
+        <w:r>
+          <w:rPr>
+            <w:lang w:val="zh_TW" w:bidi="zh_TW"/>
+          </w:rPr>
+          <w:rPr>
+            <w:color w:val="0000EE"/>
+            <w:u w:val="single"/>
+          </w:rPr>
+          <w:t>路加福音第二十一章</w:t>
+        </w:r>
+      </w:hyperlink>
+      <w:r>
+        <w:rPr>
+          <w:lang w:val="zh_TW" w:bidi="zh_TW"/>
+        </w:rPr>
+        <w:t>。聖經學者常將這段教訓稱為「小啟示錄」，因為它以類似的方式談論末世。一卷書若要被視為真正的末世文學，它必須具備我們接下來要討論的大部分特徵。</w:t>
+      </w:r>
+    </w:p>
+    <w:p>
+      <w:pPr/>
+      <w:r>
+        <w:rPr>
+          <w:lang w:val="zh_TW" w:bidi="zh_TW"/>
+        </w:rPr>
+      </w:r>
+      <w:r>
+        <w:rPr>
+          <w:lang w:val="zh_TW" w:bidi="zh_TW"/>
+        </w:rPr>
+        <w:t>除了但以理書和啟示錄外，大多數關於末世的書卷都是作者假借他人之名寫成的。他們常常使用聖經中重要人物的名字來使他們的書看起來更重要。</w:t>
+      </w:r>
+    </w:p>
+    <w:p>
+      <w:pPr/>
+      <w:r>
+        <w:rPr>
+          <w:lang w:val="zh_TW" w:bidi="zh_TW"/>
+        </w:rPr>
+      </w:r>
+      <w:r>
+        <w:rPr>
+          <w:lang w:val="zh_TW" w:bidi="zh_TW"/>
+        </w:rPr>
+        <w:t>其中一個例子就是「以諾一書（1 Enoch）」。在大約公元前200年至公元100年之間，有多位</w:t>
+      </w:r>
+      <w:r>
+        <w:rPr>
+          <w:lang w:val="zh_TW" w:bidi="zh_TW"/>
+        </w:rPr>
+        <w:t>匿名</w:t>
+      </w:r>
+      <w:r>
+        <w:rPr>
+          <w:lang w:val="zh_TW" w:bidi="zh_TW"/>
+        </w:rPr>
+        <w:t>作者撰寫了這卷書。他們聲稱這卷書是由亞當的早期後裔之一——以諾——所寫（</w:t>
+      </w:r>
+      <w:hyperlink r:id="rId107">
+        <w:r>
+          <w:rPr>
+            <w:lang w:val="zh_TW" w:bidi="zh_TW"/>
+          </w:rPr>
+          <w:rPr>
+            <w:color w:val="0000EE"/>
+            <w:u w:val="single"/>
+          </w:rPr>
+          <w:t>創5:21–24</w:t>
+        </w:r>
+      </w:hyperlink>
+      <w:r>
+        <w:rPr>
+          <w:lang w:val="zh_TW" w:bidi="zh_TW"/>
+        </w:rPr>
+        <w:t>）。但以諾的生活年代遠早於這本書實際寫成的時間。由於許多這</w:t>
+      </w:r>
+      <w:r>
+        <w:rPr>
+          <w:lang w:val="zh_TW" w:bidi="zh_TW"/>
+        </w:rPr>
+        <w:t>類</w:t>
+      </w:r>
+      <w:r>
+        <w:rPr>
+          <w:lang w:val="zh_TW" w:bidi="zh_TW"/>
+        </w:rPr>
+        <w:t>書卷使用了假名，學者們通常稱之為「偽經」。</w:t>
+      </w:r>
+    </w:p>
+    <w:p>
+      <w:pPr/>
+      <w:r>
+        <w:rPr>
+          <w:lang w:val="zh_TW" w:bidi="zh_TW"/>
+        </w:rPr>
+      </w:r>
+      <w:r>
+        <w:rPr>
+          <w:lang w:val="zh_TW" w:bidi="zh_TW"/>
+        </w:rPr>
+        <w:t>其他猶太作者也使用了舊約聖經中重要人物的名字來撰寫關於末世的書卷，例如：</w:t>
+      </w:r>
+    </w:p>
+    <w:p>
+      <w:pPr>
+        <w:pStyle w:val="ListBullet"/>
+        <w:spacing w:line="240" w:lineRule="auto"/>
+        <w:ind w:left="720"/>
+      </w:pPr>
+      <w:r>
+        <w:rPr>
+          <w:lang w:val="zh_TW" w:bidi="zh_TW"/>
+        </w:rPr>
+      </w:r>
+      <w:r>
+        <w:rPr>
+          <w:lang w:val="zh_TW" w:bidi="zh_TW"/>
+        </w:rPr>
+        <w:t>亞當與夏娃</w:t>
+      </w:r>
+    </w:p>
+    <w:p>
+      <w:pPr>
+        <w:pStyle w:val="ListBullet"/>
+        <w:spacing w:line="240" w:lineRule="auto"/>
+        <w:ind w:left="720"/>
+      </w:pPr>
+      <w:r>
+        <w:rPr>
+          <w:lang w:val="zh_TW" w:bidi="zh_TW"/>
+        </w:rPr>
+      </w:r>
+      <w:r>
+        <w:rPr>
+          <w:lang w:val="zh_TW" w:bidi="zh_TW"/>
+        </w:rPr>
+        <w:t>摩西</w:t>
+      </w:r>
+    </w:p>
+    <w:p>
+      <w:pPr>
+        <w:pStyle w:val="ListBullet"/>
+        <w:spacing w:line="240" w:lineRule="auto"/>
+        <w:ind w:left="720"/>
+      </w:pPr>
+      <w:r>
+        <w:rPr>
+          <w:lang w:val="zh_TW" w:bidi="zh_TW"/>
+        </w:rPr>
+      </w:r>
+      <w:r>
+        <w:rPr>
+          <w:lang w:val="zh_TW" w:bidi="zh_TW"/>
+        </w:rPr>
+        <w:t>以賽亞</w:t>
+      </w:r>
+    </w:p>
+    <w:p>
+      <w:pPr>
+        <w:pStyle w:val="ListBullet"/>
+        <w:spacing w:line="240" w:lineRule="auto"/>
+        <w:ind w:left="720"/>
+      </w:pPr>
+      <w:r>
+        <w:rPr>
+          <w:lang w:val="zh_TW" w:bidi="zh_TW"/>
+        </w:rPr>
+      </w:r>
+      <w:r>
+        <w:rPr>
+          <w:lang w:val="zh_TW" w:bidi="zh_TW"/>
+        </w:rPr>
+        <w:t>巴錄書</w:t>
+      </w:r>
+    </w:p>
+    <w:p>
+      <w:pPr>
+        <w:pStyle w:val="ListBullet"/>
+        <w:spacing w:line="240" w:lineRule="auto"/>
+        <w:ind w:left="720"/>
+      </w:pPr>
+      <w:r>
+        <w:rPr>
+          <w:lang w:val="zh_TW" w:bidi="zh_TW"/>
+        </w:rPr>
+      </w:r>
+      <w:r>
+        <w:rPr>
+          <w:lang w:val="zh_TW" w:bidi="zh_TW"/>
+        </w:rPr>
+        <w:t>所羅門</w:t>
+      </w:r>
+    </w:p>
+    <w:p>
+      <w:pPr>
+        <w:pStyle w:val="ListBullet"/>
+        <w:spacing w:line="240" w:lineRule="auto"/>
+        <w:ind w:left="720"/>
+      </w:pPr>
+      <w:r>
+        <w:rPr>
+          <w:lang w:val="zh_TW" w:bidi="zh_TW"/>
+        </w:rPr>
+      </w:r>
+      <w:r>
+        <w:rPr>
+          <w:lang w:val="zh_TW" w:bidi="zh_TW"/>
+        </w:rPr>
+        <w:t>以斯拉</w:t>
+      </w:r>
+    </w:p>
+    <w:p>
+      <w:pPr/>
+      <w:r>
+        <w:rPr>
+          <w:lang w:val="zh_TW" w:bidi="zh_TW"/>
+        </w:rPr>
+      </w:r>
+      <w:r>
+        <w:rPr>
+          <w:lang w:val="zh_TW" w:bidi="zh_TW"/>
+        </w:rPr>
+        <w:t>這些書卷是在舊約正典完成後寫成的。作者很可能借用這些知名人物的名號，以提升作品的可信度並吸引更多讀者。</w:t>
+      </w:r>
+    </w:p>
+    <w:p>
+      <w:pPr/>
+      <w:r>
+        <w:rPr>
+          <w:lang w:val="zh_TW" w:bidi="zh_TW"/>
+        </w:rPr>
+      </w:r>
+      <w:r>
+        <w:rPr>
+          <w:lang w:val="zh_TW" w:bidi="zh_TW"/>
+        </w:rPr>
+        <w:t>基督教作家也採用了類似的做法，他們撰寫書卷，並以彼得、保羅和多馬等重要基督教領袖的名字署名，以增加作品的權威性和影響力。</w:t>
+      </w:r>
+    </w:p>
+    <w:p>
+      <w:pPr/>
+      <w:r>
+        <w:rPr>
+          <w:lang w:val="zh_TW" w:bidi="zh_TW"/>
+        </w:rPr>
+      </w:r>
+      <w:r>
+        <w:rPr>
+          <w:i/>
+          <w:lang w:val="zh_TW" w:bidi="zh_TW"/>
+        </w:rPr>
+        <w:t>另見</w:t>
+      </w:r>
+      <w:r>
+        <w:rPr>
+          <w:lang w:val="zh_TW" w:bidi="zh_TW"/>
+        </w:rPr>
+        <w:t>次經</w:t>
+      </w:r>
+      <w:r>
+        <w:rPr>
+          <w:lang w:val="zh_TW" w:bidi="zh_TW"/>
+        </w:rPr>
+        <w:t>，以了解上述提到的每卷書的討論。</w:t>
+      </w:r>
+      <w:r>
+        <w:rPr>
+          <w:lang w:val="zh_TW" w:bidi="zh_TW"/>
+        </w:rPr>
+      </w:r>
+      <w:r>
+        <w:rPr>
+          <w:lang w:val="zh_TW" w:bidi="zh_TW"/>
+        </w:rPr>
+      </w:r>
+    </w:p>
+    <w:p>
+      <w:pPr/>
+      <w:r>
+        <w:rPr>
+          <w:lang w:val="zh_TW" w:bidi="zh_TW"/>
+        </w:rPr>
+      </w:r>
+    </w:p>
+    <w:p>
+      <w:pPr>
+        <w:pStyle w:val="Heading2"/>
+      </w:pPr>
+      <w:r>
+        <w:rPr>
+          <w:lang w:val="zh_TW" w:bidi="zh_TW"/>
+        </w:rPr>
+        <w:t>天使</w:t>
+      </w:r>
+      <w:r>
+        <w:rPr>
+          <w:lang w:val="zh_TW" w:bidi="zh_TW"/>
+        </w:rPr>
+      </w:r>
+    </w:p>
+    <w:p>
+      <w:pPr/>
+      <w:r>
+        <w:rPr>
+          <w:lang w:val="zh_TW" w:bidi="zh_TW"/>
+        </w:rPr>
+      </w:r>
+      <w:r>
+        <w:rPr>
+          <w:lang w:val="zh_TW" w:bidi="zh_TW"/>
+        </w:rPr>
+        <w:t>神的使者或超自然存在，可以是善，也可以是惡。聖經中的天使比人更有能力。</w:t>
+      </w:r>
+    </w:p>
+    <w:p>
+      <w:pPr/>
+      <w:r>
+        <w:rPr>
+          <w:lang w:val="zh_TW" w:bidi="zh_TW"/>
+        </w:rPr>
+      </w:r>
+      <w:r>
+        <w:rPr>
+          <w:lang w:val="zh_TW" w:bidi="zh_TW"/>
+        </w:rPr>
+        <w:t>聖經首先提到的天使類別是基路伯（cherubim，希伯來文詞語</w:t>
+      </w:r>
+      <w:r>
+        <w:rPr>
+          <w:i/>
+          <w:lang w:val="zh_TW" w:bidi="zh_TW"/>
+        </w:rPr>
+        <w:t>cherub</w:t>
+      </w:r>
+      <w:r>
+        <w:rPr>
+          <w:lang w:val="zh_TW" w:bidi="zh_TW"/>
+        </w:rPr>
+        <w:t>的複數）。他們是神差派的天上活物，在伊甸園看守生命樹（</w:t>
+      </w:r>
+      <w:hyperlink r:id="rId108">
+        <w:r>
+          <w:rPr>
+            <w:lang w:val="zh_TW" w:bidi="zh_TW"/>
+          </w:rPr>
+          <w:rPr>
+            <w:color w:val="0000EE"/>
+            <w:u w:val="single"/>
+          </w:rPr>
+          <w:t>創3:24</w:t>
+        </w:r>
+      </w:hyperlink>
+      <w:r>
+        <w:rPr>
+          <w:lang w:val="zh_TW" w:bidi="zh_TW"/>
+        </w:rPr>
+        <w:t>）。</w:t>
+      </w:r>
+    </w:p>
+    <w:p>
+      <w:pPr/>
+      <w:r>
+        <w:rPr>
+          <w:lang w:val="zh_TW" w:bidi="zh_TW"/>
+        </w:rPr>
+      </w:r>
+      <w:r>
+        <w:rPr>
+          <w:lang w:val="zh_TW" w:bidi="zh_TW"/>
+        </w:rPr>
+        <w:t>聖經作者也會以象徵描繪天使：</w:t>
+      </w:r>
+    </w:p>
+    <w:p>
+      <w:pPr>
+        <w:pStyle w:val="ListBullet"/>
+        <w:spacing w:line="240" w:lineRule="auto"/>
+        <w:ind w:left="720"/>
+      </w:pPr>
+      <w:r>
+        <w:rPr>
+          <w:lang w:val="zh_TW" w:bidi="zh_TW"/>
+        </w:rPr>
+      </w:r>
+      <w:r>
+        <w:rPr>
+          <w:lang w:val="zh_TW" w:bidi="zh_TW"/>
+        </w:rPr>
+        <w:t>約櫃上（</w:t>
+      </w:r>
+      <w:hyperlink r:id="rId109">
+        <w:r>
+          <w:rPr>
+            <w:lang w:val="zh_TW" w:bidi="zh_TW"/>
+          </w:rPr>
+          <w:rPr>
+            <w:color w:val="0000EE"/>
+            <w:u w:val="single"/>
+          </w:rPr>
+          <w:t>出25:18–22</w:t>
+        </w:r>
+      </w:hyperlink>
+      <w:r>
+        <w:rPr>
+          <w:lang w:val="zh_TW" w:bidi="zh_TW"/>
+        </w:rPr>
+        <w:t>），</w:t>
+      </w:r>
+    </w:p>
+    <w:p>
+      <w:pPr>
+        <w:pStyle w:val="ListBullet"/>
+        <w:spacing w:line="240" w:lineRule="auto"/>
+        <w:ind w:left="720"/>
+      </w:pPr>
+      <w:r>
+        <w:rPr>
+          <w:lang w:val="zh_TW" w:bidi="zh_TW"/>
+        </w:rPr>
+      </w:r>
+      <w:r>
+        <w:rPr>
+          <w:lang w:val="zh_TW" w:bidi="zh_TW"/>
+        </w:rPr>
+        <w:t>會幕中（</w:t>
+      </w:r>
+      <w:hyperlink r:id="rId110">
+        <w:r>
+          <w:rPr>
+            <w:lang w:val="zh_TW" w:bidi="zh_TW"/>
+          </w:rPr>
+          <w:rPr>
+            <w:color w:val="0000EE"/>
+            <w:u w:val="single"/>
+          </w:rPr>
+          <w:t>出26:31</w:t>
+        </w:r>
+      </w:hyperlink>
+      <w:r>
+        <w:rPr>
+          <w:lang w:val="zh_TW" w:bidi="zh_TW"/>
+        </w:rPr>
+        <w:t>），以及</w:t>
+      </w:r>
+    </w:p>
+    <w:p>
+      <w:pPr>
+        <w:pStyle w:val="ListBullet"/>
+        <w:spacing w:line="240" w:lineRule="auto"/>
+        <w:ind w:left="720"/>
+      </w:pPr>
+      <w:r>
+        <w:rPr>
+          <w:lang w:val="zh_TW" w:bidi="zh_TW"/>
+        </w:rPr>
+      </w:r>
+      <w:r>
+        <w:rPr>
+          <w:lang w:val="zh_TW" w:bidi="zh_TW"/>
+        </w:rPr>
+        <w:t>聖殿中（</w:t>
+      </w:r>
+      <w:hyperlink r:id="rId111">
+        <w:r>
+          <w:rPr>
+            <w:lang w:val="zh_TW" w:bidi="zh_TW"/>
+          </w:rPr>
+          <w:rPr>
+            <w:color w:val="0000EE"/>
+            <w:u w:val="single"/>
+          </w:rPr>
+          <w:t>代下3:7</w:t>
+        </w:r>
+      </w:hyperlink>
+      <w:r>
+        <w:rPr>
+          <w:lang w:val="zh_TW" w:bidi="zh_TW"/>
+        </w:rPr>
+        <w:t>）。</w:t>
+      </w:r>
+    </w:p>
+    <w:p>
+      <w:pPr/>
+      <w:r>
+        <w:rPr>
+          <w:lang w:val="zh_TW" w:bidi="zh_TW"/>
+        </w:rPr>
+      </w:r>
+      <w:r>
+        <w:rPr>
+          <w:lang w:val="zh_TW" w:bidi="zh_TW"/>
+        </w:rPr>
+        <w:t>先知以西結在異象中，看見天使出現在已經復興的耶路撒冷（</w:t>
+      </w:r>
+      <w:hyperlink r:id="rId112">
+        <w:r>
+          <w:rPr>
+            <w:lang w:val="zh_TW" w:bidi="zh_TW"/>
+          </w:rPr>
+          <w:rPr>
+            <w:color w:val="0000EE"/>
+            <w:u w:val="single"/>
+          </w:rPr>
+          <w:t>結41:18–20</w:t>
+        </w:r>
+      </w:hyperlink>
+      <w:r>
+        <w:rPr>
+          <w:lang w:val="zh_TW" w:bidi="zh_TW"/>
+        </w:rPr>
+        <w:t>）。聖經中提到有名字的天使有兩位：加百列與天使長（或為「首領」）米迦勒（</w:t>
+      </w:r>
+      <w:hyperlink r:id="rId113">
+        <w:r>
+          <w:rPr>
+            <w:lang w:val="zh_TW" w:bidi="zh_TW"/>
+          </w:rPr>
+          <w:rPr>
+            <w:color w:val="0000EE"/>
+            <w:u w:val="single"/>
+          </w:rPr>
+          <w:t>但8:16，</w:t>
+        </w:r>
+      </w:hyperlink>
+      <w:hyperlink r:id="rId114">
+        <w:r>
+          <w:rPr>
+            <w:lang w:val="zh_TW" w:bidi="zh_TW"/>
+          </w:rPr>
+          <w:rPr>
+            <w:color w:val="0000EE"/>
+            <w:u w:val="single"/>
+          </w:rPr>
+          <w:t>9:21，</w:t>
+        </w:r>
+      </w:hyperlink>
+      <w:hyperlink r:id="rId115">
+        <w:r>
+          <w:rPr>
+            <w:lang w:val="zh_TW" w:bidi="zh_TW"/>
+          </w:rPr>
+          <w:rPr>
+            <w:color w:val="0000EE"/>
+            <w:u w:val="single"/>
+          </w:rPr>
+          <w:t>10:13</w:t>
         </w:r>
       </w:hyperlink>
       <w:r>
@@ -924,16 +4248,52 @@
         </w:rPr>
         <w:t>；</w:t>
       </w:r>
-      <w:hyperlink r:id="rId29">
-        <w:r>
-          <w:rPr>
-            <w:lang w:val="zh_TW" w:bidi="zh_TW"/>
-          </w:rPr>
-          <w:rPr>
-            <w:color w:val="0000EE"/>
-            <w:u w:val="single"/>
-          </w:rPr>
-          <w:t>路21</w:t>
+      <w:hyperlink r:id="rId116">
+        <w:r>
+          <w:rPr>
+            <w:lang w:val="zh_TW" w:bidi="zh_TW"/>
+          </w:rPr>
+          <w:rPr>
+            <w:color w:val="0000EE"/>
+            <w:u w:val="single"/>
+          </w:rPr>
+          <w:t>路1:19、26</w:t>
+        </w:r>
+      </w:hyperlink>
+      <w:r>
+        <w:rPr>
+          <w:lang w:val="zh_TW" w:bidi="zh_TW"/>
+        </w:rPr>
+        <w:t>；</w:t>
+      </w:r>
+      <w:hyperlink r:id="rId117">
+        <w:r>
+          <w:rPr>
+            <w:lang w:val="zh_TW" w:bidi="zh_TW"/>
+          </w:rPr>
+          <w:rPr>
+            <w:color w:val="0000EE"/>
+            <w:u w:val="single"/>
+          </w:rPr>
+          <w:t>猶1:9</w:t>
+        </w:r>
+      </w:hyperlink>
+      <w:r>
+        <w:rPr>
+          <w:lang w:val="zh_TW" w:bidi="zh_TW"/>
+        </w:rPr>
+        <w:t>；</w:t>
+      </w:r>
+      <w:hyperlink r:id="rId118">
+        <w:r>
+          <w:rPr>
+            <w:lang w:val="zh_TW" w:bidi="zh_TW"/>
+          </w:rPr>
+          <w:rPr>
+            <w:color w:val="0000EE"/>
+            <w:u w:val="single"/>
+          </w:rPr>
+          <w:t>啟12:7–9</w:t>
         </w:r>
       </w:hyperlink>
       <w:r>
@@ -954,7 +4314,2284 @@
         <w:rPr>
           <w:lang w:val="zh_TW" w:bidi="zh_TW"/>
         </w:rPr>
-        <w:t>最後，基督徒群體中的懶惰問題仍然存在，甚至可能有所加劇（參</w:t>
+        <w:t>在聖經中，天使是屬靈的存在，常常擔任使者的角色。英文的angel一詞直接源自希臘文，意思就是「使者」。在</w:t>
+      </w:r>
+      <w:hyperlink r:id="rId119">
+        <w:r>
+          <w:rPr>
+            <w:lang w:val="zh_TW" w:bidi="zh_TW"/>
+          </w:rPr>
+          <w:rPr>
+            <w:color w:val="0000EE"/>
+            <w:u w:val="single"/>
+          </w:rPr>
+          <w:t>路加福音九章52節</w:t>
+        </w:r>
+      </w:hyperlink>
+      <w:r>
+        <w:rPr>
+          <w:lang w:val="zh_TW" w:bidi="zh_TW"/>
+        </w:rPr>
+        <w:t>中，耶穌差遣「使者」走在前面；大多數時候，這個詞語也譯為「天使」，指神所差派的屬靈使者。</w:t>
+      </w:r>
+    </w:p>
+    <w:p>
+      <w:pPr/>
+      <w:r>
+        <w:rPr>
+          <w:lang w:val="zh_TW" w:bidi="zh_TW"/>
+        </w:rPr>
+      </w:r>
+      <w:r>
+        <w:rPr>
+          <w:lang w:val="zh_TW" w:bidi="zh_TW"/>
+        </w:rPr>
+        <w:t>在舊約聖經中，希伯來文詞語既可指人間的使者，也可指屬靈的存在；我們未必能立即分辨該詞語指的是哪一種，尤其因為天使有時會以人的面貌出現。在某些經文中，「神的使者」或類似表達，可能指神親自傳達自己的信息（見</w:t>
+      </w:r>
+      <w:hyperlink r:id="rId120">
+        <w:r>
+          <w:rPr>
+            <w:lang w:val="zh_TW" w:bidi="zh_TW"/>
+          </w:rPr>
+          <w:rPr>
+            <w:color w:val="0000EE"/>
+            <w:u w:val="single"/>
+          </w:rPr>
+          <w:t>創18:2–15</w:t>
+        </w:r>
+      </w:hyperlink>
+      <w:r>
+        <w:rPr>
+          <w:lang w:val="zh_TW" w:bidi="zh_TW"/>
+        </w:rPr>
+        <w:t>）。</w:t>
+      </w:r>
+    </w:p>
+    <w:p>
+      <w:pPr>
+        <w:pStyle w:val="Heading3"/>
+      </w:pPr>
+      <w:r>
+        <w:rPr>
+          <w:lang w:val="zh_TW" w:bidi="zh_TW"/>
+        </w:rPr>
+        <w:t>聖經中天使的角色與職分</w:t>
+      </w:r>
+    </w:p>
+    <w:p>
+      <w:pPr/>
+      <w:r>
+        <w:rPr>
+          <w:lang w:val="zh_TW" w:bidi="zh_TW"/>
+        </w:rPr>
+      </w:r>
+      <w:r>
+        <w:rPr>
+          <w:lang w:val="zh_TW" w:bidi="zh_TW"/>
+        </w:rPr>
+        <w:t>天使在聖經裡向人顯現是為了：</w:t>
+      </w:r>
+    </w:p>
+    <w:p>
+      <w:pPr>
+        <w:pStyle w:val="ListBullet"/>
+        <w:spacing w:line="240" w:lineRule="auto"/>
+        <w:ind w:left="720"/>
+      </w:pPr>
+      <w:r>
+        <w:rPr>
+          <w:lang w:val="zh_TW" w:bidi="zh_TW"/>
+        </w:rPr>
+      </w:r>
+      <w:r>
+        <w:rPr>
+          <w:lang w:val="zh_TW" w:bidi="zh_TW"/>
+        </w:rPr>
+        <w:t>宣告好消息 （</w:t>
+      </w:r>
+      <w:hyperlink r:id="rId121">
+        <w:r>
+          <w:rPr>
+            <w:lang w:val="zh_TW" w:bidi="zh_TW"/>
+          </w:rPr>
+          <w:rPr>
+            <w:color w:val="0000EE"/>
+            <w:u w:val="single"/>
+          </w:rPr>
+          <w:t>士13:3</w:t>
+        </w:r>
+      </w:hyperlink>
+      <w:r>
+        <w:rPr>
+          <w:lang w:val="zh_TW" w:bidi="zh_TW"/>
+        </w:rPr>
+        <w:t>）</w:t>
+      </w:r>
+    </w:p>
+    <w:p>
+      <w:pPr>
+        <w:pStyle w:val="ListBullet"/>
+        <w:spacing w:line="240" w:lineRule="auto"/>
+        <w:ind w:left="720"/>
+      </w:pPr>
+      <w:r>
+        <w:rPr>
+          <w:lang w:val="zh_TW" w:bidi="zh_TW"/>
+        </w:rPr>
+      </w:r>
+      <w:r>
+        <w:rPr>
+          <w:lang w:val="zh_TW" w:bidi="zh_TW"/>
+        </w:rPr>
+        <w:t>警告危險（</w:t>
+      </w:r>
+      <w:hyperlink r:id="rId122">
+        <w:r>
+          <w:rPr>
+            <w:lang w:val="zh_TW" w:bidi="zh_TW"/>
+          </w:rPr>
+          <w:rPr>
+            <w:color w:val="0000EE"/>
+            <w:u w:val="single"/>
+          </w:rPr>
+          <w:t>創19:15</w:t>
+        </w:r>
+      </w:hyperlink>
+      <w:r>
+        <w:rPr>
+          <w:lang w:val="zh_TW" w:bidi="zh_TW"/>
+        </w:rPr>
+        <w:t>）</w:t>
+      </w:r>
+    </w:p>
+    <w:p>
+      <w:pPr>
+        <w:pStyle w:val="ListBullet"/>
+        <w:spacing w:line="240" w:lineRule="auto"/>
+        <w:ind w:left="720"/>
+      </w:pPr>
+      <w:r>
+        <w:rPr>
+          <w:lang w:val="zh_TW" w:bidi="zh_TW"/>
+        </w:rPr>
+      </w:r>
+      <w:r>
+        <w:rPr>
+          <w:lang w:val="zh_TW" w:bidi="zh_TW"/>
+        </w:rPr>
+        <w:t>保護人免受邪惡所害（</w:t>
+      </w:r>
+      <w:hyperlink r:id="rId123">
+        <w:r>
+          <w:rPr>
+            <w:lang w:val="zh_TW" w:bidi="zh_TW"/>
+          </w:rPr>
+          <w:rPr>
+            <w:color w:val="0000EE"/>
+            <w:u w:val="single"/>
+          </w:rPr>
+          <w:t>但3:28，</w:t>
+        </w:r>
+      </w:hyperlink>
+      <w:hyperlink r:id="rId124">
+        <w:r>
+          <w:rPr>
+            <w:lang w:val="zh_TW" w:bidi="zh_TW"/>
+          </w:rPr>
+          <w:rPr>
+            <w:color w:val="0000EE"/>
+            <w:u w:val="single"/>
+          </w:rPr>
+          <w:t>6:22</w:t>
+        </w:r>
+      </w:hyperlink>
+      <w:r>
+        <w:rPr>
+          <w:lang w:val="zh_TW" w:bidi="zh_TW"/>
+        </w:rPr>
+        <w:t>）</w:t>
+      </w:r>
+    </w:p>
+    <w:p>
+      <w:pPr>
+        <w:pStyle w:val="ListBullet"/>
+        <w:spacing w:line="240" w:lineRule="auto"/>
+        <w:ind w:left="720"/>
+      </w:pPr>
+      <w:r>
+        <w:rPr>
+          <w:lang w:val="zh_TW" w:bidi="zh_TW"/>
+        </w:rPr>
+      </w:r>
+      <w:r>
+        <w:rPr>
+          <w:lang w:val="zh_TW" w:bidi="zh_TW"/>
+        </w:rPr>
+        <w:t>引導和保護（</w:t>
+      </w:r>
+      <w:hyperlink r:id="rId125">
+        <w:r>
+          <w:rPr>
+            <w:lang w:val="zh_TW" w:bidi="zh_TW"/>
+          </w:rPr>
+          <w:rPr>
+            <w:color w:val="0000EE"/>
+            <w:u w:val="single"/>
+          </w:rPr>
+          <w:t>出14:19</w:t>
+        </w:r>
+      </w:hyperlink>
+      <w:r>
+        <w:rPr>
+          <w:lang w:val="zh_TW" w:bidi="zh_TW"/>
+        </w:rPr>
+        <w:t>）</w:t>
+      </w:r>
+    </w:p>
+    <w:p>
+      <w:pPr>
+        <w:pStyle w:val="ListBullet"/>
+        <w:spacing w:line="240" w:lineRule="auto"/>
+        <w:ind w:left="720"/>
+      </w:pPr>
+      <w:r>
+        <w:rPr>
+          <w:lang w:val="zh_TW" w:bidi="zh_TW"/>
+        </w:rPr>
+      </w:r>
+      <w:r>
+        <w:rPr>
+          <w:lang w:val="zh_TW" w:bidi="zh_TW"/>
+        </w:rPr>
+        <w:t>供應飲食（</w:t>
+      </w:r>
+      <w:hyperlink r:id="rId126">
+        <w:r>
+          <w:rPr>
+            <w:lang w:val="zh_TW" w:bidi="zh_TW"/>
+          </w:rPr>
+          <w:rPr>
+            <w:color w:val="0000EE"/>
+            <w:u w:val="single"/>
+          </w:rPr>
+          <w:t>創21:14–20</w:t>
+        </w:r>
+      </w:hyperlink>
+      <w:r>
+        <w:rPr>
+          <w:lang w:val="zh_TW" w:bidi="zh_TW"/>
+        </w:rPr>
+        <w:t>；</w:t>
+      </w:r>
+      <w:hyperlink r:id="rId127">
+        <w:r>
+          <w:rPr>
+            <w:lang w:val="zh_TW" w:bidi="zh_TW"/>
+          </w:rPr>
+          <w:rPr>
+            <w:color w:val="0000EE"/>
+            <w:u w:val="single"/>
+          </w:rPr>
+          <w:t>王上19:4–7</w:t>
+        </w:r>
+      </w:hyperlink>
+      <w:r>
+        <w:rPr>
+          <w:lang w:val="zh_TW" w:bidi="zh_TW"/>
+        </w:rPr>
+        <w:t>）</w:t>
+      </w:r>
+    </w:p>
+    <w:p>
+      <w:pPr>
+        <w:pStyle w:val="ListBullet"/>
+        <w:spacing w:line="240" w:lineRule="auto"/>
+        <w:ind w:left="720"/>
+      </w:pPr>
+      <w:r>
+        <w:rPr>
+          <w:lang w:val="zh_TW" w:bidi="zh_TW"/>
+        </w:rPr>
+      </w:r>
+      <w:r>
+        <w:rPr>
+          <w:lang w:val="zh_TW" w:bidi="zh_TW"/>
+        </w:rPr>
+        <w:t>教導（</w:t>
+      </w:r>
+      <w:hyperlink r:id="rId128">
+        <w:r>
+          <w:rPr>
+            <w:lang w:val="zh_TW" w:bidi="zh_TW"/>
+          </w:rPr>
+          <w:rPr>
+            <w:color w:val="0000EE"/>
+            <w:u w:val="single"/>
+          </w:rPr>
+          <w:t>徒7:38</w:t>
+        </w:r>
+      </w:hyperlink>
+      <w:r>
+        <w:rPr>
+          <w:lang w:val="zh_TW" w:bidi="zh_TW"/>
+        </w:rPr>
+        <w:t>；</w:t>
+      </w:r>
+      <w:hyperlink r:id="rId129">
+        <w:r>
+          <w:rPr>
+            <w:lang w:val="zh_TW" w:bidi="zh_TW"/>
+          </w:rPr>
+          <w:rPr>
+            <w:color w:val="0000EE"/>
+            <w:u w:val="single"/>
+          </w:rPr>
+          <w:t>加3:19</w:t>
+        </w:r>
+      </w:hyperlink>
+      <w:r>
+        <w:rPr>
+          <w:lang w:val="zh_TW" w:bidi="zh_TW"/>
+        </w:rPr>
+        <w:t>）</w:t>
+      </w:r>
+    </w:p>
+    <w:p>
+      <w:pPr/>
+      <w:r>
+        <w:rPr>
+          <w:lang w:val="zh_TW" w:bidi="zh_TW"/>
+        </w:rPr>
+      </w:r>
+      <w:r>
+        <w:rPr>
+          <w:lang w:val="zh_TW" w:bidi="zh_TW"/>
+        </w:rPr>
+        <w:t>當基督以救主的身分降生時，天使：</w:t>
+      </w:r>
+    </w:p>
+    <w:p>
+      <w:pPr>
+        <w:pStyle w:val="ListBullet"/>
+        <w:spacing w:line="240" w:lineRule="auto"/>
+        <w:ind w:left="720"/>
+      </w:pPr>
+      <w:r>
+        <w:rPr>
+          <w:lang w:val="zh_TW" w:bidi="zh_TW"/>
+        </w:rPr>
+      </w:r>
+      <w:r>
+        <w:rPr>
+          <w:lang w:val="zh_TW" w:bidi="zh_TW"/>
+        </w:rPr>
+        <w:t>宣告祂的降生（</w:t>
+      </w:r>
+      <w:hyperlink r:id="rId130">
+        <w:r>
+          <w:rPr>
+            <w:lang w:val="zh_TW" w:bidi="zh_TW"/>
+          </w:rPr>
+          <w:rPr>
+            <w:color w:val="0000EE"/>
+            <w:u w:val="single"/>
+          </w:rPr>
+          <w:t>路2:8–15</w:t>
+        </w:r>
+      </w:hyperlink>
+      <w:r>
+        <w:rPr>
+          <w:lang w:val="zh_TW" w:bidi="zh_TW"/>
+        </w:rPr>
+        <w:t>）</w:t>
+      </w:r>
+    </w:p>
+    <w:p>
+      <w:pPr>
+        <w:pStyle w:val="ListBullet"/>
+        <w:spacing w:line="240" w:lineRule="auto"/>
+        <w:ind w:left="720"/>
+      </w:pPr>
+      <w:r>
+        <w:rPr>
+          <w:lang w:val="zh_TW" w:bidi="zh_TW"/>
+        </w:rPr>
+      </w:r>
+      <w:r>
+        <w:rPr>
+          <w:lang w:val="zh_TW" w:bidi="zh_TW"/>
+        </w:rPr>
+        <w:t>引導並警告祂的父母（</w:t>
+      </w:r>
+      <w:hyperlink r:id="rId131">
+        <w:r>
+          <w:rPr>
+            <w:lang w:val="zh_TW" w:bidi="zh_TW"/>
+          </w:rPr>
+          <w:rPr>
+            <w:color w:val="0000EE"/>
+            <w:u w:val="single"/>
+          </w:rPr>
+          <w:t>太2:13</w:t>
+        </w:r>
+      </w:hyperlink>
+      <w:r>
+        <w:rPr>
+          <w:lang w:val="zh_TW" w:bidi="zh_TW"/>
+        </w:rPr>
+        <w:t>）</w:t>
+      </w:r>
+    </w:p>
+    <w:p>
+      <w:pPr>
+        <w:pStyle w:val="ListBullet"/>
+        <w:spacing w:line="240" w:lineRule="auto"/>
+        <w:ind w:left="720"/>
+      </w:pPr>
+      <w:r>
+        <w:rPr>
+          <w:lang w:val="zh_TW" w:bidi="zh_TW"/>
+        </w:rPr>
+      </w:r>
+      <w:r>
+        <w:rPr>
+          <w:lang w:val="zh_TW" w:bidi="zh_TW"/>
+        </w:rPr>
+        <w:t>當祂受到試探時為祂加力（</w:t>
+      </w:r>
+      <w:hyperlink r:id="rId132">
+        <w:r>
+          <w:rPr>
+            <w:lang w:val="zh_TW" w:bidi="zh_TW"/>
+          </w:rPr>
+          <w:rPr>
+            <w:color w:val="0000EE"/>
+            <w:u w:val="single"/>
+          </w:rPr>
+          <w:t>太4:11</w:t>
+        </w:r>
+      </w:hyperlink>
+      <w:r>
+        <w:rPr>
+          <w:lang w:val="zh_TW" w:bidi="zh_TW"/>
+        </w:rPr>
+        <w:t>）</w:t>
+      </w:r>
+    </w:p>
+    <w:p>
+      <w:pPr>
+        <w:pStyle w:val="ListBullet"/>
+        <w:spacing w:line="240" w:lineRule="auto"/>
+        <w:ind w:left="720"/>
+      </w:pPr>
+      <w:r>
+        <w:rPr>
+          <w:lang w:val="zh_TW" w:bidi="zh_TW"/>
+        </w:rPr>
+      </w:r>
+      <w:r>
+        <w:rPr>
+          <w:lang w:val="zh_TW" w:bidi="zh_TW"/>
+        </w:rPr>
+        <w:t>在祂最後的痛苦時刻中加添祂的力量（</w:t>
+      </w:r>
+      <w:hyperlink r:id="rId133">
+        <w:r>
+          <w:rPr>
+            <w:lang w:val="zh_TW" w:bidi="zh_TW"/>
+          </w:rPr>
+          <w:rPr>
+            <w:color w:val="0000EE"/>
+            <w:u w:val="single"/>
+          </w:rPr>
+          <w:t>路22:43–44</w:t>
+        </w:r>
+      </w:hyperlink>
+      <w:r>
+        <w:rPr>
+          <w:lang w:val="zh_TW" w:bidi="zh_TW"/>
+        </w:rPr>
+        <w:t>，見部分抄本）</w:t>
+      </w:r>
+    </w:p>
+    <w:p>
+      <w:pPr>
+        <w:pStyle w:val="ListBullet"/>
+        <w:spacing w:line="240" w:lineRule="auto"/>
+        <w:ind w:left="720"/>
+      </w:pPr>
+      <w:r>
+        <w:rPr>
+          <w:lang w:val="zh_TW" w:bidi="zh_TW"/>
+        </w:rPr>
+      </w:r>
+      <w:r>
+        <w:rPr>
+          <w:lang w:val="zh_TW" w:bidi="zh_TW"/>
+        </w:rPr>
+        <w:t>見證祂復活 （</w:t>
+      </w:r>
+      <w:hyperlink r:id="rId134">
+        <w:r>
+          <w:rPr>
+            <w:lang w:val="zh_TW" w:bidi="zh_TW"/>
+          </w:rPr>
+          <w:rPr>
+            <w:color w:val="0000EE"/>
+            <w:u w:val="single"/>
+          </w:rPr>
+          <w:t>太28:1–6</w:t>
+        </w:r>
+      </w:hyperlink>
+      <w:r>
+        <w:rPr>
+          <w:lang w:val="zh_TW" w:bidi="zh_TW"/>
+        </w:rPr>
+        <w:t>）</w:t>
+      </w:r>
+    </w:p>
+    <w:p>
+      <w:pPr/>
+      <w:r>
+        <w:rPr>
+          <w:lang w:val="zh_TW" w:bidi="zh_TW"/>
+        </w:rPr>
+      </w:r>
+      <w:r>
+        <w:rPr>
+          <w:lang w:val="zh_TW" w:bidi="zh_TW"/>
+        </w:rPr>
+        <w:t>新約聖經裡有幾個天使與人接觸的例子：</w:t>
+      </w:r>
+    </w:p>
+    <w:p>
+      <w:pPr>
+        <w:pStyle w:val="ListBullet"/>
+        <w:spacing w:line="240" w:lineRule="auto"/>
+        <w:ind w:left="720"/>
+      </w:pPr>
+      <w:r>
+        <w:rPr>
+          <w:lang w:val="zh_TW" w:bidi="zh_TW"/>
+        </w:rPr>
+      </w:r>
+      <w:r>
+        <w:rPr>
+          <w:lang w:val="zh_TW" w:bidi="zh_TW"/>
+        </w:rPr>
+        <w:t>耶穌談到孩子有天上的使者看顧他們（</w:t>
+      </w:r>
+      <w:hyperlink r:id="rId135">
+        <w:r>
+          <w:rPr>
+            <w:lang w:val="zh_TW" w:bidi="zh_TW"/>
+          </w:rPr>
+          <w:rPr>
+            <w:color w:val="0000EE"/>
+            <w:u w:val="single"/>
+          </w:rPr>
+          <w:t>太18:10</w:t>
+        </w:r>
+      </w:hyperlink>
+      <w:r>
+        <w:rPr>
+          <w:lang w:val="zh_TW" w:bidi="zh_TW"/>
+        </w:rPr>
+        <w:t>）。</w:t>
+      </w:r>
+    </w:p>
+    <w:p>
+      <w:pPr>
+        <w:pStyle w:val="ListBullet"/>
+        <w:spacing w:line="240" w:lineRule="auto"/>
+        <w:ind w:left="720"/>
+      </w:pPr>
+      <w:r>
+        <w:rPr>
+          <w:lang w:val="zh_TW" w:bidi="zh_TW"/>
+        </w:rPr>
+      </w:r>
+      <w:r>
+        <w:rPr>
+          <w:lang w:val="zh_TW" w:bidi="zh_TW"/>
+        </w:rPr>
+        <w:t>有天使引導腓利（</w:t>
+      </w:r>
+      <w:hyperlink r:id="rId136">
+        <w:r>
+          <w:rPr>
+            <w:lang w:val="zh_TW" w:bidi="zh_TW"/>
+          </w:rPr>
+          <w:rPr>
+            <w:color w:val="0000EE"/>
+            <w:u w:val="single"/>
+          </w:rPr>
+          <w:t>徒8:26</w:t>
+        </w:r>
+      </w:hyperlink>
+      <w:r>
+        <w:rPr>
+          <w:lang w:val="zh_TW" w:bidi="zh_TW"/>
+        </w:rPr>
+        <w:t>）。</w:t>
+      </w:r>
+    </w:p>
+    <w:p>
+      <w:pPr>
+        <w:pStyle w:val="ListBullet"/>
+        <w:spacing w:line="240" w:lineRule="auto"/>
+        <w:ind w:left="720"/>
+      </w:pPr>
+      <w:r>
+        <w:rPr>
+          <w:lang w:val="zh_TW" w:bidi="zh_TW"/>
+        </w:rPr>
+      </w:r>
+      <w:r>
+        <w:rPr>
+          <w:lang w:val="zh_TW" w:bidi="zh_TW"/>
+        </w:rPr>
+        <w:t>有天使把使徒從監裡救出來（</w:t>
+      </w:r>
+      <w:hyperlink r:id="rId137">
+        <w:r>
+          <w:rPr>
+            <w:lang w:val="zh_TW" w:bidi="zh_TW"/>
+          </w:rPr>
+          <w:rPr>
+            <w:color w:val="0000EE"/>
+            <w:u w:val="single"/>
+          </w:rPr>
+          <w:t>徒5:19，</w:t>
+        </w:r>
+      </w:hyperlink>
+      <w:hyperlink r:id="rId138">
+        <w:r>
+          <w:rPr>
+            <w:lang w:val="zh_TW" w:bidi="zh_TW"/>
+          </w:rPr>
+          <w:rPr>
+            <w:color w:val="0000EE"/>
+            <w:u w:val="single"/>
+          </w:rPr>
+          <w:t>12:7–11</w:t>
+        </w:r>
+      </w:hyperlink>
+      <w:r>
+        <w:rPr>
+          <w:lang w:val="zh_TW" w:bidi="zh_TW"/>
+        </w:rPr>
+        <w:t>）。</w:t>
+      </w:r>
+    </w:p>
+    <w:p>
+      <w:pPr>
+        <w:pStyle w:val="ListBullet"/>
+        <w:spacing w:line="240" w:lineRule="auto"/>
+        <w:ind w:left="720"/>
+      </w:pPr>
+      <w:r>
+        <w:rPr>
+          <w:lang w:val="zh_TW" w:bidi="zh_TW"/>
+        </w:rPr>
+      </w:r>
+      <w:r>
+        <w:rPr>
+          <w:lang w:val="zh_TW" w:bidi="zh_TW"/>
+        </w:rPr>
+        <w:t>保羅在可怕的處境中得到天使鼓勵（</w:t>
+      </w:r>
+      <w:hyperlink r:id="rId139">
+        <w:r>
+          <w:rPr>
+            <w:lang w:val="zh_TW" w:bidi="zh_TW"/>
+          </w:rPr>
+          <w:rPr>
+            <w:color w:val="0000EE"/>
+            <w:u w:val="single"/>
+          </w:rPr>
+          <w:t>徒27:21–25</w:t>
+        </w:r>
+      </w:hyperlink>
+      <w:r>
+        <w:rPr>
+          <w:lang w:val="zh_TW" w:bidi="zh_TW"/>
+        </w:rPr>
+        <w:t>）。</w:t>
+      </w:r>
+    </w:p>
+    <w:p>
+      <w:pPr>
+        <w:pStyle w:val="Heading3"/>
+      </w:pPr>
+      <w:r>
+        <w:rPr>
+          <w:lang w:val="zh_TW" w:bidi="zh_TW"/>
+        </w:rPr>
+        <w:t>天使的外貌與異象</w:t>
+      </w:r>
+    </w:p>
+    <w:p>
+      <w:pPr/>
+      <w:r>
+        <w:rPr>
+          <w:lang w:val="zh_TW" w:bidi="zh_TW"/>
+        </w:rPr>
+      </w:r>
+      <w:r>
+        <w:rPr>
+          <w:lang w:val="zh_TW" w:bidi="zh_TW"/>
+        </w:rPr>
+        <w:t>聖經對於天使外貌的描述，往往是指他們有別於常人。例如，把石頭從耶穌墳墓入口挪開的天使，相貌好像閃電，衣服潔白如雪（</w:t>
+      </w:r>
+      <w:hyperlink r:id="rId140">
+        <w:r>
+          <w:rPr>
+            <w:lang w:val="zh_TW" w:bidi="zh_TW"/>
+          </w:rPr>
+          <w:rPr>
+            <w:color w:val="0000EE"/>
+            <w:u w:val="single"/>
+          </w:rPr>
+          <w:t>太28:3</w:t>
+        </w:r>
+      </w:hyperlink>
+      <w:r>
+        <w:rPr>
+          <w:lang w:val="zh_TW" w:bidi="zh_TW"/>
+        </w:rPr>
+        <w:t>）。</w:t>
+      </w:r>
+    </w:p>
+    <w:p>
+      <w:pPr/>
+      <w:r>
+        <w:rPr>
+          <w:lang w:val="zh_TW" w:bidi="zh_TW"/>
+        </w:rPr>
+      </w:r>
+      <w:r>
+        <w:rPr>
+          <w:lang w:val="zh_TW" w:bidi="zh_TW"/>
+        </w:rPr>
+        <w:t>許多關於天使的經文，都是夢境或異象的描述。「雅各的梯子」上有天使上去下來（</w:t>
+      </w:r>
+      <w:hyperlink r:id="rId141">
+        <w:r>
+          <w:rPr>
+            <w:lang w:val="zh_TW" w:bidi="zh_TW"/>
+          </w:rPr>
+          <w:rPr>
+            <w:color w:val="0000EE"/>
+            <w:u w:val="single"/>
+          </w:rPr>
+          <w:t>創28:12</w:t>
+        </w:r>
+      </w:hyperlink>
+      <w:r>
+        <w:rPr>
+          <w:lang w:val="zh_TW" w:bidi="zh_TW"/>
+        </w:rPr>
+        <w:t>）便是一例。在另一個夢裡，天使對雅各說話（</w:t>
+      </w:r>
+      <w:hyperlink r:id="rId142">
+        <w:r>
+          <w:rPr>
+            <w:lang w:val="zh_TW" w:bidi="zh_TW"/>
+          </w:rPr>
+          <w:rPr>
+            <w:color w:val="0000EE"/>
+            <w:u w:val="single"/>
+          </w:rPr>
+          <w:t>創31:11</w:t>
+        </w:r>
+      </w:hyperlink>
+      <w:r>
+        <w:rPr>
+          <w:lang w:val="zh_TW" w:bidi="zh_TW"/>
+        </w:rPr>
+        <w:t>）。哥尼流在異象裡看見天使（</w:t>
+      </w:r>
+      <w:hyperlink r:id="rId143">
+        <w:r>
+          <w:rPr>
+            <w:lang w:val="zh_TW" w:bidi="zh_TW"/>
+          </w:rPr>
+          <w:rPr>
+            <w:color w:val="0000EE"/>
+            <w:u w:val="single"/>
+          </w:rPr>
+          <w:t>徒10:1–3</w:t>
+        </w:r>
+      </w:hyperlink>
+      <w:r>
+        <w:rPr>
+          <w:lang w:val="zh_TW" w:bidi="zh_TW"/>
+        </w:rPr>
+        <w:t>）。較重要的經文包括</w:t>
+      </w:r>
+      <w:hyperlink r:id="rId84">
+        <w:r>
+          <w:rPr>
+            <w:lang w:val="zh_TW" w:bidi="zh_TW"/>
+          </w:rPr>
+          <w:rPr>
+            <w:color w:val="0000EE"/>
+            <w:u w:val="single"/>
+          </w:rPr>
+          <w:t>以賽亞書六章</w:t>
+        </w:r>
+      </w:hyperlink>
+      <w:r>
+        <w:rPr>
+          <w:lang w:val="zh_TW" w:bidi="zh_TW"/>
+        </w:rPr>
+        <w:t>（撒拉弗），以西結書的大部分（基路伯），以及但以理書和撒迦利亞書的許多部分。</w:t>
+      </w:r>
+    </w:p>
+    <w:p>
+      <w:pPr/>
+      <w:r>
+        <w:rPr>
+          <w:lang w:val="zh_TW" w:bidi="zh_TW"/>
+        </w:rPr>
+      </w:r>
+      <w:r>
+        <w:rPr>
+          <w:lang w:val="zh_TW" w:bidi="zh_TW"/>
+        </w:rPr>
+        <w:t>在新約聖經中，三分之一以上提到天使的內容出現在啟示錄。大多數情況下，這些天使是在異象裡出現的榮耀或可畏的形象，不能誤以為他們是人。描述這些異象的語言往往帶著奧祕與隱喻的特質，也因此不容易解釋。</w:t>
+      </w:r>
+    </w:p>
+    <w:p>
+      <w:pPr>
+        <w:pStyle w:val="Heading3"/>
+      </w:pPr>
+      <w:r>
+        <w:rPr>
+          <w:lang w:val="zh_TW" w:bidi="zh_TW"/>
+        </w:rPr>
+        <w:t>基督教神學中的天使</w:t>
+      </w:r>
+    </w:p>
+    <w:p>
+      <w:pPr/>
+      <w:r>
+        <w:rPr>
+          <w:lang w:val="zh_TW" w:bidi="zh_TW"/>
+        </w:rPr>
+      </w:r>
+      <w:r>
+        <w:rPr>
+          <w:lang w:val="zh_TW" w:bidi="zh_TW"/>
+        </w:rPr>
+        <w:t>天使論（angelology）指對天使的教義研究，雖然聖經多次提到天使，但天使論在基督教神學中並不是主要主題。聖經把天使算在神的創造之中（</w:t>
+      </w:r>
+      <w:hyperlink r:id="rId144">
+        <w:r>
+          <w:rPr>
+            <w:lang w:val="zh_TW" w:bidi="zh_TW"/>
+          </w:rPr>
+          <w:rPr>
+            <w:color w:val="0000EE"/>
+            <w:u w:val="single"/>
+          </w:rPr>
+          <w:t>詩148:2</w:t>
+        </w:r>
+      </w:hyperlink>
+      <w:r>
+        <w:rPr>
+          <w:lang w:val="zh_TW" w:bidi="zh_TW"/>
+        </w:rPr>
+        <w:t>；</w:t>
+      </w:r>
+      <w:hyperlink r:id="rId145">
+        <w:r>
+          <w:rPr>
+            <w:lang w:val="zh_TW" w:bidi="zh_TW"/>
+          </w:rPr>
+          <w:rPr>
+            <w:color w:val="0000EE"/>
+            <w:u w:val="single"/>
+          </w:rPr>
+          <w:t>西1:16</w:t>
+        </w:r>
+      </w:hyperlink>
+      <w:r>
+        <w:rPr>
+          <w:lang w:val="zh_TW" w:bidi="zh_TW"/>
+        </w:rPr>
+        <w:t>），經文亦暗示他們見證神創造世界（</w:t>
+      </w:r>
+      <w:hyperlink r:id="rId146">
+        <w:r>
+          <w:rPr>
+            <w:lang w:val="zh_TW" w:bidi="zh_TW"/>
+          </w:rPr>
+          <w:rPr>
+            <w:color w:val="0000EE"/>
+            <w:u w:val="single"/>
+          </w:rPr>
+          <w:t>伯38:7</w:t>
+        </w:r>
+      </w:hyperlink>
+      <w:r>
+        <w:rPr>
+          <w:lang w:val="zh_TW" w:bidi="zh_TW"/>
+        </w:rPr>
+        <w:t>）。無論天使與神的關係多親近，他們和人類一樣，都是受造之物。</w:t>
+      </w:r>
+    </w:p>
+    <w:p>
+      <w:pPr/>
+      <w:r>
+        <w:rPr>
+          <w:lang w:val="zh_TW" w:bidi="zh_TW"/>
+        </w:rPr>
+      </w:r>
+      <w:r>
+        <w:rPr>
+          <w:lang w:val="zh_TW" w:bidi="zh_TW"/>
+        </w:rPr>
+        <w:t>天使是完全屬靈的存在，因此他們不受人類限制所限。他們不會死（</w:t>
+      </w:r>
+      <w:hyperlink r:id="rId147">
+        <w:r>
+          <w:rPr>
+            <w:lang w:val="zh_TW" w:bidi="zh_TW"/>
+          </w:rPr>
+          <w:rPr>
+            <w:color w:val="0000EE"/>
+            <w:u w:val="single"/>
+          </w:rPr>
+          <w:t>路20:36</w:t>
+        </w:r>
+      </w:hyperlink>
+      <w:r>
+        <w:rPr>
+          <w:lang w:val="zh_TW" w:bidi="zh_TW"/>
+        </w:rPr>
+        <w:t>），又不嫁不娶，因此可視為沒有性別（</w:t>
+      </w:r>
+      <w:hyperlink r:id="rId148">
+        <w:r>
+          <w:rPr>
+            <w:lang w:val="zh_TW" w:bidi="zh_TW"/>
+          </w:rPr>
+          <w:rPr>
+            <w:color w:val="0000EE"/>
+            <w:u w:val="single"/>
+          </w:rPr>
+          <w:t>太22:30</w:t>
+        </w:r>
+      </w:hyperlink>
+      <w:r>
+        <w:rPr>
+          <w:lang w:val="zh_TW" w:bidi="zh_TW"/>
+        </w:rPr>
+        <w:t>）。天使向人顯現，若以人的形象出現，人們都把他看作男人，而不是女人或孩子。天使可以用人的語言說話，也能以其它方式影響人的生命，而這能力正是他們在聖經中的基本角色。</w:t>
+      </w:r>
+    </w:p>
+    <w:p>
+      <w:pPr/>
+      <w:r>
+        <w:rPr>
+          <w:lang w:val="zh_TW" w:bidi="zh_TW"/>
+        </w:rPr>
+      </w:r>
+      <w:r>
+        <w:rPr>
+          <w:lang w:val="zh_TW" w:bidi="zh_TW"/>
+        </w:rPr>
+        <w:t>天使的能力與令人敬畏的外貌，有時令人感到害怕，甚至想敬拜他們（</w:t>
+      </w:r>
+      <w:hyperlink r:id="rId149">
+        <w:r>
+          <w:rPr>
+            <w:lang w:val="zh_TW" w:bidi="zh_TW"/>
+          </w:rPr>
+          <w:rPr>
+            <w:color w:val="0000EE"/>
+            <w:u w:val="single"/>
+          </w:rPr>
+          <w:t>太28:2–4</w:t>
+        </w:r>
+      </w:hyperlink>
+      <w:r>
+        <w:rPr>
+          <w:lang w:val="zh_TW" w:bidi="zh_TW"/>
+        </w:rPr>
+        <w:t>）。新約聖經並不認可敬拜天使（</w:t>
+      </w:r>
+      <w:hyperlink r:id="rId150">
+        <w:r>
+          <w:rPr>
+            <w:lang w:val="zh_TW" w:bidi="zh_TW"/>
+          </w:rPr>
+          <w:rPr>
+            <w:color w:val="0000EE"/>
+            <w:u w:val="single"/>
+          </w:rPr>
+          <w:t>西2:18</w:t>
+        </w:r>
+      </w:hyperlink>
+      <w:r>
+        <w:rPr>
+          <w:lang w:val="zh_TW" w:bidi="zh_TW"/>
+        </w:rPr>
+        <w:t>；</w:t>
+      </w:r>
+      <w:hyperlink r:id="rId151">
+        <w:r>
+          <w:rPr>
+            <w:lang w:val="zh_TW" w:bidi="zh_TW"/>
+          </w:rPr>
+          <w:rPr>
+            <w:color w:val="0000EE"/>
+            <w:u w:val="single"/>
+          </w:rPr>
+          <w:t>啟22:8–9</w:t>
+        </w:r>
+      </w:hyperlink>
+      <w:r>
+        <w:rPr>
+          <w:lang w:val="zh_TW" w:bidi="zh_TW"/>
+        </w:rPr>
+        <w:t>）。雖然天使比人強壯並且更有智慧，但他們的能力與知識都受神的限制（</w:t>
+      </w:r>
+      <w:hyperlink r:id="rId152">
+        <w:r>
+          <w:rPr>
+            <w:lang w:val="zh_TW" w:bidi="zh_TW"/>
+          </w:rPr>
+          <w:rPr>
+            <w:color w:val="0000EE"/>
+            <w:u w:val="single"/>
+          </w:rPr>
+          <w:t>詩103:20</w:t>
+        </w:r>
+      </w:hyperlink>
+      <w:r>
+        <w:rPr>
+          <w:lang w:val="zh_TW" w:bidi="zh_TW"/>
+        </w:rPr>
+        <w:t>；</w:t>
+      </w:r>
+      <w:hyperlink r:id="rId153">
+        <w:r>
+          <w:rPr>
+            <w:lang w:val="zh_TW" w:bidi="zh_TW"/>
+          </w:rPr>
+          <w:rPr>
+            <w:color w:val="0000EE"/>
+            <w:u w:val="single"/>
+          </w:rPr>
+          <w:t>太24:36</w:t>
+        </w:r>
+      </w:hyperlink>
+      <w:r>
+        <w:rPr>
+          <w:lang w:val="zh_TW" w:bidi="zh_TW"/>
+        </w:rPr>
+        <w:t>；</w:t>
+      </w:r>
+      <w:hyperlink r:id="rId154">
+        <w:r>
+          <w:rPr>
+            <w:lang w:val="zh_TW" w:bidi="zh_TW"/>
+          </w:rPr>
+          <w:rPr>
+            <w:color w:val="0000EE"/>
+            <w:u w:val="single"/>
+          </w:rPr>
+          <w:t>彼前1:11–12</w:t>
+        </w:r>
+      </w:hyperlink>
+      <w:r>
+        <w:rPr>
+          <w:lang w:val="zh_TW" w:bidi="zh_TW"/>
+        </w:rPr>
+        <w:t>；</w:t>
+      </w:r>
+      <w:hyperlink r:id="rId155">
+        <w:r>
+          <w:rPr>
+            <w:lang w:val="zh_TW" w:bidi="zh_TW"/>
+          </w:rPr>
+          <w:rPr>
+            <w:color w:val="0000EE"/>
+            <w:u w:val="single"/>
+          </w:rPr>
+          <w:t>彼後2:11</w:t>
+        </w:r>
+      </w:hyperlink>
+      <w:r>
+        <w:rPr>
+          <w:lang w:val="zh_TW" w:bidi="zh_TW"/>
+        </w:rPr>
+        <w:t>）。</w:t>
+      </w:r>
+      <w:r>
+        <w:rPr>
+          <w:i/>
+          <w:lang w:val="zh_TW" w:bidi="zh_TW"/>
+        </w:rPr>
+        <w:t>見</w:t>
+      </w:r>
+      <w:r>
+        <w:rPr>
+          <w:lang w:val="zh_TW" w:bidi="zh_TW"/>
+        </w:rPr>
+        <w:t>基路伯，基路伯們</w:t>
+      </w:r>
+      <w:r>
+        <w:rPr>
+          <w:lang w:val="zh_TW" w:bidi="zh_TW"/>
+        </w:rPr>
+        <w:t>;；</w:t>
+      </w:r>
+      <w:r>
+        <w:rPr>
+          <w:lang w:val="zh_TW" w:bidi="zh_TW"/>
+        </w:rPr>
+        <w:t>撒拉弗， 撒拉弗們</w:t>
+      </w:r>
+      <w:r>
+        <w:rPr>
+          <w:lang w:val="zh_TW" w:bidi="zh_TW"/>
+        </w:rPr>
+        <w:t>；</w:t>
+      </w:r>
+      <w:r>
+        <w:rPr>
+          <w:lang w:val="zh_TW" w:bidi="zh_TW"/>
+        </w:rPr>
+        <w:t>鬼魔</w:t>
+      </w:r>
+      <w:r>
+        <w:rPr>
+          <w:lang w:val="zh_TW" w:bidi="zh_TW"/>
+        </w:rPr>
+        <w:t>；</w:t>
+      </w:r>
+      <w:r>
+        <w:rPr>
+          <w:lang w:val="zh_TW" w:bidi="zh_TW"/>
+        </w:rPr>
+        <w:t>鬼附</w:t>
+      </w:r>
+      <w:r>
+        <w:rPr>
+          <w:lang w:val="zh_TW" w:bidi="zh_TW"/>
+        </w:rPr>
+        <w:t>；</w:t>
+      </w:r>
+      <w:r>
+        <w:rPr>
+          <w:lang w:val="zh_TW" w:bidi="zh_TW"/>
+        </w:rPr>
+        <w:t>撒但</w:t>
+      </w:r>
+      <w:r>
+        <w:rPr>
+          <w:lang w:val="zh_TW" w:bidi="zh_TW"/>
+        </w:rPr>
+        <w:t>。</w:t>
+      </w:r>
+      <w:r>
+        <w:rPr>
+          <w:lang w:val="zh_TW" w:bidi="zh_TW"/>
+        </w:rPr>
+      </w:r>
+      <w:r>
+        <w:rPr>
+          <w:lang w:val="zh_TW" w:bidi="zh_TW"/>
+        </w:rPr>
+      </w:r>
+    </w:p>
+    <w:p>
+      <w:pPr/>
+      <w:r>
+        <w:rPr>
+          <w:lang w:val="zh_TW" w:bidi="zh_TW"/>
+        </w:rPr>
+      </w:r>
+    </w:p>
+    <w:p>
+      <w:pPr>
+        <w:pStyle w:val="Heading2"/>
+      </w:pPr>
+      <w:r>
+        <w:rPr>
+          <w:lang w:val="zh_TW" w:bidi="zh_TW"/>
+        </w:rPr>
+        <w:t>天使報喜</w:t>
+      </w:r>
+      <w:r>
+        <w:rPr>
+          <w:lang w:val="zh_TW" w:bidi="zh_TW"/>
+        </w:rPr>
+      </w:r>
+    </w:p>
+    <w:p>
+      <w:pPr/>
+      <w:r>
+        <w:rPr>
+          <w:lang w:val="zh_TW" w:bidi="zh_TW"/>
+        </w:rPr>
+      </w:r>
+      <w:r>
+        <w:rPr>
+          <w:lang w:val="zh_TW" w:bidi="zh_TW"/>
+        </w:rPr>
+        <w:t>天使報喜一詞是指基督教信仰中的一項重大事件：天使加百列奉差遣來到一位名叫馬利亞的年輕女子面前，向她宣告她將因神的聖靈感孕生子。加百列告訴馬利亞，這孩子將以奇妙的方式降生（</w:t>
+      </w:r>
+      <w:hyperlink r:id="rId156">
+        <w:r>
+          <w:rPr>
+            <w:lang w:val="zh_TW" w:bidi="zh_TW"/>
+          </w:rPr>
+          <w:rPr>
+            <w:color w:val="0000EE"/>
+            <w:u w:val="single"/>
+          </w:rPr>
+          <w:t>路1:26</w:t>
+        </w:r>
+      </w:hyperlink>
+      <w:hyperlink r:id="rId156">
+        <w:r>
+          <w:rPr>
+            <w:lang w:val="zh_TW" w:bidi="zh_TW"/>
+          </w:rPr>
+          <w:rPr>
+            <w:color w:val="0000EE"/>
+            <w:u w:val="single"/>
+          </w:rPr>
+          <w:t>-</w:t>
+        </w:r>
+      </w:hyperlink>
+      <w:r>
+        <w:rPr>
+          <w:lang w:val="zh_TW" w:bidi="zh_TW"/>
+        </w:rPr>
+        <w:t>38）。</w:t>
+      </w:r>
+    </w:p>
+    <w:p>
+      <w:pPr>
+        <w:pStyle w:val="Heading3"/>
+      </w:pPr>
+      <w:r>
+        <w:rPr>
+          <w:lang w:val="zh_TW" w:bidi="zh_TW"/>
+        </w:rPr>
+        <w:t>天使向馬利亞</w:t>
+      </w:r>
+      <w:r>
+        <w:rPr>
+          <w:b/>
+          <w:lang w:val="zh_TW" w:bidi="zh_TW"/>
+        </w:rPr>
+        <w:t>傳達的信息</w:t>
+      </w:r>
+    </w:p>
+    <w:p>
+      <w:pPr/>
+      <w:r>
+        <w:rPr>
+          <w:lang w:val="zh_TW" w:bidi="zh_TW"/>
+        </w:rPr>
+      </w:r>
+      <w:r>
+        <w:rPr>
+          <w:lang w:val="zh_TW" w:bidi="zh_TW"/>
+        </w:rPr>
+        <w:t>馬利亞因未婚而懷孕，將面臨許多困難。然而，天使加百列向她問安，並以特別的話語稱她為「蒙大恩的」或「極蒙祝福的」（</w:t>
+      </w:r>
+      <w:hyperlink r:id="rId157">
+        <w:r>
+          <w:rPr>
+            <w:lang w:val="zh_TW" w:bidi="zh_TW"/>
+          </w:rPr>
+          <w:rPr>
+            <w:color w:val="0000EE"/>
+            <w:u w:val="single"/>
+          </w:rPr>
+          <w:t>路1:28</w:t>
+        </w:r>
+      </w:hyperlink>
+      <w:r>
+        <w:rPr>
+          <w:lang w:val="zh_TW" w:bidi="zh_TW"/>
+        </w:rPr>
+        <w:t>）。正如聖經中所有遇見天使的人一樣，馬利亞見到加百列時感到害怕，心中思量：「這樣的問安是什麼意思呢？」（</w:t>
+      </w:r>
+      <w:hyperlink r:id="rId157">
+        <w:r>
+          <w:rPr>
+            <w:lang w:val="zh_TW" w:bidi="zh_TW"/>
+          </w:rPr>
+          <w:rPr>
+            <w:color w:val="0000EE"/>
+            <w:u w:val="single"/>
+          </w:rPr>
+          <w:t>路1:29</w:t>
+        </w:r>
+      </w:hyperlink>
+      <w:r>
+        <w:rPr>
+          <w:lang w:val="zh_TW" w:bidi="zh_TW"/>
+        </w:rPr>
+        <w:t>）。加百列安慰她，並告訴她，神已揀選她懷孕生子，並將孩子取名為耶穌。</w:t>
+      </w:r>
+    </w:p>
+    <w:p>
+      <w:pPr/>
+      <w:r>
+        <w:rPr>
+          <w:lang w:val="zh_TW" w:bidi="zh_TW"/>
+        </w:rPr>
+      </w:r>
+      <w:r>
+        <w:rPr>
+          <w:lang w:val="zh_TW" w:bidi="zh_TW"/>
+        </w:rPr>
+        <w:t>「耶穌」是希伯來名「約書亞」的希臘文形式，意為「耶和華是拯救」。馬太記載，天使向約瑟顯現，宣告馬利亞已因聖靈感孕懷了孩子。這位孩子將被稱為耶穌，「因他要將自己的百姓從罪惡中拯救出來」（</w:t>
+      </w:r>
+      <w:hyperlink r:id="rId158">
+        <w:r>
+          <w:rPr>
+            <w:lang w:val="zh_TW" w:bidi="zh_TW"/>
+          </w:rPr>
+          <w:rPr>
+            <w:color w:val="0000EE"/>
+            <w:u w:val="single"/>
+          </w:rPr>
+          <w:t>太1:18</w:t>
+        </w:r>
+      </w:hyperlink>
+      <w:hyperlink r:id="rId158">
+        <w:r>
+          <w:rPr>
+            <w:lang w:val="zh_TW" w:bidi="zh_TW"/>
+          </w:rPr>
+          <w:rPr>
+            <w:color w:val="0000EE"/>
+            <w:u w:val="single"/>
+          </w:rPr>
+          <w:t>-</w:t>
+        </w:r>
+      </w:hyperlink>
+      <w:r>
+        <w:rPr>
+          <w:lang w:val="zh_TW" w:bidi="zh_TW"/>
+        </w:rPr>
+        <w:t>21）。</w:t>
+      </w:r>
+    </w:p>
+    <w:p>
+      <w:pPr>
+        <w:pStyle w:val="Heading3"/>
+      </w:pPr>
+      <w:r>
+        <w:rPr>
+          <w:lang w:val="zh_TW" w:bidi="zh_TW"/>
+        </w:rPr>
+        <w:t>神關於耶穌的應許</w:t>
+      </w:r>
+    </w:p>
+    <w:p>
+      <w:pPr/>
+      <w:r>
+        <w:rPr>
+          <w:lang w:val="zh_TW" w:bidi="zh_TW"/>
+        </w:rPr>
+      </w:r>
+      <w:r>
+        <w:rPr>
+          <w:lang w:val="zh_TW" w:bidi="zh_TW"/>
+        </w:rPr>
+        <w:t>天使加百列引用了舊約聖經中的意象，預言馬利亞將要生的孩子（</w:t>
+      </w:r>
+      <w:hyperlink r:id="rId159">
+        <w:r>
+          <w:rPr>
+            <w:lang w:val="zh_TW" w:bidi="zh_TW"/>
+          </w:rPr>
+          <w:rPr>
+            <w:color w:val="0000EE"/>
+            <w:u w:val="single"/>
+          </w:rPr>
+          <w:t>路1:32</w:t>
+        </w:r>
+      </w:hyperlink>
+      <w:hyperlink r:id="rId156">
+        <w:r>
+          <w:rPr>
+            <w:lang w:val="zh_TW" w:bidi="zh_TW"/>
+          </w:rPr>
+          <w:rPr>
+            <w:color w:val="0000EE"/>
+            <w:u w:val="single"/>
+          </w:rPr>
+          <w:t>-</w:t>
+        </w:r>
+      </w:hyperlink>
+      <w:hyperlink r:id="rId159">
+        <w:r>
+          <w:rPr>
+            <w:lang w:val="zh_TW" w:bidi="zh_TW"/>
+          </w:rPr>
+          <w:rPr>
+            <w:color w:val="0000EE"/>
+            <w:u w:val="single"/>
+          </w:rPr>
+          <w:t>33</w:t>
+        </w:r>
+      </w:hyperlink>
+      <w:r>
+        <w:rPr>
+          <w:lang w:val="zh_TW" w:bidi="zh_TW"/>
+        </w:rPr>
+        <w:t>）。正如施洗約翰一樣，耶穌也將被稱為大；然而，耶穌的偉大卻具有截然不同的本質。施洗約翰是「在神面前為大」（</w:t>
+      </w:r>
+      <w:hyperlink r:id="rId160">
+        <w:r>
+          <w:rPr>
+            <w:lang w:val="zh_TW" w:bidi="zh_TW"/>
+          </w:rPr>
+          <w:rPr>
+            <w:color w:val="0000EE"/>
+            <w:u w:val="single"/>
+          </w:rPr>
+          <w:t>路1:15</w:t>
+        </w:r>
+      </w:hyperlink>
+      <w:r>
+        <w:rPr>
+          <w:lang w:val="zh_TW" w:bidi="zh_TW"/>
+        </w:rPr>
+        <w:t>），但耶穌卻要被稱為「至高者的兒子」（</w:t>
+      </w:r>
+      <w:hyperlink r:id="rId161">
+        <w:r>
+          <w:rPr>
+            <w:lang w:val="zh_TW" w:bidi="zh_TW"/>
+          </w:rPr>
+          <w:rPr>
+            <w:color w:val="0000EE"/>
+            <w:u w:val="single"/>
+          </w:rPr>
+          <w:t>路1:32</w:t>
+        </w:r>
+      </w:hyperlink>
+      <w:r>
+        <w:rPr>
+          <w:lang w:val="zh_TW" w:bidi="zh_TW"/>
+        </w:rPr>
+        <w:t>）。</w:t>
+      </w:r>
+    </w:p>
+    <w:p>
+      <w:pPr/>
+      <w:r>
+        <w:rPr>
+          <w:lang w:val="zh_TW" w:bidi="zh_TW"/>
+        </w:rPr>
+      </w:r>
+      <w:r>
+        <w:rPr>
+          <w:lang w:val="zh_TW" w:bidi="zh_TW"/>
+        </w:rPr>
+        <w:t>耶穌要承受祂祖大衛的寶座（</w:t>
+      </w:r>
+      <w:hyperlink r:id="rId161">
+        <w:r>
+          <w:rPr>
+            <w:lang w:val="zh_TW" w:bidi="zh_TW"/>
+          </w:rPr>
+          <w:rPr>
+            <w:color w:val="0000EE"/>
+            <w:u w:val="single"/>
+          </w:rPr>
+          <w:t>路1:32</w:t>
+        </w:r>
+      </w:hyperlink>
+      <w:r>
+        <w:rPr>
+          <w:lang w:val="zh_TW" w:bidi="zh_TW"/>
+        </w:rPr>
+        <w:t>），並得著舊約聖經中所應許、屬於大衛後裔之彌賽亞君王的權柄。彌賽亞，意即「受膏者」，是一位具有君王與祭司性質的人物。不同於大衛的是，耶穌將永遠掌權（</w:t>
+      </w:r>
+      <w:hyperlink r:id="rId162">
+        <w:r>
+          <w:rPr>
+            <w:lang w:val="zh_TW" w:bidi="zh_TW"/>
+          </w:rPr>
+          <w:rPr>
+            <w:color w:val="0000EE"/>
+            <w:u w:val="single"/>
+          </w:rPr>
+          <w:t>撒下7:12</w:t>
+        </w:r>
+      </w:hyperlink>
+      <w:hyperlink r:id="rId156">
+        <w:r>
+          <w:rPr>
+            <w:lang w:val="zh_TW" w:bidi="zh_TW"/>
+          </w:rPr>
+          <w:rPr>
+            <w:color w:val="0000EE"/>
+            <w:u w:val="single"/>
+          </w:rPr>
+          <w:t>-</w:t>
+        </w:r>
+      </w:hyperlink>
+      <w:hyperlink r:id="rId162">
+        <w:r>
+          <w:rPr>
+            <w:lang w:val="zh_TW" w:bidi="zh_TW"/>
+          </w:rPr>
+          <w:rPr>
+            <w:color w:val="0000EE"/>
+            <w:u w:val="single"/>
+          </w:rPr>
+          <w:t>16</w:t>
+        </w:r>
+      </w:hyperlink>
+      <w:r>
+        <w:rPr>
+          <w:lang w:val="zh_TW" w:bidi="zh_TW"/>
+        </w:rPr>
+        <w:t>；</w:t>
+      </w:r>
+      <w:hyperlink r:id="rId163">
+        <w:r>
+          <w:rPr>
+            <w:lang w:val="zh_TW" w:bidi="zh_TW"/>
+          </w:rPr>
+          <w:rPr>
+            <w:color w:val="0000EE"/>
+            <w:u w:val="single"/>
+          </w:rPr>
+          <w:t>詩2:7</w:t>
+        </w:r>
+      </w:hyperlink>
+      <w:r>
+        <w:rPr>
+          <w:lang w:val="zh_TW" w:bidi="zh_TW"/>
+        </w:rPr>
+        <w:t>，</w:t>
+      </w:r>
+      <w:hyperlink r:id="rId164">
+        <w:r>
+          <w:rPr>
+            <w:lang w:val="zh_TW" w:bidi="zh_TW"/>
+          </w:rPr>
+          <w:rPr>
+            <w:color w:val="0000EE"/>
+            <w:u w:val="single"/>
+          </w:rPr>
+          <w:t>89:26</w:t>
+        </w:r>
+      </w:hyperlink>
+      <w:hyperlink r:id="rId156">
+        <w:r>
+          <w:rPr>
+            <w:lang w:val="zh_TW" w:bidi="zh_TW"/>
+          </w:rPr>
+          <w:rPr>
+            <w:color w:val="0000EE"/>
+            <w:u w:val="single"/>
+          </w:rPr>
+          <w:t>-</w:t>
+        </w:r>
+      </w:hyperlink>
+      <w:hyperlink r:id="rId164">
+        <w:r>
+          <w:rPr>
+            <w:lang w:val="zh_TW" w:bidi="zh_TW"/>
+          </w:rPr>
+          <w:rPr>
+            <w:color w:val="0000EE"/>
+            <w:u w:val="single"/>
+          </w:rPr>
+          <w:t>29</w:t>
+        </w:r>
+      </w:hyperlink>
+      <w:r>
+        <w:rPr>
+          <w:lang w:val="zh_TW" w:bidi="zh_TW"/>
+        </w:rPr>
+        <w:t>）。</w:t>
+      </w:r>
+    </w:p>
+    <w:p>
+      <w:pPr/>
+      <w:r>
+        <w:rPr>
+          <w:lang w:val="zh_TW" w:bidi="zh_TW"/>
+        </w:rPr>
+      </w:r>
+      <w:r>
+        <w:rPr>
+          <w:lang w:val="zh_TW" w:bidi="zh_TW"/>
+        </w:rPr>
+        <w:t>馬利亞在</w:t>
+      </w:r>
+      <w:hyperlink r:id="rId165">
+        <w:r>
+          <w:rPr>
+            <w:lang w:val="zh_TW" w:bidi="zh_TW"/>
+          </w:rPr>
+          <w:rPr>
+            <w:color w:val="0000EE"/>
+            <w:u w:val="single"/>
+          </w:rPr>
+          <w:t>路加福音一章34節</w:t>
+        </w:r>
+      </w:hyperlink>
+      <w:r>
+        <w:rPr>
+          <w:lang w:val="zh_TW" w:bidi="zh_TW"/>
+        </w:rPr>
+        <w:t xml:space="preserve"> 所提出的問題：「我沒有出嫁，怎麼有這事呢？」並非出於懷疑，而是對事情將如何成就的好奇。加百列向她解釋說，「至高者的能力」——也就是聖靈——將要「蔭庇」她。這孩子的誕生是藉著神的大能受孕，前所未有。</w:t>
+      </w:r>
+    </w:p>
+    <w:p>
+      <w:pPr/>
+      <w:r>
+        <w:rPr>
+          <w:lang w:val="zh_TW" w:bidi="zh_TW"/>
+        </w:rPr>
+      </w:r>
+      <w:r>
+        <w:rPr>
+          <w:lang w:val="zh_TW" w:bidi="zh_TW"/>
+        </w:rPr>
+        <w:t>加百列又安慰馬利亞說：「因為，出於神的話，沒有一句不帶能力的。」這句話呼應了神昔日向撒拉宣告以撒出生時所說的應許（</w:t>
+      </w:r>
+      <w:hyperlink r:id="rId166">
+        <w:r>
+          <w:rPr>
+            <w:lang w:val="zh_TW" w:bidi="zh_TW"/>
+          </w:rPr>
+          <w:rPr>
+            <w:color w:val="0000EE"/>
+            <w:u w:val="single"/>
+          </w:rPr>
+          <w:t>創18:10</w:t>
+        </w:r>
+      </w:hyperlink>
+      <w:hyperlink r:id="rId166">
+        <w:r>
+          <w:rPr>
+            <w:lang w:val="zh_TW" w:bidi="zh_TW"/>
+          </w:rPr>
+          <w:rPr>
+            <w:color w:val="0000EE"/>
+            <w:u w:val="single"/>
+          </w:rPr>
+          <w:t>-</w:t>
+        </w:r>
+      </w:hyperlink>
+      <w:r>
+        <w:rPr>
+          <w:lang w:val="zh_TW" w:bidi="zh_TW"/>
+        </w:rPr>
+        <w:t>14）。正因耶穌是由聖靈感孕而生，祂將被稱為「聖者」，並被人認出為「神的兒子」（</w:t>
+      </w:r>
+      <w:hyperlink r:id="rId167">
+        <w:r>
+          <w:rPr>
+            <w:lang w:val="zh_TW" w:bidi="zh_TW"/>
+          </w:rPr>
+          <w:rPr>
+            <w:color w:val="0000EE"/>
+            <w:u w:val="single"/>
+          </w:rPr>
+          <w:t>路1:35</w:t>
+        </w:r>
+      </w:hyperlink>
+      <w:r>
+        <w:rPr>
+          <w:lang w:val="zh_TW" w:bidi="zh_TW"/>
+        </w:rPr>
+        <w:t>）。</w:t>
+      </w:r>
+    </w:p>
+    <w:p>
+      <w:pPr>
+        <w:pStyle w:val="Heading3"/>
+      </w:pPr>
+      <w:r>
+        <w:rPr>
+          <w:lang w:val="zh_TW" w:bidi="zh_TW"/>
+        </w:rPr>
+        <w:t>馬利亞的回應與傳承</w:t>
+      </w:r>
+    </w:p>
+    <w:p>
+      <w:pPr/>
+      <w:r>
+        <w:rPr>
+          <w:lang w:val="zh_TW" w:bidi="zh_TW"/>
+        </w:rPr>
+      </w:r>
+      <w:r>
+        <w:rPr>
+          <w:lang w:val="zh_TW" w:bidi="zh_TW"/>
+        </w:rPr>
+        <w:t>馬利亞回應天使加百列時所展現的，是極大的勇氣。她說：「我是主的使女」以及「情願照你的話成就在我身上」（</w:t>
+      </w:r>
+      <w:hyperlink r:id="rId168">
+        <w:r>
+          <w:rPr>
+            <w:lang w:val="zh_TW" w:bidi="zh_TW"/>
+          </w:rPr>
+          <w:rPr>
+            <w:color w:val="0000EE"/>
+            <w:u w:val="single"/>
+          </w:rPr>
+          <w:t>路1:38</w:t>
+        </w:r>
+      </w:hyperlink>
+      <w:r>
+        <w:rPr>
+          <w:lang w:val="zh_TW" w:bidi="zh_TW"/>
+        </w:rPr>
+        <w:t>）。作為一名使女，馬利亞理當順服主人的旨意。然而，作為一位尚未出嫁卻懷孕的女子，她必須面對蒙羞的可能（</w:t>
+      </w:r>
+      <w:hyperlink r:id="rId169">
+        <w:r>
+          <w:rPr>
+            <w:lang w:val="zh_TW" w:bidi="zh_TW"/>
+          </w:rPr>
+          <w:rPr>
+            <w:color w:val="0000EE"/>
+            <w:u w:val="single"/>
+          </w:rPr>
+          <w:t>太1:19</w:t>
+        </w:r>
+      </w:hyperlink>
+      <w:r>
+        <w:rPr>
+          <w:lang w:val="zh_TW" w:bidi="zh_TW"/>
+        </w:rPr>
+        <w:t>），甚至可能承擔死刑的危險（</w:t>
+      </w:r>
+      <w:hyperlink r:id="rId170">
+        <w:r>
+          <w:rPr>
+            <w:lang w:val="zh_TW" w:bidi="zh_TW"/>
+          </w:rPr>
+          <w:rPr>
+            <w:color w:val="0000EE"/>
+            <w:u w:val="single"/>
+          </w:rPr>
+          <w:t>申22:20</w:t>
+        </w:r>
+      </w:hyperlink>
+      <w:hyperlink r:id="rId170">
+        <w:r>
+          <w:rPr>
+            <w:lang w:val="zh_TW" w:bidi="zh_TW"/>
+          </w:rPr>
+          <w:rPr>
+            <w:color w:val="0000EE"/>
+            <w:u w:val="single"/>
+          </w:rPr>
+          <w:t>-</w:t>
+        </w:r>
+      </w:hyperlink>
+      <w:r>
+        <w:rPr>
+          <w:lang w:val="zh_TW" w:bidi="zh_TW"/>
+        </w:rPr>
+        <w:t>24；</w:t>
+      </w:r>
+      <w:hyperlink r:id="rId171">
+        <w:r>
+          <w:rPr>
+            <w:lang w:val="zh_TW" w:bidi="zh_TW"/>
+          </w:rPr>
+          <w:rPr>
+            <w:color w:val="0000EE"/>
+            <w:u w:val="single"/>
+          </w:rPr>
+          <w:t>約8:3</w:t>
+        </w:r>
+      </w:hyperlink>
+      <w:hyperlink r:id="rId171">
+        <w:r>
+          <w:rPr>
+            <w:lang w:val="zh_TW" w:bidi="zh_TW"/>
+          </w:rPr>
+          <w:rPr>
+            <w:color w:val="0000EE"/>
+            <w:u w:val="single"/>
+          </w:rPr>
+          <w:t>-</w:t>
+        </w:r>
+      </w:hyperlink>
+      <w:r>
+        <w:rPr>
+          <w:lang w:val="zh_TW" w:bidi="zh_TW"/>
+        </w:rPr>
+        <w:t>5）。即便如此，馬利亞深知，因著神要在她身上成就的偉大之事：「從今以後，萬代要稱我有福」（</w:t>
+      </w:r>
+      <w:hyperlink r:id="rId172">
+        <w:r>
+          <w:rPr>
+            <w:lang w:val="zh_TW" w:bidi="zh_TW"/>
+          </w:rPr>
+          <w:rPr>
+            <w:color w:val="0000EE"/>
+            <w:u w:val="single"/>
+          </w:rPr>
+          <w:t>路1:48</w:t>
+        </w:r>
+      </w:hyperlink>
+      <w:r>
+        <w:rPr>
+          <w:lang w:val="zh_TW" w:bidi="zh_TW"/>
+        </w:rPr>
+        <w:t>）。</w:t>
+      </w:r>
+    </w:p>
+    <w:p>
+      <w:pPr/>
+      <w:r>
+        <w:rPr>
+          <w:lang w:val="zh_TW" w:bidi="zh_TW"/>
+        </w:rPr>
+      </w:r>
+      <w:r>
+        <w:rPr>
+          <w:lang w:val="zh_TW" w:bidi="zh_TW"/>
+        </w:rPr>
+        <w:t>由於12月25日被視為基督降生的傳統日期，遵循教會年曆的教會，會在其前九個月，也就是3月25日，慶祝「報喜節」（又稱「道成肉身節」，以紀念天使向馬利亞宣告救主降生的時刻。</w:t>
+      </w:r>
+    </w:p>
+    <w:p>
+      <w:pPr/>
+      <w:r>
+        <w:rPr>
+          <w:lang w:val="zh_TW" w:bidi="zh_TW"/>
+        </w:rPr>
+      </w:r>
+      <w:r>
+        <w:rPr>
+          <w:i/>
+          <w:lang w:val="zh_TW" w:bidi="zh_TW"/>
+        </w:rPr>
+        <w:t>另見</w:t>
+      </w:r>
+      <w:r>
+        <w:rPr>
+          <w:lang w:val="zh_TW" w:bidi="zh_TW"/>
+        </w:rPr>
+        <w:t xml:space="preserve"> </w:t>
+      </w:r>
+      <w:r>
+        <w:rPr>
+          <w:lang w:val="zh_TW" w:bidi="zh_TW"/>
+        </w:rPr>
+        <w:t>耶穌由童貞女所生</w:t>
+      </w:r>
+      <w:r>
+        <w:rPr>
+          <w:lang w:val="zh_TW" w:bidi="zh_TW"/>
+        </w:rPr>
+        <w:t>。</w:t>
+      </w:r>
+      <w:r>
+        <w:rPr>
+          <w:lang w:val="zh_TW" w:bidi="zh_TW"/>
+        </w:rPr>
+      </w:r>
+      <w:r>
+        <w:rPr>
+          <w:lang w:val="zh_TW" w:bidi="zh_TW"/>
+        </w:rPr>
+      </w:r>
+    </w:p>
+    <w:p>
+      <w:pPr/>
+      <w:r>
+        <w:rPr>
+          <w:lang w:val="zh_TW" w:bidi="zh_TW"/>
+        </w:rPr>
+      </w:r>
+    </w:p>
+    <w:p>
+      <w:pPr>
+        <w:pStyle w:val="Heading2"/>
+      </w:pPr>
+      <w:r>
+        <w:rPr>
+          <w:lang w:val="zh_TW" w:bidi="zh_TW"/>
+        </w:rPr>
+        <w:t>天文學</w:t>
+      </w:r>
+      <w:r>
+        <w:rPr>
+          <w:lang w:val="zh_TW" w:bidi="zh_TW"/>
+        </w:rPr>
+      </w:r>
+    </w:p>
+    <w:p>
+      <w:pPr/>
+      <w:r>
+        <w:rPr>
+          <w:lang w:val="zh_TW" w:bidi="zh_TW"/>
+        </w:rPr>
+      </w:r>
+      <w:r>
+        <w:rPr>
+          <w:lang w:val="zh_TW" w:bidi="zh_TW"/>
+        </w:rPr>
+        <w:t>天文學（astronomy）是研究地球大氣層以外事物的學科，專注於天體在太空中的位置、運行以及特徵。「天文學」一詞來源自希臘文，意為「星辰的法則」。</w:t>
+      </w:r>
+    </w:p>
+    <w:p>
+      <w:pPr/>
+      <w:r>
+        <w:rPr>
+          <w:lang w:val="zh_TW" w:bidi="zh_TW"/>
+        </w:rPr>
+      </w:r>
+      <w:r>
+        <w:rPr>
+          <w:lang w:val="zh_TW" w:bidi="zh_TW"/>
+        </w:rPr>
+        <w:t>天文學並非現代科學的產物。自古以來，人類就對天空充滿好奇。早期文明夜觀天象，用於預知未來，即占星術（astrology），以及輔助航海導航。</w:t>
+      </w:r>
+    </w:p>
+    <w:p>
+      <w:pPr/>
+      <w:r>
+        <w:rPr>
+          <w:lang w:val="zh_TW" w:bidi="zh_TW"/>
+        </w:rPr>
+      </w:r>
+      <w:r>
+        <w:rPr>
+          <w:lang w:val="zh_TW" w:bidi="zh_TW"/>
+        </w:rPr>
+        <w:t>聖經對天文學也有一些有趣的記載。根據</w:t>
+      </w:r>
+      <w:hyperlink r:id="rId173">
+        <w:r>
+          <w:rPr>
+            <w:lang w:val="zh_TW" w:bidi="zh_TW"/>
+          </w:rPr>
+          <w:rPr>
+            <w:color w:val="0000EE"/>
+            <w:u w:val="single"/>
+          </w:rPr>
+          <w:t>創世記一章14至19節</w:t>
+        </w:r>
+      </w:hyperlink>
+      <w:r>
+        <w:rPr>
+          <w:lang w:val="zh_TW" w:bidi="zh_TW"/>
+        </w:rPr>
+        <w:t>，神創造了日月星辰以：</w:t>
+      </w:r>
+    </w:p>
+    <w:p>
+      <w:pPr>
+        <w:pStyle w:val="ListNumber"/>
+        <w:numPr>
+          <w:ilvl w:val="0"/>
+          <w:numId w:val="19"/>
+        </w:numPr>
+        <w:spacing w:line="240" w:lineRule="auto"/>
+        <w:ind w:left="720"/>
+      </w:pPr>
+      <w:r>
+        <w:rPr>
+          <w:lang w:val="zh_TW" w:bidi="zh_TW"/>
+        </w:rPr>
+      </w:r>
+      <w:r>
+        <w:rPr>
+          <w:lang w:val="zh_TW" w:bidi="zh_TW"/>
+        </w:rPr>
+        <w:t>照亮大地；</w:t>
+      </w:r>
+    </w:p>
+    <w:p>
+      <w:pPr>
+        <w:pStyle w:val="ListNumber"/>
+        <w:spacing w:line="240" w:lineRule="auto"/>
+        <w:ind w:left="720"/>
+      </w:pPr>
+      <w:r>
+        <w:rPr>
+          <w:lang w:val="zh_TW" w:bidi="zh_TW"/>
+        </w:rPr>
+      </w:r>
+      <w:r>
+        <w:rPr>
+          <w:lang w:val="zh_TW" w:bidi="zh_TW"/>
+        </w:rPr>
+        <w:t>訂立節令與節期；</w:t>
+      </w:r>
+    </w:p>
+    <w:p>
+      <w:pPr>
+        <w:pStyle w:val="ListNumber"/>
+        <w:spacing w:line="240" w:lineRule="auto"/>
+        <w:ind w:left="720"/>
+      </w:pPr>
+      <w:r>
+        <w:rPr>
+          <w:lang w:val="zh_TW" w:bidi="zh_TW"/>
+        </w:rPr>
+      </w:r>
+      <w:r>
+        <w:rPr>
+          <w:lang w:val="zh_TW" w:bidi="zh_TW"/>
+        </w:rPr>
+        <w:t>作為「記號」，助人辨識方向。</w:t>
+      </w:r>
+    </w:p>
+    <w:p>
+      <w:pPr/>
+      <w:r>
+        <w:rPr>
+          <w:lang w:val="zh_TW" w:bidi="zh_TW"/>
+        </w:rPr>
+      </w:r>
+      <w:r>
+        <w:rPr>
+          <w:lang w:val="zh_TW" w:bidi="zh_TW"/>
+        </w:rPr>
+        <w:t>「節令」一詞可能是指宗教節期或一年的季節。與巴比倫曆法類似，希伯來曆法是以陰曆為基礎。陰曆利用月亮環繞地球的週期來訂立宗教節期。恆星和行星作為記號的功能，則似乎有關它們如何勾勒天空的輪廓，使人在地上能辨識方向、航行與定位。</w:t>
+      </w:r>
+    </w:p>
+    <w:p>
+      <w:pPr/>
+      <w:r>
+        <w:rPr>
+          <w:lang w:val="zh_TW" w:bidi="zh_TW"/>
+        </w:rPr>
+      </w:r>
+      <w:r>
+        <w:rPr>
+          <w:lang w:val="zh_TW" w:bidi="zh_TW"/>
+        </w:rPr>
+        <w:t>聖經沒有直接提到日蝕或月蝕，但有些經文描述日月變暗，可能是在談論日蝕或月蝕（</w:t>
+      </w:r>
+      <w:hyperlink r:id="rId174">
+        <w:r>
+          <w:rPr>
+            <w:lang w:val="zh_TW" w:bidi="zh_TW"/>
+          </w:rPr>
+          <w:rPr>
+            <w:color w:val="0000EE"/>
+            <w:u w:val="single"/>
+          </w:rPr>
+          <w:t>珥2:31</w:t>
+        </w:r>
+      </w:hyperlink>
+      <w:r>
+        <w:rPr>
+          <w:lang w:val="zh_TW" w:bidi="zh_TW"/>
+        </w:rPr>
+        <w:t>；</w:t>
+      </w:r>
+      <w:hyperlink r:id="rId175">
+        <w:r>
+          <w:rPr>
+            <w:lang w:val="zh_TW" w:bidi="zh_TW"/>
+          </w:rPr>
+          <w:rPr>
+            <w:color w:val="0000EE"/>
+            <w:u w:val="single"/>
+          </w:rPr>
+          <w:t>摩8:9</w:t>
+        </w:r>
+      </w:hyperlink>
+      <w:r>
+        <w:rPr>
+          <w:lang w:val="zh_TW" w:bidi="zh_TW"/>
+        </w:rPr>
+        <w:t>；</w:t>
+      </w:r>
+      <w:hyperlink r:id="rId176">
+        <w:r>
+          <w:rPr>
+            <w:lang w:val="zh_TW" w:bidi="zh_TW"/>
+          </w:rPr>
+          <w:rPr>
+            <w:color w:val="0000EE"/>
+            <w:u w:val="single"/>
+          </w:rPr>
+          <w:t>太24:29</w:t>
+        </w:r>
+      </w:hyperlink>
+      <w:r>
+        <w:rPr>
+          <w:lang w:val="zh_TW" w:bidi="zh_TW"/>
+        </w:rPr>
+        <w:t>）。</w:t>
+      </w:r>
+    </w:p>
+    <w:p>
+      <w:pPr/>
+      <w:r>
+        <w:rPr>
+          <w:lang w:val="zh_TW" w:bidi="zh_TW"/>
+        </w:rPr>
+      </w:r>
+      <w:r>
+        <w:rPr>
+          <w:lang w:val="zh_TW" w:bidi="zh_TW"/>
+        </w:rPr>
+        <w:t>舊約也有提及一些星座。然而，實在難以具體對應希伯來文與現今的星座名稱。翻譯為「</w:t>
+      </w:r>
+      <w:r>
+        <w:rPr>
+          <w:lang w:val="zh_TW" w:bidi="zh_TW"/>
+        </w:rPr>
+        <w:t>昴星</w:t>
+      </w:r>
+      <w:r>
+        <w:rPr>
+          <w:lang w:val="zh_TW" w:bidi="zh_TW"/>
+        </w:rPr>
+        <w:t>」（一些英文譯本為Pleiades）一詞意指「一團」或「一堆」，很可能指的是金牛座中最明顯的星團（</w:t>
+      </w:r>
+      <w:hyperlink r:id="rId177">
+        <w:r>
+          <w:rPr>
+            <w:lang w:val="zh_TW" w:bidi="zh_TW"/>
+          </w:rPr>
+          <w:rPr>
+            <w:color w:val="0000EE"/>
+            <w:u w:val="single"/>
+          </w:rPr>
+          <w:t>伯9:9</w:t>
+        </w:r>
+      </w:hyperlink>
+      <w:r>
+        <w:rPr>
+          <w:lang w:val="zh_TW" w:bidi="zh_TW"/>
+        </w:rPr>
+        <w:t>，</w:t>
+      </w:r>
+      <w:hyperlink r:id="rId178">
+        <w:r>
+          <w:rPr>
+            <w:lang w:val="zh_TW" w:bidi="zh_TW"/>
+          </w:rPr>
+          <w:rPr>
+            <w:color w:val="0000EE"/>
+            <w:u w:val="single"/>
+          </w:rPr>
+          <w:t>38:31</w:t>
+        </w:r>
+      </w:hyperlink>
+      <w:r>
+        <w:rPr>
+          <w:lang w:val="zh_TW" w:bidi="zh_TW"/>
+        </w:rPr>
+        <w:t>；</w:t>
+      </w:r>
+      <w:hyperlink r:id="rId179">
+        <w:r>
+          <w:rPr>
+            <w:lang w:val="zh_TW" w:bidi="zh_TW"/>
+          </w:rPr>
+          <w:rPr>
+            <w:color w:val="0000EE"/>
+            <w:u w:val="single"/>
+          </w:rPr>
+          <w:t>摩5:8</w:t>
+        </w:r>
+      </w:hyperlink>
+      <w:r>
+        <w:rPr>
+          <w:lang w:val="zh_TW" w:bidi="zh_TW"/>
+        </w:rPr>
+        <w:t>）。另一個希伯來文詞語可能與「愚頑人」相關，通常被理解為獵戶座（Orion；譯註：和合本譯為「參星」），但這詞與獵戶座的關聯原因不明。其他星座為「南方的</w:t>
+      </w:r>
+      <w:r>
+        <w:rPr>
+          <w:lang w:val="zh_TW" w:bidi="zh_TW"/>
+        </w:rPr>
+        <w:t>密宮</w:t>
+      </w:r>
+      <w:r>
+        <w:rPr>
+          <w:lang w:val="zh_TW" w:bidi="zh_TW"/>
+        </w:rPr>
+        <w:t>」和「大熊座（譯註：和合本譯為「</w:t>
+      </w:r>
+      <w:r>
+        <w:rPr>
+          <w:lang w:val="zh_TW" w:bidi="zh_TW"/>
+        </w:rPr>
+        <w:t>北斗</w:t>
+      </w:r>
+      <w:r>
+        <w:rPr>
+          <w:lang w:val="zh_TW" w:bidi="zh_TW"/>
+        </w:rPr>
+        <w:t>」）」（</w:t>
+      </w:r>
+      <w:hyperlink r:id="rId177">
+        <w:r>
+          <w:rPr>
+            <w:lang w:val="zh_TW" w:bidi="zh_TW"/>
+          </w:rPr>
+          <w:rPr>
+            <w:color w:val="0000EE"/>
+            <w:u w:val="single"/>
+          </w:rPr>
+          <w:t>伯9:9</w:t>
+        </w:r>
+      </w:hyperlink>
+      <w:r>
+        <w:rPr>
+          <w:lang w:val="zh_TW" w:bidi="zh_TW"/>
+        </w:rPr>
+        <w:t>，</w:t>
+      </w:r>
+      <w:hyperlink r:id="rId180">
+        <w:r>
+          <w:rPr>
+            <w:lang w:val="zh_TW" w:bidi="zh_TW"/>
+          </w:rPr>
+          <w:rPr>
+            <w:color w:val="0000EE"/>
+            <w:u w:val="single"/>
+          </w:rPr>
+          <w:t>38:32</w:t>
+        </w:r>
+      </w:hyperlink>
+      <w:r>
+        <w:rPr>
+          <w:lang w:val="zh_TW" w:bidi="zh_TW"/>
+        </w:rPr>
+        <w:t>），北斗可在北方天際出現。</w:t>
+      </w:r>
+    </w:p>
+    <w:p>
+      <w:pPr/>
+      <w:r>
+        <w:rPr>
+          <w:lang w:val="zh_TW" w:bidi="zh_TW"/>
+        </w:rPr>
+      </w:r>
+      <w:r>
+        <w:rPr>
+          <w:lang w:val="zh_TW" w:bidi="zh_TW"/>
+        </w:rPr>
+        <w:t>聖經常提到星辰。神曾應許亞伯拉罕，他的後裔將如天上的星那樣繁多（</w:t>
       </w:r>
       <w:hyperlink r:id="rId30">
         <w:r>
@@ -965,55 +6602,37 @@
             <w:color w:val="0000EE"/>
             <w:u w:val="single"/>
           </w:rPr>
-          <w:t>帖前4:11</w:t>
-        </w:r>
-      </w:hyperlink>
-      <w:r>
-        <w:rPr>
-          <w:lang w:val="zh_TW" w:bidi="zh_TW"/>
-        </w:rPr>
-        <w:t>，</w:t>
-      </w:r>
-      <w:hyperlink r:id="rId31">
-        <w:r>
-          <w:rPr>
-            <w:lang w:val="zh_TW" w:bidi="zh_TW"/>
-          </w:rPr>
-          <w:rPr>
-            <w:color w:val="0000EE"/>
-            <w:u w:val="single"/>
-          </w:rPr>
-          <w:t>5:14</w:t>
-        </w:r>
-      </w:hyperlink>
-      <w:r>
-        <w:rPr>
-          <w:lang w:val="zh_TW" w:bidi="zh_TW"/>
-        </w:rPr>
-        <w:t>）。保羅再次提醒他們，他與同工們的榜樣——他們親自工作賺取生活費，而不是依賴他們的福音對象。保羅提出了一個簡單的原則：「</w:t>
-      </w:r>
-      <w:r>
-        <w:rPr>
-          <w:lang w:val="zh_TW" w:bidi="zh_TW"/>
-        </w:rPr>
-        <w:t>若有人不肯做工，就不可吃飯</w:t>
-      </w:r>
-      <w:r>
-        <w:rPr>
-          <w:lang w:val="zh_TW" w:bidi="zh_TW"/>
-        </w:rPr>
-        <w:t>」（</w:t>
-      </w:r>
-      <w:hyperlink r:id="rId32">
-        <w:r>
-          <w:rPr>
-            <w:lang w:val="zh_TW" w:bidi="zh_TW"/>
-          </w:rPr>
-          <w:rPr>
-            <w:color w:val="0000EE"/>
-            <w:u w:val="single"/>
-          </w:rPr>
-          <w:t>帖後3:10</w:t>
+          <w:t>創15:5</w:t>
+        </w:r>
+      </w:hyperlink>
+      <w:r>
+        <w:rPr>
+          <w:lang w:val="zh_TW" w:bidi="zh_TW"/>
+        </w:rPr>
+        <w:t>）。保羅也曾寫道，</w:t>
+      </w:r>
+      <w:r>
+        <w:rPr>
+          <w:lang w:val="zh_TW" w:bidi="zh_TW"/>
+        </w:rPr>
+        <w:t>這星和那星的榮光</w:t>
+      </w:r>
+      <w:r>
+        <w:rPr>
+          <w:lang w:val="zh_TW" w:bidi="zh_TW"/>
+        </w:rPr>
+        <w:t>各有不同（</w:t>
+      </w:r>
+      <w:hyperlink r:id="rId181">
+        <w:r>
+          <w:rPr>
+            <w:lang w:val="zh_TW" w:bidi="zh_TW"/>
+          </w:rPr>
+          <w:rPr>
+            <w:color w:val="0000EE"/>
+            <w:u w:val="single"/>
+          </w:rPr>
+          <w:t>林前15:41</w:t>
         </w:r>
       </w:hyperlink>
       <w:r>
@@ -1024,86 +6643,41 @@
       </w:r>
     </w:p>
     <w:p>
-      <w:pPr>
-        <w:pStyle w:val="Heading3"/>
-      </w:pPr>
-      <w:r>
-        <w:rPr>
-          <w:lang w:val="zh_TW" w:bidi="zh_TW"/>
-        </w:rPr>
-        <w:t>內容</w:t>
-      </w:r>
-    </w:p>
-    <w:p>
-      <w:pPr>
-        <w:pStyle w:val="Heading4"/>
-      </w:pPr>
-      <w:r>
-        <w:rPr>
-          <w:lang w:val="zh_TW" w:bidi="zh_TW"/>
-        </w:rPr>
-        <w:t>為他們的基督徒生活感恩（</w:t>
-      </w:r>
-      <w:hyperlink r:id="rId33">
-        <w:r>
-          <w:rPr>
-            <w:lang w:val="zh_TW" w:bidi="zh_TW"/>
-          </w:rPr>
-          <w:rPr>
-            <w:color w:val="0000EE"/>
-            <w:u w:val="single"/>
-          </w:rPr>
-          <w:t>1:3–4</w:t>
-        </w:r>
-      </w:hyperlink>
-      <w:r>
-        <w:rPr>
-          <w:lang w:val="zh_TW" w:bidi="zh_TW"/>
-        </w:rPr>
-        <w:t>）</w:t>
-      </w:r>
-    </w:p>
-    <w:p>
       <w:pPr/>
       <w:r>
         <w:rPr>
           <w:lang w:val="zh_TW" w:bidi="zh_TW"/>
         </w:rPr>
       </w:r>
-      <w:r>
-        <w:rPr>
-          <w:lang w:val="zh_TW" w:bidi="zh_TW"/>
-        </w:rPr>
-        <w:t>因為帖撒羅尼迦人的信心增長，彼此之間的愛心加增，並且在逼迫中展現忍耐，所以保羅讚美神。</w:t>
-      </w:r>
-    </w:p>
-    <w:p>
-      <w:pPr>
-        <w:pStyle w:val="Heading4"/>
-      </w:pPr>
-      <w:r>
-        <w:rPr>
-          <w:lang w:val="zh_TW" w:bidi="zh_TW"/>
-        </w:rPr>
-        <w:t>逼迫者與被逼迫者的角色逆轉（</w:t>
-      </w:r>
-      <w:hyperlink r:id="rId34">
-        <w:r>
-          <w:rPr>
-            <w:lang w:val="zh_TW" w:bidi="zh_TW"/>
-          </w:rPr>
-          <w:rPr>
-            <w:color w:val="0000EE"/>
-            <w:u w:val="single"/>
-          </w:rPr>
-          <w:t>1:5–10</w:t>
-        </w:r>
-      </w:hyperlink>
-      <w:r>
-        <w:rPr>
-          <w:lang w:val="zh_TW" w:bidi="zh_TW"/>
-        </w:rPr>
-        <w:t>）</w:t>
+      <w:hyperlink r:id="rId182">
+        <w:r>
+          <w:rPr>
+            <w:lang w:val="zh_TW" w:bidi="zh_TW"/>
+          </w:rPr>
+          <w:rPr>
+            <w:color w:val="0000EE"/>
+            <w:u w:val="single"/>
+          </w:rPr>
+          <w:t>猶大書13節</w:t>
+        </w:r>
+      </w:hyperlink>
+      <w:r>
+        <w:rPr>
+          <w:lang w:val="zh_TW" w:bidi="zh_TW"/>
+        </w:rPr>
+        <w:t>將假教師比作「</w:t>
+      </w:r>
+      <w:r>
+        <w:rPr>
+          <w:lang w:val="zh_TW" w:bidi="zh_TW"/>
+        </w:rPr>
+        <w:t>流蕩的星</w:t>
+      </w:r>
+      <w:r>
+        <w:rPr>
+          <w:lang w:val="zh_TW" w:bidi="zh_TW"/>
+        </w:rPr>
+        <w:t>」。有人認為這個比喻來自星辰繞著極星（polestar，距離地極最近的恆星，看似固定不動）運行的觀察。極星因固定而成為航行定位的基準，而移動的星則是不可靠的嚮導，就如同假教師一樣。</w:t>
       </w:r>
     </w:p>
     <w:p>
@@ -1117,96 +6691,7 @@
         <w:rPr>
           <w:lang w:val="zh_TW" w:bidi="zh_TW"/>
         </w:rPr>
-        <w:t>當時，帖撒羅尼迦的基督徒正遭受苦難，但逼迫他們的人將在主耶穌帶著「</w:t>
-      </w:r>
-      <w:r>
-        <w:rPr>
-          <w:lang w:val="zh_TW" w:bidi="zh_TW"/>
-        </w:rPr>
-        <w:t>同他有能力的天使</w:t>
-      </w:r>
-      <w:r>
-        <w:rPr>
-          <w:lang w:val="zh_TW" w:bidi="zh_TW"/>
-        </w:rPr>
-        <w:t>」降臨時，面對神公義的審判。</w:t>
-      </w:r>
-      <w:r>
-        <w:rPr>
-          <w:lang w:val="zh_TW" w:bidi="zh_TW"/>
-        </w:rPr>
-        <w:t>那些拒絕神和福音救恩的人，將</w:t>
-      </w:r>
-      <w:r>
-        <w:rPr>
-          <w:lang w:val="zh_TW" w:bidi="zh_TW"/>
-        </w:rPr>
-        <w:t>「</w:t>
-      </w:r>
-      <w:r>
-        <w:rPr>
-          <w:lang w:val="zh_TW" w:bidi="zh_TW"/>
-        </w:rPr>
-        <w:t>要受刑罰，就是永遠沉淪</w:t>
-      </w:r>
-      <w:r>
-        <w:rPr>
-          <w:lang w:val="zh_TW" w:bidi="zh_TW"/>
-        </w:rPr>
-        <w:t>」。祂的子民將</w:t>
-      </w:r>
-      <w:r>
-        <w:rPr>
-          <w:lang w:val="zh_TW" w:bidi="zh_TW"/>
-        </w:rPr>
-        <w:t>經歷</w:t>
-      </w:r>
-      <w:r>
-        <w:rPr>
-          <w:lang w:val="zh_TW" w:bidi="zh_TW"/>
-        </w:rPr>
-        <w:t>祂再來的榮耀，並意識到他們的堅持所信和受苦並非徒</w:t>
-      </w:r>
-      <w:r>
-        <w:rPr>
-          <w:lang w:val="zh_TW" w:bidi="zh_TW"/>
-        </w:rPr>
-        <w:t>然</w:t>
-      </w:r>
-      <w:r>
-        <w:rPr>
-          <w:lang w:val="zh_TW" w:bidi="zh_TW"/>
-        </w:rPr>
-        <w:t>。</w:t>
-      </w:r>
-    </w:p>
-    <w:p>
-      <w:pPr>
-        <w:pStyle w:val="Heading4"/>
-      </w:pPr>
-      <w:r>
-        <w:rPr>
-          <w:lang w:val="zh_TW" w:bidi="zh_TW"/>
-        </w:rPr>
-        <w:t>禱告主耶穌得榮耀（</w:t>
-      </w:r>
-      <w:hyperlink r:id="rId35">
-        <w:r>
-          <w:rPr>
-            <w:lang w:val="zh_TW" w:bidi="zh_TW"/>
-          </w:rPr>
-          <w:rPr>
-            <w:color w:val="0000EE"/>
-            <w:u w:val="single"/>
-          </w:rPr>
-          <w:t>1:11–12</w:t>
-        </w:r>
-      </w:hyperlink>
-      <w:r>
-        <w:rPr>
-          <w:lang w:val="zh_TW" w:bidi="zh_TW"/>
-        </w:rPr>
-        <w:t>）</w:t>
+        <w:t>然而，更可能的解釋是，猶大所指的「流蕩的星」其實是行星。因為當時的人已知道星辰是規律地繞著極星而運行，所以不會把所有星辰（除了極星）都視為「流蕩的」。相反地，行星的運行軌跡看似不規則，與恆星的固定運轉不同。另一些註解者則認為，「流蕩的星」也可能指的是彗星（comet）。</w:t>
       </w:r>
     </w:p>
     <w:p>
@@ -1218,531 +6703,6 @@
       </w:r>
       <w:r>
         <w:rPr>
-          <w:lang w:val="zh_TW" w:bidi="zh_TW"/>
-        </w:rPr>
-        <w:t>這是保羅為帖撒羅尼迦基督徒的禱告——願他們過著配得上呼召的生活，實現他們的決心，並藉著神的恩典，使基督的名字在他們身上得榮耀。</w:t>
-      </w:r>
-    </w:p>
-    <w:p>
-      <w:pPr>
-        <w:pStyle w:val="Heading4"/>
-      </w:pPr>
-      <w:r>
-        <w:rPr>
-          <w:lang w:val="zh_TW" w:bidi="zh_TW"/>
-        </w:rPr>
-        <w:t>在基督再來之前必須發生的事（</w:t>
-      </w:r>
-      <w:hyperlink r:id="rId24">
-        <w:r>
-          <w:rPr>
-            <w:lang w:val="zh_TW" w:bidi="zh_TW"/>
-          </w:rPr>
-          <w:rPr>
-            <w:color w:val="0000EE"/>
-            <w:u w:val="single"/>
-          </w:rPr>
-          <w:t>2:1–12</w:t>
-        </w:r>
-      </w:hyperlink>
-      <w:r>
-        <w:rPr>
-          <w:lang w:val="zh_TW" w:bidi="zh_TW"/>
-        </w:rPr>
-        <w:t>）</w:t>
-      </w:r>
-    </w:p>
-    <w:p>
-      <w:pPr/>
-      <w:r>
-        <w:rPr>
-          <w:lang w:val="zh_TW" w:bidi="zh_TW"/>
-        </w:rPr>
-      </w:r>
-      <w:r>
-        <w:rPr>
-          <w:lang w:val="zh_TW" w:bidi="zh_TW"/>
-        </w:rPr>
-        <w:t>在這個段落，保羅駁斥那錯誤教導說</w:t>
-      </w:r>
-      <w:r>
-        <w:rPr>
-          <w:lang w:val="zh_TW" w:bidi="zh_TW"/>
-        </w:rPr>
-        <w:t>主的日子現在到了</w:t>
-      </w:r>
-      <w:r>
-        <w:rPr>
-          <w:lang w:val="zh_TW" w:bidi="zh_TW"/>
-        </w:rPr>
-        <w:t>，強調在此之前，「</w:t>
-      </w:r>
-      <w:r>
-        <w:rPr>
-          <w:lang w:val="zh_TW" w:bidi="zh_TW"/>
-        </w:rPr>
-        <w:t>那大罪人</w:t>
-      </w:r>
-      <w:r>
-        <w:rPr>
-          <w:lang w:val="zh_TW" w:bidi="zh_TW"/>
-        </w:rPr>
-        <w:t>」必須被揭示，也就是所謂的敵基督（不過需要注意的是，新約中也提到「</w:t>
-      </w:r>
-      <w:r>
-        <w:rPr>
-          <w:lang w:val="zh_TW" w:bidi="zh_TW"/>
-        </w:rPr>
-        <w:t>好些敵基督</w:t>
-      </w:r>
-      <w:r>
-        <w:rPr>
-          <w:lang w:val="zh_TW" w:bidi="zh_TW"/>
-        </w:rPr>
-        <w:t>」和「</w:t>
-      </w:r>
-      <w:r>
-        <w:rPr>
-          <w:lang w:val="zh_TW" w:bidi="zh_TW"/>
-        </w:rPr>
-        <w:t>那</w:t>
-      </w:r>
-      <w:r>
-        <w:rPr>
-          <w:lang w:val="zh_TW" w:bidi="zh_TW"/>
-        </w:rPr>
-        <w:t>敵基督者的靈」——</w:t>
-      </w:r>
-      <w:hyperlink r:id="rId36">
-        <w:r>
-          <w:rPr>
-            <w:lang w:val="zh_TW" w:bidi="zh_TW"/>
-          </w:rPr>
-          <w:rPr>
-            <w:color w:val="0000EE"/>
-            <w:u w:val="single"/>
-          </w:rPr>
-          <w:t>約一2:18</w:t>
-        </w:r>
-      </w:hyperlink>
-      <w:r>
-        <w:rPr>
-          <w:lang w:val="zh_TW" w:bidi="zh_TW"/>
-        </w:rPr>
-        <w:t>，</w:t>
-      </w:r>
-      <w:hyperlink r:id="rId37">
-        <w:r>
-          <w:rPr>
-            <w:lang w:val="zh_TW" w:bidi="zh_TW"/>
-          </w:rPr>
-          <w:rPr>
-            <w:color w:val="0000EE"/>
-            <w:u w:val="single"/>
-          </w:rPr>
-          <w:t>4:3</w:t>
-        </w:r>
-      </w:hyperlink>
-      <w:r>
-        <w:rPr>
-          <w:lang w:val="zh_TW" w:bidi="zh_TW"/>
-        </w:rPr>
-        <w:t>）。保羅說：「</w:t>
-      </w:r>
-      <w:r>
-        <w:rPr>
-          <w:lang w:val="zh_TW" w:bidi="zh_TW"/>
-        </w:rPr>
-        <w:t>因為那日子以前，必有離道反教的事，並有那大罪人，就是沉淪之子，顯露出來</w:t>
-      </w:r>
-      <w:r>
-        <w:rPr>
-          <w:lang w:val="zh_TW" w:bidi="zh_TW"/>
-        </w:rPr>
-        <w:t>」（</w:t>
-      </w:r>
-      <w:hyperlink r:id="rId38">
-        <w:r>
-          <w:rPr>
-            <w:lang w:val="zh_TW" w:bidi="zh_TW"/>
-          </w:rPr>
-          <w:rPr>
-            <w:color w:val="0000EE"/>
-            <w:u w:val="single"/>
-          </w:rPr>
-          <w:t>帖後2:3</w:t>
-        </w:r>
-      </w:hyperlink>
-      <w:r>
-        <w:rPr>
-          <w:lang w:val="zh_TW" w:bidi="zh_TW"/>
-        </w:rPr>
-        <w:t>）。</w:t>
-      </w:r>
-    </w:p>
-    <w:p>
-      <w:pPr/>
-      <w:r>
-        <w:rPr>
-          <w:lang w:val="zh_TW" w:bidi="zh_TW"/>
-        </w:rPr>
-      </w:r>
-      <w:r>
-        <w:rPr>
-          <w:lang w:val="zh_TW" w:bidi="zh_TW"/>
-        </w:rPr>
-        <w:t>目前，不法的</w:t>
-      </w:r>
-      <w:r>
-        <w:rPr>
-          <w:lang w:val="zh_TW" w:bidi="zh_TW"/>
-        </w:rPr>
-        <w:t>隱意正</w:t>
-      </w:r>
-      <w:r>
-        <w:rPr>
-          <w:lang w:val="zh_TW" w:bidi="zh_TW"/>
-        </w:rPr>
-        <w:t>被</w:t>
-      </w:r>
-      <w:r>
-        <w:rPr>
-          <w:lang w:val="zh_TW" w:bidi="zh_TW"/>
-        </w:rPr>
-        <w:t>攔阻</w:t>
-      </w:r>
-      <w:r>
-        <w:rPr>
-          <w:lang w:val="zh_TW" w:bidi="zh_TW"/>
-        </w:rPr>
-        <w:t>（</w:t>
-      </w:r>
-      <w:hyperlink r:id="rId39">
-        <w:r>
-          <w:rPr>
-            <w:lang w:val="zh_TW" w:bidi="zh_TW"/>
-          </w:rPr>
-          <w:rPr>
-            <w:color w:val="0000EE"/>
-            <w:u w:val="single"/>
-          </w:rPr>
-          <w:t>6–7</w:t>
-        </w:r>
-      </w:hyperlink>
-      <w:r>
-        <w:rPr>
-          <w:lang w:val="zh_TW" w:bidi="zh_TW"/>
-        </w:rPr>
-        <w:t>節）；但在未來——就是在主再來之前，這種</w:t>
-      </w:r>
-      <w:r>
-        <w:rPr>
-          <w:lang w:val="zh_TW" w:bidi="zh_TW"/>
-        </w:rPr>
-        <w:t>攔阻</w:t>
-      </w:r>
-      <w:r>
-        <w:rPr>
-          <w:lang w:val="zh_TW" w:bidi="zh_TW"/>
-        </w:rPr>
-        <w:t>將被解除。換句話說，邪惡將徹底爆發。基督徒必須預備好面對極端邪惡的顯現，這種顯現會伴隨著「</w:t>
-      </w:r>
-      <w:r>
-        <w:rPr>
-          <w:lang w:val="zh_TW" w:bidi="zh_TW"/>
-        </w:rPr>
-        <w:t>一切虛假的奇事</w:t>
-      </w:r>
-      <w:r>
-        <w:rPr>
-          <w:lang w:val="zh_TW" w:bidi="zh_TW"/>
-        </w:rPr>
-        <w:t>」（</w:t>
-      </w:r>
-      <w:hyperlink r:id="rId40">
-        <w:r>
-          <w:rPr>
-            <w:lang w:val="zh_TW" w:bidi="zh_TW"/>
-          </w:rPr>
-          <w:rPr>
-            <w:color w:val="0000EE"/>
-            <w:u w:val="single"/>
-          </w:rPr>
-          <w:t>9</w:t>
-        </w:r>
-      </w:hyperlink>
-      <w:r>
-        <w:rPr>
-          <w:lang w:val="zh_TW" w:bidi="zh_TW"/>
-        </w:rPr>
-        <w:t>節），許多人將因此被欺騙。基督的再來將帶來邪惡的終結，並審判那些敵擋真理、樂於不義之人。</w:t>
-      </w:r>
-    </w:p>
-    <w:p>
-      <w:pPr>
-        <w:pStyle w:val="Heading4"/>
-      </w:pPr>
-      <w:r>
-        <w:rPr>
-          <w:lang w:val="zh_TW" w:bidi="zh_TW"/>
-        </w:rPr>
-        <w:t>更新的感恩、鼓勵和禱告（</w:t>
-      </w:r>
-      <w:hyperlink r:id="rId41">
-        <w:r>
-          <w:rPr>
-            <w:lang w:val="zh_TW" w:bidi="zh_TW"/>
-          </w:rPr>
-          <w:rPr>
-            <w:color w:val="0000EE"/>
-            <w:u w:val="single"/>
-          </w:rPr>
-          <w:t>2:13–3:5</w:t>
-        </w:r>
-      </w:hyperlink>
-      <w:r>
-        <w:rPr>
-          <w:lang w:val="zh_TW" w:bidi="zh_TW"/>
-        </w:rPr>
-        <w:t>）</w:t>
-      </w:r>
-    </w:p>
-    <w:p>
-      <w:pPr/>
-      <w:r>
-        <w:rPr>
-          <w:lang w:val="zh_TW" w:bidi="zh_TW"/>
-        </w:rPr>
-      </w:r>
-      <w:r>
-        <w:rPr>
-          <w:lang w:val="zh_TW" w:bidi="zh_TW"/>
-        </w:rPr>
-        <w:t>保羅討論邪惡力量對人們生活的影響之後，他感謝神的靈在帖撒羅尼迦基督徒生活中工作。他勉勵他們持守自己所教導的一切，無論是親身教導還是以書信傳遞的信息。保羅的禱告是求這位賜安慰與盼望的神，使他們在一切善行與</w:t>
-      </w:r>
-      <w:r>
-        <w:rPr>
-          <w:lang w:val="zh_TW" w:bidi="zh_TW"/>
-        </w:rPr>
-        <w:t>善言</w:t>
-      </w:r>
-      <w:r>
-        <w:rPr>
-          <w:lang w:val="zh_TW" w:bidi="zh_TW"/>
-        </w:rPr>
-        <w:t>上</w:t>
-      </w:r>
-      <w:r>
-        <w:rPr>
-          <w:lang w:val="zh_TW" w:bidi="zh_TW"/>
-        </w:rPr>
-        <w:t>堅固</w:t>
-      </w:r>
-      <w:r>
-        <w:rPr>
-          <w:lang w:val="zh_TW" w:bidi="zh_TW"/>
-        </w:rPr>
-        <w:t>他們。他也表達自己需要他們的禱告，希望神能繼續使他所傳講的道興旺，並保守他脫離惡人的手。又求神保守帖撒羅尼迦的基督徒，讓他們可以確信神的信實。保羅為他們禱告，願他們在所學之道上堅定不移，被引導進入神的愛與基督所賜的忍耐之中。</w:t>
-      </w:r>
-    </w:p>
-    <w:p>
-      <w:pPr>
-        <w:pStyle w:val="Heading4"/>
-      </w:pPr>
-      <w:r>
-        <w:rPr>
-          <w:b/>
-          <w:lang w:val="zh_TW" w:bidi="zh_TW"/>
-        </w:rPr>
-        <w:t>警告不守規矩與懶惰的人</w:t>
-      </w:r>
-      <w:r>
-        <w:rPr>
-          <w:lang w:val="zh_TW" w:bidi="zh_TW"/>
-        </w:rPr>
-        <w:t>（</w:t>
-      </w:r>
-      <w:hyperlink r:id="rId42">
-        <w:r>
-          <w:rPr>
-            <w:lang w:val="zh_TW" w:bidi="zh_TW"/>
-          </w:rPr>
-          <w:rPr>
-            <w:color w:val="0000EE"/>
-            <w:u w:val="single"/>
-          </w:rPr>
-          <w:t>3:6–15</w:t>
-        </w:r>
-      </w:hyperlink>
-      <w:r>
-        <w:rPr>
-          <w:lang w:val="zh_TW" w:bidi="zh_TW"/>
-        </w:rPr>
-        <w:t>）</w:t>
-      </w:r>
-    </w:p>
-    <w:p>
-      <w:pPr/>
-      <w:r>
-        <w:rPr>
-          <w:lang w:val="zh_TW" w:bidi="zh_TW"/>
-        </w:rPr>
-      </w:r>
-      <w:r>
-        <w:rPr>
-          <w:lang w:val="zh_TW" w:bidi="zh_TW"/>
-        </w:rPr>
-        <w:t>保羅寫作的另一個特別目的，是強調基督徒的生活不應懶惰。他不僅這樣教導，也以自己的生活作為榜樣。基督徒應該「</w:t>
-      </w:r>
-      <w:r>
-        <w:rPr>
-          <w:lang w:val="zh_TW" w:bidi="zh_TW"/>
-        </w:rPr>
-        <w:t>安靜做工，吃自己的飯」</w:t>
-      </w:r>
-      <w:r>
-        <w:rPr>
-          <w:lang w:val="zh_TW" w:bidi="zh_TW"/>
-        </w:rPr>
-        <w:t>，並且「</w:t>
-      </w:r>
-      <w:r>
-        <w:rPr>
-          <w:lang w:val="zh_TW" w:bidi="zh_TW"/>
-        </w:rPr>
-        <w:t>行善不可喪志</w:t>
-      </w:r>
-      <w:r>
-        <w:rPr>
-          <w:lang w:val="zh_TW" w:bidi="zh_TW"/>
-        </w:rPr>
-        <w:t>」（</w:t>
-      </w:r>
-      <w:hyperlink r:id="rId43">
-        <w:r>
-          <w:rPr>
-            <w:lang w:val="zh_TW" w:bidi="zh_TW"/>
-          </w:rPr>
-          <w:rPr>
-            <w:color w:val="0000EE"/>
-            <w:u w:val="single"/>
-          </w:rPr>
-          <w:t>12–13</w:t>
-        </w:r>
-      </w:hyperlink>
-      <w:r>
-        <w:rPr>
-          <w:lang w:val="zh_TW" w:bidi="zh_TW"/>
-        </w:rPr>
-        <w:t>節）。基督徒不應與拒絕這教導的人來往，但應當以弟兄的身份勸戒，而不是將他們視為敵人。</w:t>
-      </w:r>
-    </w:p>
-    <w:p>
-      <w:pPr>
-        <w:pStyle w:val="Heading4"/>
-      </w:pPr>
-      <w:r>
-        <w:rPr>
-          <w:lang w:val="zh_TW" w:bidi="zh_TW"/>
-        </w:rPr>
-        <w:t>結論（</w:t>
-      </w:r>
-      <w:hyperlink r:id="rId44">
-        <w:r>
-          <w:rPr>
-            <w:lang w:val="zh_TW" w:bidi="zh_TW"/>
-          </w:rPr>
-          <w:rPr>
-            <w:color w:val="0000EE"/>
-            <w:u w:val="single"/>
-          </w:rPr>
-          <w:t>3:16–18</w:t>
-        </w:r>
-      </w:hyperlink>
-      <w:r>
-        <w:rPr>
-          <w:lang w:val="zh_TW" w:bidi="zh_TW"/>
-        </w:rPr>
-        <w:t>）</w:t>
-      </w:r>
-    </w:p>
-    <w:p>
-      <w:pPr/>
-      <w:r>
-        <w:rPr>
-          <w:lang w:val="zh_TW" w:bidi="zh_TW"/>
-        </w:rPr>
-      </w:r>
-      <w:r>
-        <w:rPr>
-          <w:lang w:val="zh_TW" w:bidi="zh_TW"/>
-        </w:rPr>
-        <w:t>保羅以禱告求恩典與平安，並親筆署名，為書信畫下句點。他在第</w:t>
-      </w:r>
-      <w:hyperlink r:id="rId14">
-        <w:r>
-          <w:rPr>
-            <w:lang w:val="zh_TW" w:bidi="zh_TW"/>
-          </w:rPr>
-          <w:rPr>
-            <w:color w:val="0000EE"/>
-            <w:u w:val="single"/>
-          </w:rPr>
-          <w:t>17</w:t>
-        </w:r>
-      </w:hyperlink>
-      <w:r>
-        <w:rPr>
-          <w:lang w:val="zh_TW" w:bidi="zh_TW"/>
-        </w:rPr>
-        <w:t>節提到親筆寫信，這很可能是指在此之前，他一直由他人代筆，而這最後的部分則由他親自寫下（參</w:t>
-      </w:r>
-      <w:hyperlink r:id="rId45">
-        <w:r>
-          <w:rPr>
-            <w:lang w:val="zh_TW" w:bidi="zh_TW"/>
-          </w:rPr>
-          <w:rPr>
-            <w:color w:val="0000EE"/>
-            <w:u w:val="single"/>
-          </w:rPr>
-          <w:t>林前16:21</w:t>
-        </w:r>
-      </w:hyperlink>
-      <w:r>
-        <w:rPr>
-          <w:lang w:val="zh_TW" w:bidi="zh_TW"/>
-        </w:rPr>
-        <w:t>；</w:t>
-      </w:r>
-      <w:hyperlink r:id="rId46">
-        <w:r>
-          <w:rPr>
-            <w:lang w:val="zh_TW" w:bidi="zh_TW"/>
-          </w:rPr>
-          <w:rPr>
-            <w:color w:val="0000EE"/>
-            <w:u w:val="single"/>
-          </w:rPr>
-          <w:t>西4:18</w:t>
-        </w:r>
-      </w:hyperlink>
-      <w:r>
-        <w:rPr>
-          <w:lang w:val="zh_TW" w:bidi="zh_TW"/>
-        </w:rPr>
-        <w:t>）。</w:t>
-      </w:r>
-    </w:p>
-    <w:p>
-      <w:pPr/>
-      <w:r>
-        <w:rPr>
-          <w:lang w:val="zh_TW" w:bidi="zh_TW"/>
-        </w:rPr>
-      </w:r>
-      <w:r>
-        <w:rPr>
           <w:i/>
           <w:lang w:val="zh_TW" w:bidi="zh_TW"/>
         </w:rPr>
@@ -1758,236 +6718,7 @@
         <w:rPr>
           <w:lang w:val="zh_TW" w:bidi="zh_TW"/>
         </w:rPr>
-        <w:t>末世論</w:t>
-      </w:r>
-      <w:r>
-        <w:rPr>
-          <w:lang w:val="zh_TW" w:bidi="zh_TW"/>
-        </w:rPr>
-        <w:t>，</w:t>
-      </w:r>
-      <w:r>
-        <w:rPr>
-          <w:lang w:val="zh_TW" w:bidi="zh_TW"/>
-        </w:rPr>
-        <w:t>使徒保羅</w:t>
-      </w:r>
-      <w:r>
-        <w:rPr>
-          <w:lang w:val="zh_TW" w:bidi="zh_TW"/>
-        </w:rPr>
-        <w:t>，</w:t>
-      </w:r>
-      <w:r>
-        <w:rPr>
-          <w:lang w:val="zh_TW" w:bidi="zh_TW"/>
-        </w:rPr>
-        <w:t>基督的再來</w:t>
-      </w:r>
-      <w:r>
-        <w:rPr>
-          <w:lang w:val="zh_TW" w:bidi="zh_TW"/>
-        </w:rPr>
-        <w:t>，</w:t>
-      </w:r>
-      <w:r>
-        <w:rPr>
-          <w:lang w:val="zh_TW" w:bidi="zh_TW"/>
-        </w:rPr>
-        <w:t>帖撒羅尼迦前書</w:t>
-      </w:r>
-      <w:r>
-        <w:rPr>
-          <w:lang w:val="zh_TW" w:bidi="zh_TW"/>
-        </w:rPr>
-        <w:t>，</w:t>
-      </w:r>
-      <w:r>
-        <w:rPr>
-          <w:lang w:val="zh_TW" w:bidi="zh_TW"/>
-        </w:rPr>
-        <w:t>帖撒羅尼迦</w:t>
-      </w:r>
-      <w:r>
-        <w:rPr>
-          <w:lang w:val="zh_TW" w:bidi="zh_TW"/>
-        </w:rPr>
-        <w:t>。</w:t>
-      </w:r>
-      <w:r>
-        <w:rPr>
-          <w:lang w:val="zh_TW" w:bidi="zh_TW"/>
-        </w:rPr>
-      </w:r>
-      <w:r>
-        <w:rPr>
-          <w:lang w:val="zh_TW" w:bidi="zh_TW"/>
-        </w:rPr>
-      </w:r>
-    </w:p>
-    <w:p>
-      <w:pPr/>
-      <w:r>
-        <w:rPr>
-          <w:lang w:val="zh_TW" w:bidi="zh_TW"/>
-        </w:rPr>
-      </w:r>
-    </w:p>
-    <w:p>
-      <w:pPr>
-        <w:pStyle w:val="Heading2"/>
-      </w:pPr>
-      <w:r>
-        <w:rPr>
-          <w:lang w:val="zh_TW" w:bidi="zh_TW"/>
-        </w:rPr>
-        <w:t>鐵匠</w:t>
-      </w:r>
-      <w:r>
-        <w:rPr>
-          <w:lang w:val="zh_TW" w:bidi="zh_TW"/>
-        </w:rPr>
-      </w:r>
-    </w:p>
-    <w:p>
-      <w:pPr/>
-      <w:r>
-        <w:rPr>
-          <w:lang w:val="zh_TW" w:bidi="zh_TW"/>
-        </w:rPr>
-      </w:r>
-      <w:r>
-        <w:rPr>
-          <w:lang w:val="zh_TW" w:bidi="zh_TW"/>
-        </w:rPr>
-        <w:t>一般從事鐵製品加工的工匠（</w:t>
-      </w:r>
-      <w:hyperlink r:id="rId47">
-        <w:r>
-          <w:rPr>
-            <w:lang w:val="zh_TW" w:bidi="zh_TW"/>
-          </w:rPr>
-          <w:rPr>
-            <w:color w:val="0000EE"/>
-            <w:u w:val="single"/>
-          </w:rPr>
-          <w:t>賽44:12</w:t>
-        </w:r>
-      </w:hyperlink>
-      <w:r>
-        <w:rPr>
-          <w:lang w:val="zh_TW" w:bidi="zh_TW"/>
-        </w:rPr>
-        <w:t>），也就是打鐵的匠人。土八‧該隱（</w:t>
-      </w:r>
-      <w:hyperlink r:id="rId48">
-        <w:r>
-          <w:rPr>
-            <w:lang w:val="zh_TW" w:bidi="zh_TW"/>
-          </w:rPr>
-          <w:rPr>
-            <w:color w:val="0000EE"/>
-            <w:u w:val="single"/>
-          </w:rPr>
-          <w:t>創4:22</w:t>
-        </w:r>
-      </w:hyperlink>
-      <w:r>
-        <w:rPr>
-          <w:lang w:val="zh_TW" w:bidi="zh_TW"/>
-        </w:rPr>
-        <w:t>）是聖經裡第一位從事鐵匠的人。在以色列，人們大約在公元前11世紀開始廣泛認識和使用鐵（</w:t>
-      </w:r>
-      <w:hyperlink r:id="rId49">
-        <w:r>
-          <w:rPr>
-            <w:lang w:val="zh_TW" w:bidi="zh_TW"/>
-          </w:rPr>
-          <w:rPr>
-            <w:color w:val="0000EE"/>
-            <w:u w:val="single"/>
-          </w:rPr>
-          <w:t>申3:11</w:t>
-        </w:r>
-      </w:hyperlink>
-      <w:r>
-        <w:rPr>
-          <w:lang w:val="zh_TW" w:bidi="zh_TW"/>
-        </w:rPr>
-        <w:t>；</w:t>
-      </w:r>
-      <w:hyperlink r:id="rId50">
-        <w:r>
-          <w:rPr>
-            <w:lang w:val="zh_TW" w:bidi="zh_TW"/>
-          </w:rPr>
-          <w:rPr>
-            <w:color w:val="0000EE"/>
-            <w:u w:val="single"/>
-          </w:rPr>
-          <w:t>書6:19、24，</w:t>
-        </w:r>
-      </w:hyperlink>
-      <w:hyperlink r:id="rId51">
-        <w:r>
-          <w:rPr>
-            <w:lang w:val="zh_TW" w:bidi="zh_TW"/>
-          </w:rPr>
-          <w:rPr>
-            <w:color w:val="0000EE"/>
-            <w:u w:val="single"/>
-          </w:rPr>
-          <w:t>17:16</w:t>
-        </w:r>
-      </w:hyperlink>
-      <w:r>
-        <w:rPr>
-          <w:lang w:val="zh_TW" w:bidi="zh_TW"/>
-        </w:rPr>
-        <w:t>；</w:t>
-      </w:r>
-      <w:hyperlink r:id="rId52">
-        <w:r>
-          <w:rPr>
-            <w:lang w:val="zh_TW" w:bidi="zh_TW"/>
-          </w:rPr>
-          <w:rPr>
-            <w:color w:val="0000EE"/>
-            <w:u w:val="single"/>
-          </w:rPr>
-          <w:t>士1:19，</w:t>
-        </w:r>
-      </w:hyperlink>
-      <w:hyperlink r:id="rId53">
-        <w:r>
-          <w:rPr>
-            <w:lang w:val="zh_TW" w:bidi="zh_TW"/>
-          </w:rPr>
-          <w:rPr>
-            <w:color w:val="0000EE"/>
-            <w:u w:val="single"/>
-          </w:rPr>
-          <w:t>4:3、13</w:t>
-        </w:r>
-      </w:hyperlink>
-      <w:r>
-        <w:rPr>
-          <w:lang w:val="zh_TW" w:bidi="zh_TW"/>
-        </w:rPr>
-        <w:t>）。</w:t>
-      </w:r>
-      <w:r>
-        <w:rPr>
-          <w:i/>
-          <w:lang w:val="zh_TW" w:bidi="zh_TW"/>
-        </w:rPr>
-        <w:t>見</w:t>
-      </w:r>
-      <w:r>
-        <w:rPr>
-          <w:lang w:val="zh_TW" w:bidi="zh_TW"/>
-        </w:rPr>
-        <w:t>礦物和金屬</w:t>
+        <w:t>占星術</w:t>
       </w:r>
       <w:r>
         <w:rPr>
@@ -3902,6 +8633,36 @@
       <w:startOverride w:val="1"/>
     </w:lvlOverride>
   </w:num>
+  <w:num w:numId="15">
+    <w:abstractNumId w:val="3"/>
+    <w:lvlOverride w:ilvl="0">
+      <w:startOverride w:val="1"/>
+    </w:lvlOverride>
+  </w:num>
+  <w:num w:numId="16">
+    <w:abstractNumId w:val="3"/>
+    <w:lvlOverride w:ilvl="0">
+      <w:startOverride w:val="1"/>
+    </w:lvlOverride>
+  </w:num>
+  <w:num w:numId="17">
+    <w:abstractNumId w:val="3"/>
+    <w:lvlOverride w:ilvl="0">
+      <w:startOverride w:val="1"/>
+    </w:lvlOverride>
+  </w:num>
+  <w:num w:numId="18">
+    <w:abstractNumId w:val="3"/>
+    <w:lvlOverride w:ilvl="0">
+      <w:startOverride w:val="1"/>
+    </w:lvlOverride>
+  </w:num>
+  <w:num w:numId="19">
+    <w:abstractNumId w:val="3"/>
+    <w:lvlOverride w:ilvl="0">
+      <w:startOverride w:val="1"/>
+    </w:lvlOverride>
+  </w:num>
   <w:numIdMacAtCleanup w:val="10"/>
 </w:numbering>
 </file>

--- a/zht/docx/157.content.docx
+++ b/zht/docx/157.content.docx
@@ -149,7 +149,7 @@
         <w:rPr>
           <w:lang w:val="zh_TW" w:bidi="zh_TW"/>
         </w:rPr>
-        <w:t>ta</w:t>
+        <w:t>shuo</w:t>
       </w:r>
       <w:r>
         <w:rPr>
@@ -212,7 +212,7 @@
         <w:rPr>
           <w:lang w:val="zh_TW" w:bidi="zh_TW"/>
         </w:rPr>
-        <w:t>他拉 (人物)</w:t>
+        <w:t>朔巴</w:t>
       </w:r>
       <w:r>
         <w:rPr>
@@ -221,7 +221,15 @@
       </w:r>
     </w:p>
     <w:p>
-      <w:pPr/>
+      <w:pPr>
+        <w:pStyle w:val="ListNumber"/>
+        <w:numPr>
+          <w:ilvl w:val="0"/>
+          <w:numId w:val="14"/>
+        </w:numPr>
+        <w:spacing w:line="240" w:lineRule="auto"/>
+        <w:ind w:left="720"/>
+      </w:pPr>
       <w:r>
         <w:rPr>
           <w:lang w:val="zh_TW" w:bidi="zh_TW"/>
@@ -231,7 +239,7 @@
         <w:rPr>
           <w:lang w:val="zh_TW" w:bidi="zh_TW"/>
         </w:rPr>
-        <w:t>他是亞伯蘭（亞伯拉罕）、拿鶴和哈蘭的父親（</w:t>
+        <w:t>以東地何利人西珥的七個兒子之一（</w:t>
       </w:r>
       <w:hyperlink r:id="rId13">
         <w:r>
@@ -242,7 +250,7 @@
             <w:color w:val="0000EE"/>
             <w:u w:val="single"/>
           </w:rPr>
-          <w:t>創11:26</w:t>
+          <w:t>創36:20</w:t>
         </w:r>
       </w:hyperlink>
       <w:r>
@@ -260,14 +268,14 @@
             <w:color w:val="0000EE"/>
             <w:u w:val="single"/>
           </w:rPr>
-          <w:t>代上1:26</w:t>
+          <w:t>代上1:38</w:t>
         </w:r>
       </w:hyperlink>
       <w:r>
         <w:rPr>
           <w:lang w:val="zh_TW" w:bidi="zh_TW"/>
         </w:rPr>
-        <w:t>；</w:t>
+        <w:t>）。朔巴有五個兒子（</w:t>
       </w:r>
       <w:hyperlink r:id="rId15">
         <w:r>
@@ -278,7 +286,43 @@
             <w:color w:val="0000EE"/>
             <w:u w:val="single"/>
           </w:rPr>
-          <w:t>路3:34</w:t>
+          <w:t>創36:23</w:t>
+        </w:r>
+      </w:hyperlink>
+      <w:r>
+        <w:rPr>
+          <w:lang w:val="zh_TW" w:bidi="zh_TW"/>
+        </w:rPr>
+        <w:t>；</w:t>
+      </w:r>
+      <w:hyperlink r:id="rId16">
+        <w:r>
+          <w:rPr>
+            <w:lang w:val="zh_TW" w:bidi="zh_TW"/>
+          </w:rPr>
+          <w:rPr>
+            <w:color w:val="0000EE"/>
+            <w:u w:val="single"/>
+          </w:rPr>
+          <w:t>代上1:40</w:t>
+        </w:r>
+      </w:hyperlink>
+      <w:r>
+        <w:rPr>
+          <w:lang w:val="zh_TW" w:bidi="zh_TW"/>
+        </w:rPr>
+        <w:t>），並成為何利人的族長之一（</w:t>
+      </w:r>
+      <w:hyperlink r:id="rId17">
+        <w:r>
+          <w:rPr>
+            <w:lang w:val="zh_TW" w:bidi="zh_TW"/>
+          </w:rPr>
+          <w:rPr>
+            <w:color w:val="0000EE"/>
+            <w:u w:val="single"/>
+          </w:rPr>
+          <w:t>創36:29</w:t>
         </w:r>
       </w:hyperlink>
       <w:r>
@@ -289,7 +333,11 @@
       </w:r>
     </w:p>
     <w:p>
-      <w:pPr/>
+      <w:pPr>
+        <w:pStyle w:val="ListNumber"/>
+        <w:spacing w:line="240" w:lineRule="auto"/>
+        <w:ind w:left="720"/>
+      </w:pPr>
       <w:r>
         <w:rPr>
           <w:lang w:val="zh_TW" w:bidi="zh_TW"/>
@@ -299,9 +347,9 @@
         <w:rPr>
           <w:lang w:val="zh_TW" w:bidi="zh_TW"/>
         </w:rPr>
-        <w:t>在提到他拉的兒子時，亞伯蘭雖位列第一，但他很可能並不是長子。聖經記載他拉在70歲時，生了亞伯蘭、拿鶴和哈蘭（</w:t>
+        <w:t>戶珥的兒子，哈羅以的父親，也是基列‧耶琳諸宗族的始祖（</w:t>
       </w:r>
-      <w:hyperlink r:id="rId13">
+      <w:hyperlink r:id="rId18">
         <w:r>
           <w:rPr>
             <w:lang w:val="zh_TW" w:bidi="zh_TW"/>
@@ -310,43 +358,7 @@
             <w:color w:val="0000EE"/>
             <w:u w:val="single"/>
           </w:rPr>
-          <w:t>創11:26</w:t>
-        </w:r>
-      </w:hyperlink>
-      <w:r>
-        <w:rPr>
-          <w:lang w:val="zh_TW" w:bidi="zh_TW"/>
-        </w:rPr>
-        <w:t>）。根據新約聖經的記載，亞伯蘭是在他父親去世後才離開哈蘭的，當時亞伯蘭75歲（</w:t>
-      </w:r>
-      <w:hyperlink r:id="rId16">
-        <w:r>
-          <w:rPr>
-            <w:lang w:val="zh_TW" w:bidi="zh_TW"/>
-          </w:rPr>
-          <w:rPr>
-            <w:color w:val="0000EE"/>
-            <w:u w:val="single"/>
-          </w:rPr>
-          <w:t>創12:4</w:t>
-        </w:r>
-      </w:hyperlink>
-      <w:r>
-        <w:rPr>
-          <w:lang w:val="zh_TW" w:bidi="zh_TW"/>
-        </w:rPr>
-        <w:t>；</w:t>
-      </w:r>
-      <w:hyperlink r:id="rId17">
-        <w:r>
-          <w:rPr>
-            <w:lang w:val="zh_TW" w:bidi="zh_TW"/>
-          </w:rPr>
-          <w:rPr>
-            <w:color w:val="0000EE"/>
-            <w:u w:val="single"/>
-          </w:rPr>
-          <w:t>徒7:4</w:t>
+          <w:t>代上2:50–52</w:t>
         </w:r>
       </w:hyperlink>
       <w:r>
@@ -357,7 +369,11 @@
       </w:r>
     </w:p>
     <w:p>
-      <w:pPr/>
+      <w:pPr>
+        <w:pStyle w:val="ListNumber"/>
+        <w:spacing w:line="240" w:lineRule="auto"/>
+        <w:ind w:left="720"/>
+      </w:pPr>
       <w:r>
         <w:rPr>
           <w:lang w:val="zh_TW" w:bidi="zh_TW"/>
@@ -367,25 +383,7 @@
         <w:rPr>
           <w:lang w:val="zh_TW" w:bidi="zh_TW"/>
         </w:rPr>
-        <w:t>他拉去世時是205歲（</w:t>
-      </w:r>
-      <w:hyperlink r:id="rId18">
-        <w:r>
-          <w:rPr>
-            <w:lang w:val="zh_TW" w:bidi="zh_TW"/>
-          </w:rPr>
-          <w:rPr>
-            <w:color w:val="0000EE"/>
-            <w:u w:val="single"/>
-          </w:rPr>
-          <w:t>創11:32</w:t>
-        </w:r>
-      </w:hyperlink>
-      <w:r>
-        <w:rPr>
-          <w:lang w:val="zh_TW" w:bidi="zh_TW"/>
-        </w:rPr>
-        <w:t>）。這推算在他拉生亞伯蘭時，他拉至少已經130歲。他拉啟程前往迦南，但他在抵達哈蘭後便停留在那裡，未能繼續前行（</w:t>
+        <w:t>猶大的五個兒子之一，也是利亞雅的父親（</w:t>
       </w:r>
       <w:hyperlink r:id="rId19">
         <w:r>
@@ -396,1064 +394,14 @@
             <w:color w:val="0000EE"/>
             <w:u w:val="single"/>
           </w:rPr>
-          <w:t>創11:31–32</w:t>
+          <w:t>代上4:1–2</w:t>
         </w:r>
       </w:hyperlink>
       <w:r>
         <w:rPr>
           <w:lang w:val="zh_TW" w:bidi="zh_TW"/>
         </w:rPr>
-        <w:t>）。亞伯蘭隨後在哈蘭領受了神的命令，要求他離開親族，繼續前往迦南（</w:t>
-      </w:r>
-      <w:hyperlink r:id="rId20">
-        <w:r>
-          <w:rPr>
-            <w:lang w:val="zh_TW" w:bidi="zh_TW"/>
-          </w:rPr>
-          <w:rPr>
-            <w:color w:val="0000EE"/>
-            <w:u w:val="single"/>
-          </w:rPr>
-          <w:t>創12:1</w:t>
-        </w:r>
-      </w:hyperlink>
-      <w:r>
-        <w:rPr>
-          <w:lang w:val="zh_TW" w:bidi="zh_TW"/>
-        </w:rPr>
-        <w:t>）。</w:t>
-      </w:r>
-    </w:p>
-    <w:p>
-      <w:pPr/>
-      <w:r>
-        <w:rPr>
-          <w:lang w:val="zh_TW" w:bidi="zh_TW"/>
-        </w:rPr>
-      </w:r>
-      <w:r>
-        <w:rPr>
-          <w:i/>
-          <w:lang w:val="zh_TW" w:bidi="zh_TW"/>
-        </w:rPr>
-        <w:t>另見</w:t>
-      </w:r>
-      <w:r>
-        <w:rPr>
-          <w:lang w:val="zh_TW" w:bidi="zh_TW"/>
-        </w:rPr>
-        <w:t>亞伯拉罕</w:t>
-      </w:r>
-      <w:r>
-        <w:rPr>
-          <w:lang w:val="zh_TW" w:bidi="zh_TW"/>
-        </w:rPr>
-        <w:t>。</w:t>
-      </w:r>
-      <w:r>
-        <w:rPr>
-          <w:lang w:val="zh_TW" w:bidi="zh_TW"/>
-        </w:rPr>
-      </w:r>
-      <w:r>
-        <w:rPr>
-          <w:lang w:val="zh_TW" w:bidi="zh_TW"/>
-        </w:rPr>
-      </w:r>
-    </w:p>
-    <w:p>
-      <w:pPr/>
-      <w:r>
-        <w:rPr>
-          <w:lang w:val="zh_TW" w:bidi="zh_TW"/>
-        </w:rPr>
-      </w:r>
-    </w:p>
-    <w:p>
-      <w:pPr>
-        <w:pStyle w:val="Heading2"/>
-      </w:pPr>
-      <w:r>
-        <w:rPr>
-          <w:lang w:val="zh_TW" w:bidi="zh_TW"/>
-        </w:rPr>
-        <w:t>他泊山</w:t>
-      </w:r>
-      <w:r>
-        <w:rPr>
-          <w:lang w:val="zh_TW" w:bidi="zh_TW"/>
-        </w:rPr>
-      </w:r>
-    </w:p>
-    <w:p>
-      <w:pPr/>
-      <w:r>
-        <w:rPr>
-          <w:lang w:val="zh_TW" w:bidi="zh_TW"/>
-        </w:rPr>
-      </w:r>
-      <w:r>
-        <w:rPr>
-          <w:lang w:val="zh_TW" w:bidi="zh_TW"/>
-        </w:rPr>
-        <w:t>下加利利地區一座重要山崗，位於耶斯列谷的東北區域。他泊山位於拿撒勒以東約六英里（9.7公里），從周圍的平地突然升起。雖然他泊山在該地區不是最高的山，海拔只有587.9米（1,929英尺），但他泊山是一個重要的地標。</w:t>
-      </w:r>
-    </w:p>
-    <w:p>
-      <w:pPr/>
-      <w:r>
-        <w:rPr>
-          <w:lang w:val="zh_TW" w:bidi="zh_TW"/>
-        </w:rPr>
-      </w:r>
-      <w:r>
-        <w:rPr>
-          <w:lang w:val="zh_TW" w:bidi="zh_TW"/>
-        </w:rPr>
-        <w:t>他泊山界定了以薩迦支派（Issachar）西部的邊界（</w:t>
-      </w:r>
-      <w:hyperlink r:id="rId21">
-        <w:r>
-          <w:rPr>
-            <w:lang w:val="zh_TW" w:bidi="zh_TW"/>
-          </w:rPr>
-          <w:rPr>
-            <w:color w:val="0000EE"/>
-            <w:u w:val="single"/>
-          </w:rPr>
-          <w:t>約書亞記19:22</w:t>
-        </w:r>
-      </w:hyperlink>
-      <w:r>
-        <w:rPr>
-          <w:lang w:val="zh_TW" w:bidi="zh_TW"/>
-        </w:rPr>
-        <w:t>）。它是跨地區的海岸公路——馬里斯大道（Via Maris）上有用的導航工具。這條公路經過加利利的米吉多，通往夏瑣。他泊山有時與遠在北方的黑門山相比（</w:t>
-      </w:r>
-      <w:hyperlink r:id="rId22">
-        <w:r>
-          <w:rPr>
-            <w:lang w:val="zh_TW" w:bidi="zh_TW"/>
-          </w:rPr>
-          <w:rPr>
-            <w:color w:val="0000EE"/>
-            <w:u w:val="single"/>
-          </w:rPr>
-          <w:t>詩篇89:12</w:t>
-        </w:r>
-      </w:hyperlink>
-      <w:r>
-        <w:rPr>
-          <w:lang w:val="zh_TW" w:bidi="zh_TW"/>
-        </w:rPr>
-        <w:t>；比較</w:t>
-      </w:r>
-      <w:hyperlink r:id="rId23">
-        <w:r>
-          <w:rPr>
-            <w:lang w:val="zh_TW" w:bidi="zh_TW"/>
-          </w:rPr>
-          <w:rPr>
-            <w:color w:val="0000EE"/>
-            <w:u w:val="single"/>
-          </w:rPr>
-          <w:t>耶利米書46:18</w:t>
-        </w:r>
-      </w:hyperlink>
-      <w:r>
-        <w:rPr>
-          <w:lang w:val="zh_TW" w:bidi="zh_TW"/>
-        </w:rPr>
-        <w:t>）。</w:t>
-      </w:r>
-    </w:p>
-    <w:p>
-      <w:pPr>
-        <w:pStyle w:val="Heading3"/>
-      </w:pPr>
-      <w:r>
-        <w:rPr>
-          <w:lang w:val="zh_TW" w:bidi="zh_TW"/>
-        </w:rPr>
-        <w:t>在他泊山發生了哪些重要事件？</w:t>
-      </w:r>
-    </w:p>
-    <w:p>
-      <w:pPr/>
-      <w:r>
-        <w:rPr>
-          <w:lang w:val="zh_TW" w:bidi="zh_TW"/>
-        </w:rPr>
-      </w:r>
-      <w:r>
-        <w:rPr>
-          <w:lang w:val="zh_TW" w:bidi="zh_TW"/>
-        </w:rPr>
-        <w:t>在舊約聖經中，在士師記中，當底波拉和巴拉與迦南人的軍隊作戰時，提到了他泊山。來自夏瑣的迦南軍隊指揮官西西拉率領軍隊（</w:t>
-      </w:r>
-      <w:hyperlink r:id="rId24">
-        <w:r>
-          <w:rPr>
-            <w:lang w:val="zh_TW" w:bidi="zh_TW"/>
-          </w:rPr>
-          <w:rPr>
-            <w:color w:val="0000EE"/>
-            <w:u w:val="single"/>
-          </w:rPr>
-          <w:t>士師記4:1–24</w:t>
-        </w:r>
-      </w:hyperlink>
-      <w:r>
-        <w:rPr>
-          <w:lang w:val="zh_TW" w:bidi="zh_TW"/>
-        </w:rPr>
-        <w:t>）。巴拉的部隊來自附近的拿弗他利和西布倫支派，會合於他泊山。在底波拉的命令下，以色列人對西西拉發動了一場成功的戰役。基甸最終在他泊山面對殺害他兄弟的米甸王西巴和撒慕拿（</w:t>
-      </w:r>
-      <w:hyperlink r:id="rId25">
-        <w:r>
-          <w:rPr>
-            <w:lang w:val="zh_TW" w:bidi="zh_TW"/>
-          </w:rPr>
-          <w:rPr>
-            <w:color w:val="0000EE"/>
-            <w:u w:val="single"/>
-          </w:rPr>
-          <w:t>士師記8:18</w:t>
-        </w:r>
-      </w:hyperlink>
-      <w:r>
-        <w:rPr>
-          <w:lang w:val="zh_TW" w:bidi="zh_TW"/>
-        </w:rPr>
-        <w:t>）。</w:t>
-      </w:r>
-    </w:p>
-    <w:p>
-      <w:pPr/>
-      <w:r>
-        <w:rPr>
-          <w:lang w:val="zh_TW" w:bidi="zh_TW"/>
-        </w:rPr>
-      </w:r>
-      <w:r>
-        <w:rPr>
-          <w:lang w:val="zh_TW" w:bidi="zh_TW"/>
-        </w:rPr>
-        <w:t>他泊山的山頂面積為1.3平方公里（半平方英里）。它地理位置優越，易於設防。在舊約的王國時期，那裡可能有敬拜的神龕（見</w:t>
-      </w:r>
-      <w:hyperlink r:id="rId26">
-        <w:r>
-          <w:rPr>
-            <w:lang w:val="zh_TW" w:bidi="zh_TW"/>
-          </w:rPr>
-          <w:rPr>
-            <w:color w:val="0000EE"/>
-            <w:u w:val="single"/>
-          </w:rPr>
-          <w:t>何西阿書5:1</w:t>
-        </w:r>
-      </w:hyperlink>
-      <w:r>
-        <w:rPr>
-          <w:lang w:val="zh_TW" w:bidi="zh_TW"/>
-        </w:rPr>
-        <w:t>），但到了希臘時代，則有軍事防禦。托勒密王朝加強了它的防禦，到安條克三世時期（公元前218年），他泊可能已成為耶斯列谷的行政中心。在羅馬時代，許多衝突發生在他泊山。在公元66年重要的猶太戰爭中，約瑟夫用一堵大牆加固了這座山，至今仍可見。</w:t>
-      </w:r>
-    </w:p>
-    <w:p>
-      <w:pPr>
-        <w:pStyle w:val="Heading4"/>
-      </w:pPr>
-      <w:r>
-        <w:rPr>
-          <w:lang w:val="zh_TW" w:bidi="zh_TW"/>
-        </w:rPr>
-        <w:t>耶穌的變相是否發生在他泊山？</w:t>
-      </w:r>
-    </w:p>
-    <w:p>
-      <w:pPr/>
-      <w:r>
-        <w:rPr>
-          <w:lang w:val="zh_TW" w:bidi="zh_TW"/>
-        </w:rPr>
-      </w:r>
-      <w:r>
-        <w:rPr>
-          <w:lang w:val="zh_TW" w:bidi="zh_TW"/>
-        </w:rPr>
-        <w:t>自四世紀以來，人們相信他泊山是變相的神跡發生之處——當耶穌的形象突然改變並發光，充滿天上的光（</w:t>
-      </w:r>
-      <w:hyperlink r:id="rId27">
-        <w:r>
-          <w:rPr>
-            <w:lang w:val="zh_TW" w:bidi="zh_TW"/>
-          </w:rPr>
-          <w:rPr>
-            <w:color w:val="0000EE"/>
-            <w:u w:val="single"/>
-          </w:rPr>
-          <w:t>馬可福音9:2–13</w:t>
-        </w:r>
-      </w:hyperlink>
-      <w:r>
-        <w:rPr>
-          <w:lang w:val="zh_TW" w:bidi="zh_TW"/>
-        </w:rPr>
-        <w:t>）。這一點尚不確定，因為新約聖經並未提及他泊山的名字。康士坦丁大帝的母親海倫娜宣稱以色列和巴勒斯坦的許多地方為歷史遺址。她確信變相事件發生在他泊山，並於公元326年在該地建造了一座教堂。山上建立了祭壇、修道院和教堂，直到12世紀末亞阿拉伯征服者薩拉丁將其摧毀。今天，在山上可以看到一座19世紀的希臘東正教修道院和拉丁教堂。</w:t>
-      </w:r>
-      <w:r>
-        <w:rPr>
-          <w:lang w:val="zh_TW" w:bidi="zh_TW"/>
-        </w:rPr>
-      </w:r>
-      <w:r>
-        <w:rPr>
-          <w:lang w:val="zh_TW" w:bidi="zh_TW"/>
-        </w:rPr>
-      </w:r>
-    </w:p>
-    <w:p>
-      <w:pPr/>
-      <w:r>
-        <w:rPr>
-          <w:lang w:val="zh_TW" w:bidi="zh_TW"/>
-        </w:rPr>
-      </w:r>
-    </w:p>
-    <w:p>
-      <w:pPr>
-        <w:pStyle w:val="Heading2"/>
-      </w:pPr>
-      <w:r>
-        <w:rPr>
-          <w:lang w:val="zh_TW" w:bidi="zh_TW"/>
-        </w:rPr>
-        <w:t>他轄（Tahash）</w:t>
-      </w:r>
-      <w:r>
-        <w:rPr>
-          <w:lang w:val="zh_TW" w:bidi="zh_TW"/>
-        </w:rPr>
-      </w:r>
-    </w:p>
-    <w:p>
-      <w:pPr>
-        <w:pStyle w:val="Heading2"/>
-      </w:pPr>
-      <w:r>
-        <w:rPr>
-          <w:lang w:val="zh_TW" w:bidi="zh_TW"/>
-        </w:rPr>
-        <w:t>他轄</w:t>
-      </w:r>
-      <w:r>
-        <w:rPr>
-          <w:lang w:val="zh_TW" w:bidi="zh_TW"/>
-        </w:rPr>
-        <w:t>（Tahash）</w:t>
-      </w:r>
-    </w:p>
-    <w:p>
-      <w:pPr/>
-      <w:r>
-        <w:rPr>
-          <w:lang w:val="zh_TW" w:bidi="zh_TW"/>
-        </w:rPr>
-      </w:r>
-      <w:r>
-        <w:rPr>
-          <w:lang w:val="zh_TW" w:bidi="zh_TW"/>
-        </w:rPr>
-        <w:t>拿鶴和他的妾流瑪的兒子；亞伯拉罕的兄弟（</w:t>
-      </w:r>
-      <w:hyperlink r:id="rId28">
-        <w:r>
-          <w:rPr>
-            <w:lang w:val="zh_TW" w:bidi="zh_TW"/>
-          </w:rPr>
-          <w:rPr>
-            <w:color w:val="0000EE"/>
-            <w:u w:val="single"/>
-          </w:rPr>
-          <w:t>創22:24</w:t>
-        </w:r>
-      </w:hyperlink>
-      <w:r>
-        <w:rPr>
-          <w:lang w:val="zh_TW" w:bidi="zh_TW"/>
-        </w:rPr>
-        <w:t>）。</w:t>
-      </w:r>
-      <w:r>
-        <w:rPr>
-          <w:lang w:val="zh_TW" w:bidi="zh_TW"/>
-        </w:rPr>
-      </w:r>
-      <w:r>
-        <w:rPr>
-          <w:lang w:val="zh_TW" w:bidi="zh_TW"/>
-        </w:rPr>
-      </w:r>
-    </w:p>
-    <w:p>
-      <w:pPr/>
-      <w:r>
-        <w:rPr>
-          <w:lang w:val="zh_TW" w:bidi="zh_TW"/>
-        </w:rPr>
-      </w:r>
-    </w:p>
-    <w:p>
-      <w:pPr>
-        <w:pStyle w:val="Heading2"/>
-      </w:pPr>
-      <w:r>
-        <w:rPr>
-          <w:lang w:val="zh_TW" w:bidi="zh_TW"/>
-        </w:rPr>
-        <w:t>他轄（Thahash）</w:t>
-      </w:r>
-      <w:r>
-        <w:rPr>
-          <w:lang w:val="zh_TW" w:bidi="zh_TW"/>
-        </w:rPr>
-      </w:r>
-    </w:p>
-    <w:p>
-      <w:pPr/>
-      <w:r>
-        <w:rPr>
-          <w:lang w:val="zh_TW" w:bidi="zh_TW"/>
-        </w:rPr>
-      </w:r>
-      <w:hyperlink r:id="rId28">
-        <w:r>
-          <w:rPr>
-            <w:lang w:val="zh_TW" w:bidi="zh_TW"/>
-          </w:rPr>
-          <w:rPr>
-            <w:color w:val="0000EE"/>
-            <w:u w:val="single"/>
-          </w:rPr>
-          <w:t>創世記二十二章24節</w:t>
-        </w:r>
-      </w:hyperlink>
-      <w:r>
-        <w:rPr>
-          <w:lang w:val="zh_TW" w:bidi="zh_TW"/>
-        </w:rPr>
-        <w:t>中，流瑪的兒子他轄的另一種拼寫方式。</w:t>
-      </w:r>
-    </w:p>
-    <w:p>
-      <w:pPr/>
-      <w:r>
-        <w:rPr>
-          <w:lang w:val="zh_TW" w:bidi="zh_TW"/>
-        </w:rPr>
-      </w:r>
-      <w:r>
-        <w:rPr>
-          <w:i/>
-          <w:lang w:val="zh_TW" w:bidi="zh_TW"/>
-        </w:rPr>
-        <w:t>見</w:t>
-      </w:r>
-      <w:r>
-        <w:rPr>
-          <w:lang w:val="zh_TW" w:bidi="zh_TW"/>
-        </w:rPr>
-        <w:t>他轄（Tahash）</w:t>
-      </w:r>
-      <w:r>
-        <w:rPr>
-          <w:lang w:val="zh_TW" w:bidi="zh_TW"/>
-        </w:rPr>
-        <w:t>。</w:t>
-      </w:r>
-      <w:r>
-        <w:rPr>
-          <w:lang w:val="zh_TW" w:bidi="zh_TW"/>
-        </w:rPr>
-      </w:r>
-      <w:r>
-        <w:rPr>
-          <w:lang w:val="zh_TW" w:bidi="zh_TW"/>
-        </w:rPr>
-      </w:r>
-    </w:p>
-    <w:p>
-      <w:pPr/>
-      <w:r>
-        <w:rPr>
-          <w:lang w:val="zh_TW" w:bidi="zh_TW"/>
-        </w:rPr>
-      </w:r>
-    </w:p>
-    <w:p>
-      <w:pPr>
-        <w:pStyle w:val="Heading2"/>
-      </w:pPr>
-      <w:r>
-        <w:rPr>
-          <w:lang w:val="zh_TW" w:bidi="zh_TW"/>
-        </w:rPr>
-        <w:t>塔木德</w:t>
-      </w:r>
-      <w:r>
-        <w:rPr>
-          <w:lang w:val="zh_TW" w:bidi="zh_TW"/>
-        </w:rPr>
-      </w:r>
-    </w:p>
-    <w:p>
-      <w:pPr/>
-      <w:r>
-        <w:rPr>
-          <w:lang w:val="zh_TW" w:bidi="zh_TW"/>
-        </w:rPr>
-      </w:r>
-      <w:r>
-        <w:rPr>
-          <w:lang w:val="zh_TW" w:bidi="zh_TW"/>
-        </w:rPr>
-        <w:t>「塔木德」一詞意為「學習」或「研讀」。塔木德是一部用希伯來文和亞蘭文寫成的文獻集。它包括對舊約聖經律法部分的解釋以及源自許多拉比來源的智慧言論。它涵蓋的時期始於以斯拉之後不久，約公元前400年，到約公元500年代。</w:t>
-      </w:r>
-    </w:p>
-    <w:p>
-      <w:pPr>
-        <w:pStyle w:val="Heading3"/>
-      </w:pPr>
-      <w:r>
-        <w:rPr>
-          <w:lang w:val="zh_TW" w:bidi="zh_TW"/>
-        </w:rPr>
-        <w:t>口傳律法的起源與發展</w:t>
-      </w:r>
-    </w:p>
-    <w:p>
-      <w:pPr/>
-      <w:r>
-        <w:rPr>
-          <w:lang w:val="zh_TW" w:bidi="zh_TW"/>
-        </w:rPr>
-      </w:r>
-      <w:r>
-        <w:rPr>
-          <w:lang w:val="zh_TW" w:bidi="zh_TW"/>
-        </w:rPr>
-        <w:t>傳統猶太人相信摩西除了書面律法外，還領受了一部口傳律法。這部口傳律法是歷世歷代流傳下來的。塔木德主張這部口傳律法有早期的起源，《先賢篇》（</w:t>
-      </w:r>
-      <w:r>
-        <w:rPr>
-          <w:i/>
-          <w:lang w:val="zh_TW" w:bidi="zh_TW"/>
-        </w:rPr>
-        <w:t>Pirke Aboth）一章</w:t>
-      </w:r>
-      <w:r>
-        <w:rPr>
-          <w:lang w:val="zh_TW" w:bidi="zh_TW"/>
-        </w:rPr>
-        <w:t>1節將其歸於摩西。然而，一些學者認為這部口傳律法是在以斯拉之後發展起來的。比如，生活在被擄時期前的先知，從未提到人們未能遵循口傳律法。然而，這些先知經常警告人們忽視摩西所賜的書面律法。這表明在巴比倫被擄之前，並不存在一套口傳傳統。</w:t>
-      </w:r>
-    </w:p>
-    <w:p>
-      <w:pPr/>
-      <w:r>
-        <w:rPr>
-          <w:lang w:val="zh_TW" w:bidi="zh_TW"/>
-        </w:rPr>
-      </w:r>
-      <w:r>
-        <w:rPr>
-          <w:lang w:val="zh_TW" w:bidi="zh_TW"/>
-        </w:rPr>
-        <w:t>在以斯拉（「通達摩西律法書的文士」</w:t>
-      </w:r>
-      <w:hyperlink r:id="rId29">
-        <w:r>
-          <w:rPr>
-            <w:lang w:val="zh_TW" w:bidi="zh_TW"/>
-          </w:rPr>
-          <w:rPr>
-            <w:color w:val="0000EE"/>
-            <w:u w:val="single"/>
-          </w:rPr>
-          <w:t>以斯拉記7:6</w:t>
-        </w:r>
-      </w:hyperlink>
-      <w:r>
-        <w:rPr>
-          <w:lang w:val="zh_TW" w:bidi="zh_TW"/>
-        </w:rPr>
-        <w:t>）之後，會堂和學校的教師教授舊約聖經，他們的教導被記憶下來。多年來，人們使用不同的方法來背誦和記憶不斷增多的教導和解釋。</w:t>
-      </w:r>
-    </w:p>
-    <w:p>
-      <w:pPr/>
-      <w:r>
-        <w:rPr>
-          <w:lang w:val="zh_TW" w:bidi="zh_TW"/>
-        </w:rPr>
-      </w:r>
-      <w:r>
-        <w:rPr>
-          <w:lang w:val="zh_TW" w:bidi="zh_TW"/>
-        </w:rPr>
-        <w:t>隨著更多的教導不斷增加，即使是最好的記憶也無法保留所有的材料。為了讓後代更容易獲得豐富的知識、宗教見解和智慧以獲得指導和啟發，有必要創建一個包含過去世代所有重要教導的總結。這個總結被稱為塔木德（Talmud），是口傳律法的主要合集。猶太人將其視為僅次於聖經的著作。塔木德被視為國家和宗教思想的非凡成就，深刻地塑造了猶太人的世界觀。</w:t>
-      </w:r>
-    </w:p>
-    <w:p>
-      <w:pPr>
-        <w:pStyle w:val="Heading3"/>
-      </w:pPr>
-      <w:r>
-        <w:rPr>
-          <w:lang w:val="zh_TW" w:bidi="zh_TW"/>
-        </w:rPr>
-        <w:t>口傳律法的理由</w:t>
-      </w:r>
-    </w:p>
-    <w:p>
-      <w:pPr/>
-      <w:r>
-        <w:rPr>
-          <w:lang w:val="zh_TW" w:bidi="zh_TW"/>
-        </w:rPr>
-      </w:r>
-      <w:r>
-        <w:rPr>
-          <w:lang w:val="zh_TW" w:bidi="zh_TW"/>
-        </w:rPr>
-        <w:t>在被擄歸回的先知停止預言之後，以色列的生命變得複雜。需要擴展摩西五經的律法。口傳律法最初是為了幫助人們遵守神的書面話語。</w:t>
-      </w:r>
-    </w:p>
-    <w:p>
-      <w:pPr/>
-      <w:r>
-        <w:rPr>
-          <w:lang w:val="zh_TW" w:bidi="zh_TW"/>
-        </w:rPr>
-      </w:r>
-      <w:r>
-        <w:rPr>
-          <w:lang w:val="zh_TW" w:bidi="zh_TW"/>
-        </w:rPr>
-        <w:t>口傳律法包含在塔木德中有兩個目的：</w:t>
-      </w:r>
-    </w:p>
-    <w:p>
-      <w:pPr>
-        <w:pStyle w:val="ListNumber"/>
-        <w:numPr>
-          <w:ilvl w:val="0"/>
-          <w:numId w:val="14"/>
-        </w:numPr>
-        <w:spacing w:line="240" w:lineRule="auto"/>
-        <w:ind w:left="720"/>
-      </w:pPr>
-      <w:r>
-        <w:rPr>
-          <w:lang w:val="zh_TW" w:bidi="zh_TW"/>
-        </w:rPr>
-      </w:r>
-      <w:r>
-        <w:rPr>
-          <w:lang w:val="zh_TW" w:bidi="zh_TW"/>
-        </w:rPr>
-        <w:t>它提供了對書面律法的解釋。根據拉比的說法，口傳律法使遵守書面律法成為可能。沒有口傳律法，就不可能遵守書面律法。這方面的一個好例子可以在聖經的安息日律法中找到。大家都知道人們不應該在安息日工作。然而，拉比們說需要口傳律法來解釋「工作」實際上是什麼意思。</w:t>
-      </w:r>
-    </w:p>
-    <w:p>
-      <w:pPr>
-        <w:pStyle w:val="ListNumber"/>
-        <w:spacing w:line="240" w:lineRule="auto"/>
-        <w:ind w:left="720"/>
-      </w:pPr>
-      <w:r>
-        <w:rPr>
-          <w:lang w:val="zh_TW" w:bidi="zh_TW"/>
-        </w:rPr>
-      </w:r>
-      <w:r>
-        <w:rPr>
-          <w:lang w:val="zh_TW" w:bidi="zh_TW"/>
-        </w:rPr>
-        <w:t>口傳律法的第二個目的在於更新和調整成文律法以適應新的情況。口傳律法旨在使成文律法適用於每一代人。沒有口傳律法，人們可能會認為成文律法已然過時。</w:t>
-      </w:r>
-    </w:p>
-    <w:p>
-      <w:pPr/>
-      <w:r>
-        <w:rPr>
-          <w:lang w:val="zh_TW" w:bidi="zh_TW"/>
-        </w:rPr>
-      </w:r>
-      <w:r>
-        <w:rPr>
-          <w:lang w:val="zh_TW" w:bidi="zh_TW"/>
-        </w:rPr>
-        <w:t>因此，口傳律法幫助人們理解什麼不應該做，以及良好的猶太教信仰應該是如何的樣貌。</w:t>
-      </w:r>
-    </w:p>
-    <w:p>
-      <w:pPr/>
-      <w:r>
-        <w:rPr>
-          <w:lang w:val="zh_TW" w:bidi="zh_TW"/>
-        </w:rPr>
-      </w:r>
-      <w:r>
-        <w:rPr>
-          <w:lang w:val="zh_TW" w:bidi="zh_TW"/>
-        </w:rPr>
-        <w:t>每一個世代都面臨新的社會、政治和經濟情況。這意味著神的話語需要以新的方式來應用。然而，神的話語本身不應該僅僅為了迎合人們的需求或解決新問題而改變。我們在公元一世紀看到了這個例子。耶穌批評猶太領袖將他們的口述傳統置於神的話語之上（</w:t>
-      </w:r>
-      <w:hyperlink r:id="rId30">
-        <w:r>
-          <w:rPr>
-            <w:lang w:val="zh_TW" w:bidi="zh_TW"/>
-          </w:rPr>
-          <w:rPr>
-            <w:color w:val="0000EE"/>
-            <w:u w:val="single"/>
-          </w:rPr>
-          <w:t>馬可福音7:9–13</w:t>
-        </w:r>
-      </w:hyperlink>
-      <w:r>
-        <w:rPr>
-          <w:lang w:val="zh_TW" w:bidi="zh_TW"/>
-        </w:rPr>
-        <w:t>）。</w:t>
-      </w:r>
-    </w:p>
-    <w:p>
-      <w:pPr>
-        <w:pStyle w:val="Heading3"/>
-      </w:pPr>
-      <w:r>
-        <w:rPr>
-          <w:lang w:val="zh_TW" w:bidi="zh_TW"/>
-        </w:rPr>
-        <w:t>塔木德的早期形式</w:t>
-      </w:r>
-    </w:p>
-    <w:p>
-      <w:pPr/>
-      <w:r>
-        <w:rPr>
-          <w:lang w:val="zh_TW" w:bidi="zh_TW"/>
-        </w:rPr>
-      </w:r>
-      <w:r>
-        <w:rPr>
-          <w:lang w:val="zh_TW" w:bidi="zh_TW"/>
-        </w:rPr>
-        <w:t>最早教授口傳律法的方法之一是透過米大示（Midrash），意思是「解釋」。米大示是一種對聖經經文的註釋（解釋或觀察）。米大示有兩種類型：</w:t>
-      </w:r>
-    </w:p>
-    <w:p>
-      <w:pPr>
-        <w:pStyle w:val="ListNumber"/>
-        <w:numPr>
-          <w:ilvl w:val="0"/>
-          <w:numId w:val="15"/>
-        </w:numPr>
-        <w:spacing w:line="240" w:lineRule="auto"/>
-        <w:ind w:left="720"/>
-      </w:pPr>
-      <w:r>
-        <w:rPr>
-          <w:lang w:val="zh_TW" w:bidi="zh_TW"/>
-        </w:rPr>
-      </w:r>
-      <w:r>
-        <w:rPr>
-          <w:b/>
-          <w:lang w:val="zh_TW" w:bidi="zh_TW"/>
-        </w:rPr>
-        <w:t>米大示哈拉卡：</w:t>
-      </w:r>
-      <w:r>
-        <w:rPr>
-          <w:lang w:val="zh_TW" w:bidi="zh_TW"/>
-        </w:rPr>
-        <w:t>解釋舊約聖經中的律法部分，著重於如何活。</w:t>
-      </w:r>
-    </w:p>
-    <w:p>
-      <w:pPr>
-        <w:pStyle w:val="ListNumber"/>
-        <w:spacing w:line="240" w:lineRule="auto"/>
-        <w:ind w:left="720"/>
-      </w:pPr>
-      <w:r>
-        <w:rPr>
-          <w:lang w:val="zh_TW" w:bidi="zh_TW"/>
-        </w:rPr>
-      </w:r>
-      <w:r>
-        <w:rPr>
-          <w:b/>
-          <w:lang w:val="zh_TW" w:bidi="zh_TW"/>
-        </w:rPr>
-        <w:t>米大示哈加達：</w:t>
-      </w:r>
-      <w:r>
-        <w:rPr>
-          <w:lang w:val="zh_TW" w:bidi="zh_TW"/>
-        </w:rPr>
-        <w:t>解釋非律法部分，如倫理和熱心所在，意思是「敘述」。</w:t>
-      </w:r>
-    </w:p>
-    <w:p>
-      <w:pPr/>
-      <w:r>
-        <w:rPr>
-          <w:lang w:val="zh_TW" w:bidi="zh_TW"/>
-        </w:rPr>
-      </w:r>
-      <w:r>
-        <w:rPr>
-          <w:lang w:val="zh_TW" w:bidi="zh_TW"/>
-        </w:rPr>
-        <w:t>以斯拉和接受教導的同伴在公元前444年在耶路撒冷城牆完成時，使用了米大示。他們「使百姓明白律法；百姓都站在自己的地方。他們清清楚楚地念神的律法書，講明意思，使百姓明白所念的」(</w:t>
-      </w:r>
-      <w:hyperlink r:id="rId31">
-        <w:r>
-          <w:rPr>
-            <w:lang w:val="zh_TW" w:bidi="zh_TW"/>
-          </w:rPr>
-          <w:rPr>
-            <w:color w:val="0000EE"/>
-            <w:u w:val="single"/>
-          </w:rPr>
-          <w:t>尼希米記8:7</w:t>
-        </w:r>
-      </w:hyperlink>
-      <w:r>
-        <w:rPr>
-          <w:lang w:val="zh_TW" w:bidi="zh_TW"/>
-        </w:rPr>
-        <w:t>–</w:t>
-      </w:r>
-      <w:hyperlink r:id="rId31">
-        <w:r>
-          <w:rPr>
-            <w:lang w:val="zh_TW" w:bidi="zh_TW"/>
-          </w:rPr>
-          <w:rPr>
-            <w:color w:val="0000EE"/>
-            <w:u w:val="single"/>
-          </w:rPr>
-          <w:t>8</w:t>
-        </w:r>
-      </w:hyperlink>
-      <w:r>
-        <w:rPr>
-          <w:lang w:val="zh_TW" w:bidi="zh_TW"/>
-        </w:rPr>
-        <w:t>)。</w:t>
-      </w:r>
-    </w:p>
-    <w:p>
-      <w:pPr/>
-      <w:r>
-        <w:rPr>
-          <w:lang w:val="zh_TW" w:bidi="zh_TW"/>
-        </w:rPr>
-      </w:r>
-      <w:r>
-        <w:rPr>
-          <w:lang w:val="zh_TW" w:bidi="zh_TW"/>
-        </w:rPr>
-        <w:t>在以斯拉之後，許多教師使用這種米大示的方法。這些宗教領袖被稱為經師（Soferim，「守書人」或「文士」），直到大約公元前200年。他們有時被稱為「大會堂」。他們教導以色列要避免崇拜假神或忘記神的律法。</w:t>
-      </w:r>
-    </w:p>
-    <w:p>
-      <w:pPr/>
-      <w:r>
-        <w:rPr>
-          <w:lang w:val="zh_TW" w:bidi="zh_TW"/>
-        </w:rPr>
-      </w:r>
-      <w:r>
-        <w:rPr>
-          <w:lang w:val="zh_TW" w:bidi="zh_TW"/>
-        </w:rPr>
-        <w:t>經師之後是哈西典（「虔誠者」），他們試圖鼓勵宗教委身。哈西典之後是公元前128年的法利賽人（「分離者」）。所有這些群體都對米大示方法有所貢獻。</w:t>
-      </w:r>
-    </w:p>
-    <w:p>
-      <w:pPr/>
-      <w:r>
-        <w:rPr>
-          <w:lang w:val="zh_TW" w:bidi="zh_TW"/>
-        </w:rPr>
-      </w:r>
-      <w:r>
-        <w:rPr>
-          <w:lang w:val="zh_TW" w:bidi="zh_TW"/>
-        </w:rPr>
-        <w:t>隨著時間的推移，需要記住的材料越來越多。人們通過不斷重複來學習。這種新方法被稱為米示拿（Mishnah），意思是「重複」。米示拿的教師被稱為他拿念（Tannaim），意思是「口頭傳授者」。</w:t>
-      </w:r>
-    </w:p>
-    <w:p>
-      <w:pPr/>
-      <w:r>
-        <w:rPr>
-          <w:lang w:val="zh_TW" w:bidi="zh_TW"/>
-        </w:rPr>
-      </w:r>
-      <w:r>
-        <w:rPr>
-          <w:lang w:val="zh_TW" w:bidi="zh_TW"/>
-        </w:rPr>
-        <w:t>米大示和米示拿都被使用了許多年。口傳律法最終發展龐大到人們難以學習和記憶的地步。因此，它被書寫記錄下來。後來的拉比對米示拿進行了詳細的討論和解釋。這些討論被稱為革馬拉（Gemara，意為「完成」）。與最初的口傳律法一樣，革馬拉也是先口述傳承，然後才文字記錄。革馬拉和米示拿一起組成了塔木德。</w:t>
-      </w:r>
-    </w:p>
-    <w:p>
-      <w:pPr/>
-      <w:r>
-        <w:rPr>
-          <w:lang w:val="zh_TW" w:bidi="zh_TW"/>
-        </w:rPr>
-      </w:r>
-      <w:r>
-        <w:rPr>
-          <w:i/>
-          <w:lang w:val="zh_TW" w:bidi="zh_TW"/>
-        </w:rPr>
-        <w:t>另見</w:t>
-      </w:r>
-      <w:r>
-        <w:rPr>
-          <w:lang w:val="zh_TW" w:bidi="zh_TW"/>
-        </w:rPr>
-        <w:t xml:space="preserve"> </w:t>
-      </w:r>
-      <w:r>
-        <w:rPr>
-          <w:lang w:val="zh_TW" w:bidi="zh_TW"/>
-        </w:rPr>
-        <w:t>革馬拉</w:t>
-      </w:r>
-      <w:r>
-        <w:rPr>
-          <w:lang w:val="zh_TW" w:bidi="zh_TW"/>
-        </w:rPr>
-        <w:t>；</w:t>
-      </w:r>
-      <w:r>
-        <w:rPr>
-          <w:lang w:val="zh_TW" w:bidi="zh_TW"/>
-        </w:rPr>
-        <w:t>哈加達</w:t>
-      </w:r>
-      <w:r>
-        <w:rPr>
-          <w:lang w:val="zh_TW" w:bidi="zh_TW"/>
-        </w:rPr>
-        <w:t>；</w:t>
-      </w:r>
-      <w:r>
-        <w:rPr>
-          <w:lang w:val="zh_TW" w:bidi="zh_TW"/>
-        </w:rPr>
-        <w:t>哈拉卡</w:t>
-      </w:r>
-      <w:r>
-        <w:rPr>
-          <w:lang w:val="zh_TW" w:bidi="zh_TW"/>
-        </w:rPr>
-        <w:t>；</w:t>
-      </w:r>
-      <w:r>
-        <w:rPr>
-          <w:lang w:val="zh_TW" w:bidi="zh_TW"/>
-        </w:rPr>
-        <w:t>聖經中的法律概念</w:t>
-      </w:r>
-      <w:r>
-        <w:rPr>
-          <w:lang w:val="zh_TW" w:bidi="zh_TW"/>
-        </w:rPr>
-        <w:t>；</w:t>
-      </w:r>
-      <w:r>
-        <w:rPr>
-          <w:lang w:val="zh_TW" w:bidi="zh_TW"/>
-        </w:rPr>
-        <w:t>米大示</w:t>
-      </w:r>
-      <w:r>
-        <w:rPr>
-          <w:lang w:val="zh_TW" w:bidi="zh_TW"/>
-        </w:rPr>
-        <w:t>；</w:t>
-      </w:r>
-      <w:r>
-        <w:rPr>
-          <w:lang w:val="zh_TW" w:bidi="zh_TW"/>
-        </w:rPr>
-        <w:t>米示拿</w:t>
-      </w:r>
-      <w:r>
-        <w:rPr>
-          <w:lang w:val="zh_TW" w:bidi="zh_TW"/>
-        </w:rPr>
-        <w:t>；</w:t>
-      </w:r>
-      <w:r>
-        <w:rPr>
-          <w:lang w:val="zh_TW" w:bidi="zh_TW"/>
-        </w:rPr>
-        <w:t>法利賽人</w:t>
-      </w:r>
-      <w:r>
-        <w:rPr>
-          <w:lang w:val="zh_TW" w:bidi="zh_TW"/>
-        </w:rPr>
-        <w:t>；</w:t>
-      </w:r>
-      <w:r>
-        <w:rPr>
-          <w:lang w:val="zh_TW" w:bidi="zh_TW"/>
-        </w:rPr>
-        <w:t>妥拉</w:t>
-      </w:r>
-      <w:r>
-        <w:rPr>
-          <w:lang w:val="zh_TW" w:bidi="zh_TW"/>
-        </w:rPr>
-        <w:t>；</w:t>
-      </w:r>
-      <w:r>
-        <w:rPr>
-          <w:lang w:val="zh_TW" w:bidi="zh_TW"/>
-        </w:rPr>
-        <w:t>傳統</w:t>
-      </w:r>
-      <w:r>
-        <w:rPr>
-          <w:lang w:val="zh_TW" w:bidi="zh_TW"/>
-        </w:rPr>
-        <w:t>；</w:t>
-      </w:r>
-      <w:r>
-        <w:rPr>
-          <w:lang w:val="zh_TW" w:bidi="zh_TW"/>
-        </w:rPr>
-        <w:t>口頭傳統</w:t>
-      </w:r>
-      <w:r>
-        <w:rPr>
-          <w:lang w:val="zh_TW" w:bidi="zh_TW"/>
-        </w:rPr>
-        <w:t>。</w:t>
+        <w:t>）；他可能與上述第2項的朔巴是同一人。</w:t>
       </w:r>
       <w:r>
         <w:rPr>
@@ -3357,12 +2305,6 @@
     <w:abstractNumId w:val="11"/>
   </w:num>
   <w:num w:numId="14">
-    <w:abstractNumId w:val="3"/>
-    <w:lvlOverride w:ilvl="0">
-      <w:startOverride w:val="1"/>
-    </w:lvlOverride>
-  </w:num>
-  <w:num w:numId="15">
     <w:abstractNumId w:val="3"/>
     <w:lvlOverride w:ilvl="0">
       <w:startOverride w:val="1"/>

--- a/zht/docx/157.content.docx
+++ b/zht/docx/157.content.docx
@@ -149,7 +149,7 @@
         <w:rPr>
           <w:lang w:val="zh_TW" w:bidi="zh_TW"/>
         </w:rPr>
-        <w:t>shuo</w:t>
+        <w:t>shu</w:t>
       </w:r>
       <w:r>
         <w:rPr>
@@ -212,7 +212,1015 @@
         <w:rPr>
           <w:lang w:val="zh_TW" w:bidi="zh_TW"/>
         </w:rPr>
-        <w:t>朔巴</w:t>
+        <w:t>書珥</w:t>
+      </w:r>
+      <w:r>
+        <w:rPr>
+          <w:lang w:val="zh_TW" w:bidi="zh_TW"/>
+        </w:rPr>
+      </w:r>
+    </w:p>
+    <w:p>
+      <w:pPr/>
+      <w:r>
+        <w:rPr>
+          <w:lang w:val="zh_TW" w:bidi="zh_TW"/>
+        </w:rPr>
+      </w:r>
+      <w:r>
+        <w:rPr>
+          <w:lang w:val="zh_TW" w:bidi="zh_TW"/>
+        </w:rPr>
+        <w:t>這是位於埃及尼羅河三角洲以東的西奈半島的曠野地區，位於南地（Negev）以西。在古代，有一條商隊路線從埃及經過這裡到達巴勒斯坦。亞伯拉罕曾在書珥和加低斯之間居住過一段時間（</w:t>
+      </w:r>
+      <w:hyperlink r:id="rId13">
+        <w:r>
+          <w:rPr>
+            <w:lang w:val="zh_TW" w:bidi="zh_TW"/>
+          </w:rPr>
+          <w:rPr>
+            <w:color w:val="0000EE"/>
+            <w:u w:val="single"/>
+          </w:rPr>
+          <w:t>創20:1</w:t>
+        </w:r>
+      </w:hyperlink>
+      <w:r>
+        <w:rPr>
+          <w:lang w:val="zh_TW" w:bidi="zh_TW"/>
+        </w:rPr>
+        <w:t>）。以實瑪利人也曾居住在這個地區（</w:t>
+      </w:r>
+      <w:hyperlink r:id="rId14">
+        <w:r>
+          <w:rPr>
+            <w:lang w:val="zh_TW" w:bidi="zh_TW"/>
+          </w:rPr>
+          <w:rPr>
+            <w:color w:val="0000EE"/>
+            <w:u w:val="single"/>
+          </w:rPr>
+          <w:t>創25:18</w:t>
+        </w:r>
+      </w:hyperlink>
+      <w:r>
+        <w:rPr>
+          <w:lang w:val="zh_TW" w:bidi="zh_TW"/>
+        </w:rPr>
+        <w:t>）。過紅海後，摩西帶領以色列人在這片乾旱的地上行走了三天（</w:t>
+      </w:r>
+      <w:hyperlink r:id="rId15">
+        <w:r>
+          <w:rPr>
+            <w:lang w:val="zh_TW" w:bidi="zh_TW"/>
+          </w:rPr>
+          <w:rPr>
+            <w:color w:val="0000EE"/>
+            <w:u w:val="single"/>
+          </w:rPr>
+          <w:t>出15:22</w:t>
+        </w:r>
+      </w:hyperlink>
+      <w:r>
+        <w:rPr>
+          <w:lang w:val="zh_TW" w:bidi="zh_TW"/>
+        </w:rPr>
+        <w:t>）。以色列王掃羅在書珥附近征服了亞瑪力人（</w:t>
+      </w:r>
+      <w:hyperlink r:id="rId16">
+        <w:r>
+          <w:rPr>
+            <w:lang w:val="zh_TW" w:bidi="zh_TW"/>
+          </w:rPr>
+          <w:rPr>
+            <w:color w:val="0000EE"/>
+            <w:u w:val="single"/>
+          </w:rPr>
+          <w:t>撒上15:7</w:t>
+        </w:r>
+      </w:hyperlink>
+      <w:r>
+        <w:rPr>
+          <w:lang w:val="zh_TW" w:bidi="zh_TW"/>
+        </w:rPr>
+        <w:t>）。後來，大衛在這裡擊敗了基述人、基色人和亞瑪力人（</w:t>
+      </w:r>
+      <w:hyperlink r:id="rId17">
+        <w:r>
+          <w:rPr>
+            <w:lang w:val="zh_TW" w:bidi="zh_TW"/>
+          </w:rPr>
+          <w:rPr>
+            <w:color w:val="0000EE"/>
+            <w:u w:val="single"/>
+          </w:rPr>
+          <w:t>撒上27:8</w:t>
+        </w:r>
+      </w:hyperlink>
+      <w:r>
+        <w:rPr>
+          <w:lang w:val="zh_TW" w:bidi="zh_TW"/>
+        </w:rPr>
+        <w:t>）。</w:t>
+      </w:r>
+      <w:hyperlink r:id="rId18">
+        <w:r>
+          <w:rPr>
+            <w:lang w:val="zh_TW" w:bidi="zh_TW"/>
+          </w:rPr>
+          <w:rPr>
+            <w:color w:val="0000EE"/>
+            <w:u w:val="single"/>
+          </w:rPr>
+          <w:t>民數記三十三章8節</w:t>
+        </w:r>
+      </w:hyperlink>
+      <w:r>
+        <w:rPr>
+          <w:lang w:val="zh_TW" w:bidi="zh_TW"/>
+        </w:rPr>
+        <w:t>稱這個地區為伊坦的曠野。</w:t>
+      </w:r>
+    </w:p>
+    <w:p>
+      <w:pPr/>
+      <w:r>
+        <w:rPr>
+          <w:lang w:val="zh_TW" w:bidi="zh_TW"/>
+        </w:rPr>
+      </w:r>
+      <w:r>
+        <w:rPr>
+          <w:i/>
+          <w:lang w:val="zh_TW" w:bidi="zh_TW"/>
+        </w:rPr>
+        <w:t xml:space="preserve">另見 </w:t>
+      </w:r>
+      <w:r>
+        <w:rPr>
+          <w:lang w:val="zh_TW" w:bidi="zh_TW"/>
+        </w:rPr>
+        <w:t>西奈，西奈山</w:t>
+      </w:r>
+      <w:r>
+        <w:rPr>
+          <w:lang w:val="zh_TW" w:bidi="zh_TW"/>
+        </w:rPr>
+        <w:t>；</w:t>
+      </w:r>
+      <w:r>
+        <w:rPr>
+          <w:lang w:val="zh_TW" w:bidi="zh_TW"/>
+        </w:rPr>
+        <w:t>曠野漂流</w:t>
+      </w:r>
+      <w:r>
+        <w:rPr>
+          <w:lang w:val="zh_TW" w:bidi="zh_TW"/>
+        </w:rPr>
+        <w:t>。</w:t>
+      </w:r>
+      <w:r>
+        <w:rPr>
+          <w:lang w:val="zh_TW" w:bidi="zh_TW"/>
+        </w:rPr>
+      </w:r>
+      <w:r>
+        <w:rPr>
+          <w:lang w:val="zh_TW" w:bidi="zh_TW"/>
+        </w:rPr>
+      </w:r>
+    </w:p>
+    <w:p>
+      <w:pPr/>
+      <w:r>
+        <w:rPr>
+          <w:lang w:val="zh_TW" w:bidi="zh_TW"/>
+        </w:rPr>
+      </w:r>
+    </w:p>
+    <w:p>
+      <w:pPr>
+        <w:pStyle w:val="Heading2"/>
+      </w:pPr>
+      <w:r>
+        <w:rPr>
+          <w:lang w:val="zh_TW" w:bidi="zh_TW"/>
+        </w:rPr>
+        <w:t>書反</w:t>
+      </w:r>
+      <w:r>
+        <w:rPr>
+          <w:lang w:val="zh_TW" w:bidi="zh_TW"/>
+        </w:rPr>
+      </w:r>
+    </w:p>
+    <w:p>
+      <w:pPr/>
+      <w:r>
+        <w:rPr>
+          <w:lang w:val="zh_TW" w:bidi="zh_TW"/>
+        </w:rPr>
+      </w:r>
+      <w:r>
+        <w:rPr>
+          <w:lang w:val="zh_TW" w:bidi="zh_TW"/>
+        </w:rPr>
+        <w:t>便雅憫的第四個兒子（在</w:t>
+      </w:r>
+      <w:hyperlink r:id="rId19">
+        <w:r>
+          <w:rPr>
+            <w:lang w:val="zh_TW" w:bidi="zh_TW"/>
+          </w:rPr>
+          <w:rPr>
+            <w:color w:val="0000EE"/>
+            <w:u w:val="single"/>
+          </w:rPr>
+          <w:t>創46:21</w:t>
+        </w:r>
+      </w:hyperlink>
+      <w:r>
+        <w:rPr>
+          <w:lang w:val="zh_TW" w:bidi="zh_TW"/>
+        </w:rPr>
+        <w:t>中稱為「母平」），也是書反族的始祖（</w:t>
+      </w:r>
+      <w:hyperlink r:id="rId20">
+        <w:r>
+          <w:rPr>
+            <w:lang w:val="zh_TW" w:bidi="zh_TW"/>
+          </w:rPr>
+          <w:rPr>
+            <w:color w:val="0000EE"/>
+            <w:u w:val="single"/>
+          </w:rPr>
+          <w:t>民26:39</w:t>
+        </w:r>
+      </w:hyperlink>
+      <w:r>
+        <w:rPr>
+          <w:lang w:val="zh_TW" w:bidi="zh_TW"/>
+        </w:rPr>
+        <w:t>）。在便雅憫另一份對應的家譜中（</w:t>
+      </w:r>
+      <w:hyperlink r:id="rId21">
+        <w:r>
+          <w:rPr>
+            <w:lang w:val="zh_TW" w:bidi="zh_TW"/>
+          </w:rPr>
+          <w:rPr>
+            <w:color w:val="0000EE"/>
+            <w:u w:val="single"/>
+          </w:rPr>
+          <w:t>代上7:12</w:t>
+        </w:r>
+      </w:hyperlink>
+      <w:r>
+        <w:rPr>
+          <w:lang w:val="zh_TW" w:bidi="zh_TW"/>
+        </w:rPr>
+        <w:t>），他稱為書品，並記載為便雅憫的曾孫。</w:t>
+      </w:r>
+      <w:r>
+        <w:rPr>
+          <w:i/>
+          <w:lang w:val="zh_TW" w:bidi="zh_TW"/>
+        </w:rPr>
+        <w:t>見</w:t>
+      </w:r>
+      <w:r>
+        <w:rPr>
+          <w:lang w:val="zh_TW" w:bidi="zh_TW"/>
+        </w:rPr>
+        <w:t xml:space="preserve"> </w:t>
+      </w:r>
+      <w:r>
+        <w:rPr>
+          <w:lang w:val="zh_TW" w:bidi="zh_TW"/>
+        </w:rPr>
+        <w:t>書品 #1</w:t>
+      </w:r>
+      <w:r>
+        <w:rPr>
+          <w:lang w:val="zh_TW" w:bidi="zh_TW"/>
+        </w:rPr>
+        <w:t>。</w:t>
+      </w:r>
+    </w:p>
+    <w:p>
+      <w:pPr/>
+      <w:r>
+        <w:rPr>
+          <w:lang w:val="zh_TW" w:bidi="zh_TW"/>
+        </w:rPr>
+      </w:r>
+      <w:r>
+        <w:rPr>
+          <w:i/>
+          <w:lang w:val="zh_TW" w:bidi="zh_TW"/>
+        </w:rPr>
+        <w:t>另見</w:t>
+      </w:r>
+      <w:r>
+        <w:rPr>
+          <w:lang w:val="zh_TW" w:bidi="zh_TW"/>
+        </w:rPr>
+        <w:t xml:space="preserve"> </w:t>
+      </w:r>
+      <w:r>
+        <w:rPr>
+          <w:lang w:val="zh_TW" w:bidi="zh_TW"/>
+        </w:rPr>
+        <w:t>示孚汛</w:t>
+      </w:r>
+      <w:r>
+        <w:rPr>
+          <w:lang w:val="zh_TW" w:bidi="zh_TW"/>
+        </w:rPr>
+        <w:t>。</w:t>
+      </w:r>
+      <w:r>
+        <w:rPr>
+          <w:lang w:val="zh_TW" w:bidi="zh_TW"/>
+        </w:rPr>
+      </w:r>
+      <w:r>
+        <w:rPr>
+          <w:lang w:val="zh_TW" w:bidi="zh_TW"/>
+        </w:rPr>
+      </w:r>
+    </w:p>
+    <w:p>
+      <w:pPr/>
+      <w:r>
+        <w:rPr>
+          <w:lang w:val="zh_TW" w:bidi="zh_TW"/>
+        </w:rPr>
+      </w:r>
+    </w:p>
+    <w:p>
+      <w:pPr>
+        <w:pStyle w:val="Heading2"/>
+      </w:pPr>
+      <w:r>
+        <w:rPr>
+          <w:lang w:val="zh_TW" w:bidi="zh_TW"/>
+        </w:rPr>
+        <w:t>書卷</w:t>
+      </w:r>
+      <w:r>
+        <w:rPr>
+          <w:lang w:val="zh_TW" w:bidi="zh_TW"/>
+        </w:rPr>
+      </w:r>
+    </w:p>
+    <w:p>
+      <w:pPr/>
+      <w:r>
+        <w:rPr>
+          <w:lang w:val="zh_TW" w:bidi="zh_TW"/>
+        </w:rPr>
+      </w:r>
+      <w:r>
+        <w:rPr>
+          <w:lang w:val="zh_TW" w:bidi="zh_TW"/>
+        </w:rPr>
+        <w:t>書寫用的紙張或卷軸，常被用來保存記錄或故事。這些材料通常由木材、羊皮紙、或蒲草紙製成。至於有頁面裝訂成冊的書籍，則是在聖經時期之後才逐漸發展出來的。</w:t>
+      </w:r>
+    </w:p>
+    <w:p>
+      <w:pPr/>
+      <w:r>
+        <w:rPr>
+          <w:lang w:val="zh_TW" w:bidi="zh_TW"/>
+        </w:rPr>
+      </w:r>
+      <w:r>
+        <w:rPr>
+          <w:lang w:val="zh_TW" w:bidi="zh_TW"/>
+        </w:rPr>
+        <w:t>聖經包含多卷被稱為「書卷」的經文，因為這些文獻在被編入聖經之前就是單獨的書卷。聖經共有66卷書（例如：創世記、以賽亞書、馬太福音和啟示錄）。</w:t>
+      </w:r>
+    </w:p>
+    <w:p>
+      <w:pPr>
+        <w:pStyle w:val="Heading3"/>
+      </w:pPr>
+      <w:r>
+        <w:rPr>
+          <w:lang w:val="zh_TW" w:bidi="zh_TW"/>
+        </w:rPr>
+        <w:t>律法書</w:t>
+      </w:r>
+    </w:p>
+    <w:p>
+      <w:pPr/>
+      <w:r>
+        <w:rPr>
+          <w:lang w:val="zh_TW" w:bidi="zh_TW"/>
+        </w:rPr>
+      </w:r>
+      <w:r>
+        <w:rPr>
+          <w:lang w:val="zh_TW" w:bidi="zh_TW"/>
+        </w:rPr>
+        <w:t>對古代以色列人來說是最重要的書卷（</w:t>
+      </w:r>
+      <w:hyperlink r:id="rId22">
+        <w:r>
+          <w:rPr>
+            <w:lang w:val="zh_TW" w:bidi="zh_TW"/>
+          </w:rPr>
+          <w:rPr>
+            <w:color w:val="0000EE"/>
+            <w:u w:val="single"/>
+          </w:rPr>
+          <w:t>王下22:8</w:t>
+        </w:r>
+      </w:hyperlink>
+      <w:r>
+        <w:rPr>
+          <w:lang w:val="zh_TW" w:bidi="zh_TW"/>
+        </w:rPr>
+        <w:t>）。這卷書之所以重要，是因為它是神賜給摩西的（</w:t>
+      </w:r>
+      <w:hyperlink r:id="rId23">
+        <w:r>
+          <w:rPr>
+            <w:lang w:val="zh_TW" w:bidi="zh_TW"/>
+          </w:rPr>
+          <w:rPr>
+            <w:color w:val="0000EE"/>
+            <w:u w:val="single"/>
+          </w:rPr>
+          <w:t>書23:6</w:t>
+        </w:r>
+      </w:hyperlink>
+      <w:r>
+        <w:rPr>
+          <w:lang w:val="zh_TW" w:bidi="zh_TW"/>
+        </w:rPr>
+        <w:t>；</w:t>
+      </w:r>
+      <w:hyperlink r:id="rId24">
+        <w:r>
+          <w:rPr>
+            <w:lang w:val="zh_TW" w:bidi="zh_TW"/>
+          </w:rPr>
+          <w:rPr>
+            <w:color w:val="0000EE"/>
+            <w:u w:val="single"/>
+          </w:rPr>
+          <w:t>可12:26</w:t>
+        </w:r>
+      </w:hyperlink>
+      <w:r>
+        <w:rPr>
+          <w:lang w:val="zh_TW" w:bidi="zh_TW"/>
+        </w:rPr>
+        <w:t>）。它很重要，也是因為其中包含了摩西之約（例如，</w:t>
+      </w:r>
+      <w:hyperlink r:id="rId25">
+        <w:r>
+          <w:rPr>
+            <w:lang w:val="zh_TW" w:bidi="zh_TW"/>
+          </w:rPr>
+          <w:rPr>
+            <w:color w:val="0000EE"/>
+            <w:u w:val="single"/>
+          </w:rPr>
+          <w:t>出20章</w:t>
+        </w:r>
+      </w:hyperlink>
+      <w:r>
+        <w:rPr>
+          <w:lang w:val="zh_TW" w:bidi="zh_TW"/>
+        </w:rPr>
+        <w:t>）。神曾吩咐約書亞晝夜思想這卷書（</w:t>
+      </w:r>
+      <w:hyperlink r:id="rId26">
+        <w:r>
+          <w:rPr>
+            <w:lang w:val="zh_TW" w:bidi="zh_TW"/>
+          </w:rPr>
+          <w:rPr>
+            <w:color w:val="0000EE"/>
+            <w:u w:val="single"/>
+          </w:rPr>
+          <w:t>書1:8</w:t>
+        </w:r>
+      </w:hyperlink>
+      <w:r>
+        <w:rPr>
+          <w:lang w:val="zh_TW" w:bidi="zh_TW"/>
+        </w:rPr>
+        <w:t>）。先知們經常引用它，尤其是申命記。在約西亞作王時期，律法書在聖殿的修復過程中被發現，這導致了重要的宗教改革（</w:t>
+      </w:r>
+      <w:hyperlink r:id="rId27">
+        <w:r>
+          <w:rPr>
+            <w:lang w:val="zh_TW" w:bidi="zh_TW"/>
+          </w:rPr>
+          <w:rPr>
+            <w:color w:val="0000EE"/>
+            <w:u w:val="single"/>
+          </w:rPr>
+          <w:t>王下22:8</w:t>
+        </w:r>
+      </w:hyperlink>
+      <w:r>
+        <w:rPr>
+          <w:lang w:val="zh_TW" w:bidi="zh_TW"/>
+        </w:rPr>
+        <w:t>–</w:t>
+      </w:r>
+      <w:hyperlink r:id="rId27">
+        <w:r>
+          <w:rPr>
+            <w:lang w:val="zh_TW" w:bidi="zh_TW"/>
+          </w:rPr>
+          <w:rPr>
+            <w:color w:val="0000EE"/>
+            <w:u w:val="single"/>
+          </w:rPr>
+          <w:t>13</w:t>
+        </w:r>
+      </w:hyperlink>
+      <w:r>
+        <w:rPr>
+          <w:lang w:val="zh_TW" w:bidi="zh_TW"/>
+        </w:rPr>
+        <w:t>）。</w:t>
+      </w:r>
+    </w:p>
+    <w:p>
+      <w:pPr>
+        <w:pStyle w:val="Heading3"/>
+      </w:pPr>
+      <w:r>
+        <w:rPr>
+          <w:lang w:val="zh_TW" w:bidi="zh_TW"/>
+        </w:rPr>
+        <w:t>聖經中提到的書卷</w:t>
+      </w:r>
+    </w:p>
+    <w:p>
+      <w:pPr/>
+      <w:r>
+        <w:rPr>
+          <w:lang w:val="zh_TW" w:bidi="zh_TW"/>
+        </w:rPr>
+      </w:r>
+      <w:r>
+        <w:rPr>
+          <w:lang w:val="zh_TW" w:bidi="zh_TW"/>
+        </w:rPr>
+        <w:t>聖經中特別提到的一些作為資料來源的書卷包括：</w:t>
+      </w:r>
+    </w:p>
+    <w:p>
+      <w:pPr>
+        <w:pStyle w:val="ListBullet"/>
+        <w:spacing w:line="240" w:lineRule="auto"/>
+        <w:ind w:left="720"/>
+      </w:pPr>
+      <w:r>
+        <w:rPr>
+          <w:lang w:val="zh_TW" w:bidi="zh_TW"/>
+        </w:rPr>
+      </w:r>
+      <w:r>
+        <w:rPr>
+          <w:lang w:val="zh_TW" w:bidi="zh_TW"/>
+        </w:rPr>
+        <w:t>耶和華的戰記（</w:t>
+      </w:r>
+      <w:hyperlink r:id="rId28">
+        <w:r>
+          <w:rPr>
+            <w:lang w:val="zh_TW" w:bidi="zh_TW"/>
+          </w:rPr>
+          <w:rPr>
+            <w:color w:val="0000EE"/>
+            <w:u w:val="single"/>
+          </w:rPr>
+          <w:t>民21:14</w:t>
+        </w:r>
+      </w:hyperlink>
+      <w:r>
+        <w:rPr>
+          <w:lang w:val="zh_TW" w:bidi="zh_TW"/>
+        </w:rPr>
+        <w:t>）</w:t>
+      </w:r>
+    </w:p>
+    <w:p>
+      <w:pPr>
+        <w:pStyle w:val="ListBullet"/>
+        <w:spacing w:line="240" w:lineRule="auto"/>
+        <w:ind w:left="720"/>
+      </w:pPr>
+      <w:r>
+        <w:rPr>
+          <w:lang w:val="zh_TW" w:bidi="zh_TW"/>
+        </w:rPr>
+      </w:r>
+      <w:r>
+        <w:rPr>
+          <w:lang w:val="zh_TW" w:bidi="zh_TW"/>
+        </w:rPr>
+        <w:t>雅煞珥書（</w:t>
+      </w:r>
+      <w:hyperlink r:id="rId29">
+        <w:r>
+          <w:rPr>
+            <w:lang w:val="zh_TW" w:bidi="zh_TW"/>
+          </w:rPr>
+          <w:rPr>
+            <w:color w:val="0000EE"/>
+            <w:u w:val="single"/>
+          </w:rPr>
+          <w:t>約書亞10:13</w:t>
+        </w:r>
+      </w:hyperlink>
+      <w:r>
+        <w:rPr>
+          <w:lang w:val="zh_TW" w:bidi="zh_TW"/>
+        </w:rPr>
+        <w:t>；</w:t>
+      </w:r>
+      <w:hyperlink r:id="rId30">
+        <w:r>
+          <w:rPr>
+            <w:lang w:val="zh_TW" w:bidi="zh_TW"/>
+          </w:rPr>
+          <w:rPr>
+            <w:color w:val="0000EE"/>
+            <w:u w:val="single"/>
+          </w:rPr>
+          <w:t>撒母耳下1:18</w:t>
+        </w:r>
+      </w:hyperlink>
+      <w:r>
+        <w:rPr>
+          <w:lang w:val="zh_TW" w:bidi="zh_TW"/>
+        </w:rPr>
+        <w:t>）</w:t>
+      </w:r>
+    </w:p>
+    <w:p>
+      <w:pPr>
+        <w:pStyle w:val="ListBullet"/>
+        <w:spacing w:line="240" w:lineRule="auto"/>
+        <w:ind w:left="720"/>
+      </w:pPr>
+      <w:r>
+        <w:rPr>
+          <w:lang w:val="zh_TW" w:bidi="zh_TW"/>
+        </w:rPr>
+      </w:r>
+      <w:r>
+        <w:rPr>
+          <w:lang w:val="zh_TW" w:bidi="zh_TW"/>
+        </w:rPr>
+        <w:t>所羅門記（</w:t>
+      </w:r>
+      <w:hyperlink r:id="rId31">
+        <w:r>
+          <w:rPr>
+            <w:lang w:val="zh_TW" w:bidi="zh_TW"/>
+          </w:rPr>
+          <w:rPr>
+            <w:color w:val="0000EE"/>
+            <w:u w:val="single"/>
+          </w:rPr>
+          <w:t>王上11:41</w:t>
+        </w:r>
+      </w:hyperlink>
+      <w:r>
+        <w:rPr>
+          <w:lang w:val="zh_TW" w:bidi="zh_TW"/>
+        </w:rPr>
+        <w:t>）</w:t>
+      </w:r>
+    </w:p>
+    <w:p>
+      <w:pPr>
+        <w:pStyle w:val="ListBullet"/>
+        <w:spacing w:line="240" w:lineRule="auto"/>
+        <w:ind w:left="720"/>
+      </w:pPr>
+      <w:r>
+        <w:rPr>
+          <w:lang w:val="zh_TW" w:bidi="zh_TW"/>
+        </w:rPr>
+      </w:r>
+      <w:r>
+        <w:rPr>
+          <w:lang w:val="zh_TW" w:bidi="zh_TW"/>
+        </w:rPr>
+        <w:t>猶大列王記（</w:t>
+      </w:r>
+      <w:hyperlink r:id="rId32">
+        <w:r>
+          <w:rPr>
+            <w:lang w:val="zh_TW" w:bidi="zh_TW"/>
+          </w:rPr>
+          <w:rPr>
+            <w:color w:val="0000EE"/>
+            <w:u w:val="single"/>
+          </w:rPr>
+          <w:t>王上14:29</w:t>
+        </w:r>
+      </w:hyperlink>
+      <w:r>
+        <w:rPr>
+          <w:lang w:val="zh_TW" w:bidi="zh_TW"/>
+        </w:rPr>
+        <w:t>）</w:t>
+      </w:r>
+    </w:p>
+    <w:p>
+      <w:pPr/>
+      <w:r>
+        <w:rPr>
+          <w:lang w:val="zh_TW" w:bidi="zh_TW"/>
+        </w:rPr>
+      </w:r>
+      <w:r>
+        <w:rPr>
+          <w:lang w:val="zh_TW" w:bidi="zh_TW"/>
+        </w:rPr>
+        <w:t>歷代志中還提到了多卷被用作資料來源的先知文獻：</w:t>
+      </w:r>
+    </w:p>
+    <w:p>
+      <w:pPr>
+        <w:pStyle w:val="ListBullet"/>
+        <w:spacing w:line="240" w:lineRule="auto"/>
+        <w:ind w:left="720"/>
+      </w:pPr>
+      <w:r>
+        <w:rPr>
+          <w:lang w:val="zh_TW" w:bidi="zh_TW"/>
+        </w:rPr>
+      </w:r>
+      <w:r>
+        <w:rPr>
+          <w:lang w:val="zh_TW" w:bidi="zh_TW"/>
+        </w:rPr>
+        <w:t>先見撒母耳的書</w:t>
+      </w:r>
+    </w:p>
+    <w:p>
+      <w:pPr>
+        <w:pStyle w:val="ListBullet"/>
+        <w:spacing w:line="240" w:lineRule="auto"/>
+        <w:ind w:left="720"/>
+      </w:pPr>
+      <w:r>
+        <w:rPr>
+          <w:lang w:val="zh_TW" w:bidi="zh_TW"/>
+        </w:rPr>
+      </w:r>
+      <w:r>
+        <w:rPr>
+          <w:lang w:val="zh_TW" w:bidi="zh_TW"/>
+        </w:rPr>
+        <w:t>先知拿單的書</w:t>
+      </w:r>
+    </w:p>
+    <w:p>
+      <w:pPr>
+        <w:pStyle w:val="ListBullet"/>
+        <w:spacing w:line="240" w:lineRule="auto"/>
+        <w:ind w:left="720"/>
+      </w:pPr>
+      <w:r>
+        <w:rPr>
+          <w:lang w:val="zh_TW" w:bidi="zh_TW"/>
+        </w:rPr>
+      </w:r>
+      <w:r>
+        <w:rPr>
+          <w:lang w:val="zh_TW" w:bidi="zh_TW"/>
+        </w:rPr>
+        <w:t>先見迦得的書（</w:t>
+      </w:r>
+      <w:hyperlink r:id="rId33">
+        <w:r>
+          <w:rPr>
+            <w:lang w:val="zh_TW" w:bidi="zh_TW"/>
+          </w:rPr>
+          <w:rPr>
+            <w:color w:val="0000EE"/>
+            <w:u w:val="single"/>
+          </w:rPr>
+          <w:t>代上29:29</w:t>
+        </w:r>
+      </w:hyperlink>
+      <w:r>
+        <w:rPr>
+          <w:lang w:val="zh_TW" w:bidi="zh_TW"/>
+        </w:rPr>
+        <w:t>）</w:t>
+      </w:r>
+    </w:p>
+    <w:p>
+      <w:pPr>
+        <w:pStyle w:val="ListBullet"/>
+        <w:spacing w:line="240" w:lineRule="auto"/>
+        <w:ind w:left="720"/>
+      </w:pPr>
+      <w:r>
+        <w:rPr>
+          <w:lang w:val="zh_TW" w:bidi="zh_TW"/>
+        </w:rPr>
+      </w:r>
+      <w:r>
+        <w:rPr>
+          <w:lang w:val="zh_TW" w:bidi="zh_TW"/>
+        </w:rPr>
+        <w:t>示羅人亞希雅的預言書（</w:t>
+      </w:r>
+      <w:hyperlink r:id="rId34">
+        <w:r>
+          <w:rPr>
+            <w:lang w:val="zh_TW" w:bidi="zh_TW"/>
+          </w:rPr>
+          <w:rPr>
+            <w:color w:val="0000EE"/>
+            <w:u w:val="single"/>
+          </w:rPr>
+          <w:t>代下9:29</w:t>
+        </w:r>
+      </w:hyperlink>
+      <w:r>
+        <w:rPr>
+          <w:lang w:val="zh_TW" w:bidi="zh_TW"/>
+        </w:rPr>
+        <w:t>）</w:t>
+      </w:r>
+    </w:p>
+    <w:p>
+      <w:pPr/>
+      <w:r>
+        <w:rPr>
+          <w:lang w:val="zh_TW" w:bidi="zh_TW"/>
+        </w:rPr>
+      </w:r>
+      <w:r>
+        <w:rPr>
+          <w:lang w:val="zh_TW" w:bidi="zh_TW"/>
+        </w:rPr>
+        <w:t>這些先知文獻被引用於歷代志，表明以色列人將自己的歷史視為神作為的記錄。</w:t>
+      </w:r>
+    </w:p>
+    <w:p>
+      <w:pPr/>
+      <w:r>
+        <w:rPr>
+          <w:lang w:val="zh_TW" w:bidi="zh_TW"/>
+        </w:rPr>
+      </w:r>
+      <w:r>
+        <w:rPr>
+          <w:i/>
+          <w:lang w:val="zh_TW" w:bidi="zh_TW"/>
+        </w:rPr>
+        <w:t>見</w:t>
+      </w:r>
+      <w:r>
+        <w:rPr>
+          <w:lang w:val="zh_TW" w:bidi="zh_TW"/>
+        </w:rPr>
+        <w:t xml:space="preserve"> </w:t>
+      </w:r>
+      <w:r>
+        <w:rPr>
+          <w:lang w:val="zh_TW" w:bidi="zh_TW"/>
+        </w:rPr>
+        <w:t>寫作</w:t>
+      </w:r>
+      <w:r>
+        <w:rPr>
+          <w:lang w:val="zh_TW" w:bidi="zh_TW"/>
+        </w:rPr>
+        <w:t>。</w:t>
+      </w:r>
+      <w:r>
+        <w:rPr>
+          <w:lang w:val="zh_TW" w:bidi="zh_TW"/>
+        </w:rPr>
+      </w:r>
+      <w:r>
+        <w:rPr>
+          <w:lang w:val="zh_TW" w:bidi="zh_TW"/>
+        </w:rPr>
+      </w:r>
+    </w:p>
+    <w:p>
+      <w:pPr/>
+      <w:r>
+        <w:rPr>
+          <w:lang w:val="zh_TW" w:bidi="zh_TW"/>
+        </w:rPr>
+      </w:r>
+    </w:p>
+    <w:p>
+      <w:pPr>
+        <w:pStyle w:val="Heading2"/>
+      </w:pPr>
+      <w:r>
+        <w:rPr>
+          <w:lang w:val="zh_TW" w:bidi="zh_TW"/>
+        </w:rPr>
+        <w:t>書尼，書尼族</w:t>
+      </w:r>
+      <w:r>
+        <w:rPr>
+          <w:lang w:val="zh_TW" w:bidi="zh_TW"/>
+        </w:rPr>
+      </w:r>
+    </w:p>
+    <w:p>
+      <w:pPr/>
+      <w:r>
+        <w:rPr>
+          <w:lang w:val="zh_TW" w:bidi="zh_TW"/>
+        </w:rPr>
+      </w:r>
+      <w:r>
+        <w:rPr>
+          <w:lang w:val="zh_TW" w:bidi="zh_TW"/>
+        </w:rPr>
+        <w:t>迦得的七個兒子中的第三個（</w:t>
+      </w:r>
+      <w:hyperlink r:id="rId35">
+        <w:r>
+          <w:rPr>
+            <w:lang w:val="zh_TW" w:bidi="zh_TW"/>
+          </w:rPr>
+          <w:rPr>
+            <w:color w:val="0000EE"/>
+            <w:u w:val="single"/>
+          </w:rPr>
+          <w:t>創46:16</w:t>
+        </w:r>
+      </w:hyperlink>
+      <w:r>
+        <w:rPr>
+          <w:lang w:val="zh_TW" w:bidi="zh_TW"/>
+        </w:rPr>
+        <w:t>），也是書尼族的始祖（</w:t>
+      </w:r>
+      <w:hyperlink r:id="rId36">
+        <w:r>
+          <w:rPr>
+            <w:lang w:val="zh_TW" w:bidi="zh_TW"/>
+          </w:rPr>
+          <w:rPr>
+            <w:color w:val="0000EE"/>
+            <w:u w:val="single"/>
+          </w:rPr>
+          <w:t>民26:15</w:t>
+        </w:r>
+      </w:hyperlink>
+      <w:r>
+        <w:rPr>
+          <w:lang w:val="zh_TW" w:bidi="zh_TW"/>
+        </w:rPr>
+        <w:t>）。</w:t>
+      </w:r>
+      <w:r>
+        <w:rPr>
+          <w:lang w:val="zh_TW" w:bidi="zh_TW"/>
+        </w:rPr>
+      </w:r>
+      <w:r>
+        <w:rPr>
+          <w:lang w:val="zh_TW" w:bidi="zh_TW"/>
+        </w:rPr>
+      </w:r>
+    </w:p>
+    <w:p>
+      <w:pPr/>
+      <w:r>
+        <w:rPr>
+          <w:lang w:val="zh_TW" w:bidi="zh_TW"/>
+        </w:rPr>
+      </w:r>
+    </w:p>
+    <w:p>
+      <w:pPr>
+        <w:pStyle w:val="Heading2"/>
+      </w:pPr>
+      <w:r>
+        <w:rPr>
+          <w:lang w:val="zh_TW" w:bidi="zh_TW"/>
+        </w:rPr>
+        <w:t>書品</w:t>
       </w:r>
       <w:r>
         <w:rPr>
@@ -239,90 +1247,54 @@
         <w:rPr>
           <w:lang w:val="zh_TW" w:bidi="zh_TW"/>
         </w:rPr>
-        <w:t>以東地何利人西珥的七個兒子之一（</w:t>
-      </w:r>
-      <w:hyperlink r:id="rId13">
-        <w:r>
-          <w:rPr>
-            <w:lang w:val="zh_TW" w:bidi="zh_TW"/>
-          </w:rPr>
-          <w:rPr>
-            <w:color w:val="0000EE"/>
-            <w:u w:val="single"/>
-          </w:rPr>
-          <w:t>創36:20</w:t>
-        </w:r>
-      </w:hyperlink>
-      <w:r>
-        <w:rPr>
-          <w:lang w:val="zh_TW" w:bidi="zh_TW"/>
-        </w:rPr>
-        <w:t>；</w:t>
-      </w:r>
-      <w:hyperlink r:id="rId14">
-        <w:r>
-          <w:rPr>
-            <w:lang w:val="zh_TW" w:bidi="zh_TW"/>
-          </w:rPr>
-          <w:rPr>
-            <w:color w:val="0000EE"/>
-            <w:u w:val="single"/>
-          </w:rPr>
-          <w:t>代上1:38</w:t>
-        </w:r>
-      </w:hyperlink>
-      <w:r>
-        <w:rPr>
-          <w:lang w:val="zh_TW" w:bidi="zh_TW"/>
-        </w:rPr>
-        <w:t>）。朔巴有五個兒子（</w:t>
-      </w:r>
-      <w:hyperlink r:id="rId15">
-        <w:r>
-          <w:rPr>
-            <w:lang w:val="zh_TW" w:bidi="zh_TW"/>
-          </w:rPr>
-          <w:rPr>
-            <w:color w:val="0000EE"/>
-            <w:u w:val="single"/>
-          </w:rPr>
-          <w:t>創36:23</w:t>
-        </w:r>
-      </w:hyperlink>
-      <w:r>
-        <w:rPr>
-          <w:lang w:val="zh_TW" w:bidi="zh_TW"/>
-        </w:rPr>
-        <w:t>；</w:t>
-      </w:r>
-      <w:hyperlink r:id="rId16">
-        <w:r>
-          <w:rPr>
-            <w:lang w:val="zh_TW" w:bidi="zh_TW"/>
-          </w:rPr>
-          <w:rPr>
-            <w:color w:val="0000EE"/>
-            <w:u w:val="single"/>
-          </w:rPr>
-          <w:t>代上1:40</w:t>
-        </w:r>
-      </w:hyperlink>
-      <w:r>
-        <w:rPr>
-          <w:lang w:val="zh_TW" w:bidi="zh_TW"/>
-        </w:rPr>
-        <w:t>），並成為何利人的族長之一（</w:t>
-      </w:r>
-      <w:hyperlink r:id="rId17">
-        <w:r>
-          <w:rPr>
-            <w:lang w:val="zh_TW" w:bidi="zh_TW"/>
-          </w:rPr>
-          <w:rPr>
-            <w:color w:val="0000EE"/>
-            <w:u w:val="single"/>
-          </w:rPr>
-          <w:t>創36:29</w:t>
+        <w:t>以珥的兒子，便雅憫的曾孫 （</w:t>
+      </w:r>
+      <w:hyperlink r:id="rId21">
+        <w:r>
+          <w:rPr>
+            <w:lang w:val="zh_TW" w:bidi="zh_TW"/>
+          </w:rPr>
+          <w:rPr>
+            <w:color w:val="0000EE"/>
+            <w:u w:val="single"/>
+          </w:rPr>
+          <w:t>代上7:12</w:t>
+        </w:r>
+      </w:hyperlink>
+      <w:r>
+        <w:rPr>
+          <w:lang w:val="zh_TW" w:bidi="zh_TW"/>
+        </w:rPr>
+        <w:t>）。書品可能是書反的簡稱，</w:t>
+      </w:r>
+      <w:hyperlink r:id="rId20">
+        <w:r>
+          <w:rPr>
+            <w:lang w:val="zh_TW" w:bidi="zh_TW"/>
+          </w:rPr>
+          <w:rPr>
+            <w:color w:val="0000EE"/>
+            <w:u w:val="single"/>
+          </w:rPr>
+          <w:t>民數記二十六章39節</w:t>
+        </w:r>
+      </w:hyperlink>
+      <w:r>
+        <w:rPr>
+          <w:lang w:val="zh_TW" w:bidi="zh_TW"/>
+        </w:rPr>
+        <w:t>中提到書反是便雅憫的兒子。書品也可能是母平的另一種寫法 （</w:t>
+      </w:r>
+      <w:hyperlink r:id="rId19">
+        <w:r>
+          <w:rPr>
+            <w:lang w:val="zh_TW" w:bidi="zh_TW"/>
+          </w:rPr>
+          <w:rPr>
+            <w:color w:val="0000EE"/>
+            <w:u w:val="single"/>
+          </w:rPr>
+          <w:t>創46:21</w:t>
         </w:r>
       </w:hyperlink>
       <w:r>
@@ -330,6 +1302,31 @@
           <w:lang w:val="zh_TW" w:bidi="zh_TW"/>
         </w:rPr>
         <w:t>）。</w:t>
+      </w:r>
+      <w:r>
+        <w:rPr>
+          <w:i/>
+          <w:lang w:val="zh_TW" w:bidi="zh_TW"/>
+        </w:rPr>
+        <w:t>見</w:t>
+      </w:r>
+      <w:r>
+        <w:rPr>
+          <w:lang w:val="zh_TW" w:bidi="zh_TW"/>
+        </w:rPr>
+        <w:t xml:space="preserve"> </w:t>
+      </w:r>
+      <w:r>
+        <w:rPr>
+          <w:lang w:val="zh_TW" w:bidi="zh_TW"/>
+        </w:rPr>
+        <w:t>書反</w:t>
+      </w:r>
+      <w:r>
+        <w:rPr>
+          <w:lang w:val="zh_TW" w:bidi="zh_TW"/>
+        </w:rPr>
+        <w:t>。</w:t>
       </w:r>
     </w:p>
     <w:p>
@@ -347,18 +1344,18 @@
         <w:rPr>
           <w:lang w:val="zh_TW" w:bidi="zh_TW"/>
         </w:rPr>
-        <w:t>戶珥的兒子，哈羅以的父親，也是基列‧耶琳諸宗族的始祖（</w:t>
-      </w:r>
-      <w:hyperlink r:id="rId18">
-        <w:r>
-          <w:rPr>
-            <w:lang w:val="zh_TW" w:bidi="zh_TW"/>
-          </w:rPr>
-          <w:rPr>
-            <w:color w:val="0000EE"/>
-            <w:u w:val="single"/>
-          </w:rPr>
-          <w:t>代上2:50–52</w:t>
+        <w:t>一位利未的守門者。他與何薩一同看守耶路撒冷西面的沙利基門（</w:t>
+      </w:r>
+      <w:hyperlink r:id="rId37">
+        <w:r>
+          <w:rPr>
+            <w:lang w:val="zh_TW" w:bidi="zh_TW"/>
+          </w:rPr>
+          <w:rPr>
+            <w:color w:val="0000EE"/>
+            <w:u w:val="single"/>
+          </w:rPr>
+          <w:t>代上26:16</w:t>
         </w:r>
       </w:hyperlink>
       <w:r>
@@ -366,6 +1363,123 @@
           <w:lang w:val="zh_TW" w:bidi="zh_TW"/>
         </w:rPr>
         <w:t>）。</w:t>
+      </w:r>
+      <w:r>
+        <w:rPr>
+          <w:lang w:val="zh_TW" w:bidi="zh_TW"/>
+        </w:rPr>
+      </w:r>
+      <w:r>
+        <w:rPr>
+          <w:lang w:val="zh_TW" w:bidi="zh_TW"/>
+        </w:rPr>
+      </w:r>
+    </w:p>
+    <w:p>
+      <w:pPr/>
+      <w:r>
+        <w:rPr>
+          <w:lang w:val="zh_TW" w:bidi="zh_TW"/>
+        </w:rPr>
+      </w:r>
+    </w:p>
+    <w:p>
+      <w:pPr>
+        <w:pStyle w:val="Heading2"/>
+      </w:pPr>
+      <w:r>
+        <w:rPr>
+          <w:lang w:val="zh_TW" w:bidi="zh_TW"/>
+        </w:rPr>
+        <w:t>書亞</w:t>
+      </w:r>
+      <w:r>
+        <w:rPr>
+          <w:lang w:val="zh_TW" w:bidi="zh_TW"/>
+        </w:rPr>
+      </w:r>
+    </w:p>
+    <w:p>
+      <w:pPr>
+        <w:pStyle w:val="ListNumber"/>
+        <w:numPr>
+          <w:ilvl w:val="0"/>
+          <w:numId w:val="15"/>
+        </w:numPr>
+        <w:spacing w:line="240" w:lineRule="auto"/>
+        <w:ind w:left="720"/>
+      </w:pPr>
+      <w:r>
+        <w:rPr>
+          <w:lang w:val="zh_TW" w:bidi="zh_TW"/>
+        </w:rPr>
+      </w:r>
+      <w:r>
+        <w:rPr>
+          <w:lang w:val="zh_TW" w:bidi="zh_TW"/>
+        </w:rPr>
+        <w:t>一位迦南人，他的女兒嫁給了猶大，並為猶大生了三個兒子：珥、俄南和示拉（</w:t>
+      </w:r>
+      <w:hyperlink r:id="rId38">
+        <w:r>
+          <w:rPr>
+            <w:lang w:val="zh_TW" w:bidi="zh_TW"/>
+          </w:rPr>
+          <w:rPr>
+            <w:color w:val="0000EE"/>
+            <w:u w:val="single"/>
+          </w:rPr>
+          <w:t>創38:2–5</w:t>
+        </w:r>
+      </w:hyperlink>
+      <w:r>
+        <w:rPr>
+          <w:lang w:val="zh_TW" w:bidi="zh_TW"/>
+        </w:rPr>
+        <w:t>、</w:t>
+      </w:r>
+      <w:hyperlink r:id="rId38">
+        <w:r>
+          <w:rPr>
+            <w:lang w:val="zh_TW" w:bidi="zh_TW"/>
+          </w:rPr>
+          <w:rPr>
+            <w:color w:val="0000EE"/>
+            <w:u w:val="single"/>
+          </w:rPr>
+          <w:t>12</w:t>
+        </w:r>
+      </w:hyperlink>
+      <w:r>
+        <w:rPr>
+          <w:lang w:val="zh_TW" w:bidi="zh_TW"/>
+        </w:rPr>
+        <w:t>）。</w:t>
+      </w:r>
+      <w:r>
+        <w:rPr>
+          <w:i/>
+          <w:lang w:val="zh_TW" w:bidi="zh_TW"/>
+        </w:rPr>
+        <w:t>見</w:t>
+      </w:r>
+      <w:r>
+        <w:rPr>
+          <w:lang w:val="zh_TW" w:bidi="zh_TW"/>
+        </w:rPr>
+        <w:t xml:space="preserve"> </w:t>
+      </w:r>
+      <w:r>
+        <w:rPr>
+          <w:lang w:val="zh_TW" w:bidi="zh_TW"/>
+        </w:rPr>
+        <w:t>拔書亞（Bathshua） #1</w:t>
+      </w:r>
+      <w:r>
+        <w:rPr>
+          <w:lang w:val="zh_TW" w:bidi="zh_TW"/>
+        </w:rPr>
+        <w:t>。</w:t>
       </w:r>
     </w:p>
     <w:p>
@@ -383,25 +1497,6194 @@
         <w:rPr>
           <w:lang w:val="zh_TW" w:bidi="zh_TW"/>
         </w:rPr>
-        <w:t>猶大的五個兒子之一，也是利亞雅的父親（</w:t>
-      </w:r>
-      <w:hyperlink r:id="rId19">
-        <w:r>
-          <w:rPr>
-            <w:lang w:val="zh_TW" w:bidi="zh_TW"/>
-          </w:rPr>
-          <w:rPr>
-            <w:color w:val="0000EE"/>
-            <w:u w:val="single"/>
-          </w:rPr>
-          <w:t>代上4:1–2</w:t>
-        </w:r>
-      </w:hyperlink>
-      <w:r>
-        <w:rPr>
-          <w:lang w:val="zh_TW" w:bidi="zh_TW"/>
-        </w:rPr>
-        <w:t>）；他可能與上述第2項的朔巴是同一人。</w:t>
+        <w:t>亞設支派的人希別的女兒，也是雅弗勒、朔默和何坦的姊妹（</w:t>
+      </w:r>
+      <w:hyperlink r:id="rId39">
+        <w:r>
+          <w:rPr>
+            <w:lang w:val="zh_TW" w:bidi="zh_TW"/>
+          </w:rPr>
+          <w:rPr>
+            <w:color w:val="0000EE"/>
+            <w:u w:val="single"/>
+          </w:rPr>
+          <w:t>代上7:32</w:t>
+        </w:r>
+      </w:hyperlink>
+      <w:r>
+        <w:rPr>
+          <w:lang w:val="zh_TW" w:bidi="zh_TW"/>
+        </w:rPr>
+        <w:t>）。</w:t>
+      </w:r>
+      <w:r>
+        <w:rPr>
+          <w:lang w:val="zh_TW" w:bidi="zh_TW"/>
+        </w:rPr>
+      </w:r>
+      <w:r>
+        <w:rPr>
+          <w:lang w:val="zh_TW" w:bidi="zh_TW"/>
+        </w:rPr>
+      </w:r>
+    </w:p>
+    <w:p>
+      <w:pPr/>
+      <w:r>
+        <w:rPr>
+          <w:lang w:val="zh_TW" w:bidi="zh_TW"/>
+        </w:rPr>
+      </w:r>
+    </w:p>
+    <w:p>
+      <w:pPr>
+        <w:pStyle w:val="Heading2"/>
+      </w:pPr>
+      <w:r>
+        <w:rPr>
+          <w:lang w:val="zh_TW" w:bidi="zh_TW"/>
+        </w:rPr>
+        <w:t>書亞 （Shuah）</w:t>
+      </w:r>
+      <w:r>
+        <w:rPr>
+          <w:lang w:val="zh_TW" w:bidi="zh_TW"/>
+        </w:rPr>
+      </w:r>
+    </w:p>
+    <w:p>
+      <w:pPr/>
+      <w:r>
+        <w:rPr>
+          <w:lang w:val="zh_TW" w:bidi="zh_TW"/>
+        </w:rPr>
+      </w:r>
+      <w:r>
+        <w:rPr>
+          <w:lang w:val="zh_TW" w:bidi="zh_TW"/>
+        </w:rPr>
+        <w:t>1. 書亞是基土拉為亞伯拉罕所生的六個兒子之一（</w:t>
+      </w:r>
+      <w:hyperlink r:id="rId40">
+        <w:r>
+          <w:rPr>
+            <w:lang w:val="zh_TW" w:bidi="zh_TW"/>
+          </w:rPr>
+          <w:rPr>
+            <w:color w:val="0000EE"/>
+            <w:u w:val="single"/>
+          </w:rPr>
+          <w:t>創25:2</w:t>
+        </w:r>
+      </w:hyperlink>
+      <w:r>
+        <w:rPr>
+          <w:lang w:val="zh_TW" w:bidi="zh_TW"/>
+        </w:rPr>
+        <w:t>；</w:t>
+      </w:r>
+      <w:hyperlink r:id="rId41">
+        <w:r>
+          <w:rPr>
+            <w:lang w:val="zh_TW" w:bidi="zh_TW"/>
+          </w:rPr>
+          <w:rPr>
+            <w:color w:val="0000EE"/>
+            <w:u w:val="single"/>
+          </w:rPr>
+          <w:t>代上1:32</w:t>
+        </w:r>
+      </w:hyperlink>
+      <w:r>
+        <w:rPr>
+          <w:lang w:val="zh_TW" w:bidi="zh_TW"/>
+        </w:rPr>
+        <w:t>）。他可能是住在烏斯地附近的</w:t>
+      </w:r>
+      <w:r>
+        <w:rPr>
+          <w:lang w:val="zh_TW" w:bidi="zh_TW"/>
+        </w:rPr>
+        <w:t>書亞人</w:t>
+      </w:r>
+      <w:r>
+        <w:rPr>
+          <w:lang w:val="zh_TW" w:bidi="zh_TW"/>
+        </w:rPr>
+        <w:t>的先祖（</w:t>
+      </w:r>
+      <w:hyperlink r:id="rId42">
+        <w:r>
+          <w:rPr>
+            <w:lang w:val="zh_TW" w:bidi="zh_TW"/>
+          </w:rPr>
+          <w:rPr>
+            <w:color w:val="0000EE"/>
+            <w:u w:val="single"/>
+          </w:rPr>
+          <w:t>伯2:11</w:t>
+        </w:r>
+      </w:hyperlink>
+      <w:r>
+        <w:rPr>
+          <w:lang w:val="zh_TW" w:bidi="zh_TW"/>
+        </w:rPr>
+        <w:t>）。</w:t>
+      </w:r>
+    </w:p>
+    <w:p>
+      <w:pPr/>
+      <w:r>
+        <w:rPr>
+          <w:lang w:val="zh_TW" w:bidi="zh_TW"/>
+        </w:rPr>
+      </w:r>
+      <w:r>
+        <w:rPr>
+          <w:lang w:val="zh_TW" w:bidi="zh_TW"/>
+        </w:rPr>
+        <w:t>2. 猶大的岳父，見於</w:t>
+      </w:r>
+      <w:hyperlink r:id="rId43">
+        <w:r>
+          <w:rPr>
+            <w:lang w:val="zh_TW" w:bidi="zh_TW"/>
+          </w:rPr>
+          <w:rPr>
+            <w:color w:val="0000EE"/>
+            <w:u w:val="single"/>
+          </w:rPr>
+          <w:t>創世記三十八章2節</w:t>
+        </w:r>
+      </w:hyperlink>
+      <w:r>
+        <w:rPr>
+          <w:lang w:val="zh_TW" w:bidi="zh_TW"/>
+        </w:rPr>
+        <w:t>、</w:t>
+      </w:r>
+      <w:hyperlink r:id="rId43">
+        <w:r>
+          <w:rPr>
+            <w:lang w:val="zh_TW" w:bidi="zh_TW"/>
+          </w:rPr>
+          <w:rPr>
+            <w:color w:val="0000EE"/>
+            <w:u w:val="single"/>
+          </w:rPr>
+          <w:t>12節</w:t>
+        </w:r>
+      </w:hyperlink>
+      <w:r>
+        <w:rPr>
+          <w:lang w:val="zh_TW" w:bidi="zh_TW"/>
+        </w:rPr>
+        <w:t>。</w:t>
+      </w:r>
+    </w:p>
+    <w:p>
+      <w:pPr/>
+      <w:r>
+        <w:rPr>
+          <w:lang w:val="zh_TW" w:bidi="zh_TW"/>
+        </w:rPr>
+      </w:r>
+      <w:r>
+        <w:rPr>
+          <w:i/>
+          <w:lang w:val="zh_TW" w:bidi="zh_TW"/>
+        </w:rPr>
+        <w:t xml:space="preserve">見 </w:t>
+      </w:r>
+      <w:r>
+        <w:rPr>
+          <w:lang w:val="zh_TW" w:bidi="zh_TW"/>
+        </w:rPr>
+        <w:t>書亞（Shua）#1</w:t>
+      </w:r>
+      <w:r>
+        <w:rPr>
+          <w:lang w:val="zh_TW" w:bidi="zh_TW"/>
+        </w:rPr>
+        <w:t>。</w:t>
+      </w:r>
+    </w:p>
+    <w:p>
+      <w:pPr/>
+      <w:r>
+        <w:rPr>
+          <w:lang w:val="zh_TW" w:bidi="zh_TW"/>
+        </w:rPr>
+      </w:r>
+      <w:r>
+        <w:rPr>
+          <w:lang w:val="zh_TW" w:bidi="zh_TW"/>
+        </w:rPr>
+        <w:t>3. 有些譯本將其寫為書哈（Shuhah），他是基祿的兄弟，見於</w:t>
+      </w:r>
+      <w:hyperlink r:id="rId44">
+        <w:r>
+          <w:rPr>
+            <w:lang w:val="zh_TW" w:bidi="zh_TW"/>
+          </w:rPr>
+          <w:rPr>
+            <w:color w:val="0000EE"/>
+            <w:u w:val="single"/>
+          </w:rPr>
+          <w:t>歷代志上四章11節</w:t>
+        </w:r>
+      </w:hyperlink>
+      <w:r>
+        <w:rPr>
+          <w:lang w:val="zh_TW" w:bidi="zh_TW"/>
+        </w:rPr>
+        <w:t>。</w:t>
+      </w:r>
+    </w:p>
+    <w:p>
+      <w:pPr/>
+      <w:r>
+        <w:rPr>
+          <w:lang w:val="zh_TW" w:bidi="zh_TW"/>
+        </w:rPr>
+      </w:r>
+      <w:r>
+        <w:rPr>
+          <w:i/>
+          <w:lang w:val="zh_TW" w:bidi="zh_TW"/>
+        </w:rPr>
+        <w:t xml:space="preserve">見 </w:t>
+      </w:r>
+      <w:r>
+        <w:rPr>
+          <w:lang w:val="zh_TW" w:bidi="zh_TW"/>
+        </w:rPr>
+        <w:t>書哈</w:t>
+      </w:r>
+      <w:r>
+        <w:rPr>
+          <w:lang w:val="zh_TW" w:bidi="zh_TW"/>
+        </w:rPr>
+        <w:t>。</w:t>
+      </w:r>
+      <w:r>
+        <w:rPr>
+          <w:lang w:val="zh_TW" w:bidi="zh_TW"/>
+        </w:rPr>
+      </w:r>
+      <w:r>
+        <w:rPr>
+          <w:lang w:val="zh_TW" w:bidi="zh_TW"/>
+        </w:rPr>
+      </w:r>
+    </w:p>
+    <w:p>
+      <w:pPr/>
+      <w:r>
+        <w:rPr>
+          <w:lang w:val="zh_TW" w:bidi="zh_TW"/>
+        </w:rPr>
+      </w:r>
+    </w:p>
+    <w:p>
+      <w:pPr>
+        <w:pStyle w:val="Heading2"/>
+      </w:pPr>
+      <w:r>
+        <w:rPr>
+          <w:lang w:val="zh_TW" w:bidi="zh_TW"/>
+        </w:rPr>
+        <w:t>書亞，拔書亞</w:t>
+      </w:r>
+      <w:r>
+        <w:rPr>
+          <w:lang w:val="zh_TW" w:bidi="zh_TW"/>
+        </w:rPr>
+      </w:r>
+    </w:p>
+    <w:p>
+      <w:pPr>
+        <w:pStyle w:val="ListNumber"/>
+        <w:numPr>
+          <w:ilvl w:val="0"/>
+          <w:numId w:val="16"/>
+        </w:numPr>
+        <w:spacing w:line="240" w:lineRule="auto"/>
+        <w:ind w:left="720"/>
+      </w:pPr>
+      <w:r>
+        <w:rPr>
+          <w:lang w:val="zh_TW" w:bidi="zh_TW"/>
+        </w:rPr>
+      </w:r>
+      <w:r>
+        <w:rPr>
+          <w:lang w:val="zh_TW" w:bidi="zh_TW"/>
+        </w:rPr>
+        <w:t>猶大的迦南人妻子。她為猶大生了三個兒子：珥、俄南和示拉（</w:t>
+      </w:r>
+      <w:hyperlink r:id="rId45">
+        <w:r>
+          <w:rPr>
+            <w:lang w:val="zh_TW" w:bidi="zh_TW"/>
+          </w:rPr>
+          <w:rPr>
+            <w:color w:val="0000EE"/>
+            <w:u w:val="single"/>
+          </w:rPr>
+          <w:t>創38:2–5</w:t>
+        </w:r>
+      </w:hyperlink>
+      <w:r>
+        <w:rPr>
+          <w:lang w:val="zh_TW" w:bidi="zh_TW"/>
+        </w:rPr>
+        <w:t>；</w:t>
+      </w:r>
+      <w:hyperlink r:id="rId46">
+        <w:r>
+          <w:rPr>
+            <w:lang w:val="zh_TW" w:bidi="zh_TW"/>
+          </w:rPr>
+          <w:rPr>
+            <w:color w:val="0000EE"/>
+            <w:u w:val="single"/>
+          </w:rPr>
+          <w:t>代上2:3</w:t>
+        </w:r>
+      </w:hyperlink>
+      <w:r>
+        <w:rPr>
+          <w:lang w:val="zh_TW" w:bidi="zh_TW"/>
+        </w:rPr>
+        <w:t>；和合本譯為：書亞）。</w:t>
+      </w:r>
+    </w:p>
+    <w:p>
+      <w:pPr>
+        <w:pStyle w:val="ListNumber"/>
+        <w:spacing w:line="240" w:lineRule="auto"/>
+        <w:ind w:left="720"/>
+      </w:pPr>
+      <w:r>
+        <w:rPr>
+          <w:lang w:val="zh_TW" w:bidi="zh_TW"/>
+        </w:rPr>
+      </w:r>
+      <w:r>
+        <w:rPr>
+          <w:lang w:val="zh_TW" w:bidi="zh_TW"/>
+        </w:rPr>
+        <w:t>拔書亞（Bathshua）是拔示巴（Bathsheba）的另一種英文拼寫形式，見於</w:t>
+      </w:r>
+      <w:hyperlink r:id="rId47">
+        <w:r>
+          <w:rPr>
+            <w:lang w:val="zh_TW" w:bidi="zh_TW"/>
+          </w:rPr>
+          <w:rPr>
+            <w:color w:val="0000EE"/>
+            <w:u w:val="single"/>
+          </w:rPr>
+          <w:t>歷代志上三章5節</w:t>
+        </w:r>
+      </w:hyperlink>
+      <w:r>
+        <w:rPr>
+          <w:lang w:val="zh_TW" w:bidi="zh_TW"/>
+        </w:rPr>
+        <w:t>（和合本譯為：拔書亞）。</w:t>
+      </w:r>
+    </w:p>
+    <w:p>
+      <w:pPr>
+        <w:pStyle w:val="ListNumber"/>
+        <w:spacing w:line="240" w:lineRule="auto"/>
+        <w:ind w:left="720"/>
+      </w:pPr>
+      <w:r>
+        <w:rPr>
+          <w:lang w:val="zh_TW" w:bidi="zh_TW"/>
+        </w:rPr>
+      </w:r>
+      <w:r>
+        <w:rPr>
+          <w:i/>
+          <w:lang w:val="zh_TW" w:bidi="zh_TW"/>
+        </w:rPr>
+        <w:t>見</w:t>
+      </w:r>
+      <w:r>
+        <w:rPr>
+          <w:lang w:val="zh_TW" w:bidi="zh_TW"/>
+        </w:rPr>
+        <w:t xml:space="preserve"> </w:t>
+      </w:r>
+      <w:r>
+        <w:rPr>
+          <w:lang w:val="zh_TW" w:bidi="zh_TW"/>
+        </w:rPr>
+        <w:t>拔示巴</w:t>
+      </w:r>
+      <w:r>
+        <w:rPr>
+          <w:lang w:val="zh_TW" w:bidi="zh_TW"/>
+        </w:rPr>
+        <w:t>。</w:t>
+      </w:r>
+      <w:r>
+        <w:rPr>
+          <w:lang w:val="zh_TW" w:bidi="zh_TW"/>
+        </w:rPr>
+      </w:r>
+      <w:r>
+        <w:rPr>
+          <w:lang w:val="zh_TW" w:bidi="zh_TW"/>
+        </w:rPr>
+      </w:r>
+    </w:p>
+    <w:p>
+      <w:pPr/>
+      <w:r>
+        <w:rPr>
+          <w:lang w:val="zh_TW" w:bidi="zh_TW"/>
+        </w:rPr>
+      </w:r>
+    </w:p>
+    <w:p>
+      <w:pPr>
+        <w:pStyle w:val="Heading2"/>
+      </w:pPr>
+      <w:r>
+        <w:rPr>
+          <w:lang w:val="zh_TW" w:bidi="zh_TW"/>
+        </w:rPr>
+        <w:t>疏割</w:t>
+      </w:r>
+      <w:r>
+        <w:rPr>
+          <w:lang w:val="zh_TW" w:bidi="zh_TW"/>
+        </w:rPr>
+      </w:r>
+    </w:p>
+    <w:p>
+      <w:pPr>
+        <w:pStyle w:val="ListNumber"/>
+        <w:numPr>
+          <w:ilvl w:val="0"/>
+          <w:numId w:val="17"/>
+        </w:numPr>
+        <w:spacing w:line="240" w:lineRule="auto"/>
+        <w:ind w:left="720"/>
+      </w:pPr>
+      <w:r>
+        <w:rPr>
+          <w:lang w:val="zh_TW" w:bidi="zh_TW"/>
+        </w:rPr>
+      </w:r>
+      <w:r>
+        <w:rPr>
+          <w:lang w:val="zh_TW" w:bidi="zh_TW"/>
+        </w:rPr>
+        <w:t>這是約旦河谷的一座城，與其它城邑一同被列為屬於迦得支派的地業（</w:t>
+      </w:r>
+      <w:hyperlink r:id="rId48">
+        <w:r>
+          <w:rPr>
+            <w:lang w:val="zh_TW" w:bidi="zh_TW"/>
+          </w:rPr>
+          <w:rPr>
+            <w:color w:val="0000EE"/>
+            <w:u w:val="single"/>
+          </w:rPr>
+          <w:t>書13:27</w:t>
+        </w:r>
+      </w:hyperlink>
+      <w:r>
+        <w:rPr>
+          <w:lang w:val="zh_TW" w:bidi="zh_TW"/>
+        </w:rPr>
+        <w:t>）。疏割位於一個肥沃的山谷——加烏爾阿布烏代達谷（Ghaur Abu 'Udeidah）。這山谷在聖經中稱為疏割谷（</w:t>
+      </w:r>
+      <w:hyperlink r:id="rId49">
+        <w:r>
+          <w:rPr>
+            <w:lang w:val="zh_TW" w:bidi="zh_TW"/>
+          </w:rPr>
+          <w:rPr>
+            <w:color w:val="0000EE"/>
+            <w:u w:val="single"/>
+          </w:rPr>
+          <w:t>詩60:6</w:t>
+        </w:r>
+      </w:hyperlink>
+      <w:r>
+        <w:rPr>
+          <w:lang w:val="zh_TW" w:bidi="zh_TW"/>
+        </w:rPr>
+        <w:t>，</w:t>
+      </w:r>
+      <w:hyperlink r:id="rId50">
+        <w:r>
+          <w:rPr>
+            <w:lang w:val="zh_TW" w:bidi="zh_TW"/>
+          </w:rPr>
+          <w:rPr>
+            <w:color w:val="0000EE"/>
+            <w:u w:val="single"/>
+          </w:rPr>
+          <w:t>108:7</w:t>
+        </w:r>
+      </w:hyperlink>
+      <w:r>
+        <w:rPr>
+          <w:lang w:val="zh_TW" w:bidi="zh_TW"/>
+        </w:rPr>
+        <w:t>）。其位於約旦河谷東側中央地帶，介於利傑布溪谷（Wadi Rejeb）與雅博河（Jabbok River）之間。</w:t>
+        <w:br/>
+      </w:r>
+      <w:r>
+        <w:rPr>
+          <w:lang w:val="zh_TW" w:bidi="zh_TW"/>
+        </w:rPr>
+        <w:t>這地方首次出現在雅各與以掃相會的記載中，相會地點位於毗努伊勒南面不遠處。雅各與以掃見面後，前往疏割，並為自己的牲畜搭建棚子。這就是該地名稱的由來（疏割的意思是「棚」，</w:t>
+      </w:r>
+      <w:hyperlink r:id="rId51">
+        <w:r>
+          <w:rPr>
+            <w:lang w:val="zh_TW" w:bidi="zh_TW"/>
+          </w:rPr>
+          <w:rPr>
+            <w:color w:val="0000EE"/>
+            <w:u w:val="single"/>
+          </w:rPr>
+          <w:t>創33:17</w:t>
+        </w:r>
+      </w:hyperlink>
+      <w:r>
+        <w:rPr>
+          <w:lang w:val="zh_TW" w:bidi="zh_TW"/>
+        </w:rPr>
+        <w:t>）。</w:t>
+        <w:br/>
+      </w:r>
+      <w:r>
+        <w:rPr>
+          <w:lang w:val="zh_TW" w:bidi="zh_TW"/>
+        </w:rPr>
+        <w:t>後來，當基甸和他的部下追趕米甸人時，疏割人拒絕供應食物給他們（</w:t>
+      </w:r>
+      <w:hyperlink r:id="rId52">
+        <w:r>
+          <w:rPr>
+            <w:lang w:val="zh_TW" w:bidi="zh_TW"/>
+          </w:rPr>
+          <w:rPr>
+            <w:color w:val="0000EE"/>
+            <w:u w:val="single"/>
+          </w:rPr>
+          <w:t>士8:5–9</w:t>
+        </w:r>
+      </w:hyperlink>
+      <w:r>
+        <w:rPr>
+          <w:lang w:val="zh_TW" w:bidi="zh_TW"/>
+        </w:rPr>
+        <w:t>）。基甸回來後，懲罰了疏割的長老（</w:t>
+      </w:r>
+      <w:hyperlink r:id="rId53">
+        <w:r>
+          <w:rPr>
+            <w:lang w:val="zh_TW" w:bidi="zh_TW"/>
+          </w:rPr>
+          <w:rPr>
+            <w:color w:val="0000EE"/>
+            <w:u w:val="single"/>
+          </w:rPr>
+          <w:t>士8:13–17</w:t>
+        </w:r>
+      </w:hyperlink>
+      <w:r>
+        <w:rPr>
+          <w:lang w:val="zh_TW" w:bidi="zh_TW"/>
+        </w:rPr>
+        <w:t>）。這段經文所描述的社會情況顯示，基甸探訪疏割時，當地居民可能還不是以色列人。</w:t>
+        <w:br/>
+      </w:r>
+      <w:r>
+        <w:rPr>
+          <w:lang w:val="zh_TW" w:bidi="zh_TW"/>
+        </w:rPr>
+        <w:t>疏割也與所羅門的建築工程有關。聖殿重要器具和設備所需的鑄件，是在疏割與撒拉但之間的地區鑄造的（</w:t>
+      </w:r>
+      <w:hyperlink r:id="rId54">
+        <w:r>
+          <w:rPr>
+            <w:lang w:val="zh_TW" w:bidi="zh_TW"/>
+          </w:rPr>
+          <w:rPr>
+            <w:color w:val="0000EE"/>
+            <w:u w:val="single"/>
+          </w:rPr>
+          <w:t>王上7:46</w:t>
+        </w:r>
+      </w:hyperlink>
+      <w:r>
+        <w:rPr>
+          <w:lang w:val="zh_TW" w:bidi="zh_TW"/>
+        </w:rPr>
+        <w:t>；</w:t>
+      </w:r>
+      <w:hyperlink r:id="rId55">
+        <w:r>
+          <w:rPr>
+            <w:lang w:val="zh_TW" w:bidi="zh_TW"/>
+          </w:rPr>
+          <w:rPr>
+            <w:color w:val="0000EE"/>
+            <w:u w:val="single"/>
+          </w:rPr>
+          <w:t>代下4:17</w:t>
+        </w:r>
+      </w:hyperlink>
+      <w:r>
+        <w:rPr>
+          <w:lang w:val="zh_TW" w:bidi="zh_TW"/>
+        </w:rPr>
+        <w:t>）。以色列進入列王時期後，埃及王示撒可能曾摧毀疏割。</w:t>
+        <w:br/>
+      </w:r>
+      <w:r>
+        <w:rPr>
+          <w:lang w:val="zh_TW" w:bidi="zh_TW"/>
+        </w:rPr>
+        <w:t>有些學者認為，疏割這個地名也出現在另外兩處經文中。第一處是大衛與亞捫人交戰之前聚集軍隊的地方；當時約櫃和軍兵都「住在棚裡（sukkoth）」（</w:t>
+      </w:r>
+      <w:hyperlink r:id="rId56">
+        <w:r>
+          <w:rPr>
+            <w:lang w:val="zh_TW" w:bidi="zh_TW"/>
+          </w:rPr>
+          <w:rPr>
+            <w:color w:val="0000EE"/>
+            <w:u w:val="single"/>
+          </w:rPr>
+          <w:t>撒下11:11</w:t>
+        </w:r>
+      </w:hyperlink>
+      <w:r>
+        <w:rPr>
+          <w:lang w:val="zh_TW" w:bidi="zh_TW"/>
+        </w:rPr>
+        <w:t>）。第二處是便‧哈達與撒馬利亞交戰時聚集軍隊的地方（</w:t>
+      </w:r>
+      <w:hyperlink r:id="rId57">
+        <w:r>
+          <w:rPr>
+            <w:lang w:val="zh_TW" w:bidi="zh_TW"/>
+          </w:rPr>
+          <w:rPr>
+            <w:color w:val="0000EE"/>
+            <w:u w:val="single"/>
+          </w:rPr>
+          <w:t>王上20:12</w:t>
+        </w:r>
+      </w:hyperlink>
+      <w:r>
+        <w:rPr>
+          <w:lang w:val="zh_TW" w:bidi="zh_TW"/>
+        </w:rPr>
+        <w:t>、</w:t>
+      </w:r>
+      <w:hyperlink r:id="rId57">
+        <w:r>
+          <w:rPr>
+            <w:lang w:val="zh_TW" w:bidi="zh_TW"/>
+          </w:rPr>
+          <w:rPr>
+            <w:color w:val="0000EE"/>
+            <w:u w:val="single"/>
+          </w:rPr>
+          <w:t>16</w:t>
+        </w:r>
+      </w:hyperlink>
+      <w:r>
+        <w:rPr>
+          <w:lang w:val="zh_TW" w:bidi="zh_TW"/>
+        </w:rPr>
+        <w:t>）。</w:t>
+      </w:r>
+    </w:p>
+    <w:p>
+      <w:pPr>
+        <w:pStyle w:val="ListNumber"/>
+        <w:spacing w:line="240" w:lineRule="auto"/>
+        <w:ind w:left="720"/>
+      </w:pPr>
+      <w:r>
+        <w:rPr>
+          <w:lang w:val="zh_TW" w:bidi="zh_TW"/>
+        </w:rPr>
+      </w:r>
+      <w:r>
+        <w:rPr>
+          <w:lang w:val="zh_TW" w:bidi="zh_TW"/>
+        </w:rPr>
+        <w:t>埃及的一座城。當以色列人出埃及時，這是他們離開埃及後第一個停留的地點（</w:t>
+      </w:r>
+      <w:hyperlink r:id="rId58">
+        <w:r>
+          <w:rPr>
+            <w:lang w:val="zh_TW" w:bidi="zh_TW"/>
+          </w:rPr>
+          <w:rPr>
+            <w:color w:val="0000EE"/>
+            <w:u w:val="single"/>
+          </w:rPr>
+          <w:t>出12:37</w:t>
+        </w:r>
+      </w:hyperlink>
+      <w:r>
+        <w:rPr>
+          <w:lang w:val="zh_TW" w:bidi="zh_TW"/>
+        </w:rPr>
+        <w:t>，</w:t>
+      </w:r>
+      <w:hyperlink r:id="rId59">
+        <w:r>
+          <w:rPr>
+            <w:lang w:val="zh_TW" w:bidi="zh_TW"/>
+          </w:rPr>
+          <w:rPr>
+            <w:color w:val="0000EE"/>
+            <w:u w:val="single"/>
+          </w:rPr>
+          <w:t>13:20</w:t>
+        </w:r>
+      </w:hyperlink>
+      <w:r>
+        <w:rPr>
+          <w:lang w:val="zh_TW" w:bidi="zh_TW"/>
+        </w:rPr>
+        <w:t>；</w:t>
+      </w:r>
+      <w:hyperlink r:id="rId60">
+        <w:r>
+          <w:rPr>
+            <w:lang w:val="zh_TW" w:bidi="zh_TW"/>
+          </w:rPr>
+          <w:rPr>
+            <w:color w:val="0000EE"/>
+            <w:u w:val="single"/>
+          </w:rPr>
+          <w:t>民33:5–6</w:t>
+        </w:r>
+      </w:hyperlink>
+      <w:r>
+        <w:rPr>
+          <w:lang w:val="zh_TW" w:bidi="zh_TW"/>
+        </w:rPr>
+        <w:t>）。疏割位於蘭塞與以倘之間。</w:t>
+        <w:br/>
+      </w:r>
+      <w:r>
+        <w:rPr>
+          <w:lang w:val="zh_TW" w:bidi="zh_TW"/>
+        </w:rPr>
+        <w:t>埃及文獻《阿納斯塔西文集（Anastasi Collection）》提到一個地方，很可能就是聖經中的疏割。其中記載，一個以東部族把羊群從曠野帶到尼羅河三角洲牧放，途中經過特庫（Tkw，古埃及文對疏割的稱呼）這個要塞（阿納斯塔西蒲草紙抄本第六卷〔Papyrus Anastasi VI〕， 54）。駐守當地的軍事部隊由弓箭手部隊的首領統率，而這座堡壘以法老梅爾奈普塔（Merneptah）的名字命名（阿納斯塔西蒲草紙抄本第六卷， VI， 55）。</w:t>
+        <w:br/>
+      </w:r>
+      <w:r>
+        <w:rPr>
+          <w:lang w:val="zh_TW" w:bidi="zh_TW"/>
+        </w:rPr>
+        <w:t>大多數學者認為，疏割位於泰勒·麥斯庫塔（Tell el-Maskhuta），即圖米拉特河（Wadi Tumeilat）源頭附近的一處遺址。</w:t>
+        <w:br/>
+      </w:r>
+      <w:r>
+        <w:rPr>
+          <w:i/>
+          <w:lang w:val="zh_TW" w:bidi="zh_TW"/>
+        </w:rPr>
+        <w:t>見</w:t>
+      </w:r>
+      <w:r>
+        <w:rPr>
+          <w:lang w:val="zh_TW" w:bidi="zh_TW"/>
+        </w:rPr>
+        <w:t xml:space="preserve"> </w:t>
+      </w:r>
+      <w:r>
+        <w:rPr>
+          <w:lang w:val="zh_TW" w:bidi="zh_TW"/>
+        </w:rPr>
+        <w:t>地圖</w:t>
+      </w:r>
+      <w:r>
+        <w:rPr>
+          <w:lang w:val="zh_TW" w:bidi="zh_TW"/>
+        </w:rPr>
+        <w:t>。</w:t>
+      </w:r>
+      <w:r>
+        <w:rPr>
+          <w:lang w:val="zh_TW" w:bidi="zh_TW"/>
+        </w:rPr>
+      </w:r>
+      <w:r>
+        <w:rPr>
+          <w:lang w:val="zh_TW" w:bidi="zh_TW"/>
+        </w:rPr>
+      </w:r>
+    </w:p>
+    <w:p>
+      <w:pPr/>
+      <w:r>
+        <w:rPr>
+          <w:lang w:val="zh_TW" w:bidi="zh_TW"/>
+        </w:rPr>
+      </w:r>
+    </w:p>
+    <w:p>
+      <w:pPr>
+        <w:pStyle w:val="Heading2"/>
+      </w:pPr>
+      <w:r>
+        <w:rPr>
+          <w:lang w:val="zh_TW" w:bidi="zh_TW"/>
+        </w:rPr>
+        <w:t>贖價</w:t>
+      </w:r>
+      <w:r>
+        <w:rPr>
+          <w:lang w:val="zh_TW" w:bidi="zh_TW"/>
+        </w:rPr>
+      </w:r>
+    </w:p>
+    <w:p>
+      <w:pPr/>
+      <w:r>
+        <w:rPr>
+          <w:lang w:val="zh_TW" w:bidi="zh_TW"/>
+        </w:rPr>
+      </w:r>
+      <w:r>
+        <w:rPr>
+          <w:lang w:val="zh_TW" w:bidi="zh_TW"/>
+        </w:rPr>
+        <w:t>為釋放奴隸、俘虜、財產或生命而付出的代價。 耶穌說祂的全部工作就是通過捨命作多人的贖價來服事他們（</w:t>
+      </w:r>
+      <w:hyperlink r:id="rId61">
+        <w:r>
+          <w:rPr>
+            <w:lang w:val="zh_TW" w:bidi="zh_TW"/>
+          </w:rPr>
+          <w:rPr>
+            <w:color w:val="0000EE"/>
+            <w:u w:val="single"/>
+          </w:rPr>
+          <w:t>太20:28</w:t>
+        </w:r>
+      </w:hyperlink>
+      <w:r>
+        <w:rPr>
+          <w:lang w:val="zh_TW" w:bidi="zh_TW"/>
+        </w:rPr>
+        <w:t>；</w:t>
+      </w:r>
+      <w:hyperlink r:id="rId62">
+        <w:r>
+          <w:rPr>
+            <w:lang w:val="zh_TW" w:bidi="zh_TW"/>
+          </w:rPr>
+          <w:rPr>
+            <w:color w:val="0000EE"/>
+            <w:u w:val="single"/>
+          </w:rPr>
+          <w:t>可10:45</w:t>
+        </w:r>
+      </w:hyperlink>
+      <w:r>
+        <w:rPr>
+          <w:lang w:val="zh_TW" w:bidi="zh_TW"/>
+        </w:rPr>
+        <w:t>）。「贖價（ransom）」與「救贖（redemption）」和「拯救（salvation）」等詞密切相關，指的是基督如何為人類的罪付出代價。</w:t>
+      </w:r>
+    </w:p>
+    <w:p>
+      <w:pPr>
+        <w:pStyle w:val="Heading3"/>
+      </w:pPr>
+      <w:r>
+        <w:rPr>
+          <w:lang w:val="zh_TW" w:bidi="zh_TW"/>
+        </w:rPr>
+        <w:t>在舊約中</w:t>
+      </w:r>
+    </w:p>
+    <w:p>
+      <w:pPr/>
+      <w:r>
+        <w:rPr>
+          <w:lang w:val="zh_TW" w:bidi="zh_TW"/>
+        </w:rPr>
+      </w:r>
+      <w:r>
+        <w:rPr>
+          <w:lang w:val="zh_TW" w:bidi="zh_TW"/>
+        </w:rPr>
+        <w:t>在舊約中，神給祂的百姓一些規則，允許他們通過支付贖價來買回（或贖回）生命和財產（參</w:t>
+      </w:r>
+      <w:hyperlink r:id="rId63">
+        <w:r>
+          <w:rPr>
+            <w:lang w:val="zh_TW" w:bidi="zh_TW"/>
+          </w:rPr>
+          <w:rPr>
+            <w:color w:val="0000EE"/>
+            <w:u w:val="single"/>
+          </w:rPr>
+          <w:t>利25–27章</w:t>
+        </w:r>
+      </w:hyperlink>
+      <w:r>
+        <w:rPr>
+          <w:lang w:val="zh_TW" w:bidi="zh_TW"/>
+        </w:rPr>
+        <w:t>）。贖價是用來替代被贖回或被釋放的某物或某人而支付的款項。</w:t>
+      </w:r>
+    </w:p>
+    <w:p>
+      <w:pPr/>
+      <w:r>
+        <w:rPr>
+          <w:lang w:val="zh_TW" w:bidi="zh_TW"/>
+        </w:rPr>
+      </w:r>
+      <w:r>
+        <w:rPr>
+          <w:lang w:val="zh_TW" w:bidi="zh_TW"/>
+        </w:rPr>
+        <w:t>舊約使用了三個不同的希伯來文詞語來表示贖價或贖回。只有在經文明確顯示已支付某種代價時，這些詞語才會被翻譯為「贖價」。即使英文譯本使用其他詞彙如redemption（救贖），它們通常仍然意味著某種贖價已被支付。</w:t>
+      </w:r>
+    </w:p>
+    <w:p>
+      <w:pPr/>
+      <w:r>
+        <w:rPr>
+          <w:lang w:val="zh_TW" w:bidi="zh_TW"/>
+        </w:rPr>
+      </w:r>
+      <w:r>
+        <w:rPr>
+          <w:lang w:val="zh_TW" w:bidi="zh_TW"/>
+        </w:rPr>
+        <w:t>其中一個希伯文詞語（</w:t>
+      </w:r>
+      <w:r>
+        <w:rPr>
+          <w:i/>
+          <w:lang w:val="zh_TW" w:bidi="zh_TW"/>
+        </w:rPr>
+        <w:t>kopher</w:t>
+      </w:r>
+      <w:r>
+        <w:rPr>
+          <w:lang w:val="zh_TW" w:bidi="zh_TW"/>
+        </w:rPr>
+        <w:t>）意指「覆蓋」或「遮蓋」。這是一種用來代替懲罰的支付。例如：</w:t>
+      </w:r>
+    </w:p>
+    <w:p>
+      <w:pPr>
+        <w:pStyle w:val="ListBullet"/>
+        <w:spacing w:line="240" w:lineRule="auto"/>
+        <w:ind w:left="720"/>
+      </w:pPr>
+      <w:r>
+        <w:rPr>
+          <w:lang w:val="zh_TW" w:bidi="zh_TW"/>
+        </w:rPr>
+      </w:r>
+      <w:r>
+        <w:rPr>
+          <w:lang w:val="zh_TW" w:bidi="zh_TW"/>
+        </w:rPr>
+        <w:t>如果一頭牛殺了人，牛的主人可以支付贖價來保全自己的性命（</w:t>
+      </w:r>
+      <w:hyperlink r:id="rId64">
+        <w:r>
+          <w:rPr>
+            <w:lang w:val="zh_TW" w:bidi="zh_TW"/>
+          </w:rPr>
+          <w:rPr>
+            <w:color w:val="0000EE"/>
+            <w:u w:val="single"/>
+          </w:rPr>
+          <w:t>出21:30</w:t>
+        </w:r>
+      </w:hyperlink>
+      <w:r>
+        <w:rPr>
+          <w:lang w:val="zh_TW" w:bidi="zh_TW"/>
+        </w:rPr>
+        <w:t xml:space="preserve">）。 </w:t>
+      </w:r>
+    </w:p>
+    <w:p>
+      <w:pPr>
+        <w:pStyle w:val="ListBullet"/>
+        <w:spacing w:line="240" w:lineRule="auto"/>
+        <w:ind w:left="720"/>
+      </w:pPr>
+      <w:r>
+        <w:rPr>
+          <w:lang w:val="zh_TW" w:bidi="zh_TW"/>
+        </w:rPr>
+      </w:r>
+      <w:r>
+        <w:rPr>
+          <w:lang w:val="zh_TW" w:bidi="zh_TW"/>
+        </w:rPr>
+        <w:t>神要求每個以色列人在人口普查時支付半舍客勒作為贖價，以防止瘟疫（</w:t>
+      </w:r>
+      <w:hyperlink r:id="rId65">
+        <w:r>
+          <w:rPr>
+            <w:lang w:val="zh_TW" w:bidi="zh_TW"/>
+          </w:rPr>
+          <w:rPr>
+            <w:color w:val="0000EE"/>
+            <w:u w:val="single"/>
+          </w:rPr>
+          <w:t>出30:12</w:t>
+        </w:r>
+      </w:hyperlink>
+      <w:r>
+        <w:rPr>
+          <w:lang w:val="zh_TW" w:bidi="zh_TW"/>
+        </w:rPr>
+        <w:t>）。這「贖罪銀（atonement money）」是用於會幕事奉中使用的祭物。</w:t>
+      </w:r>
+    </w:p>
+    <w:p>
+      <w:pPr>
+        <w:pStyle w:val="ListBullet"/>
+        <w:spacing w:line="240" w:lineRule="auto"/>
+        <w:ind w:left="720"/>
+      </w:pPr>
+      <w:r>
+        <w:rPr>
+          <w:lang w:val="zh_TW" w:bidi="zh_TW"/>
+        </w:rPr>
+      </w:r>
+      <w:r>
+        <w:rPr>
+          <w:lang w:val="zh_TW" w:bidi="zh_TW"/>
+        </w:rPr>
+        <w:t>兇手不能被贖，任何在逃城中尋求避難的人也不能被贖回（</w:t>
+      </w:r>
+      <w:hyperlink r:id="rId66">
+        <w:r>
+          <w:rPr>
+            <w:lang w:val="zh_TW" w:bidi="zh_TW"/>
+          </w:rPr>
+          <w:rPr>
+            <w:color w:val="0000EE"/>
+            <w:u w:val="single"/>
+          </w:rPr>
+          <w:t>民35:31–32</w:t>
+        </w:r>
+      </w:hyperlink>
+      <w:r>
+        <w:rPr>
+          <w:lang w:val="zh_TW" w:bidi="zh_TW"/>
+        </w:rPr>
+        <w:t>）。</w:t>
+      </w:r>
+    </w:p>
+    <w:p>
+      <w:pPr>
+        <w:pStyle w:val="ListBullet"/>
+        <w:spacing w:line="240" w:lineRule="auto"/>
+        <w:ind w:left="720"/>
+      </w:pPr>
+      <w:r>
+        <w:rPr>
+          <w:lang w:val="zh_TW" w:bidi="zh_TW"/>
+        </w:rPr>
+      </w:r>
+      <w:r>
+        <w:rPr>
+          <w:lang w:val="zh_TW" w:bidi="zh_TW"/>
+        </w:rPr>
+        <w:t>無法通過支付贖價來避免死亡（</w:t>
+      </w:r>
+      <w:hyperlink r:id="rId67">
+        <w:r>
+          <w:rPr>
+            <w:lang w:val="zh_TW" w:bidi="zh_TW"/>
+          </w:rPr>
+          <w:rPr>
+            <w:color w:val="0000EE"/>
+            <w:u w:val="single"/>
+          </w:rPr>
+          <w:t>詩49:7–9</w:t>
+        </w:r>
+      </w:hyperlink>
+      <w:r>
+        <w:rPr>
+          <w:lang w:val="zh_TW" w:bidi="zh_TW"/>
+        </w:rPr>
+        <w:t xml:space="preserve">）。 </w:t>
+      </w:r>
+    </w:p>
+    <w:p>
+      <w:pPr/>
+      <w:r>
+        <w:rPr>
+          <w:lang w:val="zh_TW" w:bidi="zh_TW"/>
+        </w:rPr>
+      </w:r>
+      <w:r>
+        <w:rPr>
+          <w:lang w:val="zh_TW" w:bidi="zh_TW"/>
+        </w:rPr>
+        <w:t>在某些情況下，這個詞用來指為了不正當地影響某人或讓他們保持沉默而支付的款項（</w:t>
+      </w:r>
+      <w:hyperlink r:id="rId68">
+        <w:r>
+          <w:rPr>
+            <w:lang w:val="zh_TW" w:bidi="zh_TW"/>
+          </w:rPr>
+          <w:rPr>
+            <w:color w:val="0000EE"/>
+            <w:u w:val="single"/>
+          </w:rPr>
+          <w:t>撒上12:3</w:t>
+        </w:r>
+      </w:hyperlink>
+      <w:r>
+        <w:rPr>
+          <w:lang w:val="zh_TW" w:bidi="zh_TW"/>
+        </w:rPr>
+        <w:t>；</w:t>
+      </w:r>
+      <w:hyperlink r:id="rId69">
+        <w:r>
+          <w:rPr>
+            <w:lang w:val="zh_TW" w:bidi="zh_TW"/>
+          </w:rPr>
+          <w:rPr>
+            <w:color w:val="0000EE"/>
+            <w:u w:val="single"/>
+          </w:rPr>
+          <w:t>箴6:35</w:t>
+        </w:r>
+      </w:hyperlink>
+      <w:r>
+        <w:rPr>
+          <w:lang w:val="zh_TW" w:bidi="zh_TW"/>
+        </w:rPr>
+        <w:t>；</w:t>
+      </w:r>
+      <w:hyperlink r:id="rId70">
+        <w:r>
+          <w:rPr>
+            <w:lang w:val="zh_TW" w:bidi="zh_TW"/>
+          </w:rPr>
+          <w:rPr>
+            <w:color w:val="0000EE"/>
+            <w:u w:val="single"/>
+          </w:rPr>
+          <w:t>摩5:12</w:t>
+        </w:r>
+      </w:hyperlink>
+      <w:r>
+        <w:rPr>
+          <w:lang w:val="zh_TW" w:bidi="zh_TW"/>
+        </w:rPr>
+        <w:t>）。</w:t>
+      </w:r>
+    </w:p>
+    <w:p>
+      <w:pPr/>
+      <w:r>
+        <w:rPr>
+          <w:lang w:val="zh_TW" w:bidi="zh_TW"/>
+        </w:rPr>
+      </w:r>
+      <w:r>
+        <w:rPr>
+          <w:lang w:val="zh_TW" w:bidi="zh_TW"/>
+        </w:rPr>
+        <w:t>第二個希伯來詞語「贖價」和「贖回」與</w:t>
+      </w:r>
+      <w:r>
+        <w:rPr>
+          <w:i/>
+          <w:lang w:val="zh_TW" w:bidi="zh_TW"/>
+        </w:rPr>
+        <w:t>go’el</w:t>
+      </w:r>
+      <w:r>
+        <w:rPr>
+          <w:lang w:val="zh_TW" w:bidi="zh_TW"/>
+        </w:rPr>
+        <w:t>有關。</w:t>
+      </w:r>
+      <w:r>
+        <w:rPr>
+          <w:i/>
+          <w:lang w:val="zh_TW" w:bidi="zh_TW"/>
+        </w:rPr>
+        <w:t>Go’el</w:t>
+      </w:r>
+      <w:r>
+        <w:rPr>
+          <w:lang w:val="zh_TW" w:bidi="zh_TW"/>
+        </w:rPr>
+        <w:t>的意思是「救贖者（redeemer）」，或將失去的東西取回來的人。這個詞源自希伯來文詞語，意為「恢復、修復、拯救或救援（restore, repair, deliver, or rescue）」。這個詞涉及神的家庭律法，要求親屬互相幫助（</w:t>
+      </w:r>
+      <w:hyperlink r:id="rId71">
+        <w:r>
+          <w:rPr>
+            <w:lang w:val="zh_TW" w:bidi="zh_TW"/>
+          </w:rPr>
+          <w:rPr>
+            <w:color w:val="0000EE"/>
+            <w:u w:val="single"/>
+          </w:rPr>
+          <w:t>利25:25–55</w:t>
+        </w:r>
+      </w:hyperlink>
+      <w:r>
+        <w:rPr>
+          <w:lang w:val="zh_TW" w:bidi="zh_TW"/>
+        </w:rPr>
+        <w:t>）。一位近親（親屬）有以下幾項職責：</w:t>
+      </w:r>
+    </w:p>
+    <w:p>
+      <w:pPr>
+        <w:pStyle w:val="ListBullet"/>
+        <w:spacing w:line="240" w:lineRule="auto"/>
+        <w:ind w:left="720"/>
+      </w:pPr>
+      <w:r>
+        <w:rPr>
+          <w:lang w:val="zh_TW" w:bidi="zh_TW"/>
+        </w:rPr>
+      </w:r>
+      <w:r>
+        <w:rPr>
+          <w:lang w:val="zh_TW" w:bidi="zh_TW"/>
+        </w:rPr>
+        <w:t>親屬有責任買回家族成員因為某些原因必須賣掉的財產（</w:t>
+      </w:r>
+      <w:hyperlink r:id="rId72">
+        <w:r>
+          <w:rPr>
+            <w:lang w:val="zh_TW" w:bidi="zh_TW"/>
+          </w:rPr>
+          <w:rPr>
+            <w:color w:val="0000EE"/>
+            <w:u w:val="single"/>
+          </w:rPr>
+          <w:t>利25:25–34；</w:t>
+        </w:r>
+      </w:hyperlink>
+      <w:hyperlink r:id="rId73">
+        <w:r>
+          <w:rPr>
+            <w:lang w:val="zh_TW" w:bidi="zh_TW"/>
+          </w:rPr>
+          <w:rPr>
+            <w:color w:val="0000EE"/>
+            <w:u w:val="single"/>
+          </w:rPr>
+          <w:t>得4:4–6</w:t>
+        </w:r>
+      </w:hyperlink>
+      <w:r>
+        <w:rPr>
+          <w:lang w:val="zh_TW" w:bidi="zh_TW"/>
+        </w:rPr>
+        <w:t>）。</w:t>
+      </w:r>
+    </w:p>
+    <w:p>
+      <w:pPr>
+        <w:pStyle w:val="ListBullet"/>
+        <w:spacing w:line="240" w:lineRule="auto"/>
+        <w:ind w:left="720"/>
+      </w:pPr>
+      <w:r>
+        <w:rPr>
+          <w:lang w:val="zh_TW" w:bidi="zh_TW"/>
+        </w:rPr>
+      </w:r>
+      <w:r>
+        <w:rPr>
+          <w:lang w:val="zh_TW" w:bidi="zh_TW"/>
+        </w:rPr>
+        <w:t>親屬有責任解救因貧困而被迫賣身為奴的親屬（</w:t>
+      </w:r>
+      <w:hyperlink r:id="rId74">
+        <w:r>
+          <w:rPr>
+            <w:lang w:val="zh_TW" w:bidi="zh_TW"/>
+          </w:rPr>
+          <w:rPr>
+            <w:color w:val="0000EE"/>
+            <w:u w:val="single"/>
+          </w:rPr>
+          <w:t>利25:47–55</w:t>
+        </w:r>
+      </w:hyperlink>
+      <w:r>
+        <w:rPr>
+          <w:lang w:val="zh_TW" w:bidi="zh_TW"/>
+        </w:rPr>
+        <w:t>）。</w:t>
+      </w:r>
+    </w:p>
+    <w:p>
+      <w:pPr>
+        <w:pStyle w:val="ListBullet"/>
+        <w:spacing w:line="240" w:lineRule="auto"/>
+        <w:ind w:left="720"/>
+      </w:pPr>
+      <w:r>
+        <w:rPr>
+          <w:lang w:val="zh_TW" w:bidi="zh_TW"/>
+        </w:rPr>
+      </w:r>
+      <w:r>
+        <w:rPr>
+          <w:lang w:val="zh_TW" w:bidi="zh_TW"/>
+        </w:rPr>
+        <w:t>親屬有責任為死去的親屬伸張正義，懲罰殺害他們的人（</w:t>
+      </w:r>
+      <w:hyperlink r:id="rId75">
+        <w:r>
+          <w:rPr>
+            <w:lang w:val="zh_TW" w:bidi="zh_TW"/>
+          </w:rPr>
+          <w:rPr>
+            <w:color w:val="0000EE"/>
+            <w:u w:val="single"/>
+          </w:rPr>
+          <w:t>民35:19–27；</w:t>
+        </w:r>
+      </w:hyperlink>
+      <w:hyperlink r:id="rId76">
+        <w:r>
+          <w:rPr>
+            <w:lang w:val="zh_TW" w:bidi="zh_TW"/>
+          </w:rPr>
+          <w:rPr>
+            <w:color w:val="0000EE"/>
+            <w:u w:val="single"/>
+          </w:rPr>
+          <w:t>書20:3–5</w:t>
+        </w:r>
+      </w:hyperlink>
+      <w:r>
+        <w:rPr>
+          <w:lang w:val="zh_TW" w:bidi="zh_TW"/>
+        </w:rPr>
+        <w:t xml:space="preserve">）。 </w:t>
+      </w:r>
+    </w:p>
+    <w:p>
+      <w:pPr>
+        <w:pStyle w:val="ListBullet"/>
+        <w:spacing w:line="240" w:lineRule="auto"/>
+        <w:ind w:left="720"/>
+      </w:pPr>
+      <w:r>
+        <w:rPr>
+          <w:lang w:val="zh_TW" w:bidi="zh_TW"/>
+        </w:rPr>
+      </w:r>
+      <w:r>
+        <w:rPr>
+          <w:lang w:val="zh_TW" w:bidi="zh_TW"/>
+        </w:rPr>
+        <w:t>親屬也有義務娶已故兄弟沒有子女的妻子，以延續家族血脈（</w:t>
+      </w:r>
+      <w:hyperlink r:id="rId77">
+        <w:r>
+          <w:rPr>
+            <w:lang w:val="zh_TW" w:bidi="zh_TW"/>
+          </w:rPr>
+          <w:rPr>
+            <w:color w:val="0000EE"/>
+            <w:u w:val="single"/>
+          </w:rPr>
+          <w:t>得3:9–13，</w:t>
+        </w:r>
+      </w:hyperlink>
+      <w:hyperlink r:id="rId78">
+        <w:r>
+          <w:rPr>
+            <w:lang w:val="zh_TW" w:bidi="zh_TW"/>
+          </w:rPr>
+          <w:rPr>
+            <w:color w:val="0000EE"/>
+            <w:u w:val="single"/>
+          </w:rPr>
+          <w:t>4:1–12</w:t>
+        </w:r>
+      </w:hyperlink>
+      <w:r>
+        <w:rPr>
+          <w:lang w:val="zh_TW" w:bidi="zh_TW"/>
+        </w:rPr>
+        <w:t xml:space="preserve">）。 </w:t>
+      </w:r>
+    </w:p>
+    <w:p>
+      <w:pPr/>
+      <w:r>
+        <w:rPr>
+          <w:lang w:val="zh_TW" w:bidi="zh_TW"/>
+        </w:rPr>
+      </w:r>
+      <w:r>
+        <w:rPr>
+          <w:lang w:val="zh_TW" w:bidi="zh_TW"/>
+        </w:rPr>
+        <w:t>一般來說，</w:t>
+      </w:r>
+      <w:r>
+        <w:rPr>
+          <w:i/>
+          <w:lang w:val="zh_TW" w:bidi="zh_TW"/>
+        </w:rPr>
+        <w:t>go‘el</w:t>
+      </w:r>
+      <w:r>
+        <w:rPr>
+          <w:lang w:val="zh_TW" w:bidi="zh_TW"/>
+        </w:rPr>
+        <w:t xml:space="preserve"> 是幫助或保護他人的人。例如，約伯呼求神捍衛他（</w:t>
+      </w:r>
+      <w:hyperlink r:id="rId79">
+        <w:r>
+          <w:rPr>
+            <w:lang w:val="zh_TW" w:bidi="zh_TW"/>
+          </w:rPr>
+          <w:rPr>
+            <w:color w:val="0000EE"/>
+            <w:u w:val="single"/>
+          </w:rPr>
+          <w:t>伯19:25</w:t>
+        </w:r>
+      </w:hyperlink>
+      <w:r>
+        <w:rPr>
+          <w:lang w:val="zh_TW" w:bidi="zh_TW"/>
+        </w:rPr>
+        <w:t xml:space="preserve">）。 </w:t>
+      </w:r>
+    </w:p>
+    <w:p>
+      <w:pPr/>
+      <w:r>
+        <w:rPr>
+          <w:lang w:val="zh_TW" w:bidi="zh_TW"/>
+        </w:rPr>
+      </w:r>
+      <w:r>
+        <w:rPr>
+          <w:lang w:val="zh_TW" w:bidi="zh_TW"/>
+        </w:rPr>
+        <w:t>在最高意義上，神是以色列的親屬和</w:t>
+      </w:r>
+      <w:r>
+        <w:rPr>
+          <w:i/>
+          <w:lang w:val="zh_TW" w:bidi="zh_TW"/>
+        </w:rPr>
+        <w:t xml:space="preserve">go’el </w:t>
+      </w:r>
+      <w:r>
+        <w:rPr>
+          <w:lang w:val="zh_TW" w:bidi="zh_TW"/>
+        </w:rPr>
+        <w:t>（救贖者）。神救贖他們脫離：</w:t>
+      </w:r>
+    </w:p>
+    <w:p>
+      <w:pPr>
+        <w:pStyle w:val="ListBullet"/>
+        <w:spacing w:line="240" w:lineRule="auto"/>
+        <w:ind w:left="720"/>
+      </w:pPr>
+      <w:r>
+        <w:rPr>
+          <w:lang w:val="zh_TW" w:bidi="zh_TW"/>
+        </w:rPr>
+      </w:r>
+      <w:r>
+        <w:rPr>
+          <w:lang w:val="zh_TW" w:bidi="zh_TW"/>
+        </w:rPr>
+        <w:t>埃及的奴役（</w:t>
+      </w:r>
+      <w:hyperlink r:id="rId80">
+        <w:r>
+          <w:rPr>
+            <w:lang w:val="zh_TW" w:bidi="zh_TW"/>
+          </w:rPr>
+          <w:rPr>
+            <w:color w:val="0000EE"/>
+            <w:u w:val="single"/>
+          </w:rPr>
+          <w:t>出6:5–7</w:t>
+        </w:r>
+      </w:hyperlink>
+      <w:r>
+        <w:rPr>
+          <w:lang w:val="zh_TW" w:bidi="zh_TW"/>
+        </w:rPr>
+        <w:t>），</w:t>
+      </w:r>
+    </w:p>
+    <w:p>
+      <w:pPr>
+        <w:pStyle w:val="ListBullet"/>
+        <w:spacing w:line="240" w:lineRule="auto"/>
+        <w:ind w:left="720"/>
+      </w:pPr>
+      <w:r>
+        <w:rPr>
+          <w:lang w:val="zh_TW" w:bidi="zh_TW"/>
+        </w:rPr>
+      </w:r>
+      <w:r>
+        <w:rPr>
+          <w:lang w:val="zh_TW" w:bidi="zh_TW"/>
+        </w:rPr>
+        <w:t>被擄到巴比倫的困境中，</w:t>
+      </w:r>
+    </w:p>
+    <w:p>
+      <w:pPr>
+        <w:pStyle w:val="ListBullet"/>
+        <w:spacing w:line="240" w:lineRule="auto"/>
+        <w:ind w:left="720"/>
+      </w:pPr>
+      <w:r>
+        <w:rPr>
+          <w:lang w:val="zh_TW" w:bidi="zh_TW"/>
+        </w:rPr>
+      </w:r>
+      <w:r>
+        <w:rPr>
+          <w:lang w:val="zh_TW" w:bidi="zh_TW"/>
+        </w:rPr>
+        <w:t>一般的苦難（</w:t>
+      </w:r>
+      <w:r>
+        <w:rPr>
+          <w:i/>
+          <w:lang w:val="zh_TW" w:bidi="zh_TW"/>
+        </w:rPr>
+        <w:t>go’el</w:t>
+      </w:r>
+      <w:r>
+        <w:rPr>
+          <w:lang w:val="zh_TW" w:bidi="zh_TW"/>
+        </w:rPr>
+        <w:t>一詞在</w:t>
+      </w:r>
+      <w:hyperlink r:id="rId81">
+        <w:r>
+          <w:rPr>
+            <w:lang w:val="zh_TW" w:bidi="zh_TW"/>
+          </w:rPr>
+          <w:rPr>
+            <w:color w:val="0000EE"/>
+            <w:u w:val="single"/>
+          </w:rPr>
+          <w:t>賽40–46章</w:t>
+        </w:r>
+      </w:hyperlink>
+      <w:r>
+        <w:rPr>
+          <w:lang w:val="zh_TW" w:bidi="zh_TW"/>
+        </w:rPr>
+        <w:t xml:space="preserve">中出現了13次）。 </w:t>
+      </w:r>
+    </w:p>
+    <w:p>
+      <w:pPr/>
+      <w:r>
+        <w:rPr>
+          <w:lang w:val="zh_TW" w:bidi="zh_TW"/>
+        </w:rPr>
+      </w:r>
+      <w:r>
+        <w:rPr>
+          <w:lang w:val="zh_TW" w:bidi="zh_TW"/>
+        </w:rPr>
+        <w:t>因此，以色列被稱為「耶和華救贖的民」（</w:t>
+      </w:r>
+      <w:hyperlink r:id="rId82">
+        <w:r>
+          <w:rPr>
+            <w:lang w:val="zh_TW" w:bidi="zh_TW"/>
+          </w:rPr>
+          <w:rPr>
+            <w:color w:val="0000EE"/>
+            <w:u w:val="single"/>
+          </w:rPr>
+          <w:t>賽35:10</w:t>
+        </w:r>
+      </w:hyperlink>
+      <w:r>
+        <w:rPr>
+          <w:lang w:val="zh_TW" w:bidi="zh_TW"/>
+        </w:rPr>
+        <w:t>），「無銀」被贖（</w:t>
+      </w:r>
+      <w:hyperlink r:id="rId83">
+        <w:r>
+          <w:rPr>
+            <w:lang w:val="zh_TW" w:bidi="zh_TW"/>
+          </w:rPr>
+          <w:rPr>
+            <w:color w:val="0000EE"/>
+            <w:u w:val="single"/>
+          </w:rPr>
+          <w:t>52:3</w:t>
+        </w:r>
+      </w:hyperlink>
+      <w:r>
+        <w:rPr>
+          <w:lang w:val="zh_TW" w:bidi="zh_TW"/>
+        </w:rPr>
+        <w:t>）。在這些情況下，「贖價」是指神的大能和力量。</w:t>
+      </w:r>
+    </w:p>
+    <w:p>
+      <w:pPr/>
+      <w:r>
+        <w:rPr>
+          <w:lang w:val="zh_TW" w:bidi="zh_TW"/>
+        </w:rPr>
+      </w:r>
+      <w:r>
+        <w:rPr>
+          <w:lang w:val="zh_TW" w:bidi="zh_TW"/>
+        </w:rPr>
+        <w:t>舊約使用第三個希伯來文詞語（</w:t>
+      </w:r>
+      <w:r>
+        <w:rPr>
+          <w:i/>
+          <w:lang w:val="zh_TW" w:bidi="zh_TW"/>
+        </w:rPr>
+        <w:t>pidyon</w:t>
+      </w:r>
+      <w:r>
+        <w:rPr>
+          <w:lang w:val="zh_TW" w:bidi="zh_TW"/>
+        </w:rPr>
+        <w:t>）來表示贖價或支付。這個詞來自商業律法。在舊約中，它主要有三種用法：</w:t>
+      </w:r>
+    </w:p>
+    <w:p>
+      <w:pPr>
+        <w:pStyle w:val="ListBullet"/>
+        <w:spacing w:line="240" w:lineRule="auto"/>
+        <w:ind w:left="720"/>
+      </w:pPr>
+      <w:r>
+        <w:rPr>
+          <w:lang w:val="zh_TW" w:bidi="zh_TW"/>
+        </w:rPr>
+      </w:r>
+      <w:r>
+        <w:rPr>
+          <w:lang w:val="zh_TW" w:bidi="zh_TW"/>
+        </w:rPr>
+        <w:t>這個詞用於長子。神在埃及的逾越節拯救了以色列的長子，之後所有的長子和頭生的牲畜都屬於神。人們必須支付贖價來保留自己的長子（</w:t>
+      </w:r>
+      <w:hyperlink r:id="rId84">
+        <w:r>
+          <w:rPr>
+            <w:lang w:val="zh_TW" w:bidi="zh_TW"/>
+          </w:rPr>
+          <w:rPr>
+            <w:color w:val="0000EE"/>
+            <w:u w:val="single"/>
+          </w:rPr>
+          <w:t>出13:12–15</w:t>
+        </w:r>
+      </w:hyperlink>
+      <w:r>
+        <w:rPr>
+          <w:lang w:val="zh_TW" w:bidi="zh_TW"/>
+        </w:rPr>
+        <w:t>，</w:t>
+      </w:r>
+      <w:hyperlink r:id="rId85">
+        <w:r>
+          <w:rPr>
+            <w:lang w:val="zh_TW" w:bidi="zh_TW"/>
+          </w:rPr>
+          <w:rPr>
+            <w:color w:val="0000EE"/>
+            <w:u w:val="single"/>
+          </w:rPr>
+          <w:t>34:20</w:t>
+        </w:r>
+      </w:hyperlink>
+      <w:r>
+        <w:rPr>
+          <w:lang w:val="zh_TW" w:bidi="zh_TW"/>
+        </w:rPr>
+        <w:t>；</w:t>
+      </w:r>
+      <w:hyperlink r:id="rId86">
+        <w:r>
+          <w:rPr>
+            <w:lang w:val="zh_TW" w:bidi="zh_TW"/>
+          </w:rPr>
+          <w:rPr>
+            <w:color w:val="0000EE"/>
+            <w:u w:val="single"/>
+          </w:rPr>
+          <w:t>利27:27</w:t>
+        </w:r>
+      </w:hyperlink>
+      <w:r>
+        <w:rPr>
+          <w:lang w:val="zh_TW" w:bidi="zh_TW"/>
+        </w:rPr>
+        <w:t>；</w:t>
+      </w:r>
+      <w:hyperlink r:id="rId87">
+        <w:r>
+          <w:rPr>
+            <w:lang w:val="zh_TW" w:bidi="zh_TW"/>
+          </w:rPr>
+          <w:rPr>
+            <w:color w:val="0000EE"/>
+            <w:u w:val="single"/>
+          </w:rPr>
+          <w:t>民18:15–17</w:t>
+        </w:r>
+      </w:hyperlink>
+      <w:r>
+        <w:rPr>
+          <w:lang w:val="zh_TW" w:bidi="zh_TW"/>
+        </w:rPr>
+        <w:t>）。後來，神揀選了利未人來事奉祂，而不是所有的長子。由於長子比利未人多273人，因此多出的長子需要每人支付五舍客勒的贖銀（</w:t>
+      </w:r>
+      <w:hyperlink r:id="rId88">
+        <w:r>
+          <w:rPr>
+            <w:lang w:val="zh_TW" w:bidi="zh_TW"/>
+          </w:rPr>
+          <w:rPr>
+            <w:color w:val="0000EE"/>
+            <w:u w:val="single"/>
+          </w:rPr>
+          <w:t>民3:40–48</w:t>
+        </w:r>
+      </w:hyperlink>
+      <w:r>
+        <w:rPr>
+          <w:lang w:val="zh_TW" w:bidi="zh_TW"/>
+        </w:rPr>
+        <w:t xml:space="preserve">）。 </w:t>
+      </w:r>
+    </w:p>
+    <w:p>
+      <w:pPr>
+        <w:pStyle w:val="ListBullet"/>
+        <w:spacing w:line="240" w:lineRule="auto"/>
+        <w:ind w:left="720"/>
+      </w:pPr>
+      <w:r>
+        <w:rPr>
+          <w:lang w:val="zh_TW" w:bidi="zh_TW"/>
+        </w:rPr>
+      </w:r>
+      <w:r>
+        <w:rPr>
+          <w:lang w:val="zh_TW" w:bidi="zh_TW"/>
+        </w:rPr>
+        <w:t>這個詞也用於贖回奴隸所支付的價錢（</w:t>
+      </w:r>
+      <w:hyperlink r:id="rId89">
+        <w:r>
+          <w:rPr>
+            <w:lang w:val="zh_TW" w:bidi="zh_TW"/>
+          </w:rPr>
+          <w:rPr>
+            <w:color w:val="0000EE"/>
+            <w:u w:val="single"/>
+          </w:rPr>
+          <w:t>申15:15</w:t>
+        </w:r>
+      </w:hyperlink>
+      <w:r>
+        <w:rPr>
+          <w:lang w:val="zh_TW" w:bidi="zh_TW"/>
+        </w:rPr>
+        <w:t>，</w:t>
+      </w:r>
+      <w:hyperlink r:id="rId90">
+        <w:r>
+          <w:rPr>
+            <w:lang w:val="zh_TW" w:bidi="zh_TW"/>
+          </w:rPr>
+          <w:rPr>
+            <w:color w:val="0000EE"/>
+            <w:u w:val="single"/>
+          </w:rPr>
+          <w:t>24:18</w:t>
+        </w:r>
+      </w:hyperlink>
+      <w:r>
+        <w:rPr>
+          <w:lang w:val="zh_TW" w:bidi="zh_TW"/>
+        </w:rPr>
+        <w:t>）。它也適用於釋放作為妾的婢女（</w:t>
+      </w:r>
+      <w:hyperlink r:id="rId91">
+        <w:r>
+          <w:rPr>
+            <w:lang w:val="zh_TW" w:bidi="zh_TW"/>
+          </w:rPr>
+          <w:rPr>
+            <w:color w:val="0000EE"/>
+            <w:u w:val="single"/>
+          </w:rPr>
+          <w:t>出21:8–11</w:t>
+        </w:r>
+      </w:hyperlink>
+      <w:r>
+        <w:rPr>
+          <w:lang w:val="zh_TW" w:bidi="zh_TW"/>
+        </w:rPr>
+        <w:t>；</w:t>
+      </w:r>
+      <w:hyperlink r:id="rId92">
+        <w:r>
+          <w:rPr>
+            <w:lang w:val="zh_TW" w:bidi="zh_TW"/>
+          </w:rPr>
+          <w:rPr>
+            <w:color w:val="0000EE"/>
+            <w:u w:val="single"/>
+          </w:rPr>
+          <w:t>利19:20</w:t>
+        </w:r>
+      </w:hyperlink>
+      <w:r>
+        <w:rPr>
+          <w:lang w:val="zh_TW" w:bidi="zh_TW"/>
+        </w:rPr>
+        <w:t>）。神透過提醒以色列人祂曾將他們從埃及的奴役中解救出來，藉此證明這些規則的合理性（</w:t>
+      </w:r>
+      <w:hyperlink r:id="rId89">
+        <w:r>
+          <w:rPr>
+            <w:lang w:val="zh_TW" w:bidi="zh_TW"/>
+          </w:rPr>
+          <w:rPr>
+            <w:color w:val="0000EE"/>
+            <w:u w:val="single"/>
+          </w:rPr>
+          <w:t>申15:15，</w:t>
+        </w:r>
+      </w:hyperlink>
+      <w:hyperlink r:id="rId90">
+        <w:r>
+          <w:rPr>
+            <w:lang w:val="zh_TW" w:bidi="zh_TW"/>
+          </w:rPr>
+          <w:rPr>
+            <w:color w:val="0000EE"/>
+            <w:u w:val="single"/>
+          </w:rPr>
+          <w:t>24:18</w:t>
+        </w:r>
+      </w:hyperlink>
+      <w:r>
+        <w:rPr>
+          <w:lang w:val="zh_TW" w:bidi="zh_TW"/>
+        </w:rPr>
+        <w:t xml:space="preserve">）。 </w:t>
+      </w:r>
+    </w:p>
+    <w:p>
+      <w:pPr>
+        <w:pStyle w:val="ListBullet"/>
+        <w:spacing w:line="240" w:lineRule="auto"/>
+        <w:ind w:left="720"/>
+      </w:pPr>
+      <w:r>
+        <w:rPr>
+          <w:lang w:val="zh_TW" w:bidi="zh_TW"/>
+        </w:rPr>
+      </w:r>
+      <w:r>
+        <w:rPr>
+          <w:lang w:val="zh_TW" w:bidi="zh_TW"/>
+        </w:rPr>
+        <w:t>當聖經提到神將以色列人從埃及（</w:t>
+      </w:r>
+      <w:hyperlink r:id="rId93">
+        <w:r>
+          <w:rPr>
+            <w:lang w:val="zh_TW" w:bidi="zh_TW"/>
+          </w:rPr>
+          <w:rPr>
+            <w:color w:val="0000EE"/>
+            <w:u w:val="single"/>
+          </w:rPr>
+          <w:t>申7:8</w:t>
+        </w:r>
+      </w:hyperlink>
+      <w:r>
+        <w:rPr>
+          <w:lang w:val="zh_TW" w:bidi="zh_TW"/>
+        </w:rPr>
+        <w:t>，</w:t>
+      </w:r>
+      <w:hyperlink r:id="rId94">
+        <w:r>
+          <w:rPr>
+            <w:lang w:val="zh_TW" w:bidi="zh_TW"/>
+          </w:rPr>
+          <w:rPr>
+            <w:color w:val="0000EE"/>
+            <w:u w:val="single"/>
+          </w:rPr>
+          <w:t>9:26</w:t>
+        </w:r>
+      </w:hyperlink>
+      <w:r>
+        <w:rPr>
+          <w:lang w:val="zh_TW" w:bidi="zh_TW"/>
+        </w:rPr>
+        <w:t>，</w:t>
+      </w:r>
+      <w:hyperlink r:id="rId95">
+        <w:r>
+          <w:rPr>
+            <w:lang w:val="zh_TW" w:bidi="zh_TW"/>
+          </w:rPr>
+          <w:rPr>
+            <w:color w:val="0000EE"/>
+            <w:u w:val="single"/>
+          </w:rPr>
+          <w:t>13:5</w:t>
+        </w:r>
+      </w:hyperlink>
+      <w:r>
+        <w:rPr>
+          <w:lang w:val="zh_TW" w:bidi="zh_TW"/>
+        </w:rPr>
+        <w:t>；</w:t>
+      </w:r>
+      <w:hyperlink r:id="rId96">
+        <w:r>
+          <w:rPr>
+            <w:lang w:val="zh_TW" w:bidi="zh_TW"/>
+          </w:rPr>
+          <w:rPr>
+            <w:color w:val="0000EE"/>
+            <w:u w:val="single"/>
+          </w:rPr>
+          <w:t>撒下7:23</w:t>
+        </w:r>
+      </w:hyperlink>
+      <w:r>
+        <w:rPr>
+          <w:lang w:val="zh_TW" w:bidi="zh_TW"/>
+        </w:rPr>
+        <w:t>；</w:t>
+      </w:r>
+      <w:hyperlink r:id="rId97">
+        <w:r>
+          <w:rPr>
+            <w:lang w:val="zh_TW" w:bidi="zh_TW"/>
+          </w:rPr>
+          <w:rPr>
+            <w:color w:val="0000EE"/>
+            <w:u w:val="single"/>
+          </w:rPr>
+          <w:t>代上17:21</w:t>
+        </w:r>
+      </w:hyperlink>
+      <w:r>
+        <w:rPr>
+          <w:lang w:val="zh_TW" w:bidi="zh_TW"/>
+        </w:rPr>
+        <w:t>；</w:t>
+      </w:r>
+      <w:hyperlink r:id="rId98">
+        <w:r>
+          <w:rPr>
+            <w:lang w:val="zh_TW" w:bidi="zh_TW"/>
+          </w:rPr>
+          <w:rPr>
+            <w:color w:val="0000EE"/>
+            <w:u w:val="single"/>
+          </w:rPr>
+          <w:t>詩78:42</w:t>
+        </w:r>
+      </w:hyperlink>
+      <w:r>
+        <w:rPr>
+          <w:lang w:val="zh_TW" w:bidi="zh_TW"/>
+        </w:rPr>
+        <w:t>）以及從巴比倫（</w:t>
+      </w:r>
+      <w:hyperlink r:id="rId82">
+        <w:r>
+          <w:rPr>
+            <w:lang w:val="zh_TW" w:bidi="zh_TW"/>
+          </w:rPr>
+          <w:rPr>
+            <w:color w:val="0000EE"/>
+            <w:u w:val="single"/>
+          </w:rPr>
+          <w:t>賽35:10，</w:t>
+        </w:r>
+      </w:hyperlink>
+      <w:hyperlink r:id="rId99">
+        <w:r>
+          <w:rPr>
+            <w:lang w:val="zh_TW" w:bidi="zh_TW"/>
+          </w:rPr>
+          <w:rPr>
+            <w:color w:val="0000EE"/>
+            <w:u w:val="single"/>
+          </w:rPr>
+          <w:t>51:11</w:t>
+        </w:r>
+      </w:hyperlink>
+      <w:r>
+        <w:rPr>
+          <w:lang w:val="zh_TW" w:bidi="zh_TW"/>
+        </w:rPr>
+        <w:t>）中救贖出來時，也使用了這個希伯來詞。聖經有時提及神拯救百姓，卻沒有提到具體事件（</w:t>
+      </w:r>
+      <w:hyperlink r:id="rId100">
+        <w:r>
+          <w:rPr>
+            <w:lang w:val="zh_TW" w:bidi="zh_TW"/>
+          </w:rPr>
+          <w:rPr>
+            <w:color w:val="0000EE"/>
+            <w:u w:val="single"/>
+          </w:rPr>
+          <w:t>何7:13；</w:t>
+        </w:r>
+      </w:hyperlink>
+      <w:r>
+        <w:rPr>
+          <w:lang w:val="zh_TW" w:bidi="zh_TW"/>
+        </w:rPr>
+        <w:t>參</w:t>
+      </w:r>
+      <w:hyperlink r:id="rId101">
+        <w:r>
+          <w:rPr>
+            <w:lang w:val="zh_TW" w:bidi="zh_TW"/>
+          </w:rPr>
+          <w:rPr>
+            <w:color w:val="0000EE"/>
+            <w:u w:val="single"/>
+          </w:rPr>
+          <w:t>申21:8</w:t>
+        </w:r>
+      </w:hyperlink>
+      <w:r>
+        <w:rPr>
+          <w:lang w:val="zh_TW" w:bidi="zh_TW"/>
+        </w:rPr>
+        <w:t>；</w:t>
+      </w:r>
+      <w:hyperlink r:id="rId102">
+        <w:r>
+          <w:rPr>
+            <w:lang w:val="zh_TW" w:bidi="zh_TW"/>
+          </w:rPr>
+          <w:rPr>
+            <w:color w:val="0000EE"/>
+            <w:u w:val="single"/>
+          </w:rPr>
+          <w:t>尼1:10</w:t>
+        </w:r>
+      </w:hyperlink>
+      <w:r>
+        <w:rPr>
+          <w:lang w:val="zh_TW" w:bidi="zh_TW"/>
+        </w:rPr>
+        <w:t>；</w:t>
+      </w:r>
+      <w:hyperlink r:id="rId103">
+        <w:r>
+          <w:rPr>
+            <w:lang w:val="zh_TW" w:bidi="zh_TW"/>
+          </w:rPr>
+          <w:rPr>
+            <w:color w:val="0000EE"/>
+            <w:u w:val="single"/>
+          </w:rPr>
+          <w:t>賽1:27</w:t>
+        </w:r>
+      </w:hyperlink>
+      <w:r>
+        <w:rPr>
+          <w:lang w:val="zh_TW" w:bidi="zh_TW"/>
+        </w:rPr>
+        <w:t>；</w:t>
+      </w:r>
+      <w:hyperlink r:id="rId104">
+        <w:r>
+          <w:rPr>
+            <w:lang w:val="zh_TW" w:bidi="zh_TW"/>
+          </w:rPr>
+          <w:rPr>
+            <w:color w:val="0000EE"/>
+            <w:u w:val="single"/>
+          </w:rPr>
+          <w:t>耶31:11</w:t>
+        </w:r>
+      </w:hyperlink>
+      <w:r>
+        <w:rPr>
+          <w:lang w:val="zh_TW" w:bidi="zh_TW"/>
+        </w:rPr>
+        <w:t>）。神也救贖人脫離死亡（</w:t>
+      </w:r>
+      <w:hyperlink r:id="rId105">
+        <w:r>
+          <w:rPr>
+            <w:lang w:val="zh_TW" w:bidi="zh_TW"/>
+          </w:rPr>
+          <w:rPr>
+            <w:color w:val="0000EE"/>
+            <w:u w:val="single"/>
+          </w:rPr>
+          <w:t>何13:14</w:t>
+        </w:r>
+      </w:hyperlink>
+      <w:r>
+        <w:rPr>
+          <w:lang w:val="zh_TW" w:bidi="zh_TW"/>
+        </w:rPr>
+        <w:t>）、脫離罪惡（</w:t>
+      </w:r>
+      <w:hyperlink r:id="rId106">
+        <w:r>
+          <w:rPr>
+            <w:lang w:val="zh_TW" w:bidi="zh_TW"/>
+          </w:rPr>
+          <w:rPr>
+            <w:color w:val="0000EE"/>
+            <w:u w:val="single"/>
+          </w:rPr>
+          <w:t>詩130:8</w:t>
+        </w:r>
+      </w:hyperlink>
+      <w:r>
+        <w:rPr>
+          <w:lang w:val="zh_TW" w:bidi="zh_TW"/>
+        </w:rPr>
+        <w:t>）、脫離困難（</w:t>
+      </w:r>
+      <w:hyperlink r:id="rId107">
+        <w:r>
+          <w:rPr>
+            <w:lang w:val="zh_TW" w:bidi="zh_TW"/>
+          </w:rPr>
+          <w:rPr>
+            <w:color w:val="0000EE"/>
+            <w:u w:val="single"/>
+          </w:rPr>
+          <w:t>25:22</w:t>
+        </w:r>
+      </w:hyperlink>
+      <w:r>
+        <w:rPr>
+          <w:lang w:val="zh_TW" w:bidi="zh_TW"/>
+        </w:rPr>
+        <w:t>）。這種拯救總是暗示某種形式的支付或代價，例如救贖所需的神的「大能」或「大能之手」。</w:t>
+      </w:r>
+    </w:p>
+    <w:p>
+      <w:pPr>
+        <w:pStyle w:val="Heading3"/>
+      </w:pPr>
+      <w:r>
+        <w:rPr>
+          <w:lang w:val="zh_TW" w:bidi="zh_TW"/>
+        </w:rPr>
+        <w:t>在新約中</w:t>
+      </w:r>
+    </w:p>
+    <w:p>
+      <w:pPr/>
+      <w:r>
+        <w:rPr>
+          <w:lang w:val="zh_TW" w:bidi="zh_TW"/>
+        </w:rPr>
+      </w:r>
+      <w:r>
+        <w:rPr>
+          <w:lang w:val="zh_TW" w:bidi="zh_TW"/>
+        </w:rPr>
+        <w:t>在新約中，只有一組相關的詞語用來表示贖價。這個詞的基本意思是「釋放（set free）」或「解救（release）」。它的意思是通過支付代價來釋放某人。在英文聖經中，ransom（贖價）這個詞大約出現了8次。這些都是明確描述支付代價來解救某人的情況。希臘文舊約（稱為七十士譯本）謹慎地使用了這個詞。他們只在三個希伯來文詞語明確表示支付贖價時才使用它。</w:t>
+      </w:r>
+    </w:p>
+    <w:p>
+      <w:pPr/>
+      <w:r>
+        <w:rPr>
+          <w:lang w:val="zh_TW" w:bidi="zh_TW"/>
+        </w:rPr>
+      </w:r>
+      <w:r>
+        <w:rPr>
+          <w:lang w:val="zh_TW" w:bidi="zh_TW"/>
+        </w:rPr>
+        <w:t>在新約中，「贖價」最重要的用法是當耶穌談到祂自己的死亡時。耶穌說祂的死將作為「多人的贖價」（</w:t>
+      </w:r>
+      <w:hyperlink r:id="rId61">
+        <w:r>
+          <w:rPr>
+            <w:lang w:val="zh_TW" w:bidi="zh_TW"/>
+          </w:rPr>
+          <w:rPr>
+            <w:color w:val="0000EE"/>
+            <w:u w:val="single"/>
+          </w:rPr>
+          <w:t>太20:28</w:t>
+        </w:r>
+      </w:hyperlink>
+      <w:r>
+        <w:rPr>
+          <w:lang w:val="zh_TW" w:bidi="zh_TW"/>
+        </w:rPr>
+        <w:t>；</w:t>
+      </w:r>
+      <w:hyperlink r:id="rId62">
+        <w:r>
+          <w:rPr>
+            <w:lang w:val="zh_TW" w:bidi="zh_TW"/>
+          </w:rPr>
+          <w:rPr>
+            <w:color w:val="0000EE"/>
+            <w:u w:val="single"/>
+          </w:rPr>
+          <w:t>可10:45</w:t>
+        </w:r>
+      </w:hyperlink>
+      <w:r>
+        <w:rPr>
+          <w:lang w:val="zh_TW" w:bidi="zh_TW"/>
+        </w:rPr>
+        <w:t>）。耶穌的這一說法有三個重要含義：</w:t>
+      </w:r>
+    </w:p>
+    <w:p>
+      <w:pPr>
+        <w:pStyle w:val="ListNumber"/>
+        <w:numPr>
+          <w:ilvl w:val="0"/>
+          <w:numId w:val="18"/>
+        </w:numPr>
+        <w:spacing w:line="240" w:lineRule="auto"/>
+        <w:ind w:left="720"/>
+      </w:pPr>
+      <w:r>
+        <w:rPr>
+          <w:lang w:val="zh_TW" w:bidi="zh_TW"/>
+        </w:rPr>
+      </w:r>
+      <w:r>
+        <w:rPr>
+          <w:lang w:val="zh_TW" w:bidi="zh_TW"/>
+        </w:rPr>
+        <w:t>耶穌來是要服事人，並付上贖價。</w:t>
+      </w:r>
+    </w:p>
+    <w:p>
+      <w:pPr>
+        <w:pStyle w:val="ListNumber"/>
+        <w:spacing w:line="240" w:lineRule="auto"/>
+        <w:ind w:left="720"/>
+      </w:pPr>
+      <w:r>
+        <w:rPr>
+          <w:lang w:val="zh_TW" w:bidi="zh_TW"/>
+        </w:rPr>
+      </w:r>
+      <w:r>
+        <w:rPr>
+          <w:lang w:val="zh_TW" w:bidi="zh_TW"/>
+        </w:rPr>
+        <w:t>贖價是祂自己的生命。</w:t>
+      </w:r>
+    </w:p>
+    <w:p>
+      <w:pPr>
+        <w:pStyle w:val="ListNumber"/>
+        <w:spacing w:line="240" w:lineRule="auto"/>
+        <w:ind w:left="720"/>
+      </w:pPr>
+      <w:r>
+        <w:rPr>
+          <w:lang w:val="zh_TW" w:bidi="zh_TW"/>
+        </w:rPr>
+      </w:r>
+      <w:r>
+        <w:rPr>
+          <w:lang w:val="zh_TW" w:bidi="zh_TW"/>
+        </w:rPr>
+        <w:t xml:space="preserve">祂的贖價具有替代性（substitutionary，耶穌通過支付這個贖價來代替我們）。 </w:t>
+      </w:r>
+    </w:p>
+    <w:p>
+      <w:pPr/>
+      <w:r>
+        <w:rPr>
+          <w:lang w:val="zh_TW" w:bidi="zh_TW"/>
+        </w:rPr>
+      </w:r>
+      <w:r>
+        <w:rPr>
+          <w:lang w:val="zh_TW" w:bidi="zh_TW"/>
+        </w:rPr>
+        <w:t>新約的其他部分進一步解釋了這一點：</w:t>
+      </w:r>
+    </w:p>
+    <w:p>
+      <w:pPr>
+        <w:pStyle w:val="ListBullet"/>
+        <w:spacing w:line="240" w:lineRule="auto"/>
+        <w:ind w:left="720"/>
+      </w:pPr>
+      <w:r>
+        <w:rPr>
+          <w:lang w:val="zh_TW" w:bidi="zh_TW"/>
+        </w:rPr>
+      </w:r>
+      <w:r>
+        <w:rPr>
+          <w:lang w:val="zh_TW" w:bidi="zh_TW"/>
+        </w:rPr>
+        <w:t>耶穌基督「捨自己作萬人的贖價」（</w:t>
+      </w:r>
+      <w:hyperlink r:id="rId108">
+        <w:r>
+          <w:rPr>
+            <w:lang w:val="zh_TW" w:bidi="zh_TW"/>
+          </w:rPr>
+          <w:rPr>
+            <w:color w:val="0000EE"/>
+            <w:u w:val="single"/>
+          </w:rPr>
+          <w:t>提前2:6</w:t>
+        </w:r>
+      </w:hyperlink>
+      <w:r>
+        <w:rPr>
+          <w:lang w:val="zh_TW" w:bidi="zh_TW"/>
+        </w:rPr>
+        <w:t xml:space="preserve">）。 </w:t>
+      </w:r>
+    </w:p>
+    <w:p>
+      <w:pPr>
+        <w:pStyle w:val="ListBullet"/>
+        <w:spacing w:line="240" w:lineRule="auto"/>
+        <w:ind w:left="720"/>
+      </w:pPr>
+      <w:r>
+        <w:rPr>
+          <w:lang w:val="zh_TW" w:bidi="zh_TW"/>
+        </w:rPr>
+      </w:r>
+      <w:r>
+        <w:rPr>
+          <w:lang w:val="zh_TW" w:bidi="zh_TW"/>
+        </w:rPr>
+        <w:t>耶穌基督「為我們捨了自己，要贖我們脫離一切罪惡」（</w:t>
+      </w:r>
+      <w:hyperlink r:id="rId109">
+        <w:r>
+          <w:rPr>
+            <w:lang w:val="zh_TW" w:bidi="zh_TW"/>
+          </w:rPr>
+          <w:rPr>
+            <w:color w:val="0000EE"/>
+            <w:u w:val="single"/>
+          </w:rPr>
+          <w:t>多2:14</w:t>
+        </w:r>
+      </w:hyperlink>
+      <w:r>
+        <w:rPr>
+          <w:lang w:val="zh_TW" w:bidi="zh_TW"/>
+        </w:rPr>
+        <w:t xml:space="preserve">）。 </w:t>
+      </w:r>
+    </w:p>
+    <w:p>
+      <w:pPr>
+        <w:pStyle w:val="ListBullet"/>
+        <w:spacing w:line="240" w:lineRule="auto"/>
+        <w:ind w:left="720"/>
+      </w:pPr>
+      <w:r>
+        <w:rPr>
+          <w:lang w:val="zh_TW" w:bidi="zh_TW"/>
+        </w:rPr>
+      </w:r>
+      <w:r>
+        <w:rPr>
+          <w:lang w:val="zh_TW" w:bidi="zh_TW"/>
+        </w:rPr>
+        <w:t>贖價的代價是「基督的寶血」，祂如同無瑕疵的羔羊（</w:t>
+      </w:r>
+      <w:hyperlink r:id="rId110">
+        <w:r>
+          <w:rPr>
+            <w:lang w:val="zh_TW" w:bidi="zh_TW"/>
+          </w:rPr>
+          <w:rPr>
+            <w:color w:val="0000EE"/>
+            <w:u w:val="single"/>
+          </w:rPr>
+          <w:t>彼前1:18–19</w:t>
+        </w:r>
+      </w:hyperlink>
+      <w:r>
+        <w:rPr>
+          <w:lang w:val="zh_TW" w:bidi="zh_TW"/>
+        </w:rPr>
+        <w:t>）。</w:t>
+      </w:r>
+    </w:p>
+    <w:p>
+      <w:pPr/>
+      <w:r>
+        <w:rPr>
+          <w:lang w:val="zh_TW" w:bidi="zh_TW"/>
+        </w:rPr>
+      </w:r>
+      <w:r>
+        <w:rPr>
+          <w:lang w:val="zh_TW" w:bidi="zh_TW"/>
+        </w:rPr>
+        <w:t>這讓我們想起舊約中指向耶穌的動物獻祭，但是有一個很大的區別：</w:t>
+      </w:r>
+    </w:p>
+    <w:p>
+      <w:pPr>
+        <w:pStyle w:val="ListBullet"/>
+        <w:spacing w:line="240" w:lineRule="auto"/>
+        <w:ind w:left="720"/>
+      </w:pPr>
+      <w:r>
+        <w:rPr>
+          <w:lang w:val="zh_TW" w:bidi="zh_TW"/>
+        </w:rPr>
+      </w:r>
+      <w:r>
+        <w:rPr>
+          <w:lang w:val="zh_TW" w:bidi="zh_TW"/>
+        </w:rPr>
+        <w:t>山羊和牛犢的血無法拯救人。</w:t>
+      </w:r>
+    </w:p>
+    <w:p>
+      <w:pPr>
+        <w:pStyle w:val="ListBullet"/>
+        <w:spacing w:line="240" w:lineRule="auto"/>
+        <w:ind w:left="720"/>
+      </w:pPr>
+      <w:r>
+        <w:rPr>
+          <w:lang w:val="zh_TW" w:bidi="zh_TW"/>
+        </w:rPr>
+      </w:r>
+      <w:r>
+        <w:rPr>
+          <w:lang w:val="zh_TW" w:bidi="zh_TW"/>
+        </w:rPr>
+        <w:t>但是基督的血提供了永遠的贖罪（</w:t>
+      </w:r>
+      <w:hyperlink r:id="rId111">
+        <w:r>
+          <w:rPr>
+            <w:lang w:val="zh_TW" w:bidi="zh_TW"/>
+          </w:rPr>
+          <w:rPr>
+            <w:color w:val="0000EE"/>
+            <w:u w:val="single"/>
+          </w:rPr>
+          <w:t>來9:12</w:t>
+        </w:r>
+      </w:hyperlink>
+      <w:r>
+        <w:rPr>
+          <w:lang w:val="zh_TW" w:bidi="zh_TW"/>
+        </w:rPr>
+        <w:t xml:space="preserve">）。 </w:t>
+      </w:r>
+    </w:p>
+    <w:p>
+      <w:pPr/>
+      <w:r>
+        <w:rPr>
+          <w:lang w:val="zh_TW" w:bidi="zh_TW"/>
+        </w:rPr>
+      </w:r>
+      <w:r>
+        <w:rPr>
+          <w:lang w:val="zh_TW" w:bidi="zh_TW"/>
+        </w:rPr>
+        <w:t>聖經告訴我們，得救的人在天堂會唱新歌。他們讚美耶穌（稱為羔羊），因為祂的血為他們付了贖價（</w:t>
+      </w:r>
+      <w:hyperlink r:id="rId112">
+        <w:r>
+          <w:rPr>
+            <w:lang w:val="zh_TW" w:bidi="zh_TW"/>
+          </w:rPr>
+          <w:rPr>
+            <w:color w:val="0000EE"/>
+            <w:u w:val="single"/>
+          </w:rPr>
+          <w:t>啟5:9</w:t>
+        </w:r>
+      </w:hyperlink>
+      <w:r>
+        <w:rPr>
+          <w:lang w:val="zh_TW" w:bidi="zh_TW"/>
+        </w:rPr>
+        <w:t>；參</w:t>
+      </w:r>
+      <w:hyperlink r:id="rId113">
+        <w:r>
+          <w:rPr>
+            <w:lang w:val="zh_TW" w:bidi="zh_TW"/>
+          </w:rPr>
+          <w:rPr>
+            <w:color w:val="0000EE"/>
+            <w:u w:val="single"/>
+          </w:rPr>
+          <w:t>14:3–4</w:t>
+        </w:r>
+      </w:hyperlink>
+      <w:r>
+        <w:rPr>
+          <w:lang w:val="zh_TW" w:bidi="zh_TW"/>
+        </w:rPr>
+        <w:t>）。</w:t>
+      </w:r>
+    </w:p>
+    <w:p>
+      <w:pPr/>
+      <w:r>
+        <w:rPr>
+          <w:lang w:val="zh_TW" w:bidi="zh_TW"/>
+        </w:rPr>
+      </w:r>
+      <w:r>
+        <w:rPr>
+          <w:i/>
+          <w:lang w:val="zh_TW" w:bidi="zh_TW"/>
+        </w:rPr>
+        <w:t>另見</w:t>
+      </w:r>
+      <w:r>
+        <w:rPr>
+          <w:lang w:val="zh_TW" w:bidi="zh_TW"/>
+        </w:rPr>
+        <w:t>贖罪</w:t>
+      </w:r>
+      <w:r>
+        <w:rPr>
+          <w:lang w:val="zh_TW" w:bidi="zh_TW"/>
+        </w:rPr>
+        <w:t>；</w:t>
+      </w:r>
+      <w:r>
+        <w:rPr>
+          <w:lang w:val="zh_TW" w:bidi="zh_TW"/>
+        </w:rPr>
+        <w:t>救贖主、救贖</w:t>
+      </w:r>
+      <w:r>
+        <w:rPr>
+          <w:lang w:val="zh_TW" w:bidi="zh_TW"/>
+        </w:rPr>
+        <w:t>。</w:t>
+      </w:r>
+      <w:r>
+        <w:rPr>
+          <w:lang w:val="zh_TW" w:bidi="zh_TW"/>
+        </w:rPr>
+      </w:r>
+      <w:r>
+        <w:rPr>
+          <w:lang w:val="zh_TW" w:bidi="zh_TW"/>
+        </w:rPr>
+      </w:r>
+    </w:p>
+    <w:p>
+      <w:pPr/>
+      <w:r>
+        <w:rPr>
+          <w:lang w:val="zh_TW" w:bidi="zh_TW"/>
+        </w:rPr>
+      </w:r>
+    </w:p>
+    <w:p>
+      <w:pPr>
+        <w:pStyle w:val="Heading2"/>
+      </w:pPr>
+      <w:r>
+        <w:rPr>
+          <w:lang w:val="zh_TW" w:bidi="zh_TW"/>
+        </w:rPr>
+        <w:t>屬血氣的人</w:t>
+      </w:r>
+      <w:r>
+        <w:rPr>
+          <w:lang w:val="zh_TW" w:bidi="zh_TW"/>
+        </w:rPr>
+      </w:r>
+    </w:p>
+    <w:p>
+      <w:pPr/>
+      <w:r>
+        <w:rPr>
+          <w:lang w:val="zh_TW" w:bidi="zh_TW"/>
+        </w:rPr>
+      </w:r>
+      <w:r>
+        <w:rPr>
+          <w:lang w:val="zh_TW" w:bidi="zh_TW"/>
+        </w:rPr>
+        <w:t>「屬血氣的人」（譯註：NLT譯為Natural man，意即「自然人」）這個表達出現在一些聖經翻譯中，例如在</w:t>
+      </w:r>
+      <w:hyperlink r:id="rId114">
+        <w:r>
+          <w:rPr>
+            <w:lang w:val="zh_TW" w:bidi="zh_TW"/>
+          </w:rPr>
+          <w:rPr>
+            <w:color w:val="0000EE"/>
+            <w:u w:val="single"/>
+          </w:rPr>
+          <w:t>哥林多前書二章14節</w:t>
+        </w:r>
+      </w:hyperlink>
+      <w:r>
+        <w:rPr>
+          <w:lang w:val="zh_TW" w:bidi="zh_TW"/>
+        </w:rPr>
+        <w:t>。翻譯為「血氣的」或「屬情</w:t>
+      </w:r>
+      <w:r>
+        <w:rPr>
+          <w:lang w:val="zh_TW" w:bidi="zh_TW"/>
+        </w:rPr>
+        <w:t>慾的</w:t>
+      </w:r>
+      <w:r>
+        <w:rPr>
+          <w:lang w:val="zh_TW" w:bidi="zh_TW"/>
+        </w:rPr>
+        <w:t>」一詞也出現在</w:t>
+      </w:r>
+      <w:hyperlink r:id="rId115">
+        <w:r>
+          <w:rPr>
+            <w:lang w:val="zh_TW" w:bidi="zh_TW"/>
+          </w:rPr>
+          <w:rPr>
+            <w:color w:val="0000EE"/>
+            <w:u w:val="single"/>
+          </w:rPr>
+          <w:t>哥林多前書十五章44節、46節</w:t>
+        </w:r>
+      </w:hyperlink>
+      <w:r>
+        <w:rPr>
+          <w:lang w:val="zh_TW" w:bidi="zh_TW"/>
+        </w:rPr>
+        <w:t>，</w:t>
+      </w:r>
+      <w:hyperlink r:id="rId116">
+        <w:r>
+          <w:rPr>
+            <w:lang w:val="zh_TW" w:bidi="zh_TW"/>
+          </w:rPr>
+          <w:rPr>
+            <w:color w:val="0000EE"/>
+            <w:u w:val="single"/>
+          </w:rPr>
+          <w:t>雅各書三章15節</w:t>
+        </w:r>
+      </w:hyperlink>
+      <w:r>
+        <w:rPr>
+          <w:lang w:val="zh_TW" w:bidi="zh_TW"/>
+        </w:rPr>
+        <w:t>，和</w:t>
+      </w:r>
+      <w:hyperlink r:id="rId117">
+        <w:r>
+          <w:rPr>
+            <w:lang w:val="zh_TW" w:bidi="zh_TW"/>
+          </w:rPr>
+          <w:rPr>
+            <w:color w:val="0000EE"/>
+            <w:u w:val="single"/>
+          </w:rPr>
+          <w:t>猶大書19節</w:t>
+        </w:r>
+      </w:hyperlink>
+      <w:r>
+        <w:rPr>
+          <w:lang w:val="zh_TW" w:bidi="zh_TW"/>
+        </w:rPr>
+        <w:t>中。</w:t>
+      </w:r>
+    </w:p>
+    <w:p>
+      <w:pPr>
+        <w:pStyle w:val="Heading3"/>
+      </w:pPr>
+      <w:r>
+        <w:rPr>
+          <w:lang w:val="zh_TW" w:bidi="zh_TW"/>
+        </w:rPr>
+        <w:t>「屬血氣的人」的意思是什麼？</w:t>
+      </w:r>
+    </w:p>
+    <w:p>
+      <w:pPr/>
+      <w:r>
+        <w:rPr>
+          <w:lang w:val="zh_TW" w:bidi="zh_TW"/>
+        </w:rPr>
+      </w:r>
+      <w:r>
+        <w:rPr>
+          <w:lang w:val="zh_TW" w:bidi="zh_TW"/>
+        </w:rPr>
+        <w:t>這個詞與希臘文中通常譯為「魂」（soul）的名詞有關，其具體意義取決於上下文。這詞在哥林多前書出現過四次，都與「屬靈的」形成對比，而「屬靈的」在保羅書信中是一個常見的詞。在幾乎每個例子中，「屬靈的」都是指聖靈的工作。</w:t>
+      </w:r>
+    </w:p>
+    <w:p>
+      <w:pPr/>
+      <w:r>
+        <w:rPr>
+          <w:lang w:val="zh_TW" w:bidi="zh_TW"/>
+        </w:rPr>
+      </w:r>
+      <w:r>
+        <w:rPr>
+          <w:lang w:val="zh_TW" w:bidi="zh_TW"/>
+        </w:rPr>
+        <w:t>應用於事物上，「屬靈的」意味著「來自聖靈」或「由聖靈而生的」。新約作者描述了幾件事為「屬靈的」：</w:t>
+      </w:r>
+    </w:p>
+    <w:p>
+      <w:pPr>
+        <w:pStyle w:val="ListBullet"/>
+        <w:spacing w:line="240" w:lineRule="auto"/>
+        <w:ind w:left="720"/>
+      </w:pPr>
+      <w:r>
+        <w:rPr>
+          <w:lang w:val="zh_TW" w:bidi="zh_TW"/>
+        </w:rPr>
+      </w:r>
+      <w:r>
+        <w:rPr>
+          <w:lang w:val="zh_TW" w:bidi="zh_TW"/>
+        </w:rPr>
+        <w:t>律法在</w:t>
+      </w:r>
+      <w:hyperlink r:id="rId118">
+        <w:r>
+          <w:rPr>
+            <w:lang w:val="zh_TW" w:bidi="zh_TW"/>
+          </w:rPr>
+          <w:rPr>
+            <w:color w:val="0000EE"/>
+            <w:u w:val="single"/>
+          </w:rPr>
+          <w:t>羅馬書七章14節</w:t>
+        </w:r>
+      </w:hyperlink>
+      <w:r>
+        <w:rPr>
+          <w:lang w:val="zh_TW" w:bidi="zh_TW"/>
+        </w:rPr>
+        <w:t>中是「屬靈的」。</w:t>
+      </w:r>
+    </w:p>
+    <w:p>
+      <w:pPr>
+        <w:pStyle w:val="ListBullet"/>
+        <w:spacing w:line="240" w:lineRule="auto"/>
+        <w:ind w:left="720"/>
+      </w:pPr>
+      <w:r>
+        <w:rPr>
+          <w:lang w:val="zh_TW" w:bidi="zh_TW"/>
+        </w:rPr>
+      </w:r>
+      <w:r>
+        <w:rPr>
+          <w:lang w:val="zh_TW" w:bidi="zh_TW"/>
+        </w:rPr>
+        <w:t>恩賜在</w:t>
+      </w:r>
+      <w:hyperlink r:id="rId119">
+        <w:r>
+          <w:rPr>
+            <w:lang w:val="zh_TW" w:bidi="zh_TW"/>
+          </w:rPr>
+          <w:rPr>
+            <w:color w:val="0000EE"/>
+            <w:u w:val="single"/>
+          </w:rPr>
+          <w:t>哥林多前書十二章1節</w:t>
+        </w:r>
+      </w:hyperlink>
+      <w:r>
+        <w:rPr>
+          <w:lang w:val="zh_TW" w:bidi="zh_TW"/>
+        </w:rPr>
+        <w:t>中是「屬靈的」。</w:t>
+      </w:r>
+    </w:p>
+    <w:p>
+      <w:pPr>
+        <w:pStyle w:val="ListBullet"/>
+        <w:spacing w:line="240" w:lineRule="auto"/>
+        <w:ind w:left="720"/>
+      </w:pPr>
+      <w:r>
+        <w:rPr>
+          <w:lang w:val="zh_TW" w:bidi="zh_TW"/>
+        </w:rPr>
+      </w:r>
+      <w:r>
+        <w:rPr>
+          <w:lang w:val="zh_TW" w:bidi="zh_TW"/>
+        </w:rPr>
+        <w:t>福氣在</w:t>
+      </w:r>
+      <w:hyperlink r:id="rId120">
+        <w:r>
+          <w:rPr>
+            <w:lang w:val="zh_TW" w:bidi="zh_TW"/>
+          </w:rPr>
+          <w:rPr>
+            <w:color w:val="0000EE"/>
+            <w:u w:val="single"/>
+          </w:rPr>
+          <w:t>以弗所書一章3節</w:t>
+        </w:r>
+      </w:hyperlink>
+      <w:r>
+        <w:rPr>
+          <w:lang w:val="zh_TW" w:bidi="zh_TW"/>
+        </w:rPr>
+        <w:t>中是「屬靈的」。</w:t>
+      </w:r>
+    </w:p>
+    <w:p>
+      <w:pPr>
+        <w:pStyle w:val="ListBullet"/>
+        <w:spacing w:line="240" w:lineRule="auto"/>
+        <w:ind w:left="720"/>
+      </w:pPr>
+      <w:r>
+        <w:rPr>
+          <w:lang w:val="zh_TW" w:bidi="zh_TW"/>
+        </w:rPr>
+      </w:r>
+      <w:r>
+        <w:rPr>
+          <w:lang w:val="zh_TW" w:bidi="zh_TW"/>
+        </w:rPr>
+        <w:t>靈祭</w:t>
+      </w:r>
+      <w:r>
+        <w:rPr>
+          <w:lang w:val="zh_TW" w:bidi="zh_TW"/>
+        </w:rPr>
+        <w:t>在</w:t>
+      </w:r>
+      <w:hyperlink r:id="rId121">
+        <w:r>
+          <w:rPr>
+            <w:lang w:val="zh_TW" w:bidi="zh_TW"/>
+          </w:rPr>
+          <w:rPr>
+            <w:color w:val="0000EE"/>
+            <w:u w:val="single"/>
+          </w:rPr>
+          <w:t>彼得前書二章5節</w:t>
+        </w:r>
+      </w:hyperlink>
+      <w:r>
+        <w:rPr>
+          <w:lang w:val="zh_TW" w:bidi="zh_TW"/>
+        </w:rPr>
+        <w:t>中是「屬靈的」。</w:t>
+      </w:r>
+    </w:p>
+    <w:p>
+      <w:pPr/>
+      <w:r>
+        <w:rPr>
+          <w:lang w:val="zh_TW" w:bidi="zh_TW"/>
+        </w:rPr>
+      </w:r>
+      <w:r>
+        <w:rPr>
+          <w:lang w:val="zh_TW" w:bidi="zh_TW"/>
+        </w:rPr>
+        <w:t>當這個詞應用在人身上時，意味著一個人受到聖靈的激勵和引導（</w:t>
+      </w:r>
+      <w:hyperlink r:id="rId122">
+        <w:r>
+          <w:rPr>
+            <w:lang w:val="zh_TW" w:bidi="zh_TW"/>
+          </w:rPr>
+          <w:rPr>
+            <w:color w:val="0000EE"/>
+            <w:u w:val="single"/>
+          </w:rPr>
+          <w:t>林前2:15</w:t>
+        </w:r>
+      </w:hyperlink>
+      <w:r>
+        <w:rPr>
+          <w:lang w:val="zh_TW" w:bidi="zh_TW"/>
+        </w:rPr>
+        <w:t>，</w:t>
+      </w:r>
+      <w:hyperlink r:id="rId123">
+        <w:r>
+          <w:rPr>
+            <w:lang w:val="zh_TW" w:bidi="zh_TW"/>
+          </w:rPr>
+          <w:rPr>
+            <w:color w:val="0000EE"/>
+            <w:u w:val="single"/>
+          </w:rPr>
+          <w:t>14:37</w:t>
+        </w:r>
+      </w:hyperlink>
+      <w:r>
+        <w:rPr>
+          <w:lang w:val="zh_TW" w:bidi="zh_TW"/>
+        </w:rPr>
+        <w:t>；</w:t>
+      </w:r>
+      <w:hyperlink r:id="rId124">
+        <w:r>
+          <w:rPr>
+            <w:lang w:val="zh_TW" w:bidi="zh_TW"/>
+          </w:rPr>
+          <w:rPr>
+            <w:color w:val="0000EE"/>
+            <w:u w:val="single"/>
+          </w:rPr>
+          <w:t>加6:1</w:t>
+        </w:r>
+      </w:hyperlink>
+      <w:r>
+        <w:rPr>
+          <w:lang w:val="zh_TW" w:bidi="zh_TW"/>
+        </w:rPr>
+        <w:t>）。與「屬靈的」相對，「屬血氣的」則通常指缺乏聖靈或敵對聖靈及其工作的狀態。</w:t>
+      </w:r>
+    </w:p>
+    <w:p>
+      <w:pPr>
+        <w:pStyle w:val="Heading3"/>
+      </w:pPr>
+      <w:r>
+        <w:rPr>
+          <w:lang w:val="zh_TW" w:bidi="zh_TW"/>
+        </w:rPr>
+        <w:t>聖經中「屬血氣的」與「屬靈的」區別</w:t>
+      </w:r>
+    </w:p>
+    <w:p>
+      <w:pPr/>
+      <w:r>
+        <w:rPr>
+          <w:lang w:val="zh_TW" w:bidi="zh_TW"/>
+        </w:rPr>
+      </w:r>
+      <w:r>
+        <w:rPr>
+          <w:lang w:val="zh_TW" w:bidi="zh_TW"/>
+        </w:rPr>
+        <w:t>在</w:t>
+      </w:r>
+      <w:hyperlink r:id="rId125">
+        <w:r>
+          <w:rPr>
+            <w:lang w:val="zh_TW" w:bidi="zh_TW"/>
+          </w:rPr>
+          <w:rPr>
+            <w:color w:val="0000EE"/>
+            <w:u w:val="single"/>
+          </w:rPr>
+          <w:t>哥林多前書二章14至15節</w:t>
+        </w:r>
+      </w:hyperlink>
+      <w:r>
+        <w:rPr>
+          <w:lang w:val="zh_TW" w:bidi="zh_TW"/>
+        </w:rPr>
+        <w:t>中，「屬血氣的人」與「屬靈的人」形成鮮明對比。在這個語境中，屬血氣的人不接受從神的靈而來的事物（</w:t>
+      </w:r>
+      <w:hyperlink r:id="rId114">
+        <w:r>
+          <w:rPr>
+            <w:lang w:val="zh_TW" w:bidi="zh_TW"/>
+          </w:rPr>
+          <w:rPr>
+            <w:color w:val="0000EE"/>
+            <w:u w:val="single"/>
+          </w:rPr>
+          <w:t>林前2:14</w:t>
+        </w:r>
+      </w:hyperlink>
+      <w:r>
+        <w:rPr>
+          <w:lang w:val="zh_TW" w:bidi="zh_TW"/>
+        </w:rPr>
+        <w:t>）。相反，這些事物對他來說是「愚拙的」，因為這些事必須用屬靈的方法才能明白。他之所以認為愚拙，是因為不信（</w:t>
+      </w:r>
+      <w:hyperlink r:id="rId126">
+        <w:r>
+          <w:rPr>
+            <w:lang w:val="zh_TW" w:bidi="zh_TW"/>
+          </w:rPr>
+          <w:rPr>
+            <w:color w:val="0000EE"/>
+            <w:u w:val="single"/>
+          </w:rPr>
+          <w:t>1:21</w:t>
+        </w:r>
+      </w:hyperlink>
+      <w:r>
+        <w:rPr>
+          <w:lang w:val="zh_TW" w:bidi="zh_TW"/>
+        </w:rPr>
+        <w:t>）；而他所缺乏的，是唯有聖靈才能帶來的洞見。保羅所描繪的，明顯是指一個沒有聖靈，甚至敵對聖靈和神啟示真理的人。</w:t>
+      </w:r>
+    </w:p>
+    <w:p>
+      <w:pPr/>
+      <w:r>
+        <w:rPr>
+          <w:lang w:val="zh_TW" w:bidi="zh_TW"/>
+        </w:rPr>
+      </w:r>
+      <w:r>
+        <w:rPr>
+          <w:lang w:val="zh_TW" w:bidi="zh_TW"/>
+        </w:rPr>
+        <w:t>在</w:t>
+      </w:r>
+      <w:hyperlink r:id="rId127">
+        <w:r>
+          <w:rPr>
+            <w:lang w:val="zh_TW" w:bidi="zh_TW"/>
+          </w:rPr>
+          <w:rPr>
+            <w:color w:val="0000EE"/>
+            <w:u w:val="single"/>
+          </w:rPr>
+          <w:t>哥林多前書十五章44至46節</w:t>
+        </w:r>
+      </w:hyperlink>
+      <w:r>
+        <w:rPr>
+          <w:lang w:val="zh_TW" w:bidi="zh_TW"/>
+        </w:rPr>
+        <w:t>中，「屬靈的」與「屬血氣的」對比則出現在另一個脈絡。這裡將死亡時的「身體」與復活時的「身體」作比較。信徒埋葬時「所種的是血氣的身體」（第</w:t>
+      </w:r>
+      <w:hyperlink r:id="rId115">
+        <w:r>
+          <w:rPr>
+            <w:lang w:val="zh_TW" w:bidi="zh_TW"/>
+          </w:rPr>
+          <w:rPr>
+            <w:color w:val="0000EE"/>
+            <w:u w:val="single"/>
+          </w:rPr>
+          <w:t>44</w:t>
+        </w:r>
+      </w:hyperlink>
+      <w:r>
+        <w:rPr>
+          <w:lang w:val="zh_TW" w:bidi="zh_TW"/>
+        </w:rPr>
+        <w:t>節上）；復活時，「</w:t>
+      </w:r>
+      <w:r>
+        <w:rPr>
+          <w:lang w:val="zh_TW" w:bidi="zh_TW"/>
+        </w:rPr>
+        <w:t>是靈性的身體</w:t>
+      </w:r>
+      <w:r>
+        <w:rPr>
+          <w:lang w:val="zh_TW" w:bidi="zh_TW"/>
+        </w:rPr>
+        <w:t>」。復活的身體將被聖靈更新並轉化（</w:t>
+      </w:r>
+      <w:hyperlink r:id="rId128">
+        <w:r>
+          <w:rPr>
+            <w:lang w:val="zh_TW" w:bidi="zh_TW"/>
+          </w:rPr>
+          <w:rPr>
+            <w:color w:val="0000EE"/>
+            <w:u w:val="single"/>
+          </w:rPr>
+          <w:t>羅8:11</w:t>
+        </w:r>
+      </w:hyperlink>
+      <w:r>
+        <w:rPr>
+          <w:lang w:val="zh_TW" w:bidi="zh_TW"/>
+        </w:rPr>
+        <w:t>）。</w:t>
+      </w:r>
+    </w:p>
+    <w:p>
+      <w:pPr/>
+      <w:r>
+        <w:rPr>
+          <w:lang w:val="zh_TW" w:bidi="zh_TW"/>
+        </w:rPr>
+      </w:r>
+      <w:r>
+        <w:rPr>
+          <w:lang w:val="zh_TW" w:bidi="zh_TW"/>
+        </w:rPr>
+        <w:t>然而，在</w:t>
+      </w:r>
+      <w:hyperlink r:id="rId115">
+        <w:r>
+          <w:rPr>
+            <w:lang w:val="zh_TW" w:bidi="zh_TW"/>
+          </w:rPr>
+          <w:rPr>
+            <w:color w:val="0000EE"/>
+            <w:u w:val="single"/>
+          </w:rPr>
+          <w:t>哥林多前書十五章44節下</w:t>
+        </w:r>
+      </w:hyperlink>
+      <w:r>
+        <w:rPr>
+          <w:lang w:val="zh_TW" w:bidi="zh_TW"/>
+        </w:rPr>
+        <w:t>和</w:t>
+      </w:r>
+      <w:hyperlink r:id="rId129">
+        <w:r>
+          <w:rPr>
+            <w:lang w:val="zh_TW" w:bidi="zh_TW"/>
+          </w:rPr>
+          <w:rPr>
+            <w:color w:val="0000EE"/>
+            <w:u w:val="single"/>
+          </w:rPr>
+          <w:t>45節上</w:t>
+        </w:r>
+      </w:hyperlink>
+      <w:r>
+        <w:rPr>
+          <w:lang w:val="zh_TW" w:bidi="zh_TW"/>
+        </w:rPr>
+        <w:t>，保羅將「血氣的身體」與剛剛受造、墮落之前的亞當聯繫起來（</w:t>
+      </w:r>
+      <w:hyperlink r:id="rId130">
+        <w:r>
+          <w:rPr>
+            <w:lang w:val="zh_TW" w:bidi="zh_TW"/>
+          </w:rPr>
+          <w:rPr>
+            <w:color w:val="0000EE"/>
+            <w:u w:val="single"/>
+          </w:rPr>
+          <w:t>創2:7</w:t>
+        </w:r>
+      </w:hyperlink>
+      <w:r>
+        <w:rPr>
+          <w:lang w:val="zh_TW" w:bidi="zh_TW"/>
+        </w:rPr>
+        <w:t>）。這表明，所謂的「血氣」是指創造時的模樣。按照神起初的創造，「血氣的」亞當是「甚好」（</w:t>
+      </w:r>
+      <w:hyperlink r:id="rId131">
+        <w:r>
+          <w:rPr>
+            <w:lang w:val="zh_TW" w:bidi="zh_TW"/>
+          </w:rPr>
+          <w:rPr>
+            <w:color w:val="0000EE"/>
+            <w:u w:val="single"/>
+          </w:rPr>
+          <w:t>創1:31</w:t>
+        </w:r>
+      </w:hyperlink>
+      <w:r>
+        <w:rPr>
+          <w:lang w:val="zh_TW" w:bidi="zh_TW"/>
+        </w:rPr>
+        <w:t>）。然而，人類的罪惡破壞了「血氣的」亞當，使他落在死亡的定罪之下。因此，按照原始創造的角度來衡量，原來創造那個「血氣的」亞當本是自然的，人的罪惡卻使本是自然的「血氣」反成了異常的「血氣」。聖靈現在在基督裡的工作，就是除去這種異常，並完成神創造時原本的旨意（</w:t>
+      </w:r>
+      <w:hyperlink r:id="rId132">
+        <w:r>
+          <w:rPr>
+            <w:lang w:val="zh_TW" w:bidi="zh_TW"/>
+          </w:rPr>
+          <w:rPr>
+            <w:color w:val="0000EE"/>
+            <w:u w:val="single"/>
+          </w:rPr>
+          <w:t>羅8:19</w:t>
+        </w:r>
+      </w:hyperlink>
+      <w:hyperlink r:id="rId127">
+        <w:r>
+          <w:rPr>
+            <w:lang w:val="zh_TW" w:bidi="zh_TW"/>
+          </w:rPr>
+          <w:rPr>
+            <w:color w:val="0000EE"/>
+            <w:u w:val="single"/>
+          </w:rPr>
+          <w:t>–</w:t>
+        </w:r>
+      </w:hyperlink>
+      <w:hyperlink r:id="rId132">
+        <w:r>
+          <w:rPr>
+            <w:lang w:val="zh_TW" w:bidi="zh_TW"/>
+          </w:rPr>
+          <w:rPr>
+            <w:color w:val="0000EE"/>
+            <w:u w:val="single"/>
+          </w:rPr>
+          <w:t>22</w:t>
+        </w:r>
+      </w:hyperlink>
+      <w:r>
+        <w:rPr>
+          <w:lang w:val="zh_TW" w:bidi="zh_TW"/>
+        </w:rPr>
+        <w:t>；</w:t>
+      </w:r>
+      <w:hyperlink r:id="rId133">
+        <w:r>
+          <w:rPr>
+            <w:lang w:val="zh_TW" w:bidi="zh_TW"/>
+          </w:rPr>
+          <w:rPr>
+            <w:color w:val="0000EE"/>
+            <w:u w:val="single"/>
+          </w:rPr>
+          <w:t>林後5:17</w:t>
+        </w:r>
+      </w:hyperlink>
+      <w:r>
+        <w:rPr>
+          <w:lang w:val="zh_TW" w:bidi="zh_TW"/>
+        </w:rPr>
+        <w:t>）。</w:t>
+      </w:r>
+    </w:p>
+    <w:p>
+      <w:pPr/>
+      <w:r>
+        <w:rPr>
+          <w:lang w:val="zh_TW" w:bidi="zh_TW"/>
+        </w:rPr>
+      </w:r>
+      <w:r>
+        <w:rPr>
+          <w:i/>
+          <w:lang w:val="zh_TW" w:bidi="zh_TW"/>
+        </w:rPr>
+        <w:t>另見</w:t>
+      </w:r>
+      <w:r>
+        <w:rPr>
+          <w:lang w:val="zh_TW" w:bidi="zh_TW"/>
+        </w:rPr>
+        <w:t>人</w:t>
+      </w:r>
+      <w:r>
+        <w:rPr>
+          <w:lang w:val="zh_TW" w:bidi="zh_TW"/>
+        </w:rPr>
+        <w:t>；</w:t>
+      </w:r>
+      <w:r>
+        <w:rPr>
+          <w:lang w:val="zh_TW" w:bidi="zh_TW"/>
+        </w:rPr>
+        <w:t>新人與舊人</w:t>
+      </w:r>
+      <w:r>
+        <w:rPr>
+          <w:lang w:val="zh_TW" w:bidi="zh_TW"/>
+        </w:rPr>
+        <w:t>。</w:t>
+      </w:r>
+      <w:r>
+        <w:rPr>
+          <w:lang w:val="zh_TW" w:bidi="zh_TW"/>
+        </w:rPr>
+      </w:r>
+      <w:r>
+        <w:rPr>
+          <w:lang w:val="zh_TW" w:bidi="zh_TW"/>
+        </w:rPr>
+      </w:r>
+    </w:p>
+    <w:p>
+      <w:pPr/>
+      <w:r>
+        <w:rPr>
+          <w:lang w:val="zh_TW" w:bidi="zh_TW"/>
+        </w:rPr>
+      </w:r>
+    </w:p>
+    <w:p>
+      <w:pPr>
+        <w:pStyle w:val="Heading2"/>
+      </w:pPr>
+      <w:r>
+        <w:rPr>
+          <w:lang w:val="zh_TW" w:bidi="zh_TW"/>
+        </w:rPr>
+        <w:t>數字和數字象徵學</w:t>
+      </w:r>
+      <w:r>
+        <w:rPr>
+          <w:lang w:val="zh_TW" w:bidi="zh_TW"/>
+        </w:rPr>
+      </w:r>
+    </w:p>
+    <w:p>
+      <w:pPr/>
+      <w:r>
+        <w:rPr>
+          <w:lang w:val="zh_TW" w:bidi="zh_TW"/>
+        </w:rPr>
+      </w:r>
+      <w:r>
+        <w:rPr>
+          <w:lang w:val="zh_TW" w:bidi="zh_TW"/>
+        </w:rPr>
+        <w:t>在聖經中，數字常有兩層意思。首先，它們表明了實際的數量，例如計算人數或測量時間。其次，數字也可能具有特別的意義，用以教導我們關於神或祂的計劃。</w:t>
+      </w:r>
+    </w:p>
+    <w:p>
+      <w:pPr/>
+      <w:r>
+        <w:rPr>
+          <w:lang w:val="zh_TW" w:bidi="zh_TW"/>
+        </w:rPr>
+      </w:r>
+      <w:r>
+        <w:rPr>
+          <w:lang w:val="zh_TW" w:bidi="zh_TW"/>
+        </w:rPr>
+        <w:t>但以理書和啟示錄以特殊的方式使用數字，這兩卷書常以具體的數字來傳達重要的信息。</w:t>
+      </w:r>
+    </w:p>
+    <w:p>
+      <w:pPr/>
+      <w:r>
+        <w:rPr>
+          <w:lang w:val="zh_TW" w:bidi="zh_TW"/>
+        </w:rPr>
+      </w:r>
+      <w:r>
+        <w:rPr>
+          <w:lang w:val="zh_TW" w:bidi="zh_TW"/>
+        </w:rPr>
+        <w:t>許多基督徒對於從數字中尋找隱藏意義持謹慎態度。因為有些團體過度使用數字象徵學（numerology），試圖在舊約聖經的每一個數字中找出特別的含義，即使那些數字可能只是單純的事實。這種看法最早出自神祕的前基督教（pre-Christian）猶太團體，後來卡巴拉學派（Kabbalists）進一步發展，他們經常為數字賦予隱藏的意義。</w:t>
+      </w:r>
+    </w:p>
+    <w:p>
+      <w:pPr>
+        <w:pStyle w:val="Heading3"/>
+      </w:pPr>
+      <w:r>
+        <w:rPr>
+          <w:lang w:val="zh_TW" w:bidi="zh_TW"/>
+        </w:rPr>
+        <w:t>概述</w:t>
+      </w:r>
+    </w:p>
+    <w:p>
+      <w:pPr>
+        <w:pStyle w:val="ListBullet"/>
+        <w:spacing w:line="240" w:lineRule="auto"/>
+        <w:ind w:left="720"/>
+      </w:pPr>
+      <w:r>
+        <w:rPr>
+          <w:lang w:val="zh_TW" w:bidi="zh_TW"/>
+        </w:rPr>
+      </w:r>
+      <w:r>
+        <w:rPr>
+          <w:u w:val="single"/>
+          <w:lang w:val="zh_TW" w:bidi="zh_TW"/>
+        </w:rPr>
+        <w:t>數字的表達</w:t>
+      </w:r>
+    </w:p>
+    <w:p>
+      <w:pPr>
+        <w:pStyle w:val="ListBullet"/>
+        <w:spacing w:line="240" w:lineRule="auto"/>
+        <w:ind w:left="720"/>
+      </w:pPr>
+      <w:r>
+        <w:rPr>
+          <w:lang w:val="zh_TW" w:bidi="zh_TW"/>
+        </w:rPr>
+      </w:r>
+      <w:r>
+        <w:rPr>
+          <w:u w:val="single"/>
+          <w:lang w:val="zh_TW" w:bidi="zh_TW"/>
+        </w:rPr>
+        <w:t>數字符號的書寫方式</w:t>
+      </w:r>
+    </w:p>
+    <w:p>
+      <w:pPr>
+        <w:pStyle w:val="ListBullet"/>
+        <w:spacing w:line="240" w:lineRule="auto"/>
+        <w:ind w:left="720"/>
+      </w:pPr>
+      <w:r>
+        <w:rPr>
+          <w:lang w:val="zh_TW" w:bidi="zh_TW"/>
+        </w:rPr>
+      </w:r>
+      <w:r>
+        <w:rPr>
+          <w:u w:val="single"/>
+          <w:lang w:val="zh_TW" w:bidi="zh_TW"/>
+        </w:rPr>
+        <w:t>大數字的問題</w:t>
+      </w:r>
+    </w:p>
+    <w:p>
+      <w:pPr>
+        <w:pStyle w:val="ListBullet"/>
+        <w:spacing w:line="240" w:lineRule="auto"/>
+        <w:ind w:left="720"/>
+      </w:pPr>
+      <w:r>
+        <w:rPr>
+          <w:lang w:val="zh_TW" w:bidi="zh_TW"/>
+        </w:rPr>
+      </w:r>
+      <w:r>
+        <w:rPr>
+          <w:u w:val="single"/>
+          <w:lang w:val="zh_TW" w:bidi="zh_TW"/>
+        </w:rPr>
+        <w:t>按世代計算</w:t>
+      </w:r>
+    </w:p>
+    <w:p>
+      <w:pPr>
+        <w:pStyle w:val="ListBullet"/>
+        <w:spacing w:line="240" w:lineRule="auto"/>
+        <w:ind w:left="720"/>
+      </w:pPr>
+      <w:r>
+        <w:rPr>
+          <w:lang w:val="zh_TW" w:bidi="zh_TW"/>
+        </w:rPr>
+      </w:r>
+      <w:r>
+        <w:rPr>
+          <w:u w:val="single"/>
+          <w:lang w:val="zh_TW" w:bidi="zh_TW"/>
+        </w:rPr>
+        <w:t>數字的約略用法</w:t>
+      </w:r>
+    </w:p>
+    <w:p>
+      <w:pPr>
+        <w:pStyle w:val="ListBullet"/>
+        <w:spacing w:line="240" w:lineRule="auto"/>
+        <w:ind w:left="720"/>
+      </w:pPr>
+      <w:r>
+        <w:rPr>
+          <w:lang w:val="zh_TW" w:bidi="zh_TW"/>
+        </w:rPr>
+      </w:r>
+      <w:r>
+        <w:rPr>
+          <w:u w:val="single"/>
+          <w:lang w:val="zh_TW" w:bidi="zh_TW"/>
+        </w:rPr>
+        <w:t>數字的象徵用法</w:t>
+      </w:r>
+    </w:p>
+    <w:p>
+      <w:pPr>
+        <w:pStyle w:val="ListBullet"/>
+        <w:spacing w:line="240" w:lineRule="auto"/>
+        <w:ind w:left="720"/>
+      </w:pPr>
+      <w:r>
+        <w:rPr>
+          <w:lang w:val="zh_TW" w:bidi="zh_TW"/>
+        </w:rPr>
+      </w:r>
+      <w:r>
+        <w:rPr>
+          <w:u w:val="single"/>
+          <w:lang w:val="zh_TW" w:bidi="zh_TW"/>
+        </w:rPr>
+        <w:t>精確的統計</w:t>
+      </w:r>
+    </w:p>
+    <w:p>
+      <w:pPr>
+        <w:pStyle w:val="ListBullet"/>
+        <w:spacing w:line="240" w:lineRule="auto"/>
+        <w:ind w:left="720"/>
+      </w:pPr>
+      <w:r>
+        <w:rPr>
+          <w:lang w:val="zh_TW" w:bidi="zh_TW"/>
+        </w:rPr>
+      </w:r>
+      <w:r>
+        <w:rPr>
+          <w:u w:val="single"/>
+          <w:lang w:val="zh_TW" w:bidi="zh_TW"/>
+        </w:rPr>
+        <w:t>數字象徵學</w:t>
+      </w:r>
+    </w:p>
+    <w:p>
+      <w:pPr>
+        <w:pStyle w:val="Heading3"/>
+      </w:pPr>
+      <w:r>
+        <w:rPr>
+          <w:lang w:val="zh_TW" w:bidi="zh_TW"/>
+        </w:rPr>
+        <w:t>數字的表達</w:t>
+      </w:r>
+    </w:p>
+    <w:p>
+      <w:pPr/>
+      <w:r>
+        <w:rPr>
+          <w:lang w:val="zh_TW" w:bidi="zh_TW"/>
+        </w:rPr>
+      </w:r>
+      <w:r>
+        <w:rPr>
+          <w:lang w:val="zh_TW" w:bidi="zh_TW"/>
+        </w:rPr>
+        <w:t>希伯來文與其它閃族語言一樣，擁有一個簡單但實用的數字系統。數字一是形容詞，從二開始，數字則是名詞。這些名詞有男性與女性兩種形式，且以平行方式使用：男性形式用於女性名詞之前，女性形式則用於男性名詞之前。</w:t>
+      </w:r>
+    </w:p>
+    <w:p>
+      <w:pPr/>
+      <w:r>
+        <w:rPr>
+          <w:lang w:val="zh_TW" w:bidi="zh_TW"/>
+        </w:rPr>
+      </w:r>
+      <w:r>
+        <w:rPr>
+          <w:lang w:val="zh_TW" w:bidi="zh_TW"/>
+        </w:rPr>
+        <w:t>序數（第一、第二、第三）與基數（一、二、三）並存。如同多數語言，基數有時可以代替序數。例如，「第二日」可以表達為「日二」。從十到十九之間，有一種合成形式，與英文的十三（thirteen〔three-ten〕）相似，而二十（twenty）的字面意思是「十的複數」。它是「十」的複數。「三十」、「四十」等的字面意思則是「三的複數」、「四的複數」。這樣的規律一直持續到一百，而一百則是另一個全新的字詞。</w:t>
+      </w:r>
+    </w:p>
+    <w:p>
+      <w:pPr/>
+      <w:r>
+        <w:rPr>
+          <w:lang w:val="zh_TW" w:bidi="zh_TW"/>
+        </w:rPr>
+      </w:r>
+      <w:r>
+        <w:rPr>
+          <w:lang w:val="zh_TW" w:bidi="zh_TW"/>
+        </w:rPr>
+        <w:t>希伯來文中也有「一千」與「一萬」等獨立的字詞，這與希臘文、中文及許多其它語言相似。更大的數字必須用這些單位的倍數來表達。「萬萬」和「千千」這些表達方式顯示，古人對大數字的表達多是約略的。由於當時的人口稀少、國度規模也小，因此很少需要使用極大的數字。</w:t>
+      </w:r>
+    </w:p>
+    <w:p>
+      <w:pPr/>
+      <w:r>
+        <w:rPr>
+          <w:lang w:val="zh_TW" w:bidi="zh_TW"/>
+        </w:rPr>
+      </w:r>
+      <w:r>
+        <w:rPr>
+          <w:lang w:val="zh_TW" w:bidi="zh_TW"/>
+        </w:rPr>
+        <w:t>在希伯來文中除了單數與複數形式外，還有一種雙數形式，用以表達兩個東西（例如兩百、兩千）。分數（如二分之一、三分之一、十分之一）也可以表達。乘法、除法、加法與減法都曾使用，聖經中可以找到這四種運算的例子。希伯來數學系統基本上屬於更廣泛的西亞數學體系之一。我們對這體系的了解主要來自美索不達米亞與埃及。不過，這些地區所使用的數學系統比以色列的更為發達。</w:t>
+      </w:r>
+    </w:p>
+    <w:p>
+      <w:pPr>
+        <w:pStyle w:val="Heading3"/>
+      </w:pPr>
+      <w:r>
+        <w:rPr>
+          <w:lang w:val="zh_TW" w:bidi="zh_TW"/>
+        </w:rPr>
+        <w:t>數字符號的書寫方法</w:t>
+      </w:r>
+    </w:p>
+    <w:p>
+      <w:pPr/>
+      <w:r>
+        <w:rPr>
+          <w:lang w:val="zh_TW" w:bidi="zh_TW"/>
+        </w:rPr>
+      </w:r>
+      <w:r>
+        <w:rPr>
+          <w:lang w:val="zh_TW" w:bidi="zh_TW"/>
+        </w:rPr>
+        <w:t>在聖經中，數字一律以文字寫出。這種做法也見於著名的摩押石碑（Moabite Stone）與西羅亞銘文（Siloam Inscription）。古代世界的各民族都能以各種符號或代碼（如我們的1、2、3）來表示數字。然而，這種方法容易出錯，因此後來人們通常以完整的文字寫出數字。雖然仍有可能引起混淆，但機率已大為減少。</w:t>
+      </w:r>
+    </w:p>
+    <w:p>
+      <w:pPr/>
+      <w:r>
+        <w:rPr>
+          <w:lang w:val="zh_TW" w:bidi="zh_TW"/>
+        </w:rPr>
+      </w:r>
+      <w:r>
+        <w:rPr>
+          <w:lang w:val="zh_TW" w:bidi="zh_TW"/>
+        </w:rPr>
+        <w:t>在希伯來文與希臘文中，還有另一種書寫數字的方式，就是用字母表中的連續字母代替連續的數字，類似以A代表1、B代表2。到了新約聖經的時代，已廣泛使用這種方法，並且成為現代希伯來文的慣例。這種系統的優點是，可以在數字組合中插入任意的母音，形成可讀的造字。例如，在</w:t>
+      </w:r>
+      <w:hyperlink r:id="rId134">
+        <w:r>
+          <w:rPr>
+            <w:lang w:val="zh_TW" w:bidi="zh_TW"/>
+          </w:rPr>
+          <w:rPr>
+            <w:color w:val="0000EE"/>
+            <w:u w:val="single"/>
+          </w:rPr>
+          <w:t>啟示錄十三章18節</w:t>
+        </w:r>
+      </w:hyperlink>
+      <w:r>
+        <w:rPr>
+          <w:lang w:val="zh_TW" w:bidi="zh_TW"/>
+        </w:rPr>
+        <w:t>所提到的「獸的數目」666，可以用字母表示，對應於「尼祿凱撒」這個名字的子音。若採用另一讀法616，則也可能對應其它名字。</w:t>
+      </w:r>
+    </w:p>
+    <w:p>
+      <w:pPr>
+        <w:pStyle w:val="Heading3"/>
+      </w:pPr>
+      <w:r>
+        <w:rPr>
+          <w:lang w:val="zh_TW" w:bidi="zh_TW"/>
+        </w:rPr>
+        <w:t>大數字的問題</w:t>
+      </w:r>
+    </w:p>
+    <w:p>
+      <w:pPr/>
+      <w:r>
+        <w:rPr>
+          <w:lang w:val="zh_TW" w:bidi="zh_TW"/>
+        </w:rPr>
+      </w:r>
+      <w:r>
+        <w:rPr>
+          <w:lang w:val="zh_TW" w:bidi="zh_TW"/>
+        </w:rPr>
+        <w:t>即使考慮到所有這些可能性，與大數字有關的問題仍然存在，尤其是在舊約聖經中。最明顯的例子是</w:t>
+      </w:r>
+      <w:hyperlink r:id="rId135">
+        <w:r>
+          <w:rPr>
+            <w:lang w:val="zh_TW" w:bidi="zh_TW"/>
+          </w:rPr>
+          <w:rPr>
+            <w:color w:val="0000EE"/>
+            <w:u w:val="single"/>
+          </w:rPr>
+          <w:t>創世記五章</w:t>
+        </w:r>
+      </w:hyperlink>
+      <w:r>
+        <w:rPr>
+          <w:lang w:val="zh_TW" w:bidi="zh_TW"/>
+        </w:rPr>
+        <w:t>中十位長壽族長的年歲。希伯來文本、撒馬利亞文本以及最早的希臘文譯本（即七十士譯本）所記載的數字彼此不同，相差達數百年。然而，這些年歲都極大。</w:t>
+      </w:r>
+    </w:p>
+    <w:p>
+      <w:pPr/>
+      <w:r>
+        <w:rPr>
+          <w:lang w:val="zh_TW" w:bidi="zh_TW"/>
+        </w:rPr>
+      </w:r>
+      <w:r>
+        <w:rPr>
+          <w:lang w:val="zh_TW" w:bidi="zh_TW"/>
+        </w:rPr>
+        <w:t>有些人將這些數字按字面意思來理解。他們指出，這些族長的年歲逐步遞減，直到挪亞時代，神為人所設定的壽命降為120歲（</w:t>
+      </w:r>
+      <w:hyperlink r:id="rId136">
+        <w:r>
+          <w:rPr>
+            <w:lang w:val="zh_TW" w:bidi="zh_TW"/>
+          </w:rPr>
+          <w:rPr>
+            <w:color w:val="0000EE"/>
+            <w:u w:val="single"/>
+          </w:rPr>
+          <w:t>創6:3</w:t>
+        </w:r>
+      </w:hyperlink>
+      <w:r>
+        <w:rPr>
+          <w:lang w:val="zh_TW" w:bidi="zh_TW"/>
+        </w:rPr>
+        <w:t>）；後來又降到人類平均七十歲的壽數（</w:t>
+      </w:r>
+      <w:hyperlink r:id="rId137">
+        <w:r>
+          <w:rPr>
+            <w:lang w:val="zh_TW" w:bidi="zh_TW"/>
+          </w:rPr>
+          <w:rPr>
+            <w:color w:val="0000EE"/>
+            <w:u w:val="single"/>
+          </w:rPr>
+          <w:t>詩90:10</w:t>
+        </w:r>
+      </w:hyperlink>
+      <w:r>
+        <w:rPr>
+          <w:lang w:val="zh_TW" w:bidi="zh_TW"/>
+        </w:rPr>
+        <w:t>）。這與人類在墮落之後靈性的逐步敗壞相對應——從亞當的完全狀態到如今的光景。無論這些數字的具體解釋為何，毫無疑問，聖經的神學意圖正是在於表達這一點。</w:t>
+      </w:r>
+    </w:p>
+    <w:p>
+      <w:pPr/>
+      <w:r>
+        <w:rPr>
+          <w:lang w:val="zh_TW" w:bidi="zh_TW"/>
+        </w:rPr>
+      </w:r>
+      <w:r>
+        <w:rPr>
+          <w:lang w:val="zh_TW" w:bidi="zh_TW"/>
+        </w:rPr>
+        <w:t>以色列人出埃及的龐大人數也是一個問題。如果真的有60萬名能作戰的男子（</w:t>
+      </w:r>
+      <w:hyperlink r:id="rId138">
+        <w:r>
+          <w:rPr>
+            <w:lang w:val="zh_TW" w:bidi="zh_TW"/>
+          </w:rPr>
+          <w:rPr>
+            <w:color w:val="0000EE"/>
+            <w:u w:val="single"/>
+          </w:rPr>
+          <w:t>民1:46</w:t>
+        </w:r>
+      </w:hyperlink>
+      <w:r>
+        <w:rPr>
+          <w:lang w:val="zh_TW" w:bidi="zh_TW"/>
+        </w:rPr>
+        <w:t>），那就意味著整個民族的人口約有200萬或更多。也許那個譯為「千」的字詞其實是指「支派單位」。無論確切的數字是多少，總人數顯然要小得多。當然，神完全有能力在曠野中供養任何數量的人。然而，考古學中關於以色列人攻取迦南前後該地人口的證據，似乎支持人口數較少的看法。相同的原則也可以用來解釋各以色列支派勇士人數的龐大記載，甚至也可能適用於舊約歷史書中所提到以色列和猶大的軍事總數之巨大數據。</w:t>
+      </w:r>
+    </w:p>
+    <w:p>
+      <w:pPr/>
+      <w:r>
+        <w:rPr>
+          <w:lang w:val="zh_TW" w:bidi="zh_TW"/>
+        </w:rPr>
+      </w:r>
+      <w:r>
+        <w:rPr>
+          <w:lang w:val="zh_TW" w:bidi="zh_TW"/>
+        </w:rPr>
+        <w:t>對一般的聖經讀者或聽眾而言，也許最大的問題之一是歷代志與列王紀中所記載的數字不同，儘管兩卷書描述的是同樣的事件。這些差異可能是由於抄寫錯誤，或因以符號或單一字母書寫數字時產生混淆所致，這可以解釋許多個別的不一致情況，但並不能解釋所有的差異。歷代志中的數字通常大得多，這些極大的整數很可能具有象徵意義，而非要按字面來理解。猶太人當時同時擁有列王紀與歷代志這兩卷書，因此他們自己也不太可能把這兩組數字都視為字面上的事實。</w:t>
+      </w:r>
+    </w:p>
+    <w:p>
+      <w:pPr>
+        <w:pStyle w:val="Heading3"/>
+      </w:pPr>
+      <w:r>
+        <w:rPr>
+          <w:lang w:val="zh_TW" w:bidi="zh_TW"/>
+        </w:rPr>
+        <w:t>按世代計算</w:t>
+      </w:r>
+    </w:p>
+    <w:p>
+      <w:pPr/>
+      <w:r>
+        <w:rPr>
+          <w:lang w:val="zh_TW" w:bidi="zh_TW"/>
+        </w:rPr>
+      </w:r>
+      <w:r>
+        <w:rPr>
+          <w:lang w:val="zh_TW" w:bidi="zh_TW"/>
+        </w:rPr>
+        <w:t>舊約聖經的一個問題是事件的年代推算。即使有精確的數字系統，也沒有一個絕對固定的起算點。後來的猶太人和基督徒以創造的推定日期作為起點來計算。從大衛和所羅門之後，年代的推算既依據內部參照，也依據外部參照。內部參照是指猶大諸王與以色列諸王的對比年代，外部參照則涉及以色列以外的君王與王后。</w:t>
+      </w:r>
+    </w:p>
+    <w:p>
+      <w:pPr/>
+      <w:r>
+        <w:rPr>
+          <w:lang w:val="zh_TW" w:bidi="zh_TW"/>
+        </w:rPr>
+      </w:r>
+      <w:r>
+        <w:rPr>
+          <w:lang w:val="zh_TW" w:bidi="zh_TW"/>
+        </w:rPr>
+        <w:t>這種開放的時間結構解釋了「四十年」這個模糊的時期，舊約聖經中常使用這個表達（例如士師記）來指任何漫長但不確定的時段。這幾乎可以肯定是指一個世代（希伯來文</w:t>
+      </w:r>
+      <w:r>
+        <w:rPr>
+          <w:i/>
+          <w:lang w:val="zh_TW" w:bidi="zh_TW"/>
+        </w:rPr>
+        <w:t>dor</w:t>
+      </w:r>
+      <w:r>
+        <w:rPr>
+          <w:lang w:val="zh_TW" w:bidi="zh_TW"/>
+        </w:rPr>
+        <w:t>）。按世代計算的方法明顯地出現在聖經某些地方，在其它地方則可能是隱含的。例如，亞伯拉罕的後裔要「到了第四代」才回到迦南（</w:t>
+      </w:r>
+      <w:hyperlink r:id="rId139">
+        <w:r>
+          <w:rPr>
+            <w:lang w:val="zh_TW" w:bidi="zh_TW"/>
+          </w:rPr>
+          <w:rPr>
+            <w:color w:val="0000EE"/>
+            <w:u w:val="single"/>
+          </w:rPr>
+          <w:t>創15:16</w:t>
+        </w:r>
+      </w:hyperlink>
+      <w:r>
+        <w:rPr>
+          <w:lang w:val="zh_TW" w:bidi="zh_TW"/>
+        </w:rPr>
+        <w:t>）。而基督的家譜則整齊地分為三組，每組十四代（</w:t>
+      </w:r>
+      <w:hyperlink r:id="rId140">
+        <w:r>
+          <w:rPr>
+            <w:lang w:val="zh_TW" w:bidi="zh_TW"/>
+          </w:rPr>
+          <w:rPr>
+            <w:color w:val="0000EE"/>
+            <w:u w:val="single"/>
+          </w:rPr>
+          <w:t>太1:17</w:t>
+        </w:r>
+      </w:hyperlink>
+      <w:r>
+        <w:rPr>
+          <w:lang w:val="zh_TW" w:bidi="zh_TW"/>
+        </w:rPr>
+        <w:t>），並非按年分分段。</w:t>
+      </w:r>
+    </w:p>
+    <w:p>
+      <w:pPr/>
+      <w:r>
+        <w:rPr>
+          <w:lang w:val="zh_TW" w:bidi="zh_TW"/>
+        </w:rPr>
+      </w:r>
+      <w:r>
+        <w:rPr>
+          <w:lang w:val="zh_TW" w:bidi="zh_TW"/>
+        </w:rPr>
+        <w:t>凡有人保存與誦讀祖先名錄的地方，按世代來計算是自然的事。然而，經文也說亞伯拉罕的後裔大約在四百年後回到迦南（</w:t>
+      </w:r>
+      <w:hyperlink r:id="rId141">
+        <w:r>
+          <w:rPr>
+            <w:lang w:val="zh_TW" w:bidi="zh_TW"/>
+          </w:rPr>
+          <w:rPr>
+            <w:color w:val="0000EE"/>
+            <w:u w:val="single"/>
+          </w:rPr>
+          <w:t>加3:17</w:t>
+        </w:r>
+      </w:hyperlink>
+      <w:r>
+        <w:rPr>
+          <w:lang w:val="zh_TW" w:bidi="zh_TW"/>
+        </w:rPr>
+        <w:t>）。「世代」一詞有時是指100年，而希伯來文中「世代」也可能是指120年（</w:t>
+      </w:r>
+      <w:hyperlink r:id="rId136">
+        <w:r>
+          <w:rPr>
+            <w:lang w:val="zh_TW" w:bidi="zh_TW"/>
+          </w:rPr>
+          <w:rPr>
+            <w:color w:val="0000EE"/>
+            <w:u w:val="single"/>
+          </w:rPr>
+          <w:t>創6:3</w:t>
+        </w:r>
+      </w:hyperlink>
+      <w:r>
+        <w:rPr>
+          <w:lang w:val="zh_TW" w:bidi="zh_TW"/>
+        </w:rPr>
+        <w:t>）。古代希伯來人通常會用一些模糊的表達，如「在那些日子」、「那些日子以後」或「日子將到」，來指過去、現在與未來，而不具體提及數字。換句話說，聖經的作者更關心神學意義，而非數學的精確性。</w:t>
+      </w:r>
+    </w:p>
+    <w:p>
+      <w:pPr>
+        <w:pStyle w:val="Heading3"/>
+      </w:pPr>
+      <w:r>
+        <w:rPr>
+          <w:lang w:val="zh_TW" w:bidi="zh_TW"/>
+        </w:rPr>
+        <w:t>數字的約略用法</w:t>
+      </w:r>
+    </w:p>
+    <w:p>
+      <w:pPr/>
+      <w:r>
+        <w:rPr>
+          <w:lang w:val="zh_TW" w:bidi="zh_TW"/>
+        </w:rPr>
+      </w:r>
+      <w:r>
+        <w:rPr>
+          <w:lang w:val="zh_TW" w:bidi="zh_TW"/>
+        </w:rPr>
+        <w:t>在舊約聖經中，以色列人在曠野漂流40年就是數字約略用法的一個好例子 （</w:t>
+      </w:r>
+      <w:hyperlink r:id="rId142">
+        <w:r>
+          <w:rPr>
+            <w:lang w:val="zh_TW" w:bidi="zh_TW"/>
+          </w:rPr>
+          <w:rPr>
+            <w:color w:val="0000EE"/>
+            <w:u w:val="single"/>
+          </w:rPr>
+          <w:t>民14:33</w:t>
+        </w:r>
+      </w:hyperlink>
+      <w:r>
+        <w:rPr>
+          <w:lang w:val="zh_TW" w:bidi="zh_TW"/>
+        </w:rPr>
+        <w:t>）。在新約聖經中，耶穌在曠野受試探40天（</w:t>
+      </w:r>
+      <w:hyperlink r:id="rId143">
+        <w:r>
+          <w:rPr>
+            <w:lang w:val="zh_TW" w:bidi="zh_TW"/>
+          </w:rPr>
+          <w:rPr>
+            <w:color w:val="0000EE"/>
+            <w:u w:val="single"/>
+          </w:rPr>
+          <w:t>太4:2</w:t>
+        </w:r>
+      </w:hyperlink>
+      <w:r>
+        <w:rPr>
+          <w:lang w:val="zh_TW" w:bidi="zh_TW"/>
+        </w:rPr>
+        <w:t>）；從祂復活到升天之間也有40天 （</w:t>
+      </w:r>
+      <w:hyperlink r:id="rId144">
+        <w:r>
+          <w:rPr>
+            <w:lang w:val="zh_TW" w:bidi="zh_TW"/>
+          </w:rPr>
+          <w:rPr>
+            <w:color w:val="0000EE"/>
+            <w:u w:val="single"/>
+          </w:rPr>
+          <w:t>徒1:3</w:t>
+        </w:r>
+      </w:hyperlink>
+      <w:r>
+        <w:rPr>
+          <w:lang w:val="zh_TW" w:bidi="zh_TW"/>
+        </w:rPr>
+        <w:t>）。</w:t>
+      </w:r>
+    </w:p>
+    <w:p>
+      <w:pPr/>
+      <w:r>
+        <w:rPr>
+          <w:lang w:val="zh_TW" w:bidi="zh_TW"/>
+        </w:rPr>
+      </w:r>
+      <w:r>
+        <w:rPr>
+          <w:lang w:val="zh_TW" w:bidi="zh_TW"/>
+        </w:rPr>
+        <w:t>摩西蒙召時年40歲（</w:t>
+      </w:r>
+      <w:hyperlink r:id="rId145">
+        <w:r>
+          <w:rPr>
+            <w:lang w:val="zh_TW" w:bidi="zh_TW"/>
+          </w:rPr>
+          <w:rPr>
+            <w:color w:val="0000EE"/>
+            <w:u w:val="single"/>
+          </w:rPr>
+          <w:t>徒7:23</w:t>
+        </w:r>
+      </w:hyperlink>
+      <w:r>
+        <w:rPr>
+          <w:lang w:val="zh_TW" w:bidi="zh_TW"/>
+        </w:rPr>
+        <w:t>），他顯然在米甸住了40年（</w:t>
+      </w:r>
+      <w:hyperlink r:id="rId146">
+        <w:r>
+          <w:rPr>
+            <w:lang w:val="zh_TW" w:bidi="zh_TW"/>
+          </w:rPr>
+          <w:rPr>
+            <w:color w:val="0000EE"/>
+            <w:u w:val="single"/>
+          </w:rPr>
+          <w:t>出7:7</w:t>
+        </w:r>
+      </w:hyperlink>
+      <w:r>
+        <w:rPr>
+          <w:lang w:val="zh_TW" w:bidi="zh_TW"/>
+        </w:rPr>
+        <w:t>），又帶領以色列人出埃及並在曠野中行走40年（</w:t>
+      </w:r>
+      <w:hyperlink r:id="rId147">
+        <w:r>
+          <w:rPr>
+            <w:lang w:val="zh_TW" w:bidi="zh_TW"/>
+          </w:rPr>
+          <w:rPr>
+            <w:color w:val="0000EE"/>
+            <w:u w:val="single"/>
+          </w:rPr>
+          <w:t>申34:7</w:t>
+        </w:r>
+      </w:hyperlink>
+      <w:r>
+        <w:rPr>
+          <w:lang w:val="zh_TW" w:bidi="zh_TW"/>
+        </w:rPr>
+        <w:t>）。因此，經上說他死的時候是120歲。然而，兩個世代，也就是40年的兩倍，乃是健康男子的正常最長壽命（</w:t>
+      </w:r>
+      <w:hyperlink r:id="rId137">
+        <w:r>
+          <w:rPr>
+            <w:lang w:val="zh_TW" w:bidi="zh_TW"/>
+          </w:rPr>
+          <w:rPr>
+            <w:color w:val="0000EE"/>
+            <w:u w:val="single"/>
+          </w:rPr>
+          <w:t>詩90:10</w:t>
+        </w:r>
+      </w:hyperlink>
+      <w:r>
+        <w:rPr>
+          <w:lang w:val="zh_TW" w:bidi="zh_TW"/>
+        </w:rPr>
+        <w:t>），但因人生艱難，往往縮短為70年。數字七十有時也以這種約略的方式使用。</w:t>
+      </w:r>
+    </w:p>
+    <w:p>
+      <w:pPr>
+        <w:pStyle w:val="Heading3"/>
+      </w:pPr>
+      <w:r>
+        <w:rPr>
+          <w:lang w:val="zh_TW" w:bidi="zh_TW"/>
+        </w:rPr>
+        <w:t>數字的象徵用法</w:t>
+      </w:r>
+    </w:p>
+    <w:p>
+      <w:pPr/>
+      <w:r>
+        <w:rPr>
+          <w:lang w:val="zh_TW" w:bidi="zh_TW"/>
+        </w:rPr>
+      </w:r>
+      <w:r>
+        <w:rPr>
+          <w:lang w:val="zh_TW" w:bidi="zh_TW"/>
+        </w:rPr>
+        <w:t>在聖經中，七象徵完全或完美。神在第七日歇了祂一切的工，完成創造（</w:t>
+      </w:r>
+      <w:hyperlink r:id="rId148">
+        <w:r>
+          <w:rPr>
+            <w:lang w:val="zh_TW" w:bidi="zh_TW"/>
+          </w:rPr>
+          <w:rPr>
+            <w:color w:val="0000EE"/>
+            <w:u w:val="single"/>
+          </w:rPr>
+          <w:t>創2:2</w:t>
+        </w:r>
+      </w:hyperlink>
+      <w:r>
+        <w:rPr>
+          <w:lang w:val="zh_TW" w:bidi="zh_TW"/>
+        </w:rPr>
+        <w:t>）。法老在夢中看見七隻從尼羅河上來的母牛（</w:t>
+      </w:r>
+      <w:hyperlink r:id="rId149">
+        <w:r>
+          <w:rPr>
+            <w:lang w:val="zh_TW" w:bidi="zh_TW"/>
+          </w:rPr>
+          <w:rPr>
+            <w:color w:val="0000EE"/>
+            <w:u w:val="single"/>
+          </w:rPr>
+          <w:t>41:2</w:t>
+        </w:r>
+      </w:hyperlink>
+      <w:r>
+        <w:rPr>
+          <w:lang w:val="zh_TW" w:bidi="zh_TW"/>
+        </w:rPr>
+        <w:t>）。參孫那分別為聖的拿細耳人之髮被編成七條辮子（</w:t>
+      </w:r>
+      <w:hyperlink r:id="rId150">
+        <w:r>
+          <w:rPr>
+            <w:lang w:val="zh_TW" w:bidi="zh_TW"/>
+          </w:rPr>
+          <w:rPr>
+            <w:color w:val="0000EE"/>
+            <w:u w:val="single"/>
+          </w:rPr>
+          <w:t>士16:13</w:t>
+        </w:r>
+      </w:hyperlink>
+      <w:r>
+        <w:rPr>
+          <w:lang w:val="zh_TW" w:bidi="zh_TW"/>
+        </w:rPr>
+        <w:t>）。抹大拉的馬利亞身上曾有七個鬼被趕出，表明她先前完全被撒但轄制（</w:t>
+      </w:r>
+      <w:hyperlink r:id="rId151">
+        <w:r>
+          <w:rPr>
+            <w:lang w:val="zh_TW" w:bidi="zh_TW"/>
+          </w:rPr>
+          <w:rPr>
+            <w:color w:val="0000EE"/>
+            <w:u w:val="single"/>
+          </w:rPr>
+          <w:t>路8:2</w:t>
+        </w:r>
+      </w:hyperlink>
+      <w:r>
+        <w:rPr>
+          <w:lang w:val="zh_TW" w:bidi="zh_TW"/>
+        </w:rPr>
+        <w:t>）。而「七個......鬼」要進入那被潔淨卻空虛的人的裡面（</w:t>
+      </w:r>
+      <w:hyperlink r:id="rId152">
+        <w:r>
+          <w:rPr>
+            <w:lang w:val="zh_TW" w:bidi="zh_TW"/>
+          </w:rPr>
+          <w:rPr>
+            <w:color w:val="0000EE"/>
+            <w:u w:val="single"/>
+          </w:rPr>
+          <w:t>太12:45</w:t>
+        </w:r>
+      </w:hyperlink>
+      <w:r>
+        <w:rPr>
+          <w:lang w:val="zh_TW" w:bidi="zh_TW"/>
+        </w:rPr>
+        <w:t>）。然而，從正面的例子來看，也有神的七靈（</w:t>
+      </w:r>
+      <w:hyperlink r:id="rId153">
+        <w:r>
+          <w:rPr>
+            <w:lang w:val="zh_TW" w:bidi="zh_TW"/>
+          </w:rPr>
+          <w:rPr>
+            <w:color w:val="0000EE"/>
+            <w:u w:val="single"/>
+          </w:rPr>
+          <w:t>啟3:1</w:t>
+        </w:r>
+      </w:hyperlink>
+      <w:r>
+        <w:rPr>
+          <w:lang w:val="zh_TW" w:bidi="zh_TW"/>
+        </w:rPr>
+        <w:t>）。</w:t>
+      </w:r>
+    </w:p>
+    <w:p>
+      <w:pPr/>
+      <w:r>
+        <w:rPr>
+          <w:lang w:val="zh_TW" w:bidi="zh_TW"/>
+        </w:rPr>
+      </w:r>
+      <w:r>
+        <w:rPr>
+          <w:lang w:val="zh_TW" w:bidi="zh_TW"/>
+        </w:rPr>
+        <w:t>在第七年，希伯來的奴僕要得自由（</w:t>
+      </w:r>
+      <w:hyperlink r:id="rId154">
+        <w:r>
+          <w:rPr>
+            <w:lang w:val="zh_TW" w:bidi="zh_TW"/>
+          </w:rPr>
+          <w:rPr>
+            <w:color w:val="0000EE"/>
+            <w:u w:val="single"/>
+          </w:rPr>
+          <w:t>出21:2</w:t>
+        </w:r>
+      </w:hyperlink>
+      <w:r>
+        <w:rPr>
+          <w:lang w:val="zh_TW" w:bidi="zh_TW"/>
+        </w:rPr>
+        <w:t>）。奴僕的勞役在七年之後就完成。每逢第七年是安息年（</w:t>
+      </w:r>
+      <w:hyperlink r:id="rId155">
+        <w:r>
+          <w:rPr>
+            <w:lang w:val="zh_TW" w:bidi="zh_TW"/>
+          </w:rPr>
+          <w:rPr>
+            <w:color w:val="0000EE"/>
+            <w:u w:val="single"/>
+          </w:rPr>
+          <w:t>利25:4</w:t>
+        </w:r>
+      </w:hyperlink>
+      <w:r>
+        <w:rPr>
+          <w:lang w:val="zh_TW" w:bidi="zh_TW"/>
+        </w:rPr>
+        <w:t>）。七個七再次強調完全的意義。禧年是在七個七年之後的第50年舉行，那一年所有的地都要釋放，歸還原主（</w:t>
+      </w:r>
+      <w:hyperlink r:id="rId156">
+        <w:r>
+          <w:rPr>
+            <w:lang w:val="zh_TW" w:bidi="zh_TW"/>
+          </w:rPr>
+          <w:rPr>
+            <w:color w:val="0000EE"/>
+            <w:u w:val="single"/>
+          </w:rPr>
+          <w:t>利25:10</w:t>
+        </w:r>
+      </w:hyperlink>
+      <w:r>
+        <w:rPr>
+          <w:lang w:val="zh_TW" w:bidi="zh_TW"/>
+        </w:rPr>
+        <w:t>）。五旬節或七七節是在逾越節後七個七日舉行。</w:t>
+      </w:r>
+    </w:p>
+    <w:p>
+      <w:pPr/>
+      <w:r>
+        <w:rPr>
+          <w:lang w:val="zh_TW" w:bidi="zh_TW"/>
+        </w:rPr>
+      </w:r>
+      <w:r>
+        <w:rPr>
+          <w:lang w:val="zh_TW" w:bidi="zh_TW"/>
+        </w:rPr>
+        <w:t>「七十」在希伯來文中直譯為「許多的七」。 「七十」更進一步強化了完全的概念。 以色列有70位長老（</w:t>
+      </w:r>
+      <w:hyperlink r:id="rId157">
+        <w:r>
+          <w:rPr>
+            <w:lang w:val="zh_TW" w:bidi="zh_TW"/>
+          </w:rPr>
+          <w:rPr>
+            <w:color w:val="0000EE"/>
+            <w:u w:val="single"/>
+          </w:rPr>
+          <w:t>出24:1</w:t>
+        </w:r>
+      </w:hyperlink>
+      <w:r>
+        <w:rPr>
+          <w:lang w:val="zh_TW" w:bidi="zh_TW"/>
+        </w:rPr>
+        <w:t>）。以色列被擄到巴比倫70年，以完成受罰的年數 （</w:t>
+      </w:r>
+      <w:hyperlink r:id="rId158">
+        <w:r>
+          <w:rPr>
+            <w:lang w:val="zh_TW" w:bidi="zh_TW"/>
+          </w:rPr>
+          <w:rPr>
+            <w:color w:val="0000EE"/>
+            <w:u w:val="single"/>
+          </w:rPr>
+          <w:t>耶25:12</w:t>
+        </w:r>
+      </w:hyperlink>
+      <w:r>
+        <w:rPr>
+          <w:lang w:val="zh_TW" w:bidi="zh_TW"/>
+        </w:rPr>
+        <w:t>）。「七十個七次」（</w:t>
+      </w:r>
+      <w:hyperlink r:id="rId159">
+        <w:r>
+          <w:rPr>
+            <w:lang w:val="zh_TW" w:bidi="zh_TW"/>
+          </w:rPr>
+          <w:rPr>
+            <w:color w:val="0000EE"/>
+            <w:u w:val="single"/>
+          </w:rPr>
+          <w:t>太18:22</w:t>
+        </w:r>
+      </w:hyperlink>
+      <w:r>
+        <w:rPr>
+          <w:lang w:val="zh_TW" w:bidi="zh_TW"/>
+        </w:rPr>
+        <w:t>）更進一步重申這意象。主耶穌並不是給彼得一個數學上的計算標準，而是強調人應該對弟兄的罪行實行無限的饒恕。</w:t>
+      </w:r>
+    </w:p>
+    <w:p>
+      <w:pPr/>
+      <w:r>
+        <w:rPr>
+          <w:lang w:val="zh_TW" w:bidi="zh_TW"/>
+        </w:rPr>
+      </w:r>
+      <w:r>
+        <w:rPr>
+          <w:lang w:val="zh_TW" w:bidi="zh_TW"/>
+        </w:rPr>
+        <w:t>「三」也可能具有完全或完美的意義，雖然不如七那樣強烈（</w:t>
+      </w:r>
+      <w:hyperlink r:id="rId160">
+        <w:r>
+          <w:rPr>
+            <w:lang w:val="zh_TW" w:bidi="zh_TW"/>
+          </w:rPr>
+          <w:rPr>
+            <w:color w:val="0000EE"/>
+            <w:u w:val="single"/>
+          </w:rPr>
+          <w:t>王下13:18</w:t>
+        </w:r>
+      </w:hyperlink>
+      <w:r>
+        <w:rPr>
+          <w:lang w:val="zh_TW" w:bidi="zh_TW"/>
+        </w:rPr>
+        <w:t>）。許多事情都發生在「第三天」（</w:t>
+      </w:r>
+      <w:hyperlink r:id="rId161">
+        <w:r>
+          <w:rPr>
+            <w:lang w:val="zh_TW" w:bidi="zh_TW"/>
+          </w:rPr>
+          <w:rPr>
+            <w:color w:val="0000EE"/>
+            <w:u w:val="single"/>
+          </w:rPr>
+          <w:t>何6:2</w:t>
+        </w:r>
+      </w:hyperlink>
+      <w:r>
+        <w:rPr>
+          <w:lang w:val="zh_TW" w:bidi="zh_TW"/>
+        </w:rPr>
+        <w:t>）。約拿在大魚腹中三日（</w:t>
+      </w:r>
+      <w:hyperlink r:id="rId162">
+        <w:r>
+          <w:rPr>
+            <w:lang w:val="zh_TW" w:bidi="zh_TW"/>
+          </w:rPr>
+          <w:rPr>
+            <w:color w:val="0000EE"/>
+            <w:u w:val="single"/>
+          </w:rPr>
+          <w:t>太12:40</w:t>
+        </w:r>
+      </w:hyperlink>
+      <w:r>
+        <w:rPr>
+          <w:lang w:val="zh_TW" w:bidi="zh_TW"/>
+        </w:rPr>
+        <w:t>）。主耶穌在第三天復活（</w:t>
+      </w:r>
+      <w:hyperlink r:id="rId163">
+        <w:r>
+          <w:rPr>
+            <w:lang w:val="zh_TW" w:bidi="zh_TW"/>
+          </w:rPr>
+          <w:rPr>
+            <w:color w:val="0000EE"/>
+            <w:u w:val="single"/>
+          </w:rPr>
+          <w:t>林前15:4</w:t>
+        </w:r>
+      </w:hyperlink>
+      <w:r>
+        <w:rPr>
+          <w:lang w:val="zh_TW" w:bidi="zh_TW"/>
+        </w:rPr>
+        <w:t>）。神給大衛三種懲罰選擇：三年的饑荒、三個月的敗逃，或三天的瘟疫（</w:t>
+      </w:r>
+      <w:hyperlink r:id="rId164">
+        <w:r>
+          <w:rPr>
+            <w:lang w:val="zh_TW" w:bidi="zh_TW"/>
+          </w:rPr>
+          <w:rPr>
+            <w:color w:val="0000EE"/>
+            <w:u w:val="single"/>
+          </w:rPr>
+          <w:t>撒下24:13</w:t>
+        </w:r>
+      </w:hyperlink>
+      <w:r>
+        <w:rPr>
+          <w:lang w:val="zh_TW" w:bidi="zh_TW"/>
+        </w:rPr>
+        <w:t>）。</w:t>
+      </w:r>
+    </w:p>
+    <w:p>
+      <w:pPr/>
+      <w:r>
+        <w:rPr>
+          <w:lang w:val="zh_TW" w:bidi="zh_TW"/>
+        </w:rPr>
+      </w:r>
+      <w:r>
+        <w:rPr>
+          <w:lang w:val="zh_TW" w:bidi="zh_TW"/>
+        </w:rPr>
+        <w:t>對基督徒而言，「三」有更深的屬靈意義，代表三位一體中的三個位格。這三個位格在大使命中被清楚表達出來（</w:t>
+      </w:r>
+      <w:hyperlink r:id="rId165">
+        <w:r>
+          <w:rPr>
+            <w:lang w:val="zh_TW" w:bidi="zh_TW"/>
+          </w:rPr>
+          <w:rPr>
+            <w:color w:val="0000EE"/>
+            <w:u w:val="single"/>
+          </w:rPr>
+          <w:t>太28:19</w:t>
+        </w:r>
+      </w:hyperlink>
+      <w:r>
+        <w:rPr>
+          <w:lang w:val="zh_TW" w:bidi="zh_TW"/>
+        </w:rPr>
+        <w:t>），也出現在保羅的祝禱中（</w:t>
+      </w:r>
+      <w:hyperlink r:id="rId166">
+        <w:r>
+          <w:rPr>
+            <w:lang w:val="zh_TW" w:bidi="zh_TW"/>
+          </w:rPr>
+          <w:rPr>
+            <w:color w:val="0000EE"/>
+            <w:u w:val="single"/>
+          </w:rPr>
+          <w:t>林後13:13</w:t>
+        </w:r>
+      </w:hyperlink>
+      <w:r>
+        <w:rPr>
+          <w:lang w:val="zh_TW" w:bidi="zh_TW"/>
+        </w:rPr>
+        <w:t>）。新約聖經中有許多三重結構的例子，而舊約聖經中也有其預表。</w:t>
+      </w:r>
+      <w:hyperlink r:id="rId167">
+        <w:r>
+          <w:rPr>
+            <w:lang w:val="zh_TW" w:bidi="zh_TW"/>
+          </w:rPr>
+          <w:rPr>
+            <w:color w:val="0000EE"/>
+            <w:u w:val="single"/>
+          </w:rPr>
+          <w:t>以賽亞書六章3節</w:t>
+        </w:r>
+      </w:hyperlink>
+      <w:r>
+        <w:rPr>
+          <w:lang w:val="zh_TW" w:bidi="zh_TW"/>
+        </w:rPr>
+        <w:t>三次重複的「聖哉」最為著名。</w:t>
+      </w:r>
+    </w:p>
+    <w:p>
+      <w:pPr/>
+      <w:r>
+        <w:rPr>
+          <w:lang w:val="zh_TW" w:bidi="zh_TW"/>
+        </w:rPr>
+      </w:r>
+      <w:r>
+        <w:rPr>
+          <w:lang w:val="zh_TW" w:bidi="zh_TW"/>
+        </w:rPr>
+        <w:t>有些學者認為四也是完全的象徵。例如，在</w:t>
+      </w:r>
+      <w:hyperlink r:id="rId168">
+        <w:r>
+          <w:rPr>
+            <w:lang w:val="zh_TW" w:bidi="zh_TW"/>
+          </w:rPr>
+          <w:rPr>
+            <w:color w:val="0000EE"/>
+            <w:u w:val="single"/>
+          </w:rPr>
+          <w:t>但以理書七章2節</w:t>
+        </w:r>
+      </w:hyperlink>
+      <w:r>
+        <w:rPr>
+          <w:lang w:val="zh_TW" w:bidi="zh_TW"/>
+        </w:rPr>
+        <w:t>中提到天的四風；</w:t>
+      </w:r>
+      <w:hyperlink r:id="rId169">
+        <w:r>
+          <w:rPr>
+            <w:lang w:val="zh_TW" w:bidi="zh_TW"/>
+          </w:rPr>
+          <w:rPr>
+            <w:color w:val="0000EE"/>
+            <w:u w:val="single"/>
+          </w:rPr>
+          <w:t>啟示錄六章1至7節</w:t>
+        </w:r>
+      </w:hyperlink>
+      <w:r>
+        <w:rPr>
+          <w:lang w:val="zh_TW" w:bidi="zh_TW"/>
+        </w:rPr>
+        <w:t>中有四匹馬；</w:t>
+      </w:r>
+      <w:hyperlink r:id="rId170">
+        <w:r>
+          <w:rPr>
+            <w:lang w:val="zh_TW" w:bidi="zh_TW"/>
+          </w:rPr>
+          <w:rPr>
+            <w:color w:val="0000EE"/>
+            <w:u w:val="single"/>
+          </w:rPr>
+          <w:t>啟示錄四章6節</w:t>
+        </w:r>
+      </w:hyperlink>
+      <w:r>
+        <w:rPr>
+          <w:lang w:val="zh_TW" w:bidi="zh_TW"/>
+        </w:rPr>
+        <w:t>描述神寶座周圍有四個活物。</w:t>
+      </w:r>
+    </w:p>
+    <w:p>
+      <w:pPr/>
+      <w:r>
+        <w:rPr>
+          <w:lang w:val="zh_TW" w:bidi="zh_TW"/>
+        </w:rPr>
+      </w:r>
+      <w:r>
+        <w:rPr>
+          <w:lang w:val="zh_TW" w:bidi="zh_TW"/>
+        </w:rPr>
+        <w:t>五通常被用作小數字的象徵，帶有不確定的意思（</w:t>
+      </w:r>
+      <w:hyperlink r:id="rId171">
+        <w:r>
+          <w:rPr>
+            <w:lang w:val="zh_TW" w:bidi="zh_TW"/>
+          </w:rPr>
+          <w:rPr>
+            <w:color w:val="0000EE"/>
+            <w:u w:val="single"/>
+          </w:rPr>
+          <w:t>賽19:18</w:t>
+        </w:r>
+      </w:hyperlink>
+      <w:r>
+        <w:rPr>
+          <w:lang w:val="zh_TW" w:bidi="zh_TW"/>
+        </w:rPr>
+        <w:t>，</w:t>
+      </w:r>
+      <w:hyperlink r:id="rId172">
+        <w:r>
+          <w:rPr>
+            <w:lang w:val="zh_TW" w:bidi="zh_TW"/>
+          </w:rPr>
+          <w:rPr>
+            <w:color w:val="0000EE"/>
+            <w:u w:val="single"/>
+          </w:rPr>
+          <w:t>30:17</w:t>
+        </w:r>
+      </w:hyperlink>
+      <w:r>
+        <w:rPr>
+          <w:lang w:val="zh_TW" w:bidi="zh_TW"/>
+        </w:rPr>
+        <w:t>）。至於八或九，則似乎沒有特別的象徵意義。它們與其它數字一樣，常用來實際描述神的作為（臨到埃及的九災，</w:t>
+      </w:r>
+      <w:hyperlink r:id="rId173">
+        <w:r>
+          <w:rPr>
+            <w:lang w:val="zh_TW" w:bidi="zh_TW"/>
+          </w:rPr>
+          <w:rPr>
+            <w:color w:val="0000EE"/>
+            <w:u w:val="single"/>
+          </w:rPr>
+          <w:t>出7–10章</w:t>
+        </w:r>
+      </w:hyperlink>
+      <w:r>
+        <w:rPr>
+          <w:lang w:val="zh_TW" w:bidi="zh_TW"/>
+        </w:rPr>
+        <w:t>）。</w:t>
+      </w:r>
+    </w:p>
+    <w:p>
+      <w:pPr/>
+      <w:r>
+        <w:rPr>
+          <w:lang w:val="zh_TW" w:bidi="zh_TW"/>
+        </w:rPr>
+      </w:r>
+      <w:r>
+        <w:rPr>
+          <w:lang w:val="zh_TW" w:bidi="zh_TW"/>
+        </w:rPr>
+        <w:t>「十」之所以有特別的意義，是因為有十誡（</w:t>
+      </w:r>
+      <w:hyperlink r:id="rId174">
+        <w:r>
+          <w:rPr>
+            <w:lang w:val="zh_TW" w:bidi="zh_TW"/>
+          </w:rPr>
+          <w:rPr>
+            <w:color w:val="0000EE"/>
+            <w:u w:val="single"/>
+          </w:rPr>
+          <w:t>出20:1–17</w:t>
+        </w:r>
+      </w:hyperlink>
+      <w:r>
+        <w:rPr>
+          <w:lang w:val="zh_TW" w:bidi="zh_TW"/>
+        </w:rPr>
+        <w:t>）。在聖經較早的部分，十並沒有特殊的象徵含義。如果有的話，它往往很寬泛地被使用。拉班改變雅各的工價十次（</w:t>
+      </w:r>
+      <w:hyperlink r:id="rId175">
+        <w:r>
+          <w:rPr>
+            <w:lang w:val="zh_TW" w:bidi="zh_TW"/>
+          </w:rPr>
+          <w:rPr>
+            <w:color w:val="0000EE"/>
+            <w:u w:val="single"/>
+          </w:rPr>
+          <w:t>創31:7</w:t>
+        </w:r>
+      </w:hyperlink>
+      <w:r>
+        <w:rPr>
+          <w:lang w:val="zh_TW" w:bidi="zh_TW"/>
+        </w:rPr>
+        <w:t>）。但以理和他的朋友們比所有其他學生聰明十倍（</w:t>
+      </w:r>
+      <w:hyperlink r:id="rId176">
+        <w:r>
+          <w:rPr>
+            <w:lang w:val="zh_TW" w:bidi="zh_TW"/>
+          </w:rPr>
+          <w:rPr>
+            <w:color w:val="0000EE"/>
+            <w:u w:val="single"/>
+          </w:rPr>
+          <w:t>但1:20</w:t>
+        </w:r>
+      </w:hyperlink>
+      <w:r>
+        <w:rPr>
+          <w:lang w:val="zh_TW" w:bidi="zh_TW"/>
+        </w:rPr>
+        <w:t>）。猶太的居民被十次警告敵人即將來襲（</w:t>
+      </w:r>
+      <w:hyperlink r:id="rId177">
+        <w:r>
+          <w:rPr>
+            <w:lang w:val="zh_TW" w:bidi="zh_TW"/>
+          </w:rPr>
+          <w:rPr>
+            <w:color w:val="0000EE"/>
+            <w:u w:val="single"/>
+          </w:rPr>
+          <w:t>尼4:12</w:t>
+        </w:r>
+      </w:hyperlink>
+      <w:r>
+        <w:rPr>
+          <w:lang w:val="zh_TW" w:bidi="zh_TW"/>
+        </w:rPr>
+        <w:t>）。</w:t>
+      </w:r>
+    </w:p>
+    <w:p>
+      <w:pPr/>
+      <w:r>
+        <w:rPr>
+          <w:lang w:val="zh_TW" w:bidi="zh_TW"/>
+        </w:rPr>
+      </w:r>
+      <w:r>
+        <w:rPr>
+          <w:lang w:val="zh_TW" w:bidi="zh_TW"/>
+        </w:rPr>
+        <w:t>十一似乎沒有特別的聖經意義，但十二則確實有特別的意義。最明顯的例證就是以色列的十二支派。在</w:t>
+      </w:r>
+      <w:hyperlink r:id="rId178">
+        <w:r>
+          <w:rPr>
+            <w:lang w:val="zh_TW" w:bidi="zh_TW"/>
+          </w:rPr>
+          <w:rPr>
+            <w:color w:val="0000EE"/>
+            <w:u w:val="single"/>
+          </w:rPr>
+          <w:t>啟示錄七章4至8節</w:t>
+        </w:r>
+      </w:hyperlink>
+      <w:r>
+        <w:rPr>
+          <w:lang w:val="zh_TW" w:bidi="zh_TW"/>
+        </w:rPr>
+        <w:t>中，支派的數目被限定為12，在數學上具有重要意義。但支派完全被排除——可能是因為但陷入拜偶像的罪（</w:t>
+      </w:r>
+      <w:hyperlink r:id="rId179">
+        <w:r>
+          <w:rPr>
+            <w:lang w:val="zh_TW" w:bidi="zh_TW"/>
+          </w:rPr>
+          <w:rPr>
+            <w:color w:val="0000EE"/>
+            <w:u w:val="single"/>
+          </w:rPr>
+          <w:t>士18:14–20</w:t>
+        </w:r>
+      </w:hyperlink>
+      <w:r>
+        <w:rPr>
+          <w:lang w:val="zh_TW" w:bidi="zh_TW"/>
+        </w:rPr>
+        <w:t>）。以實瑪利的後裔也分為十二個支派（</w:t>
+      </w:r>
+      <w:hyperlink r:id="rId180">
+        <w:r>
+          <w:rPr>
+            <w:lang w:val="zh_TW" w:bidi="zh_TW"/>
+          </w:rPr>
+          <w:rPr>
+            <w:color w:val="0000EE"/>
+            <w:u w:val="single"/>
+          </w:rPr>
+          <w:t>創17:20</w:t>
+        </w:r>
+      </w:hyperlink>
+      <w:r>
+        <w:rPr>
+          <w:lang w:val="zh_TW" w:bidi="zh_TW"/>
+        </w:rPr>
+        <w:t>）。</w:t>
+      </w:r>
+    </w:p>
+    <w:p>
+      <w:pPr/>
+      <w:r>
+        <w:rPr>
+          <w:lang w:val="zh_TW" w:bidi="zh_TW"/>
+        </w:rPr>
+      </w:r>
+      <w:r>
+        <w:rPr>
+          <w:lang w:val="zh_TW" w:bidi="zh_TW"/>
+        </w:rPr>
+        <w:t>數字十二在以色列以外也顯然具有重要意義。在新約聖經中，基督揀選了十二位使徒（</w:t>
+      </w:r>
+      <w:hyperlink r:id="rId181">
+        <w:r>
+          <w:rPr>
+            <w:lang w:val="zh_TW" w:bidi="zh_TW"/>
+          </w:rPr>
+          <w:rPr>
+            <w:color w:val="0000EE"/>
+            <w:u w:val="single"/>
+          </w:rPr>
+          <w:t>太10:1–4</w:t>
+        </w:r>
+      </w:hyperlink>
+      <w:r>
+        <w:rPr>
+          <w:lang w:val="zh_TW" w:bidi="zh_TW"/>
+        </w:rPr>
+        <w:t>）。當基督告訴使徒們，他們將坐在十二個寶座上審判以色列十二支派時，就明確指出了這個數字的聯繫（</w:t>
+      </w:r>
+      <w:hyperlink r:id="rId182">
+        <w:r>
+          <w:rPr>
+            <w:lang w:val="zh_TW" w:bidi="zh_TW"/>
+          </w:rPr>
+          <w:rPr>
+            <w:color w:val="0000EE"/>
+            <w:u w:val="single"/>
+          </w:rPr>
+          <w:t>太19:28</w:t>
+        </w:r>
+      </w:hyperlink>
+      <w:r>
+        <w:rPr>
+          <w:lang w:val="zh_TW" w:bidi="zh_TW"/>
+        </w:rPr>
+        <w:t>）。有趣的是，在選出並任命馬提亞之後（</w:t>
+      </w:r>
+      <w:hyperlink r:id="rId183">
+        <w:r>
+          <w:rPr>
+            <w:lang w:val="zh_TW" w:bidi="zh_TW"/>
+          </w:rPr>
+          <w:rPr>
+            <w:color w:val="0000EE"/>
+            <w:u w:val="single"/>
+          </w:rPr>
+          <w:t>徒1:26</w:t>
+        </w:r>
+      </w:hyperlink>
+      <w:r>
+        <w:rPr>
+          <w:lang w:val="zh_TW" w:bidi="zh_TW"/>
+        </w:rPr>
+        <w:t>），基督教會並沒有再刻意維持使徒人數為十二。正如「七個七」加強了七的意象，「十二乘十二」也強化了十二的象徵意義；當這個數字再乘以一千，就成為144,000被救贖的人（</w:t>
+      </w:r>
+      <w:hyperlink r:id="rId184">
+        <w:r>
+          <w:rPr>
+            <w:lang w:val="zh_TW" w:bidi="zh_TW"/>
+          </w:rPr>
+          <w:rPr>
+            <w:color w:val="0000EE"/>
+            <w:u w:val="single"/>
+          </w:rPr>
+          <w:t>啟7:4</w:t>
+        </w:r>
+      </w:hyperlink>
+      <w:r>
+        <w:rPr>
+          <w:lang w:val="zh_TW" w:bidi="zh_TW"/>
+        </w:rPr>
+        <w:t>）。這144,000人是從「以色列人各支派中」受印的。</w:t>
+      </w:r>
+    </w:p>
+    <w:p>
+      <w:pPr>
+        <w:pStyle w:val="Heading3"/>
+      </w:pPr>
+      <w:r>
+        <w:rPr>
+          <w:lang w:val="zh_TW" w:bidi="zh_TW"/>
+        </w:rPr>
+        <w:t>精確的統計</w:t>
+      </w:r>
+    </w:p>
+    <w:p>
+      <w:pPr/>
+      <w:r>
+        <w:rPr>
+          <w:lang w:val="zh_TW" w:bidi="zh_TW"/>
+        </w:rPr>
+      </w:r>
+      <w:r>
+        <w:rPr>
+          <w:lang w:val="zh_TW" w:bidi="zh_TW"/>
+        </w:rPr>
+        <w:t>有些數字具有比喻性的用法，用來表達完全、極大的數量或類似的概念。但希伯來文中也常用數字來表達精確的計算或測量。這類用法我們是從泥板與陶片（即寫有墨字、用於記錄的破陶片）中得知的。然而，要確定經文最早的原貌及其準確含義，仍然非常困難。</w:t>
+      </w:r>
+    </w:p>
+    <w:p>
+      <w:pPr/>
+      <w:r>
+        <w:rPr>
+          <w:lang w:val="zh_TW" w:bidi="zh_TW"/>
+        </w:rPr>
+      </w:r>
+      <w:r>
+        <w:rPr>
+          <w:lang w:val="zh_TW" w:bidi="zh_TW"/>
+        </w:rPr>
+        <w:t>一個例子是伯‧示麥居民中約耶哥尼雅子孫的人數，這些人因未與其他人一同歡喜迎接神的約櫃從非利士地回到以色列而被神擊殺（</w:t>
+      </w:r>
+      <w:hyperlink r:id="rId185">
+        <w:r>
+          <w:rPr>
+            <w:lang w:val="zh_TW" w:bidi="zh_TW"/>
+          </w:rPr>
+          <w:rPr>
+            <w:color w:val="0000EE"/>
+            <w:u w:val="single"/>
+          </w:rPr>
+          <w:t>撒上6:19</w:t>
+        </w:r>
+      </w:hyperlink>
+      <w:r>
+        <w:rPr>
+          <w:lang w:val="zh_TW" w:bidi="zh_TW"/>
+        </w:rPr>
+        <w:t>）。希臘文譯本（七十士譯本）記為「七十人」，而後來的希伯來抄本則增添了「五萬」。由於伯‧示麥本身只是個邊境小城，而「耶哥尼雅的子孫」想必只是其中一個支派，因此較小的數字顯然才是原本的。那龐大的數字顯然是後來抄寫時混亂所致。</w:t>
+      </w:r>
+    </w:p>
+    <w:p>
+      <w:pPr/>
+      <w:r>
+        <w:rPr>
+          <w:lang w:val="zh_TW" w:bidi="zh_TW"/>
+        </w:rPr>
+      </w:r>
+      <w:r>
+        <w:rPr>
+          <w:lang w:val="zh_TW" w:bidi="zh_TW"/>
+        </w:rPr>
+        <w:t>要判斷一個數字是實際的還是象徵性的，可以採用幾個原則：這個數字是否很小？是否不尋常且沒有明顯的神學意義？例如，艾城的人在第一次攻擊中殺死了大約36名以色列人（</w:t>
+      </w:r>
+      <w:hyperlink r:id="rId186">
+        <w:r>
+          <w:rPr>
+            <w:lang w:val="zh_TW" w:bidi="zh_TW"/>
+          </w:rPr>
+          <w:rPr>
+            <w:color w:val="0000EE"/>
+            <w:u w:val="single"/>
+          </w:rPr>
+          <w:t>書7:5</w:t>
+        </w:r>
+      </w:hyperlink>
+      <w:r>
+        <w:rPr>
+          <w:lang w:val="zh_TW" w:bidi="zh_TW"/>
+        </w:rPr>
+        <w:t>）。這個數字很小，顯示這是人們清楚記得的歷史細節。同樣地，</w:t>
+      </w:r>
+      <w:hyperlink r:id="rId187">
+        <w:r>
+          <w:rPr>
+            <w:lang w:val="zh_TW" w:bidi="zh_TW"/>
+          </w:rPr>
+          <w:rPr>
+            <w:color w:val="0000EE"/>
+            <w:u w:val="single"/>
+          </w:rPr>
+          <w:t>創世記十四章14節</w:t>
+        </w:r>
+      </w:hyperlink>
+      <w:r>
+        <w:rPr>
+          <w:lang w:val="zh_TW" w:bidi="zh_TW"/>
+        </w:rPr>
+        <w:t>中亞伯拉罕的318名壯丁，以及</w:t>
+      </w:r>
+      <w:hyperlink r:id="rId188">
+        <w:r>
+          <w:rPr>
+            <w:lang w:val="zh_TW" w:bidi="zh_TW"/>
+          </w:rPr>
+          <w:rPr>
+            <w:color w:val="0000EE"/>
+            <w:u w:val="single"/>
+          </w:rPr>
+          <w:t>約翰福音二十一章11節</w:t>
+        </w:r>
+      </w:hyperlink>
+      <w:r>
+        <w:rPr>
+          <w:lang w:val="zh_TW" w:bidi="zh_TW"/>
+        </w:rPr>
+        <w:t>中西門‧彼得在耶穌復活後捕得的153條魚，都是數量不尋常的大數字，顯然是按字面或統計意義使用的。像這樣看似無關緊要的細節，往往最容易留在人們記憶中，也正是敘事可信度的最佳證據。</w:t>
+      </w:r>
+    </w:p>
+    <w:p>
+      <w:pPr>
+        <w:pStyle w:val="Heading3"/>
+      </w:pPr>
+      <w:r>
+        <w:rPr>
+          <w:lang w:val="zh_TW" w:bidi="zh_TW"/>
+        </w:rPr>
+        <w:t>數字象徵學</w:t>
+      </w:r>
+    </w:p>
+    <w:p>
+      <w:pPr/>
+      <w:r>
+        <w:rPr>
+          <w:lang w:val="zh_TW" w:bidi="zh_TW"/>
+        </w:rPr>
+      </w:r>
+      <w:r>
+        <w:rPr>
+          <w:lang w:val="zh_TW" w:bidi="zh_TW"/>
+        </w:rPr>
+        <w:t>數字象徵學可說是進一步延伸應用數字的比喻性意義（如7與40）。在聖經中，這種數字的系統始終反映出神的主權、祂對歷史進程的掌管，以及祂持續不斷的計劃與最後勝利的確信。</w:t>
+      </w:r>
+    </w:p>
+    <w:p>
+      <w:pPr/>
+      <w:r>
+        <w:rPr>
+          <w:lang w:val="zh_TW" w:bidi="zh_TW"/>
+        </w:rPr>
+      </w:r>
+      <w:r>
+        <w:rPr>
+          <w:lang w:val="zh_TW" w:bidi="zh_TW"/>
+        </w:rPr>
+        <w:t>或許聖經中最早明確出現數字象徵學的例子是</w:t>
+      </w:r>
+      <w:hyperlink r:id="rId189">
+        <w:r>
+          <w:rPr>
+            <w:lang w:val="zh_TW" w:bidi="zh_TW"/>
+          </w:rPr>
+          <w:rPr>
+            <w:color w:val="0000EE"/>
+            <w:u w:val="single"/>
+          </w:rPr>
+          <w:t>列王紀上六章1節</w:t>
+        </w:r>
+      </w:hyperlink>
+      <w:r>
+        <w:rPr>
+          <w:lang w:val="zh_TW" w:bidi="zh_TW"/>
+        </w:rPr>
+        <w:t>。所羅門在出埃及後480年開始建造聖殿。這個數字可以5乘以10乘以12計算而得，也可以由4乘以120推算，而120是早期的人理想的壽命（</w:t>
+      </w:r>
+      <w:hyperlink r:id="rId136">
+        <w:r>
+          <w:rPr>
+            <w:lang w:val="zh_TW" w:bidi="zh_TW"/>
+          </w:rPr>
+          <w:rPr>
+            <w:color w:val="0000EE"/>
+            <w:u w:val="single"/>
+          </w:rPr>
+          <w:t>創6:3</w:t>
+        </w:r>
+      </w:hyperlink>
+      <w:r>
+        <w:rPr>
+          <w:lang w:val="zh_TW" w:bidi="zh_TW"/>
+        </w:rPr>
+        <w:t>）。</w:t>
+      </w:r>
+    </w:p>
+    <w:p>
+      <w:pPr/>
+      <w:r>
+        <w:rPr>
+          <w:lang w:val="zh_TW" w:bidi="zh_TW"/>
+        </w:rPr>
+      </w:r>
+      <w:hyperlink r:id="rId190">
+        <w:r>
+          <w:rPr>
+            <w:lang w:val="zh_TW" w:bidi="zh_TW"/>
+          </w:rPr>
+          <w:rPr>
+            <w:color w:val="0000EE"/>
+            <w:u w:val="single"/>
+          </w:rPr>
+          <w:t>歷代志上六章3至8節</w:t>
+        </w:r>
+      </w:hyperlink>
+      <w:r>
+        <w:rPr>
+          <w:lang w:val="zh_TW" w:bidi="zh_TW"/>
+        </w:rPr>
+        <w:t>記載了12代人，假設每代約40年，正好涵蓋同一時期。「十二代」可能才是這個數字計算的真實基礎，而非精確的總和。因為在士師時代，精確的統計幾乎是不可能的事，而在以色列立王之前也是極不可能的事。</w:t>
+      </w:r>
+    </w:p>
+    <w:p>
+      <w:pPr/>
+      <w:r>
+        <w:rPr>
+          <w:lang w:val="zh_TW" w:bidi="zh_TW"/>
+        </w:rPr>
+      </w:r>
+      <w:r>
+        <w:rPr>
+          <w:lang w:val="zh_TW" w:bidi="zh_TW"/>
+        </w:rPr>
+        <w:t>大衛是第一位在以色列設立官員記錄每日事件的君王（</w:t>
+      </w:r>
+      <w:hyperlink r:id="rId191">
+        <w:r>
+          <w:rPr>
+            <w:lang w:val="zh_TW" w:bidi="zh_TW"/>
+          </w:rPr>
+          <w:rPr>
+            <w:color w:val="0000EE"/>
+            <w:u w:val="single"/>
+          </w:rPr>
+          <w:t>撒下8:16–17</w:t>
+        </w:r>
+      </w:hyperlink>
+      <w:r>
+        <w:rPr>
+          <w:lang w:val="zh_TW" w:bidi="zh_TW"/>
+        </w:rPr>
+        <w:t>）。這種做法在古代的大國早已普遍存在。後來，這些以色列的編年史被提及為列王紀的參考來源之一（</w:t>
+      </w:r>
+      <w:hyperlink r:id="rId192">
+        <w:r>
+          <w:rPr>
+            <w:lang w:val="zh_TW" w:bidi="zh_TW"/>
+          </w:rPr>
+          <w:rPr>
+            <w:color w:val="0000EE"/>
+            <w:u w:val="single"/>
+          </w:rPr>
+          <w:t>王下14:18</w:t>
+        </w:r>
+      </w:hyperlink>
+      <w:r>
+        <w:rPr>
+          <w:lang w:val="zh_TW" w:bidi="zh_TW"/>
+        </w:rPr>
+        <w:t>）。因此，480這個數字很可能是約略的估算而非精確的統計，是用來表示神一個時期的結束。</w:t>
+      </w:r>
+    </w:p>
+    <w:p>
+      <w:pPr/>
+      <w:r>
+        <w:rPr>
+          <w:lang w:val="zh_TW" w:bidi="zh_TW"/>
+        </w:rPr>
+      </w:r>
+      <w:r>
+        <w:rPr>
+          <w:lang w:val="zh_TW" w:bidi="zh_TW"/>
+        </w:rPr>
+        <w:t>耶利米預言猶大將被擄70年（</w:t>
+      </w:r>
+      <w:hyperlink r:id="rId193">
+        <w:r>
+          <w:rPr>
+            <w:lang w:val="zh_TW" w:bidi="zh_TW"/>
+          </w:rPr>
+          <w:rPr>
+            <w:color w:val="0000EE"/>
+            <w:u w:val="single"/>
+          </w:rPr>
+          <w:t>耶25:11</w:t>
+        </w:r>
+      </w:hyperlink>
+      <w:r>
+        <w:rPr>
+          <w:lang w:val="zh_TW" w:bidi="zh_TW"/>
+        </w:rPr>
+        <w:t>，</w:t>
+      </w:r>
+      <w:hyperlink r:id="rId194">
+        <w:r>
+          <w:rPr>
+            <w:lang w:val="zh_TW" w:bidi="zh_TW"/>
+          </w:rPr>
+          <w:rPr>
+            <w:color w:val="0000EE"/>
+            <w:u w:val="single"/>
+          </w:rPr>
+          <w:t>29:10</w:t>
+        </w:r>
+      </w:hyperlink>
+      <w:r>
+        <w:rPr>
+          <w:lang w:val="zh_TW" w:bidi="zh_TW"/>
+        </w:rPr>
+        <w:t>）。這不僅是一個歷史上確實應驗的預言，也是一個象徵完全的數字，表明猶大的刑罰已經滿足（參</w:t>
+      </w:r>
+      <w:hyperlink r:id="rId195">
+        <w:r>
+          <w:rPr>
+            <w:lang w:val="zh_TW" w:bidi="zh_TW"/>
+          </w:rPr>
+          <w:rPr>
+            <w:color w:val="0000EE"/>
+            <w:u w:val="single"/>
+          </w:rPr>
+          <w:t>賽40:2</w:t>
+        </w:r>
+      </w:hyperlink>
+      <w:r>
+        <w:rPr>
+          <w:lang w:val="zh_TW" w:bidi="zh_TW"/>
+        </w:rPr>
+        <w:t>）。以賽亞（</w:t>
+      </w:r>
+      <w:hyperlink r:id="rId196">
+        <w:r>
+          <w:rPr>
+            <w:lang w:val="zh_TW" w:bidi="zh_TW"/>
+          </w:rPr>
+          <w:rPr>
+            <w:color w:val="0000EE"/>
+            <w:u w:val="single"/>
+          </w:rPr>
+          <w:t>賽23:15</w:t>
+        </w:r>
+      </w:hyperlink>
+      <w:r>
+        <w:rPr>
+          <w:lang w:val="zh_TW" w:bidi="zh_TW"/>
+        </w:rPr>
+        <w:t>）也曾預言泰爾要受懲罰70年。</w:t>
+      </w:r>
+    </w:p>
+    <w:p>
+      <w:pPr/>
+      <w:r>
+        <w:rPr>
+          <w:lang w:val="zh_TW" w:bidi="zh_TW"/>
+        </w:rPr>
+      </w:r>
+      <w:r>
+        <w:rPr>
+          <w:lang w:val="zh_TW" w:bidi="zh_TW"/>
+        </w:rPr>
+        <w:t>在</w:t>
+      </w:r>
+      <w:hyperlink r:id="rId197">
+        <w:r>
+          <w:rPr>
+            <w:lang w:val="zh_TW" w:bidi="zh_TW"/>
+          </w:rPr>
+          <w:rPr>
+            <w:color w:val="0000EE"/>
+            <w:u w:val="single"/>
+          </w:rPr>
+          <w:t>以西結書二十九章11至13節</w:t>
+        </w:r>
+      </w:hyperlink>
+      <w:r>
+        <w:rPr>
+          <w:lang w:val="zh_TW" w:bidi="zh_TW"/>
+        </w:rPr>
+        <w:t>中，先知預言埃及將「被擄」40年。而那70年被視為安息年之期，這地必須荒蕪，以補償在真正的數字象徵學開始之前因罪所累積的7個70年的虧欠（</w:t>
+      </w:r>
+      <w:hyperlink r:id="rId198">
+        <w:r>
+          <w:rPr>
+            <w:lang w:val="zh_TW" w:bidi="zh_TW"/>
+          </w:rPr>
+          <w:rPr>
+            <w:color w:val="0000EE"/>
+            <w:u w:val="single"/>
+          </w:rPr>
+          <w:t>代下36:21</w:t>
+        </w:r>
+      </w:hyperlink>
+      <w:r>
+        <w:rPr>
+          <w:lang w:val="zh_TW" w:bidi="zh_TW"/>
+        </w:rPr>
+        <w:t>）。在這裡，數字象徵學僅用來解釋過去與現在；但它也可以用來闡釋未來，特別是在但以理書中。</w:t>
+      </w:r>
+    </w:p>
+    <w:p>
+      <w:pPr/>
+      <w:r>
+        <w:rPr>
+          <w:lang w:val="zh_TW" w:bidi="zh_TW"/>
+        </w:rPr>
+      </w:r>
+      <w:hyperlink r:id="rId199">
+        <w:r>
+          <w:rPr>
+            <w:lang w:val="zh_TW" w:bidi="zh_TW"/>
+          </w:rPr>
+          <w:rPr>
+            <w:color w:val="0000EE"/>
+            <w:u w:val="single"/>
+          </w:rPr>
+          <w:t>但以理書九章2節</w:t>
+        </w:r>
+      </w:hyperlink>
+      <w:r>
+        <w:rPr>
+          <w:lang w:val="zh_TW" w:bidi="zh_TW"/>
+        </w:rPr>
+        <w:t>提到耶利米所預言的實際被擄70年。到了</w:t>
+      </w:r>
+      <w:hyperlink r:id="rId200">
+        <w:r>
+          <w:rPr>
+            <w:lang w:val="zh_TW" w:bidi="zh_TW"/>
+          </w:rPr>
+          <w:rPr>
+            <w:color w:val="0000EE"/>
+            <w:u w:val="single"/>
+          </w:rPr>
+          <w:t>但以理書九章24節</w:t>
+        </w:r>
+      </w:hyperlink>
+      <w:r>
+        <w:rPr>
+          <w:lang w:val="zh_TW" w:bidi="zh_TW"/>
+        </w:rPr>
+        <w:t>中，這一數字被延伸為七十個七的年數（即490年），應驗於遙遠的將來。</w:t>
+      </w:r>
+      <w:hyperlink r:id="rId201">
+        <w:r>
+          <w:rPr>
+            <w:lang w:val="zh_TW" w:bidi="zh_TW"/>
+          </w:rPr>
+          <w:rPr>
+            <w:color w:val="0000EE"/>
+            <w:u w:val="single"/>
+          </w:rPr>
+          <w:t>但以理書九章25節</w:t>
+        </w:r>
+      </w:hyperlink>
+      <w:r>
+        <w:rPr>
+          <w:lang w:val="zh_TW" w:bidi="zh_TW"/>
+        </w:rPr>
+        <w:t>指出，其中的69個七（即483年）將在彌賽亞出現之前過去，因此，人們推想最後一個七就是彌賽亞作工的時期。</w:t>
+      </w:r>
+    </w:p>
+    <w:p>
+      <w:pPr/>
+      <w:r>
+        <w:rPr>
+          <w:lang w:val="zh_TW" w:bidi="zh_TW"/>
+        </w:rPr>
+      </w:r>
+      <w:r>
+        <w:rPr>
+          <w:lang w:val="zh_TW" w:bidi="zh_TW"/>
+        </w:rPr>
+        <w:t>然而，無論如何解釋其實際年代，都必須與</w:t>
+      </w:r>
+      <w:hyperlink r:id="rId202">
+        <w:r>
+          <w:rPr>
+            <w:lang w:val="zh_TW" w:bidi="zh_TW"/>
+          </w:rPr>
+          <w:rPr>
+            <w:color w:val="0000EE"/>
+            <w:u w:val="single"/>
+          </w:rPr>
+          <w:t>九章26節</w:t>
+        </w:r>
+      </w:hyperlink>
+      <w:r>
+        <w:rPr>
+          <w:lang w:val="zh_TW" w:bidi="zh_TW"/>
+        </w:rPr>
+        <w:t>相符——那裡說彌賽亞在62個七之後（即434年）被「剪除」。難題在於確定這長時間段的起始點。這是一個精密的數字象徵學例子，涵蓋了數個世紀的歷史，而其根基最終仍在耶利米所說的70年之上。根據聖經的原則，這既可以有「即時的」應驗——即被擄歸回，也可以有「預言性的」應驗——指向將來基督的來臨。</w:t>
+      </w:r>
+    </w:p>
+    <w:p>
+      <w:pPr/>
+      <w:r>
+        <w:rPr>
+          <w:lang w:val="zh_TW" w:bidi="zh_TW"/>
+        </w:rPr>
+      </w:r>
+      <w:r>
+        <w:rPr>
+          <w:lang w:val="zh_TW" w:bidi="zh_TW"/>
+        </w:rPr>
+        <w:t>但以理書中另一個延伸的數字象徵學例子是「一載、二載、半載」（</w:t>
+      </w:r>
+      <w:hyperlink r:id="rId203">
+        <w:r>
+          <w:rPr>
+            <w:lang w:val="zh_TW" w:bidi="zh_TW"/>
+          </w:rPr>
+          <w:rPr>
+            <w:color w:val="0000EE"/>
+            <w:u w:val="single"/>
+          </w:rPr>
+          <w:t>7:25</w:t>
+        </w:r>
+      </w:hyperlink>
+      <w:r>
+        <w:rPr>
+          <w:lang w:val="zh_TW" w:bidi="zh_TW"/>
+        </w:rPr>
+        <w:t>）。這代表三年半，也就是七年的一半。它可以代表三年半（即「一個七」的一半），或指三個半「七」的年期（參</w:t>
+      </w:r>
+      <w:hyperlink r:id="rId204">
+        <w:r>
+          <w:rPr>
+            <w:lang w:val="zh_TW" w:bidi="zh_TW"/>
+          </w:rPr>
+          <w:rPr>
+            <w:color w:val="0000EE"/>
+            <w:u w:val="single"/>
+          </w:rPr>
+          <w:t>4:16</w:t>
+        </w:r>
+      </w:hyperlink>
+      <w:r>
+        <w:rPr>
+          <w:lang w:val="zh_TW" w:bidi="zh_TW"/>
+        </w:rPr>
+        <w:t>中的「七期」，那裡明顯是指「七年」）。</w:t>
+      </w:r>
+    </w:p>
+    <w:p>
+      <w:pPr/>
+      <w:r>
+        <w:rPr>
+          <w:lang w:val="zh_TW" w:bidi="zh_TW"/>
+        </w:rPr>
+      </w:r>
+      <w:r>
+        <w:rPr>
+          <w:lang w:val="zh_TW" w:bidi="zh_TW"/>
+        </w:rPr>
+        <w:t>無論這預言最終在基督裡如何應驗，其「初步」或「部分」的應驗，乃是主前167年至164年間安提阿古·伊皮法尼（Antiochus Epiphanes）對神的子民為期約三年半的激烈逼迫。這三年半的時期在</w:t>
+      </w:r>
+      <w:hyperlink r:id="rId205">
+        <w:r>
+          <w:rPr>
+            <w:lang w:val="zh_TW" w:bidi="zh_TW"/>
+          </w:rPr>
+          <w:rPr>
+            <w:color w:val="0000EE"/>
+            <w:u w:val="single"/>
+          </w:rPr>
+          <w:t>啟示錄十一章2節</w:t>
+        </w:r>
+      </w:hyperlink>
+      <w:r>
+        <w:rPr>
+          <w:lang w:val="zh_TW" w:bidi="zh_TW"/>
+        </w:rPr>
+        <w:t>（「四十二個月」）和</w:t>
+      </w:r>
+      <w:hyperlink r:id="rId206">
+        <w:r>
+          <w:rPr>
+            <w:lang w:val="zh_TW" w:bidi="zh_TW"/>
+          </w:rPr>
+          <w:rPr>
+            <w:color w:val="0000EE"/>
+            <w:u w:val="single"/>
+          </w:rPr>
+          <w:t>十二章14節</w:t>
+        </w:r>
+      </w:hyperlink>
+      <w:r>
+        <w:rPr>
+          <w:lang w:val="zh_TW" w:bidi="zh_TW"/>
+        </w:rPr>
+        <w:t>（「一載二載半載」）中再次出現，用來描述羅馬迫害基督教會的時期。這個數字很可能已成為一種象徵，用來代表任何痛苦但有時限的逼迫。</w:t>
+      </w:r>
+      <w:hyperlink r:id="rId207">
+        <w:r>
+          <w:rPr>
+            <w:lang w:val="zh_TW" w:bidi="zh_TW"/>
+          </w:rPr>
+          <w:rPr>
+            <w:color w:val="0000EE"/>
+            <w:u w:val="single"/>
+          </w:rPr>
+          <w:t>但以理書八章14節</w:t>
+        </w:r>
+      </w:hyperlink>
+      <w:r>
+        <w:rPr>
+          <w:lang w:val="zh_TW" w:bidi="zh_TW"/>
+        </w:rPr>
+        <w:t>中的「二千三百個晚上和早晨（譯註：和合本譯為「二千三百日」）」，或可理解為1,150日，這時間長度大致相同。</w:t>
+      </w:r>
+    </w:p>
+    <w:p>
+      <w:pPr/>
+      <w:r>
+        <w:rPr>
+          <w:lang w:val="zh_TW" w:bidi="zh_TW"/>
+        </w:rPr>
+      </w:r>
+      <w:hyperlink r:id="rId203">
+        <w:r>
+          <w:rPr>
+            <w:lang w:val="zh_TW" w:bidi="zh_TW"/>
+          </w:rPr>
+          <w:rPr>
+            <w:color w:val="0000EE"/>
+            <w:u w:val="single"/>
+          </w:rPr>
+          <w:t>但以理書七章25節</w:t>
+        </w:r>
+      </w:hyperlink>
+      <w:r>
+        <w:rPr>
+          <w:lang w:val="zh_TW" w:bidi="zh_TW"/>
+        </w:rPr>
+        <w:t>的三年半又在</w:t>
+      </w:r>
+      <w:hyperlink r:id="rId208">
+        <w:r>
+          <w:rPr>
+            <w:lang w:val="zh_TW" w:bidi="zh_TW"/>
+          </w:rPr>
+          <w:rPr>
+            <w:color w:val="0000EE"/>
+            <w:u w:val="single"/>
+          </w:rPr>
+          <w:t>啟示錄十一章</w:t>
+        </w:r>
+      </w:hyperlink>
+      <w:r>
+        <w:rPr>
+          <w:lang w:val="zh_TW" w:bidi="zh_TW"/>
+        </w:rPr>
+        <w:t>中以「四十二個月」的形式重現，指外邦人踐踏耶路撒冷的時期（</w:t>
+      </w:r>
+      <w:hyperlink r:id="rId205">
+        <w:r>
+          <w:rPr>
+            <w:lang w:val="zh_TW" w:bidi="zh_TW"/>
+          </w:rPr>
+          <w:rPr>
+            <w:color w:val="0000EE"/>
+            <w:u w:val="single"/>
+          </w:rPr>
+          <w:t>啟11:2</w:t>
+        </w:r>
+      </w:hyperlink>
+      <w:r>
+        <w:rPr>
+          <w:lang w:val="zh_TW" w:bidi="zh_TW"/>
+        </w:rPr>
+        <w:t>）。而</w:t>
+      </w:r>
+      <w:hyperlink r:id="rId209">
+        <w:r>
+          <w:rPr>
+            <w:lang w:val="zh_TW" w:bidi="zh_TW"/>
+          </w:rPr>
+          <w:rPr>
+            <w:color w:val="0000EE"/>
+            <w:u w:val="single"/>
+          </w:rPr>
+          <w:t>但以理書十二章11節</w:t>
+        </w:r>
+      </w:hyperlink>
+      <w:r>
+        <w:rPr>
+          <w:lang w:val="zh_TW" w:bidi="zh_TW"/>
+        </w:rPr>
+        <w:t>中的1,290日，則在此以略為不同的形式（1,260日）再現，指神的兩位見證人要傳講預言的期間（</w:t>
+      </w:r>
+      <w:hyperlink r:id="rId210">
+        <w:r>
+          <w:rPr>
+            <w:lang w:val="zh_TW" w:bidi="zh_TW"/>
+          </w:rPr>
+          <w:rPr>
+            <w:color w:val="0000EE"/>
+            <w:u w:val="single"/>
+          </w:rPr>
+          <w:t>啟11:3</w:t>
+        </w:r>
+      </w:hyperlink>
+      <w:r>
+        <w:rPr>
+          <w:lang w:val="zh_TW" w:bidi="zh_TW"/>
+        </w:rPr>
+        <w:t>）。</w:t>
+      </w:r>
+    </w:p>
+    <w:p>
+      <w:pPr/>
+      <w:r>
+        <w:rPr>
+          <w:lang w:val="zh_TW" w:bidi="zh_TW"/>
+        </w:rPr>
+      </w:r>
+      <w:r>
+        <w:rPr>
+          <w:lang w:val="zh_TW" w:bidi="zh_TW"/>
+        </w:rPr>
+        <w:t>這四十二個月又在</w:t>
+      </w:r>
+      <w:hyperlink r:id="rId211">
+        <w:r>
+          <w:rPr>
+            <w:lang w:val="zh_TW" w:bidi="zh_TW"/>
+          </w:rPr>
+          <w:rPr>
+            <w:color w:val="0000EE"/>
+            <w:u w:val="single"/>
+          </w:rPr>
+          <w:t>啟示錄十三章5節</w:t>
+        </w:r>
+      </w:hyperlink>
+      <w:r>
+        <w:rPr>
+          <w:lang w:val="zh_TW" w:bidi="zh_TW"/>
+        </w:rPr>
+        <w:t>中出現，作為那獸被允許褻瀆的期限。至於</w:t>
+      </w:r>
+      <w:hyperlink r:id="rId212">
+        <w:r>
+          <w:rPr>
+            <w:lang w:val="zh_TW" w:bidi="zh_TW"/>
+          </w:rPr>
+          <w:rPr>
+            <w:color w:val="0000EE"/>
+            <w:u w:val="single"/>
+          </w:rPr>
+          <w:t>二十章6節</w:t>
+        </w:r>
+      </w:hyperlink>
+      <w:r>
+        <w:rPr>
+          <w:lang w:val="zh_TW" w:bidi="zh_TW"/>
+        </w:rPr>
+        <w:t>所提的「一千年」，雖然並非取自但以理書，但「一千」的比喻用法在舊約聖經中相當常見。其中最直接的平行經文是</w:t>
+      </w:r>
+      <w:hyperlink r:id="rId213">
+        <w:r>
+          <w:rPr>
+            <w:lang w:val="zh_TW" w:bidi="zh_TW"/>
+          </w:rPr>
+          <w:rPr>
+            <w:color w:val="0000EE"/>
+            <w:u w:val="single"/>
+          </w:rPr>
+          <w:t>申命記七章9節</w:t>
+        </w:r>
+      </w:hyperlink>
+      <w:r>
+        <w:rPr>
+          <w:lang w:val="zh_TW" w:bidi="zh_TW"/>
+        </w:rPr>
+        <w:t>，說神要向「千代」守祂所立的約。</w:t>
+      </w:r>
+      <w:r>
+        <w:rPr>
+          <w:lang w:val="zh_TW" w:bidi="zh_TW"/>
+        </w:rPr>
+      </w:r>
+      <w:r>
+        <w:rPr>
+          <w:lang w:val="zh_TW" w:bidi="zh_TW"/>
+        </w:rPr>
+      </w:r>
+    </w:p>
+    <w:p>
+      <w:pPr/>
+      <w:r>
+        <w:rPr>
+          <w:lang w:val="zh_TW" w:bidi="zh_TW"/>
+        </w:rPr>
+      </w:r>
+    </w:p>
+    <w:p>
+      <w:pPr>
+        <w:pStyle w:val="Heading2"/>
+      </w:pPr>
+      <w:r>
+        <w:rPr>
+          <w:lang w:val="zh_TW" w:bidi="zh_TW"/>
+        </w:rPr>
+        <w:t>樹</w:t>
+      </w:r>
+      <w:r>
+        <w:rPr>
+          <w:lang w:val="zh_TW" w:bidi="zh_TW"/>
+        </w:rPr>
+      </w:r>
+    </w:p>
+    <w:p>
+      <w:pPr/>
+      <w:r>
+        <w:rPr>
+          <w:lang w:val="zh_TW" w:bidi="zh_TW"/>
+        </w:rPr>
+      </w:r>
+      <w:r>
+        <w:rPr>
+          <w:lang w:val="zh_TW" w:bidi="zh_TW"/>
+        </w:rPr>
+        <w:t>樹是一種有木質莖（稱為樹幹）的植物。大多數樹都有枝子和葉子。</w:t>
+      </w:r>
+    </w:p>
+    <w:p>
+      <w:pPr/>
+      <w:r>
+        <w:rPr>
+          <w:lang w:val="zh_TW" w:bidi="zh_TW"/>
+        </w:rPr>
+      </w:r>
+      <w:r>
+        <w:rPr>
+          <w:lang w:val="zh_TW" w:bidi="zh_TW"/>
+        </w:rPr>
+        <w:t>聖經提到許多不同的樹，如橄欖樹、棕樹和香柏樹。樹對提供食物、遮蔽、製作工具和建造房屋都具有重要作用。它們也常出現在聖經的象徵與故事中（</w:t>
+      </w:r>
+      <w:hyperlink r:id="rId214">
+        <w:r>
+          <w:rPr>
+            <w:lang w:val="zh_TW" w:bidi="zh_TW"/>
+          </w:rPr>
+          <w:rPr>
+            <w:color w:val="0000EE"/>
+            <w:u w:val="single"/>
+          </w:rPr>
+          <w:t>創2:9</w:t>
+        </w:r>
+      </w:hyperlink>
+      <w:r>
+        <w:rPr>
+          <w:lang w:val="zh_TW" w:bidi="zh_TW"/>
+        </w:rPr>
+        <w:t>；</w:t>
+      </w:r>
+      <w:hyperlink r:id="rId215">
+        <w:r>
+          <w:rPr>
+            <w:lang w:val="zh_TW" w:bidi="zh_TW"/>
+          </w:rPr>
+          <w:rPr>
+            <w:color w:val="0000EE"/>
+            <w:u w:val="single"/>
+          </w:rPr>
+          <w:t>詩1:3</w:t>
+        </w:r>
+      </w:hyperlink>
+      <w:r>
+        <w:rPr>
+          <w:lang w:val="zh_TW" w:bidi="zh_TW"/>
+        </w:rPr>
+        <w:t>；</w:t>
+      </w:r>
+      <w:hyperlink r:id="rId216">
+        <w:r>
+          <w:rPr>
+            <w:lang w:val="zh_TW" w:bidi="zh_TW"/>
+          </w:rPr>
+          <w:rPr>
+            <w:color w:val="0000EE"/>
+            <w:u w:val="single"/>
+          </w:rPr>
+          <w:t>啟22:2</w:t>
+        </w:r>
+      </w:hyperlink>
+      <w:r>
+        <w:rPr>
+          <w:lang w:val="zh_TW" w:bidi="zh_TW"/>
+        </w:rPr>
+        <w:t>）。</w:t>
+      </w:r>
+    </w:p>
+    <w:p>
+      <w:pPr/>
+      <w:r>
+        <w:rPr>
+          <w:lang w:val="zh_TW" w:bidi="zh_TW"/>
+        </w:rPr>
+      </w:r>
+      <w:r>
+        <w:rPr>
+          <w:i/>
+          <w:lang w:val="zh_TW" w:bidi="zh_TW"/>
+        </w:rPr>
+        <w:t>見</w:t>
+      </w:r>
+      <w:r>
+        <w:rPr>
+          <w:lang w:val="zh_TW" w:bidi="zh_TW"/>
+        </w:rPr>
+        <w:t>植物</w:t>
+      </w:r>
+      <w:r>
+        <w:rPr>
+          <w:lang w:val="zh_TW" w:bidi="zh_TW"/>
+        </w:rPr>
+        <w:t>；</w:t>
+      </w:r>
+      <w:r>
+        <w:rPr>
+          <w:i/>
+          <w:lang w:val="zh_TW" w:bidi="zh_TW"/>
+        </w:rPr>
+        <w:t>另見</w:t>
+      </w:r>
+      <w:r>
+        <w:rPr>
+          <w:lang w:val="zh_TW" w:bidi="zh_TW"/>
+        </w:rPr>
+        <w:t>分辨善惡樹</w:t>
+      </w:r>
+      <w:r>
+        <w:rPr>
+          <w:lang w:val="zh_TW" w:bidi="zh_TW"/>
+        </w:rPr>
+        <w:t>；</w:t>
+      </w:r>
+      <w:r>
+        <w:rPr>
+          <w:lang w:val="zh_TW" w:bidi="zh_TW"/>
+        </w:rPr>
+        <w:t>生命樹</w:t>
+      </w:r>
+      <w:r>
+        <w:rPr>
+          <w:lang w:val="zh_TW" w:bidi="zh_TW"/>
+        </w:rPr>
+        <w:t>。</w:t>
+      </w:r>
+      <w:r>
+        <w:rPr>
+          <w:lang w:val="zh_TW" w:bidi="zh_TW"/>
+        </w:rPr>
+      </w:r>
+      <w:r>
+        <w:rPr>
+          <w:lang w:val="zh_TW" w:bidi="zh_TW"/>
+        </w:rPr>
+      </w:r>
+    </w:p>
+    <w:p>
+      <w:pPr/>
+      <w:r>
+        <w:rPr>
+          <w:lang w:val="zh_TW" w:bidi="zh_TW"/>
+        </w:rPr>
+      </w:r>
+    </w:p>
+    <w:p>
+      <w:pPr>
+        <w:pStyle w:val="Heading2"/>
+      </w:pPr>
+      <w:r>
+        <w:rPr>
+          <w:lang w:val="zh_TW" w:bidi="zh_TW"/>
+        </w:rPr>
+        <w:t>樹林</w:t>
+      </w:r>
+      <w:r>
+        <w:rPr>
+          <w:lang w:val="zh_TW" w:bidi="zh_TW"/>
+        </w:rPr>
+      </w:r>
+    </w:p>
+    <w:p>
+      <w:pPr/>
+      <w:r>
+        <w:rPr>
+          <w:lang w:val="zh_TW" w:bidi="zh_TW"/>
+        </w:rPr>
+      </w:r>
+      <w:r>
+        <w:rPr>
+          <w:lang w:val="zh_TW" w:bidi="zh_TW"/>
+        </w:rPr>
+        <w:t>樹林一詞是有些譯本對一個希伯來詞彙的誤譯；該字原是迦南一位女神的名稱，即亞舍拉。在古代近東宗教中，聖樹常被視為這位掌管生育之女神的象徵；有時人們也會豎立木製的柱像，作為象徵物。神曾命令以色列人拆毀這些象徵物。這類敬拜用的物件通常被稱為「亞舍拉柱（Asherim）」或「亞舍拉像（Asheroth）」。</w:t>
+      </w:r>
+    </w:p>
+    <w:p>
+      <w:pPr/>
+      <w:r>
+        <w:rPr>
+          <w:lang w:val="zh_TW" w:bidi="zh_TW"/>
+        </w:rPr>
+      </w:r>
+      <w:r>
+        <w:rPr>
+          <w:lang w:val="zh_TW" w:bidi="zh_TW"/>
+        </w:rPr>
+        <w:t>以色列人必須將它們砍下並焚燒（</w:t>
+      </w:r>
+      <w:hyperlink r:id="rId217">
+        <w:r>
+          <w:rPr>
+            <w:lang w:val="zh_TW" w:bidi="zh_TW"/>
+          </w:rPr>
+          <w:rPr>
+            <w:color w:val="0000EE"/>
+            <w:u w:val="single"/>
+          </w:rPr>
+          <w:t>出34:13</w:t>
+        </w:r>
+      </w:hyperlink>
+      <w:r>
+        <w:rPr>
+          <w:lang w:val="zh_TW" w:bidi="zh_TW"/>
+        </w:rPr>
+        <w:t>；</w:t>
+      </w:r>
+      <w:hyperlink r:id="rId218">
+        <w:r>
+          <w:rPr>
+            <w:lang w:val="zh_TW" w:bidi="zh_TW"/>
+          </w:rPr>
+          <w:rPr>
+            <w:color w:val="0000EE"/>
+            <w:u w:val="single"/>
+          </w:rPr>
+          <w:t>申12:3</w:t>
+        </w:r>
+      </w:hyperlink>
+      <w:r>
+        <w:rPr>
+          <w:lang w:val="zh_TW" w:bidi="zh_TW"/>
+        </w:rPr>
+        <w:t>）。由於其材質多為木製，焚燒後通常不會留下可供辨識的遺跡。然而，考古學家在艾城的一處早期聖所中，於香爐之間發現一大塊碳化木材；有人推測，該木材可能是一段被修去枝條的樹幹。部分學者認為那可能就是一根亞舍拉柱。</w:t>
+      </w:r>
+    </w:p>
+    <w:p>
+      <w:pPr/>
+      <w:r>
+        <w:rPr>
+          <w:lang w:val="zh_TW" w:bidi="zh_TW"/>
+        </w:rPr>
+      </w:r>
+      <w:r>
+        <w:rPr>
+          <w:lang w:val="zh_TW" w:bidi="zh_TW"/>
+        </w:rPr>
+        <w:t>神嚴厲禁止以色列人敬拜亞舍拉，或為她建造任何聖物。然而，在以色列歷史中，百姓屢次違背神，參與偶像崇拜。在關於北國以色列滅亡的記載中，將其滅亡的原因歸咎於百姓敬拜樹林對外邦女神與其男性對應神巴力的崇拜（</w:t>
+      </w:r>
+      <w:hyperlink r:id="rId219">
+        <w:r>
+          <w:rPr>
+            <w:lang w:val="zh_TW" w:bidi="zh_TW"/>
+          </w:rPr>
+          <w:rPr>
+            <w:color w:val="0000EE"/>
+            <w:u w:val="single"/>
+          </w:rPr>
+          <w:t>王下17:7–18</w:t>
+        </w:r>
+      </w:hyperlink>
+      <w:r>
+        <w:rPr>
+          <w:lang w:val="zh_TW" w:bidi="zh_TW"/>
+        </w:rPr>
+        <w:t>）。此外，推羅巴力的女祭司耶洗別，更積極地促成此類偶像崇拜在以色列中的擴散。</w:t>
+      </w:r>
+    </w:p>
+    <w:p>
+      <w:pPr/>
+      <w:r>
+        <w:rPr>
+          <w:lang w:val="zh_TW" w:bidi="zh_TW"/>
+        </w:rPr>
+      </w:r>
+      <w:r>
+        <w:rPr>
+          <w:lang w:val="zh_TW" w:bidi="zh_TW"/>
+        </w:rPr>
+        <w:t>此外，有些英文譯本在</w:t>
+      </w:r>
+      <w:hyperlink r:id="rId220">
+        <w:r>
+          <w:rPr>
+            <w:lang w:val="zh_TW" w:bidi="zh_TW"/>
+          </w:rPr>
+          <w:rPr>
+            <w:color w:val="0000EE"/>
+            <w:u w:val="single"/>
+          </w:rPr>
+          <w:t>創世記二十一章33節</w:t>
+        </w:r>
+      </w:hyperlink>
+      <w:r>
+        <w:rPr>
+          <w:lang w:val="zh_TW" w:bidi="zh_TW"/>
+        </w:rPr>
+        <w:t>所譯的「樹林（grove）」，實際上是指一棵細葉檉柳樹。</w:t>
+      </w:r>
+    </w:p>
+    <w:p>
+      <w:pPr/>
+      <w:r>
+        <w:rPr>
+          <w:lang w:val="zh_TW" w:bidi="zh_TW"/>
+        </w:rPr>
+      </w:r>
+      <w:r>
+        <w:rPr>
+          <w:i/>
+          <w:lang w:val="zh_TW" w:bidi="zh_TW"/>
+        </w:rPr>
+        <w:t>另見</w:t>
+      </w:r>
+      <w:r>
+        <w:rPr>
+          <w:lang w:val="zh_TW" w:bidi="zh_TW"/>
+        </w:rPr>
+        <w:t xml:space="preserve"> </w:t>
+      </w:r>
+      <w:r>
+        <w:rPr>
+          <w:lang w:val="zh_TW" w:bidi="zh_TW"/>
+        </w:rPr>
+        <w:t>迦南神和宗教</w:t>
+      </w:r>
+      <w:r>
+        <w:rPr>
+          <w:lang w:val="zh_TW" w:bidi="zh_TW"/>
+        </w:rPr>
+        <w:t>；</w:t>
+      </w:r>
+      <w:r>
+        <w:rPr>
+          <w:lang w:val="zh_TW" w:bidi="zh_TW"/>
+        </w:rPr>
+        <w:t>諸神和女神</w:t>
+      </w:r>
+      <w:r>
+        <w:rPr>
+          <w:lang w:val="zh_TW" w:bidi="zh_TW"/>
+        </w:rPr>
+        <w:t>；</w:t>
+      </w:r>
+      <w:r>
+        <w:rPr>
+          <w:lang w:val="zh_TW" w:bidi="zh_TW"/>
+        </w:rPr>
+        <w:t>邱壇</w:t>
+      </w:r>
+      <w:r>
+        <w:rPr>
+          <w:lang w:val="zh_TW" w:bidi="zh_TW"/>
+        </w:rPr>
+        <w:t>；</w:t>
+      </w:r>
+      <w:r>
+        <w:rPr>
+          <w:lang w:val="zh_TW" w:bidi="zh_TW"/>
+        </w:rPr>
+        <w:t>偶像、偶像崇拜</w:t>
+      </w:r>
+      <w:r>
+        <w:rPr>
+          <w:lang w:val="zh_TW" w:bidi="zh_TW"/>
+        </w:rPr>
+        <w:t>。</w:t>
       </w:r>
       <w:r>
         <w:rPr>
@@ -2310,6 +9593,30 @@
       <w:startOverride w:val="1"/>
     </w:lvlOverride>
   </w:num>
+  <w:num w:numId="15">
+    <w:abstractNumId w:val="3"/>
+    <w:lvlOverride w:ilvl="0">
+      <w:startOverride w:val="1"/>
+    </w:lvlOverride>
+  </w:num>
+  <w:num w:numId="16">
+    <w:abstractNumId w:val="3"/>
+    <w:lvlOverride w:ilvl="0">
+      <w:startOverride w:val="1"/>
+    </w:lvlOverride>
+  </w:num>
+  <w:num w:numId="17">
+    <w:abstractNumId w:val="3"/>
+    <w:lvlOverride w:ilvl="0">
+      <w:startOverride w:val="1"/>
+    </w:lvlOverride>
+  </w:num>
+  <w:num w:numId="18">
+    <w:abstractNumId w:val="3"/>
+    <w:lvlOverride w:ilvl="0">
+      <w:startOverride w:val="1"/>
+    </w:lvlOverride>
+  </w:num>
   <w:numIdMacAtCleanup w:val="10"/>
 </w:numbering>
 </file>

--- a/zht/docx/157.content.docx
+++ b/zht/docx/157.content.docx
@@ -233,108 +233,72 @@
         </w:rPr>
         <w:t>這是位於埃及尼羅河三角洲以東的西奈半島的曠野地區，位於南地（Negev）以西。在古代，有一條商隊路線從埃及經過這裡到達巴勒斯坦。亞伯拉罕曾在書珥和加低斯之間居住過一段時間（</w:t>
       </w:r>
-      <w:hyperlink r:id="rId13">
-        <w:r>
-          <w:rPr>
-            <w:lang w:val="zh_TW" w:bidi="zh_TW"/>
-          </w:rPr>
-          <w:rPr>
-            <w:color w:val="0000EE"/>
-            <w:u w:val="single"/>
-          </w:rPr>
-          <w:t>創20:1</w:t>
-        </w:r>
-      </w:hyperlink>
+      <w:r>
+        <w:rPr>
+          <w:lang w:val="zh_TW" w:bidi="zh_TW"/>
+        </w:rPr>
+        <w:t>創20:1</w:t>
+      </w:r>
       <w:r>
         <w:rPr>
           <w:lang w:val="zh_TW" w:bidi="zh_TW"/>
         </w:rPr>
         <w:t>）。以實瑪利人也曾居住在這個地區（</w:t>
       </w:r>
-      <w:hyperlink r:id="rId14">
-        <w:r>
-          <w:rPr>
-            <w:lang w:val="zh_TW" w:bidi="zh_TW"/>
-          </w:rPr>
-          <w:rPr>
-            <w:color w:val="0000EE"/>
-            <w:u w:val="single"/>
-          </w:rPr>
-          <w:t>創25:18</w:t>
-        </w:r>
-      </w:hyperlink>
+      <w:r>
+        <w:rPr>
+          <w:lang w:val="zh_TW" w:bidi="zh_TW"/>
+        </w:rPr>
+        <w:t>創25:18</w:t>
+      </w:r>
       <w:r>
         <w:rPr>
           <w:lang w:val="zh_TW" w:bidi="zh_TW"/>
         </w:rPr>
         <w:t>）。過紅海後，摩西帶領以色列人在這片乾旱的地上行走了三天（</w:t>
       </w:r>
-      <w:hyperlink r:id="rId15">
-        <w:r>
-          <w:rPr>
-            <w:lang w:val="zh_TW" w:bidi="zh_TW"/>
-          </w:rPr>
-          <w:rPr>
-            <w:color w:val="0000EE"/>
-            <w:u w:val="single"/>
-          </w:rPr>
-          <w:t>出15:22</w:t>
-        </w:r>
-      </w:hyperlink>
+      <w:r>
+        <w:rPr>
+          <w:lang w:val="zh_TW" w:bidi="zh_TW"/>
+        </w:rPr>
+        <w:t>出15:22</w:t>
+      </w:r>
       <w:r>
         <w:rPr>
           <w:lang w:val="zh_TW" w:bidi="zh_TW"/>
         </w:rPr>
         <w:t>）。以色列王掃羅在書珥附近征服了亞瑪力人（</w:t>
       </w:r>
-      <w:hyperlink r:id="rId16">
-        <w:r>
-          <w:rPr>
-            <w:lang w:val="zh_TW" w:bidi="zh_TW"/>
-          </w:rPr>
-          <w:rPr>
-            <w:color w:val="0000EE"/>
-            <w:u w:val="single"/>
-          </w:rPr>
-          <w:t>撒上15:7</w:t>
-        </w:r>
-      </w:hyperlink>
+      <w:r>
+        <w:rPr>
+          <w:lang w:val="zh_TW" w:bidi="zh_TW"/>
+        </w:rPr>
+        <w:t>撒上15:7</w:t>
+      </w:r>
       <w:r>
         <w:rPr>
           <w:lang w:val="zh_TW" w:bidi="zh_TW"/>
         </w:rPr>
         <w:t>）。後來，大衛在這裡擊敗了基述人、基色人和亞瑪力人（</w:t>
       </w:r>
-      <w:hyperlink r:id="rId17">
-        <w:r>
-          <w:rPr>
-            <w:lang w:val="zh_TW" w:bidi="zh_TW"/>
-          </w:rPr>
-          <w:rPr>
-            <w:color w:val="0000EE"/>
-            <w:u w:val="single"/>
-          </w:rPr>
-          <w:t>撒上27:8</w:t>
-        </w:r>
-      </w:hyperlink>
+      <w:r>
+        <w:rPr>
+          <w:lang w:val="zh_TW" w:bidi="zh_TW"/>
+        </w:rPr>
+        <w:t>撒上27:8</w:t>
+      </w:r>
       <w:r>
         <w:rPr>
           <w:lang w:val="zh_TW" w:bidi="zh_TW"/>
         </w:rPr>
         <w:t>）。</w:t>
       </w:r>
-      <w:hyperlink r:id="rId18">
-        <w:r>
-          <w:rPr>
-            <w:lang w:val="zh_TW" w:bidi="zh_TW"/>
-          </w:rPr>
-          <w:rPr>
-            <w:color w:val="0000EE"/>
-            <w:u w:val="single"/>
-          </w:rPr>
-          <w:t>民數記三十三章8節</w:t>
-        </w:r>
-      </w:hyperlink>
+      <w:r>
+        <w:rPr>
+          <w:lang w:val="zh_TW" w:bidi="zh_TW"/>
+        </w:rPr>
+        <w:t>民數記三十三章8節</w:t>
+      </w:r>
       <w:r>
         <w:rPr>
           <w:lang w:val="zh_TW" w:bidi="zh_TW"/>
@@ -428,54 +392,36 @@
         </w:rPr>
         <w:t>便雅憫的第四個兒子（在</w:t>
       </w:r>
-      <w:hyperlink r:id="rId19">
-        <w:r>
-          <w:rPr>
-            <w:lang w:val="zh_TW" w:bidi="zh_TW"/>
-          </w:rPr>
-          <w:rPr>
-            <w:color w:val="0000EE"/>
-            <w:u w:val="single"/>
-          </w:rPr>
-          <w:t>創46:21</w:t>
-        </w:r>
-      </w:hyperlink>
+      <w:r>
+        <w:rPr>
+          <w:lang w:val="zh_TW" w:bidi="zh_TW"/>
+        </w:rPr>
+        <w:t>創46:21</w:t>
+      </w:r>
       <w:r>
         <w:rPr>
           <w:lang w:val="zh_TW" w:bidi="zh_TW"/>
         </w:rPr>
         <w:t>中稱為「母平」），也是書反族的始祖（</w:t>
       </w:r>
-      <w:hyperlink r:id="rId20">
-        <w:r>
-          <w:rPr>
-            <w:lang w:val="zh_TW" w:bidi="zh_TW"/>
-          </w:rPr>
-          <w:rPr>
-            <w:color w:val="0000EE"/>
-            <w:u w:val="single"/>
-          </w:rPr>
-          <w:t>民26:39</w:t>
-        </w:r>
-      </w:hyperlink>
+      <w:r>
+        <w:rPr>
+          <w:lang w:val="zh_TW" w:bidi="zh_TW"/>
+        </w:rPr>
+        <w:t>民26:39</w:t>
+      </w:r>
       <w:r>
         <w:rPr>
           <w:lang w:val="zh_TW" w:bidi="zh_TW"/>
         </w:rPr>
         <w:t>）。在便雅憫另一份對應的家譜中（</w:t>
       </w:r>
-      <w:hyperlink r:id="rId21">
-        <w:r>
-          <w:rPr>
-            <w:lang w:val="zh_TW" w:bidi="zh_TW"/>
-          </w:rPr>
-          <w:rPr>
-            <w:color w:val="0000EE"/>
-            <w:u w:val="single"/>
-          </w:rPr>
-          <w:t>代上7:12</w:t>
-        </w:r>
-      </w:hyperlink>
+      <w:r>
+        <w:rPr>
+          <w:lang w:val="zh_TW" w:bidi="zh_TW"/>
+        </w:rPr>
+        <w:t>代上7:12</w:t>
+      </w:r>
       <w:r>
         <w:rPr>
           <w:lang w:val="zh_TW" w:bidi="zh_TW"/>
@@ -627,126 +573,84 @@
         </w:rPr>
         <w:t>對古代以色列人來說是最重要的書卷（</w:t>
       </w:r>
-      <w:hyperlink r:id="rId22">
-        <w:r>
-          <w:rPr>
-            <w:lang w:val="zh_TW" w:bidi="zh_TW"/>
-          </w:rPr>
-          <w:rPr>
-            <w:color w:val="0000EE"/>
-            <w:u w:val="single"/>
-          </w:rPr>
-          <w:t>王下22:8</w:t>
-        </w:r>
-      </w:hyperlink>
+      <w:r>
+        <w:rPr>
+          <w:lang w:val="zh_TW" w:bidi="zh_TW"/>
+        </w:rPr>
+        <w:t>王下22:8</w:t>
+      </w:r>
       <w:r>
         <w:rPr>
           <w:lang w:val="zh_TW" w:bidi="zh_TW"/>
         </w:rPr>
         <w:t>）。這卷書之所以重要，是因為它是神賜給摩西的（</w:t>
       </w:r>
-      <w:hyperlink r:id="rId23">
-        <w:r>
-          <w:rPr>
-            <w:lang w:val="zh_TW" w:bidi="zh_TW"/>
-          </w:rPr>
-          <w:rPr>
-            <w:color w:val="0000EE"/>
-            <w:u w:val="single"/>
-          </w:rPr>
-          <w:t>書23:6</w:t>
-        </w:r>
-      </w:hyperlink>
+      <w:r>
+        <w:rPr>
+          <w:lang w:val="zh_TW" w:bidi="zh_TW"/>
+        </w:rPr>
+        <w:t>書23:6</w:t>
+      </w:r>
       <w:r>
         <w:rPr>
           <w:lang w:val="zh_TW" w:bidi="zh_TW"/>
         </w:rPr>
         <w:t>；</w:t>
       </w:r>
-      <w:hyperlink r:id="rId24">
-        <w:r>
-          <w:rPr>
-            <w:lang w:val="zh_TW" w:bidi="zh_TW"/>
-          </w:rPr>
-          <w:rPr>
-            <w:color w:val="0000EE"/>
-            <w:u w:val="single"/>
-          </w:rPr>
-          <w:t>可12:26</w:t>
-        </w:r>
-      </w:hyperlink>
+      <w:r>
+        <w:rPr>
+          <w:lang w:val="zh_TW" w:bidi="zh_TW"/>
+        </w:rPr>
+        <w:t>可12:26</w:t>
+      </w:r>
       <w:r>
         <w:rPr>
           <w:lang w:val="zh_TW" w:bidi="zh_TW"/>
         </w:rPr>
         <w:t>）。它很重要，也是因為其中包含了摩西之約（例如，</w:t>
       </w:r>
-      <w:hyperlink r:id="rId25">
-        <w:r>
-          <w:rPr>
-            <w:lang w:val="zh_TW" w:bidi="zh_TW"/>
-          </w:rPr>
-          <w:rPr>
-            <w:color w:val="0000EE"/>
-            <w:u w:val="single"/>
-          </w:rPr>
-          <w:t>出20章</w:t>
-        </w:r>
-      </w:hyperlink>
+      <w:r>
+        <w:rPr>
+          <w:lang w:val="zh_TW" w:bidi="zh_TW"/>
+        </w:rPr>
+        <w:t>出20章</w:t>
+      </w:r>
       <w:r>
         <w:rPr>
           <w:lang w:val="zh_TW" w:bidi="zh_TW"/>
         </w:rPr>
         <w:t>）。神曾吩咐約書亞晝夜思想這卷書（</w:t>
       </w:r>
-      <w:hyperlink r:id="rId26">
-        <w:r>
-          <w:rPr>
-            <w:lang w:val="zh_TW" w:bidi="zh_TW"/>
-          </w:rPr>
-          <w:rPr>
-            <w:color w:val="0000EE"/>
-            <w:u w:val="single"/>
-          </w:rPr>
-          <w:t>書1:8</w:t>
-        </w:r>
-      </w:hyperlink>
+      <w:r>
+        <w:rPr>
+          <w:lang w:val="zh_TW" w:bidi="zh_TW"/>
+        </w:rPr>
+        <w:t>書1:8</w:t>
+      </w:r>
       <w:r>
         <w:rPr>
           <w:lang w:val="zh_TW" w:bidi="zh_TW"/>
         </w:rPr>
         <w:t>）。先知們經常引用它，尤其是申命記。在約西亞作王時期，律法書在聖殿的修復過程中被發現，這導致了重要的宗教改革（</w:t>
       </w:r>
-      <w:hyperlink r:id="rId27">
-        <w:r>
-          <w:rPr>
-            <w:lang w:val="zh_TW" w:bidi="zh_TW"/>
-          </w:rPr>
-          <w:rPr>
-            <w:color w:val="0000EE"/>
-            <w:u w:val="single"/>
-          </w:rPr>
-          <w:t>王下22:8</w:t>
-        </w:r>
-      </w:hyperlink>
+      <w:r>
+        <w:rPr>
+          <w:lang w:val="zh_TW" w:bidi="zh_TW"/>
+        </w:rPr>
+        <w:t>王下22:8</w:t>
+      </w:r>
       <w:r>
         <w:rPr>
           <w:lang w:val="zh_TW" w:bidi="zh_TW"/>
         </w:rPr>
         <w:t>–</w:t>
       </w:r>
-      <w:hyperlink r:id="rId27">
-        <w:r>
-          <w:rPr>
-            <w:lang w:val="zh_TW" w:bidi="zh_TW"/>
-          </w:rPr>
-          <w:rPr>
-            <w:color w:val="0000EE"/>
-            <w:u w:val="single"/>
-          </w:rPr>
-          <w:t>13</w:t>
-        </w:r>
-      </w:hyperlink>
+      <w:r>
+        <w:rPr>
+          <w:lang w:val="zh_TW" w:bidi="zh_TW"/>
+        </w:rPr>
+        <w:t>13</w:t>
+      </w:r>
       <w:r>
         <w:rPr>
           <w:lang w:val="zh_TW" w:bidi="zh_TW"/>
@@ -796,18 +700,12 @@
         </w:rPr>
         <w:t>耶和華的戰記（</w:t>
       </w:r>
-      <w:hyperlink r:id="rId28">
-        <w:r>
-          <w:rPr>
-            <w:lang w:val="zh_TW" w:bidi="zh_TW"/>
-          </w:rPr>
-          <w:rPr>
-            <w:color w:val="0000EE"/>
-            <w:u w:val="single"/>
-          </w:rPr>
-          <w:t>民21:14</w:t>
-        </w:r>
-      </w:hyperlink>
+      <w:r>
+        <w:rPr>
+          <w:lang w:val="zh_TW" w:bidi="zh_TW"/>
+        </w:rPr>
+        <w:t>民21:14</w:t>
+      </w:r>
       <w:r>
         <w:rPr>
           <w:lang w:val="zh_TW" w:bidi="zh_TW"/>
@@ -832,36 +730,24 @@
         </w:rPr>
         <w:t>雅煞珥書（</w:t>
       </w:r>
-      <w:hyperlink r:id="rId29">
-        <w:r>
-          <w:rPr>
-            <w:lang w:val="zh_TW" w:bidi="zh_TW"/>
-          </w:rPr>
-          <w:rPr>
-            <w:color w:val="0000EE"/>
-            <w:u w:val="single"/>
-          </w:rPr>
-          <w:t>約書亞10:13</w:t>
-        </w:r>
-      </w:hyperlink>
+      <w:r>
+        <w:rPr>
+          <w:lang w:val="zh_TW" w:bidi="zh_TW"/>
+        </w:rPr>
+        <w:t>約書亞10:13</w:t>
+      </w:r>
       <w:r>
         <w:rPr>
           <w:lang w:val="zh_TW" w:bidi="zh_TW"/>
         </w:rPr>
         <w:t>；</w:t>
       </w:r>
-      <w:hyperlink r:id="rId30">
-        <w:r>
-          <w:rPr>
-            <w:lang w:val="zh_TW" w:bidi="zh_TW"/>
-          </w:rPr>
-          <w:rPr>
-            <w:color w:val="0000EE"/>
-            <w:u w:val="single"/>
-          </w:rPr>
-          <w:t>撒母耳下1:18</w:t>
-        </w:r>
-      </w:hyperlink>
+      <w:r>
+        <w:rPr>
+          <w:lang w:val="zh_TW" w:bidi="zh_TW"/>
+        </w:rPr>
+        <w:t>撒母耳下1:18</w:t>
+      </w:r>
       <w:r>
         <w:rPr>
           <w:lang w:val="zh_TW" w:bidi="zh_TW"/>
@@ -886,18 +772,12 @@
         </w:rPr>
         <w:t>所羅門記（</w:t>
       </w:r>
-      <w:hyperlink r:id="rId31">
-        <w:r>
-          <w:rPr>
-            <w:lang w:val="zh_TW" w:bidi="zh_TW"/>
-          </w:rPr>
-          <w:rPr>
-            <w:color w:val="0000EE"/>
-            <w:u w:val="single"/>
-          </w:rPr>
-          <w:t>王上11:41</w:t>
-        </w:r>
-      </w:hyperlink>
+      <w:r>
+        <w:rPr>
+          <w:lang w:val="zh_TW" w:bidi="zh_TW"/>
+        </w:rPr>
+        <w:t>王上11:41</w:t>
+      </w:r>
       <w:r>
         <w:rPr>
           <w:lang w:val="zh_TW" w:bidi="zh_TW"/>
@@ -922,18 +802,12 @@
         </w:rPr>
         <w:t>猶大列王記（</w:t>
       </w:r>
-      <w:hyperlink r:id="rId32">
-        <w:r>
-          <w:rPr>
-            <w:lang w:val="zh_TW" w:bidi="zh_TW"/>
-          </w:rPr>
-          <w:rPr>
-            <w:color w:val="0000EE"/>
-            <w:u w:val="single"/>
-          </w:rPr>
-          <w:t>王上14:29</w:t>
-        </w:r>
-      </w:hyperlink>
+      <w:r>
+        <w:rPr>
+          <w:lang w:val="zh_TW" w:bidi="zh_TW"/>
+        </w:rPr>
+        <w:t>王上14:29</w:t>
+      </w:r>
       <w:r>
         <w:rPr>
           <w:lang w:val="zh_TW" w:bidi="zh_TW"/>
@@ -1008,18 +882,12 @@
         </w:rPr>
         <w:t>先見迦得的書（</w:t>
       </w:r>
-      <w:hyperlink r:id="rId33">
-        <w:r>
-          <w:rPr>
-            <w:lang w:val="zh_TW" w:bidi="zh_TW"/>
-          </w:rPr>
-          <w:rPr>
-            <w:color w:val="0000EE"/>
-            <w:u w:val="single"/>
-          </w:rPr>
-          <w:t>代上29:29</w:t>
-        </w:r>
-      </w:hyperlink>
+      <w:r>
+        <w:rPr>
+          <w:lang w:val="zh_TW" w:bidi="zh_TW"/>
+        </w:rPr>
+        <w:t>代上29:29</w:t>
+      </w:r>
       <w:r>
         <w:rPr>
           <w:lang w:val="zh_TW" w:bidi="zh_TW"/>
@@ -1044,18 +912,12 @@
         </w:rPr>
         <w:t>示羅人亞希雅的預言書（</w:t>
       </w:r>
-      <w:hyperlink r:id="rId34">
-        <w:r>
-          <w:rPr>
-            <w:lang w:val="zh_TW" w:bidi="zh_TW"/>
-          </w:rPr>
-          <w:rPr>
-            <w:color w:val="0000EE"/>
-            <w:u w:val="single"/>
-          </w:rPr>
-          <w:t>代下9:29</w:t>
-        </w:r>
-      </w:hyperlink>
+      <w:r>
+        <w:rPr>
+          <w:lang w:val="zh_TW" w:bidi="zh_TW"/>
+        </w:rPr>
+        <w:t>代下9:29</w:t>
+      </w:r>
       <w:r>
         <w:rPr>
           <w:lang w:val="zh_TW" w:bidi="zh_TW"/>
@@ -1157,36 +1019,24 @@
         </w:rPr>
         <w:t>迦得的七個兒子中的第三個（</w:t>
       </w:r>
-      <w:hyperlink r:id="rId35">
-        <w:r>
-          <w:rPr>
-            <w:lang w:val="zh_TW" w:bidi="zh_TW"/>
-          </w:rPr>
-          <w:rPr>
-            <w:color w:val="0000EE"/>
-            <w:u w:val="single"/>
-          </w:rPr>
-          <w:t>創46:16</w:t>
-        </w:r>
-      </w:hyperlink>
+      <w:r>
+        <w:rPr>
+          <w:lang w:val="zh_TW" w:bidi="zh_TW"/>
+        </w:rPr>
+        <w:t>創46:16</w:t>
+      </w:r>
       <w:r>
         <w:rPr>
           <w:lang w:val="zh_TW" w:bidi="zh_TW"/>
         </w:rPr>
         <w:t>），也是書尼族的始祖（</w:t>
       </w:r>
-      <w:hyperlink r:id="rId36">
-        <w:r>
-          <w:rPr>
-            <w:lang w:val="zh_TW" w:bidi="zh_TW"/>
-          </w:rPr>
-          <w:rPr>
-            <w:color w:val="0000EE"/>
-            <w:u w:val="single"/>
-          </w:rPr>
-          <w:t>民26:15</w:t>
-        </w:r>
-      </w:hyperlink>
+      <w:r>
+        <w:rPr>
+          <w:lang w:val="zh_TW" w:bidi="zh_TW"/>
+        </w:rPr>
+        <w:t>民26:15</w:t>
+      </w:r>
       <w:r>
         <w:rPr>
           <w:lang w:val="zh_TW" w:bidi="zh_TW"/>
@@ -1249,54 +1099,36 @@
         </w:rPr>
         <w:t>以珥的兒子，便雅憫的曾孫 （</w:t>
       </w:r>
-      <w:hyperlink r:id="rId21">
-        <w:r>
-          <w:rPr>
-            <w:lang w:val="zh_TW" w:bidi="zh_TW"/>
-          </w:rPr>
-          <w:rPr>
-            <w:color w:val="0000EE"/>
-            <w:u w:val="single"/>
-          </w:rPr>
-          <w:t>代上7:12</w:t>
-        </w:r>
-      </w:hyperlink>
+      <w:r>
+        <w:rPr>
+          <w:lang w:val="zh_TW" w:bidi="zh_TW"/>
+        </w:rPr>
+        <w:t>代上7:12</w:t>
+      </w:r>
       <w:r>
         <w:rPr>
           <w:lang w:val="zh_TW" w:bidi="zh_TW"/>
         </w:rPr>
         <w:t>）。書品可能是書反的簡稱，</w:t>
       </w:r>
-      <w:hyperlink r:id="rId20">
-        <w:r>
-          <w:rPr>
-            <w:lang w:val="zh_TW" w:bidi="zh_TW"/>
-          </w:rPr>
-          <w:rPr>
-            <w:color w:val="0000EE"/>
-            <w:u w:val="single"/>
-          </w:rPr>
-          <w:t>民數記二十六章39節</w:t>
-        </w:r>
-      </w:hyperlink>
+      <w:r>
+        <w:rPr>
+          <w:lang w:val="zh_TW" w:bidi="zh_TW"/>
+        </w:rPr>
+        <w:t>民數記二十六章39節</w:t>
+      </w:r>
       <w:r>
         <w:rPr>
           <w:lang w:val="zh_TW" w:bidi="zh_TW"/>
         </w:rPr>
         <w:t>中提到書反是便雅憫的兒子。書品也可能是母平的另一種寫法 （</w:t>
       </w:r>
-      <w:hyperlink r:id="rId19">
-        <w:r>
-          <w:rPr>
-            <w:lang w:val="zh_TW" w:bidi="zh_TW"/>
-          </w:rPr>
-          <w:rPr>
-            <w:color w:val="0000EE"/>
-            <w:u w:val="single"/>
-          </w:rPr>
-          <w:t>創46:21</w:t>
-        </w:r>
-      </w:hyperlink>
+      <w:r>
+        <w:rPr>
+          <w:lang w:val="zh_TW" w:bidi="zh_TW"/>
+        </w:rPr>
+        <w:t>創46:21</w:t>
+      </w:r>
       <w:r>
         <w:rPr>
           <w:lang w:val="zh_TW" w:bidi="zh_TW"/>
@@ -1346,18 +1178,12 @@
         </w:rPr>
         <w:t>一位利未的守門者。他與何薩一同看守耶路撒冷西面的沙利基門（</w:t>
       </w:r>
-      <w:hyperlink r:id="rId37">
-        <w:r>
-          <w:rPr>
-            <w:lang w:val="zh_TW" w:bidi="zh_TW"/>
-          </w:rPr>
-          <w:rPr>
-            <w:color w:val="0000EE"/>
-            <w:u w:val="single"/>
-          </w:rPr>
-          <w:t>代上26:16</w:t>
-        </w:r>
-      </w:hyperlink>
+      <w:r>
+        <w:rPr>
+          <w:lang w:val="zh_TW" w:bidi="zh_TW"/>
+        </w:rPr>
+        <w:t>代上26:16</w:t>
+      </w:r>
       <w:r>
         <w:rPr>
           <w:lang w:val="zh_TW" w:bidi="zh_TW"/>
@@ -1420,36 +1246,24 @@
         </w:rPr>
         <w:t>一位迦南人，他的女兒嫁給了猶大，並為猶大生了三個兒子：珥、俄南和示拉（</w:t>
       </w:r>
-      <w:hyperlink r:id="rId38">
-        <w:r>
-          <w:rPr>
-            <w:lang w:val="zh_TW" w:bidi="zh_TW"/>
-          </w:rPr>
-          <w:rPr>
-            <w:color w:val="0000EE"/>
-            <w:u w:val="single"/>
-          </w:rPr>
-          <w:t>創38:2–5</w:t>
-        </w:r>
-      </w:hyperlink>
+      <w:r>
+        <w:rPr>
+          <w:lang w:val="zh_TW" w:bidi="zh_TW"/>
+        </w:rPr>
+        <w:t>創38:2–5</w:t>
+      </w:r>
       <w:r>
         <w:rPr>
           <w:lang w:val="zh_TW" w:bidi="zh_TW"/>
         </w:rPr>
         <w:t>、</w:t>
       </w:r>
-      <w:hyperlink r:id="rId38">
-        <w:r>
-          <w:rPr>
-            <w:lang w:val="zh_TW" w:bidi="zh_TW"/>
-          </w:rPr>
-          <w:rPr>
-            <w:color w:val="0000EE"/>
-            <w:u w:val="single"/>
-          </w:rPr>
-          <w:t>12</w:t>
-        </w:r>
-      </w:hyperlink>
+      <w:r>
+        <w:rPr>
+          <w:lang w:val="zh_TW" w:bidi="zh_TW"/>
+        </w:rPr>
+        <w:t>12</w:t>
+      </w:r>
       <w:r>
         <w:rPr>
           <w:lang w:val="zh_TW" w:bidi="zh_TW"/>
@@ -1499,18 +1313,12 @@
         </w:rPr>
         <w:t>亞設支派的人希別的女兒，也是雅弗勒、朔默和何坦的姊妹（</w:t>
       </w:r>
-      <w:hyperlink r:id="rId39">
-        <w:r>
-          <w:rPr>
-            <w:lang w:val="zh_TW" w:bidi="zh_TW"/>
-          </w:rPr>
-          <w:rPr>
-            <w:color w:val="0000EE"/>
-            <w:u w:val="single"/>
-          </w:rPr>
-          <w:t>代上7:32</w:t>
-        </w:r>
-      </w:hyperlink>
+      <w:r>
+        <w:rPr>
+          <w:lang w:val="zh_TW" w:bidi="zh_TW"/>
+        </w:rPr>
+        <w:t>代上7:32</w:t>
+      </w:r>
       <w:r>
         <w:rPr>
           <w:lang w:val="zh_TW" w:bidi="zh_TW"/>
@@ -1565,36 +1373,24 @@
         </w:rPr>
         <w:t>1. 書亞是基土拉為亞伯拉罕所生的六個兒子之一（</w:t>
       </w:r>
-      <w:hyperlink r:id="rId40">
-        <w:r>
-          <w:rPr>
-            <w:lang w:val="zh_TW" w:bidi="zh_TW"/>
-          </w:rPr>
-          <w:rPr>
-            <w:color w:val="0000EE"/>
-            <w:u w:val="single"/>
-          </w:rPr>
-          <w:t>創25:2</w:t>
-        </w:r>
-      </w:hyperlink>
+      <w:r>
+        <w:rPr>
+          <w:lang w:val="zh_TW" w:bidi="zh_TW"/>
+        </w:rPr>
+        <w:t>創25:2</w:t>
+      </w:r>
       <w:r>
         <w:rPr>
           <w:lang w:val="zh_TW" w:bidi="zh_TW"/>
         </w:rPr>
         <w:t>；</w:t>
       </w:r>
-      <w:hyperlink r:id="rId41">
-        <w:r>
-          <w:rPr>
-            <w:lang w:val="zh_TW" w:bidi="zh_TW"/>
-          </w:rPr>
-          <w:rPr>
-            <w:color w:val="0000EE"/>
-            <w:u w:val="single"/>
-          </w:rPr>
-          <w:t>代上1:32</w:t>
-        </w:r>
-      </w:hyperlink>
+      <w:r>
+        <w:rPr>
+          <w:lang w:val="zh_TW" w:bidi="zh_TW"/>
+        </w:rPr>
+        <w:t>代上1:32</w:t>
+      </w:r>
       <w:r>
         <w:rPr>
           <w:lang w:val="zh_TW" w:bidi="zh_TW"/>
@@ -1613,18 +1409,12 @@
         </w:rPr>
         <w:t>的先祖（</w:t>
       </w:r>
-      <w:hyperlink r:id="rId42">
-        <w:r>
-          <w:rPr>
-            <w:lang w:val="zh_TW" w:bidi="zh_TW"/>
-          </w:rPr>
-          <w:rPr>
-            <w:color w:val="0000EE"/>
-            <w:u w:val="single"/>
-          </w:rPr>
-          <w:t>伯2:11</w:t>
-        </w:r>
-      </w:hyperlink>
+      <w:r>
+        <w:rPr>
+          <w:lang w:val="zh_TW" w:bidi="zh_TW"/>
+        </w:rPr>
+        <w:t>伯2:11</w:t>
+      </w:r>
       <w:r>
         <w:rPr>
           <w:lang w:val="zh_TW" w:bidi="zh_TW"/>
@@ -1645,36 +1435,24 @@
         </w:rPr>
         <w:t>2. 猶大的岳父，見於</w:t>
       </w:r>
-      <w:hyperlink r:id="rId43">
-        <w:r>
-          <w:rPr>
-            <w:lang w:val="zh_TW" w:bidi="zh_TW"/>
-          </w:rPr>
-          <w:rPr>
-            <w:color w:val="0000EE"/>
-            <w:u w:val="single"/>
-          </w:rPr>
-          <w:t>創世記三十八章2節</w:t>
-        </w:r>
-      </w:hyperlink>
+      <w:r>
+        <w:rPr>
+          <w:lang w:val="zh_TW" w:bidi="zh_TW"/>
+        </w:rPr>
+        <w:t>創世記三十八章2節</w:t>
+      </w:r>
       <w:r>
         <w:rPr>
           <w:lang w:val="zh_TW" w:bidi="zh_TW"/>
         </w:rPr>
         <w:t>、</w:t>
       </w:r>
-      <w:hyperlink r:id="rId43">
-        <w:r>
-          <w:rPr>
-            <w:lang w:val="zh_TW" w:bidi="zh_TW"/>
-          </w:rPr>
-          <w:rPr>
-            <w:color w:val="0000EE"/>
-            <w:u w:val="single"/>
-          </w:rPr>
-          <w:t>12節</w:t>
-        </w:r>
-      </w:hyperlink>
+      <w:r>
+        <w:rPr>
+          <w:lang w:val="zh_TW" w:bidi="zh_TW"/>
+        </w:rPr>
+        <w:t>12節</w:t>
+      </w:r>
       <w:r>
         <w:rPr>
           <w:lang w:val="zh_TW" w:bidi="zh_TW"/>
@@ -1722,18 +1500,12 @@
         </w:rPr>
         <w:t>3. 有些譯本將其寫為書哈（Shuhah），他是基祿的兄弟，見於</w:t>
       </w:r>
-      <w:hyperlink r:id="rId44">
-        <w:r>
-          <w:rPr>
-            <w:lang w:val="zh_TW" w:bidi="zh_TW"/>
-          </w:rPr>
-          <w:rPr>
-            <w:color w:val="0000EE"/>
-            <w:u w:val="single"/>
-          </w:rPr>
-          <w:t>歷代志上四章11節</w:t>
-        </w:r>
-      </w:hyperlink>
+      <w:r>
+        <w:rPr>
+          <w:lang w:val="zh_TW" w:bidi="zh_TW"/>
+        </w:rPr>
+        <w:t>歷代志上四章11節</w:t>
+      </w:r>
       <w:r>
         <w:rPr>
           <w:lang w:val="zh_TW" w:bidi="zh_TW"/>
@@ -1823,36 +1595,24 @@
         </w:rPr>
         <w:t>猶大的迦南人妻子。她為猶大生了三個兒子：珥、俄南和示拉（</w:t>
       </w:r>
-      <w:hyperlink r:id="rId45">
-        <w:r>
-          <w:rPr>
-            <w:lang w:val="zh_TW" w:bidi="zh_TW"/>
-          </w:rPr>
-          <w:rPr>
-            <w:color w:val="0000EE"/>
-            <w:u w:val="single"/>
-          </w:rPr>
-          <w:t>創38:2–5</w:t>
-        </w:r>
-      </w:hyperlink>
+      <w:r>
+        <w:rPr>
+          <w:lang w:val="zh_TW" w:bidi="zh_TW"/>
+        </w:rPr>
+        <w:t>創38:2–5</w:t>
+      </w:r>
       <w:r>
         <w:rPr>
           <w:lang w:val="zh_TW" w:bidi="zh_TW"/>
         </w:rPr>
         <w:t>；</w:t>
       </w:r>
-      <w:hyperlink r:id="rId46">
-        <w:r>
-          <w:rPr>
-            <w:lang w:val="zh_TW" w:bidi="zh_TW"/>
-          </w:rPr>
-          <w:rPr>
-            <w:color w:val="0000EE"/>
-            <w:u w:val="single"/>
-          </w:rPr>
-          <w:t>代上2:3</w:t>
-        </w:r>
-      </w:hyperlink>
+      <w:r>
+        <w:rPr>
+          <w:lang w:val="zh_TW" w:bidi="zh_TW"/>
+        </w:rPr>
+        <w:t>代上2:3</w:t>
+      </w:r>
       <w:r>
         <w:rPr>
           <w:lang w:val="zh_TW" w:bidi="zh_TW"/>
@@ -1877,18 +1637,12 @@
         </w:rPr>
         <w:t>拔書亞（Bathshua）是拔示巴（Bathsheba）的另一種英文拼寫形式，見於</w:t>
       </w:r>
-      <w:hyperlink r:id="rId47">
-        <w:r>
-          <w:rPr>
-            <w:lang w:val="zh_TW" w:bidi="zh_TW"/>
-          </w:rPr>
-          <w:rPr>
-            <w:color w:val="0000EE"/>
-            <w:u w:val="single"/>
-          </w:rPr>
-          <w:t>歷代志上三章5節</w:t>
-        </w:r>
-      </w:hyperlink>
+      <w:r>
+        <w:rPr>
+          <w:lang w:val="zh_TW" w:bidi="zh_TW"/>
+        </w:rPr>
+        <w:t>歷代志上三章5節</w:t>
+      </w:r>
       <w:r>
         <w:rPr>
           <w:lang w:val="zh_TW" w:bidi="zh_TW"/>
@@ -1988,54 +1742,36 @@
         </w:rPr>
         <w:t>這是約旦河谷的一座城，與其它城邑一同被列為屬於迦得支派的地業（</w:t>
       </w:r>
-      <w:hyperlink r:id="rId48">
-        <w:r>
-          <w:rPr>
-            <w:lang w:val="zh_TW" w:bidi="zh_TW"/>
-          </w:rPr>
-          <w:rPr>
-            <w:color w:val="0000EE"/>
-            <w:u w:val="single"/>
-          </w:rPr>
-          <w:t>書13:27</w:t>
-        </w:r>
-      </w:hyperlink>
+      <w:r>
+        <w:rPr>
+          <w:lang w:val="zh_TW" w:bidi="zh_TW"/>
+        </w:rPr>
+        <w:t>書13:27</w:t>
+      </w:r>
       <w:r>
         <w:rPr>
           <w:lang w:val="zh_TW" w:bidi="zh_TW"/>
         </w:rPr>
         <w:t>）。疏割位於一個肥沃的山谷——加烏爾阿布烏代達谷（Ghaur Abu 'Udeidah）。這山谷在聖經中稱為疏割谷（</w:t>
       </w:r>
-      <w:hyperlink r:id="rId49">
-        <w:r>
-          <w:rPr>
-            <w:lang w:val="zh_TW" w:bidi="zh_TW"/>
-          </w:rPr>
-          <w:rPr>
-            <w:color w:val="0000EE"/>
-            <w:u w:val="single"/>
-          </w:rPr>
-          <w:t>詩60:6</w:t>
-        </w:r>
-      </w:hyperlink>
+      <w:r>
+        <w:rPr>
+          <w:lang w:val="zh_TW" w:bidi="zh_TW"/>
+        </w:rPr>
+        <w:t>詩60:6</w:t>
+      </w:r>
       <w:r>
         <w:rPr>
           <w:lang w:val="zh_TW" w:bidi="zh_TW"/>
         </w:rPr>
         <w:t>，</w:t>
       </w:r>
-      <w:hyperlink r:id="rId50">
-        <w:r>
-          <w:rPr>
-            <w:lang w:val="zh_TW" w:bidi="zh_TW"/>
-          </w:rPr>
-          <w:rPr>
-            <w:color w:val="0000EE"/>
-            <w:u w:val="single"/>
-          </w:rPr>
-          <w:t>108:7</w:t>
-        </w:r>
-      </w:hyperlink>
+      <w:r>
+        <w:rPr>
+          <w:lang w:val="zh_TW" w:bidi="zh_TW"/>
+        </w:rPr>
+        <w:t>108:7</w:t>
+      </w:r>
       <w:r>
         <w:rPr>
           <w:lang w:val="zh_TW" w:bidi="zh_TW"/>
@@ -2049,18 +1785,12 @@
         </w:rPr>
         <w:t>這地方首次出現在雅各與以掃相會的記載中，相會地點位於毗努伊勒南面不遠處。雅各與以掃見面後，前往疏割，並為自己的牲畜搭建棚子。這就是該地名稱的由來（疏割的意思是「棚」，</w:t>
       </w:r>
-      <w:hyperlink r:id="rId51">
-        <w:r>
-          <w:rPr>
-            <w:lang w:val="zh_TW" w:bidi="zh_TW"/>
-          </w:rPr>
-          <w:rPr>
-            <w:color w:val="0000EE"/>
-            <w:u w:val="single"/>
-          </w:rPr>
-          <w:t>創33:17</w:t>
-        </w:r>
-      </w:hyperlink>
+      <w:r>
+        <w:rPr>
+          <w:lang w:val="zh_TW" w:bidi="zh_TW"/>
+        </w:rPr>
+        <w:t>創33:17</w:t>
+      </w:r>
       <w:r>
         <w:rPr>
           <w:lang w:val="zh_TW" w:bidi="zh_TW"/>
@@ -2074,36 +1804,24 @@
         </w:rPr>
         <w:t>後來，當基甸和他的部下追趕米甸人時，疏割人拒絕供應食物給他們（</w:t>
       </w:r>
-      <w:hyperlink r:id="rId52">
-        <w:r>
-          <w:rPr>
-            <w:lang w:val="zh_TW" w:bidi="zh_TW"/>
-          </w:rPr>
-          <w:rPr>
-            <w:color w:val="0000EE"/>
-            <w:u w:val="single"/>
-          </w:rPr>
-          <w:t>士8:5–9</w:t>
-        </w:r>
-      </w:hyperlink>
+      <w:r>
+        <w:rPr>
+          <w:lang w:val="zh_TW" w:bidi="zh_TW"/>
+        </w:rPr>
+        <w:t>士8:5–9</w:t>
+      </w:r>
       <w:r>
         <w:rPr>
           <w:lang w:val="zh_TW" w:bidi="zh_TW"/>
         </w:rPr>
         <w:t>）。基甸回來後，懲罰了疏割的長老（</w:t>
       </w:r>
-      <w:hyperlink r:id="rId53">
-        <w:r>
-          <w:rPr>
-            <w:lang w:val="zh_TW" w:bidi="zh_TW"/>
-          </w:rPr>
-          <w:rPr>
-            <w:color w:val="0000EE"/>
-            <w:u w:val="single"/>
-          </w:rPr>
-          <w:t>士8:13–17</w:t>
-        </w:r>
-      </w:hyperlink>
+      <w:r>
+        <w:rPr>
+          <w:lang w:val="zh_TW" w:bidi="zh_TW"/>
+        </w:rPr>
+        <w:t>士8:13–17</w:t>
+      </w:r>
       <w:r>
         <w:rPr>
           <w:lang w:val="zh_TW" w:bidi="zh_TW"/>
@@ -2117,36 +1835,24 @@
         </w:rPr>
         <w:t>疏割也與所羅門的建築工程有關。聖殿重要器具和設備所需的鑄件，是在疏割與撒拉但之間的地區鑄造的（</w:t>
       </w:r>
-      <w:hyperlink r:id="rId54">
-        <w:r>
-          <w:rPr>
-            <w:lang w:val="zh_TW" w:bidi="zh_TW"/>
-          </w:rPr>
-          <w:rPr>
-            <w:color w:val="0000EE"/>
-            <w:u w:val="single"/>
-          </w:rPr>
-          <w:t>王上7:46</w:t>
-        </w:r>
-      </w:hyperlink>
+      <w:r>
+        <w:rPr>
+          <w:lang w:val="zh_TW" w:bidi="zh_TW"/>
+        </w:rPr>
+        <w:t>王上7:46</w:t>
+      </w:r>
       <w:r>
         <w:rPr>
           <w:lang w:val="zh_TW" w:bidi="zh_TW"/>
         </w:rPr>
         <w:t>；</w:t>
       </w:r>
-      <w:hyperlink r:id="rId55">
-        <w:r>
-          <w:rPr>
-            <w:lang w:val="zh_TW" w:bidi="zh_TW"/>
-          </w:rPr>
-          <w:rPr>
-            <w:color w:val="0000EE"/>
-            <w:u w:val="single"/>
-          </w:rPr>
-          <w:t>代下4:17</w:t>
-        </w:r>
-      </w:hyperlink>
+      <w:r>
+        <w:rPr>
+          <w:lang w:val="zh_TW" w:bidi="zh_TW"/>
+        </w:rPr>
+        <w:t>代下4:17</w:t>
+      </w:r>
       <w:r>
         <w:rPr>
           <w:lang w:val="zh_TW" w:bidi="zh_TW"/>
@@ -2160,54 +1866,36 @@
         </w:rPr>
         <w:t>有些學者認為，疏割這個地名也出現在另外兩處經文中。第一處是大衛與亞捫人交戰之前聚集軍隊的地方；當時約櫃和軍兵都「住在棚裡（sukkoth）」（</w:t>
       </w:r>
-      <w:hyperlink r:id="rId56">
-        <w:r>
-          <w:rPr>
-            <w:lang w:val="zh_TW" w:bidi="zh_TW"/>
-          </w:rPr>
-          <w:rPr>
-            <w:color w:val="0000EE"/>
-            <w:u w:val="single"/>
-          </w:rPr>
-          <w:t>撒下11:11</w:t>
-        </w:r>
-      </w:hyperlink>
+      <w:r>
+        <w:rPr>
+          <w:lang w:val="zh_TW" w:bidi="zh_TW"/>
+        </w:rPr>
+        <w:t>撒下11:11</w:t>
+      </w:r>
       <w:r>
         <w:rPr>
           <w:lang w:val="zh_TW" w:bidi="zh_TW"/>
         </w:rPr>
         <w:t>）。第二處是便‧哈達與撒馬利亞交戰時聚集軍隊的地方（</w:t>
       </w:r>
-      <w:hyperlink r:id="rId57">
-        <w:r>
-          <w:rPr>
-            <w:lang w:val="zh_TW" w:bidi="zh_TW"/>
-          </w:rPr>
-          <w:rPr>
-            <w:color w:val="0000EE"/>
-            <w:u w:val="single"/>
-          </w:rPr>
-          <w:t>王上20:12</w:t>
-        </w:r>
-      </w:hyperlink>
+      <w:r>
+        <w:rPr>
+          <w:lang w:val="zh_TW" w:bidi="zh_TW"/>
+        </w:rPr>
+        <w:t>王上20:12</w:t>
+      </w:r>
       <w:r>
         <w:rPr>
           <w:lang w:val="zh_TW" w:bidi="zh_TW"/>
         </w:rPr>
         <w:t>、</w:t>
       </w:r>
-      <w:hyperlink r:id="rId57">
-        <w:r>
-          <w:rPr>
-            <w:lang w:val="zh_TW" w:bidi="zh_TW"/>
-          </w:rPr>
-          <w:rPr>
-            <w:color w:val="0000EE"/>
-            <w:u w:val="single"/>
-          </w:rPr>
-          <w:t>16</w:t>
-        </w:r>
-      </w:hyperlink>
+      <w:r>
+        <w:rPr>
+          <w:lang w:val="zh_TW" w:bidi="zh_TW"/>
+        </w:rPr>
+        <w:t>16</w:t>
+      </w:r>
       <w:r>
         <w:rPr>
           <w:lang w:val="zh_TW" w:bidi="zh_TW"/>
@@ -2232,54 +1920,36 @@
         </w:rPr>
         <w:t>埃及的一座城。當以色列人出埃及時，這是他們離開埃及後第一個停留的地點（</w:t>
       </w:r>
-      <w:hyperlink r:id="rId58">
-        <w:r>
-          <w:rPr>
-            <w:lang w:val="zh_TW" w:bidi="zh_TW"/>
-          </w:rPr>
-          <w:rPr>
-            <w:color w:val="0000EE"/>
-            <w:u w:val="single"/>
-          </w:rPr>
-          <w:t>出12:37</w:t>
-        </w:r>
-      </w:hyperlink>
+      <w:r>
+        <w:rPr>
+          <w:lang w:val="zh_TW" w:bidi="zh_TW"/>
+        </w:rPr>
+        <w:t>出12:37</w:t>
+      </w:r>
       <w:r>
         <w:rPr>
           <w:lang w:val="zh_TW" w:bidi="zh_TW"/>
         </w:rPr>
         <w:t>，</w:t>
       </w:r>
-      <w:hyperlink r:id="rId59">
-        <w:r>
-          <w:rPr>
-            <w:lang w:val="zh_TW" w:bidi="zh_TW"/>
-          </w:rPr>
-          <w:rPr>
-            <w:color w:val="0000EE"/>
-            <w:u w:val="single"/>
-          </w:rPr>
-          <w:t>13:20</w:t>
-        </w:r>
-      </w:hyperlink>
+      <w:r>
+        <w:rPr>
+          <w:lang w:val="zh_TW" w:bidi="zh_TW"/>
+        </w:rPr>
+        <w:t>13:20</w:t>
+      </w:r>
       <w:r>
         <w:rPr>
           <w:lang w:val="zh_TW" w:bidi="zh_TW"/>
         </w:rPr>
         <w:t>；</w:t>
       </w:r>
-      <w:hyperlink r:id="rId60">
-        <w:r>
-          <w:rPr>
-            <w:lang w:val="zh_TW" w:bidi="zh_TW"/>
-          </w:rPr>
-          <w:rPr>
-            <w:color w:val="0000EE"/>
-            <w:u w:val="single"/>
-          </w:rPr>
-          <w:t>民33:5–6</w:t>
-        </w:r>
-      </w:hyperlink>
+      <w:r>
+        <w:rPr>
+          <w:lang w:val="zh_TW" w:bidi="zh_TW"/>
+        </w:rPr>
+        <w:t>民33:5–6</w:t>
+      </w:r>
       <w:r>
         <w:rPr>
           <w:lang w:val="zh_TW" w:bidi="zh_TW"/>
@@ -2374,36 +2044,24 @@
         </w:rPr>
         <w:t>為釋放奴隸、俘虜、財產或生命而付出的代價。 耶穌說祂的全部工作就是通過捨命作多人的贖價來服事他們（</w:t>
       </w:r>
-      <w:hyperlink r:id="rId61">
-        <w:r>
-          <w:rPr>
-            <w:lang w:val="zh_TW" w:bidi="zh_TW"/>
-          </w:rPr>
-          <w:rPr>
-            <w:color w:val="0000EE"/>
-            <w:u w:val="single"/>
-          </w:rPr>
-          <w:t>太20:28</w:t>
-        </w:r>
-      </w:hyperlink>
+      <w:r>
+        <w:rPr>
+          <w:lang w:val="zh_TW" w:bidi="zh_TW"/>
+        </w:rPr>
+        <w:t>太20:28</w:t>
+      </w:r>
       <w:r>
         <w:rPr>
           <w:lang w:val="zh_TW" w:bidi="zh_TW"/>
         </w:rPr>
         <w:t>；</w:t>
       </w:r>
-      <w:hyperlink r:id="rId62">
-        <w:r>
-          <w:rPr>
-            <w:lang w:val="zh_TW" w:bidi="zh_TW"/>
-          </w:rPr>
-          <w:rPr>
-            <w:color w:val="0000EE"/>
-            <w:u w:val="single"/>
-          </w:rPr>
-          <w:t>可10:45</w:t>
-        </w:r>
-      </w:hyperlink>
+      <w:r>
+        <w:rPr>
+          <w:lang w:val="zh_TW" w:bidi="zh_TW"/>
+        </w:rPr>
+        <w:t>可10:45</w:t>
+      </w:r>
       <w:r>
         <w:rPr>
           <w:lang w:val="zh_TW" w:bidi="zh_TW"/>
@@ -2435,18 +2093,12 @@
         </w:rPr>
         <w:t>在舊約中，神給祂的百姓一些規則，允許他們通過支付贖價來買回（或贖回）生命和財產（參</w:t>
       </w:r>
-      <w:hyperlink r:id="rId63">
-        <w:r>
-          <w:rPr>
-            <w:lang w:val="zh_TW" w:bidi="zh_TW"/>
-          </w:rPr>
-          <w:rPr>
-            <w:color w:val="0000EE"/>
-            <w:u w:val="single"/>
-          </w:rPr>
-          <w:t>利25–27章</w:t>
-        </w:r>
-      </w:hyperlink>
+      <w:r>
+        <w:rPr>
+          <w:lang w:val="zh_TW" w:bidi="zh_TW"/>
+        </w:rPr>
+        <w:t>利25–27章</w:t>
+      </w:r>
       <w:r>
         <w:rPr>
           <w:lang w:val="zh_TW" w:bidi="zh_TW"/>
@@ -2512,18 +2164,12 @@
         </w:rPr>
         <w:t>如果一頭牛殺了人，牛的主人可以支付贖價來保全自己的性命（</w:t>
       </w:r>
-      <w:hyperlink r:id="rId64">
-        <w:r>
-          <w:rPr>
-            <w:lang w:val="zh_TW" w:bidi="zh_TW"/>
-          </w:rPr>
-          <w:rPr>
-            <w:color w:val="0000EE"/>
-            <w:u w:val="single"/>
-          </w:rPr>
-          <w:t>出21:30</w:t>
-        </w:r>
-      </w:hyperlink>
+      <w:r>
+        <w:rPr>
+          <w:lang w:val="zh_TW" w:bidi="zh_TW"/>
+        </w:rPr>
+        <w:t>出21:30</w:t>
+      </w:r>
       <w:r>
         <w:rPr>
           <w:lang w:val="zh_TW" w:bidi="zh_TW"/>
@@ -2548,18 +2194,12 @@
         </w:rPr>
         <w:t>神要求每個以色列人在人口普查時支付半舍客勒作為贖價，以防止瘟疫（</w:t>
       </w:r>
-      <w:hyperlink r:id="rId65">
-        <w:r>
-          <w:rPr>
-            <w:lang w:val="zh_TW" w:bidi="zh_TW"/>
-          </w:rPr>
-          <w:rPr>
-            <w:color w:val="0000EE"/>
-            <w:u w:val="single"/>
-          </w:rPr>
-          <w:t>出30:12</w:t>
-        </w:r>
-      </w:hyperlink>
+      <w:r>
+        <w:rPr>
+          <w:lang w:val="zh_TW" w:bidi="zh_TW"/>
+        </w:rPr>
+        <w:t>出30:12</w:t>
+      </w:r>
       <w:r>
         <w:rPr>
           <w:lang w:val="zh_TW" w:bidi="zh_TW"/>
@@ -2584,18 +2224,12 @@
         </w:rPr>
         <w:t>兇手不能被贖，任何在逃城中尋求避難的人也不能被贖回（</w:t>
       </w:r>
-      <w:hyperlink r:id="rId66">
-        <w:r>
-          <w:rPr>
-            <w:lang w:val="zh_TW" w:bidi="zh_TW"/>
-          </w:rPr>
-          <w:rPr>
-            <w:color w:val="0000EE"/>
-            <w:u w:val="single"/>
-          </w:rPr>
-          <w:t>民35:31–32</w:t>
-        </w:r>
-      </w:hyperlink>
+      <w:r>
+        <w:rPr>
+          <w:lang w:val="zh_TW" w:bidi="zh_TW"/>
+        </w:rPr>
+        <w:t>民35:31–32</w:t>
+      </w:r>
       <w:r>
         <w:rPr>
           <w:lang w:val="zh_TW" w:bidi="zh_TW"/>
@@ -2620,18 +2254,12 @@
         </w:rPr>
         <w:t>無法通過支付贖價來避免死亡（</w:t>
       </w:r>
-      <w:hyperlink r:id="rId67">
-        <w:r>
-          <w:rPr>
-            <w:lang w:val="zh_TW" w:bidi="zh_TW"/>
-          </w:rPr>
-          <w:rPr>
-            <w:color w:val="0000EE"/>
-            <w:u w:val="single"/>
-          </w:rPr>
-          <w:t>詩49:7–9</w:t>
-        </w:r>
-      </w:hyperlink>
+      <w:r>
+        <w:rPr>
+          <w:lang w:val="zh_TW" w:bidi="zh_TW"/>
+        </w:rPr>
+        <w:t>詩49:7–9</w:t>
+      </w:r>
       <w:r>
         <w:rPr>
           <w:lang w:val="zh_TW" w:bidi="zh_TW"/>
@@ -2652,54 +2280,36 @@
         </w:rPr>
         <w:t>在某些情況下，這個詞用來指為了不正當地影響某人或讓他們保持沉默而支付的款項（</w:t>
       </w:r>
-      <w:hyperlink r:id="rId68">
-        <w:r>
-          <w:rPr>
-            <w:lang w:val="zh_TW" w:bidi="zh_TW"/>
-          </w:rPr>
-          <w:rPr>
-            <w:color w:val="0000EE"/>
-            <w:u w:val="single"/>
-          </w:rPr>
-          <w:t>撒上12:3</w:t>
-        </w:r>
-      </w:hyperlink>
+      <w:r>
+        <w:rPr>
+          <w:lang w:val="zh_TW" w:bidi="zh_TW"/>
+        </w:rPr>
+        <w:t>撒上12:3</w:t>
+      </w:r>
       <w:r>
         <w:rPr>
           <w:lang w:val="zh_TW" w:bidi="zh_TW"/>
         </w:rPr>
         <w:t>；</w:t>
       </w:r>
-      <w:hyperlink r:id="rId69">
-        <w:r>
-          <w:rPr>
-            <w:lang w:val="zh_TW" w:bidi="zh_TW"/>
-          </w:rPr>
-          <w:rPr>
-            <w:color w:val="0000EE"/>
-            <w:u w:val="single"/>
-          </w:rPr>
-          <w:t>箴6:35</w:t>
-        </w:r>
-      </w:hyperlink>
+      <w:r>
+        <w:rPr>
+          <w:lang w:val="zh_TW" w:bidi="zh_TW"/>
+        </w:rPr>
+        <w:t>箴6:35</w:t>
+      </w:r>
       <w:r>
         <w:rPr>
           <w:lang w:val="zh_TW" w:bidi="zh_TW"/>
         </w:rPr>
         <w:t>；</w:t>
       </w:r>
-      <w:hyperlink r:id="rId70">
-        <w:r>
-          <w:rPr>
-            <w:lang w:val="zh_TW" w:bidi="zh_TW"/>
-          </w:rPr>
-          <w:rPr>
-            <w:color w:val="0000EE"/>
-            <w:u w:val="single"/>
-          </w:rPr>
-          <w:t>摩5:12</w:t>
-        </w:r>
-      </w:hyperlink>
+      <w:r>
+        <w:rPr>
+          <w:lang w:val="zh_TW" w:bidi="zh_TW"/>
+        </w:rPr>
+        <w:t>摩5:12</w:t>
+      </w:r>
       <w:r>
         <w:rPr>
           <w:lang w:val="zh_TW" w:bidi="zh_TW"/>
@@ -2746,18 +2356,12 @@
         </w:rPr>
         <w:t>的意思是「救贖者（redeemer）」，或將失去的東西取回來的人。這個詞源自希伯來文詞語，意為「恢復、修復、拯救或救援（restore, repair, deliver, or rescue）」。這個詞涉及神的家庭律法，要求親屬互相幫助（</w:t>
       </w:r>
-      <w:hyperlink r:id="rId71">
-        <w:r>
-          <w:rPr>
-            <w:lang w:val="zh_TW" w:bidi="zh_TW"/>
-          </w:rPr>
-          <w:rPr>
-            <w:color w:val="0000EE"/>
-            <w:u w:val="single"/>
-          </w:rPr>
-          <w:t>利25:25–55</w:t>
-        </w:r>
-      </w:hyperlink>
+      <w:r>
+        <w:rPr>
+          <w:lang w:val="zh_TW" w:bidi="zh_TW"/>
+        </w:rPr>
+        <w:t>利25:25–55</w:t>
+      </w:r>
       <w:r>
         <w:rPr>
           <w:lang w:val="zh_TW" w:bidi="zh_TW"/>
@@ -2782,30 +2386,18 @@
         </w:rPr>
         <w:t>親屬有責任買回家族成員因為某些原因必須賣掉的財產（</w:t>
       </w:r>
-      <w:hyperlink r:id="rId72">
-        <w:r>
-          <w:rPr>
-            <w:lang w:val="zh_TW" w:bidi="zh_TW"/>
-          </w:rPr>
-          <w:rPr>
-            <w:color w:val="0000EE"/>
-            <w:u w:val="single"/>
-          </w:rPr>
-          <w:t>利25:25–34；</w:t>
-        </w:r>
-      </w:hyperlink>
-      <w:hyperlink r:id="rId73">
-        <w:r>
-          <w:rPr>
-            <w:lang w:val="zh_TW" w:bidi="zh_TW"/>
-          </w:rPr>
-          <w:rPr>
-            <w:color w:val="0000EE"/>
-            <w:u w:val="single"/>
-          </w:rPr>
-          <w:t>得4:4–6</w:t>
-        </w:r>
-      </w:hyperlink>
+      <w:r>
+        <w:rPr>
+          <w:lang w:val="zh_TW" w:bidi="zh_TW"/>
+        </w:rPr>
+        <w:t>利25:25–34；</w:t>
+      </w:r>
+      <w:r>
+        <w:rPr>
+          <w:lang w:val="zh_TW" w:bidi="zh_TW"/>
+        </w:rPr>
+        <w:t>得4:4–6</w:t>
+      </w:r>
       <w:r>
         <w:rPr>
           <w:lang w:val="zh_TW" w:bidi="zh_TW"/>
@@ -2830,18 +2422,12 @@
         </w:rPr>
         <w:t>親屬有責任解救因貧困而被迫賣身為奴的親屬（</w:t>
       </w:r>
-      <w:hyperlink r:id="rId74">
-        <w:r>
-          <w:rPr>
-            <w:lang w:val="zh_TW" w:bidi="zh_TW"/>
-          </w:rPr>
-          <w:rPr>
-            <w:color w:val="0000EE"/>
-            <w:u w:val="single"/>
-          </w:rPr>
-          <w:t>利25:47–55</w:t>
-        </w:r>
-      </w:hyperlink>
+      <w:r>
+        <w:rPr>
+          <w:lang w:val="zh_TW" w:bidi="zh_TW"/>
+        </w:rPr>
+        <w:t>利25:47–55</w:t>
+      </w:r>
       <w:r>
         <w:rPr>
           <w:lang w:val="zh_TW" w:bidi="zh_TW"/>
@@ -2866,30 +2452,18 @@
         </w:rPr>
         <w:t>親屬有責任為死去的親屬伸張正義，懲罰殺害他們的人（</w:t>
       </w:r>
-      <w:hyperlink r:id="rId75">
-        <w:r>
-          <w:rPr>
-            <w:lang w:val="zh_TW" w:bidi="zh_TW"/>
-          </w:rPr>
-          <w:rPr>
-            <w:color w:val="0000EE"/>
-            <w:u w:val="single"/>
-          </w:rPr>
-          <w:t>民35:19–27；</w:t>
-        </w:r>
-      </w:hyperlink>
-      <w:hyperlink r:id="rId76">
-        <w:r>
-          <w:rPr>
-            <w:lang w:val="zh_TW" w:bidi="zh_TW"/>
-          </w:rPr>
-          <w:rPr>
-            <w:color w:val="0000EE"/>
-            <w:u w:val="single"/>
-          </w:rPr>
-          <w:t>書20:3–5</w:t>
-        </w:r>
-      </w:hyperlink>
+      <w:r>
+        <w:rPr>
+          <w:lang w:val="zh_TW" w:bidi="zh_TW"/>
+        </w:rPr>
+        <w:t>民35:19–27；</w:t>
+      </w:r>
+      <w:r>
+        <w:rPr>
+          <w:lang w:val="zh_TW" w:bidi="zh_TW"/>
+        </w:rPr>
+        <w:t>書20:3–5</w:t>
+      </w:r>
       <w:r>
         <w:rPr>
           <w:lang w:val="zh_TW" w:bidi="zh_TW"/>
@@ -2914,30 +2488,18 @@
         </w:rPr>
         <w:t>親屬也有義務娶已故兄弟沒有子女的妻子，以延續家族血脈（</w:t>
       </w:r>
-      <w:hyperlink r:id="rId77">
-        <w:r>
-          <w:rPr>
-            <w:lang w:val="zh_TW" w:bidi="zh_TW"/>
-          </w:rPr>
-          <w:rPr>
-            <w:color w:val="0000EE"/>
-            <w:u w:val="single"/>
-          </w:rPr>
-          <w:t>得3:9–13，</w:t>
-        </w:r>
-      </w:hyperlink>
-      <w:hyperlink r:id="rId78">
-        <w:r>
-          <w:rPr>
-            <w:lang w:val="zh_TW" w:bidi="zh_TW"/>
-          </w:rPr>
-          <w:rPr>
-            <w:color w:val="0000EE"/>
-            <w:u w:val="single"/>
-          </w:rPr>
-          <w:t>4:1–12</w:t>
-        </w:r>
-      </w:hyperlink>
+      <w:r>
+        <w:rPr>
+          <w:lang w:val="zh_TW" w:bidi="zh_TW"/>
+        </w:rPr>
+        <w:t>得3:9–13，</w:t>
+      </w:r>
+      <w:r>
+        <w:rPr>
+          <w:lang w:val="zh_TW" w:bidi="zh_TW"/>
+        </w:rPr>
+        <w:t>4:1–12</w:t>
+      </w:r>
       <w:r>
         <w:rPr>
           <w:lang w:val="zh_TW" w:bidi="zh_TW"/>
@@ -2971,18 +2533,12 @@
         </w:rPr>
         <w:t xml:space="preserve"> 是幫助或保護他人的人。例如，約伯呼求神捍衛他（</w:t>
       </w:r>
-      <w:hyperlink r:id="rId79">
-        <w:r>
-          <w:rPr>
-            <w:lang w:val="zh_TW" w:bidi="zh_TW"/>
-          </w:rPr>
-          <w:rPr>
-            <w:color w:val="0000EE"/>
-            <w:u w:val="single"/>
-          </w:rPr>
-          <w:t>伯19:25</w:t>
-        </w:r>
-      </w:hyperlink>
+      <w:r>
+        <w:rPr>
+          <w:lang w:val="zh_TW" w:bidi="zh_TW"/>
+        </w:rPr>
+        <w:t>伯19:25</w:t>
+      </w:r>
       <w:r>
         <w:rPr>
           <w:lang w:val="zh_TW" w:bidi="zh_TW"/>
@@ -3034,18 +2590,12 @@
         </w:rPr>
         <w:t>埃及的奴役（</w:t>
       </w:r>
-      <w:hyperlink r:id="rId80">
-        <w:r>
-          <w:rPr>
-            <w:lang w:val="zh_TW" w:bidi="zh_TW"/>
-          </w:rPr>
-          <w:rPr>
-            <w:color w:val="0000EE"/>
-            <w:u w:val="single"/>
-          </w:rPr>
-          <w:t>出6:5–7</w:t>
-        </w:r>
-      </w:hyperlink>
+      <w:r>
+        <w:rPr>
+          <w:lang w:val="zh_TW" w:bidi="zh_TW"/>
+        </w:rPr>
+        <w:t>出6:5–7</w:t>
+      </w:r>
       <w:r>
         <w:rPr>
           <w:lang w:val="zh_TW" w:bidi="zh_TW"/>
@@ -3101,18 +2651,12 @@
         </w:rPr>
         <w:t>一詞在</w:t>
       </w:r>
-      <w:hyperlink r:id="rId81">
-        <w:r>
-          <w:rPr>
-            <w:lang w:val="zh_TW" w:bidi="zh_TW"/>
-          </w:rPr>
-          <w:rPr>
-            <w:color w:val="0000EE"/>
-            <w:u w:val="single"/>
-          </w:rPr>
-          <w:t>賽40–46章</w:t>
-        </w:r>
-      </w:hyperlink>
+      <w:r>
+        <w:rPr>
+          <w:lang w:val="zh_TW" w:bidi="zh_TW"/>
+        </w:rPr>
+        <w:t>賽40–46章</w:t>
+      </w:r>
       <w:r>
         <w:rPr>
           <w:lang w:val="zh_TW" w:bidi="zh_TW"/>
@@ -3133,36 +2677,24 @@
         </w:rPr>
         <w:t>因此，以色列被稱為「耶和華救贖的民」（</w:t>
       </w:r>
-      <w:hyperlink r:id="rId82">
-        <w:r>
-          <w:rPr>
-            <w:lang w:val="zh_TW" w:bidi="zh_TW"/>
-          </w:rPr>
-          <w:rPr>
-            <w:color w:val="0000EE"/>
-            <w:u w:val="single"/>
-          </w:rPr>
-          <w:t>賽35:10</w:t>
-        </w:r>
-      </w:hyperlink>
+      <w:r>
+        <w:rPr>
+          <w:lang w:val="zh_TW" w:bidi="zh_TW"/>
+        </w:rPr>
+        <w:t>賽35:10</w:t>
+      </w:r>
       <w:r>
         <w:rPr>
           <w:lang w:val="zh_TW" w:bidi="zh_TW"/>
         </w:rPr>
         <w:t>），「無銀」被贖（</w:t>
       </w:r>
-      <w:hyperlink r:id="rId83">
-        <w:r>
-          <w:rPr>
-            <w:lang w:val="zh_TW" w:bidi="zh_TW"/>
-          </w:rPr>
-          <w:rPr>
-            <w:color w:val="0000EE"/>
-            <w:u w:val="single"/>
-          </w:rPr>
-          <w:t>52:3</w:t>
-        </w:r>
-      </w:hyperlink>
+      <w:r>
+        <w:rPr>
+          <w:lang w:val="zh_TW" w:bidi="zh_TW"/>
+        </w:rPr>
+        <w:t>52:3</w:t>
+      </w:r>
       <w:r>
         <w:rPr>
           <w:lang w:val="zh_TW" w:bidi="zh_TW"/>
@@ -3214,90 +2746,60 @@
         </w:rPr>
         <w:t>這個詞用於長子。神在埃及的逾越節拯救了以色列的長子，之後所有的長子和頭生的牲畜都屬於神。人們必須支付贖價來保留自己的長子（</w:t>
       </w:r>
-      <w:hyperlink r:id="rId84">
-        <w:r>
-          <w:rPr>
-            <w:lang w:val="zh_TW" w:bidi="zh_TW"/>
-          </w:rPr>
-          <w:rPr>
-            <w:color w:val="0000EE"/>
-            <w:u w:val="single"/>
-          </w:rPr>
-          <w:t>出13:12–15</w:t>
-        </w:r>
-      </w:hyperlink>
+      <w:r>
+        <w:rPr>
+          <w:lang w:val="zh_TW" w:bidi="zh_TW"/>
+        </w:rPr>
+        <w:t>出13:12–15</w:t>
+      </w:r>
       <w:r>
         <w:rPr>
           <w:lang w:val="zh_TW" w:bidi="zh_TW"/>
         </w:rPr>
         <w:t>，</w:t>
       </w:r>
-      <w:hyperlink r:id="rId85">
-        <w:r>
-          <w:rPr>
-            <w:lang w:val="zh_TW" w:bidi="zh_TW"/>
-          </w:rPr>
-          <w:rPr>
-            <w:color w:val="0000EE"/>
-            <w:u w:val="single"/>
-          </w:rPr>
-          <w:t>34:20</w:t>
-        </w:r>
-      </w:hyperlink>
+      <w:r>
+        <w:rPr>
+          <w:lang w:val="zh_TW" w:bidi="zh_TW"/>
+        </w:rPr>
+        <w:t>34:20</w:t>
+      </w:r>
       <w:r>
         <w:rPr>
           <w:lang w:val="zh_TW" w:bidi="zh_TW"/>
         </w:rPr>
         <w:t>；</w:t>
       </w:r>
-      <w:hyperlink r:id="rId86">
-        <w:r>
-          <w:rPr>
-            <w:lang w:val="zh_TW" w:bidi="zh_TW"/>
-          </w:rPr>
-          <w:rPr>
-            <w:color w:val="0000EE"/>
-            <w:u w:val="single"/>
-          </w:rPr>
-          <w:t>利27:27</w:t>
-        </w:r>
-      </w:hyperlink>
+      <w:r>
+        <w:rPr>
+          <w:lang w:val="zh_TW" w:bidi="zh_TW"/>
+        </w:rPr>
+        <w:t>利27:27</w:t>
+      </w:r>
       <w:r>
         <w:rPr>
           <w:lang w:val="zh_TW" w:bidi="zh_TW"/>
         </w:rPr>
         <w:t>；</w:t>
       </w:r>
-      <w:hyperlink r:id="rId87">
-        <w:r>
-          <w:rPr>
-            <w:lang w:val="zh_TW" w:bidi="zh_TW"/>
-          </w:rPr>
-          <w:rPr>
-            <w:color w:val="0000EE"/>
-            <w:u w:val="single"/>
-          </w:rPr>
-          <w:t>民18:15–17</w:t>
-        </w:r>
-      </w:hyperlink>
+      <w:r>
+        <w:rPr>
+          <w:lang w:val="zh_TW" w:bidi="zh_TW"/>
+        </w:rPr>
+        <w:t>民18:15–17</w:t>
+      </w:r>
       <w:r>
         <w:rPr>
           <w:lang w:val="zh_TW" w:bidi="zh_TW"/>
         </w:rPr>
         <w:t>）。後來，神揀選了利未人來事奉祂，而不是所有的長子。由於長子比利未人多273人，因此多出的長子需要每人支付五舍客勒的贖銀（</w:t>
       </w:r>
-      <w:hyperlink r:id="rId88">
-        <w:r>
-          <w:rPr>
-            <w:lang w:val="zh_TW" w:bidi="zh_TW"/>
-          </w:rPr>
-          <w:rPr>
-            <w:color w:val="0000EE"/>
-            <w:u w:val="single"/>
-          </w:rPr>
-          <w:t>民3:40–48</w:t>
-        </w:r>
-      </w:hyperlink>
+      <w:r>
+        <w:rPr>
+          <w:lang w:val="zh_TW" w:bidi="zh_TW"/>
+        </w:rPr>
+        <w:t>民3:40–48</w:t>
+      </w:r>
       <w:r>
         <w:rPr>
           <w:lang w:val="zh_TW" w:bidi="zh_TW"/>
@@ -3322,102 +2824,66 @@
         </w:rPr>
         <w:t>這個詞也用於贖回奴隸所支付的價錢（</w:t>
       </w:r>
-      <w:hyperlink r:id="rId89">
-        <w:r>
-          <w:rPr>
-            <w:lang w:val="zh_TW" w:bidi="zh_TW"/>
-          </w:rPr>
-          <w:rPr>
-            <w:color w:val="0000EE"/>
-            <w:u w:val="single"/>
-          </w:rPr>
-          <w:t>申15:15</w:t>
-        </w:r>
-      </w:hyperlink>
+      <w:r>
+        <w:rPr>
+          <w:lang w:val="zh_TW" w:bidi="zh_TW"/>
+        </w:rPr>
+        <w:t>申15:15</w:t>
+      </w:r>
       <w:r>
         <w:rPr>
           <w:lang w:val="zh_TW" w:bidi="zh_TW"/>
         </w:rPr>
         <w:t>，</w:t>
       </w:r>
-      <w:hyperlink r:id="rId90">
-        <w:r>
-          <w:rPr>
-            <w:lang w:val="zh_TW" w:bidi="zh_TW"/>
-          </w:rPr>
-          <w:rPr>
-            <w:color w:val="0000EE"/>
-            <w:u w:val="single"/>
-          </w:rPr>
-          <w:t>24:18</w:t>
-        </w:r>
-      </w:hyperlink>
+      <w:r>
+        <w:rPr>
+          <w:lang w:val="zh_TW" w:bidi="zh_TW"/>
+        </w:rPr>
+        <w:t>24:18</w:t>
+      </w:r>
       <w:r>
         <w:rPr>
           <w:lang w:val="zh_TW" w:bidi="zh_TW"/>
         </w:rPr>
         <w:t>）。它也適用於釋放作為妾的婢女（</w:t>
       </w:r>
-      <w:hyperlink r:id="rId91">
-        <w:r>
-          <w:rPr>
-            <w:lang w:val="zh_TW" w:bidi="zh_TW"/>
-          </w:rPr>
-          <w:rPr>
-            <w:color w:val="0000EE"/>
-            <w:u w:val="single"/>
-          </w:rPr>
-          <w:t>出21:8–11</w:t>
-        </w:r>
-      </w:hyperlink>
+      <w:r>
+        <w:rPr>
+          <w:lang w:val="zh_TW" w:bidi="zh_TW"/>
+        </w:rPr>
+        <w:t>出21:8–11</w:t>
+      </w:r>
       <w:r>
         <w:rPr>
           <w:lang w:val="zh_TW" w:bidi="zh_TW"/>
         </w:rPr>
         <w:t>；</w:t>
       </w:r>
-      <w:hyperlink r:id="rId92">
-        <w:r>
-          <w:rPr>
-            <w:lang w:val="zh_TW" w:bidi="zh_TW"/>
-          </w:rPr>
-          <w:rPr>
-            <w:color w:val="0000EE"/>
-            <w:u w:val="single"/>
-          </w:rPr>
-          <w:t>利19:20</w:t>
-        </w:r>
-      </w:hyperlink>
+      <w:r>
+        <w:rPr>
+          <w:lang w:val="zh_TW" w:bidi="zh_TW"/>
+        </w:rPr>
+        <w:t>利19:20</w:t>
+      </w:r>
       <w:r>
         <w:rPr>
           <w:lang w:val="zh_TW" w:bidi="zh_TW"/>
         </w:rPr>
         <w:t>）。神透過提醒以色列人祂曾將他們從埃及的奴役中解救出來，藉此證明這些規則的合理性（</w:t>
       </w:r>
-      <w:hyperlink r:id="rId89">
-        <w:r>
-          <w:rPr>
-            <w:lang w:val="zh_TW" w:bidi="zh_TW"/>
-          </w:rPr>
-          <w:rPr>
-            <w:color w:val="0000EE"/>
-            <w:u w:val="single"/>
-          </w:rPr>
-          <w:t>申15:15，</w:t>
-        </w:r>
-      </w:hyperlink>
-      <w:hyperlink r:id="rId90">
-        <w:r>
-          <w:rPr>
-            <w:lang w:val="zh_TW" w:bidi="zh_TW"/>
-          </w:rPr>
-          <w:rPr>
-            <w:color w:val="0000EE"/>
-            <w:u w:val="single"/>
-          </w:rPr>
-          <w:t>24:18</w:t>
-        </w:r>
-      </w:hyperlink>
+      <w:r>
+        <w:rPr>
+          <w:lang w:val="zh_TW" w:bidi="zh_TW"/>
+        </w:rPr>
+        <w:t>申15:15，</w:t>
+      </w:r>
+      <w:r>
+        <w:rPr>
+          <w:lang w:val="zh_TW" w:bidi="zh_TW"/>
+        </w:rPr>
+        <w:t>24:18</w:t>
+      </w:r>
       <w:r>
         <w:rPr>
           <w:lang w:val="zh_TW" w:bidi="zh_TW"/>
@@ -3442,282 +2908,186 @@
         </w:rPr>
         <w:t>當聖經提到神將以色列人從埃及（</w:t>
       </w:r>
-      <w:hyperlink r:id="rId93">
-        <w:r>
-          <w:rPr>
-            <w:lang w:val="zh_TW" w:bidi="zh_TW"/>
-          </w:rPr>
-          <w:rPr>
-            <w:color w:val="0000EE"/>
-            <w:u w:val="single"/>
-          </w:rPr>
-          <w:t>申7:8</w:t>
-        </w:r>
-      </w:hyperlink>
+      <w:r>
+        <w:rPr>
+          <w:lang w:val="zh_TW" w:bidi="zh_TW"/>
+        </w:rPr>
+        <w:t>申7:8</w:t>
+      </w:r>
       <w:r>
         <w:rPr>
           <w:lang w:val="zh_TW" w:bidi="zh_TW"/>
         </w:rPr>
         <w:t>，</w:t>
       </w:r>
-      <w:hyperlink r:id="rId94">
-        <w:r>
-          <w:rPr>
-            <w:lang w:val="zh_TW" w:bidi="zh_TW"/>
-          </w:rPr>
-          <w:rPr>
-            <w:color w:val="0000EE"/>
-            <w:u w:val="single"/>
-          </w:rPr>
-          <w:t>9:26</w:t>
-        </w:r>
-      </w:hyperlink>
+      <w:r>
+        <w:rPr>
+          <w:lang w:val="zh_TW" w:bidi="zh_TW"/>
+        </w:rPr>
+        <w:t>9:26</w:t>
+      </w:r>
       <w:r>
         <w:rPr>
           <w:lang w:val="zh_TW" w:bidi="zh_TW"/>
         </w:rPr>
         <w:t>，</w:t>
       </w:r>
-      <w:hyperlink r:id="rId95">
-        <w:r>
-          <w:rPr>
-            <w:lang w:val="zh_TW" w:bidi="zh_TW"/>
-          </w:rPr>
-          <w:rPr>
-            <w:color w:val="0000EE"/>
-            <w:u w:val="single"/>
-          </w:rPr>
-          <w:t>13:5</w:t>
-        </w:r>
-      </w:hyperlink>
+      <w:r>
+        <w:rPr>
+          <w:lang w:val="zh_TW" w:bidi="zh_TW"/>
+        </w:rPr>
+        <w:t>13:5</w:t>
+      </w:r>
       <w:r>
         <w:rPr>
           <w:lang w:val="zh_TW" w:bidi="zh_TW"/>
         </w:rPr>
         <w:t>；</w:t>
       </w:r>
-      <w:hyperlink r:id="rId96">
-        <w:r>
-          <w:rPr>
-            <w:lang w:val="zh_TW" w:bidi="zh_TW"/>
-          </w:rPr>
-          <w:rPr>
-            <w:color w:val="0000EE"/>
-            <w:u w:val="single"/>
-          </w:rPr>
-          <w:t>撒下7:23</w:t>
-        </w:r>
-      </w:hyperlink>
+      <w:r>
+        <w:rPr>
+          <w:lang w:val="zh_TW" w:bidi="zh_TW"/>
+        </w:rPr>
+        <w:t>撒下7:23</w:t>
+      </w:r>
       <w:r>
         <w:rPr>
           <w:lang w:val="zh_TW" w:bidi="zh_TW"/>
         </w:rPr>
         <w:t>；</w:t>
       </w:r>
-      <w:hyperlink r:id="rId97">
-        <w:r>
-          <w:rPr>
-            <w:lang w:val="zh_TW" w:bidi="zh_TW"/>
-          </w:rPr>
-          <w:rPr>
-            <w:color w:val="0000EE"/>
-            <w:u w:val="single"/>
-          </w:rPr>
-          <w:t>代上17:21</w:t>
-        </w:r>
-      </w:hyperlink>
+      <w:r>
+        <w:rPr>
+          <w:lang w:val="zh_TW" w:bidi="zh_TW"/>
+        </w:rPr>
+        <w:t>代上17:21</w:t>
+      </w:r>
       <w:r>
         <w:rPr>
           <w:lang w:val="zh_TW" w:bidi="zh_TW"/>
         </w:rPr>
         <w:t>；</w:t>
       </w:r>
-      <w:hyperlink r:id="rId98">
-        <w:r>
-          <w:rPr>
-            <w:lang w:val="zh_TW" w:bidi="zh_TW"/>
-          </w:rPr>
-          <w:rPr>
-            <w:color w:val="0000EE"/>
-            <w:u w:val="single"/>
-          </w:rPr>
-          <w:t>詩78:42</w:t>
-        </w:r>
-      </w:hyperlink>
+      <w:r>
+        <w:rPr>
+          <w:lang w:val="zh_TW" w:bidi="zh_TW"/>
+        </w:rPr>
+        <w:t>詩78:42</w:t>
+      </w:r>
       <w:r>
         <w:rPr>
           <w:lang w:val="zh_TW" w:bidi="zh_TW"/>
         </w:rPr>
         <w:t>）以及從巴比倫（</w:t>
       </w:r>
-      <w:hyperlink r:id="rId82">
-        <w:r>
-          <w:rPr>
-            <w:lang w:val="zh_TW" w:bidi="zh_TW"/>
-          </w:rPr>
-          <w:rPr>
-            <w:color w:val="0000EE"/>
-            <w:u w:val="single"/>
-          </w:rPr>
-          <w:t>賽35:10，</w:t>
-        </w:r>
-      </w:hyperlink>
-      <w:hyperlink r:id="rId99">
-        <w:r>
-          <w:rPr>
-            <w:lang w:val="zh_TW" w:bidi="zh_TW"/>
-          </w:rPr>
-          <w:rPr>
-            <w:color w:val="0000EE"/>
-            <w:u w:val="single"/>
-          </w:rPr>
-          <w:t>51:11</w:t>
-        </w:r>
-      </w:hyperlink>
+      <w:r>
+        <w:rPr>
+          <w:lang w:val="zh_TW" w:bidi="zh_TW"/>
+        </w:rPr>
+        <w:t>賽35:10，</w:t>
+      </w:r>
+      <w:r>
+        <w:rPr>
+          <w:lang w:val="zh_TW" w:bidi="zh_TW"/>
+        </w:rPr>
+        <w:t>51:11</w:t>
+      </w:r>
       <w:r>
         <w:rPr>
           <w:lang w:val="zh_TW" w:bidi="zh_TW"/>
         </w:rPr>
         <w:t>）中救贖出來時，也使用了這個希伯來詞。聖經有時提及神拯救百姓，卻沒有提到具體事件（</w:t>
       </w:r>
-      <w:hyperlink r:id="rId100">
-        <w:r>
-          <w:rPr>
-            <w:lang w:val="zh_TW" w:bidi="zh_TW"/>
-          </w:rPr>
-          <w:rPr>
-            <w:color w:val="0000EE"/>
-            <w:u w:val="single"/>
-          </w:rPr>
-          <w:t>何7:13；</w:t>
-        </w:r>
-      </w:hyperlink>
+      <w:r>
+        <w:rPr>
+          <w:lang w:val="zh_TW" w:bidi="zh_TW"/>
+        </w:rPr>
+        <w:t>何7:13；</w:t>
+      </w:r>
       <w:r>
         <w:rPr>
           <w:lang w:val="zh_TW" w:bidi="zh_TW"/>
         </w:rPr>
         <w:t>參</w:t>
       </w:r>
-      <w:hyperlink r:id="rId101">
-        <w:r>
-          <w:rPr>
-            <w:lang w:val="zh_TW" w:bidi="zh_TW"/>
-          </w:rPr>
-          <w:rPr>
-            <w:color w:val="0000EE"/>
-            <w:u w:val="single"/>
-          </w:rPr>
-          <w:t>申21:8</w:t>
-        </w:r>
-      </w:hyperlink>
+      <w:r>
+        <w:rPr>
+          <w:lang w:val="zh_TW" w:bidi="zh_TW"/>
+        </w:rPr>
+        <w:t>申21:8</w:t>
+      </w:r>
       <w:r>
         <w:rPr>
           <w:lang w:val="zh_TW" w:bidi="zh_TW"/>
         </w:rPr>
         <w:t>；</w:t>
       </w:r>
-      <w:hyperlink r:id="rId102">
-        <w:r>
-          <w:rPr>
-            <w:lang w:val="zh_TW" w:bidi="zh_TW"/>
-          </w:rPr>
-          <w:rPr>
-            <w:color w:val="0000EE"/>
-            <w:u w:val="single"/>
-          </w:rPr>
-          <w:t>尼1:10</w:t>
-        </w:r>
-      </w:hyperlink>
+      <w:r>
+        <w:rPr>
+          <w:lang w:val="zh_TW" w:bidi="zh_TW"/>
+        </w:rPr>
+        <w:t>尼1:10</w:t>
+      </w:r>
       <w:r>
         <w:rPr>
           <w:lang w:val="zh_TW" w:bidi="zh_TW"/>
         </w:rPr>
         <w:t>；</w:t>
       </w:r>
-      <w:hyperlink r:id="rId103">
-        <w:r>
-          <w:rPr>
-            <w:lang w:val="zh_TW" w:bidi="zh_TW"/>
-          </w:rPr>
-          <w:rPr>
-            <w:color w:val="0000EE"/>
-            <w:u w:val="single"/>
-          </w:rPr>
-          <w:t>賽1:27</w:t>
-        </w:r>
-      </w:hyperlink>
+      <w:r>
+        <w:rPr>
+          <w:lang w:val="zh_TW" w:bidi="zh_TW"/>
+        </w:rPr>
+        <w:t>賽1:27</w:t>
+      </w:r>
       <w:r>
         <w:rPr>
           <w:lang w:val="zh_TW" w:bidi="zh_TW"/>
         </w:rPr>
         <w:t>；</w:t>
       </w:r>
-      <w:hyperlink r:id="rId104">
-        <w:r>
-          <w:rPr>
-            <w:lang w:val="zh_TW" w:bidi="zh_TW"/>
-          </w:rPr>
-          <w:rPr>
-            <w:color w:val="0000EE"/>
-            <w:u w:val="single"/>
-          </w:rPr>
-          <w:t>耶31:11</w:t>
-        </w:r>
-      </w:hyperlink>
+      <w:r>
+        <w:rPr>
+          <w:lang w:val="zh_TW" w:bidi="zh_TW"/>
+        </w:rPr>
+        <w:t>耶31:11</w:t>
+      </w:r>
       <w:r>
         <w:rPr>
           <w:lang w:val="zh_TW" w:bidi="zh_TW"/>
         </w:rPr>
         <w:t>）。神也救贖人脫離死亡（</w:t>
       </w:r>
-      <w:hyperlink r:id="rId105">
-        <w:r>
-          <w:rPr>
-            <w:lang w:val="zh_TW" w:bidi="zh_TW"/>
-          </w:rPr>
-          <w:rPr>
-            <w:color w:val="0000EE"/>
-            <w:u w:val="single"/>
-          </w:rPr>
-          <w:t>何13:14</w:t>
-        </w:r>
-      </w:hyperlink>
+      <w:r>
+        <w:rPr>
+          <w:lang w:val="zh_TW" w:bidi="zh_TW"/>
+        </w:rPr>
+        <w:t>何13:14</w:t>
+      </w:r>
       <w:r>
         <w:rPr>
           <w:lang w:val="zh_TW" w:bidi="zh_TW"/>
         </w:rPr>
         <w:t>）、脫離罪惡（</w:t>
       </w:r>
-      <w:hyperlink r:id="rId106">
-        <w:r>
-          <w:rPr>
-            <w:lang w:val="zh_TW" w:bidi="zh_TW"/>
-          </w:rPr>
-          <w:rPr>
-            <w:color w:val="0000EE"/>
-            <w:u w:val="single"/>
-          </w:rPr>
-          <w:t>詩130:8</w:t>
-        </w:r>
-      </w:hyperlink>
+      <w:r>
+        <w:rPr>
+          <w:lang w:val="zh_TW" w:bidi="zh_TW"/>
+        </w:rPr>
+        <w:t>詩130:8</w:t>
+      </w:r>
       <w:r>
         <w:rPr>
           <w:lang w:val="zh_TW" w:bidi="zh_TW"/>
         </w:rPr>
         <w:t>）、脫離困難（</w:t>
       </w:r>
-      <w:hyperlink r:id="rId107">
-        <w:r>
-          <w:rPr>
-            <w:lang w:val="zh_TW" w:bidi="zh_TW"/>
-          </w:rPr>
-          <w:rPr>
-            <w:color w:val="0000EE"/>
-            <w:u w:val="single"/>
-          </w:rPr>
-          <w:t>25:22</w:t>
-        </w:r>
-      </w:hyperlink>
+      <w:r>
+        <w:rPr>
+          <w:lang w:val="zh_TW" w:bidi="zh_TW"/>
+        </w:rPr>
+        <w:t>25:22</w:t>
+      </w:r>
       <w:r>
         <w:rPr>
           <w:lang w:val="zh_TW" w:bidi="zh_TW"/>
@@ -3763,36 +3133,24 @@
         </w:rPr>
         <w:t>在新約中，「贖價」最重要的用法是當耶穌談到祂自己的死亡時。耶穌說祂的死將作為「多人的贖價」（</w:t>
       </w:r>
-      <w:hyperlink r:id="rId61">
-        <w:r>
-          <w:rPr>
-            <w:lang w:val="zh_TW" w:bidi="zh_TW"/>
-          </w:rPr>
-          <w:rPr>
-            <w:color w:val="0000EE"/>
-            <w:u w:val="single"/>
-          </w:rPr>
-          <w:t>太20:28</w:t>
-        </w:r>
-      </w:hyperlink>
+      <w:r>
+        <w:rPr>
+          <w:lang w:val="zh_TW" w:bidi="zh_TW"/>
+        </w:rPr>
+        <w:t>太20:28</w:t>
+      </w:r>
       <w:r>
         <w:rPr>
           <w:lang w:val="zh_TW" w:bidi="zh_TW"/>
         </w:rPr>
         <w:t>；</w:t>
       </w:r>
-      <w:hyperlink r:id="rId62">
-        <w:r>
-          <w:rPr>
-            <w:lang w:val="zh_TW" w:bidi="zh_TW"/>
-          </w:rPr>
-          <w:rPr>
-            <w:color w:val="0000EE"/>
-            <w:u w:val="single"/>
-          </w:rPr>
-          <w:t>可10:45</w:t>
-        </w:r>
-      </w:hyperlink>
+      <w:r>
+        <w:rPr>
+          <w:lang w:val="zh_TW" w:bidi="zh_TW"/>
+        </w:rPr>
+        <w:t>可10:45</w:t>
+      </w:r>
       <w:r>
         <w:rPr>
           <w:lang w:val="zh_TW" w:bidi="zh_TW"/>
@@ -3889,18 +3247,12 @@
         </w:rPr>
         <w:t>耶穌基督「捨自己作萬人的贖價」（</w:t>
       </w:r>
-      <w:hyperlink r:id="rId108">
-        <w:r>
-          <w:rPr>
-            <w:lang w:val="zh_TW" w:bidi="zh_TW"/>
-          </w:rPr>
-          <w:rPr>
-            <w:color w:val="0000EE"/>
-            <w:u w:val="single"/>
-          </w:rPr>
-          <w:t>提前2:6</w:t>
-        </w:r>
-      </w:hyperlink>
+      <w:r>
+        <w:rPr>
+          <w:lang w:val="zh_TW" w:bidi="zh_TW"/>
+        </w:rPr>
+        <w:t>提前2:6</w:t>
+      </w:r>
       <w:r>
         <w:rPr>
           <w:lang w:val="zh_TW" w:bidi="zh_TW"/>
@@ -3925,18 +3277,12 @@
         </w:rPr>
         <w:t>耶穌基督「為我們捨了自己，要贖我們脫離一切罪惡」（</w:t>
       </w:r>
-      <w:hyperlink r:id="rId109">
-        <w:r>
-          <w:rPr>
-            <w:lang w:val="zh_TW" w:bidi="zh_TW"/>
-          </w:rPr>
-          <w:rPr>
-            <w:color w:val="0000EE"/>
-            <w:u w:val="single"/>
-          </w:rPr>
-          <w:t>多2:14</w:t>
-        </w:r>
-      </w:hyperlink>
+      <w:r>
+        <w:rPr>
+          <w:lang w:val="zh_TW" w:bidi="zh_TW"/>
+        </w:rPr>
+        <w:t>多2:14</w:t>
+      </w:r>
       <w:r>
         <w:rPr>
           <w:lang w:val="zh_TW" w:bidi="zh_TW"/>
@@ -3961,18 +3307,12 @@
         </w:rPr>
         <w:t>贖價的代價是「基督的寶血」，祂如同無瑕疵的羔羊（</w:t>
       </w:r>
-      <w:hyperlink r:id="rId110">
-        <w:r>
-          <w:rPr>
-            <w:lang w:val="zh_TW" w:bidi="zh_TW"/>
-          </w:rPr>
-          <w:rPr>
-            <w:color w:val="0000EE"/>
-            <w:u w:val="single"/>
-          </w:rPr>
-          <w:t>彼前1:18–19</w:t>
-        </w:r>
-      </w:hyperlink>
+      <w:r>
+        <w:rPr>
+          <w:lang w:val="zh_TW" w:bidi="zh_TW"/>
+        </w:rPr>
+        <w:t>彼前1:18–19</w:t>
+      </w:r>
       <w:r>
         <w:rPr>
           <w:lang w:val="zh_TW" w:bidi="zh_TW"/>
@@ -4029,18 +3369,12 @@
         </w:rPr>
         <w:t>但是基督的血提供了永遠的贖罪（</w:t>
       </w:r>
-      <w:hyperlink r:id="rId111">
-        <w:r>
-          <w:rPr>
-            <w:lang w:val="zh_TW" w:bidi="zh_TW"/>
-          </w:rPr>
-          <w:rPr>
-            <w:color w:val="0000EE"/>
-            <w:u w:val="single"/>
-          </w:rPr>
-          <w:t>來9:12</w:t>
-        </w:r>
-      </w:hyperlink>
+      <w:r>
+        <w:rPr>
+          <w:lang w:val="zh_TW" w:bidi="zh_TW"/>
+        </w:rPr>
+        <w:t>來9:12</w:t>
+      </w:r>
       <w:r>
         <w:rPr>
           <w:lang w:val="zh_TW" w:bidi="zh_TW"/>
@@ -4061,36 +3395,24 @@
         </w:rPr>
         <w:t>聖經告訴我們，得救的人在天堂會唱新歌。他們讚美耶穌（稱為羔羊），因為祂的血為他們付了贖價（</w:t>
       </w:r>
-      <w:hyperlink r:id="rId112">
-        <w:r>
-          <w:rPr>
-            <w:lang w:val="zh_TW" w:bidi="zh_TW"/>
-          </w:rPr>
-          <w:rPr>
-            <w:color w:val="0000EE"/>
-            <w:u w:val="single"/>
-          </w:rPr>
-          <w:t>啟5:9</w:t>
-        </w:r>
-      </w:hyperlink>
+      <w:r>
+        <w:rPr>
+          <w:lang w:val="zh_TW" w:bidi="zh_TW"/>
+        </w:rPr>
+        <w:t>啟5:9</w:t>
+      </w:r>
       <w:r>
         <w:rPr>
           <w:lang w:val="zh_TW" w:bidi="zh_TW"/>
         </w:rPr>
         <w:t>；參</w:t>
       </w:r>
-      <w:hyperlink r:id="rId113">
-        <w:r>
-          <w:rPr>
-            <w:lang w:val="zh_TW" w:bidi="zh_TW"/>
-          </w:rPr>
-          <w:rPr>
-            <w:color w:val="0000EE"/>
-            <w:u w:val="single"/>
-          </w:rPr>
-          <w:t>14:3–4</w:t>
-        </w:r>
-      </w:hyperlink>
+      <w:r>
+        <w:rPr>
+          <w:lang w:val="zh_TW" w:bidi="zh_TW"/>
+        </w:rPr>
+        <w:t>14:3–4</w:t>
+      </w:r>
       <w:r>
         <w:rPr>
           <w:lang w:val="zh_TW" w:bidi="zh_TW"/>
@@ -4184,18 +3506,12 @@
         </w:rPr>
         <w:t>「屬血氣的人」（譯註：NLT譯為Natural man，意即「自然人」）這個表達出現在一些聖經翻譯中，例如在</w:t>
       </w:r>
-      <w:hyperlink r:id="rId114">
-        <w:r>
-          <w:rPr>
-            <w:lang w:val="zh_TW" w:bidi="zh_TW"/>
-          </w:rPr>
-          <w:rPr>
-            <w:color w:val="0000EE"/>
-            <w:u w:val="single"/>
-          </w:rPr>
-          <w:t>哥林多前書二章14節</w:t>
-        </w:r>
-      </w:hyperlink>
+      <w:r>
+        <w:rPr>
+          <w:lang w:val="zh_TW" w:bidi="zh_TW"/>
+        </w:rPr>
+        <w:t>哥林多前書二章14節</w:t>
+      </w:r>
       <w:r>
         <w:rPr>
           <w:lang w:val="zh_TW" w:bidi="zh_TW"/>
@@ -4214,54 +3530,36 @@
         </w:rPr>
         <w:t>」一詞也出現在</w:t>
       </w:r>
-      <w:hyperlink r:id="rId115">
-        <w:r>
-          <w:rPr>
-            <w:lang w:val="zh_TW" w:bidi="zh_TW"/>
-          </w:rPr>
-          <w:rPr>
-            <w:color w:val="0000EE"/>
-            <w:u w:val="single"/>
-          </w:rPr>
-          <w:t>哥林多前書十五章44節、46節</w:t>
-        </w:r>
-      </w:hyperlink>
+      <w:r>
+        <w:rPr>
+          <w:lang w:val="zh_TW" w:bidi="zh_TW"/>
+        </w:rPr>
+        <w:t>哥林多前書十五章44節、46節</w:t>
+      </w:r>
       <w:r>
         <w:rPr>
           <w:lang w:val="zh_TW" w:bidi="zh_TW"/>
         </w:rPr>
         <w:t>，</w:t>
       </w:r>
-      <w:hyperlink r:id="rId116">
-        <w:r>
-          <w:rPr>
-            <w:lang w:val="zh_TW" w:bidi="zh_TW"/>
-          </w:rPr>
-          <w:rPr>
-            <w:color w:val="0000EE"/>
-            <w:u w:val="single"/>
-          </w:rPr>
-          <w:t>雅各書三章15節</w:t>
-        </w:r>
-      </w:hyperlink>
+      <w:r>
+        <w:rPr>
+          <w:lang w:val="zh_TW" w:bidi="zh_TW"/>
+        </w:rPr>
+        <w:t>雅各書三章15節</w:t>
+      </w:r>
       <w:r>
         <w:rPr>
           <w:lang w:val="zh_TW" w:bidi="zh_TW"/>
         </w:rPr>
         <w:t>，和</w:t>
       </w:r>
-      <w:hyperlink r:id="rId117">
-        <w:r>
-          <w:rPr>
-            <w:lang w:val="zh_TW" w:bidi="zh_TW"/>
-          </w:rPr>
-          <w:rPr>
-            <w:color w:val="0000EE"/>
-            <w:u w:val="single"/>
-          </w:rPr>
-          <w:t>猶大書19節</w:t>
-        </w:r>
-      </w:hyperlink>
+      <w:r>
+        <w:rPr>
+          <w:lang w:val="zh_TW" w:bidi="zh_TW"/>
+        </w:rPr>
+        <w:t>猶大書19節</w:t>
+      </w:r>
       <w:r>
         <w:rPr>
           <w:lang w:val="zh_TW" w:bidi="zh_TW"/>
@@ -4325,18 +3623,12 @@
         </w:rPr>
         <w:t>律法在</w:t>
       </w:r>
-      <w:hyperlink r:id="rId118">
-        <w:r>
-          <w:rPr>
-            <w:lang w:val="zh_TW" w:bidi="zh_TW"/>
-          </w:rPr>
-          <w:rPr>
-            <w:color w:val="0000EE"/>
-            <w:u w:val="single"/>
-          </w:rPr>
-          <w:t>羅馬書七章14節</w:t>
-        </w:r>
-      </w:hyperlink>
+      <w:r>
+        <w:rPr>
+          <w:lang w:val="zh_TW" w:bidi="zh_TW"/>
+        </w:rPr>
+        <w:t>羅馬書七章14節</w:t>
+      </w:r>
       <w:r>
         <w:rPr>
           <w:lang w:val="zh_TW" w:bidi="zh_TW"/>
@@ -4361,18 +3653,12 @@
         </w:rPr>
         <w:t>恩賜在</w:t>
       </w:r>
-      <w:hyperlink r:id="rId119">
-        <w:r>
-          <w:rPr>
-            <w:lang w:val="zh_TW" w:bidi="zh_TW"/>
-          </w:rPr>
-          <w:rPr>
-            <w:color w:val="0000EE"/>
-            <w:u w:val="single"/>
-          </w:rPr>
-          <w:t>哥林多前書十二章1節</w:t>
-        </w:r>
-      </w:hyperlink>
+      <w:r>
+        <w:rPr>
+          <w:lang w:val="zh_TW" w:bidi="zh_TW"/>
+        </w:rPr>
+        <w:t>哥林多前書十二章1節</w:t>
+      </w:r>
       <w:r>
         <w:rPr>
           <w:lang w:val="zh_TW" w:bidi="zh_TW"/>
@@ -4397,18 +3683,12 @@
         </w:rPr>
         <w:t>福氣在</w:t>
       </w:r>
-      <w:hyperlink r:id="rId120">
-        <w:r>
-          <w:rPr>
-            <w:lang w:val="zh_TW" w:bidi="zh_TW"/>
-          </w:rPr>
-          <w:rPr>
-            <w:color w:val="0000EE"/>
-            <w:u w:val="single"/>
-          </w:rPr>
-          <w:t>以弗所書一章3節</w:t>
-        </w:r>
-      </w:hyperlink>
+      <w:r>
+        <w:rPr>
+          <w:lang w:val="zh_TW" w:bidi="zh_TW"/>
+        </w:rPr>
+        <w:t>以弗所書一章3節</w:t>
+      </w:r>
       <w:r>
         <w:rPr>
           <w:lang w:val="zh_TW" w:bidi="zh_TW"/>
@@ -4439,18 +3719,12 @@
         </w:rPr>
         <w:t>在</w:t>
       </w:r>
-      <w:hyperlink r:id="rId121">
-        <w:r>
-          <w:rPr>
-            <w:lang w:val="zh_TW" w:bidi="zh_TW"/>
-          </w:rPr>
-          <w:rPr>
-            <w:color w:val="0000EE"/>
-            <w:u w:val="single"/>
-          </w:rPr>
-          <w:t>彼得前書二章5節</w:t>
-        </w:r>
-      </w:hyperlink>
+      <w:r>
+        <w:rPr>
+          <w:lang w:val="zh_TW" w:bidi="zh_TW"/>
+        </w:rPr>
+        <w:t>彼得前書二章5節</w:t>
+      </w:r>
       <w:r>
         <w:rPr>
           <w:lang w:val="zh_TW" w:bidi="zh_TW"/>
@@ -4471,54 +3745,36 @@
         </w:rPr>
         <w:t>當這個詞應用在人身上時，意味著一個人受到聖靈的激勵和引導（</w:t>
       </w:r>
-      <w:hyperlink r:id="rId122">
-        <w:r>
-          <w:rPr>
-            <w:lang w:val="zh_TW" w:bidi="zh_TW"/>
-          </w:rPr>
-          <w:rPr>
-            <w:color w:val="0000EE"/>
-            <w:u w:val="single"/>
-          </w:rPr>
-          <w:t>林前2:15</w:t>
-        </w:r>
-      </w:hyperlink>
+      <w:r>
+        <w:rPr>
+          <w:lang w:val="zh_TW" w:bidi="zh_TW"/>
+        </w:rPr>
+        <w:t>林前2:15</w:t>
+      </w:r>
       <w:r>
         <w:rPr>
           <w:lang w:val="zh_TW" w:bidi="zh_TW"/>
         </w:rPr>
         <w:t>，</w:t>
       </w:r>
-      <w:hyperlink r:id="rId123">
-        <w:r>
-          <w:rPr>
-            <w:lang w:val="zh_TW" w:bidi="zh_TW"/>
-          </w:rPr>
-          <w:rPr>
-            <w:color w:val="0000EE"/>
-            <w:u w:val="single"/>
-          </w:rPr>
-          <w:t>14:37</w:t>
-        </w:r>
-      </w:hyperlink>
+      <w:r>
+        <w:rPr>
+          <w:lang w:val="zh_TW" w:bidi="zh_TW"/>
+        </w:rPr>
+        <w:t>14:37</w:t>
+      </w:r>
       <w:r>
         <w:rPr>
           <w:lang w:val="zh_TW" w:bidi="zh_TW"/>
         </w:rPr>
         <w:t>；</w:t>
       </w:r>
-      <w:hyperlink r:id="rId124">
-        <w:r>
-          <w:rPr>
-            <w:lang w:val="zh_TW" w:bidi="zh_TW"/>
-          </w:rPr>
-          <w:rPr>
-            <w:color w:val="0000EE"/>
-            <w:u w:val="single"/>
-          </w:rPr>
-          <w:t>加6:1</w:t>
-        </w:r>
-      </w:hyperlink>
+      <w:r>
+        <w:rPr>
+          <w:lang w:val="zh_TW" w:bidi="zh_TW"/>
+        </w:rPr>
+        <w:t>加6:1</w:t>
+      </w:r>
       <w:r>
         <w:rPr>
           <w:lang w:val="zh_TW" w:bidi="zh_TW"/>
@@ -4550,54 +3806,36 @@
         </w:rPr>
         <w:t>在</w:t>
       </w:r>
-      <w:hyperlink r:id="rId125">
-        <w:r>
-          <w:rPr>
-            <w:lang w:val="zh_TW" w:bidi="zh_TW"/>
-          </w:rPr>
-          <w:rPr>
-            <w:color w:val="0000EE"/>
-            <w:u w:val="single"/>
-          </w:rPr>
-          <w:t>哥林多前書二章14至15節</w:t>
-        </w:r>
-      </w:hyperlink>
+      <w:r>
+        <w:rPr>
+          <w:lang w:val="zh_TW" w:bidi="zh_TW"/>
+        </w:rPr>
+        <w:t>哥林多前書二章14至15節</w:t>
+      </w:r>
       <w:r>
         <w:rPr>
           <w:lang w:val="zh_TW" w:bidi="zh_TW"/>
         </w:rPr>
         <w:t>中，「屬血氣的人」與「屬靈的人」形成鮮明對比。在這個語境中，屬血氣的人不接受從神的靈而來的事物（</w:t>
       </w:r>
-      <w:hyperlink r:id="rId114">
-        <w:r>
-          <w:rPr>
-            <w:lang w:val="zh_TW" w:bidi="zh_TW"/>
-          </w:rPr>
-          <w:rPr>
-            <w:color w:val="0000EE"/>
-            <w:u w:val="single"/>
-          </w:rPr>
-          <w:t>林前2:14</w:t>
-        </w:r>
-      </w:hyperlink>
+      <w:r>
+        <w:rPr>
+          <w:lang w:val="zh_TW" w:bidi="zh_TW"/>
+        </w:rPr>
+        <w:t>林前2:14</w:t>
+      </w:r>
       <w:r>
         <w:rPr>
           <w:lang w:val="zh_TW" w:bidi="zh_TW"/>
         </w:rPr>
         <w:t>）。相反，這些事物對他來說是「愚拙的」，因為這些事必須用屬靈的方法才能明白。他之所以認為愚拙，是因為不信（</w:t>
       </w:r>
-      <w:hyperlink r:id="rId126">
-        <w:r>
-          <w:rPr>
-            <w:lang w:val="zh_TW" w:bidi="zh_TW"/>
-          </w:rPr>
-          <w:rPr>
-            <w:color w:val="0000EE"/>
-            <w:u w:val="single"/>
-          </w:rPr>
-          <w:t>1:21</w:t>
-        </w:r>
-      </w:hyperlink>
+      <w:r>
+        <w:rPr>
+          <w:lang w:val="zh_TW" w:bidi="zh_TW"/>
+        </w:rPr>
+        <w:t>1:21</w:t>
+      </w:r>
       <w:r>
         <w:rPr>
           <w:lang w:val="zh_TW" w:bidi="zh_TW"/>
@@ -4618,36 +3856,24 @@
         </w:rPr>
         <w:t>在</w:t>
       </w:r>
-      <w:hyperlink r:id="rId127">
-        <w:r>
-          <w:rPr>
-            <w:lang w:val="zh_TW" w:bidi="zh_TW"/>
-          </w:rPr>
-          <w:rPr>
-            <w:color w:val="0000EE"/>
-            <w:u w:val="single"/>
-          </w:rPr>
-          <w:t>哥林多前書十五章44至46節</w:t>
-        </w:r>
-      </w:hyperlink>
+      <w:r>
+        <w:rPr>
+          <w:lang w:val="zh_TW" w:bidi="zh_TW"/>
+        </w:rPr>
+        <w:t>哥林多前書十五章44至46節</w:t>
+      </w:r>
       <w:r>
         <w:rPr>
           <w:lang w:val="zh_TW" w:bidi="zh_TW"/>
         </w:rPr>
         <w:t>中，「屬靈的」與「屬血氣的」對比則出現在另一個脈絡。這裡將死亡時的「身體」與復活時的「身體」作比較。信徒埋葬時「所種的是血氣的身體」（第</w:t>
       </w:r>
-      <w:hyperlink r:id="rId115">
-        <w:r>
-          <w:rPr>
-            <w:lang w:val="zh_TW" w:bidi="zh_TW"/>
-          </w:rPr>
-          <w:rPr>
-            <w:color w:val="0000EE"/>
-            <w:u w:val="single"/>
-          </w:rPr>
-          <w:t>44</w:t>
-        </w:r>
-      </w:hyperlink>
+      <w:r>
+        <w:rPr>
+          <w:lang w:val="zh_TW" w:bidi="zh_TW"/>
+        </w:rPr>
+        <w:t>44</w:t>
+      </w:r>
       <w:r>
         <w:rPr>
           <w:lang w:val="zh_TW" w:bidi="zh_TW"/>
@@ -4666,18 +3892,12 @@
         </w:rPr>
         <w:t>」。復活的身體將被聖靈更新並轉化（</w:t>
       </w:r>
-      <w:hyperlink r:id="rId128">
-        <w:r>
-          <w:rPr>
-            <w:lang w:val="zh_TW" w:bidi="zh_TW"/>
-          </w:rPr>
-          <w:rPr>
-            <w:color w:val="0000EE"/>
-            <w:u w:val="single"/>
-          </w:rPr>
-          <w:t>羅8:11</w:t>
-        </w:r>
-      </w:hyperlink>
+      <w:r>
+        <w:rPr>
+          <w:lang w:val="zh_TW" w:bidi="zh_TW"/>
+        </w:rPr>
+        <w:t>羅8:11</w:t>
+      </w:r>
       <w:r>
         <w:rPr>
           <w:lang w:val="zh_TW" w:bidi="zh_TW"/>
@@ -4698,132 +3918,84 @@
         </w:rPr>
         <w:t>然而，在</w:t>
       </w:r>
-      <w:hyperlink r:id="rId115">
-        <w:r>
-          <w:rPr>
-            <w:lang w:val="zh_TW" w:bidi="zh_TW"/>
-          </w:rPr>
-          <w:rPr>
-            <w:color w:val="0000EE"/>
-            <w:u w:val="single"/>
-          </w:rPr>
-          <w:t>哥林多前書十五章44節下</w:t>
-        </w:r>
-      </w:hyperlink>
+      <w:r>
+        <w:rPr>
+          <w:lang w:val="zh_TW" w:bidi="zh_TW"/>
+        </w:rPr>
+        <w:t>哥林多前書十五章44節下</w:t>
+      </w:r>
       <w:r>
         <w:rPr>
           <w:lang w:val="zh_TW" w:bidi="zh_TW"/>
         </w:rPr>
         <w:t>和</w:t>
       </w:r>
-      <w:hyperlink r:id="rId129">
-        <w:r>
-          <w:rPr>
-            <w:lang w:val="zh_TW" w:bidi="zh_TW"/>
-          </w:rPr>
-          <w:rPr>
-            <w:color w:val="0000EE"/>
-            <w:u w:val="single"/>
-          </w:rPr>
-          <w:t>45節上</w:t>
-        </w:r>
-      </w:hyperlink>
+      <w:r>
+        <w:rPr>
+          <w:lang w:val="zh_TW" w:bidi="zh_TW"/>
+        </w:rPr>
+        <w:t>45節上</w:t>
+      </w:r>
       <w:r>
         <w:rPr>
           <w:lang w:val="zh_TW" w:bidi="zh_TW"/>
         </w:rPr>
         <w:t>，保羅將「血氣的身體」與剛剛受造、墮落之前的亞當聯繫起來（</w:t>
       </w:r>
-      <w:hyperlink r:id="rId130">
-        <w:r>
-          <w:rPr>
-            <w:lang w:val="zh_TW" w:bidi="zh_TW"/>
-          </w:rPr>
-          <w:rPr>
-            <w:color w:val="0000EE"/>
-            <w:u w:val="single"/>
-          </w:rPr>
-          <w:t>創2:7</w:t>
-        </w:r>
-      </w:hyperlink>
+      <w:r>
+        <w:rPr>
+          <w:lang w:val="zh_TW" w:bidi="zh_TW"/>
+        </w:rPr>
+        <w:t>創2:7</w:t>
+      </w:r>
       <w:r>
         <w:rPr>
           <w:lang w:val="zh_TW" w:bidi="zh_TW"/>
         </w:rPr>
         <w:t>）。這表明，所謂的「血氣」是指創造時的模樣。按照神起初的創造，「血氣的」亞當是「甚好」（</w:t>
       </w:r>
-      <w:hyperlink r:id="rId131">
-        <w:r>
-          <w:rPr>
-            <w:lang w:val="zh_TW" w:bidi="zh_TW"/>
-          </w:rPr>
-          <w:rPr>
-            <w:color w:val="0000EE"/>
-            <w:u w:val="single"/>
-          </w:rPr>
-          <w:t>創1:31</w:t>
-        </w:r>
-      </w:hyperlink>
+      <w:r>
+        <w:rPr>
+          <w:lang w:val="zh_TW" w:bidi="zh_TW"/>
+        </w:rPr>
+        <w:t>創1:31</w:t>
+      </w:r>
       <w:r>
         <w:rPr>
           <w:lang w:val="zh_TW" w:bidi="zh_TW"/>
         </w:rPr>
         <w:t>）。然而，人類的罪惡破壞了「血氣的」亞當，使他落在死亡的定罪之下。因此，按照原始創造的角度來衡量，原來創造那個「血氣的」亞當本是自然的，人的罪惡卻使本是自然的「血氣」反成了異常的「血氣」。聖靈現在在基督裡的工作，就是除去這種異常，並完成神創造時原本的旨意（</w:t>
       </w:r>
-      <w:hyperlink r:id="rId132">
-        <w:r>
-          <w:rPr>
-            <w:lang w:val="zh_TW" w:bidi="zh_TW"/>
-          </w:rPr>
-          <w:rPr>
-            <w:color w:val="0000EE"/>
-            <w:u w:val="single"/>
-          </w:rPr>
-          <w:t>羅8:19</w:t>
-        </w:r>
-      </w:hyperlink>
-      <w:hyperlink r:id="rId127">
-        <w:r>
-          <w:rPr>
-            <w:lang w:val="zh_TW" w:bidi="zh_TW"/>
-          </w:rPr>
-          <w:rPr>
-            <w:color w:val="0000EE"/>
-            <w:u w:val="single"/>
-          </w:rPr>
-          <w:t>–</w:t>
-        </w:r>
-      </w:hyperlink>
-      <w:hyperlink r:id="rId132">
-        <w:r>
-          <w:rPr>
-            <w:lang w:val="zh_TW" w:bidi="zh_TW"/>
-          </w:rPr>
-          <w:rPr>
-            <w:color w:val="0000EE"/>
-            <w:u w:val="single"/>
-          </w:rPr>
-          <w:t>22</w:t>
-        </w:r>
-      </w:hyperlink>
+      <w:r>
+        <w:rPr>
+          <w:lang w:val="zh_TW" w:bidi="zh_TW"/>
+        </w:rPr>
+        <w:t>羅8:19</w:t>
+      </w:r>
+      <w:r>
+        <w:rPr>
+          <w:lang w:val="zh_TW" w:bidi="zh_TW"/>
+        </w:rPr>
+        <w:t>–</w:t>
+      </w:r>
+      <w:r>
+        <w:rPr>
+          <w:lang w:val="zh_TW" w:bidi="zh_TW"/>
+        </w:rPr>
+        <w:t>22</w:t>
+      </w:r>
       <w:r>
         <w:rPr>
           <w:lang w:val="zh_TW" w:bidi="zh_TW"/>
         </w:rPr>
         <w:t>；</w:t>
       </w:r>
-      <w:hyperlink r:id="rId133">
-        <w:r>
-          <w:rPr>
-            <w:lang w:val="zh_TW" w:bidi="zh_TW"/>
-          </w:rPr>
-          <w:rPr>
-            <w:color w:val="0000EE"/>
-            <w:u w:val="single"/>
-          </w:rPr>
-          <w:t>林後5:17</w:t>
-        </w:r>
-      </w:hyperlink>
+      <w:r>
+        <w:rPr>
+          <w:lang w:val="zh_TW" w:bidi="zh_TW"/>
+        </w:rPr>
+        <w:t>林後5:17</w:t>
+      </w:r>
       <w:r>
         <w:rPr>
           <w:lang w:val="zh_TW" w:bidi="zh_TW"/>
@@ -5214,18 +4386,12 @@
         </w:rPr>
         <w:t>在希伯來文與希臘文中，還有另一種書寫數字的方式，就是用字母表中的連續字母代替連續的數字，類似以A代表1、B代表2。到了新約聖經的時代，已廣泛使用這種方法，並且成為現代希伯來文的慣例。這種系統的優點是，可以在數字組合中插入任意的母音，形成可讀的造字。例如，在</w:t>
       </w:r>
-      <w:hyperlink r:id="rId134">
-        <w:r>
-          <w:rPr>
-            <w:lang w:val="zh_TW" w:bidi="zh_TW"/>
-          </w:rPr>
-          <w:rPr>
-            <w:color w:val="0000EE"/>
-            <w:u w:val="single"/>
-          </w:rPr>
-          <w:t>啟示錄十三章18節</w:t>
-        </w:r>
-      </w:hyperlink>
+      <w:r>
+        <w:rPr>
+          <w:lang w:val="zh_TW" w:bidi="zh_TW"/>
+        </w:rPr>
+        <w:t>啟示錄十三章18節</w:t>
+      </w:r>
       <w:r>
         <w:rPr>
           <w:lang w:val="zh_TW" w:bidi="zh_TW"/>
@@ -5257,18 +4423,12 @@
         </w:rPr>
         <w:t>即使考慮到所有這些可能性，與大數字有關的問題仍然存在，尤其是在舊約聖經中。最明顯的例子是</w:t>
       </w:r>
-      <w:hyperlink r:id="rId135">
-        <w:r>
-          <w:rPr>
-            <w:lang w:val="zh_TW" w:bidi="zh_TW"/>
-          </w:rPr>
-          <w:rPr>
-            <w:color w:val="0000EE"/>
-            <w:u w:val="single"/>
-          </w:rPr>
-          <w:t>創世記五章</w:t>
-        </w:r>
-      </w:hyperlink>
+      <w:r>
+        <w:rPr>
+          <w:lang w:val="zh_TW" w:bidi="zh_TW"/>
+        </w:rPr>
+        <w:t>創世記五章</w:t>
+      </w:r>
       <w:r>
         <w:rPr>
           <w:lang w:val="zh_TW" w:bidi="zh_TW"/>
@@ -5289,36 +4449,24 @@
         </w:rPr>
         <w:t>有些人將這些數字按字面意思來理解。他們指出，這些族長的年歲逐步遞減，直到挪亞時代，神為人所設定的壽命降為120歲（</w:t>
       </w:r>
-      <w:hyperlink r:id="rId136">
-        <w:r>
-          <w:rPr>
-            <w:lang w:val="zh_TW" w:bidi="zh_TW"/>
-          </w:rPr>
-          <w:rPr>
-            <w:color w:val="0000EE"/>
-            <w:u w:val="single"/>
-          </w:rPr>
-          <w:t>創6:3</w:t>
-        </w:r>
-      </w:hyperlink>
+      <w:r>
+        <w:rPr>
+          <w:lang w:val="zh_TW" w:bidi="zh_TW"/>
+        </w:rPr>
+        <w:t>創6:3</w:t>
+      </w:r>
       <w:r>
         <w:rPr>
           <w:lang w:val="zh_TW" w:bidi="zh_TW"/>
         </w:rPr>
         <w:t>）；後來又降到人類平均七十歲的壽數（</w:t>
       </w:r>
-      <w:hyperlink r:id="rId137">
-        <w:r>
-          <w:rPr>
-            <w:lang w:val="zh_TW" w:bidi="zh_TW"/>
-          </w:rPr>
-          <w:rPr>
-            <w:color w:val="0000EE"/>
-            <w:u w:val="single"/>
-          </w:rPr>
-          <w:t>詩90:10</w:t>
-        </w:r>
-      </w:hyperlink>
+      <w:r>
+        <w:rPr>
+          <w:lang w:val="zh_TW" w:bidi="zh_TW"/>
+        </w:rPr>
+        <w:t>詩90:10</w:t>
+      </w:r>
       <w:r>
         <w:rPr>
           <w:lang w:val="zh_TW" w:bidi="zh_TW"/>
@@ -5339,18 +4487,12 @@
         </w:rPr>
         <w:t>以色列人出埃及的龐大人數也是一個問題。如果真的有60萬名能作戰的男子（</w:t>
       </w:r>
-      <w:hyperlink r:id="rId138">
-        <w:r>
-          <w:rPr>
-            <w:lang w:val="zh_TW" w:bidi="zh_TW"/>
-          </w:rPr>
-          <w:rPr>
-            <w:color w:val="0000EE"/>
-            <w:u w:val="single"/>
-          </w:rPr>
-          <w:t>民1:46</w:t>
-        </w:r>
-      </w:hyperlink>
+      <w:r>
+        <w:rPr>
+          <w:lang w:val="zh_TW" w:bidi="zh_TW"/>
+        </w:rPr>
+        <w:t>民1:46</w:t>
+      </w:r>
       <w:r>
         <w:rPr>
           <w:lang w:val="zh_TW" w:bidi="zh_TW"/>
@@ -5423,36 +4565,24 @@
         </w:rPr>
         <w:t>）。按世代計算的方法明顯地出現在聖經某些地方，在其它地方則可能是隱含的。例如，亞伯拉罕的後裔要「到了第四代」才回到迦南（</w:t>
       </w:r>
-      <w:hyperlink r:id="rId139">
-        <w:r>
-          <w:rPr>
-            <w:lang w:val="zh_TW" w:bidi="zh_TW"/>
-          </w:rPr>
-          <w:rPr>
-            <w:color w:val="0000EE"/>
-            <w:u w:val="single"/>
-          </w:rPr>
-          <w:t>創15:16</w:t>
-        </w:r>
-      </w:hyperlink>
+      <w:r>
+        <w:rPr>
+          <w:lang w:val="zh_TW" w:bidi="zh_TW"/>
+        </w:rPr>
+        <w:t>創15:16</w:t>
+      </w:r>
       <w:r>
         <w:rPr>
           <w:lang w:val="zh_TW" w:bidi="zh_TW"/>
         </w:rPr>
         <w:t>）。而基督的家譜則整齊地分為三組，每組十四代（</w:t>
       </w:r>
-      <w:hyperlink r:id="rId140">
-        <w:r>
-          <w:rPr>
-            <w:lang w:val="zh_TW" w:bidi="zh_TW"/>
-          </w:rPr>
-          <w:rPr>
-            <w:color w:val="0000EE"/>
-            <w:u w:val="single"/>
-          </w:rPr>
-          <w:t>太1:17</w:t>
-        </w:r>
-      </w:hyperlink>
+      <w:r>
+        <w:rPr>
+          <w:lang w:val="zh_TW" w:bidi="zh_TW"/>
+        </w:rPr>
+        <w:t>太1:17</w:t>
+      </w:r>
       <w:r>
         <w:rPr>
           <w:lang w:val="zh_TW" w:bidi="zh_TW"/>
@@ -5473,36 +4603,24 @@
         </w:rPr>
         <w:t>凡有人保存與誦讀祖先名錄的地方，按世代來計算是自然的事。然而，經文也說亞伯拉罕的後裔大約在四百年後回到迦南（</w:t>
       </w:r>
-      <w:hyperlink r:id="rId141">
-        <w:r>
-          <w:rPr>
-            <w:lang w:val="zh_TW" w:bidi="zh_TW"/>
-          </w:rPr>
-          <w:rPr>
-            <w:color w:val="0000EE"/>
-            <w:u w:val="single"/>
-          </w:rPr>
-          <w:t>加3:17</w:t>
-        </w:r>
-      </w:hyperlink>
+      <w:r>
+        <w:rPr>
+          <w:lang w:val="zh_TW" w:bidi="zh_TW"/>
+        </w:rPr>
+        <w:t>加3:17</w:t>
+      </w:r>
       <w:r>
         <w:rPr>
           <w:lang w:val="zh_TW" w:bidi="zh_TW"/>
         </w:rPr>
         <w:t>）。「世代」一詞有時是指100年，而希伯來文中「世代」也可能是指120年（</w:t>
       </w:r>
-      <w:hyperlink r:id="rId136">
-        <w:r>
-          <w:rPr>
-            <w:lang w:val="zh_TW" w:bidi="zh_TW"/>
-          </w:rPr>
-          <w:rPr>
-            <w:color w:val="0000EE"/>
-            <w:u w:val="single"/>
-          </w:rPr>
-          <w:t>創6:3</w:t>
-        </w:r>
-      </w:hyperlink>
+      <w:r>
+        <w:rPr>
+          <w:lang w:val="zh_TW" w:bidi="zh_TW"/>
+        </w:rPr>
+        <w:t>創6:3</w:t>
+      </w:r>
       <w:r>
         <w:rPr>
           <w:lang w:val="zh_TW" w:bidi="zh_TW"/>
@@ -5534,54 +4652,36 @@
         </w:rPr>
         <w:t>在舊約聖經中，以色列人在曠野漂流40年就是數字約略用法的一個好例子 （</w:t>
       </w:r>
-      <w:hyperlink r:id="rId142">
-        <w:r>
-          <w:rPr>
-            <w:lang w:val="zh_TW" w:bidi="zh_TW"/>
-          </w:rPr>
-          <w:rPr>
-            <w:color w:val="0000EE"/>
-            <w:u w:val="single"/>
-          </w:rPr>
-          <w:t>民14:33</w:t>
-        </w:r>
-      </w:hyperlink>
+      <w:r>
+        <w:rPr>
+          <w:lang w:val="zh_TW" w:bidi="zh_TW"/>
+        </w:rPr>
+        <w:t>民14:33</w:t>
+      </w:r>
       <w:r>
         <w:rPr>
           <w:lang w:val="zh_TW" w:bidi="zh_TW"/>
         </w:rPr>
         <w:t>）。在新約聖經中，耶穌在曠野受試探40天（</w:t>
       </w:r>
-      <w:hyperlink r:id="rId143">
-        <w:r>
-          <w:rPr>
-            <w:lang w:val="zh_TW" w:bidi="zh_TW"/>
-          </w:rPr>
-          <w:rPr>
-            <w:color w:val="0000EE"/>
-            <w:u w:val="single"/>
-          </w:rPr>
-          <w:t>太4:2</w:t>
-        </w:r>
-      </w:hyperlink>
+      <w:r>
+        <w:rPr>
+          <w:lang w:val="zh_TW" w:bidi="zh_TW"/>
+        </w:rPr>
+        <w:t>太4:2</w:t>
+      </w:r>
       <w:r>
         <w:rPr>
           <w:lang w:val="zh_TW" w:bidi="zh_TW"/>
         </w:rPr>
         <w:t>）；從祂復活到升天之間也有40天 （</w:t>
       </w:r>
-      <w:hyperlink r:id="rId144">
-        <w:r>
-          <w:rPr>
-            <w:lang w:val="zh_TW" w:bidi="zh_TW"/>
-          </w:rPr>
-          <w:rPr>
-            <w:color w:val="0000EE"/>
-            <w:u w:val="single"/>
-          </w:rPr>
-          <w:t>徒1:3</w:t>
-        </w:r>
-      </w:hyperlink>
+      <w:r>
+        <w:rPr>
+          <w:lang w:val="zh_TW" w:bidi="zh_TW"/>
+        </w:rPr>
+        <w:t>徒1:3</w:t>
+      </w:r>
       <w:r>
         <w:rPr>
           <w:lang w:val="zh_TW" w:bidi="zh_TW"/>
@@ -5602,72 +4702,48 @@
         </w:rPr>
         <w:t>摩西蒙召時年40歲（</w:t>
       </w:r>
-      <w:hyperlink r:id="rId145">
-        <w:r>
-          <w:rPr>
-            <w:lang w:val="zh_TW" w:bidi="zh_TW"/>
-          </w:rPr>
-          <w:rPr>
-            <w:color w:val="0000EE"/>
-            <w:u w:val="single"/>
-          </w:rPr>
-          <w:t>徒7:23</w:t>
-        </w:r>
-      </w:hyperlink>
+      <w:r>
+        <w:rPr>
+          <w:lang w:val="zh_TW" w:bidi="zh_TW"/>
+        </w:rPr>
+        <w:t>徒7:23</w:t>
+      </w:r>
       <w:r>
         <w:rPr>
           <w:lang w:val="zh_TW" w:bidi="zh_TW"/>
         </w:rPr>
         <w:t>），他顯然在米甸住了40年（</w:t>
       </w:r>
-      <w:hyperlink r:id="rId146">
-        <w:r>
-          <w:rPr>
-            <w:lang w:val="zh_TW" w:bidi="zh_TW"/>
-          </w:rPr>
-          <w:rPr>
-            <w:color w:val="0000EE"/>
-            <w:u w:val="single"/>
-          </w:rPr>
-          <w:t>出7:7</w:t>
-        </w:r>
-      </w:hyperlink>
+      <w:r>
+        <w:rPr>
+          <w:lang w:val="zh_TW" w:bidi="zh_TW"/>
+        </w:rPr>
+        <w:t>出7:7</w:t>
+      </w:r>
       <w:r>
         <w:rPr>
           <w:lang w:val="zh_TW" w:bidi="zh_TW"/>
         </w:rPr>
         <w:t>），又帶領以色列人出埃及並在曠野中行走40年（</w:t>
       </w:r>
-      <w:hyperlink r:id="rId147">
-        <w:r>
-          <w:rPr>
-            <w:lang w:val="zh_TW" w:bidi="zh_TW"/>
-          </w:rPr>
-          <w:rPr>
-            <w:color w:val="0000EE"/>
-            <w:u w:val="single"/>
-          </w:rPr>
-          <w:t>申34:7</w:t>
-        </w:r>
-      </w:hyperlink>
+      <w:r>
+        <w:rPr>
+          <w:lang w:val="zh_TW" w:bidi="zh_TW"/>
+        </w:rPr>
+        <w:t>申34:7</w:t>
+      </w:r>
       <w:r>
         <w:rPr>
           <w:lang w:val="zh_TW" w:bidi="zh_TW"/>
         </w:rPr>
         <w:t>）。因此，經上說他死的時候是120歲。然而，兩個世代，也就是40年的兩倍，乃是健康男子的正常最長壽命（</w:t>
       </w:r>
-      <w:hyperlink r:id="rId137">
-        <w:r>
-          <w:rPr>
-            <w:lang w:val="zh_TW" w:bidi="zh_TW"/>
-          </w:rPr>
-          <w:rPr>
-            <w:color w:val="0000EE"/>
-            <w:u w:val="single"/>
-          </w:rPr>
-          <w:t>詩90:10</w:t>
-        </w:r>
-      </w:hyperlink>
+      <w:r>
+        <w:rPr>
+          <w:lang w:val="zh_TW" w:bidi="zh_TW"/>
+        </w:rPr>
+        <w:t>詩90:10</w:t>
+      </w:r>
       <w:r>
         <w:rPr>
           <w:lang w:val="zh_TW" w:bidi="zh_TW"/>
@@ -5699,108 +4775,72 @@
         </w:rPr>
         <w:t>在聖經中，七象徵完全或完美。神在第七日歇了祂一切的工，完成創造（</w:t>
       </w:r>
-      <w:hyperlink r:id="rId148">
-        <w:r>
-          <w:rPr>
-            <w:lang w:val="zh_TW" w:bidi="zh_TW"/>
-          </w:rPr>
-          <w:rPr>
-            <w:color w:val="0000EE"/>
-            <w:u w:val="single"/>
-          </w:rPr>
-          <w:t>創2:2</w:t>
-        </w:r>
-      </w:hyperlink>
+      <w:r>
+        <w:rPr>
+          <w:lang w:val="zh_TW" w:bidi="zh_TW"/>
+        </w:rPr>
+        <w:t>創2:2</w:t>
+      </w:r>
       <w:r>
         <w:rPr>
           <w:lang w:val="zh_TW" w:bidi="zh_TW"/>
         </w:rPr>
         <w:t>）。法老在夢中看見七隻從尼羅河上來的母牛（</w:t>
       </w:r>
-      <w:hyperlink r:id="rId149">
-        <w:r>
-          <w:rPr>
-            <w:lang w:val="zh_TW" w:bidi="zh_TW"/>
-          </w:rPr>
-          <w:rPr>
-            <w:color w:val="0000EE"/>
-            <w:u w:val="single"/>
-          </w:rPr>
-          <w:t>41:2</w:t>
-        </w:r>
-      </w:hyperlink>
+      <w:r>
+        <w:rPr>
+          <w:lang w:val="zh_TW" w:bidi="zh_TW"/>
+        </w:rPr>
+        <w:t>41:2</w:t>
+      </w:r>
       <w:r>
         <w:rPr>
           <w:lang w:val="zh_TW" w:bidi="zh_TW"/>
         </w:rPr>
         <w:t>）。參孫那分別為聖的拿細耳人之髮被編成七條辮子（</w:t>
       </w:r>
-      <w:hyperlink r:id="rId150">
-        <w:r>
-          <w:rPr>
-            <w:lang w:val="zh_TW" w:bidi="zh_TW"/>
-          </w:rPr>
-          <w:rPr>
-            <w:color w:val="0000EE"/>
-            <w:u w:val="single"/>
-          </w:rPr>
-          <w:t>士16:13</w:t>
-        </w:r>
-      </w:hyperlink>
+      <w:r>
+        <w:rPr>
+          <w:lang w:val="zh_TW" w:bidi="zh_TW"/>
+        </w:rPr>
+        <w:t>士16:13</w:t>
+      </w:r>
       <w:r>
         <w:rPr>
           <w:lang w:val="zh_TW" w:bidi="zh_TW"/>
         </w:rPr>
         <w:t>）。抹大拉的馬利亞身上曾有七個鬼被趕出，表明她先前完全被撒但轄制（</w:t>
       </w:r>
-      <w:hyperlink r:id="rId151">
-        <w:r>
-          <w:rPr>
-            <w:lang w:val="zh_TW" w:bidi="zh_TW"/>
-          </w:rPr>
-          <w:rPr>
-            <w:color w:val="0000EE"/>
-            <w:u w:val="single"/>
-          </w:rPr>
-          <w:t>路8:2</w:t>
-        </w:r>
-      </w:hyperlink>
+      <w:r>
+        <w:rPr>
+          <w:lang w:val="zh_TW" w:bidi="zh_TW"/>
+        </w:rPr>
+        <w:t>路8:2</w:t>
+      </w:r>
       <w:r>
         <w:rPr>
           <w:lang w:val="zh_TW" w:bidi="zh_TW"/>
         </w:rPr>
         <w:t>）。而「七個......鬼」要進入那被潔淨卻空虛的人的裡面（</w:t>
       </w:r>
-      <w:hyperlink r:id="rId152">
-        <w:r>
-          <w:rPr>
-            <w:lang w:val="zh_TW" w:bidi="zh_TW"/>
-          </w:rPr>
-          <w:rPr>
-            <w:color w:val="0000EE"/>
-            <w:u w:val="single"/>
-          </w:rPr>
-          <w:t>太12:45</w:t>
-        </w:r>
-      </w:hyperlink>
+      <w:r>
+        <w:rPr>
+          <w:lang w:val="zh_TW" w:bidi="zh_TW"/>
+        </w:rPr>
+        <w:t>太12:45</w:t>
+      </w:r>
       <w:r>
         <w:rPr>
           <w:lang w:val="zh_TW" w:bidi="zh_TW"/>
         </w:rPr>
         <w:t>）。然而，從正面的例子來看，也有神的七靈（</w:t>
       </w:r>
-      <w:hyperlink r:id="rId153">
-        <w:r>
-          <w:rPr>
-            <w:lang w:val="zh_TW" w:bidi="zh_TW"/>
-          </w:rPr>
-          <w:rPr>
-            <w:color w:val="0000EE"/>
-            <w:u w:val="single"/>
-          </w:rPr>
-          <w:t>啟3:1</w:t>
-        </w:r>
-      </w:hyperlink>
+      <w:r>
+        <w:rPr>
+          <w:lang w:val="zh_TW" w:bidi="zh_TW"/>
+        </w:rPr>
+        <w:t>啟3:1</w:t>
+      </w:r>
       <w:r>
         <w:rPr>
           <w:lang w:val="zh_TW" w:bidi="zh_TW"/>
@@ -5821,54 +4861,36 @@
         </w:rPr>
         <w:t>在第七年，希伯來的奴僕要得自由（</w:t>
       </w:r>
-      <w:hyperlink r:id="rId154">
-        <w:r>
-          <w:rPr>
-            <w:lang w:val="zh_TW" w:bidi="zh_TW"/>
-          </w:rPr>
-          <w:rPr>
-            <w:color w:val="0000EE"/>
-            <w:u w:val="single"/>
-          </w:rPr>
-          <w:t>出21:2</w:t>
-        </w:r>
-      </w:hyperlink>
+      <w:r>
+        <w:rPr>
+          <w:lang w:val="zh_TW" w:bidi="zh_TW"/>
+        </w:rPr>
+        <w:t>出21:2</w:t>
+      </w:r>
       <w:r>
         <w:rPr>
           <w:lang w:val="zh_TW" w:bidi="zh_TW"/>
         </w:rPr>
         <w:t>）。奴僕的勞役在七年之後就完成。每逢第七年是安息年（</w:t>
       </w:r>
-      <w:hyperlink r:id="rId155">
-        <w:r>
-          <w:rPr>
-            <w:lang w:val="zh_TW" w:bidi="zh_TW"/>
-          </w:rPr>
-          <w:rPr>
-            <w:color w:val="0000EE"/>
-            <w:u w:val="single"/>
-          </w:rPr>
-          <w:t>利25:4</w:t>
-        </w:r>
-      </w:hyperlink>
+      <w:r>
+        <w:rPr>
+          <w:lang w:val="zh_TW" w:bidi="zh_TW"/>
+        </w:rPr>
+        <w:t>利25:4</w:t>
+      </w:r>
       <w:r>
         <w:rPr>
           <w:lang w:val="zh_TW" w:bidi="zh_TW"/>
         </w:rPr>
         <w:t>）。七個七再次強調完全的意義。禧年是在七個七年之後的第50年舉行，那一年所有的地都要釋放，歸還原主（</w:t>
       </w:r>
-      <w:hyperlink r:id="rId156">
-        <w:r>
-          <w:rPr>
-            <w:lang w:val="zh_TW" w:bidi="zh_TW"/>
-          </w:rPr>
-          <w:rPr>
-            <w:color w:val="0000EE"/>
-            <w:u w:val="single"/>
-          </w:rPr>
-          <w:t>利25:10</w:t>
-        </w:r>
-      </w:hyperlink>
+      <w:r>
+        <w:rPr>
+          <w:lang w:val="zh_TW" w:bidi="zh_TW"/>
+        </w:rPr>
+        <w:t>利25:10</w:t>
+      </w:r>
       <w:r>
         <w:rPr>
           <w:lang w:val="zh_TW" w:bidi="zh_TW"/>
@@ -5889,54 +4911,36 @@
         </w:rPr>
         <w:t>「七十」在希伯來文中直譯為「許多的七」。 「七十」更進一步強化了完全的概念。 以色列有70位長老（</w:t>
       </w:r>
-      <w:hyperlink r:id="rId157">
-        <w:r>
-          <w:rPr>
-            <w:lang w:val="zh_TW" w:bidi="zh_TW"/>
-          </w:rPr>
-          <w:rPr>
-            <w:color w:val="0000EE"/>
-            <w:u w:val="single"/>
-          </w:rPr>
-          <w:t>出24:1</w:t>
-        </w:r>
-      </w:hyperlink>
+      <w:r>
+        <w:rPr>
+          <w:lang w:val="zh_TW" w:bidi="zh_TW"/>
+        </w:rPr>
+        <w:t>出24:1</w:t>
+      </w:r>
       <w:r>
         <w:rPr>
           <w:lang w:val="zh_TW" w:bidi="zh_TW"/>
         </w:rPr>
         <w:t>）。以色列被擄到巴比倫70年，以完成受罰的年數 （</w:t>
       </w:r>
-      <w:hyperlink r:id="rId158">
-        <w:r>
-          <w:rPr>
-            <w:lang w:val="zh_TW" w:bidi="zh_TW"/>
-          </w:rPr>
-          <w:rPr>
-            <w:color w:val="0000EE"/>
-            <w:u w:val="single"/>
-          </w:rPr>
-          <w:t>耶25:12</w:t>
-        </w:r>
-      </w:hyperlink>
+      <w:r>
+        <w:rPr>
+          <w:lang w:val="zh_TW" w:bidi="zh_TW"/>
+        </w:rPr>
+        <w:t>耶25:12</w:t>
+      </w:r>
       <w:r>
         <w:rPr>
           <w:lang w:val="zh_TW" w:bidi="zh_TW"/>
         </w:rPr>
         <w:t>）。「七十個七次」（</w:t>
       </w:r>
-      <w:hyperlink r:id="rId159">
-        <w:r>
-          <w:rPr>
-            <w:lang w:val="zh_TW" w:bidi="zh_TW"/>
-          </w:rPr>
-          <w:rPr>
-            <w:color w:val="0000EE"/>
-            <w:u w:val="single"/>
-          </w:rPr>
-          <w:t>太18:22</w:t>
-        </w:r>
-      </w:hyperlink>
+      <w:r>
+        <w:rPr>
+          <w:lang w:val="zh_TW" w:bidi="zh_TW"/>
+        </w:rPr>
+        <w:t>太18:22</w:t>
+      </w:r>
       <w:r>
         <w:rPr>
           <w:lang w:val="zh_TW" w:bidi="zh_TW"/>
@@ -5957,90 +4961,60 @@
         </w:rPr>
         <w:t>「三」也可能具有完全或完美的意義，雖然不如七那樣強烈（</w:t>
       </w:r>
-      <w:hyperlink r:id="rId160">
-        <w:r>
-          <w:rPr>
-            <w:lang w:val="zh_TW" w:bidi="zh_TW"/>
-          </w:rPr>
-          <w:rPr>
-            <w:color w:val="0000EE"/>
-            <w:u w:val="single"/>
-          </w:rPr>
-          <w:t>王下13:18</w:t>
-        </w:r>
-      </w:hyperlink>
+      <w:r>
+        <w:rPr>
+          <w:lang w:val="zh_TW" w:bidi="zh_TW"/>
+        </w:rPr>
+        <w:t>王下13:18</w:t>
+      </w:r>
       <w:r>
         <w:rPr>
           <w:lang w:val="zh_TW" w:bidi="zh_TW"/>
         </w:rPr>
         <w:t>）。許多事情都發生在「第三天」（</w:t>
       </w:r>
-      <w:hyperlink r:id="rId161">
-        <w:r>
-          <w:rPr>
-            <w:lang w:val="zh_TW" w:bidi="zh_TW"/>
-          </w:rPr>
-          <w:rPr>
-            <w:color w:val="0000EE"/>
-            <w:u w:val="single"/>
-          </w:rPr>
-          <w:t>何6:2</w:t>
-        </w:r>
-      </w:hyperlink>
+      <w:r>
+        <w:rPr>
+          <w:lang w:val="zh_TW" w:bidi="zh_TW"/>
+        </w:rPr>
+        <w:t>何6:2</w:t>
+      </w:r>
       <w:r>
         <w:rPr>
           <w:lang w:val="zh_TW" w:bidi="zh_TW"/>
         </w:rPr>
         <w:t>）。約拿在大魚腹中三日（</w:t>
       </w:r>
-      <w:hyperlink r:id="rId162">
-        <w:r>
-          <w:rPr>
-            <w:lang w:val="zh_TW" w:bidi="zh_TW"/>
-          </w:rPr>
-          <w:rPr>
-            <w:color w:val="0000EE"/>
-            <w:u w:val="single"/>
-          </w:rPr>
-          <w:t>太12:40</w:t>
-        </w:r>
-      </w:hyperlink>
+      <w:r>
+        <w:rPr>
+          <w:lang w:val="zh_TW" w:bidi="zh_TW"/>
+        </w:rPr>
+        <w:t>太12:40</w:t>
+      </w:r>
       <w:r>
         <w:rPr>
           <w:lang w:val="zh_TW" w:bidi="zh_TW"/>
         </w:rPr>
         <w:t>）。主耶穌在第三天復活（</w:t>
       </w:r>
-      <w:hyperlink r:id="rId163">
-        <w:r>
-          <w:rPr>
-            <w:lang w:val="zh_TW" w:bidi="zh_TW"/>
-          </w:rPr>
-          <w:rPr>
-            <w:color w:val="0000EE"/>
-            <w:u w:val="single"/>
-          </w:rPr>
-          <w:t>林前15:4</w:t>
-        </w:r>
-      </w:hyperlink>
+      <w:r>
+        <w:rPr>
+          <w:lang w:val="zh_TW" w:bidi="zh_TW"/>
+        </w:rPr>
+        <w:t>林前15:4</w:t>
+      </w:r>
       <w:r>
         <w:rPr>
           <w:lang w:val="zh_TW" w:bidi="zh_TW"/>
         </w:rPr>
         <w:t>）。神給大衛三種懲罰選擇：三年的饑荒、三個月的敗逃，或三天的瘟疫（</w:t>
       </w:r>
-      <w:hyperlink r:id="rId164">
-        <w:r>
-          <w:rPr>
-            <w:lang w:val="zh_TW" w:bidi="zh_TW"/>
-          </w:rPr>
-          <w:rPr>
-            <w:color w:val="0000EE"/>
-            <w:u w:val="single"/>
-          </w:rPr>
-          <w:t>撒下24:13</w:t>
-        </w:r>
-      </w:hyperlink>
+      <w:r>
+        <w:rPr>
+          <w:lang w:val="zh_TW" w:bidi="zh_TW"/>
+        </w:rPr>
+        <w:t>撒下24:13</w:t>
+      </w:r>
       <w:r>
         <w:rPr>
           <w:lang w:val="zh_TW" w:bidi="zh_TW"/>
@@ -6061,54 +5035,36 @@
         </w:rPr>
         <w:t>對基督徒而言，「三」有更深的屬靈意義，代表三位一體中的三個位格。這三個位格在大使命中被清楚表達出來（</w:t>
       </w:r>
-      <w:hyperlink r:id="rId165">
-        <w:r>
-          <w:rPr>
-            <w:lang w:val="zh_TW" w:bidi="zh_TW"/>
-          </w:rPr>
-          <w:rPr>
-            <w:color w:val="0000EE"/>
-            <w:u w:val="single"/>
-          </w:rPr>
-          <w:t>太28:19</w:t>
-        </w:r>
-      </w:hyperlink>
+      <w:r>
+        <w:rPr>
+          <w:lang w:val="zh_TW" w:bidi="zh_TW"/>
+        </w:rPr>
+        <w:t>太28:19</w:t>
+      </w:r>
       <w:r>
         <w:rPr>
           <w:lang w:val="zh_TW" w:bidi="zh_TW"/>
         </w:rPr>
         <w:t>），也出現在保羅的祝禱中（</w:t>
       </w:r>
-      <w:hyperlink r:id="rId166">
-        <w:r>
-          <w:rPr>
-            <w:lang w:val="zh_TW" w:bidi="zh_TW"/>
-          </w:rPr>
-          <w:rPr>
-            <w:color w:val="0000EE"/>
-            <w:u w:val="single"/>
-          </w:rPr>
-          <w:t>林後13:13</w:t>
-        </w:r>
-      </w:hyperlink>
+      <w:r>
+        <w:rPr>
+          <w:lang w:val="zh_TW" w:bidi="zh_TW"/>
+        </w:rPr>
+        <w:t>林後13:13</w:t>
+      </w:r>
       <w:r>
         <w:rPr>
           <w:lang w:val="zh_TW" w:bidi="zh_TW"/>
         </w:rPr>
         <w:t>）。新約聖經中有許多三重結構的例子，而舊約聖經中也有其預表。</w:t>
       </w:r>
-      <w:hyperlink r:id="rId167">
-        <w:r>
-          <w:rPr>
-            <w:lang w:val="zh_TW" w:bidi="zh_TW"/>
-          </w:rPr>
-          <w:rPr>
-            <w:color w:val="0000EE"/>
-            <w:u w:val="single"/>
-          </w:rPr>
-          <w:t>以賽亞書六章3節</w:t>
-        </w:r>
-      </w:hyperlink>
+      <w:r>
+        <w:rPr>
+          <w:lang w:val="zh_TW" w:bidi="zh_TW"/>
+        </w:rPr>
+        <w:t>以賽亞書六章3節</w:t>
+      </w:r>
       <w:r>
         <w:rPr>
           <w:lang w:val="zh_TW" w:bidi="zh_TW"/>
@@ -6129,54 +5085,36 @@
         </w:rPr>
         <w:t>有些學者認為四也是完全的象徵。例如，在</w:t>
       </w:r>
-      <w:hyperlink r:id="rId168">
-        <w:r>
-          <w:rPr>
-            <w:lang w:val="zh_TW" w:bidi="zh_TW"/>
-          </w:rPr>
-          <w:rPr>
-            <w:color w:val="0000EE"/>
-            <w:u w:val="single"/>
-          </w:rPr>
-          <w:t>但以理書七章2節</w:t>
-        </w:r>
-      </w:hyperlink>
+      <w:r>
+        <w:rPr>
+          <w:lang w:val="zh_TW" w:bidi="zh_TW"/>
+        </w:rPr>
+        <w:t>但以理書七章2節</w:t>
+      </w:r>
       <w:r>
         <w:rPr>
           <w:lang w:val="zh_TW" w:bidi="zh_TW"/>
         </w:rPr>
         <w:t>中提到天的四風；</w:t>
       </w:r>
-      <w:hyperlink r:id="rId169">
-        <w:r>
-          <w:rPr>
-            <w:lang w:val="zh_TW" w:bidi="zh_TW"/>
-          </w:rPr>
-          <w:rPr>
-            <w:color w:val="0000EE"/>
-            <w:u w:val="single"/>
-          </w:rPr>
-          <w:t>啟示錄六章1至7節</w:t>
-        </w:r>
-      </w:hyperlink>
+      <w:r>
+        <w:rPr>
+          <w:lang w:val="zh_TW" w:bidi="zh_TW"/>
+        </w:rPr>
+        <w:t>啟示錄六章1至7節</w:t>
+      </w:r>
       <w:r>
         <w:rPr>
           <w:lang w:val="zh_TW" w:bidi="zh_TW"/>
         </w:rPr>
         <w:t>中有四匹馬；</w:t>
       </w:r>
-      <w:hyperlink r:id="rId170">
-        <w:r>
-          <w:rPr>
-            <w:lang w:val="zh_TW" w:bidi="zh_TW"/>
-          </w:rPr>
-          <w:rPr>
-            <w:color w:val="0000EE"/>
-            <w:u w:val="single"/>
-          </w:rPr>
-          <w:t>啟示錄四章6節</w:t>
-        </w:r>
-      </w:hyperlink>
+      <w:r>
+        <w:rPr>
+          <w:lang w:val="zh_TW" w:bidi="zh_TW"/>
+        </w:rPr>
+        <w:t>啟示錄四章6節</w:t>
+      </w:r>
       <w:r>
         <w:rPr>
           <w:lang w:val="zh_TW" w:bidi="zh_TW"/>
@@ -6197,54 +5135,36 @@
         </w:rPr>
         <w:t>五通常被用作小數字的象徵，帶有不確定的意思（</w:t>
       </w:r>
-      <w:hyperlink r:id="rId171">
-        <w:r>
-          <w:rPr>
-            <w:lang w:val="zh_TW" w:bidi="zh_TW"/>
-          </w:rPr>
-          <w:rPr>
-            <w:color w:val="0000EE"/>
-            <w:u w:val="single"/>
-          </w:rPr>
-          <w:t>賽19:18</w:t>
-        </w:r>
-      </w:hyperlink>
+      <w:r>
+        <w:rPr>
+          <w:lang w:val="zh_TW" w:bidi="zh_TW"/>
+        </w:rPr>
+        <w:t>賽19:18</w:t>
+      </w:r>
       <w:r>
         <w:rPr>
           <w:lang w:val="zh_TW" w:bidi="zh_TW"/>
         </w:rPr>
         <w:t>，</w:t>
       </w:r>
-      <w:hyperlink r:id="rId172">
-        <w:r>
-          <w:rPr>
-            <w:lang w:val="zh_TW" w:bidi="zh_TW"/>
-          </w:rPr>
-          <w:rPr>
-            <w:color w:val="0000EE"/>
-            <w:u w:val="single"/>
-          </w:rPr>
-          <w:t>30:17</w:t>
-        </w:r>
-      </w:hyperlink>
+      <w:r>
+        <w:rPr>
+          <w:lang w:val="zh_TW" w:bidi="zh_TW"/>
+        </w:rPr>
+        <w:t>30:17</w:t>
+      </w:r>
       <w:r>
         <w:rPr>
           <w:lang w:val="zh_TW" w:bidi="zh_TW"/>
         </w:rPr>
         <w:t>）。至於八或九，則似乎沒有特別的象徵意義。它們與其它數字一樣，常用來實際描述神的作為（臨到埃及的九災，</w:t>
       </w:r>
-      <w:hyperlink r:id="rId173">
-        <w:r>
-          <w:rPr>
-            <w:lang w:val="zh_TW" w:bidi="zh_TW"/>
-          </w:rPr>
-          <w:rPr>
-            <w:color w:val="0000EE"/>
-            <w:u w:val="single"/>
-          </w:rPr>
-          <w:t>出7–10章</w:t>
-        </w:r>
-      </w:hyperlink>
+      <w:r>
+        <w:rPr>
+          <w:lang w:val="zh_TW" w:bidi="zh_TW"/>
+        </w:rPr>
+        <w:t>出7–10章</w:t>
+      </w:r>
       <w:r>
         <w:rPr>
           <w:lang w:val="zh_TW" w:bidi="zh_TW"/>
@@ -6265,72 +5185,48 @@
         </w:rPr>
         <w:t>「十」之所以有特別的意義，是因為有十誡（</w:t>
       </w:r>
-      <w:hyperlink r:id="rId174">
-        <w:r>
-          <w:rPr>
-            <w:lang w:val="zh_TW" w:bidi="zh_TW"/>
-          </w:rPr>
-          <w:rPr>
-            <w:color w:val="0000EE"/>
-            <w:u w:val="single"/>
-          </w:rPr>
-          <w:t>出20:1–17</w:t>
-        </w:r>
-      </w:hyperlink>
+      <w:r>
+        <w:rPr>
+          <w:lang w:val="zh_TW" w:bidi="zh_TW"/>
+        </w:rPr>
+        <w:t>出20:1–17</w:t>
+      </w:r>
       <w:r>
         <w:rPr>
           <w:lang w:val="zh_TW" w:bidi="zh_TW"/>
         </w:rPr>
         <w:t>）。在聖經較早的部分，十並沒有特殊的象徵含義。如果有的話，它往往很寬泛地被使用。拉班改變雅各的工價十次（</w:t>
       </w:r>
-      <w:hyperlink r:id="rId175">
-        <w:r>
-          <w:rPr>
-            <w:lang w:val="zh_TW" w:bidi="zh_TW"/>
-          </w:rPr>
-          <w:rPr>
-            <w:color w:val="0000EE"/>
-            <w:u w:val="single"/>
-          </w:rPr>
-          <w:t>創31:7</w:t>
-        </w:r>
-      </w:hyperlink>
+      <w:r>
+        <w:rPr>
+          <w:lang w:val="zh_TW" w:bidi="zh_TW"/>
+        </w:rPr>
+        <w:t>創31:7</w:t>
+      </w:r>
       <w:r>
         <w:rPr>
           <w:lang w:val="zh_TW" w:bidi="zh_TW"/>
         </w:rPr>
         <w:t>）。但以理和他的朋友們比所有其他學生聰明十倍（</w:t>
       </w:r>
-      <w:hyperlink r:id="rId176">
-        <w:r>
-          <w:rPr>
-            <w:lang w:val="zh_TW" w:bidi="zh_TW"/>
-          </w:rPr>
-          <w:rPr>
-            <w:color w:val="0000EE"/>
-            <w:u w:val="single"/>
-          </w:rPr>
-          <w:t>但1:20</w:t>
-        </w:r>
-      </w:hyperlink>
+      <w:r>
+        <w:rPr>
+          <w:lang w:val="zh_TW" w:bidi="zh_TW"/>
+        </w:rPr>
+        <w:t>但1:20</w:t>
+      </w:r>
       <w:r>
         <w:rPr>
           <w:lang w:val="zh_TW" w:bidi="zh_TW"/>
         </w:rPr>
         <w:t>）。猶太的居民被十次警告敵人即將來襲（</w:t>
       </w:r>
-      <w:hyperlink r:id="rId177">
-        <w:r>
-          <w:rPr>
-            <w:lang w:val="zh_TW" w:bidi="zh_TW"/>
-          </w:rPr>
-          <w:rPr>
-            <w:color w:val="0000EE"/>
-            <w:u w:val="single"/>
-          </w:rPr>
-          <w:t>尼4:12</w:t>
-        </w:r>
-      </w:hyperlink>
+      <w:r>
+        <w:rPr>
+          <w:lang w:val="zh_TW" w:bidi="zh_TW"/>
+        </w:rPr>
+        <w:t>尼4:12</w:t>
+      </w:r>
       <w:r>
         <w:rPr>
           <w:lang w:val="zh_TW" w:bidi="zh_TW"/>
@@ -6351,54 +5247,36 @@
         </w:rPr>
         <w:t>十一似乎沒有特別的聖經意義，但十二則確實有特別的意義。最明顯的例證就是以色列的十二支派。在</w:t>
       </w:r>
-      <w:hyperlink r:id="rId178">
-        <w:r>
-          <w:rPr>
-            <w:lang w:val="zh_TW" w:bidi="zh_TW"/>
-          </w:rPr>
-          <w:rPr>
-            <w:color w:val="0000EE"/>
-            <w:u w:val="single"/>
-          </w:rPr>
-          <w:t>啟示錄七章4至8節</w:t>
-        </w:r>
-      </w:hyperlink>
+      <w:r>
+        <w:rPr>
+          <w:lang w:val="zh_TW" w:bidi="zh_TW"/>
+        </w:rPr>
+        <w:t>啟示錄七章4至8節</w:t>
+      </w:r>
       <w:r>
         <w:rPr>
           <w:lang w:val="zh_TW" w:bidi="zh_TW"/>
         </w:rPr>
         <w:t>中，支派的數目被限定為12，在數學上具有重要意義。但支派完全被排除——可能是因為但陷入拜偶像的罪（</w:t>
       </w:r>
-      <w:hyperlink r:id="rId179">
-        <w:r>
-          <w:rPr>
-            <w:lang w:val="zh_TW" w:bidi="zh_TW"/>
-          </w:rPr>
-          <w:rPr>
-            <w:color w:val="0000EE"/>
-            <w:u w:val="single"/>
-          </w:rPr>
-          <w:t>士18:14–20</w:t>
-        </w:r>
-      </w:hyperlink>
+      <w:r>
+        <w:rPr>
+          <w:lang w:val="zh_TW" w:bidi="zh_TW"/>
+        </w:rPr>
+        <w:t>士18:14–20</w:t>
+      </w:r>
       <w:r>
         <w:rPr>
           <w:lang w:val="zh_TW" w:bidi="zh_TW"/>
         </w:rPr>
         <w:t>）。以實瑪利的後裔也分為十二個支派（</w:t>
       </w:r>
-      <w:hyperlink r:id="rId180">
-        <w:r>
-          <w:rPr>
-            <w:lang w:val="zh_TW" w:bidi="zh_TW"/>
-          </w:rPr>
-          <w:rPr>
-            <w:color w:val="0000EE"/>
-            <w:u w:val="single"/>
-          </w:rPr>
-          <w:t>創17:20</w:t>
-        </w:r>
-      </w:hyperlink>
+      <w:r>
+        <w:rPr>
+          <w:lang w:val="zh_TW" w:bidi="zh_TW"/>
+        </w:rPr>
+        <w:t>創17:20</w:t>
+      </w:r>
       <w:r>
         <w:rPr>
           <w:lang w:val="zh_TW" w:bidi="zh_TW"/>
@@ -6419,72 +5297,48 @@
         </w:rPr>
         <w:t>數字十二在以色列以外也顯然具有重要意義。在新約聖經中，基督揀選了十二位使徒（</w:t>
       </w:r>
-      <w:hyperlink r:id="rId181">
-        <w:r>
-          <w:rPr>
-            <w:lang w:val="zh_TW" w:bidi="zh_TW"/>
-          </w:rPr>
-          <w:rPr>
-            <w:color w:val="0000EE"/>
-            <w:u w:val="single"/>
-          </w:rPr>
-          <w:t>太10:1–4</w:t>
-        </w:r>
-      </w:hyperlink>
+      <w:r>
+        <w:rPr>
+          <w:lang w:val="zh_TW" w:bidi="zh_TW"/>
+        </w:rPr>
+        <w:t>太10:1–4</w:t>
+      </w:r>
       <w:r>
         <w:rPr>
           <w:lang w:val="zh_TW" w:bidi="zh_TW"/>
         </w:rPr>
         <w:t>）。當基督告訴使徒們，他們將坐在十二個寶座上審判以色列十二支派時，就明確指出了這個數字的聯繫（</w:t>
       </w:r>
-      <w:hyperlink r:id="rId182">
-        <w:r>
-          <w:rPr>
-            <w:lang w:val="zh_TW" w:bidi="zh_TW"/>
-          </w:rPr>
-          <w:rPr>
-            <w:color w:val="0000EE"/>
-            <w:u w:val="single"/>
-          </w:rPr>
-          <w:t>太19:28</w:t>
-        </w:r>
-      </w:hyperlink>
+      <w:r>
+        <w:rPr>
+          <w:lang w:val="zh_TW" w:bidi="zh_TW"/>
+        </w:rPr>
+        <w:t>太19:28</w:t>
+      </w:r>
       <w:r>
         <w:rPr>
           <w:lang w:val="zh_TW" w:bidi="zh_TW"/>
         </w:rPr>
         <w:t>）。有趣的是，在選出並任命馬提亞之後（</w:t>
       </w:r>
-      <w:hyperlink r:id="rId183">
-        <w:r>
-          <w:rPr>
-            <w:lang w:val="zh_TW" w:bidi="zh_TW"/>
-          </w:rPr>
-          <w:rPr>
-            <w:color w:val="0000EE"/>
-            <w:u w:val="single"/>
-          </w:rPr>
-          <w:t>徒1:26</w:t>
-        </w:r>
-      </w:hyperlink>
+      <w:r>
+        <w:rPr>
+          <w:lang w:val="zh_TW" w:bidi="zh_TW"/>
+        </w:rPr>
+        <w:t>徒1:26</w:t>
+      </w:r>
       <w:r>
         <w:rPr>
           <w:lang w:val="zh_TW" w:bidi="zh_TW"/>
         </w:rPr>
         <w:t>），基督教會並沒有再刻意維持使徒人數為十二。正如「七個七」加強了七的意象，「十二乘十二」也強化了十二的象徵意義；當這個數字再乘以一千，就成為144,000被救贖的人（</w:t>
       </w:r>
-      <w:hyperlink r:id="rId184">
-        <w:r>
-          <w:rPr>
-            <w:lang w:val="zh_TW" w:bidi="zh_TW"/>
-          </w:rPr>
-          <w:rPr>
-            <w:color w:val="0000EE"/>
-            <w:u w:val="single"/>
-          </w:rPr>
-          <w:t>啟7:4</w:t>
-        </w:r>
-      </w:hyperlink>
+      <w:r>
+        <w:rPr>
+          <w:lang w:val="zh_TW" w:bidi="zh_TW"/>
+        </w:rPr>
+        <w:t>啟7:4</w:t>
+      </w:r>
       <w:r>
         <w:rPr>
           <w:lang w:val="zh_TW" w:bidi="zh_TW"/>
@@ -6530,18 +5384,12 @@
         </w:rPr>
         <w:t>一個例子是伯‧示麥居民中約耶哥尼雅子孫的人數，這些人因未與其他人一同歡喜迎接神的約櫃從非利士地回到以色列而被神擊殺（</w:t>
       </w:r>
-      <w:hyperlink r:id="rId185">
-        <w:r>
-          <w:rPr>
-            <w:lang w:val="zh_TW" w:bidi="zh_TW"/>
-          </w:rPr>
-          <w:rPr>
-            <w:color w:val="0000EE"/>
-            <w:u w:val="single"/>
-          </w:rPr>
-          <w:t>撒上6:19</w:t>
-        </w:r>
-      </w:hyperlink>
+      <w:r>
+        <w:rPr>
+          <w:lang w:val="zh_TW" w:bidi="zh_TW"/>
+        </w:rPr>
+        <w:t>撒上6:19</w:t>
+      </w:r>
       <w:r>
         <w:rPr>
           <w:lang w:val="zh_TW" w:bidi="zh_TW"/>
@@ -6562,54 +5410,36 @@
         </w:rPr>
         <w:t>要判斷一個數字是實際的還是象徵性的，可以採用幾個原則：這個數字是否很小？是否不尋常且沒有明顯的神學意義？例如，艾城的人在第一次攻擊中殺死了大約36名以色列人（</w:t>
       </w:r>
-      <w:hyperlink r:id="rId186">
-        <w:r>
-          <w:rPr>
-            <w:lang w:val="zh_TW" w:bidi="zh_TW"/>
-          </w:rPr>
-          <w:rPr>
-            <w:color w:val="0000EE"/>
-            <w:u w:val="single"/>
-          </w:rPr>
-          <w:t>書7:5</w:t>
-        </w:r>
-      </w:hyperlink>
+      <w:r>
+        <w:rPr>
+          <w:lang w:val="zh_TW" w:bidi="zh_TW"/>
+        </w:rPr>
+        <w:t>書7:5</w:t>
+      </w:r>
       <w:r>
         <w:rPr>
           <w:lang w:val="zh_TW" w:bidi="zh_TW"/>
         </w:rPr>
         <w:t>）。這個數字很小，顯示這是人們清楚記得的歷史細節。同樣地，</w:t>
       </w:r>
-      <w:hyperlink r:id="rId187">
-        <w:r>
-          <w:rPr>
-            <w:lang w:val="zh_TW" w:bidi="zh_TW"/>
-          </w:rPr>
-          <w:rPr>
-            <w:color w:val="0000EE"/>
-            <w:u w:val="single"/>
-          </w:rPr>
-          <w:t>創世記十四章14節</w:t>
-        </w:r>
-      </w:hyperlink>
+      <w:r>
+        <w:rPr>
+          <w:lang w:val="zh_TW" w:bidi="zh_TW"/>
+        </w:rPr>
+        <w:t>創世記十四章14節</w:t>
+      </w:r>
       <w:r>
         <w:rPr>
           <w:lang w:val="zh_TW" w:bidi="zh_TW"/>
         </w:rPr>
         <w:t>中亞伯拉罕的318名壯丁，以及</w:t>
       </w:r>
-      <w:hyperlink r:id="rId188">
-        <w:r>
-          <w:rPr>
-            <w:lang w:val="zh_TW" w:bidi="zh_TW"/>
-          </w:rPr>
-          <w:rPr>
-            <w:color w:val="0000EE"/>
-            <w:u w:val="single"/>
-          </w:rPr>
-          <w:t>約翰福音二十一章11節</w:t>
-        </w:r>
-      </w:hyperlink>
+      <w:r>
+        <w:rPr>
+          <w:lang w:val="zh_TW" w:bidi="zh_TW"/>
+        </w:rPr>
+        <w:t>約翰福音二十一章11節</w:t>
+      </w:r>
       <w:r>
         <w:rPr>
           <w:lang w:val="zh_TW" w:bidi="zh_TW"/>
@@ -6655,36 +5485,24 @@
         </w:rPr>
         <w:t>或許聖經中最早明確出現數字象徵學的例子是</w:t>
       </w:r>
-      <w:hyperlink r:id="rId189">
-        <w:r>
-          <w:rPr>
-            <w:lang w:val="zh_TW" w:bidi="zh_TW"/>
-          </w:rPr>
-          <w:rPr>
-            <w:color w:val="0000EE"/>
-            <w:u w:val="single"/>
-          </w:rPr>
-          <w:t>列王紀上六章1節</w:t>
-        </w:r>
-      </w:hyperlink>
+      <w:r>
+        <w:rPr>
+          <w:lang w:val="zh_TW" w:bidi="zh_TW"/>
+        </w:rPr>
+        <w:t>列王紀上六章1節</w:t>
+      </w:r>
       <w:r>
         <w:rPr>
           <w:lang w:val="zh_TW" w:bidi="zh_TW"/>
         </w:rPr>
         <w:t>。所羅門在出埃及後480年開始建造聖殿。這個數字可以5乘以10乘以12計算而得，也可以由4乘以120推算，而120是早期的人理想的壽命（</w:t>
       </w:r>
-      <w:hyperlink r:id="rId136">
-        <w:r>
-          <w:rPr>
-            <w:lang w:val="zh_TW" w:bidi="zh_TW"/>
-          </w:rPr>
-          <w:rPr>
-            <w:color w:val="0000EE"/>
-            <w:u w:val="single"/>
-          </w:rPr>
-          <w:t>創6:3</w:t>
-        </w:r>
-      </w:hyperlink>
+      <w:r>
+        <w:rPr>
+          <w:lang w:val="zh_TW" w:bidi="zh_TW"/>
+        </w:rPr>
+        <w:t>創6:3</w:t>
+      </w:r>
       <w:r>
         <w:rPr>
           <w:lang w:val="zh_TW" w:bidi="zh_TW"/>
@@ -6699,18 +5517,12 @@
           <w:lang w:val="zh_TW" w:bidi="zh_TW"/>
         </w:rPr>
       </w:r>
-      <w:hyperlink r:id="rId190">
-        <w:r>
-          <w:rPr>
-            <w:lang w:val="zh_TW" w:bidi="zh_TW"/>
-          </w:rPr>
-          <w:rPr>
-            <w:color w:val="0000EE"/>
-            <w:u w:val="single"/>
-          </w:rPr>
-          <w:t>歷代志上六章3至8節</w:t>
-        </w:r>
-      </w:hyperlink>
+      <w:r>
+        <w:rPr>
+          <w:lang w:val="zh_TW" w:bidi="zh_TW"/>
+        </w:rPr>
+        <w:t>歷代志上六章3至8節</w:t>
+      </w:r>
       <w:r>
         <w:rPr>
           <w:lang w:val="zh_TW" w:bidi="zh_TW"/>
@@ -6731,36 +5543,24 @@
         </w:rPr>
         <w:t>大衛是第一位在以色列設立官員記錄每日事件的君王（</w:t>
       </w:r>
-      <w:hyperlink r:id="rId191">
-        <w:r>
-          <w:rPr>
-            <w:lang w:val="zh_TW" w:bidi="zh_TW"/>
-          </w:rPr>
-          <w:rPr>
-            <w:color w:val="0000EE"/>
-            <w:u w:val="single"/>
-          </w:rPr>
-          <w:t>撒下8:16–17</w:t>
-        </w:r>
-      </w:hyperlink>
+      <w:r>
+        <w:rPr>
+          <w:lang w:val="zh_TW" w:bidi="zh_TW"/>
+        </w:rPr>
+        <w:t>撒下8:16–17</w:t>
+      </w:r>
       <w:r>
         <w:rPr>
           <w:lang w:val="zh_TW" w:bidi="zh_TW"/>
         </w:rPr>
         <w:t>）。這種做法在古代的大國早已普遍存在。後來，這些以色列的編年史被提及為列王紀的參考來源之一（</w:t>
       </w:r>
-      <w:hyperlink r:id="rId192">
-        <w:r>
-          <w:rPr>
-            <w:lang w:val="zh_TW" w:bidi="zh_TW"/>
-          </w:rPr>
-          <w:rPr>
-            <w:color w:val="0000EE"/>
-            <w:u w:val="single"/>
-          </w:rPr>
-          <w:t>王下14:18</w:t>
-        </w:r>
-      </w:hyperlink>
+      <w:r>
+        <w:rPr>
+          <w:lang w:val="zh_TW" w:bidi="zh_TW"/>
+        </w:rPr>
+        <w:t>王下14:18</w:t>
+      </w:r>
       <w:r>
         <w:rPr>
           <w:lang w:val="zh_TW" w:bidi="zh_TW"/>
@@ -6781,72 +5581,48 @@
         </w:rPr>
         <w:t>耶利米預言猶大將被擄70年（</w:t>
       </w:r>
-      <w:hyperlink r:id="rId193">
-        <w:r>
-          <w:rPr>
-            <w:lang w:val="zh_TW" w:bidi="zh_TW"/>
-          </w:rPr>
-          <w:rPr>
-            <w:color w:val="0000EE"/>
-            <w:u w:val="single"/>
-          </w:rPr>
-          <w:t>耶25:11</w:t>
-        </w:r>
-      </w:hyperlink>
+      <w:r>
+        <w:rPr>
+          <w:lang w:val="zh_TW" w:bidi="zh_TW"/>
+        </w:rPr>
+        <w:t>耶25:11</w:t>
+      </w:r>
       <w:r>
         <w:rPr>
           <w:lang w:val="zh_TW" w:bidi="zh_TW"/>
         </w:rPr>
         <w:t>，</w:t>
       </w:r>
-      <w:hyperlink r:id="rId194">
-        <w:r>
-          <w:rPr>
-            <w:lang w:val="zh_TW" w:bidi="zh_TW"/>
-          </w:rPr>
-          <w:rPr>
-            <w:color w:val="0000EE"/>
-            <w:u w:val="single"/>
-          </w:rPr>
-          <w:t>29:10</w:t>
-        </w:r>
-      </w:hyperlink>
+      <w:r>
+        <w:rPr>
+          <w:lang w:val="zh_TW" w:bidi="zh_TW"/>
+        </w:rPr>
+        <w:t>29:10</w:t>
+      </w:r>
       <w:r>
         <w:rPr>
           <w:lang w:val="zh_TW" w:bidi="zh_TW"/>
         </w:rPr>
         <w:t>）。這不僅是一個歷史上確實應驗的預言，也是一個象徵完全的數字，表明猶大的刑罰已經滿足（參</w:t>
       </w:r>
-      <w:hyperlink r:id="rId195">
-        <w:r>
-          <w:rPr>
-            <w:lang w:val="zh_TW" w:bidi="zh_TW"/>
-          </w:rPr>
-          <w:rPr>
-            <w:color w:val="0000EE"/>
-            <w:u w:val="single"/>
-          </w:rPr>
-          <w:t>賽40:2</w:t>
-        </w:r>
-      </w:hyperlink>
+      <w:r>
+        <w:rPr>
+          <w:lang w:val="zh_TW" w:bidi="zh_TW"/>
+        </w:rPr>
+        <w:t>賽40:2</w:t>
+      </w:r>
       <w:r>
         <w:rPr>
           <w:lang w:val="zh_TW" w:bidi="zh_TW"/>
         </w:rPr>
         <w:t>）。以賽亞（</w:t>
       </w:r>
-      <w:hyperlink r:id="rId196">
-        <w:r>
-          <w:rPr>
-            <w:lang w:val="zh_TW" w:bidi="zh_TW"/>
-          </w:rPr>
-          <w:rPr>
-            <w:color w:val="0000EE"/>
-            <w:u w:val="single"/>
-          </w:rPr>
-          <w:t>賽23:15</w:t>
-        </w:r>
-      </w:hyperlink>
+      <w:r>
+        <w:rPr>
+          <w:lang w:val="zh_TW" w:bidi="zh_TW"/>
+        </w:rPr>
+        <w:t>賽23:15</w:t>
+      </w:r>
       <w:r>
         <w:rPr>
           <w:lang w:val="zh_TW" w:bidi="zh_TW"/>
@@ -6867,36 +5643,24 @@
         </w:rPr>
         <w:t>在</w:t>
       </w:r>
-      <w:hyperlink r:id="rId197">
-        <w:r>
-          <w:rPr>
-            <w:lang w:val="zh_TW" w:bidi="zh_TW"/>
-          </w:rPr>
-          <w:rPr>
-            <w:color w:val="0000EE"/>
-            <w:u w:val="single"/>
-          </w:rPr>
-          <w:t>以西結書二十九章11至13節</w:t>
-        </w:r>
-      </w:hyperlink>
+      <w:r>
+        <w:rPr>
+          <w:lang w:val="zh_TW" w:bidi="zh_TW"/>
+        </w:rPr>
+        <w:t>以西結書二十九章11至13節</w:t>
+      </w:r>
       <w:r>
         <w:rPr>
           <w:lang w:val="zh_TW" w:bidi="zh_TW"/>
         </w:rPr>
         <w:t>中，先知預言埃及將「被擄」40年。而那70年被視為安息年之期，這地必須荒蕪，以補償在真正的數字象徵學開始之前因罪所累積的7個70年的虧欠（</w:t>
       </w:r>
-      <w:hyperlink r:id="rId198">
-        <w:r>
-          <w:rPr>
-            <w:lang w:val="zh_TW" w:bidi="zh_TW"/>
-          </w:rPr>
-          <w:rPr>
-            <w:color w:val="0000EE"/>
-            <w:u w:val="single"/>
-          </w:rPr>
-          <w:t>代下36:21</w:t>
-        </w:r>
-      </w:hyperlink>
+      <w:r>
+        <w:rPr>
+          <w:lang w:val="zh_TW" w:bidi="zh_TW"/>
+        </w:rPr>
+        <w:t>代下36:21</w:t>
+      </w:r>
       <w:r>
         <w:rPr>
           <w:lang w:val="zh_TW" w:bidi="zh_TW"/>
@@ -6911,54 +5675,36 @@
           <w:lang w:val="zh_TW" w:bidi="zh_TW"/>
         </w:rPr>
       </w:r>
-      <w:hyperlink r:id="rId199">
-        <w:r>
-          <w:rPr>
-            <w:lang w:val="zh_TW" w:bidi="zh_TW"/>
-          </w:rPr>
-          <w:rPr>
-            <w:color w:val="0000EE"/>
-            <w:u w:val="single"/>
-          </w:rPr>
-          <w:t>但以理書九章2節</w:t>
-        </w:r>
-      </w:hyperlink>
+      <w:r>
+        <w:rPr>
+          <w:lang w:val="zh_TW" w:bidi="zh_TW"/>
+        </w:rPr>
+        <w:t>但以理書九章2節</w:t>
+      </w:r>
       <w:r>
         <w:rPr>
           <w:lang w:val="zh_TW" w:bidi="zh_TW"/>
         </w:rPr>
         <w:t>提到耶利米所預言的實際被擄70年。到了</w:t>
       </w:r>
-      <w:hyperlink r:id="rId200">
-        <w:r>
-          <w:rPr>
-            <w:lang w:val="zh_TW" w:bidi="zh_TW"/>
-          </w:rPr>
-          <w:rPr>
-            <w:color w:val="0000EE"/>
-            <w:u w:val="single"/>
-          </w:rPr>
-          <w:t>但以理書九章24節</w:t>
-        </w:r>
-      </w:hyperlink>
+      <w:r>
+        <w:rPr>
+          <w:lang w:val="zh_TW" w:bidi="zh_TW"/>
+        </w:rPr>
+        <w:t>但以理書九章24節</w:t>
+      </w:r>
       <w:r>
         <w:rPr>
           <w:lang w:val="zh_TW" w:bidi="zh_TW"/>
         </w:rPr>
         <w:t>中，這一數字被延伸為七十個七的年數（即490年），應驗於遙遠的將來。</w:t>
       </w:r>
-      <w:hyperlink r:id="rId201">
-        <w:r>
-          <w:rPr>
-            <w:lang w:val="zh_TW" w:bidi="zh_TW"/>
-          </w:rPr>
-          <w:rPr>
-            <w:color w:val="0000EE"/>
-            <w:u w:val="single"/>
-          </w:rPr>
-          <w:t>但以理書九章25節</w:t>
-        </w:r>
-      </w:hyperlink>
+      <w:r>
+        <w:rPr>
+          <w:lang w:val="zh_TW" w:bidi="zh_TW"/>
+        </w:rPr>
+        <w:t>但以理書九章25節</w:t>
+      </w:r>
       <w:r>
         <w:rPr>
           <w:lang w:val="zh_TW" w:bidi="zh_TW"/>
@@ -6979,18 +5725,12 @@
         </w:rPr>
         <w:t>然而，無論如何解釋其實際年代，都必須與</w:t>
       </w:r>
-      <w:hyperlink r:id="rId202">
-        <w:r>
-          <w:rPr>
-            <w:lang w:val="zh_TW" w:bidi="zh_TW"/>
-          </w:rPr>
-          <w:rPr>
-            <w:color w:val="0000EE"/>
-            <w:u w:val="single"/>
-          </w:rPr>
-          <w:t>九章26節</w:t>
-        </w:r>
-      </w:hyperlink>
+      <w:r>
+        <w:rPr>
+          <w:lang w:val="zh_TW" w:bidi="zh_TW"/>
+        </w:rPr>
+        <w:t>九章26節</w:t>
+      </w:r>
       <w:r>
         <w:rPr>
           <w:lang w:val="zh_TW" w:bidi="zh_TW"/>
@@ -7011,36 +5751,24 @@
         </w:rPr>
         <w:t>但以理書中另一個延伸的數字象徵學例子是「一載、二載、半載」（</w:t>
       </w:r>
-      <w:hyperlink r:id="rId203">
-        <w:r>
-          <w:rPr>
-            <w:lang w:val="zh_TW" w:bidi="zh_TW"/>
-          </w:rPr>
-          <w:rPr>
-            <w:color w:val="0000EE"/>
-            <w:u w:val="single"/>
-          </w:rPr>
-          <w:t>7:25</w:t>
-        </w:r>
-      </w:hyperlink>
+      <w:r>
+        <w:rPr>
+          <w:lang w:val="zh_TW" w:bidi="zh_TW"/>
+        </w:rPr>
+        <w:t>7:25</w:t>
+      </w:r>
       <w:r>
         <w:rPr>
           <w:lang w:val="zh_TW" w:bidi="zh_TW"/>
         </w:rPr>
         <w:t>）。這代表三年半，也就是七年的一半。它可以代表三年半（即「一個七」的一半），或指三個半「七」的年期（參</w:t>
       </w:r>
-      <w:hyperlink r:id="rId204">
-        <w:r>
-          <w:rPr>
-            <w:lang w:val="zh_TW" w:bidi="zh_TW"/>
-          </w:rPr>
-          <w:rPr>
-            <w:color w:val="0000EE"/>
-            <w:u w:val="single"/>
-          </w:rPr>
-          <w:t>4:16</w:t>
-        </w:r>
-      </w:hyperlink>
+      <w:r>
+        <w:rPr>
+          <w:lang w:val="zh_TW" w:bidi="zh_TW"/>
+        </w:rPr>
+        <w:t>4:16</w:t>
+      </w:r>
       <w:r>
         <w:rPr>
           <w:lang w:val="zh_TW" w:bidi="zh_TW"/>
@@ -7061,54 +5789,36 @@
         </w:rPr>
         <w:t>無論這預言最終在基督裡如何應驗，其「初步」或「部分」的應驗，乃是主前167年至164年間安提阿古·伊皮法尼（Antiochus Epiphanes）對神的子民為期約三年半的激烈逼迫。這三年半的時期在</w:t>
       </w:r>
-      <w:hyperlink r:id="rId205">
-        <w:r>
-          <w:rPr>
-            <w:lang w:val="zh_TW" w:bidi="zh_TW"/>
-          </w:rPr>
-          <w:rPr>
-            <w:color w:val="0000EE"/>
-            <w:u w:val="single"/>
-          </w:rPr>
-          <w:t>啟示錄十一章2節</w:t>
-        </w:r>
-      </w:hyperlink>
+      <w:r>
+        <w:rPr>
+          <w:lang w:val="zh_TW" w:bidi="zh_TW"/>
+        </w:rPr>
+        <w:t>啟示錄十一章2節</w:t>
+      </w:r>
       <w:r>
         <w:rPr>
           <w:lang w:val="zh_TW" w:bidi="zh_TW"/>
         </w:rPr>
         <w:t>（「四十二個月」）和</w:t>
       </w:r>
-      <w:hyperlink r:id="rId206">
-        <w:r>
-          <w:rPr>
-            <w:lang w:val="zh_TW" w:bidi="zh_TW"/>
-          </w:rPr>
-          <w:rPr>
-            <w:color w:val="0000EE"/>
-            <w:u w:val="single"/>
-          </w:rPr>
-          <w:t>十二章14節</w:t>
-        </w:r>
-      </w:hyperlink>
+      <w:r>
+        <w:rPr>
+          <w:lang w:val="zh_TW" w:bidi="zh_TW"/>
+        </w:rPr>
+        <w:t>十二章14節</w:t>
+      </w:r>
       <w:r>
         <w:rPr>
           <w:lang w:val="zh_TW" w:bidi="zh_TW"/>
         </w:rPr>
         <w:t>（「一載二載半載」）中再次出現，用來描述羅馬迫害基督教會的時期。這個數字很可能已成為一種象徵，用來代表任何痛苦但有時限的逼迫。</w:t>
       </w:r>
-      <w:hyperlink r:id="rId207">
-        <w:r>
-          <w:rPr>
-            <w:lang w:val="zh_TW" w:bidi="zh_TW"/>
-          </w:rPr>
-          <w:rPr>
-            <w:color w:val="0000EE"/>
-            <w:u w:val="single"/>
-          </w:rPr>
-          <w:t>但以理書八章14節</w:t>
-        </w:r>
-      </w:hyperlink>
+      <w:r>
+        <w:rPr>
+          <w:lang w:val="zh_TW" w:bidi="zh_TW"/>
+        </w:rPr>
+        <w:t>但以理書八章14節</w:t>
+      </w:r>
       <w:r>
         <w:rPr>
           <w:lang w:val="zh_TW" w:bidi="zh_TW"/>
@@ -7123,90 +5833,60 @@
           <w:lang w:val="zh_TW" w:bidi="zh_TW"/>
         </w:rPr>
       </w:r>
-      <w:hyperlink r:id="rId203">
-        <w:r>
-          <w:rPr>
-            <w:lang w:val="zh_TW" w:bidi="zh_TW"/>
-          </w:rPr>
-          <w:rPr>
-            <w:color w:val="0000EE"/>
-            <w:u w:val="single"/>
-          </w:rPr>
-          <w:t>但以理書七章25節</w:t>
-        </w:r>
-      </w:hyperlink>
+      <w:r>
+        <w:rPr>
+          <w:lang w:val="zh_TW" w:bidi="zh_TW"/>
+        </w:rPr>
+        <w:t>但以理書七章25節</w:t>
+      </w:r>
       <w:r>
         <w:rPr>
           <w:lang w:val="zh_TW" w:bidi="zh_TW"/>
         </w:rPr>
         <w:t>的三年半又在</w:t>
       </w:r>
-      <w:hyperlink r:id="rId208">
-        <w:r>
-          <w:rPr>
-            <w:lang w:val="zh_TW" w:bidi="zh_TW"/>
-          </w:rPr>
-          <w:rPr>
-            <w:color w:val="0000EE"/>
-            <w:u w:val="single"/>
-          </w:rPr>
-          <w:t>啟示錄十一章</w:t>
-        </w:r>
-      </w:hyperlink>
+      <w:r>
+        <w:rPr>
+          <w:lang w:val="zh_TW" w:bidi="zh_TW"/>
+        </w:rPr>
+        <w:t>啟示錄十一章</w:t>
+      </w:r>
       <w:r>
         <w:rPr>
           <w:lang w:val="zh_TW" w:bidi="zh_TW"/>
         </w:rPr>
         <w:t>中以「四十二個月」的形式重現，指外邦人踐踏耶路撒冷的時期（</w:t>
       </w:r>
-      <w:hyperlink r:id="rId205">
-        <w:r>
-          <w:rPr>
-            <w:lang w:val="zh_TW" w:bidi="zh_TW"/>
-          </w:rPr>
-          <w:rPr>
-            <w:color w:val="0000EE"/>
-            <w:u w:val="single"/>
-          </w:rPr>
-          <w:t>啟11:2</w:t>
-        </w:r>
-      </w:hyperlink>
+      <w:r>
+        <w:rPr>
+          <w:lang w:val="zh_TW" w:bidi="zh_TW"/>
+        </w:rPr>
+        <w:t>啟11:2</w:t>
+      </w:r>
       <w:r>
         <w:rPr>
           <w:lang w:val="zh_TW" w:bidi="zh_TW"/>
         </w:rPr>
         <w:t>）。而</w:t>
       </w:r>
-      <w:hyperlink r:id="rId209">
-        <w:r>
-          <w:rPr>
-            <w:lang w:val="zh_TW" w:bidi="zh_TW"/>
-          </w:rPr>
-          <w:rPr>
-            <w:color w:val="0000EE"/>
-            <w:u w:val="single"/>
-          </w:rPr>
-          <w:t>但以理書十二章11節</w:t>
-        </w:r>
-      </w:hyperlink>
+      <w:r>
+        <w:rPr>
+          <w:lang w:val="zh_TW" w:bidi="zh_TW"/>
+        </w:rPr>
+        <w:t>但以理書十二章11節</w:t>
+      </w:r>
       <w:r>
         <w:rPr>
           <w:lang w:val="zh_TW" w:bidi="zh_TW"/>
         </w:rPr>
         <w:t>中的1,290日，則在此以略為不同的形式（1,260日）再現，指神的兩位見證人要傳講預言的期間（</w:t>
       </w:r>
-      <w:hyperlink r:id="rId210">
-        <w:r>
-          <w:rPr>
-            <w:lang w:val="zh_TW" w:bidi="zh_TW"/>
-          </w:rPr>
-          <w:rPr>
-            <w:color w:val="0000EE"/>
-            <w:u w:val="single"/>
-          </w:rPr>
-          <w:t>啟11:3</w:t>
-        </w:r>
-      </w:hyperlink>
+      <w:r>
+        <w:rPr>
+          <w:lang w:val="zh_TW" w:bidi="zh_TW"/>
+        </w:rPr>
+        <w:t>啟11:3</w:t>
+      </w:r>
       <w:r>
         <w:rPr>
           <w:lang w:val="zh_TW" w:bidi="zh_TW"/>
@@ -7227,54 +5907,36 @@
         </w:rPr>
         <w:t>這四十二個月又在</w:t>
       </w:r>
-      <w:hyperlink r:id="rId211">
-        <w:r>
-          <w:rPr>
-            <w:lang w:val="zh_TW" w:bidi="zh_TW"/>
-          </w:rPr>
-          <w:rPr>
-            <w:color w:val="0000EE"/>
-            <w:u w:val="single"/>
-          </w:rPr>
-          <w:t>啟示錄十三章5節</w:t>
-        </w:r>
-      </w:hyperlink>
+      <w:r>
+        <w:rPr>
+          <w:lang w:val="zh_TW" w:bidi="zh_TW"/>
+        </w:rPr>
+        <w:t>啟示錄十三章5節</w:t>
+      </w:r>
       <w:r>
         <w:rPr>
           <w:lang w:val="zh_TW" w:bidi="zh_TW"/>
         </w:rPr>
         <w:t>中出現，作為那獸被允許褻瀆的期限。至於</w:t>
       </w:r>
-      <w:hyperlink r:id="rId212">
-        <w:r>
-          <w:rPr>
-            <w:lang w:val="zh_TW" w:bidi="zh_TW"/>
-          </w:rPr>
-          <w:rPr>
-            <w:color w:val="0000EE"/>
-            <w:u w:val="single"/>
-          </w:rPr>
-          <w:t>二十章6節</w:t>
-        </w:r>
-      </w:hyperlink>
+      <w:r>
+        <w:rPr>
+          <w:lang w:val="zh_TW" w:bidi="zh_TW"/>
+        </w:rPr>
+        <w:t>二十章6節</w:t>
+      </w:r>
       <w:r>
         <w:rPr>
           <w:lang w:val="zh_TW" w:bidi="zh_TW"/>
         </w:rPr>
         <w:t>所提的「一千年」，雖然並非取自但以理書，但「一千」的比喻用法在舊約聖經中相當常見。其中最直接的平行經文是</w:t>
       </w:r>
-      <w:hyperlink r:id="rId213">
-        <w:r>
-          <w:rPr>
-            <w:lang w:val="zh_TW" w:bidi="zh_TW"/>
-          </w:rPr>
-          <w:rPr>
-            <w:color w:val="0000EE"/>
-            <w:u w:val="single"/>
-          </w:rPr>
-          <w:t>申命記七章9節</w:t>
-        </w:r>
-      </w:hyperlink>
+      <w:r>
+        <w:rPr>
+          <w:lang w:val="zh_TW" w:bidi="zh_TW"/>
+        </w:rPr>
+        <w:t>申命記七章9節</w:t>
+      </w:r>
       <w:r>
         <w:rPr>
           <w:lang w:val="zh_TW" w:bidi="zh_TW"/>
@@ -7343,54 +6005,36 @@
         </w:rPr>
         <w:t>聖經提到許多不同的樹，如橄欖樹、棕樹和香柏樹。樹對提供食物、遮蔽、製作工具和建造房屋都具有重要作用。它們也常出現在聖經的象徵與故事中（</w:t>
       </w:r>
-      <w:hyperlink r:id="rId214">
-        <w:r>
-          <w:rPr>
-            <w:lang w:val="zh_TW" w:bidi="zh_TW"/>
-          </w:rPr>
-          <w:rPr>
-            <w:color w:val="0000EE"/>
-            <w:u w:val="single"/>
-          </w:rPr>
-          <w:t>創2:9</w:t>
-        </w:r>
-      </w:hyperlink>
+      <w:r>
+        <w:rPr>
+          <w:lang w:val="zh_TW" w:bidi="zh_TW"/>
+        </w:rPr>
+        <w:t>創2:9</w:t>
+      </w:r>
       <w:r>
         <w:rPr>
           <w:lang w:val="zh_TW" w:bidi="zh_TW"/>
         </w:rPr>
         <w:t>；</w:t>
       </w:r>
-      <w:hyperlink r:id="rId215">
-        <w:r>
-          <w:rPr>
-            <w:lang w:val="zh_TW" w:bidi="zh_TW"/>
-          </w:rPr>
-          <w:rPr>
-            <w:color w:val="0000EE"/>
-            <w:u w:val="single"/>
-          </w:rPr>
-          <w:t>詩1:3</w:t>
-        </w:r>
-      </w:hyperlink>
+      <w:r>
+        <w:rPr>
+          <w:lang w:val="zh_TW" w:bidi="zh_TW"/>
+        </w:rPr>
+        <w:t>詩1:3</w:t>
+      </w:r>
       <w:r>
         <w:rPr>
           <w:lang w:val="zh_TW" w:bidi="zh_TW"/>
         </w:rPr>
         <w:t>；</w:t>
       </w:r>
-      <w:hyperlink r:id="rId216">
-        <w:r>
-          <w:rPr>
-            <w:lang w:val="zh_TW" w:bidi="zh_TW"/>
-          </w:rPr>
-          <w:rPr>
-            <w:color w:val="0000EE"/>
-            <w:u w:val="single"/>
-          </w:rPr>
-          <w:t>啟22:2</w:t>
-        </w:r>
-      </w:hyperlink>
+      <w:r>
+        <w:rPr>
+          <w:lang w:val="zh_TW" w:bidi="zh_TW"/>
+        </w:rPr>
+        <w:t>啟22:2</w:t>
+      </w:r>
       <w:r>
         <w:rPr>
           <w:lang w:val="zh_TW" w:bidi="zh_TW"/>
@@ -7517,36 +6161,24 @@
         </w:rPr>
         <w:t>以色列人必須將它們砍下並焚燒（</w:t>
       </w:r>
-      <w:hyperlink r:id="rId217">
-        <w:r>
-          <w:rPr>
-            <w:lang w:val="zh_TW" w:bidi="zh_TW"/>
-          </w:rPr>
-          <w:rPr>
-            <w:color w:val="0000EE"/>
-            <w:u w:val="single"/>
-          </w:rPr>
-          <w:t>出34:13</w:t>
-        </w:r>
-      </w:hyperlink>
+      <w:r>
+        <w:rPr>
+          <w:lang w:val="zh_TW" w:bidi="zh_TW"/>
+        </w:rPr>
+        <w:t>出34:13</w:t>
+      </w:r>
       <w:r>
         <w:rPr>
           <w:lang w:val="zh_TW" w:bidi="zh_TW"/>
         </w:rPr>
         <w:t>；</w:t>
       </w:r>
-      <w:hyperlink r:id="rId218">
-        <w:r>
-          <w:rPr>
-            <w:lang w:val="zh_TW" w:bidi="zh_TW"/>
-          </w:rPr>
-          <w:rPr>
-            <w:color w:val="0000EE"/>
-            <w:u w:val="single"/>
-          </w:rPr>
-          <w:t>申12:3</w:t>
-        </w:r>
-      </w:hyperlink>
+      <w:r>
+        <w:rPr>
+          <w:lang w:val="zh_TW" w:bidi="zh_TW"/>
+        </w:rPr>
+        <w:t>申12:3</w:t>
+      </w:r>
       <w:r>
         <w:rPr>
           <w:lang w:val="zh_TW" w:bidi="zh_TW"/>
@@ -7567,18 +6199,12 @@
         </w:rPr>
         <w:t>神嚴厲禁止以色列人敬拜亞舍拉，或為她建造任何聖物。然而，在以色列歷史中，百姓屢次違背神，參與偶像崇拜。在關於北國以色列滅亡的記載中，將其滅亡的原因歸咎於百姓敬拜樹林對外邦女神與其男性對應神巴力的崇拜（</w:t>
       </w:r>
-      <w:hyperlink r:id="rId219">
-        <w:r>
-          <w:rPr>
-            <w:lang w:val="zh_TW" w:bidi="zh_TW"/>
-          </w:rPr>
-          <w:rPr>
-            <w:color w:val="0000EE"/>
-            <w:u w:val="single"/>
-          </w:rPr>
-          <w:t>王下17:7–18</w:t>
-        </w:r>
-      </w:hyperlink>
+      <w:r>
+        <w:rPr>
+          <w:lang w:val="zh_TW" w:bidi="zh_TW"/>
+        </w:rPr>
+        <w:t>王下17:7–18</w:t>
+      </w:r>
       <w:r>
         <w:rPr>
           <w:lang w:val="zh_TW" w:bidi="zh_TW"/>
@@ -7599,18 +6225,12 @@
         </w:rPr>
         <w:t>此外，有些英文譯本在</w:t>
       </w:r>
-      <w:hyperlink r:id="rId220">
-        <w:r>
-          <w:rPr>
-            <w:lang w:val="zh_TW" w:bidi="zh_TW"/>
-          </w:rPr>
-          <w:rPr>
-            <w:color w:val="0000EE"/>
-            <w:u w:val="single"/>
-          </w:rPr>
-          <w:t>創世記二十一章33節</w:t>
-        </w:r>
-      </w:hyperlink>
+      <w:r>
+        <w:rPr>
+          <w:lang w:val="zh_TW" w:bidi="zh_TW"/>
+        </w:rPr>
+        <w:t>創世記二十一章33節</w:t>
+      </w:r>
       <w:r>
         <w:rPr>
           <w:lang w:val="zh_TW" w:bidi="zh_TW"/>
